--- a/Essays/DF_Review_Article_Adams_Part.docx
+++ b/Essays/DF_Review_Article_Adams_Part.docx
@@ -30,27 +30,7 @@
           <w:sz w:val="24"/>
           <w:szCs w:val="24"/>
         </w:rPr>
-        <w:t xml:space="preserve">Pervasive uncrewed systems have altered the cost structure of small-state deterrence. Low-cost </w:t>
-      </w:r>
-      <w:proofErr w:type="spellStart"/>
-      <w:r>
-        <w:rPr>
-          <w:rFonts w:asciiTheme="minorHAnsi" w:eastAsiaTheme="minorHAnsi" w:hAnsiTheme="minorHAnsi" w:cstheme="minorBidi"/>
-          <w:color w:val="auto"/>
-          <w:sz w:val="24"/>
-          <w:szCs w:val="24"/>
-        </w:rPr>
-        <w:t>UxS</w:t>
-      </w:r>
-      <w:proofErr w:type="spellEnd"/>
-      <w:r>
-        <w:rPr>
-          <w:rFonts w:asciiTheme="minorHAnsi" w:eastAsiaTheme="minorHAnsi" w:hAnsiTheme="minorHAnsi" w:cstheme="minorBidi"/>
-          <w:color w:val="auto"/>
-          <w:sz w:val="24"/>
-          <w:szCs w:val="24"/>
-        </w:rPr>
-        <w:t xml:space="preserve"> lower the cost of reconnaissance, precision strike and sustainment, shifting relative combat power toward a resource-constrained defender and creating asymmetric cost-imposition opportunities far cheaper than traditional platforms; the Javelin-to-FPV cost ratio runs between 1:54 and 1:144 by range. For Ireland</w:t>
+        <w:t>Pervasive uncrewed systems have altered the cost structure of small-state deterrence. Low-cost UxS lower the cost of reconnaissance, precision strike and sustainment, shifting relative combat power toward a resource-constrained defender and creating asymmetric cost-imposition opportunities far cheaper than traditional platforms; the Javelin-to-FPV cost ratio runs between 1:54 and 1:144 by range. For Ireland</w:t>
       </w:r>
       <w:r>
         <w:rPr>
@@ -124,19 +104,8 @@
           <w:sz w:val="24"/>
           <w:szCs w:val="24"/>
         </w:rPr>
-        <w:t xml:space="preserve">the political ownership Ireland's policy void </w:t>
-      </w:r>
-      <w:proofErr w:type="gramStart"/>
-      <w:r>
-        <w:rPr>
-          <w:rFonts w:asciiTheme="minorHAnsi" w:eastAsiaTheme="minorHAnsi" w:hAnsiTheme="minorHAnsi" w:cstheme="minorBidi"/>
-          <w:color w:val="auto"/>
-          <w:sz w:val="24"/>
-          <w:szCs w:val="24"/>
-        </w:rPr>
-        <w:t>withholds</w:t>
-      </w:r>
-      <w:proofErr w:type="gramEnd"/>
+        <w:t>the political ownership Ireland's policy void withholds</w:t>
+      </w:r>
       <w:r>
         <w:rPr>
           <w:rFonts w:asciiTheme="minorHAnsi" w:eastAsiaTheme="minorHAnsi" w:hAnsiTheme="minorHAnsi" w:cstheme="minorBidi"/>
@@ -235,21 +204,7 @@
         <w:rPr>
           <w:highlight w:val="yellow"/>
         </w:rPr>
-        <w:t xml:space="preserve">OB: the abstract is only draft… let’s see where your stuff brings us. It would be best if it jumps from </w:t>
-      </w:r>
-      <w:proofErr w:type="gramStart"/>
-      <w:r>
-        <w:rPr>
-          <w:highlight w:val="yellow"/>
-        </w:rPr>
-        <w:t>mine..</w:t>
-      </w:r>
-      <w:proofErr w:type="gramEnd"/>
-      <w:r>
-        <w:rPr>
-          <w:highlight w:val="yellow"/>
-        </w:rPr>
-        <w:t xml:space="preserve"> I’ve had AI do a draft based on my ideas. YOU ARE FREE TO GO WHERE YOU WANT!</w:t>
+        <w:t>OB: the abstract is only draft… let’s see where your stuff brings us. It would be best if it jumps from mine.. I’ve had AI do a draft based on my ideas. YOU ARE FREE TO GO WHERE YOU WANT!</w:t>
       </w:r>
     </w:p>
     <w:p>
@@ -322,15 +277,7 @@
         </w:numPr>
       </w:pPr>
       <w:r>
-        <w:t xml:space="preserve">How do low-cost </w:t>
-      </w:r>
-      <w:proofErr w:type="spellStart"/>
-      <w:r>
-        <w:t>UxS</w:t>
-      </w:r>
-      <w:proofErr w:type="spellEnd"/>
-      <w:r>
-        <w:t xml:space="preserve"> shift RCP toward the resource-constrained defender? </w:t>
+        <w:t xml:space="preserve">How do low-cost UxS shift RCP toward the resource-constrained defender? </w:t>
       </w:r>
       <w:r>
         <w:rPr>
@@ -355,23 +302,7 @@
         <w:t xml:space="preserve"> – </w:t>
       </w:r>
       <w:r>
-        <w:t xml:space="preserve">and does the </w:t>
-      </w:r>
-      <w:proofErr w:type="spellStart"/>
-      <w:r>
-        <w:t>Javelin:FPV</w:t>
-      </w:r>
-      <w:proofErr w:type="spellEnd"/>
-      <w:r>
-        <w:t xml:space="preserve"> ratio </w:t>
-      </w:r>
-      <w:proofErr w:type="gramStart"/>
-      <w:r>
-        <w:t>actually hold</w:t>
-      </w:r>
-      <w:proofErr w:type="gramEnd"/>
-      <w:r>
-        <w:t xml:space="preserve"> at 1:54–1:144? </w:t>
+        <w:t xml:space="preserve">and does the Javelin:FPV ratio actually hold at 1:54–1:144? </w:t>
       </w:r>
       <w:r>
         <w:rPr>
@@ -524,15 +455,7 @@
         <w:t xml:space="preserve"> and</w:t>
       </w:r>
       <w:r>
-        <w:t xml:space="preserve"> what would ownership </w:t>
-      </w:r>
-      <w:proofErr w:type="gramStart"/>
-      <w:r>
-        <w:t>actually be</w:t>
-      </w:r>
-      <w:proofErr w:type="gramEnd"/>
-      <w:r>
-        <w:t xml:space="preserve">? </w:t>
+        <w:t xml:space="preserve"> what would ownership actually be? </w:t>
       </w:r>
       <w:r>
         <w:rPr>
@@ -586,15 +509,7 @@
         </w:numPr>
       </w:pPr>
       <w:r>
-        <w:t xml:space="preserve">What </w:t>
-      </w:r>
-      <w:proofErr w:type="gramStart"/>
-      <w:r>
-        <w:t>are</w:t>
-      </w:r>
-      <w:proofErr w:type="gramEnd"/>
-      <w:r>
-        <w:t xml:space="preserve"> the force-design recommendations</w:t>
+        <w:t>What are the force-design recommendations</w:t>
       </w:r>
       <w:r>
         <w:t xml:space="preserve"> – </w:t>
@@ -782,27 +697,7 @@
           <w:sz w:val="24"/>
           <w:szCs w:val="24"/>
         </w:rPr>
-        <w:t xml:space="preserve"> sustaining the force. A defender who can see, range and attrit an attacker using systems costing hundreds rather than millions no longer </w:t>
-      </w:r>
-      <w:proofErr w:type="gramStart"/>
-      <w:r>
-        <w:rPr>
-          <w:rFonts w:asciiTheme="minorHAnsi" w:eastAsiaTheme="minorHAnsi" w:hAnsiTheme="minorHAnsi" w:cstheme="minorBidi"/>
-          <w:color w:val="auto"/>
-          <w:sz w:val="24"/>
-          <w:szCs w:val="24"/>
-        </w:rPr>
-        <w:t>has to</w:t>
-      </w:r>
-      <w:proofErr w:type="gramEnd"/>
-      <w:r>
-        <w:rPr>
-          <w:rFonts w:asciiTheme="minorHAnsi" w:eastAsiaTheme="minorHAnsi" w:hAnsiTheme="minorHAnsi" w:cstheme="minorBidi"/>
-          <w:color w:val="auto"/>
-          <w:sz w:val="24"/>
-          <w:szCs w:val="24"/>
-        </w:rPr>
-        <w:t xml:space="preserve"> match that attacker platform-for-</w:t>
+        <w:t xml:space="preserve"> sustaining the force. A defender who can see, range and attrit an attacker using systems costing hundreds rather than millions no longer has to match that attacker platform-for-</w:t>
       </w:r>
       <w:r>
         <w:rPr>
@@ -885,19 +780,8 @@
           <w:sz w:val="24"/>
           <w:szCs w:val="24"/>
         </w:rPr>
-        <w:t xml:space="preserve"> a like-for-like price </w:t>
-      </w:r>
-      <w:proofErr w:type="gramStart"/>
-      <w:r>
-        <w:rPr>
-          <w:rFonts w:asciiTheme="minorHAnsi" w:eastAsiaTheme="minorHAnsi" w:hAnsiTheme="minorHAnsi" w:cstheme="minorBidi"/>
-          <w:color w:val="auto"/>
-          <w:sz w:val="24"/>
-          <w:szCs w:val="24"/>
-        </w:rPr>
-        <w:t>comparison</w:t>
-      </w:r>
-      <w:proofErr w:type="gramEnd"/>
+        <w:t xml:space="preserve"> a like-for-like price comparison</w:t>
+      </w:r>
       <w:r>
         <w:rPr>
           <w:rFonts w:asciiTheme="minorHAnsi" w:eastAsiaTheme="minorHAnsi" w:hAnsiTheme="minorHAnsi" w:cstheme="minorBidi"/>
@@ -1177,27 +1061,7 @@
           <w:sz w:val="24"/>
           <w:szCs w:val="24"/>
         </w:rPr>
-        <w:t xml:space="preserve"> </w:t>
-      </w:r>
-      <w:proofErr w:type="gramStart"/>
-      <w:r>
-        <w:rPr>
-          <w:rFonts w:asciiTheme="minorHAnsi" w:eastAsiaTheme="minorHAnsi" w:hAnsiTheme="minorHAnsi" w:cstheme="minorBidi"/>
-          <w:color w:val="auto"/>
-          <w:sz w:val="24"/>
-          <w:szCs w:val="24"/>
-        </w:rPr>
-        <w:t>needs</w:t>
-      </w:r>
-      <w:proofErr w:type="gramEnd"/>
-      <w:r>
-        <w:rPr>
-          <w:rFonts w:asciiTheme="minorHAnsi" w:eastAsiaTheme="minorHAnsi" w:hAnsiTheme="minorHAnsi" w:cstheme="minorBidi"/>
-          <w:color w:val="auto"/>
-          <w:sz w:val="24"/>
-          <w:szCs w:val="24"/>
-        </w:rPr>
-        <w:t xml:space="preserve"> only to impose enough delay, attrition and uncertainty that the operation's price climbs past what the aggressor will pay</w:t>
+        <w:t xml:space="preserve"> needs only to impose enough delay, attrition and uncertainty that the operation's price climbs past what the aggressor will pay</w:t>
       </w:r>
       <w:r>
         <w:rPr>
@@ -1307,27 +1171,7 @@
           <w:sz w:val="24"/>
           <w:szCs w:val="24"/>
         </w:rPr>
-        <w:t xml:space="preserve">built into a force </w:t>
-      </w:r>
-      <w:proofErr w:type="gramStart"/>
-      <w:r>
-        <w:rPr>
-          <w:rFonts w:asciiTheme="minorHAnsi" w:eastAsiaTheme="minorHAnsi" w:hAnsiTheme="minorHAnsi" w:cstheme="minorBidi"/>
-          <w:color w:val="auto"/>
-          <w:sz w:val="24"/>
-          <w:szCs w:val="24"/>
-        </w:rPr>
-        <w:t>actually organised</w:t>
-      </w:r>
-      <w:proofErr w:type="gramEnd"/>
-      <w:r>
-        <w:rPr>
-          <w:rFonts w:asciiTheme="minorHAnsi" w:eastAsiaTheme="minorHAnsi" w:hAnsiTheme="minorHAnsi" w:cstheme="minorBidi"/>
-          <w:color w:val="auto"/>
-          <w:sz w:val="24"/>
-          <w:szCs w:val="24"/>
-        </w:rPr>
-        <w:t>, trained and structured to use it, not bolted onto legacy units. It must be institutionally sustained</w:t>
+        <w:t>built into a force actually organised, trained and structured to use it, not bolted onto legacy units. It must be institutionally sustained</w:t>
       </w:r>
       <w:r>
         <w:rPr>
@@ -1841,27 +1685,7 @@
           <w:sz w:val="24"/>
           <w:szCs w:val="24"/>
         </w:rPr>
-        <w:t xml:space="preserve">conflict. Failure to internalise the implications of </w:t>
-      </w:r>
-      <w:proofErr w:type="spellStart"/>
-      <w:r>
-        <w:rPr>
-          <w:rFonts w:asciiTheme="minorHAnsi" w:eastAsiaTheme="minorHAnsi" w:hAnsiTheme="minorHAnsi" w:cstheme="minorBidi"/>
-          <w:color w:val="auto"/>
-          <w:sz w:val="24"/>
-          <w:szCs w:val="24"/>
-        </w:rPr>
-        <w:t>UxS</w:t>
-      </w:r>
-      <w:proofErr w:type="spellEnd"/>
-      <w:r>
-        <w:rPr>
-          <w:rFonts w:asciiTheme="minorHAnsi" w:eastAsiaTheme="minorHAnsi" w:hAnsiTheme="minorHAnsi" w:cstheme="minorBidi"/>
-          <w:color w:val="auto"/>
-          <w:sz w:val="24"/>
-          <w:szCs w:val="24"/>
-        </w:rPr>
-        <w:t xml:space="preserve"> risks entrenching a force posture</w:t>
+        <w:t>conflict. Failure to internalise the implications of UxS risks entrenching a force posture</w:t>
       </w:r>
       <w:r>
         <w:rPr>
@@ -1963,25 +1787,115 @@
           <w:sz w:val="24"/>
           <w:szCs w:val="24"/>
         </w:rPr>
-        <w:t>C</w:t>
-      </w:r>
-      <w:r>
-        <w:rPr>
-          <w:rFonts w:asciiTheme="minorHAnsi" w:eastAsiaTheme="minorHAnsi" w:hAnsiTheme="minorHAnsi" w:cstheme="minorBidi"/>
-          <w:color w:val="auto"/>
-          <w:sz w:val="24"/>
-          <w:szCs w:val="24"/>
-        </w:rPr>
-        <w:t>apability is not simply material</w:t>
-      </w:r>
-      <w:r>
-        <w:rPr>
-          <w:rFonts w:asciiTheme="minorHAnsi" w:eastAsiaTheme="minorHAnsi" w:hAnsiTheme="minorHAnsi" w:cstheme="minorBidi"/>
-          <w:color w:val="auto"/>
-          <w:sz w:val="24"/>
-          <w:szCs w:val="24"/>
-        </w:rPr>
-        <w:t xml:space="preserve"> equipment; it is a force built to use it. The nine-soldier light infantry section fails that test under persistent surveillance: too few bodies to absorb losses, too little organic means to see, strike and protect itself. Adding drones to it changes nothing structural. Worse, it loads sensing onto a commander who cannot both fight the unit and run its systems – and a section that borrows its reconnaissance from above goes blind the moment that link breaks. The replacement is a section rebuilt as a micro combined-arms team – fourteen soldiers as the survival minimum, fifteen where the FPV drone becomes the organising weapon much as the machine gun once did. It carries its own reconnaissance, counter-drone defence and assault-pioneer engineering, with sensing held as a dedicated task rather than the commander's spare attention. Dispersion makes lance-corporal command a survivability requirement, not an administrative grade. None of this is asserted into being. It is fielded only once experimented with and trained for – and judged credible only when an adversary's staff, weighing the cost, conclude the operation may not be worth its price.</w:t>
+        <w:t xml:space="preserve">While capability is sometimes viewed as equipment, it is best considered as the synthesis which DOTMLPF-I describes – doctrine, organisation, training, materiel, leadership, personnel, facilities and interoperability – and Ireland's nine-soldier light infantry section fails against nearly every line. Its doctrine remains that of a foot-mobile light infantry section, never updated to the reality that the vehicles carrying it seat eight. </w:t>
+      </w:r>
+      <w:r>
+        <w:rPr>
+          <w:rFonts w:asciiTheme="minorHAnsi" w:eastAsiaTheme="minorHAnsi" w:hAnsiTheme="minorHAnsi" w:cstheme="minorBidi"/>
+          <w:color w:val="auto"/>
+          <w:sz w:val="24"/>
+          <w:szCs w:val="24"/>
+        </w:rPr>
+        <w:t xml:space="preserve">Its organisation </w:t>
+      </w:r>
+      <w:r>
+        <w:rPr>
+          <w:rFonts w:asciiTheme="minorHAnsi" w:eastAsiaTheme="minorHAnsi" w:hAnsiTheme="minorHAnsi" w:cstheme="minorBidi"/>
+          <w:color w:val="auto"/>
+          <w:sz w:val="24"/>
+          <w:szCs w:val="24"/>
+        </w:rPr>
+        <w:t>may</w:t>
+      </w:r>
+      <w:r>
+        <w:rPr>
+          <w:rFonts w:asciiTheme="minorHAnsi" w:eastAsiaTheme="minorHAnsi" w:hAnsiTheme="minorHAnsi" w:cstheme="minorBidi"/>
+          <w:color w:val="auto"/>
+          <w:sz w:val="24"/>
+          <w:szCs w:val="24"/>
+        </w:rPr>
+        <w:t xml:space="preserve"> now be</w:t>
+      </w:r>
+      <w:r>
+        <w:rPr>
+          <w:rFonts w:asciiTheme="minorHAnsi" w:eastAsiaTheme="minorHAnsi" w:hAnsiTheme="minorHAnsi" w:cstheme="minorBidi"/>
+          <w:color w:val="auto"/>
+          <w:sz w:val="24"/>
+          <w:szCs w:val="24"/>
+        </w:rPr>
+        <w:t xml:space="preserve"> </w:t>
+      </w:r>
+      <w:r>
+        <w:rPr>
+          <w:rFonts w:asciiTheme="minorHAnsi" w:eastAsiaTheme="minorHAnsi" w:hAnsiTheme="minorHAnsi" w:cstheme="minorBidi"/>
+          <w:color w:val="auto"/>
+          <w:sz w:val="24"/>
+          <w:szCs w:val="24"/>
+        </w:rPr>
+        <w:t>rebuilt around vehicle capacity, on the assumption that one section must fit one carrier. This is a constraint which belongs to mechanised and armoured formations – and binds even them less rigidly than it is applied</w:t>
+      </w:r>
+      <w:r>
+        <w:rPr>
+          <w:rFonts w:asciiTheme="minorHAnsi" w:eastAsiaTheme="minorHAnsi" w:hAnsiTheme="minorHAnsi" w:cstheme="minorBidi"/>
+          <w:color w:val="auto"/>
+          <w:sz w:val="24"/>
+          <w:szCs w:val="24"/>
+        </w:rPr>
+        <w:t>. I</w:t>
+      </w:r>
+      <w:r>
+        <w:rPr>
+          <w:rFonts w:asciiTheme="minorHAnsi" w:eastAsiaTheme="minorHAnsi" w:hAnsiTheme="minorHAnsi" w:cstheme="minorBidi"/>
+          <w:color w:val="auto"/>
+          <w:sz w:val="24"/>
+          <w:szCs w:val="24"/>
+        </w:rPr>
+        <w:t xml:space="preserve">t does not bind light infantry, which moves on foot or </w:t>
+      </w:r>
+      <w:r>
+        <w:rPr>
+          <w:rFonts w:asciiTheme="minorHAnsi" w:eastAsiaTheme="minorHAnsi" w:hAnsiTheme="minorHAnsi" w:cstheme="minorBidi"/>
+          <w:color w:val="auto"/>
+          <w:sz w:val="24"/>
+          <w:szCs w:val="24"/>
+        </w:rPr>
+        <w:t>in soft-skin vehicles – increasingly ATVs such as</w:t>
+      </w:r>
+      <w:r>
+        <w:rPr>
+          <w:rFonts w:asciiTheme="minorHAnsi" w:eastAsiaTheme="minorHAnsi" w:hAnsiTheme="minorHAnsi" w:cstheme="minorBidi"/>
+          <w:color w:val="auto"/>
+          <w:sz w:val="24"/>
+          <w:szCs w:val="24"/>
+        </w:rPr>
+        <w:t xml:space="preserve"> the ULTV</w:t>
+      </w:r>
+      <w:r>
+        <w:rPr>
+          <w:rFonts w:asciiTheme="minorHAnsi" w:eastAsiaTheme="minorHAnsi" w:hAnsiTheme="minorHAnsi" w:cstheme="minorBidi"/>
+          <w:color w:val="auto"/>
+          <w:sz w:val="24"/>
+          <w:szCs w:val="24"/>
+        </w:rPr>
+        <w:t>.</w:t>
+      </w:r>
+      <w:r>
+        <w:rPr>
+          <w:rFonts w:asciiTheme="minorHAnsi" w:eastAsiaTheme="minorHAnsi" w:hAnsiTheme="minorHAnsi" w:cstheme="minorBidi"/>
+          <w:color w:val="auto"/>
+          <w:sz w:val="24"/>
+          <w:szCs w:val="24"/>
+        </w:rPr>
+        <w:t xml:space="preserve"> </w:t>
+      </w:r>
+      <w:r>
+        <w:rPr>
+          <w:rFonts w:asciiTheme="minorHAnsi" w:eastAsiaTheme="minorHAnsi" w:hAnsiTheme="minorHAnsi" w:cstheme="minorBidi"/>
+          <w:color w:val="auto"/>
+          <w:sz w:val="24"/>
+          <w:szCs w:val="24"/>
+        </w:rPr>
+        <w:t>Its training still rehearses the conventional drills of the last century and the peace-support tasks of the decades since, while neglecting cognitive burden, dispersion and the exposure of a dispersed section that can be found and struck on a checkpoint or a convoy as readily as in battle, without the higher-echelon cover it is built to assume. Its materiel reflects a Cold War mentality. Its leadership structure is not configured for mission command. And it fields too few soldiers to carry the cognitive load, operate the new systems and remain cohesive once dispersed. Adding drones to this section changes none of it.</w:t>
       </w:r>
     </w:p>
     <w:p>
@@ -2001,6 +1915,7 @@
           <w:sz w:val="24"/>
           <w:szCs w:val="24"/>
         </w:rPr>
+        <w:lastRenderedPageBreak/>
         <w:t>The recommendations follow directly and cost little to begin. First, adopt the lance-corporal rank: dispersed sections need a commander in each</w:t>
       </w:r>
       <w:r>
@@ -2111,28 +2026,7 @@
           <w:sz w:val="24"/>
           <w:szCs w:val="24"/>
         </w:rPr>
-        <w:lastRenderedPageBreak/>
-        <w:t xml:space="preserve">One objection runs: change is uncertain, resources unallocated, other programmes mid-stream. Each clause is true. None is a reason to stand still. The quieter version is that force design must fit the platform – an eight-seat carrier sets the section, the section sets the fight. That inverts the logic. The threat sets the survivable section; the carrier is procurement's problem. A vehicle that seats eight when survival demands fourteen is not a cap on the section – it is the wrong vehicle. Nor is experimentation the disruption the objection fears; it is the hedge against it. A trial section commits nothing and costs almost nothing – the iteration a resource-uncertain force should want. The expensive mistake is not testing too early. It is fielding a structure the evidence already calls </w:t>
-      </w:r>
-      <w:proofErr w:type="gramStart"/>
-      <w:r>
-        <w:rPr>
-          <w:rFonts w:asciiTheme="minorHAnsi" w:eastAsiaTheme="minorHAnsi" w:hAnsiTheme="minorHAnsi" w:cstheme="minorBidi"/>
-          <w:color w:val="auto"/>
-          <w:sz w:val="24"/>
-          <w:szCs w:val="24"/>
-        </w:rPr>
-        <w:t>obsolete, and</w:t>
-      </w:r>
-      <w:proofErr w:type="gramEnd"/>
-      <w:r>
-        <w:rPr>
-          <w:rFonts w:asciiTheme="minorHAnsi" w:eastAsiaTheme="minorHAnsi" w:hAnsiTheme="minorHAnsi" w:cstheme="minorBidi"/>
-          <w:color w:val="auto"/>
-          <w:sz w:val="24"/>
-          <w:szCs w:val="24"/>
-        </w:rPr>
-        <w:t xml:space="preserve"> discovering it under fire.</w:t>
+        <w:t>One objection runs: change is uncertain, resources unallocated, other programmes mid-stream. Each clause is true. None is a reason to stand still. The quieter version is that force design must fit the platform – an eight-seat carrier sets the section, the section sets the fight. That inverts the logic. The threat sets the survivable section; the carrier is procurement's problem. A vehicle that seats eight when survival demands fourteen is not a cap on the section – it is the wrong vehicle. Nor is experimentation the disruption the objection fears; it is the hedge against it. A trial section commits nothing and costs almost nothing – the iteration a resource-uncertain force should want. The expensive mistake is not testing too early. It is fielding a structure the evidence already calls obsolete, and discovering it under fire.</w:t>
       </w:r>
     </w:p>
     <w:p>
@@ -2252,15 +2146,8 @@
         </w:numPr>
       </w:pPr>
       <w:r>
-        <w:t xml:space="preserve">why cheap </w:t>
-      </w:r>
-      <w:proofErr w:type="spellStart"/>
-      <w:r>
-        <w:t>UxS</w:t>
-      </w:r>
-      <w:proofErr w:type="spellEnd"/>
-      <w:r>
-        <w:t xml:space="preserve"> don't remove the need for political prioritisation</w:t>
+        <w:lastRenderedPageBreak/>
+        <w:t>why cheap UxS don't remove the need for political prioritisation</w:t>
       </w:r>
     </w:p>
     <w:p>
@@ -2275,24 +2162,7 @@
           <w:i/>
           <w:iCs/>
         </w:rPr>
-        <w:lastRenderedPageBreak/>
-        <w:t xml:space="preserve">Line to </w:t>
-      </w:r>
-      <w:proofErr w:type="gramStart"/>
-      <w:r>
-        <w:rPr>
-          <w:i/>
-          <w:iCs/>
-        </w:rPr>
-        <w:t>prove:</w:t>
-      </w:r>
-      <w:proofErr w:type="gramEnd"/>
-      <w:r>
-        <w:rPr>
-          <w:i/>
-          <w:iCs/>
-        </w:rPr>
-        <w:t xml:space="preserve"> drone denial is cheap against conventional mass, but still needs ownership because it reallocates doctrine, training, establishments, procurement and public explanation around territorial defence.</w:t>
+        <w:t>Line to prove: drone denial is cheap against conventional mass, but still needs ownership because it reallocates doctrine, training, establishments, procurement and public explanation around territorial defence.</w:t>
       </w:r>
     </w:p>
     <w:p>
@@ -2471,23 +2341,7 @@
           <w:i/>
           <w:iCs/>
         </w:rPr>
-        <w:t xml:space="preserve">Line to </w:t>
-      </w:r>
-      <w:proofErr w:type="gramStart"/>
-      <w:r>
-        <w:rPr>
-          <w:i/>
-          <w:iCs/>
-        </w:rPr>
-        <w:t>prove:</w:t>
-      </w:r>
-      <w:proofErr w:type="gramEnd"/>
-      <w:r>
-        <w:rPr>
-          <w:i/>
-          <w:iCs/>
-        </w:rPr>
-        <w:t xml:space="preserve"> cheap systems create the opportunity; institutions create the deterrent.</w:t>
+        <w:t>Line to prove: cheap systems create the opportunity; institutions create the deterrent.</w:t>
       </w:r>
     </w:p>
     <w:p/>
@@ -2643,31 +2497,7 @@
         <w:footnoteRef/>
       </w:r>
       <w:r>
-        <w:t xml:space="preserve"> </w:t>
-      </w:r>
-      <w:proofErr w:type="spellStart"/>
-      <w:r>
-        <w:t>Statsministeriet</w:t>
-      </w:r>
-      <w:proofErr w:type="spellEnd"/>
-      <w:r>
-        <w:t xml:space="preserve"> (2026). </w:t>
-      </w:r>
-      <w:proofErr w:type="spellStart"/>
-      <w:r>
-        <w:t>Fællesudtalelse</w:t>
-      </w:r>
-      <w:proofErr w:type="spellEnd"/>
-      <w:r>
-        <w:t xml:space="preserve"> om </w:t>
-      </w:r>
-      <w:proofErr w:type="spellStart"/>
-      <w:r>
-        <w:t>Grønland</w:t>
-      </w:r>
-      <w:proofErr w:type="spellEnd"/>
-      <w:r>
-        <w:t xml:space="preserve"> [online]. Available at: https://s</w:t>
+        <w:t xml:space="preserve"> Statsministeriet (2026). Fællesudtalelse om Grønland [online]. Available at: https://s</w:t>
       </w:r>
     </w:p>
     <w:p>
@@ -4218,7 +4048,6 @@
   <w:style w:type="character" w:default="1" w:styleId="DefaultParagraphFont">
     <w:name w:val="Default Paragraph Font"/>
     <w:uiPriority w:val="1"/>
-    <w:semiHidden/>
     <w:unhideWhenUsed/>
   </w:style>
   <w:style w:type="table" w:default="1" w:styleId="TableNormal">

--- a/Essays/DF_Review_Article_Adams_Part.docx
+++ b/Essays/DF_Review_Article_Adams_Part.docx
@@ -1213,6 +1213,12 @@
     <w:p>
       <w:pPr>
         <w:pStyle w:val="Heading2"/>
+        <w:rPr>
+          <w:rFonts w:asciiTheme="minorHAnsi" w:eastAsiaTheme="minorHAnsi" w:hAnsiTheme="minorHAnsi" w:cstheme="minorBidi"/>
+          <w:color w:val="auto"/>
+          <w:sz w:val="24"/>
+          <w:szCs w:val="24"/>
+        </w:rPr>
       </w:pPr>
       <w:r>
         <w:rPr>
@@ -1832,7 +1838,44 @@
           <w:sz w:val="24"/>
           <w:szCs w:val="24"/>
         </w:rPr>
-        <w:t>rebuilt around vehicle capacity, on the assumption that one section must fit one carrier. This is a constraint which belongs to mechanised and armoured formations – and binds even them less rigidly than it is applied</w:t>
+        <w:t>rebuilt around vehicle capacity</w:t>
+      </w:r>
+      <w:r>
+        <w:rPr>
+          <w:rStyle w:val="FootnoteReference"/>
+          <w:rFonts w:asciiTheme="minorHAnsi" w:eastAsiaTheme="minorHAnsi" w:hAnsiTheme="minorHAnsi" w:cstheme="minorBidi"/>
+          <w:color w:val="auto"/>
+          <w:sz w:val="24"/>
+          <w:szCs w:val="24"/>
+        </w:rPr>
+        <w:footnoteReference w:id="5"/>
+      </w:r>
+      <w:r>
+        <w:rPr>
+          <w:rFonts w:asciiTheme="minorHAnsi" w:eastAsiaTheme="minorHAnsi" w:hAnsiTheme="minorHAnsi" w:cstheme="minorBidi"/>
+          <w:color w:val="auto"/>
+          <w:sz w:val="24"/>
+          <w:szCs w:val="24"/>
+        </w:rPr>
+        <w:t xml:space="preserve">, </w:t>
+      </w:r>
+      <w:r>
+        <w:rPr>
+          <w:rFonts w:asciiTheme="minorHAnsi" w:eastAsiaTheme="minorHAnsi" w:hAnsiTheme="minorHAnsi" w:cstheme="minorBidi"/>
+          <w:color w:val="auto"/>
+          <w:sz w:val="24"/>
+          <w:szCs w:val="24"/>
+        </w:rPr>
+        <w:t xml:space="preserve">perhaps </w:t>
+      </w:r>
+      <w:r>
+        <w:rPr>
+          <w:rFonts w:asciiTheme="minorHAnsi" w:eastAsiaTheme="minorHAnsi" w:hAnsiTheme="minorHAnsi" w:cstheme="minorBidi"/>
+          <w:color w:val="auto"/>
+          <w:sz w:val="24"/>
+          <w:szCs w:val="24"/>
+        </w:rPr>
+        <w:t>on the assumption that one section must fit one carrier. This is a constraint which belongs to mechanised and armoured formations – and binds even them less rigidly than it is applied</w:t>
       </w:r>
       <w:r>
         <w:rPr>
@@ -1872,6 +1915,16 @@
       </w:r>
       <w:r>
         <w:rPr>
+          <w:rStyle w:val="FootnoteReference"/>
+          <w:rFonts w:asciiTheme="minorHAnsi" w:eastAsiaTheme="minorHAnsi" w:hAnsiTheme="minorHAnsi" w:cstheme="minorBidi"/>
+          <w:color w:val="auto"/>
+          <w:sz w:val="24"/>
+          <w:szCs w:val="24"/>
+        </w:rPr>
+        <w:footnoteReference w:id="6"/>
+      </w:r>
+      <w:r>
+        <w:rPr>
           <w:rFonts w:asciiTheme="minorHAnsi" w:eastAsiaTheme="minorHAnsi" w:hAnsiTheme="minorHAnsi" w:cstheme="minorBidi"/>
           <w:color w:val="auto"/>
           <w:sz w:val="24"/>
@@ -1899,6 +1952,25 @@
       </w:r>
     </w:p>
     <w:p>
+      <w:r>
+        <w:rPr>
+          <w:highlight w:val="yellow"/>
+        </w:rPr>
+        <w:t xml:space="preserve">OB: I will reference TM 201 as proof that doctrine hasn’t changed. However, I think I want to cite paragraph 0202 “The fundamental role of the infantry man/woman has </w:t>
+      </w:r>
+      <w:r>
+        <w:rPr>
+          <w:highlight w:val="yellow"/>
+        </w:rPr>
+        <w:lastRenderedPageBreak/>
+        <w:t>changed little over recent centuries: their tasks are still to close with and destroy the enemy or force them to surrender, to seize and hold terrain, to dominate and control close country and finally, to carry out close surveillance”. Then we can say that the first task – their most important – cannot be achieved without substantial review of the doctrine, organisation, training, leadership, materiel,</w:t>
+      </w:r>
+      <w:r>
+        <w:t xml:space="preserve"> </w:t>
+      </w:r>
+    </w:p>
+    <w:p/>
+    <w:p>
       <w:pPr>
         <w:pStyle w:val="Heading2"/>
         <w:rPr>
@@ -1915,7 +1987,6 @@
           <w:sz w:val="24"/>
           <w:szCs w:val="24"/>
         </w:rPr>
-        <w:lastRenderedPageBreak/>
         <w:t>The recommendations follow directly and cost little to begin. First, adopt the lance-corporal rank: dispersed sections need a commander in each</w:t>
       </w:r>
       <w:r>
@@ -2062,6 +2133,7 @@
     </w:p>
     <w:p>
       <w:r>
+        <w:lastRenderedPageBreak/>
         <w:t xml:space="preserve">Your half answers one question: </w:t>
       </w:r>
       <w:r>
@@ -2146,7 +2218,6 @@
         </w:numPr>
       </w:pPr>
       <w:r>
-        <w:lastRenderedPageBreak/>
         <w:t>why cheap UxS don't remove the need for political prioritisation</w:t>
       </w:r>
     </w:p>
@@ -2312,6 +2383,7 @@
           <w:i/>
           <w:iCs/>
         </w:rPr>
+        <w:lastRenderedPageBreak/>
         <w:t>branch laydown (infantry / ordnance / CIS / engineers / artillery / cross-branch)</w:t>
       </w:r>
       <w:r>
@@ -2507,6 +2579,111 @@
       <w:r>
         <w:t>tm.dk/media/qo2dyzxy/erklaering-gl.pdf (accessed 1 April 2026).</w:t>
       </w:r>
+    </w:p>
+  </w:footnote>
+  <w:footnote w:id="5">
+    <w:p>
+      <w:pPr>
+        <w:pStyle w:val="FootnoteText"/>
+      </w:pPr>
+      <w:r>
+        <w:rPr>
+          <w:rStyle w:val="FootnoteReference"/>
+        </w:rPr>
+        <w:footnoteRef/>
+      </w:r>
+      <w:r>
+        <w:t xml:space="preserve"> </w:t>
+      </w:r>
+      <w:r>
+        <w:t xml:space="preserve">O'Connor, N. </w:t>
+      </w:r>
+      <w:r>
+        <w:rPr>
+          <w:i/>
+          <w:iCs/>
+        </w:rPr>
+        <w:t>Ireland Could Be About to Sign €600m Armoured Vehicles Deal, French Arms Firm Says</w:t>
+      </w:r>
+      <w:r>
+        <w:t xml:space="preserve">. </w:t>
+      </w:r>
+      <w:r>
+        <w:rPr>
+          <w:i/>
+          <w:iCs/>
+        </w:rPr>
+        <w:t>The Journal</w:t>
+      </w:r>
+      <w:r>
+        <w:t xml:space="preserve">, 2025. Available at: </w:t>
+      </w:r>
+      <w:hyperlink r:id="rId1" w:tgtFrame="_new" w:history="1">
+        <w:r>
+          <w:rPr>
+            <w:rStyle w:val="Hyperlink"/>
+          </w:rPr>
+          <w:t>https://www.thejournal.ie/new-apc-vehicles-maybe-coming-from-france-6623112-Feb2025/</w:t>
+        </w:r>
+      </w:hyperlink>
+      <w:r>
+        <w:t xml:space="preserve"> (accessed 24 February 2026).</w:t>
+      </w:r>
+    </w:p>
+  </w:footnote>
+  <w:footnote w:id="6">
+    <w:p>
+      <w:pPr>
+        <w:pStyle w:val="FootnoteText"/>
+      </w:pPr>
+      <w:r>
+        <w:rPr>
+          <w:rStyle w:val="FootnoteReference"/>
+        </w:rPr>
+        <w:footnoteRef/>
+      </w:r>
+      <w:r>
+        <w:t xml:space="preserve"> </w:t>
+      </w:r>
+      <w:r>
+        <w:t xml:space="preserve">Lopez, C. </w:t>
+      </w:r>
+      <w:r>
+        <w:rPr>
+          <w:i/>
+          <w:iCs/>
+        </w:rPr>
+        <w:t>The Ultra-Light Tactical Vehicle: How Working with Industry and the FMF Can Result in a Swiss Army Knife for Future Lethality</w:t>
+      </w:r>
+      <w:r>
+        <w:t xml:space="preserve">. </w:t>
+      </w:r>
+      <w:r>
+        <w:rPr>
+          <w:i/>
+          <w:iCs/>
+        </w:rPr>
+        <w:t>Marine Corps Gazette</w:t>
+      </w:r>
+      <w:r>
+        <w:t xml:space="preserve">, August 2021. Available at: </w:t>
+      </w:r>
+      <w:hyperlink r:id="rId2" w:history="1">
+        <w:r>
+          <w:rPr>
+            <w:rStyle w:val="Hyperlink"/>
+          </w:rPr>
+          <w:t>https://www.mca-marines.org/wp-content/uploads/23-The-Ultra-Light.pdf</w:t>
+        </w:r>
+      </w:hyperlink>
+      <w:r>
+        <w:t xml:space="preserve"> (accessed 21 June 2026).</w:t>
+      </w:r>
+    </w:p>
+    <w:p>
+      <w:pPr>
+        <w:pStyle w:val="FootnoteText"/>
+      </w:pPr>
     </w:p>
   </w:footnote>
 </w:footnotes>

--- a/Essays/DF_Review_Article_Adams_Part.docx
+++ b/Essays/DF_Review_Article_Adams_Part.docx
@@ -30,7 +30,27 @@
           <w:sz w:val="24"/>
           <w:szCs w:val="24"/>
         </w:rPr>
-        <w:t>Pervasive uncrewed systems have altered the cost structure of small-state deterrence. Low-cost UxS lower the cost of reconnaissance, precision strike and sustainment, shifting relative combat power toward a resource-constrained defender and creating asymmetric cost-imposition opportunities far cheaper than traditional platforms; the Javelin-to-FPV cost ratio runs between 1:54 and 1:144 by range. For Ireland</w:t>
+        <w:t xml:space="preserve">Pervasive uncrewed systems have altered the cost structure of small-state deterrence. Low-cost </w:t>
+      </w:r>
+      <w:proofErr w:type="spellStart"/>
+      <w:r>
+        <w:rPr>
+          <w:rFonts w:asciiTheme="minorHAnsi" w:eastAsiaTheme="minorHAnsi" w:hAnsiTheme="minorHAnsi" w:cstheme="minorBidi"/>
+          <w:color w:val="auto"/>
+          <w:sz w:val="24"/>
+          <w:szCs w:val="24"/>
+        </w:rPr>
+        <w:t>UxS</w:t>
+      </w:r>
+      <w:proofErr w:type="spellEnd"/>
+      <w:r>
+        <w:rPr>
+          <w:rFonts w:asciiTheme="minorHAnsi" w:eastAsiaTheme="minorHAnsi" w:hAnsiTheme="minorHAnsi" w:cstheme="minorBidi"/>
+          <w:color w:val="auto"/>
+          <w:sz w:val="24"/>
+          <w:szCs w:val="24"/>
+        </w:rPr>
+        <w:t xml:space="preserve"> lower the cost of reconnaissance, precision strike and sustainment, shifting relative combat power toward a resource-constrained defender and creating asymmetric cost-imposition opportunities far cheaper than traditional platforms; the Javelin-to-FPV cost ratio runs between 1:54 and 1:144 by range. For Ireland</w:t>
       </w:r>
       <w:r>
         <w:rPr>
@@ -104,8 +124,19 @@
           <w:sz w:val="24"/>
           <w:szCs w:val="24"/>
         </w:rPr>
-        <w:t>the political ownership Ireland's policy void withholds</w:t>
-      </w:r>
+        <w:t xml:space="preserve">the political ownership Ireland's policy void </w:t>
+      </w:r>
+      <w:proofErr w:type="gramStart"/>
+      <w:r>
+        <w:rPr>
+          <w:rFonts w:asciiTheme="minorHAnsi" w:eastAsiaTheme="minorHAnsi" w:hAnsiTheme="minorHAnsi" w:cstheme="minorBidi"/>
+          <w:color w:val="auto"/>
+          <w:sz w:val="24"/>
+          <w:szCs w:val="24"/>
+        </w:rPr>
+        <w:t>withholds</w:t>
+      </w:r>
+      <w:proofErr w:type="gramEnd"/>
       <w:r>
         <w:rPr>
           <w:rFonts w:asciiTheme="minorHAnsi" w:eastAsiaTheme="minorHAnsi" w:hAnsiTheme="minorHAnsi" w:cstheme="minorBidi"/>
@@ -204,7 +235,21 @@
         <w:rPr>
           <w:highlight w:val="yellow"/>
         </w:rPr>
-        <w:t>OB: the abstract is only draft… let’s see where your stuff brings us. It would be best if it jumps from mine.. I’ve had AI do a draft based on my ideas. YOU ARE FREE TO GO WHERE YOU WANT!</w:t>
+        <w:t xml:space="preserve">OB: the abstract is only draft… let’s see where your stuff brings us. It would be best if it jumps from </w:t>
+      </w:r>
+      <w:proofErr w:type="gramStart"/>
+      <w:r>
+        <w:rPr>
+          <w:highlight w:val="yellow"/>
+        </w:rPr>
+        <w:t>mine..</w:t>
+      </w:r>
+      <w:proofErr w:type="gramEnd"/>
+      <w:r>
+        <w:rPr>
+          <w:highlight w:val="yellow"/>
+        </w:rPr>
+        <w:t xml:space="preserve"> I’ve had AI do a draft based on my ideas. YOU ARE FREE TO GO WHERE YOU WANT!</w:t>
       </w:r>
     </w:p>
     <w:p>
@@ -277,7 +322,15 @@
         </w:numPr>
       </w:pPr>
       <w:r>
-        <w:t xml:space="preserve">How do low-cost UxS shift RCP toward the resource-constrained defender? </w:t>
+        <w:t xml:space="preserve">How do low-cost </w:t>
+      </w:r>
+      <w:proofErr w:type="spellStart"/>
+      <w:r>
+        <w:t>UxS</w:t>
+      </w:r>
+      <w:proofErr w:type="spellEnd"/>
+      <w:r>
+        <w:t xml:space="preserve"> shift RCP toward the resource-constrained defender? </w:t>
       </w:r>
       <w:r>
         <w:rPr>
@@ -302,7 +355,23 @@
         <w:t xml:space="preserve"> – </w:t>
       </w:r>
       <w:r>
-        <w:t xml:space="preserve">and does the Javelin:FPV ratio actually hold at 1:54–1:144? </w:t>
+        <w:t xml:space="preserve">and does the </w:t>
+      </w:r>
+      <w:proofErr w:type="spellStart"/>
+      <w:r>
+        <w:t>Javelin:FPV</w:t>
+      </w:r>
+      <w:proofErr w:type="spellEnd"/>
+      <w:r>
+        <w:t xml:space="preserve"> ratio </w:t>
+      </w:r>
+      <w:proofErr w:type="gramStart"/>
+      <w:r>
+        <w:t>actually hold</w:t>
+      </w:r>
+      <w:proofErr w:type="gramEnd"/>
+      <w:r>
+        <w:t xml:space="preserve"> at 1:54–1:144? </w:t>
       </w:r>
       <w:r>
         <w:rPr>
@@ -455,7 +524,15 @@
         <w:t xml:space="preserve"> and</w:t>
       </w:r>
       <w:r>
-        <w:t xml:space="preserve"> what would ownership actually be? </w:t>
+        <w:t xml:space="preserve"> what would ownership </w:t>
+      </w:r>
+      <w:proofErr w:type="gramStart"/>
+      <w:r>
+        <w:t>actually be</w:t>
+      </w:r>
+      <w:proofErr w:type="gramEnd"/>
+      <w:r>
+        <w:t xml:space="preserve">? </w:t>
       </w:r>
       <w:r>
         <w:rPr>
@@ -509,7 +586,15 @@
         </w:numPr>
       </w:pPr>
       <w:r>
-        <w:t>What are the force-design recommendations</w:t>
+        <w:t xml:space="preserve">What </w:t>
+      </w:r>
+      <w:proofErr w:type="gramStart"/>
+      <w:r>
+        <w:t>are</w:t>
+      </w:r>
+      <w:proofErr w:type="gramEnd"/>
+      <w:r>
+        <w:t xml:space="preserve"> the force-design recommendations</w:t>
       </w:r>
       <w:r>
         <w:t xml:space="preserve"> – </w:t>
@@ -625,6 +710,799 @@
           <w:sz w:val="24"/>
           <w:szCs w:val="24"/>
         </w:rPr>
+        <w:t>Ireland has no national security strategy and no settled defence policy; the Defence Policy Review</w:t>
+      </w:r>
+      <w:r>
+        <w:rPr>
+          <w:rStyle w:val="FootnoteReference"/>
+          <w:rFonts w:asciiTheme="minorHAnsi" w:eastAsiaTheme="minorHAnsi" w:hAnsiTheme="minorHAnsi" w:cstheme="minorBidi"/>
+          <w:color w:val="auto"/>
+          <w:sz w:val="24"/>
+          <w:szCs w:val="24"/>
+        </w:rPr>
+        <w:footnoteReference w:id="1"/>
+      </w:r>
+      <w:r>
+        <w:rPr>
+          <w:rFonts w:asciiTheme="minorHAnsi" w:eastAsiaTheme="minorHAnsi" w:hAnsiTheme="minorHAnsi" w:cstheme="minorBidi"/>
+          <w:color w:val="auto"/>
+          <w:sz w:val="24"/>
+          <w:szCs w:val="24"/>
+        </w:rPr>
+        <w:t xml:space="preserve"> </w:t>
+      </w:r>
+      <w:r>
+        <w:rPr>
+          <w:rFonts w:asciiTheme="minorHAnsi" w:eastAsiaTheme="minorHAnsi" w:hAnsiTheme="minorHAnsi" w:cstheme="minorBidi"/>
+          <w:color w:val="auto"/>
+          <w:sz w:val="24"/>
+          <w:szCs w:val="24"/>
+        </w:rPr>
+        <w:t xml:space="preserve">updates the White </w:t>
+      </w:r>
+      <w:r>
+        <w:rPr>
+          <w:rFonts w:asciiTheme="minorHAnsi" w:eastAsiaTheme="minorHAnsi" w:hAnsiTheme="minorHAnsi" w:cstheme="minorBidi"/>
+          <w:color w:val="auto"/>
+          <w:sz w:val="24"/>
+          <w:szCs w:val="24"/>
+        </w:rPr>
+        <w:t>Paper</w:t>
+      </w:r>
+      <w:r>
+        <w:rPr>
+          <w:rStyle w:val="FootnoteReference"/>
+          <w:rFonts w:asciiTheme="minorHAnsi" w:eastAsiaTheme="minorHAnsi" w:hAnsiTheme="minorHAnsi" w:cstheme="minorBidi"/>
+          <w:color w:val="auto"/>
+          <w:sz w:val="24"/>
+          <w:szCs w:val="24"/>
+        </w:rPr>
+        <w:footnoteReference w:id="2"/>
+      </w:r>
+      <w:r>
+        <w:rPr>
+          <w:rFonts w:asciiTheme="minorHAnsi" w:eastAsiaTheme="minorHAnsi" w:hAnsiTheme="minorHAnsi" w:cstheme="minorBidi"/>
+          <w:color w:val="auto"/>
+          <w:sz w:val="24"/>
+          <w:szCs w:val="24"/>
+        </w:rPr>
+        <w:t>, constituting</w:t>
+      </w:r>
+      <w:r>
+        <w:rPr>
+          <w:rFonts w:asciiTheme="minorHAnsi" w:eastAsiaTheme="minorHAnsi" w:hAnsiTheme="minorHAnsi" w:cstheme="minorBidi"/>
+          <w:color w:val="auto"/>
+          <w:sz w:val="24"/>
+          <w:szCs w:val="24"/>
+        </w:rPr>
+        <w:t xml:space="preserve"> a de facto substitute</w:t>
+      </w:r>
+      <w:r>
+        <w:rPr>
+          <w:rFonts w:asciiTheme="minorHAnsi" w:eastAsiaTheme="minorHAnsi" w:hAnsiTheme="minorHAnsi" w:cstheme="minorBidi"/>
+          <w:color w:val="auto"/>
+          <w:sz w:val="24"/>
+          <w:szCs w:val="24"/>
+        </w:rPr>
+        <w:t xml:space="preserve">. </w:t>
+      </w:r>
+      <w:r>
+        <w:rPr>
+          <w:rFonts w:asciiTheme="minorHAnsi" w:eastAsiaTheme="minorHAnsi" w:hAnsiTheme="minorHAnsi" w:cstheme="minorBidi"/>
+          <w:color w:val="auto"/>
+          <w:sz w:val="24"/>
+          <w:szCs w:val="24"/>
+        </w:rPr>
+        <w:t>The military is tasked</w:t>
+      </w:r>
+      <w:r>
+        <w:rPr>
+          <w:rFonts w:asciiTheme="minorHAnsi" w:eastAsiaTheme="minorHAnsi" w:hAnsiTheme="minorHAnsi" w:cstheme="minorBidi"/>
+          <w:color w:val="auto"/>
+          <w:sz w:val="24"/>
+          <w:szCs w:val="24"/>
+        </w:rPr>
+        <w:t xml:space="preserve"> “</w:t>
+      </w:r>
+      <w:r>
+        <w:rPr>
+          <w:rFonts w:asciiTheme="minorHAnsi" w:eastAsiaTheme="minorHAnsi" w:hAnsiTheme="minorHAnsi" w:cstheme="minorBidi"/>
+          <w:color w:val="auto"/>
+          <w:sz w:val="24"/>
+          <w:szCs w:val="24"/>
+        </w:rPr>
+        <w:t>To provide for the military Defence of the</w:t>
+      </w:r>
+      <w:r>
+        <w:rPr>
+          <w:rFonts w:asciiTheme="minorHAnsi" w:eastAsiaTheme="minorHAnsi" w:hAnsiTheme="minorHAnsi" w:cstheme="minorBidi"/>
+          <w:color w:val="auto"/>
+          <w:sz w:val="24"/>
+          <w:szCs w:val="24"/>
+        </w:rPr>
+        <w:t xml:space="preserve"> </w:t>
+      </w:r>
+      <w:r>
+        <w:rPr>
+          <w:rFonts w:asciiTheme="minorHAnsi" w:eastAsiaTheme="minorHAnsi" w:hAnsiTheme="minorHAnsi" w:cstheme="minorBidi"/>
+          <w:color w:val="auto"/>
+          <w:sz w:val="24"/>
+          <w:szCs w:val="24"/>
+        </w:rPr>
+        <w:t>State from armed aggression</w:t>
+      </w:r>
+      <w:r>
+        <w:rPr>
+          <w:rFonts w:asciiTheme="minorHAnsi" w:eastAsiaTheme="minorHAnsi" w:hAnsiTheme="minorHAnsi" w:cstheme="minorBidi"/>
+          <w:color w:val="auto"/>
+          <w:sz w:val="24"/>
+          <w:szCs w:val="24"/>
+        </w:rPr>
+        <w:t>”.</w:t>
+      </w:r>
+      <w:r>
+        <w:rPr>
+          <w:rFonts w:asciiTheme="minorHAnsi" w:eastAsiaTheme="minorHAnsi" w:hAnsiTheme="minorHAnsi" w:cstheme="minorBidi"/>
+          <w:color w:val="auto"/>
+          <w:sz w:val="24"/>
+          <w:szCs w:val="24"/>
+        </w:rPr>
+        <w:t xml:space="preserve"> </w:t>
+      </w:r>
+      <w:r>
+        <w:rPr>
+          <w:rFonts w:asciiTheme="minorHAnsi" w:eastAsiaTheme="minorHAnsi" w:hAnsiTheme="minorHAnsi" w:cstheme="minorBidi"/>
+          <w:color w:val="auto"/>
+          <w:sz w:val="24"/>
+          <w:szCs w:val="24"/>
+        </w:rPr>
+        <w:t>While m</w:t>
+      </w:r>
+      <w:r>
+        <w:rPr>
+          <w:rFonts w:asciiTheme="minorHAnsi" w:eastAsiaTheme="minorHAnsi" w:hAnsiTheme="minorHAnsi" w:cstheme="minorBidi"/>
+          <w:color w:val="auto"/>
+          <w:sz w:val="24"/>
+          <w:szCs w:val="24"/>
+        </w:rPr>
+        <w:t xml:space="preserve">ilitary </w:t>
+      </w:r>
+      <w:r>
+        <w:rPr>
+          <w:rFonts w:asciiTheme="minorHAnsi" w:eastAsiaTheme="minorHAnsi" w:hAnsiTheme="minorHAnsi" w:cstheme="minorBidi"/>
+          <w:color w:val="auto"/>
+          <w:sz w:val="24"/>
+          <w:szCs w:val="24"/>
+        </w:rPr>
+        <w:t>strategy and operations</w:t>
+      </w:r>
+      <w:r>
+        <w:rPr>
+          <w:rFonts w:asciiTheme="minorHAnsi" w:eastAsiaTheme="minorHAnsi" w:hAnsiTheme="minorHAnsi" w:cstheme="minorBidi"/>
+          <w:color w:val="auto"/>
+          <w:sz w:val="24"/>
+          <w:szCs w:val="24"/>
+        </w:rPr>
+        <w:t xml:space="preserve"> can organise effort</w:t>
+      </w:r>
+      <w:r>
+        <w:rPr>
+          <w:rFonts w:asciiTheme="minorHAnsi" w:eastAsiaTheme="minorHAnsi" w:hAnsiTheme="minorHAnsi" w:cstheme="minorBidi"/>
+          <w:color w:val="auto"/>
+          <w:sz w:val="24"/>
+          <w:szCs w:val="24"/>
+        </w:rPr>
+        <w:t>, they</w:t>
+      </w:r>
+      <w:r>
+        <w:rPr>
+          <w:rFonts w:asciiTheme="minorHAnsi" w:eastAsiaTheme="minorHAnsi" w:hAnsiTheme="minorHAnsi" w:cstheme="minorBidi"/>
+          <w:color w:val="auto"/>
+          <w:sz w:val="24"/>
+          <w:szCs w:val="24"/>
+        </w:rPr>
+        <w:t xml:space="preserve"> </w:t>
+      </w:r>
+      <w:r>
+        <w:rPr>
+          <w:rFonts w:asciiTheme="minorHAnsi" w:eastAsiaTheme="minorHAnsi" w:hAnsiTheme="minorHAnsi" w:cstheme="minorBidi"/>
+          <w:color w:val="auto"/>
+          <w:sz w:val="24"/>
+          <w:szCs w:val="24"/>
+        </w:rPr>
+        <w:t>require</w:t>
+      </w:r>
+      <w:r>
+        <w:rPr>
+          <w:rFonts w:asciiTheme="minorHAnsi" w:eastAsiaTheme="minorHAnsi" w:hAnsiTheme="minorHAnsi" w:cstheme="minorBidi"/>
+          <w:color w:val="auto"/>
+          <w:sz w:val="24"/>
+          <w:szCs w:val="24"/>
+        </w:rPr>
+        <w:t xml:space="preserve"> </w:t>
+      </w:r>
+      <w:r>
+        <w:rPr>
+          <w:rFonts w:asciiTheme="minorHAnsi" w:eastAsiaTheme="minorHAnsi" w:hAnsiTheme="minorHAnsi" w:cstheme="minorBidi"/>
+          <w:color w:val="auto"/>
+          <w:sz w:val="24"/>
+          <w:szCs w:val="24"/>
+        </w:rPr>
+        <w:t>policy</w:t>
+      </w:r>
+      <w:r>
+        <w:rPr>
+          <w:rFonts w:asciiTheme="minorHAnsi" w:eastAsiaTheme="minorHAnsi" w:hAnsiTheme="minorHAnsi" w:cstheme="minorBidi"/>
+          <w:color w:val="auto"/>
+          <w:sz w:val="24"/>
+          <w:szCs w:val="24"/>
+        </w:rPr>
+        <w:t xml:space="preserve">. In that vacuum, force design drifts toward continuity. </w:t>
+      </w:r>
+      <w:r>
+        <w:rPr>
+          <w:rFonts w:asciiTheme="minorHAnsi" w:eastAsiaTheme="minorHAnsi" w:hAnsiTheme="minorHAnsi" w:cstheme="minorBidi"/>
+          <w:color w:val="auto"/>
+          <w:sz w:val="24"/>
+          <w:szCs w:val="24"/>
+        </w:rPr>
+        <w:t>T</w:t>
+      </w:r>
+      <w:r>
+        <w:rPr>
+          <w:rFonts w:asciiTheme="minorHAnsi" w:eastAsiaTheme="minorHAnsi" w:hAnsiTheme="minorHAnsi" w:cstheme="minorBidi"/>
+          <w:color w:val="auto"/>
+          <w:sz w:val="24"/>
+          <w:szCs w:val="24"/>
+        </w:rPr>
+        <w:t>erritorial defence is no longer implausible – it is politically constrained, under-resourced and increasingly likely.</w:t>
+      </w:r>
+      <w:r>
+        <w:rPr>
+          <w:rFonts w:asciiTheme="minorHAnsi" w:eastAsiaTheme="minorHAnsi" w:hAnsiTheme="minorHAnsi" w:cstheme="minorBidi"/>
+          <w:color w:val="auto"/>
+          <w:sz w:val="24"/>
+          <w:szCs w:val="24"/>
+        </w:rPr>
+        <w:t xml:space="preserve"> Recent</w:t>
+      </w:r>
+      <w:r>
+        <w:rPr>
+          <w:rFonts w:asciiTheme="minorHAnsi" w:eastAsiaTheme="minorHAnsi" w:hAnsiTheme="minorHAnsi" w:cstheme="minorBidi"/>
+          <w:color w:val="auto"/>
+          <w:sz w:val="24"/>
+          <w:szCs w:val="24"/>
+        </w:rPr>
+        <w:t xml:space="preserve"> developments</w:t>
+      </w:r>
+      <w:r>
+        <w:rPr>
+          <w:rFonts w:asciiTheme="minorHAnsi" w:eastAsiaTheme="minorHAnsi" w:hAnsiTheme="minorHAnsi" w:cstheme="minorBidi"/>
+          <w:color w:val="auto"/>
+          <w:sz w:val="24"/>
+          <w:szCs w:val="24"/>
+        </w:rPr>
+        <w:t xml:space="preserve"> </w:t>
+      </w:r>
+      <w:r>
+        <w:rPr>
+          <w:rFonts w:asciiTheme="minorHAnsi" w:eastAsiaTheme="minorHAnsi" w:hAnsiTheme="minorHAnsi" w:cstheme="minorBidi"/>
+          <w:color w:val="auto"/>
+          <w:sz w:val="24"/>
+          <w:szCs w:val="24"/>
+        </w:rPr>
+        <w:t xml:space="preserve">among Western states </w:t>
+      </w:r>
+      <w:r>
+        <w:rPr>
+          <w:rFonts w:asciiTheme="minorHAnsi" w:eastAsiaTheme="minorHAnsi" w:hAnsiTheme="minorHAnsi" w:cstheme="minorBidi"/>
+          <w:color w:val="auto"/>
+          <w:sz w:val="24"/>
+          <w:szCs w:val="24"/>
+        </w:rPr>
+        <w:t>–</w:t>
+      </w:r>
+      <w:r>
+        <w:rPr>
+          <w:rFonts w:asciiTheme="minorHAnsi" w:eastAsiaTheme="minorHAnsi" w:hAnsiTheme="minorHAnsi" w:cstheme="minorBidi"/>
+          <w:color w:val="auto"/>
+          <w:sz w:val="24"/>
+          <w:szCs w:val="24"/>
+        </w:rPr>
+        <w:t xml:space="preserve"> most notably the United States’ assertions regarding</w:t>
+      </w:r>
+      <w:r>
+        <w:rPr>
+          <w:rFonts w:asciiTheme="minorHAnsi" w:eastAsiaTheme="minorHAnsi" w:hAnsiTheme="minorHAnsi" w:cstheme="minorBidi"/>
+          <w:color w:val="auto"/>
+          <w:sz w:val="24"/>
+          <w:szCs w:val="24"/>
+        </w:rPr>
+        <w:t xml:space="preserve"> </w:t>
+      </w:r>
+      <w:r>
+        <w:rPr>
+          <w:rFonts w:asciiTheme="minorHAnsi" w:eastAsiaTheme="minorHAnsi" w:hAnsiTheme="minorHAnsi" w:cstheme="minorBidi"/>
+          <w:color w:val="auto"/>
+          <w:sz w:val="24"/>
+          <w:szCs w:val="24"/>
+        </w:rPr>
+        <w:t>Greenland</w:t>
+      </w:r>
+      <w:r>
+        <w:rPr>
+          <w:rStyle w:val="FootnoteReference"/>
+          <w:rFonts w:asciiTheme="minorHAnsi" w:eastAsiaTheme="minorHAnsi" w:hAnsiTheme="minorHAnsi" w:cstheme="minorBidi"/>
+          <w:color w:val="auto"/>
+          <w:sz w:val="24"/>
+          <w:szCs w:val="24"/>
+        </w:rPr>
+        <w:footnoteReference w:id="3"/>
+      </w:r>
+      <w:r>
+        <w:rPr>
+          <w:rFonts w:asciiTheme="minorHAnsi" w:eastAsiaTheme="minorHAnsi" w:hAnsiTheme="minorHAnsi" w:cstheme="minorBidi"/>
+          <w:color w:val="auto"/>
+          <w:sz w:val="24"/>
+          <w:szCs w:val="24"/>
+        </w:rPr>
+        <w:t xml:space="preserve"> and Denmark’s response</w:t>
+      </w:r>
+      <w:r>
+        <w:rPr>
+          <w:rStyle w:val="FootnoteReference"/>
+          <w:rFonts w:asciiTheme="minorHAnsi" w:eastAsiaTheme="minorHAnsi" w:hAnsiTheme="minorHAnsi" w:cstheme="minorBidi"/>
+          <w:color w:val="auto"/>
+          <w:sz w:val="24"/>
+          <w:szCs w:val="24"/>
+        </w:rPr>
+        <w:footnoteReference w:id="4"/>
+      </w:r>
+      <w:r>
+        <w:rPr>
+          <w:rFonts w:asciiTheme="minorHAnsi" w:eastAsiaTheme="minorHAnsi" w:hAnsiTheme="minorHAnsi" w:cstheme="minorBidi"/>
+          <w:color w:val="auto"/>
+          <w:sz w:val="24"/>
+          <w:szCs w:val="24"/>
+        </w:rPr>
+        <w:t xml:space="preserve"> </w:t>
+      </w:r>
+      <w:r>
+        <w:rPr>
+          <w:rFonts w:asciiTheme="minorHAnsi" w:eastAsiaTheme="minorHAnsi" w:hAnsiTheme="minorHAnsi" w:cstheme="minorBidi"/>
+          <w:color w:val="auto"/>
+          <w:sz w:val="24"/>
+          <w:szCs w:val="24"/>
+        </w:rPr>
+        <w:t xml:space="preserve"> </w:t>
+      </w:r>
+      <w:r>
+        <w:rPr>
+          <w:rFonts w:asciiTheme="minorHAnsi" w:eastAsiaTheme="minorHAnsi" w:hAnsiTheme="minorHAnsi" w:cstheme="minorBidi"/>
+          <w:color w:val="auto"/>
+          <w:sz w:val="24"/>
+          <w:szCs w:val="24"/>
+        </w:rPr>
+        <w:t>–</w:t>
+      </w:r>
+      <w:r>
+        <w:rPr>
+          <w:rFonts w:asciiTheme="minorHAnsi" w:eastAsiaTheme="minorHAnsi" w:hAnsiTheme="minorHAnsi" w:cstheme="minorBidi"/>
+          <w:color w:val="auto"/>
+          <w:sz w:val="24"/>
+          <w:szCs w:val="24"/>
+        </w:rPr>
+        <w:t xml:space="preserve"> </w:t>
+      </w:r>
+      <w:r>
+        <w:rPr>
+          <w:rFonts w:asciiTheme="minorHAnsi" w:eastAsiaTheme="minorHAnsi" w:hAnsiTheme="minorHAnsi" w:cstheme="minorBidi"/>
+          <w:color w:val="auto"/>
+          <w:sz w:val="24"/>
+          <w:szCs w:val="24"/>
+        </w:rPr>
+        <w:t xml:space="preserve">demonstrate that scenarios once considered </w:t>
+      </w:r>
+      <w:r>
+        <w:rPr>
+          <w:rFonts w:asciiTheme="minorHAnsi" w:eastAsiaTheme="minorHAnsi" w:hAnsiTheme="minorHAnsi" w:cstheme="minorBidi"/>
+          <w:color w:val="auto"/>
+          <w:sz w:val="24"/>
+          <w:szCs w:val="24"/>
+        </w:rPr>
+        <w:t>unlikely</w:t>
+      </w:r>
+      <w:r>
+        <w:rPr>
+          <w:rFonts w:asciiTheme="minorHAnsi" w:eastAsiaTheme="minorHAnsi" w:hAnsiTheme="minorHAnsi" w:cstheme="minorBidi"/>
+          <w:color w:val="auto"/>
+          <w:sz w:val="24"/>
+          <w:szCs w:val="24"/>
+        </w:rPr>
+        <w:t xml:space="preserve"> can rapidly</w:t>
+      </w:r>
+      <w:r>
+        <w:rPr>
+          <w:rFonts w:asciiTheme="minorHAnsi" w:eastAsiaTheme="minorHAnsi" w:hAnsiTheme="minorHAnsi" w:cstheme="minorBidi"/>
+          <w:color w:val="auto"/>
+          <w:sz w:val="24"/>
+          <w:szCs w:val="24"/>
+        </w:rPr>
+        <w:t xml:space="preserve"> </w:t>
+      </w:r>
+      <w:r>
+        <w:rPr>
+          <w:rFonts w:asciiTheme="minorHAnsi" w:eastAsiaTheme="minorHAnsi" w:hAnsiTheme="minorHAnsi" w:cstheme="minorBidi"/>
+          <w:color w:val="auto"/>
+          <w:sz w:val="24"/>
+          <w:szCs w:val="24"/>
+        </w:rPr>
+        <w:t xml:space="preserve">acquire </w:t>
+      </w:r>
+      <w:r>
+        <w:rPr>
+          <w:rFonts w:asciiTheme="minorHAnsi" w:eastAsiaTheme="minorHAnsi" w:hAnsiTheme="minorHAnsi" w:cstheme="minorBidi"/>
+          <w:color w:val="auto"/>
+          <w:sz w:val="24"/>
+          <w:szCs w:val="24"/>
+        </w:rPr>
+        <w:t>s</w:t>
+      </w:r>
+      <w:r>
+        <w:rPr>
+          <w:rFonts w:asciiTheme="minorHAnsi" w:eastAsiaTheme="minorHAnsi" w:hAnsiTheme="minorHAnsi" w:cstheme="minorBidi"/>
+          <w:color w:val="auto"/>
+          <w:sz w:val="24"/>
+          <w:szCs w:val="24"/>
+        </w:rPr>
+        <w:t>trategic salience. The perception of threat is an unreliable indicator for future</w:t>
+      </w:r>
+      <w:r>
+        <w:rPr>
+          <w:rFonts w:asciiTheme="minorHAnsi" w:eastAsiaTheme="minorHAnsi" w:hAnsiTheme="minorHAnsi" w:cstheme="minorBidi"/>
+          <w:color w:val="auto"/>
+          <w:sz w:val="24"/>
+          <w:szCs w:val="24"/>
+        </w:rPr>
+        <w:t xml:space="preserve"> </w:t>
+      </w:r>
+      <w:r>
+        <w:rPr>
+          <w:rFonts w:asciiTheme="minorHAnsi" w:eastAsiaTheme="minorHAnsi" w:hAnsiTheme="minorHAnsi" w:cstheme="minorBidi"/>
+          <w:color w:val="auto"/>
+          <w:sz w:val="24"/>
+          <w:szCs w:val="24"/>
+        </w:rPr>
+        <w:t xml:space="preserve">conflict. Failure to internalise the implications of </w:t>
+      </w:r>
+      <w:proofErr w:type="spellStart"/>
+      <w:r>
+        <w:rPr>
+          <w:rFonts w:asciiTheme="minorHAnsi" w:eastAsiaTheme="minorHAnsi" w:hAnsiTheme="minorHAnsi" w:cstheme="minorBidi"/>
+          <w:color w:val="auto"/>
+          <w:sz w:val="24"/>
+          <w:szCs w:val="24"/>
+        </w:rPr>
+        <w:t>UxS</w:t>
+      </w:r>
+      <w:proofErr w:type="spellEnd"/>
+      <w:r>
+        <w:rPr>
+          <w:rFonts w:asciiTheme="minorHAnsi" w:eastAsiaTheme="minorHAnsi" w:hAnsiTheme="minorHAnsi" w:cstheme="minorBidi"/>
+          <w:color w:val="auto"/>
+          <w:sz w:val="24"/>
+          <w:szCs w:val="24"/>
+        </w:rPr>
+        <w:t xml:space="preserve"> risks entrenching a force posture</w:t>
+      </w:r>
+      <w:r>
+        <w:rPr>
+          <w:rFonts w:asciiTheme="minorHAnsi" w:eastAsiaTheme="minorHAnsi" w:hAnsiTheme="minorHAnsi" w:cstheme="minorBidi"/>
+          <w:color w:val="auto"/>
+          <w:sz w:val="24"/>
+          <w:szCs w:val="24"/>
+        </w:rPr>
+        <w:t xml:space="preserve"> </w:t>
+      </w:r>
+      <w:r>
+        <w:rPr>
+          <w:rFonts w:asciiTheme="minorHAnsi" w:eastAsiaTheme="minorHAnsi" w:hAnsiTheme="minorHAnsi" w:cstheme="minorBidi"/>
+          <w:color w:val="auto"/>
+          <w:sz w:val="24"/>
+          <w:szCs w:val="24"/>
+        </w:rPr>
+        <w:t>optimised for conditions which no longer exist</w:t>
+      </w:r>
+      <w:r>
+        <w:rPr>
+          <w:rFonts w:asciiTheme="minorHAnsi" w:eastAsiaTheme="minorHAnsi" w:hAnsiTheme="minorHAnsi" w:cstheme="minorBidi"/>
+          <w:color w:val="auto"/>
+          <w:sz w:val="24"/>
+          <w:szCs w:val="24"/>
+        </w:rPr>
+        <w:t>,</w:t>
+      </w:r>
+      <w:r>
+        <w:rPr>
+          <w:rFonts w:asciiTheme="minorHAnsi" w:eastAsiaTheme="minorHAnsi" w:hAnsiTheme="minorHAnsi" w:cstheme="minorBidi"/>
+          <w:color w:val="auto"/>
+          <w:sz w:val="24"/>
+          <w:szCs w:val="24"/>
+        </w:rPr>
+        <w:t xml:space="preserve"> allowing force design decisions to prioritise</w:t>
+      </w:r>
+      <w:r>
+        <w:rPr>
+          <w:rFonts w:asciiTheme="minorHAnsi" w:eastAsiaTheme="minorHAnsi" w:hAnsiTheme="minorHAnsi" w:cstheme="minorBidi"/>
+          <w:color w:val="auto"/>
+          <w:sz w:val="24"/>
+          <w:szCs w:val="24"/>
+        </w:rPr>
+        <w:t xml:space="preserve"> </w:t>
+      </w:r>
+      <w:r>
+        <w:rPr>
+          <w:rFonts w:asciiTheme="minorHAnsi" w:eastAsiaTheme="minorHAnsi" w:hAnsiTheme="minorHAnsi" w:cstheme="minorBidi"/>
+          <w:color w:val="auto"/>
+          <w:sz w:val="24"/>
+          <w:szCs w:val="24"/>
+        </w:rPr>
+        <w:t>continuity over adaptation and without articulating a theory of victory.</w:t>
+      </w:r>
+      <w:r>
+        <w:rPr>
+          <w:rFonts w:asciiTheme="minorHAnsi" w:eastAsiaTheme="minorHAnsi" w:hAnsiTheme="minorHAnsi" w:cstheme="minorBidi"/>
+          <w:color w:val="auto"/>
+          <w:sz w:val="24"/>
+          <w:szCs w:val="24"/>
+        </w:rPr>
+        <w:t xml:space="preserve"> [</w:t>
+      </w:r>
+      <w:r>
+        <w:rPr>
+          <w:rFonts w:asciiTheme="minorHAnsi" w:eastAsiaTheme="minorHAnsi" w:hAnsiTheme="minorHAnsi" w:cstheme="minorBidi"/>
+          <w:color w:val="auto"/>
+          <w:sz w:val="24"/>
+          <w:szCs w:val="24"/>
+          <w:highlight w:val="yellow"/>
+        </w:rPr>
+        <w:t>OB: please proof the ideas here, they’re still in draft though</w:t>
+      </w:r>
+      <w:r>
+        <w:rPr>
+          <w:rFonts w:asciiTheme="minorHAnsi" w:eastAsiaTheme="minorHAnsi" w:hAnsiTheme="minorHAnsi" w:cstheme="minorBidi"/>
+          <w:color w:val="auto"/>
+          <w:sz w:val="24"/>
+          <w:szCs w:val="24"/>
+        </w:rPr>
+        <w:t>]</w:t>
+      </w:r>
+    </w:p>
+    <w:p>
+      <w:pPr>
+        <w:pStyle w:val="Heading2"/>
+        <w:rPr>
+          <w:rFonts w:asciiTheme="minorHAnsi" w:eastAsiaTheme="minorHAnsi" w:hAnsiTheme="minorHAnsi" w:cstheme="minorBidi"/>
+          <w:color w:val="auto"/>
+          <w:sz w:val="24"/>
+          <w:szCs w:val="24"/>
+        </w:rPr>
+      </w:pPr>
+      <w:r>
+        <w:rPr>
+          <w:rFonts w:asciiTheme="minorHAnsi" w:eastAsiaTheme="minorHAnsi" w:hAnsiTheme="minorHAnsi" w:cstheme="minorBidi"/>
+          <w:color w:val="auto"/>
+          <w:sz w:val="24"/>
+          <w:szCs w:val="24"/>
+        </w:rPr>
+        <w:lastRenderedPageBreak/>
+        <w:t>While capability is sometimes viewed as equipment, it is best considered as the synthesis which DOTMLPF-I describes – doctrine, organisation, training, materiel, leadership, personnel, facilities and interoperability – and Ireland's nine-soldier light infantry section fails against nearly every line. Its doctrine</w:t>
+      </w:r>
+      <w:r>
+        <w:rPr>
+          <w:rStyle w:val="FootnoteReference"/>
+          <w:rFonts w:asciiTheme="minorHAnsi" w:eastAsiaTheme="minorHAnsi" w:hAnsiTheme="minorHAnsi" w:cstheme="minorBidi"/>
+          <w:color w:val="auto"/>
+          <w:sz w:val="24"/>
+          <w:szCs w:val="24"/>
+        </w:rPr>
+        <w:footnoteReference w:id="5"/>
+      </w:r>
+      <w:r>
+        <w:rPr>
+          <w:rFonts w:asciiTheme="minorHAnsi" w:eastAsiaTheme="minorHAnsi" w:hAnsiTheme="minorHAnsi" w:cstheme="minorBidi"/>
+          <w:color w:val="auto"/>
+          <w:sz w:val="24"/>
+          <w:szCs w:val="24"/>
+        </w:rPr>
+        <w:t xml:space="preserve"> remains that of a foot-mobile light infantry section, never updated to the reality that the vehicles carrying it seat eight. </w:t>
+      </w:r>
+      <w:r>
+        <w:rPr>
+          <w:rFonts w:asciiTheme="minorHAnsi" w:eastAsiaTheme="minorHAnsi" w:hAnsiTheme="minorHAnsi" w:cstheme="minorBidi"/>
+          <w:color w:val="auto"/>
+          <w:sz w:val="24"/>
+          <w:szCs w:val="24"/>
+        </w:rPr>
+        <w:t xml:space="preserve">Its organisation </w:t>
+      </w:r>
+      <w:r>
+        <w:rPr>
+          <w:rFonts w:asciiTheme="minorHAnsi" w:eastAsiaTheme="minorHAnsi" w:hAnsiTheme="minorHAnsi" w:cstheme="minorBidi"/>
+          <w:color w:val="auto"/>
+          <w:sz w:val="24"/>
+          <w:szCs w:val="24"/>
+        </w:rPr>
+        <w:t>may</w:t>
+      </w:r>
+      <w:r>
+        <w:rPr>
+          <w:rFonts w:asciiTheme="minorHAnsi" w:eastAsiaTheme="minorHAnsi" w:hAnsiTheme="minorHAnsi" w:cstheme="minorBidi"/>
+          <w:color w:val="auto"/>
+          <w:sz w:val="24"/>
+          <w:szCs w:val="24"/>
+        </w:rPr>
+        <w:t xml:space="preserve"> now be</w:t>
+      </w:r>
+      <w:r>
+        <w:rPr>
+          <w:rFonts w:asciiTheme="minorHAnsi" w:eastAsiaTheme="minorHAnsi" w:hAnsiTheme="minorHAnsi" w:cstheme="minorBidi"/>
+          <w:color w:val="auto"/>
+          <w:sz w:val="24"/>
+          <w:szCs w:val="24"/>
+        </w:rPr>
+        <w:t xml:space="preserve"> </w:t>
+      </w:r>
+      <w:r>
+        <w:rPr>
+          <w:rFonts w:asciiTheme="minorHAnsi" w:eastAsiaTheme="minorHAnsi" w:hAnsiTheme="minorHAnsi" w:cstheme="minorBidi"/>
+          <w:color w:val="auto"/>
+          <w:sz w:val="24"/>
+          <w:szCs w:val="24"/>
+        </w:rPr>
+        <w:t>rebuilt around vehicle capacity</w:t>
+      </w:r>
+      <w:r>
+        <w:rPr>
+          <w:rStyle w:val="FootnoteReference"/>
+          <w:rFonts w:asciiTheme="minorHAnsi" w:eastAsiaTheme="minorHAnsi" w:hAnsiTheme="minorHAnsi" w:cstheme="minorBidi"/>
+          <w:color w:val="auto"/>
+          <w:sz w:val="24"/>
+          <w:szCs w:val="24"/>
+        </w:rPr>
+        <w:footnoteReference w:id="6"/>
+      </w:r>
+      <w:r>
+        <w:rPr>
+          <w:rFonts w:asciiTheme="minorHAnsi" w:eastAsiaTheme="minorHAnsi" w:hAnsiTheme="minorHAnsi" w:cstheme="minorBidi"/>
+          <w:color w:val="auto"/>
+          <w:sz w:val="24"/>
+          <w:szCs w:val="24"/>
+        </w:rPr>
+        <w:t xml:space="preserve">, </w:t>
+      </w:r>
+      <w:r>
+        <w:rPr>
+          <w:rFonts w:asciiTheme="minorHAnsi" w:eastAsiaTheme="minorHAnsi" w:hAnsiTheme="minorHAnsi" w:cstheme="minorBidi"/>
+          <w:color w:val="auto"/>
+          <w:sz w:val="24"/>
+          <w:szCs w:val="24"/>
+        </w:rPr>
+        <w:t xml:space="preserve">perhaps </w:t>
+      </w:r>
+      <w:r>
+        <w:rPr>
+          <w:rFonts w:asciiTheme="minorHAnsi" w:eastAsiaTheme="minorHAnsi" w:hAnsiTheme="minorHAnsi" w:cstheme="minorBidi"/>
+          <w:color w:val="auto"/>
+          <w:sz w:val="24"/>
+          <w:szCs w:val="24"/>
+        </w:rPr>
+        <w:t>on the assumption that one section must fit one carrier. This is a constraint which belongs to mechanised and armoured formations – and binds even them less rigidly than it is applied</w:t>
+      </w:r>
+      <w:r>
+        <w:rPr>
+          <w:rFonts w:asciiTheme="minorHAnsi" w:eastAsiaTheme="minorHAnsi" w:hAnsiTheme="minorHAnsi" w:cstheme="minorBidi"/>
+          <w:color w:val="auto"/>
+          <w:sz w:val="24"/>
+          <w:szCs w:val="24"/>
+        </w:rPr>
+        <w:t>. I</w:t>
+      </w:r>
+      <w:r>
+        <w:rPr>
+          <w:rFonts w:asciiTheme="minorHAnsi" w:eastAsiaTheme="minorHAnsi" w:hAnsiTheme="minorHAnsi" w:cstheme="minorBidi"/>
+          <w:color w:val="auto"/>
+          <w:sz w:val="24"/>
+          <w:szCs w:val="24"/>
+        </w:rPr>
+        <w:t xml:space="preserve">t does not bind light infantry, which moves on foot or </w:t>
+      </w:r>
+      <w:r>
+        <w:rPr>
+          <w:rFonts w:asciiTheme="minorHAnsi" w:eastAsiaTheme="minorHAnsi" w:hAnsiTheme="minorHAnsi" w:cstheme="minorBidi"/>
+          <w:color w:val="auto"/>
+          <w:sz w:val="24"/>
+          <w:szCs w:val="24"/>
+        </w:rPr>
+        <w:t>in soft-skin vehicles – increasingly ATVs such as</w:t>
+      </w:r>
+      <w:r>
+        <w:rPr>
+          <w:rFonts w:asciiTheme="minorHAnsi" w:eastAsiaTheme="minorHAnsi" w:hAnsiTheme="minorHAnsi" w:cstheme="minorBidi"/>
+          <w:color w:val="auto"/>
+          <w:sz w:val="24"/>
+          <w:szCs w:val="24"/>
+        </w:rPr>
+        <w:t xml:space="preserve"> the ULTV</w:t>
+      </w:r>
+      <w:r>
+        <w:rPr>
+          <w:rStyle w:val="FootnoteReference"/>
+          <w:rFonts w:asciiTheme="minorHAnsi" w:eastAsiaTheme="minorHAnsi" w:hAnsiTheme="minorHAnsi" w:cstheme="minorBidi"/>
+          <w:color w:val="auto"/>
+          <w:sz w:val="24"/>
+          <w:szCs w:val="24"/>
+        </w:rPr>
+        <w:footnoteReference w:id="7"/>
+      </w:r>
+      <w:r>
+        <w:rPr>
+          <w:rFonts w:asciiTheme="minorHAnsi" w:eastAsiaTheme="minorHAnsi" w:hAnsiTheme="minorHAnsi" w:cstheme="minorBidi"/>
+          <w:color w:val="auto"/>
+          <w:sz w:val="24"/>
+          <w:szCs w:val="24"/>
+        </w:rPr>
+        <w:t>.</w:t>
+      </w:r>
+      <w:r>
+        <w:rPr>
+          <w:rFonts w:asciiTheme="minorHAnsi" w:eastAsiaTheme="minorHAnsi" w:hAnsiTheme="minorHAnsi" w:cstheme="minorBidi"/>
+          <w:color w:val="auto"/>
+          <w:sz w:val="24"/>
+          <w:szCs w:val="24"/>
+        </w:rPr>
+        <w:t xml:space="preserve"> </w:t>
+      </w:r>
+      <w:r>
+        <w:rPr>
+          <w:rFonts w:asciiTheme="minorHAnsi" w:eastAsiaTheme="minorHAnsi" w:hAnsiTheme="minorHAnsi" w:cstheme="minorBidi"/>
+          <w:color w:val="auto"/>
+          <w:sz w:val="24"/>
+          <w:szCs w:val="24"/>
+        </w:rPr>
+        <w:t>Its training still rehearses the conventional drills of the last century and the peace-support tasks of the decades since, while neglecting cognitive burden, dispersion and the exposure of a dispersed section that can be found and struck on a checkpoint or a convoy as readily as in battle, without the higher-echelon cover it is built to assume. Its materiel reflects a Cold War mentality. Its leadership structure is not configured for mission command. And it fields too few soldiers to carry the cognitive load, operate the new systems and remain cohesive once dispersed. Adding drones to this section changes none of it.</w:t>
+      </w:r>
+    </w:p>
+    <w:p>
+      <w:r>
+        <w:rPr>
+          <w:highlight w:val="yellow"/>
+        </w:rPr>
+        <w:t>OB: I will reference TM 201 as proof that doctrine hasn’t changed. However, I think I want to cite paragraph 0202 “The fundamental role of the infantry man/woman has changed little over recent centuries: their tasks are still to close with and destroy the enemy or force them to surrender, to seize and hold terrain, to dominate and control close country and finally, to carry out close surveillance”. Then we can say that the first task – their most important – cannot be achieved without substantial review of the doctrine, organisation, training, leadership, materiel,</w:t>
+      </w:r>
+      <w:r>
+        <w:t xml:space="preserve"> </w:t>
+      </w:r>
+    </w:p>
+    <w:p/>
+    <w:p>
+      <w:pPr>
+        <w:pStyle w:val="Heading2"/>
+        <w:rPr>
+          <w:rFonts w:asciiTheme="minorHAnsi" w:eastAsiaTheme="minorHAnsi" w:hAnsiTheme="minorHAnsi" w:cstheme="minorBidi"/>
+          <w:color w:val="auto"/>
+          <w:sz w:val="24"/>
+          <w:szCs w:val="24"/>
+        </w:rPr>
+      </w:pPr>
+      <w:r>
+        <w:rPr>
+          <w:rFonts w:asciiTheme="minorHAnsi" w:eastAsiaTheme="minorHAnsi" w:hAnsiTheme="minorHAnsi" w:cstheme="minorBidi"/>
+          <w:color w:val="auto"/>
+          <w:sz w:val="24"/>
+          <w:szCs w:val="24"/>
+        </w:rPr>
+        <w:lastRenderedPageBreak/>
         <w:t>Relative combat power has always rewarded the side that can mass force and absorb loss</w:t>
       </w:r>
       <w:r>
@@ -697,7 +1575,27 @@
           <w:sz w:val="24"/>
           <w:szCs w:val="24"/>
         </w:rPr>
-        <w:t xml:space="preserve"> sustaining the force. A defender who can see, range and attrit an attacker using systems costing hundreds rather than millions no longer has to match that attacker platform-for-</w:t>
+        <w:t xml:space="preserve"> sustaining the force. A defender who can see, range and attrit an attacker using systems costing hundreds rather than millions no longer </w:t>
+      </w:r>
+      <w:proofErr w:type="gramStart"/>
+      <w:r>
+        <w:rPr>
+          <w:rFonts w:asciiTheme="minorHAnsi" w:eastAsiaTheme="minorHAnsi" w:hAnsiTheme="minorHAnsi" w:cstheme="minorBidi"/>
+          <w:color w:val="auto"/>
+          <w:sz w:val="24"/>
+          <w:szCs w:val="24"/>
+        </w:rPr>
+        <w:t>has to</w:t>
+      </w:r>
+      <w:proofErr w:type="gramEnd"/>
+      <w:r>
+        <w:rPr>
+          <w:rFonts w:asciiTheme="minorHAnsi" w:eastAsiaTheme="minorHAnsi" w:hAnsiTheme="minorHAnsi" w:cstheme="minorBidi"/>
+          <w:color w:val="auto"/>
+          <w:sz w:val="24"/>
+          <w:szCs w:val="24"/>
+        </w:rPr>
+        <w:t xml:space="preserve"> match that attacker platform-for-</w:t>
       </w:r>
       <w:r>
         <w:rPr>
@@ -780,8 +1678,19 @@
           <w:sz w:val="24"/>
           <w:szCs w:val="24"/>
         </w:rPr>
-        <w:t xml:space="preserve"> a like-for-like price comparison</w:t>
-      </w:r>
+        <w:t xml:space="preserve"> a like-for-like price </w:t>
+      </w:r>
+      <w:proofErr w:type="gramStart"/>
+      <w:r>
+        <w:rPr>
+          <w:rFonts w:asciiTheme="minorHAnsi" w:eastAsiaTheme="minorHAnsi" w:hAnsiTheme="minorHAnsi" w:cstheme="minorBidi"/>
+          <w:color w:val="auto"/>
+          <w:sz w:val="24"/>
+          <w:szCs w:val="24"/>
+        </w:rPr>
+        <w:t>comparison</w:t>
+      </w:r>
+      <w:proofErr w:type="gramEnd"/>
       <w:r>
         <w:rPr>
           <w:rFonts w:asciiTheme="minorHAnsi" w:eastAsiaTheme="minorHAnsi" w:hAnsiTheme="minorHAnsi" w:cstheme="minorBidi"/>
@@ -915,7 +1824,7 @@
           <w:noProof/>
         </w:rPr>
         <w:drawing>
-          <wp:inline distT="0" distB="0" distL="0" distR="0" wp14:anchorId="582ED023" wp14:editId="1CF5522C">
+          <wp:inline distT="0" distB="0" distL="0" distR="0" wp14:anchorId="2239C26D" wp14:editId="1CE4A65E">
             <wp:extent cx="5731510" cy="1751965"/>
             <wp:effectExtent l="0" t="0" r="2540" b="635"/>
             <wp:docPr id="749485391" name="Picture 1"/>
@@ -1061,7 +1970,27 @@
           <w:sz w:val="24"/>
           <w:szCs w:val="24"/>
         </w:rPr>
-        <w:t xml:space="preserve"> needs only to impose enough delay, attrition and uncertainty that the operation's price climbs past what the aggressor will pay</w:t>
+        <w:t xml:space="preserve"> </w:t>
+      </w:r>
+      <w:proofErr w:type="gramStart"/>
+      <w:r>
+        <w:rPr>
+          <w:rFonts w:asciiTheme="minorHAnsi" w:eastAsiaTheme="minorHAnsi" w:hAnsiTheme="minorHAnsi" w:cstheme="minorBidi"/>
+          <w:color w:val="auto"/>
+          <w:sz w:val="24"/>
+          <w:szCs w:val="24"/>
+        </w:rPr>
+        <w:t>needs</w:t>
+      </w:r>
+      <w:proofErr w:type="gramEnd"/>
+      <w:r>
+        <w:rPr>
+          <w:rFonts w:asciiTheme="minorHAnsi" w:eastAsiaTheme="minorHAnsi" w:hAnsiTheme="minorHAnsi" w:cstheme="minorBidi"/>
+          <w:color w:val="auto"/>
+          <w:sz w:val="24"/>
+          <w:szCs w:val="24"/>
+        </w:rPr>
+        <w:t xml:space="preserve"> only to impose enough delay, attrition and uncertainty that the operation's price climbs past what the aggressor will pay</w:t>
       </w:r>
       <w:r>
         <w:rPr>
@@ -1171,7 +2100,27 @@
           <w:sz w:val="24"/>
           <w:szCs w:val="24"/>
         </w:rPr>
-        <w:t>built into a force actually organised, trained and structured to use it, not bolted onto legacy units. It must be institutionally sustained</w:t>
+        <w:t xml:space="preserve">built into a force </w:t>
+      </w:r>
+      <w:proofErr w:type="gramStart"/>
+      <w:r>
+        <w:rPr>
+          <w:rFonts w:asciiTheme="minorHAnsi" w:eastAsiaTheme="minorHAnsi" w:hAnsiTheme="minorHAnsi" w:cstheme="minorBidi"/>
+          <w:color w:val="auto"/>
+          <w:sz w:val="24"/>
+          <w:szCs w:val="24"/>
+        </w:rPr>
+        <w:t>actually organised</w:t>
+      </w:r>
+      <w:proofErr w:type="gramEnd"/>
+      <w:r>
+        <w:rPr>
+          <w:rFonts w:asciiTheme="minorHAnsi" w:eastAsiaTheme="minorHAnsi" w:hAnsiTheme="minorHAnsi" w:cstheme="minorBidi"/>
+          <w:color w:val="auto"/>
+          <w:sz w:val="24"/>
+          <w:szCs w:val="24"/>
+        </w:rPr>
+        <w:t>, trained and structured to use it, not bolted onto legacy units. It must be institutionally sustained</w:t>
       </w:r>
       <w:r>
         <w:rPr>
@@ -1227,884 +2176,159 @@
           <w:sz w:val="24"/>
           <w:szCs w:val="24"/>
         </w:rPr>
+        <w:t>The recommendations follow directly and cost little to begin. First, adopt the lance-corporal rank: dispersed sections need a commander in each</w:t>
+      </w:r>
+      <w:r>
+        <w:rPr>
+          <w:rFonts w:asciiTheme="minorHAnsi" w:eastAsiaTheme="minorHAnsi" w:hAnsiTheme="minorHAnsi" w:cstheme="minorBidi"/>
+          <w:color w:val="auto"/>
+          <w:sz w:val="24"/>
+          <w:szCs w:val="24"/>
+        </w:rPr>
+        <w:t xml:space="preserve"> and</w:t>
+      </w:r>
+      <w:r>
+        <w:rPr>
+          <w:rFonts w:asciiTheme="minorHAnsi" w:eastAsiaTheme="minorHAnsi" w:hAnsiTheme="minorHAnsi" w:cstheme="minorBidi"/>
+          <w:color w:val="auto"/>
+          <w:sz w:val="24"/>
+          <w:szCs w:val="24"/>
+        </w:rPr>
+        <w:t xml:space="preserve"> the rank structure must catch up to the tactics. Second, experiment properly rather than procure blindly</w:t>
+      </w:r>
+      <w:r>
+        <w:rPr>
+          <w:rFonts w:asciiTheme="minorHAnsi" w:eastAsiaTheme="minorHAnsi" w:hAnsiTheme="minorHAnsi" w:cstheme="minorBidi"/>
+          <w:color w:val="auto"/>
+          <w:sz w:val="24"/>
+          <w:szCs w:val="24"/>
+        </w:rPr>
+        <w:t xml:space="preserve"> – </w:t>
+      </w:r>
+      <w:r>
+        <w:rPr>
+          <w:rFonts w:asciiTheme="minorHAnsi" w:eastAsiaTheme="minorHAnsi" w:hAnsiTheme="minorHAnsi" w:cstheme="minorBidi"/>
+          <w:color w:val="auto"/>
+          <w:sz w:val="24"/>
+          <w:szCs w:val="24"/>
+        </w:rPr>
+        <w:t>stand up trial sections at fourteen and fifteen soldiers, test them against realistic drone threats</w:t>
+      </w:r>
+      <w:r>
+        <w:rPr>
+          <w:rFonts w:asciiTheme="minorHAnsi" w:eastAsiaTheme="minorHAnsi" w:hAnsiTheme="minorHAnsi" w:cstheme="minorBidi"/>
+          <w:color w:val="auto"/>
+          <w:sz w:val="24"/>
+          <w:szCs w:val="24"/>
+        </w:rPr>
+        <w:t xml:space="preserve"> and</w:t>
+      </w:r>
+      <w:r>
+        <w:rPr>
+          <w:rFonts w:asciiTheme="minorHAnsi" w:eastAsiaTheme="minorHAnsi" w:hAnsiTheme="minorHAnsi" w:cstheme="minorBidi"/>
+          <w:color w:val="auto"/>
+          <w:sz w:val="24"/>
+          <w:szCs w:val="24"/>
+        </w:rPr>
+        <w:t xml:space="preserve"> let the results, not assumption, settle the establishment. Third, write exposure management into doctrine: build signature discipline, drone-halt drills and the sequencing of sensing, electronic warfare and fires into standard operating procedures, syllabi and retraining, with mobile training teams to push the new methods out quickly. None of this requires mass or heavy armour</w:t>
+      </w:r>
+      <w:r>
+        <w:rPr>
+          <w:rFonts w:asciiTheme="minorHAnsi" w:eastAsiaTheme="minorHAnsi" w:hAnsiTheme="minorHAnsi" w:cstheme="minorBidi"/>
+          <w:color w:val="auto"/>
+          <w:sz w:val="24"/>
+          <w:szCs w:val="24"/>
+        </w:rPr>
+        <w:t xml:space="preserve"> and</w:t>
+      </w:r>
+      <w:r>
+        <w:rPr>
+          <w:rFonts w:asciiTheme="minorHAnsi" w:eastAsiaTheme="minorHAnsi" w:hAnsiTheme="minorHAnsi" w:cstheme="minorBidi"/>
+          <w:color w:val="auto"/>
+          <w:sz w:val="24"/>
+          <w:szCs w:val="24"/>
+        </w:rPr>
+        <w:t xml:space="preserve"> none waits on a procurement cycle. The first move is organisational, not financial</w:t>
+      </w:r>
+      <w:r>
+        <w:rPr>
+          <w:rFonts w:asciiTheme="minorHAnsi" w:eastAsiaTheme="minorHAnsi" w:hAnsiTheme="minorHAnsi" w:cstheme="minorBidi"/>
+          <w:color w:val="auto"/>
+          <w:sz w:val="24"/>
+          <w:szCs w:val="24"/>
+        </w:rPr>
+        <w:t xml:space="preserve"> – </w:t>
+      </w:r>
+      <w:r>
+        <w:rPr>
+          <w:rFonts w:asciiTheme="minorHAnsi" w:eastAsiaTheme="minorHAnsi" w:hAnsiTheme="minorHAnsi" w:cstheme="minorBidi"/>
+          <w:color w:val="auto"/>
+          <w:sz w:val="24"/>
+          <w:szCs w:val="24"/>
+        </w:rPr>
+        <w:t>which is precisely why the constraint that stalled Irish defence no longer holds.</w:t>
+      </w:r>
+    </w:p>
+    <w:p>
+      <w:pPr>
+        <w:pStyle w:val="Heading2"/>
+        <w:rPr>
+          <w:rFonts w:asciiTheme="minorHAnsi" w:eastAsiaTheme="minorHAnsi" w:hAnsiTheme="minorHAnsi" w:cstheme="minorBidi"/>
+          <w:color w:val="auto"/>
+          <w:sz w:val="24"/>
+          <w:szCs w:val="24"/>
+        </w:rPr>
+      </w:pPr>
+      <w:r>
+        <w:rPr>
+          <w:rFonts w:asciiTheme="minorHAnsi" w:eastAsiaTheme="minorHAnsi" w:hAnsiTheme="minorHAnsi" w:cstheme="minorBidi"/>
+          <w:color w:val="auto"/>
+          <w:sz w:val="24"/>
+          <w:szCs w:val="24"/>
+        </w:rPr>
         <w:lastRenderedPageBreak/>
-        <w:t>Ireland has no national security strategy and no settled defence policy; the Defence Policy Review</w:t>
-      </w:r>
-      <w:r>
-        <w:rPr>
-          <w:rStyle w:val="FootnoteReference"/>
-          <w:rFonts w:asciiTheme="minorHAnsi" w:eastAsiaTheme="minorHAnsi" w:hAnsiTheme="minorHAnsi" w:cstheme="minorBidi"/>
-          <w:color w:val="auto"/>
-          <w:sz w:val="24"/>
-          <w:szCs w:val="24"/>
-        </w:rPr>
-        <w:footnoteReference w:id="1"/>
-      </w:r>
-      <w:r>
-        <w:rPr>
-          <w:rFonts w:asciiTheme="minorHAnsi" w:eastAsiaTheme="minorHAnsi" w:hAnsiTheme="minorHAnsi" w:cstheme="minorBidi"/>
-          <w:color w:val="auto"/>
-          <w:sz w:val="24"/>
-          <w:szCs w:val="24"/>
-        </w:rPr>
-        <w:t xml:space="preserve"> </w:t>
-      </w:r>
-      <w:r>
-        <w:rPr>
-          <w:rFonts w:asciiTheme="minorHAnsi" w:eastAsiaTheme="minorHAnsi" w:hAnsiTheme="minorHAnsi" w:cstheme="minorBidi"/>
-          <w:color w:val="auto"/>
-          <w:sz w:val="24"/>
-          <w:szCs w:val="24"/>
-        </w:rPr>
-        <w:t xml:space="preserve">updates the White </w:t>
-      </w:r>
-      <w:r>
-        <w:rPr>
-          <w:rFonts w:asciiTheme="minorHAnsi" w:eastAsiaTheme="minorHAnsi" w:hAnsiTheme="minorHAnsi" w:cstheme="minorBidi"/>
-          <w:color w:val="auto"/>
-          <w:sz w:val="24"/>
-          <w:szCs w:val="24"/>
-        </w:rPr>
-        <w:t>Paper</w:t>
-      </w:r>
-      <w:r>
-        <w:rPr>
-          <w:rStyle w:val="FootnoteReference"/>
-          <w:rFonts w:asciiTheme="minorHAnsi" w:eastAsiaTheme="minorHAnsi" w:hAnsiTheme="minorHAnsi" w:cstheme="minorBidi"/>
-          <w:color w:val="auto"/>
-          <w:sz w:val="24"/>
-          <w:szCs w:val="24"/>
-        </w:rPr>
-        <w:footnoteReference w:id="2"/>
-      </w:r>
-      <w:r>
-        <w:rPr>
-          <w:rFonts w:asciiTheme="minorHAnsi" w:eastAsiaTheme="minorHAnsi" w:hAnsiTheme="minorHAnsi" w:cstheme="minorBidi"/>
-          <w:color w:val="auto"/>
-          <w:sz w:val="24"/>
-          <w:szCs w:val="24"/>
-        </w:rPr>
-        <w:t>, constituting</w:t>
-      </w:r>
-      <w:r>
-        <w:rPr>
-          <w:rFonts w:asciiTheme="minorHAnsi" w:eastAsiaTheme="minorHAnsi" w:hAnsiTheme="minorHAnsi" w:cstheme="minorBidi"/>
-          <w:color w:val="auto"/>
-          <w:sz w:val="24"/>
-          <w:szCs w:val="24"/>
-        </w:rPr>
-        <w:t xml:space="preserve"> a de facto substitute</w:t>
-      </w:r>
-      <w:r>
-        <w:rPr>
-          <w:rFonts w:asciiTheme="minorHAnsi" w:eastAsiaTheme="minorHAnsi" w:hAnsiTheme="minorHAnsi" w:cstheme="minorBidi"/>
-          <w:color w:val="auto"/>
-          <w:sz w:val="24"/>
-          <w:szCs w:val="24"/>
-        </w:rPr>
-        <w:t xml:space="preserve">. </w:t>
-      </w:r>
-      <w:r>
-        <w:rPr>
-          <w:rFonts w:asciiTheme="minorHAnsi" w:eastAsiaTheme="minorHAnsi" w:hAnsiTheme="minorHAnsi" w:cstheme="minorBidi"/>
-          <w:color w:val="auto"/>
-          <w:sz w:val="24"/>
-          <w:szCs w:val="24"/>
-        </w:rPr>
-        <w:t>The military is tasked</w:t>
-      </w:r>
-      <w:r>
-        <w:rPr>
-          <w:rFonts w:asciiTheme="minorHAnsi" w:eastAsiaTheme="minorHAnsi" w:hAnsiTheme="minorHAnsi" w:cstheme="minorBidi"/>
-          <w:color w:val="auto"/>
-          <w:sz w:val="24"/>
-          <w:szCs w:val="24"/>
-        </w:rPr>
-        <w:t xml:space="preserve"> “</w:t>
-      </w:r>
-      <w:r>
-        <w:rPr>
-          <w:rFonts w:asciiTheme="minorHAnsi" w:eastAsiaTheme="minorHAnsi" w:hAnsiTheme="minorHAnsi" w:cstheme="minorBidi"/>
-          <w:color w:val="auto"/>
-          <w:sz w:val="24"/>
-          <w:szCs w:val="24"/>
-        </w:rPr>
-        <w:t>To provide for the military Defence of the</w:t>
-      </w:r>
-      <w:r>
-        <w:rPr>
-          <w:rFonts w:asciiTheme="minorHAnsi" w:eastAsiaTheme="minorHAnsi" w:hAnsiTheme="minorHAnsi" w:cstheme="minorBidi"/>
-          <w:color w:val="auto"/>
-          <w:sz w:val="24"/>
-          <w:szCs w:val="24"/>
-        </w:rPr>
-        <w:t xml:space="preserve"> </w:t>
-      </w:r>
-      <w:r>
-        <w:rPr>
-          <w:rFonts w:asciiTheme="minorHAnsi" w:eastAsiaTheme="minorHAnsi" w:hAnsiTheme="minorHAnsi" w:cstheme="minorBidi"/>
-          <w:color w:val="auto"/>
-          <w:sz w:val="24"/>
-          <w:szCs w:val="24"/>
-        </w:rPr>
-        <w:t>State from armed aggression</w:t>
-      </w:r>
-      <w:r>
-        <w:rPr>
-          <w:rFonts w:asciiTheme="minorHAnsi" w:eastAsiaTheme="minorHAnsi" w:hAnsiTheme="minorHAnsi" w:cstheme="minorBidi"/>
-          <w:color w:val="auto"/>
-          <w:sz w:val="24"/>
-          <w:szCs w:val="24"/>
-        </w:rPr>
-        <w:t>”.</w:t>
-      </w:r>
-      <w:r>
-        <w:rPr>
-          <w:rFonts w:asciiTheme="minorHAnsi" w:eastAsiaTheme="minorHAnsi" w:hAnsiTheme="minorHAnsi" w:cstheme="minorBidi"/>
-          <w:color w:val="auto"/>
-          <w:sz w:val="24"/>
-          <w:szCs w:val="24"/>
-        </w:rPr>
-        <w:t xml:space="preserve"> </w:t>
-      </w:r>
-      <w:r>
-        <w:rPr>
-          <w:rFonts w:asciiTheme="minorHAnsi" w:eastAsiaTheme="minorHAnsi" w:hAnsiTheme="minorHAnsi" w:cstheme="minorBidi"/>
-          <w:color w:val="auto"/>
-          <w:sz w:val="24"/>
-          <w:szCs w:val="24"/>
-        </w:rPr>
-        <w:t>While m</w:t>
-      </w:r>
-      <w:r>
-        <w:rPr>
-          <w:rFonts w:asciiTheme="minorHAnsi" w:eastAsiaTheme="minorHAnsi" w:hAnsiTheme="minorHAnsi" w:cstheme="minorBidi"/>
-          <w:color w:val="auto"/>
-          <w:sz w:val="24"/>
-          <w:szCs w:val="24"/>
-        </w:rPr>
-        <w:t xml:space="preserve">ilitary </w:t>
-      </w:r>
-      <w:r>
-        <w:rPr>
-          <w:rFonts w:asciiTheme="minorHAnsi" w:eastAsiaTheme="minorHAnsi" w:hAnsiTheme="minorHAnsi" w:cstheme="minorBidi"/>
-          <w:color w:val="auto"/>
-          <w:sz w:val="24"/>
-          <w:szCs w:val="24"/>
-        </w:rPr>
-        <w:t>strategy and operations</w:t>
-      </w:r>
-      <w:r>
-        <w:rPr>
-          <w:rFonts w:asciiTheme="minorHAnsi" w:eastAsiaTheme="minorHAnsi" w:hAnsiTheme="minorHAnsi" w:cstheme="minorBidi"/>
-          <w:color w:val="auto"/>
-          <w:sz w:val="24"/>
-          <w:szCs w:val="24"/>
-        </w:rPr>
-        <w:t xml:space="preserve"> can organise effort</w:t>
-      </w:r>
-      <w:r>
-        <w:rPr>
-          <w:rFonts w:asciiTheme="minorHAnsi" w:eastAsiaTheme="minorHAnsi" w:hAnsiTheme="minorHAnsi" w:cstheme="minorBidi"/>
-          <w:color w:val="auto"/>
-          <w:sz w:val="24"/>
-          <w:szCs w:val="24"/>
-        </w:rPr>
-        <w:t>, they</w:t>
-      </w:r>
-      <w:r>
-        <w:rPr>
-          <w:rFonts w:asciiTheme="minorHAnsi" w:eastAsiaTheme="minorHAnsi" w:hAnsiTheme="minorHAnsi" w:cstheme="minorBidi"/>
-          <w:color w:val="auto"/>
-          <w:sz w:val="24"/>
-          <w:szCs w:val="24"/>
-        </w:rPr>
-        <w:t xml:space="preserve"> </w:t>
-      </w:r>
-      <w:r>
-        <w:rPr>
-          <w:rFonts w:asciiTheme="minorHAnsi" w:eastAsiaTheme="minorHAnsi" w:hAnsiTheme="minorHAnsi" w:cstheme="minorBidi"/>
-          <w:color w:val="auto"/>
-          <w:sz w:val="24"/>
-          <w:szCs w:val="24"/>
-        </w:rPr>
-        <w:t>require</w:t>
-      </w:r>
-      <w:r>
-        <w:rPr>
-          <w:rFonts w:asciiTheme="minorHAnsi" w:eastAsiaTheme="minorHAnsi" w:hAnsiTheme="minorHAnsi" w:cstheme="minorBidi"/>
-          <w:color w:val="auto"/>
-          <w:sz w:val="24"/>
-          <w:szCs w:val="24"/>
-        </w:rPr>
-        <w:t xml:space="preserve"> </w:t>
-      </w:r>
-      <w:r>
-        <w:rPr>
-          <w:rFonts w:asciiTheme="minorHAnsi" w:eastAsiaTheme="minorHAnsi" w:hAnsiTheme="minorHAnsi" w:cstheme="minorBidi"/>
-          <w:color w:val="auto"/>
-          <w:sz w:val="24"/>
-          <w:szCs w:val="24"/>
-        </w:rPr>
-        <w:t>policy</w:t>
-      </w:r>
-      <w:r>
-        <w:rPr>
-          <w:rFonts w:asciiTheme="minorHAnsi" w:eastAsiaTheme="minorHAnsi" w:hAnsiTheme="minorHAnsi" w:cstheme="minorBidi"/>
-          <w:color w:val="auto"/>
-          <w:sz w:val="24"/>
-          <w:szCs w:val="24"/>
-        </w:rPr>
-        <w:t xml:space="preserve">. In that vacuum, force design drifts toward continuity. </w:t>
-      </w:r>
-      <w:r>
-        <w:rPr>
-          <w:rFonts w:asciiTheme="minorHAnsi" w:eastAsiaTheme="minorHAnsi" w:hAnsiTheme="minorHAnsi" w:cstheme="minorBidi"/>
-          <w:color w:val="auto"/>
-          <w:sz w:val="24"/>
-          <w:szCs w:val="24"/>
-        </w:rPr>
-        <w:t>T</w:t>
-      </w:r>
-      <w:r>
-        <w:rPr>
-          <w:rFonts w:asciiTheme="minorHAnsi" w:eastAsiaTheme="minorHAnsi" w:hAnsiTheme="minorHAnsi" w:cstheme="minorBidi"/>
-          <w:color w:val="auto"/>
-          <w:sz w:val="24"/>
-          <w:szCs w:val="24"/>
-        </w:rPr>
-        <w:t>erritorial defence is no longer implausible – it is politically constrained, under-resourced and increasingly likely.</w:t>
-      </w:r>
-      <w:r>
-        <w:rPr>
-          <w:rFonts w:asciiTheme="minorHAnsi" w:eastAsiaTheme="minorHAnsi" w:hAnsiTheme="minorHAnsi" w:cstheme="minorBidi"/>
-          <w:color w:val="auto"/>
-          <w:sz w:val="24"/>
-          <w:szCs w:val="24"/>
-        </w:rPr>
-        <w:t xml:space="preserve"> Recent</w:t>
-      </w:r>
-      <w:r>
-        <w:rPr>
-          <w:rFonts w:asciiTheme="minorHAnsi" w:eastAsiaTheme="minorHAnsi" w:hAnsiTheme="minorHAnsi" w:cstheme="minorBidi"/>
-          <w:color w:val="auto"/>
-          <w:sz w:val="24"/>
-          <w:szCs w:val="24"/>
-        </w:rPr>
-        <w:t xml:space="preserve"> developments</w:t>
-      </w:r>
-      <w:r>
-        <w:rPr>
-          <w:rFonts w:asciiTheme="minorHAnsi" w:eastAsiaTheme="minorHAnsi" w:hAnsiTheme="minorHAnsi" w:cstheme="minorBidi"/>
-          <w:color w:val="auto"/>
-          <w:sz w:val="24"/>
-          <w:szCs w:val="24"/>
-        </w:rPr>
-        <w:t xml:space="preserve"> </w:t>
-      </w:r>
-      <w:r>
-        <w:rPr>
-          <w:rFonts w:asciiTheme="minorHAnsi" w:eastAsiaTheme="minorHAnsi" w:hAnsiTheme="minorHAnsi" w:cstheme="minorBidi"/>
-          <w:color w:val="auto"/>
-          <w:sz w:val="24"/>
-          <w:szCs w:val="24"/>
-        </w:rPr>
-        <w:t xml:space="preserve">among Western states </w:t>
-      </w:r>
-      <w:r>
-        <w:rPr>
-          <w:rFonts w:asciiTheme="minorHAnsi" w:eastAsiaTheme="minorHAnsi" w:hAnsiTheme="minorHAnsi" w:cstheme="minorBidi"/>
-          <w:color w:val="auto"/>
-          <w:sz w:val="24"/>
-          <w:szCs w:val="24"/>
-        </w:rPr>
-        <w:t>–</w:t>
-      </w:r>
-      <w:r>
-        <w:rPr>
-          <w:rFonts w:asciiTheme="minorHAnsi" w:eastAsiaTheme="minorHAnsi" w:hAnsiTheme="minorHAnsi" w:cstheme="minorBidi"/>
-          <w:color w:val="auto"/>
-          <w:sz w:val="24"/>
-          <w:szCs w:val="24"/>
-        </w:rPr>
-        <w:t xml:space="preserve"> most notably the United States’ assertions regarding</w:t>
-      </w:r>
-      <w:r>
-        <w:rPr>
-          <w:rFonts w:asciiTheme="minorHAnsi" w:eastAsiaTheme="minorHAnsi" w:hAnsiTheme="minorHAnsi" w:cstheme="minorBidi"/>
-          <w:color w:val="auto"/>
-          <w:sz w:val="24"/>
-          <w:szCs w:val="24"/>
-        </w:rPr>
-        <w:t xml:space="preserve"> </w:t>
-      </w:r>
-      <w:r>
-        <w:rPr>
-          <w:rFonts w:asciiTheme="minorHAnsi" w:eastAsiaTheme="minorHAnsi" w:hAnsiTheme="minorHAnsi" w:cstheme="minorBidi"/>
-          <w:color w:val="auto"/>
-          <w:sz w:val="24"/>
-          <w:szCs w:val="24"/>
-        </w:rPr>
-        <w:t>Greenland</w:t>
-      </w:r>
-      <w:r>
-        <w:rPr>
-          <w:rStyle w:val="FootnoteReference"/>
-          <w:rFonts w:asciiTheme="minorHAnsi" w:eastAsiaTheme="minorHAnsi" w:hAnsiTheme="minorHAnsi" w:cstheme="minorBidi"/>
-          <w:color w:val="auto"/>
-          <w:sz w:val="24"/>
-          <w:szCs w:val="24"/>
-        </w:rPr>
-        <w:footnoteReference w:id="3"/>
-      </w:r>
-      <w:r>
-        <w:rPr>
-          <w:rFonts w:asciiTheme="minorHAnsi" w:eastAsiaTheme="minorHAnsi" w:hAnsiTheme="minorHAnsi" w:cstheme="minorBidi"/>
-          <w:color w:val="auto"/>
-          <w:sz w:val="24"/>
-          <w:szCs w:val="24"/>
-        </w:rPr>
-        <w:t xml:space="preserve"> and Denmark’s response</w:t>
-      </w:r>
-      <w:r>
-        <w:rPr>
-          <w:rStyle w:val="FootnoteReference"/>
-          <w:rFonts w:asciiTheme="minorHAnsi" w:eastAsiaTheme="minorHAnsi" w:hAnsiTheme="minorHAnsi" w:cstheme="minorBidi"/>
-          <w:color w:val="auto"/>
-          <w:sz w:val="24"/>
-          <w:szCs w:val="24"/>
-        </w:rPr>
-        <w:footnoteReference w:id="4"/>
-      </w:r>
-      <w:r>
-        <w:rPr>
-          <w:rFonts w:asciiTheme="minorHAnsi" w:eastAsiaTheme="minorHAnsi" w:hAnsiTheme="minorHAnsi" w:cstheme="minorBidi"/>
-          <w:color w:val="auto"/>
-          <w:sz w:val="24"/>
-          <w:szCs w:val="24"/>
-        </w:rPr>
-        <w:t xml:space="preserve"> </w:t>
-      </w:r>
-      <w:r>
-        <w:rPr>
-          <w:rFonts w:asciiTheme="minorHAnsi" w:eastAsiaTheme="minorHAnsi" w:hAnsiTheme="minorHAnsi" w:cstheme="minorBidi"/>
-          <w:color w:val="auto"/>
-          <w:sz w:val="24"/>
-          <w:szCs w:val="24"/>
-        </w:rPr>
-        <w:t xml:space="preserve"> </w:t>
-      </w:r>
-      <w:r>
-        <w:rPr>
-          <w:rFonts w:asciiTheme="minorHAnsi" w:eastAsiaTheme="minorHAnsi" w:hAnsiTheme="minorHAnsi" w:cstheme="minorBidi"/>
-          <w:color w:val="auto"/>
-          <w:sz w:val="24"/>
-          <w:szCs w:val="24"/>
-        </w:rPr>
-        <w:t>–</w:t>
-      </w:r>
-      <w:r>
-        <w:rPr>
-          <w:rFonts w:asciiTheme="minorHAnsi" w:eastAsiaTheme="minorHAnsi" w:hAnsiTheme="minorHAnsi" w:cstheme="minorBidi"/>
-          <w:color w:val="auto"/>
-          <w:sz w:val="24"/>
-          <w:szCs w:val="24"/>
-        </w:rPr>
-        <w:t xml:space="preserve"> </w:t>
-      </w:r>
-      <w:r>
-        <w:rPr>
-          <w:rFonts w:asciiTheme="minorHAnsi" w:eastAsiaTheme="minorHAnsi" w:hAnsiTheme="minorHAnsi" w:cstheme="minorBidi"/>
-          <w:color w:val="auto"/>
-          <w:sz w:val="24"/>
-          <w:szCs w:val="24"/>
-        </w:rPr>
-        <w:t xml:space="preserve">demonstrate that scenarios once considered </w:t>
-      </w:r>
-      <w:r>
-        <w:rPr>
-          <w:rFonts w:asciiTheme="minorHAnsi" w:eastAsiaTheme="minorHAnsi" w:hAnsiTheme="minorHAnsi" w:cstheme="minorBidi"/>
-          <w:color w:val="auto"/>
-          <w:sz w:val="24"/>
-          <w:szCs w:val="24"/>
-        </w:rPr>
-        <w:t>unlikely</w:t>
-      </w:r>
-      <w:r>
-        <w:rPr>
-          <w:rFonts w:asciiTheme="minorHAnsi" w:eastAsiaTheme="minorHAnsi" w:hAnsiTheme="minorHAnsi" w:cstheme="minorBidi"/>
-          <w:color w:val="auto"/>
-          <w:sz w:val="24"/>
-          <w:szCs w:val="24"/>
-        </w:rPr>
-        <w:t xml:space="preserve"> can rapidly</w:t>
-      </w:r>
-      <w:r>
-        <w:rPr>
-          <w:rFonts w:asciiTheme="minorHAnsi" w:eastAsiaTheme="minorHAnsi" w:hAnsiTheme="minorHAnsi" w:cstheme="minorBidi"/>
-          <w:color w:val="auto"/>
-          <w:sz w:val="24"/>
-          <w:szCs w:val="24"/>
-        </w:rPr>
-        <w:t xml:space="preserve"> </w:t>
-      </w:r>
-      <w:r>
-        <w:rPr>
-          <w:rFonts w:asciiTheme="minorHAnsi" w:eastAsiaTheme="minorHAnsi" w:hAnsiTheme="minorHAnsi" w:cstheme="minorBidi"/>
-          <w:color w:val="auto"/>
-          <w:sz w:val="24"/>
-          <w:szCs w:val="24"/>
-        </w:rPr>
-        <w:t xml:space="preserve">acquire </w:t>
-      </w:r>
-      <w:r>
-        <w:rPr>
-          <w:rFonts w:asciiTheme="minorHAnsi" w:eastAsiaTheme="minorHAnsi" w:hAnsiTheme="minorHAnsi" w:cstheme="minorBidi"/>
-          <w:color w:val="auto"/>
-          <w:sz w:val="24"/>
-          <w:szCs w:val="24"/>
-        </w:rPr>
-        <w:t>s</w:t>
-      </w:r>
-      <w:r>
-        <w:rPr>
-          <w:rFonts w:asciiTheme="minorHAnsi" w:eastAsiaTheme="minorHAnsi" w:hAnsiTheme="minorHAnsi" w:cstheme="minorBidi"/>
-          <w:color w:val="auto"/>
-          <w:sz w:val="24"/>
-          <w:szCs w:val="24"/>
-        </w:rPr>
-        <w:t>trategic salience. The perception of threat is an unreliable indicator for future</w:t>
-      </w:r>
-      <w:r>
-        <w:rPr>
-          <w:rFonts w:asciiTheme="minorHAnsi" w:eastAsiaTheme="minorHAnsi" w:hAnsiTheme="minorHAnsi" w:cstheme="minorBidi"/>
-          <w:color w:val="auto"/>
-          <w:sz w:val="24"/>
-          <w:szCs w:val="24"/>
-        </w:rPr>
-        <w:t xml:space="preserve"> </w:t>
-      </w:r>
-      <w:r>
-        <w:rPr>
-          <w:rFonts w:asciiTheme="minorHAnsi" w:eastAsiaTheme="minorHAnsi" w:hAnsiTheme="minorHAnsi" w:cstheme="minorBidi"/>
-          <w:color w:val="auto"/>
-          <w:sz w:val="24"/>
-          <w:szCs w:val="24"/>
-        </w:rPr>
-        <w:t>conflict. Failure to internalise the implications of UxS risks entrenching a force posture</w:t>
-      </w:r>
-      <w:r>
-        <w:rPr>
-          <w:rFonts w:asciiTheme="minorHAnsi" w:eastAsiaTheme="minorHAnsi" w:hAnsiTheme="minorHAnsi" w:cstheme="minorBidi"/>
-          <w:color w:val="auto"/>
-          <w:sz w:val="24"/>
-          <w:szCs w:val="24"/>
-        </w:rPr>
-        <w:t xml:space="preserve"> </w:t>
-      </w:r>
-      <w:r>
-        <w:rPr>
-          <w:rFonts w:asciiTheme="minorHAnsi" w:eastAsiaTheme="minorHAnsi" w:hAnsiTheme="minorHAnsi" w:cstheme="minorBidi"/>
-          <w:color w:val="auto"/>
-          <w:sz w:val="24"/>
-          <w:szCs w:val="24"/>
-        </w:rPr>
-        <w:t>optimised for conditions which no longer exist</w:t>
-      </w:r>
-      <w:r>
-        <w:rPr>
-          <w:rFonts w:asciiTheme="minorHAnsi" w:eastAsiaTheme="minorHAnsi" w:hAnsiTheme="minorHAnsi" w:cstheme="minorBidi"/>
-          <w:color w:val="auto"/>
-          <w:sz w:val="24"/>
-          <w:szCs w:val="24"/>
-        </w:rPr>
-        <w:t>,</w:t>
-      </w:r>
-      <w:r>
-        <w:rPr>
-          <w:rFonts w:asciiTheme="minorHAnsi" w:eastAsiaTheme="minorHAnsi" w:hAnsiTheme="minorHAnsi" w:cstheme="minorBidi"/>
-          <w:color w:val="auto"/>
-          <w:sz w:val="24"/>
-          <w:szCs w:val="24"/>
-        </w:rPr>
-        <w:t xml:space="preserve"> allowing force design decisions to prioritise</w:t>
-      </w:r>
-      <w:r>
-        <w:rPr>
-          <w:rFonts w:asciiTheme="minorHAnsi" w:eastAsiaTheme="minorHAnsi" w:hAnsiTheme="minorHAnsi" w:cstheme="minorBidi"/>
-          <w:color w:val="auto"/>
-          <w:sz w:val="24"/>
-          <w:szCs w:val="24"/>
-        </w:rPr>
-        <w:t xml:space="preserve"> </w:t>
-      </w:r>
-      <w:r>
-        <w:rPr>
-          <w:rFonts w:asciiTheme="minorHAnsi" w:eastAsiaTheme="minorHAnsi" w:hAnsiTheme="minorHAnsi" w:cstheme="minorBidi"/>
-          <w:color w:val="auto"/>
-          <w:sz w:val="24"/>
-          <w:szCs w:val="24"/>
-        </w:rPr>
-        <w:t>continuity over adaptation and without articulating a theory of victory.</w:t>
-      </w:r>
-      <w:r>
-        <w:rPr>
-          <w:rFonts w:asciiTheme="minorHAnsi" w:eastAsiaTheme="minorHAnsi" w:hAnsiTheme="minorHAnsi" w:cstheme="minorBidi"/>
-          <w:color w:val="auto"/>
-          <w:sz w:val="24"/>
-          <w:szCs w:val="24"/>
-        </w:rPr>
-        <w:t xml:space="preserve"> [</w:t>
-      </w:r>
-      <w:r>
-        <w:rPr>
-          <w:rFonts w:asciiTheme="minorHAnsi" w:eastAsiaTheme="minorHAnsi" w:hAnsiTheme="minorHAnsi" w:cstheme="minorBidi"/>
-          <w:color w:val="auto"/>
-          <w:sz w:val="24"/>
-          <w:szCs w:val="24"/>
-          <w:highlight w:val="yellow"/>
-        </w:rPr>
-        <w:t>OB: please proof the ideas here, they’re still in draft though</w:t>
-      </w:r>
-      <w:r>
-        <w:rPr>
-          <w:rFonts w:asciiTheme="minorHAnsi" w:eastAsiaTheme="minorHAnsi" w:hAnsiTheme="minorHAnsi" w:cstheme="minorBidi"/>
-          <w:color w:val="auto"/>
-          <w:sz w:val="24"/>
-          <w:szCs w:val="24"/>
-        </w:rPr>
-        <w:t>]</w:t>
+        <w:t xml:space="preserve">One objection runs: change is uncertain, resources unallocated, other programmes mid-stream. Each clause is true. None is a reason to stand still. The quieter version is that force design must fit the platform – an eight-seat carrier sets the section, the section sets the fight. That inverts the logic. The threat sets the survivable section; the carrier is procurement's problem. A vehicle that seats eight when survival demands fourteen is not a cap on the section – it is the wrong vehicle. Nor is experimentation the disruption the objection fears; it is the hedge against it. A trial section commits nothing and costs almost nothing – the iteration a resource-uncertain force should want. The expensive mistake is not testing too early. It is fielding a structure the evidence already calls </w:t>
+      </w:r>
+      <w:proofErr w:type="gramStart"/>
+      <w:r>
+        <w:rPr>
+          <w:rFonts w:asciiTheme="minorHAnsi" w:eastAsiaTheme="minorHAnsi" w:hAnsiTheme="minorHAnsi" w:cstheme="minorBidi"/>
+          <w:color w:val="auto"/>
+          <w:sz w:val="24"/>
+          <w:szCs w:val="24"/>
+        </w:rPr>
+        <w:t>obsolete, and</w:t>
+      </w:r>
+      <w:proofErr w:type="gramEnd"/>
+      <w:r>
+        <w:rPr>
+          <w:rFonts w:asciiTheme="minorHAnsi" w:eastAsiaTheme="minorHAnsi" w:hAnsiTheme="minorHAnsi" w:cstheme="minorBidi"/>
+          <w:color w:val="auto"/>
+          <w:sz w:val="24"/>
+          <w:szCs w:val="24"/>
+        </w:rPr>
+        <w:t xml:space="preserve"> discovering it under fire.</w:t>
+      </w:r>
+    </w:p>
+    <w:p>
+      <w:pPr>
+        <w:rPr>
+          <w:rFonts w:asciiTheme="majorHAnsi" w:eastAsiaTheme="majorEastAsia" w:hAnsiTheme="majorHAnsi" w:cstheme="majorBidi"/>
+          <w:color w:val="0F4761" w:themeColor="accent1" w:themeShade="BF"/>
+          <w:sz w:val="32"/>
+          <w:szCs w:val="32"/>
+        </w:rPr>
+      </w:pPr>
+      <w:r>
+        <w:br w:type="page"/>
       </w:r>
     </w:p>
     <w:p>
       <w:pPr>
         <w:pStyle w:val="Heading2"/>
-        <w:rPr>
-          <w:rFonts w:asciiTheme="minorHAnsi" w:eastAsiaTheme="minorHAnsi" w:hAnsiTheme="minorHAnsi" w:cstheme="minorBidi"/>
-          <w:color w:val="auto"/>
-          <w:sz w:val="24"/>
-          <w:szCs w:val="24"/>
-        </w:rPr>
-      </w:pPr>
-      <w:r>
-        <w:rPr>
-          <w:rFonts w:asciiTheme="minorHAnsi" w:eastAsiaTheme="minorHAnsi" w:hAnsiTheme="minorHAnsi" w:cstheme="minorBidi"/>
-          <w:color w:val="auto"/>
-          <w:sz w:val="24"/>
-          <w:szCs w:val="24"/>
-        </w:rPr>
-        <w:t xml:space="preserve">While capability is sometimes viewed as equipment, it is best considered as the synthesis which DOTMLPF-I describes – doctrine, organisation, training, materiel, leadership, personnel, facilities and interoperability – and Ireland's nine-soldier light infantry section fails against nearly every line. Its doctrine remains that of a foot-mobile light infantry section, never updated to the reality that the vehicles carrying it seat eight. </w:t>
-      </w:r>
-      <w:r>
-        <w:rPr>
-          <w:rFonts w:asciiTheme="minorHAnsi" w:eastAsiaTheme="minorHAnsi" w:hAnsiTheme="minorHAnsi" w:cstheme="minorBidi"/>
-          <w:color w:val="auto"/>
-          <w:sz w:val="24"/>
-          <w:szCs w:val="24"/>
-        </w:rPr>
-        <w:t xml:space="preserve">Its organisation </w:t>
-      </w:r>
-      <w:r>
-        <w:rPr>
-          <w:rFonts w:asciiTheme="minorHAnsi" w:eastAsiaTheme="minorHAnsi" w:hAnsiTheme="minorHAnsi" w:cstheme="minorBidi"/>
-          <w:color w:val="auto"/>
-          <w:sz w:val="24"/>
-          <w:szCs w:val="24"/>
-        </w:rPr>
-        <w:t>may</w:t>
-      </w:r>
-      <w:r>
-        <w:rPr>
-          <w:rFonts w:asciiTheme="minorHAnsi" w:eastAsiaTheme="minorHAnsi" w:hAnsiTheme="minorHAnsi" w:cstheme="minorBidi"/>
-          <w:color w:val="auto"/>
-          <w:sz w:val="24"/>
-          <w:szCs w:val="24"/>
-        </w:rPr>
-        <w:t xml:space="preserve"> now be</w:t>
-      </w:r>
-      <w:r>
-        <w:rPr>
-          <w:rFonts w:asciiTheme="minorHAnsi" w:eastAsiaTheme="minorHAnsi" w:hAnsiTheme="minorHAnsi" w:cstheme="minorBidi"/>
-          <w:color w:val="auto"/>
-          <w:sz w:val="24"/>
-          <w:szCs w:val="24"/>
-        </w:rPr>
-        <w:t xml:space="preserve"> </w:t>
-      </w:r>
-      <w:r>
-        <w:rPr>
-          <w:rFonts w:asciiTheme="minorHAnsi" w:eastAsiaTheme="minorHAnsi" w:hAnsiTheme="minorHAnsi" w:cstheme="minorBidi"/>
-          <w:color w:val="auto"/>
-          <w:sz w:val="24"/>
-          <w:szCs w:val="24"/>
-        </w:rPr>
-        <w:t>rebuilt around vehicle capacity</w:t>
-      </w:r>
-      <w:r>
-        <w:rPr>
-          <w:rStyle w:val="FootnoteReference"/>
-          <w:rFonts w:asciiTheme="minorHAnsi" w:eastAsiaTheme="minorHAnsi" w:hAnsiTheme="minorHAnsi" w:cstheme="minorBidi"/>
-          <w:color w:val="auto"/>
-          <w:sz w:val="24"/>
-          <w:szCs w:val="24"/>
-        </w:rPr>
-        <w:footnoteReference w:id="5"/>
-      </w:r>
-      <w:r>
-        <w:rPr>
-          <w:rFonts w:asciiTheme="minorHAnsi" w:eastAsiaTheme="minorHAnsi" w:hAnsiTheme="minorHAnsi" w:cstheme="minorBidi"/>
-          <w:color w:val="auto"/>
-          <w:sz w:val="24"/>
-          <w:szCs w:val="24"/>
-        </w:rPr>
-        <w:t xml:space="preserve">, </w:t>
-      </w:r>
-      <w:r>
-        <w:rPr>
-          <w:rFonts w:asciiTheme="minorHAnsi" w:eastAsiaTheme="minorHAnsi" w:hAnsiTheme="minorHAnsi" w:cstheme="minorBidi"/>
-          <w:color w:val="auto"/>
-          <w:sz w:val="24"/>
-          <w:szCs w:val="24"/>
-        </w:rPr>
-        <w:t xml:space="preserve">perhaps </w:t>
-      </w:r>
-      <w:r>
-        <w:rPr>
-          <w:rFonts w:asciiTheme="minorHAnsi" w:eastAsiaTheme="minorHAnsi" w:hAnsiTheme="minorHAnsi" w:cstheme="minorBidi"/>
-          <w:color w:val="auto"/>
-          <w:sz w:val="24"/>
-          <w:szCs w:val="24"/>
-        </w:rPr>
-        <w:t>on the assumption that one section must fit one carrier. This is a constraint which belongs to mechanised and armoured formations – and binds even them less rigidly than it is applied</w:t>
-      </w:r>
-      <w:r>
-        <w:rPr>
-          <w:rFonts w:asciiTheme="minorHAnsi" w:eastAsiaTheme="minorHAnsi" w:hAnsiTheme="minorHAnsi" w:cstheme="minorBidi"/>
-          <w:color w:val="auto"/>
-          <w:sz w:val="24"/>
-          <w:szCs w:val="24"/>
-        </w:rPr>
-        <w:t>. I</w:t>
-      </w:r>
-      <w:r>
-        <w:rPr>
-          <w:rFonts w:asciiTheme="minorHAnsi" w:eastAsiaTheme="minorHAnsi" w:hAnsiTheme="minorHAnsi" w:cstheme="minorBidi"/>
-          <w:color w:val="auto"/>
-          <w:sz w:val="24"/>
-          <w:szCs w:val="24"/>
-        </w:rPr>
-        <w:t xml:space="preserve">t does not bind light infantry, which moves on foot or </w:t>
-      </w:r>
-      <w:r>
-        <w:rPr>
-          <w:rFonts w:asciiTheme="minorHAnsi" w:eastAsiaTheme="minorHAnsi" w:hAnsiTheme="minorHAnsi" w:cstheme="minorBidi"/>
-          <w:color w:val="auto"/>
-          <w:sz w:val="24"/>
-          <w:szCs w:val="24"/>
-        </w:rPr>
-        <w:t>in soft-skin vehicles – increasingly ATVs such as</w:t>
-      </w:r>
-      <w:r>
-        <w:rPr>
-          <w:rFonts w:asciiTheme="minorHAnsi" w:eastAsiaTheme="minorHAnsi" w:hAnsiTheme="minorHAnsi" w:cstheme="minorBidi"/>
-          <w:color w:val="auto"/>
-          <w:sz w:val="24"/>
-          <w:szCs w:val="24"/>
-        </w:rPr>
-        <w:t xml:space="preserve"> the ULTV</w:t>
-      </w:r>
-      <w:r>
-        <w:rPr>
-          <w:rStyle w:val="FootnoteReference"/>
-          <w:rFonts w:asciiTheme="minorHAnsi" w:eastAsiaTheme="minorHAnsi" w:hAnsiTheme="minorHAnsi" w:cstheme="minorBidi"/>
-          <w:color w:val="auto"/>
-          <w:sz w:val="24"/>
-          <w:szCs w:val="24"/>
-        </w:rPr>
-        <w:footnoteReference w:id="6"/>
-      </w:r>
-      <w:r>
-        <w:rPr>
-          <w:rFonts w:asciiTheme="minorHAnsi" w:eastAsiaTheme="minorHAnsi" w:hAnsiTheme="minorHAnsi" w:cstheme="minorBidi"/>
-          <w:color w:val="auto"/>
-          <w:sz w:val="24"/>
-          <w:szCs w:val="24"/>
-        </w:rPr>
-        <w:t>.</w:t>
-      </w:r>
-      <w:r>
-        <w:rPr>
-          <w:rFonts w:asciiTheme="minorHAnsi" w:eastAsiaTheme="minorHAnsi" w:hAnsiTheme="minorHAnsi" w:cstheme="minorBidi"/>
-          <w:color w:val="auto"/>
-          <w:sz w:val="24"/>
-          <w:szCs w:val="24"/>
-        </w:rPr>
-        <w:t xml:space="preserve"> </w:t>
-      </w:r>
-      <w:r>
-        <w:rPr>
-          <w:rFonts w:asciiTheme="minorHAnsi" w:eastAsiaTheme="minorHAnsi" w:hAnsiTheme="minorHAnsi" w:cstheme="minorBidi"/>
-          <w:color w:val="auto"/>
-          <w:sz w:val="24"/>
-          <w:szCs w:val="24"/>
-        </w:rPr>
-        <w:t>Its training still rehearses the conventional drills of the last century and the peace-support tasks of the decades since, while neglecting cognitive burden, dispersion and the exposure of a dispersed section that can be found and struck on a checkpoint or a convoy as readily as in battle, without the higher-echelon cover it is built to assume. Its materiel reflects a Cold War mentality. Its leadership structure is not configured for mission command. And it fields too few soldiers to carry the cognitive load, operate the new systems and remain cohesive once dispersed. Adding drones to this section changes none of it.</w:t>
-      </w:r>
-    </w:p>
-    <w:p>
-      <w:r>
-        <w:rPr>
-          <w:highlight w:val="yellow"/>
-        </w:rPr>
-        <w:t xml:space="preserve">OB: I will reference TM 201 as proof that doctrine hasn’t changed. However, I think I want to cite paragraph 0202 “The fundamental role of the infantry man/woman has </w:t>
-      </w:r>
-      <w:r>
-        <w:rPr>
-          <w:highlight w:val="yellow"/>
-        </w:rPr>
+      </w:pPr>
+      <w:r>
         <w:lastRenderedPageBreak/>
-        <w:t>changed little over recent centuries: their tasks are still to close with and destroy the enemy or force them to surrender, to seize and hold terrain, to dominate and control close country and finally, to carry out close surveillance”. Then we can say that the first task – their most important – cannot be achieved without substantial review of the doctrine, organisation, training, leadership, materiel,</w:t>
-      </w:r>
-      <w:r>
-        <w:t xml:space="preserve"> </w:t>
-      </w:r>
-    </w:p>
-    <w:p/>
-    <w:p>
-      <w:pPr>
-        <w:pStyle w:val="Heading2"/>
-        <w:rPr>
-          <w:rFonts w:asciiTheme="minorHAnsi" w:eastAsiaTheme="minorHAnsi" w:hAnsiTheme="minorHAnsi" w:cstheme="minorBidi"/>
-          <w:color w:val="auto"/>
-          <w:sz w:val="24"/>
-          <w:szCs w:val="24"/>
-        </w:rPr>
-      </w:pPr>
-      <w:r>
-        <w:rPr>
-          <w:rFonts w:asciiTheme="minorHAnsi" w:eastAsiaTheme="minorHAnsi" w:hAnsiTheme="minorHAnsi" w:cstheme="minorBidi"/>
-          <w:color w:val="auto"/>
-          <w:sz w:val="24"/>
-          <w:szCs w:val="24"/>
-        </w:rPr>
-        <w:t>The recommendations follow directly and cost little to begin. First, adopt the lance-corporal rank: dispersed sections need a commander in each</w:t>
-      </w:r>
-      <w:r>
-        <w:rPr>
-          <w:rFonts w:asciiTheme="minorHAnsi" w:eastAsiaTheme="minorHAnsi" w:hAnsiTheme="minorHAnsi" w:cstheme="minorBidi"/>
-          <w:color w:val="auto"/>
-          <w:sz w:val="24"/>
-          <w:szCs w:val="24"/>
-        </w:rPr>
-        <w:t xml:space="preserve"> and</w:t>
-      </w:r>
-      <w:r>
-        <w:rPr>
-          <w:rFonts w:asciiTheme="minorHAnsi" w:eastAsiaTheme="minorHAnsi" w:hAnsiTheme="minorHAnsi" w:cstheme="minorBidi"/>
-          <w:color w:val="auto"/>
-          <w:sz w:val="24"/>
-          <w:szCs w:val="24"/>
-        </w:rPr>
-        <w:t xml:space="preserve"> the rank structure must catch up to the tactics. Second, experiment properly rather than procure blindly</w:t>
-      </w:r>
-      <w:r>
-        <w:rPr>
-          <w:rFonts w:asciiTheme="minorHAnsi" w:eastAsiaTheme="minorHAnsi" w:hAnsiTheme="minorHAnsi" w:cstheme="minorBidi"/>
-          <w:color w:val="auto"/>
-          <w:sz w:val="24"/>
-          <w:szCs w:val="24"/>
-        </w:rPr>
-        <w:t xml:space="preserve"> – </w:t>
-      </w:r>
-      <w:r>
-        <w:rPr>
-          <w:rFonts w:asciiTheme="minorHAnsi" w:eastAsiaTheme="minorHAnsi" w:hAnsiTheme="minorHAnsi" w:cstheme="minorBidi"/>
-          <w:color w:val="auto"/>
-          <w:sz w:val="24"/>
-          <w:szCs w:val="24"/>
-        </w:rPr>
-        <w:t>stand up trial sections at fourteen and fifteen soldiers, test them against realistic drone threats</w:t>
-      </w:r>
-      <w:r>
-        <w:rPr>
-          <w:rFonts w:asciiTheme="minorHAnsi" w:eastAsiaTheme="minorHAnsi" w:hAnsiTheme="minorHAnsi" w:cstheme="minorBidi"/>
-          <w:color w:val="auto"/>
-          <w:sz w:val="24"/>
-          <w:szCs w:val="24"/>
-        </w:rPr>
-        <w:t xml:space="preserve"> and</w:t>
-      </w:r>
-      <w:r>
-        <w:rPr>
-          <w:rFonts w:asciiTheme="minorHAnsi" w:eastAsiaTheme="minorHAnsi" w:hAnsiTheme="minorHAnsi" w:cstheme="minorBidi"/>
-          <w:color w:val="auto"/>
-          <w:sz w:val="24"/>
-          <w:szCs w:val="24"/>
-        </w:rPr>
-        <w:t xml:space="preserve"> let the results, not assumption, settle the establishment. Third, write exposure management into doctrine: build signature discipline, drone-halt drills and the sequencing of sensing, electronic warfare and fires into standard operating procedures, syllabi and retraining, with mobile training teams to push the new methods out quickly. None of this requires mass or heavy armour</w:t>
-      </w:r>
-      <w:r>
-        <w:rPr>
-          <w:rFonts w:asciiTheme="minorHAnsi" w:eastAsiaTheme="minorHAnsi" w:hAnsiTheme="minorHAnsi" w:cstheme="minorBidi"/>
-          <w:color w:val="auto"/>
-          <w:sz w:val="24"/>
-          <w:szCs w:val="24"/>
-        </w:rPr>
-        <w:t xml:space="preserve"> and</w:t>
-      </w:r>
-      <w:r>
-        <w:rPr>
-          <w:rFonts w:asciiTheme="minorHAnsi" w:eastAsiaTheme="minorHAnsi" w:hAnsiTheme="minorHAnsi" w:cstheme="minorBidi"/>
-          <w:color w:val="auto"/>
-          <w:sz w:val="24"/>
-          <w:szCs w:val="24"/>
-        </w:rPr>
-        <w:t xml:space="preserve"> none waits on a procurement cycle. The first move is organisational, not financial</w:t>
-      </w:r>
-      <w:r>
-        <w:rPr>
-          <w:rFonts w:asciiTheme="minorHAnsi" w:eastAsiaTheme="minorHAnsi" w:hAnsiTheme="minorHAnsi" w:cstheme="minorBidi"/>
-          <w:color w:val="auto"/>
-          <w:sz w:val="24"/>
-          <w:szCs w:val="24"/>
-        </w:rPr>
-        <w:t xml:space="preserve"> – </w:t>
-      </w:r>
-      <w:r>
-        <w:rPr>
-          <w:rFonts w:asciiTheme="minorHAnsi" w:eastAsiaTheme="minorHAnsi" w:hAnsiTheme="minorHAnsi" w:cstheme="minorBidi"/>
-          <w:color w:val="auto"/>
-          <w:sz w:val="24"/>
-          <w:szCs w:val="24"/>
-        </w:rPr>
-        <w:t>which is precisely why the constraint that stalled Irish defence no longer holds.</w:t>
-      </w:r>
-    </w:p>
-    <w:p>
-      <w:pPr>
-        <w:pStyle w:val="Heading2"/>
-        <w:rPr>
-          <w:rFonts w:asciiTheme="minorHAnsi" w:eastAsiaTheme="minorHAnsi" w:hAnsiTheme="minorHAnsi" w:cstheme="minorBidi"/>
-          <w:color w:val="auto"/>
-          <w:sz w:val="24"/>
-          <w:szCs w:val="24"/>
-        </w:rPr>
-      </w:pPr>
-      <w:r>
-        <w:rPr>
-          <w:rFonts w:asciiTheme="minorHAnsi" w:eastAsiaTheme="minorHAnsi" w:hAnsiTheme="minorHAnsi" w:cstheme="minorBidi"/>
-          <w:color w:val="auto"/>
-          <w:sz w:val="24"/>
-          <w:szCs w:val="24"/>
-        </w:rPr>
-        <w:t>One objection runs: change is uncertain, resources unallocated, other programmes mid-stream. Each clause is true. None is a reason to stand still. The quieter version is that force design must fit the platform – an eight-seat carrier sets the section, the section sets the fight. That inverts the logic. The threat sets the survivable section; the carrier is procurement's problem. A vehicle that seats eight when survival demands fourteen is not a cap on the section – it is the wrong vehicle. Nor is experimentation the disruption the objection fears; it is the hedge against it. A trial section commits nothing and costs almost nothing – the iteration a resource-uncertain force should want. The expensive mistake is not testing too early. It is fielding a structure the evidence already calls obsolete, and discovering it under fire.</w:t>
-      </w:r>
-    </w:p>
-    <w:p>
-      <w:pPr>
-        <w:pStyle w:val="Heading2"/>
-      </w:pPr>
-      <w:r>
         <w:t>Main Body – OB</w:t>
       </w:r>
     </w:p>
@@ -2133,7 +2357,6 @@
     </w:p>
     <w:p>
       <w:r>
-        <w:lastRenderedPageBreak/>
         <w:t xml:space="preserve">Your half answers one question: </w:t>
       </w:r>
       <w:r>
@@ -2218,7 +2441,15 @@
         </w:numPr>
       </w:pPr>
       <w:r>
-        <w:t>why cheap UxS don't remove the need for political prioritisation</w:t>
+        <w:t xml:space="preserve">why cheap </w:t>
+      </w:r>
+      <w:proofErr w:type="spellStart"/>
+      <w:r>
+        <w:t>UxS</w:t>
+      </w:r>
+      <w:proofErr w:type="spellEnd"/>
+      <w:r>
+        <w:t xml:space="preserve"> don't remove the need for political prioritisation</w:t>
       </w:r>
     </w:p>
     <w:p>
@@ -2233,7 +2464,23 @@
           <w:i/>
           <w:iCs/>
         </w:rPr>
-        <w:t>Line to prove: drone denial is cheap against conventional mass, but still needs ownership because it reallocates doctrine, training, establishments, procurement and public explanation around territorial defence.</w:t>
+        <w:t xml:space="preserve">Line to </w:t>
+      </w:r>
+      <w:proofErr w:type="gramStart"/>
+      <w:r>
+        <w:rPr>
+          <w:i/>
+          <w:iCs/>
+        </w:rPr>
+        <w:t>prove:</w:t>
+      </w:r>
+      <w:proofErr w:type="gramEnd"/>
+      <w:r>
+        <w:rPr>
+          <w:i/>
+          <w:iCs/>
+        </w:rPr>
+        <w:t xml:space="preserve"> drone denial is cheap against conventional mass, but still needs ownership because it reallocates doctrine, training, establishments, procurement and public explanation around territorial defence.</w:t>
       </w:r>
     </w:p>
     <w:p>
@@ -2368,6 +2615,7 @@
         </w:numPr>
       </w:pPr>
       <w:r>
+        <w:lastRenderedPageBreak/>
         <w:t>stock depth, batteries, spares, repair, replacement; EW adaptation; training pipelines; standing experimentation; procurement agility; sovereign/EU supply-chain resilience; doctrinal ownership in the DF</w:t>
       </w:r>
     </w:p>
@@ -2383,7 +2631,6 @@
           <w:i/>
           <w:iCs/>
         </w:rPr>
-        <w:lastRenderedPageBreak/>
         <w:t>branch laydown (infantry / ordnance / CIS / engineers / artillery / cross-branch)</w:t>
       </w:r>
       <w:r>
@@ -2413,7 +2660,23 @@
           <w:i/>
           <w:iCs/>
         </w:rPr>
-        <w:t>Line to prove: cheap systems create the opportunity; institutions create the deterrent.</w:t>
+        <w:t xml:space="preserve">Line to </w:t>
+      </w:r>
+      <w:proofErr w:type="gramStart"/>
+      <w:r>
+        <w:rPr>
+          <w:i/>
+          <w:iCs/>
+        </w:rPr>
+        <w:t>prove:</w:t>
+      </w:r>
+      <w:proofErr w:type="gramEnd"/>
+      <w:r>
+        <w:rPr>
+          <w:i/>
+          <w:iCs/>
+        </w:rPr>
+        <w:t xml:space="preserve"> cheap systems create the opportunity; institutions create the deterrent.</w:t>
       </w:r>
     </w:p>
     <w:p/>
@@ -2569,7 +2832,31 @@
         <w:footnoteRef/>
       </w:r>
       <w:r>
-        <w:t xml:space="preserve"> Statsministeriet (2026). Fællesudtalelse om Grønland [online]. Available at: https://s</w:t>
+        <w:t xml:space="preserve"> </w:t>
+      </w:r>
+      <w:proofErr w:type="spellStart"/>
+      <w:r>
+        <w:t>Statsministeriet</w:t>
+      </w:r>
+      <w:proofErr w:type="spellEnd"/>
+      <w:r>
+        <w:t xml:space="preserve"> (2026). </w:t>
+      </w:r>
+      <w:proofErr w:type="spellStart"/>
+      <w:r>
+        <w:t>Fællesudtalelse</w:t>
+      </w:r>
+      <w:proofErr w:type="spellEnd"/>
+      <w:r>
+        <w:t xml:space="preserve"> om </w:t>
+      </w:r>
+      <w:proofErr w:type="spellStart"/>
+      <w:r>
+        <w:t>Grønland</w:t>
+      </w:r>
+      <w:proofErr w:type="spellEnd"/>
+      <w:r>
+        <w:t xml:space="preserve"> [online]. Available at: https://s</w:t>
       </w:r>
     </w:p>
     <w:p>
@@ -2582,6 +2869,22 @@
     </w:p>
   </w:footnote>
   <w:footnote w:id="5">
+    <w:p>
+      <w:pPr>
+        <w:pStyle w:val="FootnoteText"/>
+      </w:pPr>
+      <w:r>
+        <w:rPr>
+          <w:rStyle w:val="FootnoteReference"/>
+        </w:rPr>
+        <w:footnoteRef/>
+      </w:r>
+      <w:r>
+        <w:t xml:space="preserve"> TM 201</w:t>
+      </w:r>
+    </w:p>
+  </w:footnote>
+  <w:footnote w:id="6">
     <w:p>
       <w:pPr>
         <w:pStyle w:val="FootnoteText"/>
@@ -2631,7 +2934,7 @@
       </w:r>
     </w:p>
   </w:footnote>
-  <w:footnote w:id="6">
+  <w:footnote w:id="7">
     <w:p>
       <w:pPr>
         <w:pStyle w:val="FootnoteText"/>

--- a/Essays/DF_Review_Article_Adams_Part.docx
+++ b/Essays/DF_Review_Article_Adams_Part.docx
@@ -30,27 +30,7 @@
           <w:sz w:val="24"/>
           <w:szCs w:val="24"/>
         </w:rPr>
-        <w:t xml:space="preserve">Pervasive uncrewed systems have altered the cost structure of small-state deterrence. Low-cost </w:t>
-      </w:r>
-      <w:proofErr w:type="spellStart"/>
-      <w:r>
-        <w:rPr>
-          <w:rFonts w:asciiTheme="minorHAnsi" w:eastAsiaTheme="minorHAnsi" w:hAnsiTheme="minorHAnsi" w:cstheme="minorBidi"/>
-          <w:color w:val="auto"/>
-          <w:sz w:val="24"/>
-          <w:szCs w:val="24"/>
-        </w:rPr>
-        <w:t>UxS</w:t>
-      </w:r>
-      <w:proofErr w:type="spellEnd"/>
-      <w:r>
-        <w:rPr>
-          <w:rFonts w:asciiTheme="minorHAnsi" w:eastAsiaTheme="minorHAnsi" w:hAnsiTheme="minorHAnsi" w:cstheme="minorBidi"/>
-          <w:color w:val="auto"/>
-          <w:sz w:val="24"/>
-          <w:szCs w:val="24"/>
-        </w:rPr>
-        <w:t xml:space="preserve"> lower the cost of reconnaissance, precision strike and sustainment, shifting relative combat power toward a resource-constrained defender and creating asymmetric cost-imposition opportunities far cheaper than traditional platforms; the Javelin-to-FPV cost ratio runs between 1:54 and 1:144 by range. For Ireland</w:t>
+        <w:t>Pervasive uncrewed systems have altered the cost structure of small-state deterrence. Low-cost UxS lower the cost of reconnaissance, precision strike and sustainment, shifting relative combat power toward a resource-constrained defender and creating asymmetric cost-imposition opportunities far cheaper than traditional platforms; the Javelin-to-FPV cost ratio runs between 1:54 and 1:144 by range. For Ireland</w:t>
       </w:r>
       <w:r>
         <w:rPr>
@@ -124,19 +104,8 @@
           <w:sz w:val="24"/>
           <w:szCs w:val="24"/>
         </w:rPr>
-        <w:t xml:space="preserve">the political ownership Ireland's policy void </w:t>
-      </w:r>
-      <w:proofErr w:type="gramStart"/>
-      <w:r>
-        <w:rPr>
-          <w:rFonts w:asciiTheme="minorHAnsi" w:eastAsiaTheme="minorHAnsi" w:hAnsiTheme="minorHAnsi" w:cstheme="minorBidi"/>
-          <w:color w:val="auto"/>
-          <w:sz w:val="24"/>
-          <w:szCs w:val="24"/>
-        </w:rPr>
-        <w:t>withholds</w:t>
-      </w:r>
-      <w:proofErr w:type="gramEnd"/>
+        <w:t>the political ownership Ireland's policy void withholds</w:t>
+      </w:r>
       <w:r>
         <w:rPr>
           <w:rFonts w:asciiTheme="minorHAnsi" w:eastAsiaTheme="minorHAnsi" w:hAnsiTheme="minorHAnsi" w:cstheme="minorBidi"/>
@@ -235,21 +204,7 @@
         <w:rPr>
           <w:highlight w:val="yellow"/>
         </w:rPr>
-        <w:t xml:space="preserve">OB: the abstract is only draft… let’s see where your stuff brings us. It would be best if it jumps from </w:t>
-      </w:r>
-      <w:proofErr w:type="gramStart"/>
-      <w:r>
-        <w:rPr>
-          <w:highlight w:val="yellow"/>
-        </w:rPr>
-        <w:t>mine..</w:t>
-      </w:r>
-      <w:proofErr w:type="gramEnd"/>
-      <w:r>
-        <w:rPr>
-          <w:highlight w:val="yellow"/>
-        </w:rPr>
-        <w:t xml:space="preserve"> I’ve had AI do a draft based on my ideas. YOU ARE FREE TO GO WHERE YOU WANT!</w:t>
+        <w:t>OB: the abstract is only draft… let’s see where your stuff brings us. It would be best if it jumps from mine.. I’ve had AI do a draft based on my ideas. YOU ARE FREE TO GO WHERE YOU WANT!</w:t>
       </w:r>
     </w:p>
     <w:p>
@@ -322,15 +277,7 @@
         </w:numPr>
       </w:pPr>
       <w:r>
-        <w:t xml:space="preserve">How do low-cost </w:t>
-      </w:r>
-      <w:proofErr w:type="spellStart"/>
-      <w:r>
-        <w:t>UxS</w:t>
-      </w:r>
-      <w:proofErr w:type="spellEnd"/>
-      <w:r>
-        <w:t xml:space="preserve"> shift RCP toward the resource-constrained defender? </w:t>
+        <w:t xml:space="preserve">How do low-cost UxS shift RCP toward the resource-constrained defender? </w:t>
       </w:r>
       <w:r>
         <w:rPr>
@@ -355,23 +302,7 @@
         <w:t xml:space="preserve"> – </w:t>
       </w:r>
       <w:r>
-        <w:t xml:space="preserve">and does the </w:t>
-      </w:r>
-      <w:proofErr w:type="spellStart"/>
-      <w:r>
-        <w:t>Javelin:FPV</w:t>
-      </w:r>
-      <w:proofErr w:type="spellEnd"/>
-      <w:r>
-        <w:t xml:space="preserve"> ratio </w:t>
-      </w:r>
-      <w:proofErr w:type="gramStart"/>
-      <w:r>
-        <w:t>actually hold</w:t>
-      </w:r>
-      <w:proofErr w:type="gramEnd"/>
-      <w:r>
-        <w:t xml:space="preserve"> at 1:54–1:144? </w:t>
+        <w:t xml:space="preserve">and does the Javelin:FPV ratio actually hold at 1:54–1:144? </w:t>
       </w:r>
       <w:r>
         <w:rPr>
@@ -524,15 +455,7 @@
         <w:t xml:space="preserve"> and</w:t>
       </w:r>
       <w:r>
-        <w:t xml:space="preserve"> what would ownership </w:t>
-      </w:r>
-      <w:proofErr w:type="gramStart"/>
-      <w:r>
-        <w:t>actually be</w:t>
-      </w:r>
-      <w:proofErr w:type="gramEnd"/>
-      <w:r>
-        <w:t xml:space="preserve">? </w:t>
+        <w:t xml:space="preserve"> what would ownership actually be? </w:t>
       </w:r>
       <w:r>
         <w:rPr>
@@ -586,15 +509,7 @@
         </w:numPr>
       </w:pPr>
       <w:r>
-        <w:t xml:space="preserve">What </w:t>
-      </w:r>
-      <w:proofErr w:type="gramStart"/>
-      <w:r>
-        <w:t>are</w:t>
-      </w:r>
-      <w:proofErr w:type="gramEnd"/>
-      <w:r>
-        <w:t xml:space="preserve"> the force-design recommendations</w:t>
+        <w:t>What are the force-design recommendations</w:t>
       </w:r>
       <w:r>
         <w:t xml:space="preserve"> – </w:t>
@@ -1173,27 +1088,7 @@
           <w:sz w:val="24"/>
           <w:szCs w:val="24"/>
         </w:rPr>
-        <w:t xml:space="preserve">conflict. Failure to internalise the implications of </w:t>
-      </w:r>
-      <w:proofErr w:type="spellStart"/>
-      <w:r>
-        <w:rPr>
-          <w:rFonts w:asciiTheme="minorHAnsi" w:eastAsiaTheme="minorHAnsi" w:hAnsiTheme="minorHAnsi" w:cstheme="minorBidi"/>
-          <w:color w:val="auto"/>
-          <w:sz w:val="24"/>
-          <w:szCs w:val="24"/>
-        </w:rPr>
-        <w:t>UxS</w:t>
-      </w:r>
-      <w:proofErr w:type="spellEnd"/>
-      <w:r>
-        <w:rPr>
-          <w:rFonts w:asciiTheme="minorHAnsi" w:eastAsiaTheme="minorHAnsi" w:hAnsiTheme="minorHAnsi" w:cstheme="minorBidi"/>
-          <w:color w:val="auto"/>
-          <w:sz w:val="24"/>
-          <w:szCs w:val="24"/>
-        </w:rPr>
-        <w:t xml:space="preserve"> risks entrenching a force posture</w:t>
+        <w:t>conflict. Failure to internalise the implications of UxS risks entrenching a force posture</w:t>
       </w:r>
       <w:r>
         <w:rPr>
@@ -1575,27 +1470,7 @@
           <w:sz w:val="24"/>
           <w:szCs w:val="24"/>
         </w:rPr>
-        <w:t xml:space="preserve"> sustaining the force. A defender who can see, range and attrit an attacker using systems costing hundreds rather than millions no longer </w:t>
-      </w:r>
-      <w:proofErr w:type="gramStart"/>
-      <w:r>
-        <w:rPr>
-          <w:rFonts w:asciiTheme="minorHAnsi" w:eastAsiaTheme="minorHAnsi" w:hAnsiTheme="minorHAnsi" w:cstheme="minorBidi"/>
-          <w:color w:val="auto"/>
-          <w:sz w:val="24"/>
-          <w:szCs w:val="24"/>
-        </w:rPr>
-        <w:t>has to</w:t>
-      </w:r>
-      <w:proofErr w:type="gramEnd"/>
-      <w:r>
-        <w:rPr>
-          <w:rFonts w:asciiTheme="minorHAnsi" w:eastAsiaTheme="minorHAnsi" w:hAnsiTheme="minorHAnsi" w:cstheme="minorBidi"/>
-          <w:color w:val="auto"/>
-          <w:sz w:val="24"/>
-          <w:szCs w:val="24"/>
-        </w:rPr>
-        <w:t xml:space="preserve"> match that attacker platform-for-</w:t>
+        <w:t xml:space="preserve"> sustaining the force. A defender who can see, range and attrit an attacker using systems costing hundreds rather than millions no longer has to match that attacker platform-for-</w:t>
       </w:r>
       <w:r>
         <w:rPr>
@@ -1653,181 +1528,68 @@
       </w:r>
     </w:p>
     <w:p>
-      <w:pPr>
-        <w:pStyle w:val="Heading2"/>
-        <w:rPr>
-          <w:rFonts w:asciiTheme="minorHAnsi" w:eastAsiaTheme="minorHAnsi" w:hAnsiTheme="minorHAnsi" w:cstheme="minorBidi"/>
-          <w:color w:val="auto"/>
-          <w:sz w:val="24"/>
-          <w:szCs w:val="24"/>
-        </w:rPr>
-      </w:pPr>
-      <w:r>
-        <w:rPr>
-          <w:rFonts w:asciiTheme="minorHAnsi" w:eastAsiaTheme="minorHAnsi" w:hAnsiTheme="minorHAnsi" w:cstheme="minorBidi"/>
-          <w:color w:val="auto"/>
-          <w:sz w:val="24"/>
-          <w:szCs w:val="24"/>
-        </w:rPr>
-        <w:t>A useful heuristic is</w:t>
-      </w:r>
-      <w:r>
-        <w:rPr>
-          <w:rFonts w:asciiTheme="minorHAnsi" w:eastAsiaTheme="minorHAnsi" w:hAnsiTheme="minorHAnsi" w:cstheme="minorBidi"/>
-          <w:color w:val="auto"/>
-          <w:sz w:val="24"/>
-          <w:szCs w:val="24"/>
-        </w:rPr>
-        <w:t xml:space="preserve"> a like-for-like price </w:t>
-      </w:r>
-      <w:proofErr w:type="gramStart"/>
-      <w:r>
-        <w:rPr>
-          <w:rFonts w:asciiTheme="minorHAnsi" w:eastAsiaTheme="minorHAnsi" w:hAnsiTheme="minorHAnsi" w:cstheme="minorBidi"/>
-          <w:color w:val="auto"/>
-          <w:sz w:val="24"/>
-          <w:szCs w:val="24"/>
-        </w:rPr>
-        <w:t>comparison</w:t>
-      </w:r>
-      <w:proofErr w:type="gramEnd"/>
-      <w:r>
-        <w:rPr>
-          <w:rFonts w:asciiTheme="minorHAnsi" w:eastAsiaTheme="minorHAnsi" w:hAnsiTheme="minorHAnsi" w:cstheme="minorBidi"/>
-          <w:color w:val="auto"/>
-          <w:sz w:val="24"/>
-          <w:szCs w:val="24"/>
-        </w:rPr>
-        <w:t xml:space="preserve"> and</w:t>
-      </w:r>
-      <w:r>
-        <w:rPr>
-          <w:rFonts w:asciiTheme="minorHAnsi" w:eastAsiaTheme="minorHAnsi" w:hAnsiTheme="minorHAnsi" w:cstheme="minorBidi"/>
-          <w:color w:val="auto"/>
-          <w:sz w:val="24"/>
-          <w:szCs w:val="24"/>
-        </w:rPr>
-        <w:t xml:space="preserve"> it holds only if both sides are quoted on the same basis. Ireland's Block F Javelin costs €197,727 per round, exclusive of VAT. A fibre-optic FPV one-way attack munition delivering a comparable mobility kill costs from €1,375 at ten kilometres to €3,673 at seventy, also exclusive of VAT. Divided like for like, one Javelin buys what between fifty-four and one hundred and forty-four drones cost</w:t>
-      </w:r>
-      <w:r>
-        <w:rPr>
-          <w:rFonts w:asciiTheme="minorHAnsi" w:eastAsiaTheme="minorHAnsi" w:hAnsiTheme="minorHAnsi" w:cstheme="minorBidi"/>
-          <w:color w:val="auto"/>
-          <w:sz w:val="24"/>
-          <w:szCs w:val="24"/>
-        </w:rPr>
-        <w:t xml:space="preserve"> – </w:t>
-      </w:r>
-      <w:r>
-        <w:rPr>
-          <w:rFonts w:asciiTheme="minorHAnsi" w:eastAsiaTheme="minorHAnsi" w:hAnsiTheme="minorHAnsi" w:cstheme="minorBidi"/>
-          <w:color w:val="auto"/>
-          <w:sz w:val="24"/>
-          <w:szCs w:val="24"/>
-        </w:rPr>
-        <w:t xml:space="preserve">the 1:54 to 1:144 ratio. </w:t>
-      </w:r>
-      <w:r>
-        <w:rPr>
-          <w:rFonts w:asciiTheme="minorHAnsi" w:eastAsiaTheme="minorHAnsi" w:hAnsiTheme="minorHAnsi" w:cstheme="minorBidi"/>
-          <w:color w:val="auto"/>
-          <w:sz w:val="24"/>
-          <w:szCs w:val="24"/>
-        </w:rPr>
-        <w:t>D</w:t>
-      </w:r>
-      <w:r>
-        <w:rPr>
-          <w:rFonts w:asciiTheme="minorHAnsi" w:eastAsiaTheme="minorHAnsi" w:hAnsiTheme="minorHAnsi" w:cstheme="minorBidi"/>
-          <w:color w:val="auto"/>
-          <w:sz w:val="24"/>
-          <w:szCs w:val="24"/>
-        </w:rPr>
-        <w:t>rones reliably immobilise armour rather than destroy it</w:t>
-      </w:r>
-      <w:r>
-        <w:rPr>
-          <w:rFonts w:asciiTheme="minorHAnsi" w:eastAsiaTheme="minorHAnsi" w:hAnsiTheme="minorHAnsi" w:cstheme="minorBidi"/>
-          <w:color w:val="auto"/>
-          <w:sz w:val="24"/>
-          <w:szCs w:val="24"/>
-        </w:rPr>
-        <w:t xml:space="preserve"> and</w:t>
-      </w:r>
-      <w:r>
-        <w:rPr>
-          <w:rFonts w:asciiTheme="minorHAnsi" w:eastAsiaTheme="minorHAnsi" w:hAnsiTheme="minorHAnsi" w:cstheme="minorBidi"/>
-          <w:color w:val="auto"/>
-          <w:sz w:val="24"/>
-          <w:szCs w:val="24"/>
-        </w:rPr>
-        <w:t xml:space="preserve"> several</w:t>
-      </w:r>
-      <w:r>
-        <w:rPr>
-          <w:rFonts w:asciiTheme="minorHAnsi" w:eastAsiaTheme="minorHAnsi" w:hAnsiTheme="minorHAnsi" w:cstheme="minorBidi"/>
-          <w:color w:val="auto"/>
-          <w:sz w:val="24"/>
-          <w:szCs w:val="24"/>
-        </w:rPr>
-        <w:t xml:space="preserve"> (even 20+)</w:t>
-      </w:r>
-      <w:r>
-        <w:rPr>
-          <w:rFonts w:asciiTheme="minorHAnsi" w:eastAsiaTheme="minorHAnsi" w:hAnsiTheme="minorHAnsi" w:cstheme="minorBidi"/>
-          <w:color w:val="auto"/>
-          <w:sz w:val="24"/>
-          <w:szCs w:val="24"/>
-        </w:rPr>
-        <w:t xml:space="preserve"> may be needed per target. But the direction is unambiguous</w:t>
-      </w:r>
-      <w:r>
-        <w:rPr>
-          <w:rFonts w:asciiTheme="minorHAnsi" w:eastAsiaTheme="minorHAnsi" w:hAnsiTheme="minorHAnsi" w:cstheme="minorBidi"/>
-          <w:color w:val="auto"/>
-          <w:sz w:val="24"/>
-          <w:szCs w:val="24"/>
-        </w:rPr>
-        <w:t xml:space="preserve"> – </w:t>
-      </w:r>
-      <w:r>
-        <w:rPr>
-          <w:rFonts w:asciiTheme="minorHAnsi" w:eastAsiaTheme="minorHAnsi" w:hAnsiTheme="minorHAnsi" w:cstheme="minorBidi"/>
-          <w:color w:val="auto"/>
-          <w:sz w:val="24"/>
-          <w:szCs w:val="24"/>
-        </w:rPr>
-        <w:t xml:space="preserve">mass precision effect </w:t>
-      </w:r>
-      <w:r>
-        <w:rPr>
-          <w:rFonts w:asciiTheme="minorHAnsi" w:eastAsiaTheme="minorHAnsi" w:hAnsiTheme="minorHAnsi" w:cstheme="minorBidi"/>
-          <w:color w:val="auto"/>
-          <w:sz w:val="24"/>
-          <w:szCs w:val="24"/>
-        </w:rPr>
-        <w:t>is no longer the purview</w:t>
-      </w:r>
-      <w:r>
-        <w:rPr>
-          <w:rFonts w:asciiTheme="minorHAnsi" w:eastAsiaTheme="minorHAnsi" w:hAnsiTheme="minorHAnsi" w:cstheme="minorBidi"/>
-          <w:color w:val="auto"/>
-          <w:sz w:val="24"/>
-          <w:szCs w:val="24"/>
-        </w:rPr>
-        <w:t xml:space="preserve"> of the well-funded alone.</w:t>
-      </w:r>
-    </w:p>
-    <w:p>
+      <w:r>
+        <w:fldChar w:fldCharType="begin"/>
+      </w:r>
+      <w:r>
+        <w:instrText xml:space="preserve"> REF _Ref233053446 \h </w:instrText>
+      </w:r>
+      <w:r>
+        <w:fldChar w:fldCharType="separate"/>
+      </w:r>
+      <w:r>
+        <w:t xml:space="preserve">Table </w:t>
+      </w:r>
       <w:r>
         <w:rPr>
           <w:noProof/>
         </w:rPr>
+        <w:t>1</w:t>
+      </w:r>
+      <w:r>
+        <w:fldChar w:fldCharType="end"/>
+      </w:r>
+      <w:r>
+        <w:t xml:space="preserve"> </w:t>
+      </w:r>
+      <w:r>
+        <w:t xml:space="preserve">shows that FPV-OWADs cannot be dismissed as cheap substitutes for Javelin. The operational comparison is the telling one: defeating an armoured company costs roughly €1.13 million in Javelins, compared with under €85,000 in FPV-OWADs – more than an order of magnitude less for the same task, on assumptions generous to Javelin. Ireland's recent Javelin-only procurement buys 44 missiles; the same budget fields thousands of FPV-OWADs. Javelin remains the higher-confidence kill mechanism, and FPV-OWADs may require several strikes to destroy armour, </w:t>
+      </w:r>
+      <w:r>
+        <w:t>but they can immobilise it for follow-on fires and reach more than an order of magnitude further.</w:t>
+      </w:r>
+      <w:r>
+        <w:t xml:space="preserve"> The direction is unambiguous: FPV-OWADs do not replace ATGMs, but they change the defensive arithmetic and can no longer be ignored</w:t>
+      </w:r>
+      <w:r>
+        <w:t>.</w:t>
+      </w:r>
+      <w:r>
+        <w:rPr>
+          <w:rStyle w:val="FootnoteReference"/>
+        </w:rPr>
+        <w:footnoteReference w:id="8"/>
+      </w:r>
+      <w:r>
+        <w:t xml:space="preserve"> </w:t>
+      </w:r>
+      <w:r>
+        <w:rPr>
+          <w:rStyle w:val="FootnoteReference"/>
+        </w:rPr>
+        <w:footnoteReference w:id="9"/>
+      </w:r>
+    </w:p>
+    <w:p>
+      <w:pPr>
+        <w:keepNext/>
+      </w:pPr>
+      <w:r>
         <w:drawing>
-          <wp:inline distT="0" distB="0" distL="0" distR="0" wp14:anchorId="2239C26D" wp14:editId="1CE4A65E">
-            <wp:extent cx="5731510" cy="1751965"/>
-            <wp:effectExtent l="0" t="0" r="2540" b="635"/>
-            <wp:docPr id="749485391" name="Picture 1"/>
+          <wp:inline distT="0" distB="0" distL="0" distR="0" wp14:anchorId="1ED79B76" wp14:editId="6CD40A73">
+            <wp:extent cx="5731510" cy="1757045"/>
+            <wp:effectExtent l="0" t="0" r="2540" b="0"/>
+            <wp:docPr id="177895998" name="Picture 1"/>
             <wp:cNvGraphicFramePr>
               <a:graphicFrameLocks xmlns:a="http://schemas.openxmlformats.org/drawingml/2006/main" noChangeAspect="1"/>
             </wp:cNvGraphicFramePr>
@@ -1835,7 +1597,7 @@
               <a:graphicData uri="http://schemas.openxmlformats.org/drawingml/2006/picture">
                 <pic:pic xmlns:pic="http://schemas.openxmlformats.org/drawingml/2006/picture">
                   <pic:nvPicPr>
-                    <pic:cNvPr id="749485391" name=""/>
+                    <pic:cNvPr id="177895998" name=""/>
                     <pic:cNvPicPr/>
                   </pic:nvPicPr>
                   <pic:blipFill>
@@ -1847,7 +1609,7 @@
                   <pic:spPr>
                     <a:xfrm>
                       <a:off x="0" y="0"/>
-                      <a:ext cx="5731510" cy="1751965"/>
+                      <a:ext cx="5731510" cy="1757045"/>
                     </a:xfrm>
                     <a:prstGeom prst="rect">
                       <a:avLst/>
@@ -1862,6 +1624,44 @@
     </w:p>
     <w:p>
       <w:pPr>
+        <w:pStyle w:val="Caption"/>
+        <w:jc w:val="center"/>
+      </w:pPr>
+      <w:bookmarkStart w:id="0" w:name="_Ref233053446"/>
+      <w:r>
+        <w:t xml:space="preserve">Table </w:t>
+      </w:r>
+      <w:r>
+        <w:fldChar w:fldCharType="begin"/>
+      </w:r>
+      <w:r>
+        <w:instrText xml:space="preserve"> SEQ Table \* ARABIC </w:instrText>
+      </w:r>
+      <w:r>
+        <w:fldChar w:fldCharType="separate"/>
+      </w:r>
+      <w:r>
+        <w:rPr>
+          <w:noProof/>
+        </w:rPr>
+        <w:t>1</w:t>
+      </w:r>
+      <w:r>
+        <w:fldChar w:fldCharType="end"/>
+      </w:r>
+      <w:bookmarkEnd w:id="0"/>
+      <w:r>
+        <w:t xml:space="preserve">. </w:t>
+      </w:r>
+      <w:r>
+        <w:t>Comparative Anti-Armour Cost-Imposition Model</w:t>
+      </w:r>
+      <w:r>
+        <w:t>: ATGMs versus FPV-OWADs and Loitering-OWADs</w:t>
+      </w:r>
+    </w:p>
+    <w:p>
+      <w:pPr>
         <w:pStyle w:val="Heading2"/>
         <w:rPr>
           <w:rFonts w:asciiTheme="minorHAnsi" w:eastAsiaTheme="minorHAnsi" w:hAnsiTheme="minorHAnsi" w:cstheme="minorBidi"/>
@@ -1970,27 +1770,7 @@
           <w:sz w:val="24"/>
           <w:szCs w:val="24"/>
         </w:rPr>
-        <w:t xml:space="preserve"> </w:t>
-      </w:r>
-      <w:proofErr w:type="gramStart"/>
-      <w:r>
-        <w:rPr>
-          <w:rFonts w:asciiTheme="minorHAnsi" w:eastAsiaTheme="minorHAnsi" w:hAnsiTheme="minorHAnsi" w:cstheme="minorBidi"/>
-          <w:color w:val="auto"/>
-          <w:sz w:val="24"/>
-          <w:szCs w:val="24"/>
-        </w:rPr>
-        <w:t>needs</w:t>
-      </w:r>
-      <w:proofErr w:type="gramEnd"/>
-      <w:r>
-        <w:rPr>
-          <w:rFonts w:asciiTheme="minorHAnsi" w:eastAsiaTheme="minorHAnsi" w:hAnsiTheme="minorHAnsi" w:cstheme="minorBidi"/>
-          <w:color w:val="auto"/>
-          <w:sz w:val="24"/>
-          <w:szCs w:val="24"/>
-        </w:rPr>
-        <w:t xml:space="preserve"> only to impose enough delay, attrition and uncertainty that the operation's price climbs past what the aggressor will pay</w:t>
+        <w:t xml:space="preserve"> needs only to impose enough delay, attrition and uncertainty that the operation's price climbs past what the aggressor will pay</w:t>
       </w:r>
       <w:r>
         <w:rPr>
@@ -2100,27 +1880,7 @@
           <w:sz w:val="24"/>
           <w:szCs w:val="24"/>
         </w:rPr>
-        <w:t xml:space="preserve">built into a force </w:t>
-      </w:r>
-      <w:proofErr w:type="gramStart"/>
-      <w:r>
-        <w:rPr>
-          <w:rFonts w:asciiTheme="minorHAnsi" w:eastAsiaTheme="minorHAnsi" w:hAnsiTheme="minorHAnsi" w:cstheme="minorBidi"/>
-          <w:color w:val="auto"/>
-          <w:sz w:val="24"/>
-          <w:szCs w:val="24"/>
-        </w:rPr>
-        <w:t>actually organised</w:t>
-      </w:r>
-      <w:proofErr w:type="gramEnd"/>
-      <w:r>
-        <w:rPr>
-          <w:rFonts w:asciiTheme="minorHAnsi" w:eastAsiaTheme="minorHAnsi" w:hAnsiTheme="minorHAnsi" w:cstheme="minorBidi"/>
-          <w:color w:val="auto"/>
-          <w:sz w:val="24"/>
-          <w:szCs w:val="24"/>
-        </w:rPr>
-        <w:t>, trained and structured to use it, not bolted onto legacy units. It must be institutionally sustained</w:t>
+        <w:t>built into a force actually organised, trained and structured to use it, not bolted onto legacy units. It must be institutionally sustained</w:t>
       </w:r>
       <w:r>
         <w:rPr>
@@ -2287,27 +2047,7 @@
           <w:szCs w:val="24"/>
         </w:rPr>
         <w:lastRenderedPageBreak/>
-        <w:t xml:space="preserve">One objection runs: change is uncertain, resources unallocated, other programmes mid-stream. Each clause is true. None is a reason to stand still. The quieter version is that force design must fit the platform – an eight-seat carrier sets the section, the section sets the fight. That inverts the logic. The threat sets the survivable section; the carrier is procurement's problem. A vehicle that seats eight when survival demands fourteen is not a cap on the section – it is the wrong vehicle. Nor is experimentation the disruption the objection fears; it is the hedge against it. A trial section commits nothing and costs almost nothing – the iteration a resource-uncertain force should want. The expensive mistake is not testing too early. It is fielding a structure the evidence already calls </w:t>
-      </w:r>
-      <w:proofErr w:type="gramStart"/>
-      <w:r>
-        <w:rPr>
-          <w:rFonts w:asciiTheme="minorHAnsi" w:eastAsiaTheme="minorHAnsi" w:hAnsiTheme="minorHAnsi" w:cstheme="minorBidi"/>
-          <w:color w:val="auto"/>
-          <w:sz w:val="24"/>
-          <w:szCs w:val="24"/>
-        </w:rPr>
-        <w:t>obsolete, and</w:t>
-      </w:r>
-      <w:proofErr w:type="gramEnd"/>
-      <w:r>
-        <w:rPr>
-          <w:rFonts w:asciiTheme="minorHAnsi" w:eastAsiaTheme="minorHAnsi" w:hAnsiTheme="minorHAnsi" w:cstheme="minorBidi"/>
-          <w:color w:val="auto"/>
-          <w:sz w:val="24"/>
-          <w:szCs w:val="24"/>
-        </w:rPr>
-        <w:t xml:space="preserve"> discovering it under fire.</w:t>
+        <w:t>One objection runs: change is uncertain, resources unallocated, other programmes mid-stream. Each clause is true. None is a reason to stand still. The quieter version is that force design must fit the platform – an eight-seat carrier sets the section, the section sets the fight. That inverts the logic. The threat sets the survivable section; the carrier is procurement's problem. A vehicle that seats eight when survival demands fourteen is not a cap on the section – it is the wrong vehicle. Nor is experimentation the disruption the objection fears; it is the hedge against it. A trial section commits nothing and costs almost nothing – the iteration a resource-uncertain force should want. The expensive mistake is not testing too early. It is fielding a structure the evidence already calls obsolete, and discovering it under fire.</w:t>
       </w:r>
     </w:p>
     <w:p>
@@ -2441,15 +2181,7 @@
         </w:numPr>
       </w:pPr>
       <w:r>
-        <w:t xml:space="preserve">why cheap </w:t>
-      </w:r>
-      <w:proofErr w:type="spellStart"/>
-      <w:r>
-        <w:t>UxS</w:t>
-      </w:r>
-      <w:proofErr w:type="spellEnd"/>
-      <w:r>
-        <w:t xml:space="preserve"> don't remove the need for political prioritisation</w:t>
+        <w:t>why cheap UxS don't remove the need for political prioritisation</w:t>
       </w:r>
     </w:p>
     <w:p>
@@ -2464,23 +2196,7 @@
           <w:i/>
           <w:iCs/>
         </w:rPr>
-        <w:t xml:space="preserve">Line to </w:t>
-      </w:r>
-      <w:proofErr w:type="gramStart"/>
-      <w:r>
-        <w:rPr>
-          <w:i/>
-          <w:iCs/>
-        </w:rPr>
-        <w:t>prove:</w:t>
-      </w:r>
-      <w:proofErr w:type="gramEnd"/>
-      <w:r>
-        <w:rPr>
-          <w:i/>
-          <w:iCs/>
-        </w:rPr>
-        <w:t xml:space="preserve"> drone denial is cheap against conventional mass, but still needs ownership because it reallocates doctrine, training, establishments, procurement and public explanation around territorial defence.</w:t>
+        <w:t>Line to prove: drone denial is cheap against conventional mass, but still needs ownership because it reallocates doctrine, training, establishments, procurement and public explanation around territorial defence.</w:t>
       </w:r>
     </w:p>
     <w:p>
@@ -2660,23 +2376,7 @@
           <w:i/>
           <w:iCs/>
         </w:rPr>
-        <w:t xml:space="preserve">Line to </w:t>
-      </w:r>
-      <w:proofErr w:type="gramStart"/>
-      <w:r>
-        <w:rPr>
-          <w:i/>
-          <w:iCs/>
-        </w:rPr>
-        <w:t>prove:</w:t>
-      </w:r>
-      <w:proofErr w:type="gramEnd"/>
-      <w:r>
-        <w:rPr>
-          <w:i/>
-          <w:iCs/>
-        </w:rPr>
-        <w:t xml:space="preserve"> cheap systems create the opportunity; institutions create the deterrent.</w:t>
+        <w:t>Line to prove: cheap systems create the opportunity; institutions create the deterrent.</w:t>
       </w:r>
     </w:p>
     <w:p/>
@@ -2832,31 +2532,7 @@
         <w:footnoteRef/>
       </w:r>
       <w:r>
-        <w:t xml:space="preserve"> </w:t>
-      </w:r>
-      <w:proofErr w:type="spellStart"/>
-      <w:r>
-        <w:t>Statsministeriet</w:t>
-      </w:r>
-      <w:proofErr w:type="spellEnd"/>
-      <w:r>
-        <w:t xml:space="preserve"> (2026). </w:t>
-      </w:r>
-      <w:proofErr w:type="spellStart"/>
-      <w:r>
-        <w:t>Fællesudtalelse</w:t>
-      </w:r>
-      <w:proofErr w:type="spellEnd"/>
-      <w:r>
-        <w:t xml:space="preserve"> om </w:t>
-      </w:r>
-      <w:proofErr w:type="spellStart"/>
-      <w:r>
-        <w:t>Grønland</w:t>
-      </w:r>
-      <w:proofErr w:type="spellEnd"/>
-      <w:r>
-        <w:t xml:space="preserve"> [online]. Available at: https://s</w:t>
+        <w:t xml:space="preserve"> Statsministeriet (2026). Fællesudtalelse om Grønland [online]. Available at: https://s</w:t>
       </w:r>
     </w:p>
     <w:p>
@@ -2987,6 +2663,102 @@
       <w:pPr>
         <w:pStyle w:val="FootnoteText"/>
       </w:pPr>
+    </w:p>
+  </w:footnote>
+  <w:footnote w:id="8">
+    <w:p>
+      <w:pPr>
+        <w:pStyle w:val="FootnoteText"/>
+      </w:pPr>
+      <w:r>
+        <w:rPr>
+          <w:rStyle w:val="FootnoteReference"/>
+        </w:rPr>
+        <w:footnoteRef/>
+      </w:r>
+      <w:r>
+        <w:t xml:space="preserve"> </w:t>
+      </w:r>
+      <w:r>
+        <w:t xml:space="preserve">Beatty, A. </w:t>
+      </w:r>
+      <w:r>
+        <w:rPr>
+          <w:i/>
+          <w:iCs/>
+        </w:rPr>
+        <w:t>Movement as Exposure: Uncrewed Systems and the Transformation of Light Infantry Tactics: From Tactical Adaptation to Force Design and Deterrence-by-Denial in a Small State Context</w:t>
+      </w:r>
+      <w:r>
+        <w:t>. MA thesis, Maynooth University, 2026. Available from the Defence Forces Library.</w:t>
+      </w:r>
+    </w:p>
+  </w:footnote>
+  <w:footnote w:id="9">
+    <w:p>
+      <w:pPr>
+        <w:pStyle w:val="FootnoteText"/>
+      </w:pPr>
+      <w:r>
+        <w:rPr>
+          <w:rStyle w:val="FootnoteReference"/>
+        </w:rPr>
+        <w:footnoteRef/>
+      </w:r>
+      <w:r>
+        <w:t xml:space="preserve"> </w:t>
+      </w:r>
+      <w:r>
+        <w:t xml:space="preserve">The salvo column estimates the number and cost of effectors required to defeat an armoured company. </w:t>
+      </w:r>
+      <w:r>
+        <w:t>Effect is normalised to delivered shaped-charge mass, not raw payload:</w:t>
+      </w:r>
+      <w:r>
+        <w:t xml:space="preserve"> </w:t>
+      </w:r>
+      <w:r>
+        <w:t>OWADs are calculated against the 100</w:t>
+      </w:r>
+      <w:r>
+        <w:t>-</w:t>
+      </w:r>
+      <w:r>
+        <w:t>k</w:t>
+      </w:r>
+      <w:r>
+        <w:t>ilogram</w:t>
+      </w:r>
+      <w:r>
+        <w:t xml:space="preserve"> shaped-charge requirement in Bronk and Watling; Javelin is calculated as six missiles at assumed 100 percent kill probability against the 40–60 per cent immobilisation threshold – an assumption</w:t>
+      </w:r>
+      <w:r>
+        <w:t xml:space="preserve"> which</w:t>
+      </w:r>
+      <w:r>
+        <w:t xml:space="preserve"> flatters Javelin and therefore understates the drone advantage. Bronk, J. and Watling, J. </w:t>
+      </w:r>
+      <w:r>
+        <w:rPr>
+          <w:i/>
+          <w:iCs/>
+        </w:rPr>
+        <w:t>Mass Precision Strike: Designing UAV Complexes for Land Forces</w:t>
+      </w:r>
+      <w:r>
+        <w:t xml:space="preserve">. London: Royal United Services Institute for Defence and Security Studies, 2024. Available at: </w:t>
+      </w:r>
+      <w:hyperlink r:id="rId3" w:history="1">
+        <w:r>
+          <w:rPr>
+            <w:rStyle w:val="Hyperlink"/>
+          </w:rPr>
+          <w:t>https://static.rusi.org/mass-precision-strike-final.pdf</w:t>
+        </w:r>
+      </w:hyperlink>
+      <w:r>
+        <w:t xml:space="preserve"> (accessed 16 December 2025).</w:t>
+      </w:r>
     </w:p>
   </w:footnote>
 </w:footnotes>
@@ -4913,6 +4685,25 @@
       <w:shd w:val="clear" w:color="auto" w:fill="E1DFDD"/>
     </w:rPr>
   </w:style>
+  <w:style w:type="paragraph" w:styleId="Caption">
+    <w:name w:val="caption"/>
+    <w:basedOn w:val="Normal"/>
+    <w:next w:val="Normal"/>
+    <w:uiPriority w:val="35"/>
+    <w:unhideWhenUsed/>
+    <w:qFormat/>
+    <w:rsid w:val="002C4F0D"/>
+    <w:pPr>
+      <w:spacing w:after="200" w:line="240" w:lineRule="auto"/>
+    </w:pPr>
+    <w:rPr>
+      <w:i/>
+      <w:iCs/>
+      <w:color w:val="0E2841" w:themeColor="text2"/>
+      <w:sz w:val="18"/>
+      <w:szCs w:val="18"/>
+    </w:rPr>
+  </w:style>
 </w:styles>
 </file>
 

--- a/Essays/DF_Review_Article_Adams_Part.docx
+++ b/Essays/DF_Review_Article_Adams_Part.docx
@@ -226,1365 +226,955 @@
       </w:pPr>
       <w:r>
         <w:lastRenderedPageBreak/>
-        <w:t xml:space="preserve">Draft </w:t>
-      </w:r>
-      <w:r>
-        <w:t>Main Body</w:t>
-      </w:r>
-      <w:r>
-        <w:t xml:space="preserve"> Ideas</w:t>
-      </w:r>
-      <w:r>
-        <w:t xml:space="preserve"> – Adam</w:t>
-      </w:r>
-    </w:p>
-    <w:p>
-      <w:r>
-        <w:t>Mechanism (abstract para 1):</w:t>
-      </w:r>
-    </w:p>
-    <w:p>
-      <w:pPr>
-        <w:pStyle w:val="ListParagraph"/>
-        <w:numPr>
-          <w:ilvl w:val="0"/>
-          <w:numId w:val="3"/>
-        </w:numPr>
-      </w:pPr>
-      <w:r>
-        <w:t>Why is exposure now the organising variable</w:t>
-      </w:r>
-      <w:r>
+        <w:t xml:space="preserve">ADAM </w:t>
+      </w:r>
+      <w:r>
+        <w:t>1</w:t>
+      </w:r>
+      <w:r>
+        <w:t>576</w:t>
+      </w:r>
+      <w:r>
+        <w:t xml:space="preserve"> WORDS</w:t>
+      </w:r>
+    </w:p>
+    <w:p>
+      <w:pPr>
+        <w:pStyle w:val="Heading2"/>
+        <w:rPr>
+          <w:rFonts w:asciiTheme="minorHAnsi" w:eastAsiaTheme="minorHAnsi" w:hAnsiTheme="minorHAnsi" w:cstheme="minorBidi"/>
+          <w:color w:val="auto"/>
+          <w:sz w:val="24"/>
+          <w:szCs w:val="24"/>
+        </w:rPr>
+      </w:pPr>
+      <w:r>
+        <w:rPr>
+          <w:rFonts w:asciiTheme="minorHAnsi" w:eastAsiaTheme="minorHAnsi" w:hAnsiTheme="minorHAnsi" w:cstheme="minorBidi"/>
+          <w:color w:val="auto"/>
+          <w:sz w:val="24"/>
+          <w:szCs w:val="24"/>
+        </w:rPr>
+        <w:t>Land warfare now turns on a single question: who is observed, when</w:t>
+      </w:r>
+      <w:r>
+        <w:rPr>
+          <w:rFonts w:asciiTheme="minorHAnsi" w:eastAsiaTheme="minorHAnsi" w:hAnsiTheme="minorHAnsi" w:cstheme="minorBidi"/>
+          <w:color w:val="auto"/>
+          <w:sz w:val="24"/>
+          <w:szCs w:val="24"/>
+        </w:rPr>
+        <w:t xml:space="preserve"> and</w:t>
+      </w:r>
+      <w:r>
+        <w:rPr>
+          <w:rFonts w:asciiTheme="minorHAnsi" w:eastAsiaTheme="minorHAnsi" w:hAnsiTheme="minorHAnsi" w:cstheme="minorBidi"/>
+          <w:color w:val="auto"/>
+          <w:sz w:val="24"/>
+          <w:szCs w:val="24"/>
+        </w:rPr>
+        <w:t xml:space="preserve"> how fast that observation becomes fire. Cheap sensors and democratised precision strike have compressed the interval between being seen and being hit to seconds</w:t>
+      </w:r>
+      <w:r>
+        <w:rPr>
+          <w:rFonts w:asciiTheme="minorHAnsi" w:eastAsiaTheme="minorHAnsi" w:hAnsiTheme="minorHAnsi" w:cstheme="minorBidi"/>
+          <w:color w:val="auto"/>
+          <w:sz w:val="24"/>
+          <w:szCs w:val="24"/>
+        </w:rPr>
+        <w:t xml:space="preserve"> and</w:t>
+      </w:r>
+      <w:r>
+        <w:rPr>
+          <w:rFonts w:asciiTheme="minorHAnsi" w:eastAsiaTheme="minorHAnsi" w:hAnsiTheme="minorHAnsi" w:cstheme="minorBidi"/>
+          <w:color w:val="auto"/>
+          <w:sz w:val="24"/>
+          <w:szCs w:val="24"/>
+        </w:rPr>
+        <w:t xml:space="preserve"> that compression has changed what movement costs. To move is to generate signature</w:t>
+      </w:r>
+      <w:r>
+        <w:rPr>
+          <w:rFonts w:asciiTheme="minorHAnsi" w:eastAsiaTheme="minorHAnsi" w:hAnsiTheme="minorHAnsi" w:cstheme="minorBidi"/>
+          <w:color w:val="auto"/>
+          <w:sz w:val="24"/>
+          <w:szCs w:val="24"/>
+        </w:rPr>
+        <w:t xml:space="preserve"> — </w:t>
+      </w:r>
+      <w:r>
+        <w:rPr>
+          <w:rFonts w:asciiTheme="minorHAnsi" w:eastAsiaTheme="minorHAnsi" w:hAnsiTheme="minorHAnsi" w:cstheme="minorBidi"/>
+          <w:color w:val="auto"/>
+          <w:sz w:val="24"/>
+          <w:szCs w:val="24"/>
+        </w:rPr>
+        <w:t>across space, where a force can be seen; across time, since the longer it is exposed the more targetable it grows; and across the electromagnetic spectrum, where every emission betrays position. Manoeuvre has not been abolished, but its price has risen sharply. It survives only where sensing, concealment, electronic warfare and fires are sequenced to buy a temporary window. Exposure has therefore displaced terrain as the variable around which tactical action organises: the first question is no longer where to move, but whether movement can be afforded at all.</w:t>
+      </w:r>
+    </w:p>
+    <w:p>
+      <w:pPr>
+        <w:pStyle w:val="Heading2"/>
+        <w:rPr>
+          <w:rFonts w:asciiTheme="minorHAnsi" w:eastAsiaTheme="minorHAnsi" w:hAnsiTheme="minorHAnsi" w:cstheme="minorBidi"/>
+          <w:color w:val="auto"/>
+          <w:sz w:val="24"/>
+          <w:szCs w:val="24"/>
+        </w:rPr>
+      </w:pPr>
+      <w:r>
+        <w:rPr>
+          <w:rFonts w:asciiTheme="minorHAnsi" w:eastAsiaTheme="minorHAnsi" w:hAnsiTheme="minorHAnsi" w:cstheme="minorBidi"/>
+          <w:color w:val="auto"/>
+          <w:sz w:val="24"/>
+          <w:szCs w:val="24"/>
+        </w:rPr>
+        <w:t>Ireland has no national security strategy and no settled defence policy; the Defence Policy Review</w:t>
+      </w:r>
+      <w:r>
+        <w:rPr>
+          <w:rStyle w:val="FootnoteReference"/>
+          <w:rFonts w:asciiTheme="minorHAnsi" w:eastAsiaTheme="minorHAnsi" w:hAnsiTheme="minorHAnsi" w:cstheme="minorBidi"/>
+          <w:color w:val="auto"/>
+          <w:sz w:val="24"/>
+          <w:szCs w:val="24"/>
+        </w:rPr>
+        <w:footnoteReference w:id="1"/>
+      </w:r>
+      <w:r>
+        <w:rPr>
+          <w:rFonts w:asciiTheme="minorHAnsi" w:eastAsiaTheme="minorHAnsi" w:hAnsiTheme="minorHAnsi" w:cstheme="minorBidi"/>
+          <w:color w:val="auto"/>
+          <w:sz w:val="24"/>
+          <w:szCs w:val="24"/>
+        </w:rPr>
+        <w:t xml:space="preserve"> </w:t>
+      </w:r>
+      <w:r>
+        <w:rPr>
+          <w:rFonts w:asciiTheme="minorHAnsi" w:eastAsiaTheme="minorHAnsi" w:hAnsiTheme="minorHAnsi" w:cstheme="minorBidi"/>
+          <w:color w:val="auto"/>
+          <w:sz w:val="24"/>
+          <w:szCs w:val="24"/>
+        </w:rPr>
+        <w:t>updates the White Paper</w:t>
+      </w:r>
+      <w:r>
+        <w:rPr>
+          <w:rStyle w:val="FootnoteReference"/>
+          <w:rFonts w:asciiTheme="minorHAnsi" w:eastAsiaTheme="minorHAnsi" w:hAnsiTheme="minorHAnsi" w:cstheme="minorBidi"/>
+          <w:color w:val="auto"/>
+          <w:sz w:val="24"/>
+          <w:szCs w:val="24"/>
+        </w:rPr>
+        <w:footnoteReference w:id="2"/>
+      </w:r>
+      <w:r>
+        <w:rPr>
+          <w:rFonts w:asciiTheme="minorHAnsi" w:eastAsiaTheme="minorHAnsi" w:hAnsiTheme="minorHAnsi" w:cstheme="minorBidi"/>
+          <w:color w:val="auto"/>
+          <w:sz w:val="24"/>
+          <w:szCs w:val="24"/>
+        </w:rPr>
+        <w:t>, constituting</w:t>
+      </w:r>
+      <w:r>
+        <w:rPr>
+          <w:rFonts w:asciiTheme="minorHAnsi" w:eastAsiaTheme="minorHAnsi" w:hAnsiTheme="minorHAnsi" w:cstheme="minorBidi"/>
+          <w:color w:val="auto"/>
+          <w:sz w:val="24"/>
+          <w:szCs w:val="24"/>
+        </w:rPr>
+        <w:t xml:space="preserve"> a de facto substitute</w:t>
+      </w:r>
+      <w:r>
+        <w:rPr>
+          <w:rFonts w:asciiTheme="minorHAnsi" w:eastAsiaTheme="minorHAnsi" w:hAnsiTheme="minorHAnsi" w:cstheme="minorBidi"/>
+          <w:color w:val="auto"/>
+          <w:sz w:val="24"/>
+          <w:szCs w:val="24"/>
+        </w:rPr>
+        <w:t>. The military is tasked “</w:t>
+      </w:r>
+      <w:r>
+        <w:rPr>
+          <w:rFonts w:asciiTheme="minorHAnsi" w:eastAsiaTheme="minorHAnsi" w:hAnsiTheme="minorHAnsi" w:cstheme="minorBidi"/>
+          <w:color w:val="auto"/>
+          <w:sz w:val="24"/>
+          <w:szCs w:val="24"/>
+        </w:rPr>
+        <w:t>To provide for the military Defence of the</w:t>
+      </w:r>
+      <w:r>
+        <w:rPr>
+          <w:rFonts w:asciiTheme="minorHAnsi" w:eastAsiaTheme="minorHAnsi" w:hAnsiTheme="minorHAnsi" w:cstheme="minorBidi"/>
+          <w:color w:val="auto"/>
+          <w:sz w:val="24"/>
+          <w:szCs w:val="24"/>
+        </w:rPr>
+        <w:t xml:space="preserve"> </w:t>
+      </w:r>
+      <w:r>
+        <w:rPr>
+          <w:rFonts w:asciiTheme="minorHAnsi" w:eastAsiaTheme="minorHAnsi" w:hAnsiTheme="minorHAnsi" w:cstheme="minorBidi"/>
+          <w:color w:val="auto"/>
+          <w:sz w:val="24"/>
+          <w:szCs w:val="24"/>
+        </w:rPr>
+        <w:t>State from armed aggression</w:t>
+      </w:r>
+      <w:r>
+        <w:rPr>
+          <w:rFonts w:asciiTheme="minorHAnsi" w:eastAsiaTheme="minorHAnsi" w:hAnsiTheme="minorHAnsi" w:cstheme="minorBidi"/>
+          <w:color w:val="auto"/>
+          <w:sz w:val="24"/>
+          <w:szCs w:val="24"/>
+        </w:rPr>
+        <w:t>”.</w:t>
+      </w:r>
+      <w:r>
+        <w:rPr>
+          <w:rFonts w:asciiTheme="minorHAnsi" w:eastAsiaTheme="minorHAnsi" w:hAnsiTheme="minorHAnsi" w:cstheme="minorBidi"/>
+          <w:color w:val="auto"/>
+          <w:sz w:val="24"/>
+          <w:szCs w:val="24"/>
+        </w:rPr>
+        <w:t xml:space="preserve"> </w:t>
+      </w:r>
+      <w:r>
+        <w:rPr>
+          <w:rFonts w:asciiTheme="minorHAnsi" w:eastAsiaTheme="minorHAnsi" w:hAnsiTheme="minorHAnsi" w:cstheme="minorBidi"/>
+          <w:color w:val="auto"/>
+          <w:sz w:val="24"/>
+          <w:szCs w:val="24"/>
+        </w:rPr>
+        <w:t>While m</w:t>
+      </w:r>
+      <w:r>
+        <w:rPr>
+          <w:rFonts w:asciiTheme="minorHAnsi" w:eastAsiaTheme="minorHAnsi" w:hAnsiTheme="minorHAnsi" w:cstheme="minorBidi"/>
+          <w:color w:val="auto"/>
+          <w:sz w:val="24"/>
+          <w:szCs w:val="24"/>
+        </w:rPr>
+        <w:t xml:space="preserve">ilitary </w:t>
+      </w:r>
+      <w:r>
+        <w:rPr>
+          <w:rFonts w:asciiTheme="minorHAnsi" w:eastAsiaTheme="minorHAnsi" w:hAnsiTheme="minorHAnsi" w:cstheme="minorBidi"/>
+          <w:color w:val="auto"/>
+          <w:sz w:val="24"/>
+          <w:szCs w:val="24"/>
+        </w:rPr>
+        <w:t>strategy and operations</w:t>
+      </w:r>
+      <w:r>
+        <w:rPr>
+          <w:rFonts w:asciiTheme="minorHAnsi" w:eastAsiaTheme="minorHAnsi" w:hAnsiTheme="minorHAnsi" w:cstheme="minorBidi"/>
+          <w:color w:val="auto"/>
+          <w:sz w:val="24"/>
+          <w:szCs w:val="24"/>
+        </w:rPr>
+        <w:t xml:space="preserve"> can organise effort</w:t>
+      </w:r>
+      <w:r>
+        <w:rPr>
+          <w:rFonts w:asciiTheme="minorHAnsi" w:eastAsiaTheme="minorHAnsi" w:hAnsiTheme="minorHAnsi" w:cstheme="minorBidi"/>
+          <w:color w:val="auto"/>
+          <w:sz w:val="24"/>
+          <w:szCs w:val="24"/>
+        </w:rPr>
+        <w:t>, policy directs</w:t>
+      </w:r>
+      <w:r>
+        <w:rPr>
+          <w:rFonts w:asciiTheme="minorHAnsi" w:eastAsiaTheme="minorHAnsi" w:hAnsiTheme="minorHAnsi" w:cstheme="minorBidi"/>
+          <w:color w:val="auto"/>
+          <w:sz w:val="24"/>
+          <w:szCs w:val="24"/>
+        </w:rPr>
+        <w:t xml:space="preserve">. In that vacuum, force design drifts toward continuity. </w:t>
+      </w:r>
+      <w:r>
+        <w:rPr>
+          <w:rFonts w:asciiTheme="minorHAnsi" w:eastAsiaTheme="minorHAnsi" w:hAnsiTheme="minorHAnsi" w:cstheme="minorBidi"/>
+          <w:color w:val="auto"/>
+          <w:sz w:val="24"/>
+          <w:szCs w:val="24"/>
+        </w:rPr>
+        <w:t>T</w:t>
+      </w:r>
+      <w:r>
+        <w:rPr>
+          <w:rFonts w:asciiTheme="minorHAnsi" w:eastAsiaTheme="minorHAnsi" w:hAnsiTheme="minorHAnsi" w:cstheme="minorBidi"/>
+          <w:color w:val="auto"/>
+          <w:sz w:val="24"/>
+          <w:szCs w:val="24"/>
+        </w:rPr>
+        <w:t xml:space="preserve">erritorial defence is no longer implausible </w:t>
+      </w:r>
+      <w:r>
+        <w:rPr>
+          <w:rFonts w:asciiTheme="minorHAnsi" w:eastAsiaTheme="minorHAnsi" w:hAnsiTheme="minorHAnsi" w:cstheme="minorBidi"/>
+          <w:color w:val="auto"/>
+          <w:sz w:val="24"/>
+          <w:szCs w:val="24"/>
+        </w:rPr>
+        <w:t>—</w:t>
+      </w:r>
+      <w:r>
+        <w:rPr>
+          <w:rFonts w:asciiTheme="minorHAnsi" w:eastAsiaTheme="minorHAnsi" w:hAnsiTheme="minorHAnsi" w:cstheme="minorBidi"/>
+          <w:color w:val="auto"/>
+          <w:sz w:val="24"/>
+          <w:szCs w:val="24"/>
+        </w:rPr>
+        <w:t xml:space="preserve"> it is politically constrained, under-resourced and increasingly likely.</w:t>
+      </w:r>
+      <w:r>
+        <w:rPr>
+          <w:rFonts w:asciiTheme="minorHAnsi" w:eastAsiaTheme="minorHAnsi" w:hAnsiTheme="minorHAnsi" w:cstheme="minorBidi"/>
+          <w:color w:val="auto"/>
+          <w:sz w:val="24"/>
+          <w:szCs w:val="24"/>
+        </w:rPr>
+        <w:t xml:space="preserve"> Recent</w:t>
+      </w:r>
+      <w:r>
+        <w:rPr>
+          <w:rFonts w:asciiTheme="minorHAnsi" w:eastAsiaTheme="minorHAnsi" w:hAnsiTheme="minorHAnsi" w:cstheme="minorBidi"/>
+          <w:color w:val="auto"/>
+          <w:sz w:val="24"/>
+          <w:szCs w:val="24"/>
+        </w:rPr>
+        <w:t xml:space="preserve"> developments</w:t>
+      </w:r>
+      <w:r>
+        <w:rPr>
+          <w:rFonts w:asciiTheme="minorHAnsi" w:eastAsiaTheme="minorHAnsi" w:hAnsiTheme="minorHAnsi" w:cstheme="minorBidi"/>
+          <w:color w:val="auto"/>
+          <w:sz w:val="24"/>
+          <w:szCs w:val="24"/>
+        </w:rPr>
+        <w:t xml:space="preserve"> </w:t>
+      </w:r>
+      <w:r>
+        <w:rPr>
+          <w:rFonts w:asciiTheme="minorHAnsi" w:eastAsiaTheme="minorHAnsi" w:hAnsiTheme="minorHAnsi" w:cstheme="minorBidi"/>
+          <w:color w:val="auto"/>
+          <w:sz w:val="24"/>
+          <w:szCs w:val="24"/>
+        </w:rPr>
+        <w:t xml:space="preserve">among Western states </w:t>
+      </w:r>
+      <w:r>
+        <w:rPr>
+          <w:rFonts w:asciiTheme="minorHAnsi" w:eastAsiaTheme="minorHAnsi" w:hAnsiTheme="minorHAnsi" w:cstheme="minorBidi"/>
+          <w:color w:val="auto"/>
+          <w:sz w:val="24"/>
+          <w:szCs w:val="24"/>
+        </w:rPr>
+        <w:t>—</w:t>
+      </w:r>
+      <w:r>
+        <w:rPr>
+          <w:rFonts w:asciiTheme="minorHAnsi" w:eastAsiaTheme="minorHAnsi" w:hAnsiTheme="minorHAnsi" w:cstheme="minorBidi"/>
+          <w:color w:val="auto"/>
+          <w:sz w:val="24"/>
+          <w:szCs w:val="24"/>
+        </w:rPr>
+        <w:t xml:space="preserve"> most notably the United States’ assertions regarding</w:t>
+      </w:r>
+      <w:r>
+        <w:rPr>
+          <w:rFonts w:asciiTheme="minorHAnsi" w:eastAsiaTheme="minorHAnsi" w:hAnsiTheme="minorHAnsi" w:cstheme="minorBidi"/>
+          <w:color w:val="auto"/>
+          <w:sz w:val="24"/>
+          <w:szCs w:val="24"/>
+        </w:rPr>
+        <w:t xml:space="preserve"> </w:t>
+      </w:r>
+      <w:r>
+        <w:rPr>
+          <w:rFonts w:asciiTheme="minorHAnsi" w:eastAsiaTheme="minorHAnsi" w:hAnsiTheme="minorHAnsi" w:cstheme="minorBidi"/>
+          <w:color w:val="auto"/>
+          <w:sz w:val="24"/>
+          <w:szCs w:val="24"/>
+        </w:rPr>
+        <w:t>Greenland</w:t>
+      </w:r>
+      <w:r>
+        <w:rPr>
+          <w:rStyle w:val="FootnoteReference"/>
+          <w:rFonts w:asciiTheme="minorHAnsi" w:eastAsiaTheme="minorHAnsi" w:hAnsiTheme="minorHAnsi" w:cstheme="minorBidi"/>
+          <w:color w:val="auto"/>
+          <w:sz w:val="24"/>
+          <w:szCs w:val="24"/>
+        </w:rPr>
+        <w:footnoteReference w:id="3"/>
+      </w:r>
+      <w:r>
+        <w:rPr>
+          <w:rFonts w:asciiTheme="minorHAnsi" w:eastAsiaTheme="minorHAnsi" w:hAnsiTheme="minorHAnsi" w:cstheme="minorBidi"/>
+          <w:color w:val="auto"/>
+          <w:sz w:val="24"/>
+          <w:szCs w:val="24"/>
+        </w:rPr>
+        <w:t xml:space="preserve"> and Denmark’s response</w:t>
+      </w:r>
+      <w:r>
+        <w:rPr>
+          <w:rStyle w:val="FootnoteReference"/>
+          <w:rFonts w:asciiTheme="minorHAnsi" w:eastAsiaTheme="minorHAnsi" w:hAnsiTheme="minorHAnsi" w:cstheme="minorBidi"/>
+          <w:color w:val="auto"/>
+          <w:sz w:val="24"/>
+          <w:szCs w:val="24"/>
+        </w:rPr>
+        <w:footnoteReference w:id="4"/>
+      </w:r>
+      <w:r>
+        <w:rPr>
+          <w:rFonts w:asciiTheme="minorHAnsi" w:eastAsiaTheme="minorHAnsi" w:hAnsiTheme="minorHAnsi" w:cstheme="minorBidi"/>
+          <w:color w:val="auto"/>
+          <w:sz w:val="24"/>
+          <w:szCs w:val="24"/>
+        </w:rPr>
+        <w:t xml:space="preserve">  </w:t>
+      </w:r>
+      <w:r>
+        <w:rPr>
+          <w:rFonts w:asciiTheme="minorHAnsi" w:eastAsiaTheme="minorHAnsi" w:hAnsiTheme="minorHAnsi" w:cstheme="minorBidi"/>
+          <w:color w:val="auto"/>
+          <w:sz w:val="24"/>
+          <w:szCs w:val="24"/>
+        </w:rPr>
+        <w:t>—</w:t>
+      </w:r>
+      <w:r>
+        <w:rPr>
+          <w:rFonts w:asciiTheme="minorHAnsi" w:eastAsiaTheme="minorHAnsi" w:hAnsiTheme="minorHAnsi" w:cstheme="minorBidi"/>
+          <w:color w:val="auto"/>
+          <w:sz w:val="24"/>
+          <w:szCs w:val="24"/>
+        </w:rPr>
+        <w:t xml:space="preserve"> demonstrate that scenarios once considered unlikely can rapidly</w:t>
+      </w:r>
+      <w:r>
+        <w:rPr>
+          <w:rFonts w:asciiTheme="minorHAnsi" w:eastAsiaTheme="minorHAnsi" w:hAnsiTheme="minorHAnsi" w:cstheme="minorBidi"/>
+          <w:color w:val="auto"/>
+          <w:sz w:val="24"/>
+          <w:szCs w:val="24"/>
+        </w:rPr>
+        <w:t xml:space="preserve"> </w:t>
+      </w:r>
+      <w:r>
+        <w:rPr>
+          <w:rFonts w:asciiTheme="minorHAnsi" w:eastAsiaTheme="minorHAnsi" w:hAnsiTheme="minorHAnsi" w:cstheme="minorBidi"/>
+          <w:color w:val="auto"/>
+          <w:sz w:val="24"/>
+          <w:szCs w:val="24"/>
+        </w:rPr>
+        <w:t xml:space="preserve">acquire </w:t>
+      </w:r>
+      <w:r>
+        <w:rPr>
+          <w:rFonts w:asciiTheme="minorHAnsi" w:eastAsiaTheme="minorHAnsi" w:hAnsiTheme="minorHAnsi" w:cstheme="minorBidi"/>
+          <w:color w:val="auto"/>
+          <w:sz w:val="24"/>
+          <w:szCs w:val="24"/>
+        </w:rPr>
+        <w:t>s</w:t>
+      </w:r>
+      <w:r>
+        <w:rPr>
+          <w:rFonts w:asciiTheme="minorHAnsi" w:eastAsiaTheme="minorHAnsi" w:hAnsiTheme="minorHAnsi" w:cstheme="minorBidi"/>
+          <w:color w:val="auto"/>
+          <w:sz w:val="24"/>
+          <w:szCs w:val="24"/>
+        </w:rPr>
+        <w:t>trategic salience. The perception of threat is an unreliable indicator for future</w:t>
+      </w:r>
+      <w:r>
+        <w:rPr>
+          <w:rFonts w:asciiTheme="minorHAnsi" w:eastAsiaTheme="minorHAnsi" w:hAnsiTheme="minorHAnsi" w:cstheme="minorBidi"/>
+          <w:color w:val="auto"/>
+          <w:sz w:val="24"/>
+          <w:szCs w:val="24"/>
+        </w:rPr>
+        <w:t xml:space="preserve"> </w:t>
+      </w:r>
+      <w:r>
+        <w:rPr>
+          <w:rFonts w:asciiTheme="minorHAnsi" w:eastAsiaTheme="minorHAnsi" w:hAnsiTheme="minorHAnsi" w:cstheme="minorBidi"/>
+          <w:color w:val="auto"/>
+          <w:sz w:val="24"/>
+          <w:szCs w:val="24"/>
+        </w:rPr>
+        <w:t>conflict. Failure to internalise the implications of UxS risks entrenching a force posture</w:t>
+      </w:r>
+      <w:r>
+        <w:rPr>
+          <w:rFonts w:asciiTheme="minorHAnsi" w:eastAsiaTheme="minorHAnsi" w:hAnsiTheme="minorHAnsi" w:cstheme="minorBidi"/>
+          <w:color w:val="auto"/>
+          <w:sz w:val="24"/>
+          <w:szCs w:val="24"/>
+        </w:rPr>
+        <w:t xml:space="preserve"> </w:t>
+      </w:r>
+      <w:r>
+        <w:rPr>
+          <w:rFonts w:asciiTheme="minorHAnsi" w:eastAsiaTheme="minorHAnsi" w:hAnsiTheme="minorHAnsi" w:cstheme="minorBidi"/>
+          <w:color w:val="auto"/>
+          <w:sz w:val="24"/>
+          <w:szCs w:val="24"/>
+        </w:rPr>
+        <w:t>optimised for conditions which no longer exist</w:t>
+      </w:r>
+      <w:r>
+        <w:rPr>
+          <w:rFonts w:asciiTheme="minorHAnsi" w:eastAsiaTheme="minorHAnsi" w:hAnsiTheme="minorHAnsi" w:cstheme="minorBidi"/>
+          <w:color w:val="auto"/>
+          <w:sz w:val="24"/>
+          <w:szCs w:val="24"/>
+        </w:rPr>
+        <w:t>,</w:t>
+      </w:r>
+      <w:r>
+        <w:rPr>
+          <w:rFonts w:asciiTheme="minorHAnsi" w:eastAsiaTheme="minorHAnsi" w:hAnsiTheme="minorHAnsi" w:cstheme="minorBidi"/>
+          <w:color w:val="auto"/>
+          <w:sz w:val="24"/>
+          <w:szCs w:val="24"/>
+        </w:rPr>
+        <w:t xml:space="preserve"> allowing force design decisions to prioritise</w:t>
+      </w:r>
+      <w:r>
+        <w:rPr>
+          <w:rFonts w:asciiTheme="minorHAnsi" w:eastAsiaTheme="minorHAnsi" w:hAnsiTheme="minorHAnsi" w:cstheme="minorBidi"/>
+          <w:color w:val="auto"/>
+          <w:sz w:val="24"/>
+          <w:szCs w:val="24"/>
+        </w:rPr>
+        <w:t xml:space="preserve"> </w:t>
+      </w:r>
+      <w:r>
+        <w:rPr>
+          <w:rFonts w:asciiTheme="minorHAnsi" w:eastAsiaTheme="minorHAnsi" w:hAnsiTheme="minorHAnsi" w:cstheme="minorBidi"/>
+          <w:color w:val="auto"/>
+          <w:sz w:val="24"/>
+          <w:szCs w:val="24"/>
+        </w:rPr>
+        <w:t>continuity over adaptation and without articulating a theory of victory.</w:t>
+      </w:r>
+      <w:r>
+        <w:rPr>
+          <w:rFonts w:asciiTheme="minorHAnsi" w:eastAsiaTheme="minorHAnsi" w:hAnsiTheme="minorHAnsi" w:cstheme="minorBidi"/>
+          <w:color w:val="auto"/>
+          <w:sz w:val="24"/>
+          <w:szCs w:val="24"/>
+        </w:rPr>
+        <w:t xml:space="preserve"> [</w:t>
+      </w:r>
+      <w:r>
+        <w:rPr>
+          <w:rFonts w:asciiTheme="minorHAnsi" w:eastAsiaTheme="minorHAnsi" w:hAnsiTheme="minorHAnsi" w:cstheme="minorBidi"/>
+          <w:color w:val="auto"/>
+          <w:sz w:val="24"/>
+          <w:szCs w:val="24"/>
+          <w:highlight w:val="yellow"/>
+        </w:rPr>
+        <w:t>OB: please proof the ideas here, they’re still in draft though</w:t>
+      </w:r>
+      <w:r>
+        <w:rPr>
+          <w:rFonts w:asciiTheme="minorHAnsi" w:eastAsiaTheme="minorHAnsi" w:hAnsiTheme="minorHAnsi" w:cstheme="minorBidi"/>
+          <w:color w:val="auto"/>
+          <w:sz w:val="24"/>
+          <w:szCs w:val="24"/>
+        </w:rPr>
+        <w:t>]</w:t>
+      </w:r>
+    </w:p>
+    <w:p>
+      <w:r>
+        <w:br w:type="page"/>
+      </w:r>
+    </w:p>
+    <w:p>
+      <w:r>
+        <w:lastRenderedPageBreak/>
+        <w:t>Ireland's light infantry section is not a capability gap to be filled with equipment; it is a structure overtaken by the threat</w:t>
+      </w:r>
+      <w:r>
+        <w:t xml:space="preserve">. </w:t>
+      </w:r>
+      <w:r>
+        <w:t>Capability is sometimes reduced to equipment, but it is better understood as the synthesis described by DOTMLPF-I</w:t>
+      </w:r>
+      <w:r>
+        <w:t>.</w:t>
+      </w:r>
+      <w:r>
+        <w:rPr>
+          <w:rStyle w:val="FootnoteReference"/>
+        </w:rPr>
+        <w:footnoteReference w:id="5"/>
+      </w:r>
+      <w:r>
+        <w:t xml:space="preserve"> </w:t>
+      </w:r>
+      <w:r>
+        <w:rPr>
+          <w:rStyle w:val="FootnoteReference"/>
+        </w:rPr>
+        <w:footnoteReference w:id="6"/>
+      </w:r>
+      <w:r>
+        <w:t xml:space="preserve"> O</w:t>
+      </w:r>
+      <w:r>
+        <w:t>n that basis the section fails against nearly every line. Its doctrine</w:t>
+      </w:r>
+      <w:r>
+        <w:rPr>
+          <w:rStyle w:val="FootnoteReference"/>
+        </w:rPr>
+        <w:footnoteReference w:id="7"/>
+      </w:r>
+      <w:r>
+        <w:t xml:space="preserve"> remains that of a foot-mobile light infantry section, </w:t>
+      </w:r>
+      <w:r>
+        <w:rPr>
+          <w:highlight w:val="yellow"/>
+        </w:rPr>
+        <w:t>never reconciled with the vehicles now built to carry it</w:t>
+      </w:r>
+      <w:r>
+        <w:t>. Its organisation may now be rebuilt around vehicle capacity,</w:t>
+      </w:r>
+      <w:r>
+        <w:rPr>
+          <w:rStyle w:val="FootnoteReference"/>
+        </w:rPr>
+        <w:t xml:space="preserve"> </w:t>
+      </w:r>
+      <w:r>
+        <w:rPr>
+          <w:rStyle w:val="FootnoteReference"/>
+        </w:rPr>
+        <w:footnoteReference w:id="8"/>
+      </w:r>
+      <w:r>
+        <w:t xml:space="preserve"> on the assumption that one section must fit one carrier — a constraint</w:t>
+      </w:r>
+      <w:r>
+        <w:t xml:space="preserve"> more appropriate for</w:t>
+      </w:r>
+      <w:r>
+        <w:t xml:space="preserve"> mechanised and armoured formations</w:t>
+      </w:r>
+      <w:r>
+        <w:t xml:space="preserve">. </w:t>
+      </w:r>
+      <w:r>
+        <w:t>It</w:t>
+      </w:r>
+      <w:r>
+        <w:t xml:space="preserve"> should</w:t>
+      </w:r>
+      <w:r>
+        <w:t xml:space="preserve"> not bind light infantry, which moves on foot or in soft-skin vehicles, increasingly all-terrain </w:t>
+      </w:r>
+      <w:r>
+        <w:t>vehicles</w:t>
+      </w:r>
+      <w:r>
+        <w:t xml:space="preserve"> such as the ULTV.</w:t>
+      </w:r>
+      <w:r>
+        <w:rPr>
+          <w:rStyle w:val="FootnoteReference"/>
+        </w:rPr>
+        <w:t xml:space="preserve"> </w:t>
+      </w:r>
+      <w:r>
+        <w:rPr>
+          <w:rStyle w:val="FootnoteReference"/>
+        </w:rPr>
+        <w:footnoteReference w:id="9"/>
+      </w:r>
+      <w:r>
+        <w:rPr>
+          <w:rStyle w:val="FootnoteReference"/>
+        </w:rPr>
+        <w:t xml:space="preserve"> </w:t>
+      </w:r>
+      <w:r>
+        <w:rPr>
+          <w:rStyle w:val="FootnoteReference"/>
+        </w:rPr>
+        <w:t xml:space="preserve"> </w:t>
+      </w:r>
+      <w:r>
+        <w:t>I</w:t>
+      </w:r>
+      <w:r>
+        <w:t>ts training still rehearses the conventional drills of the last century and the peace-support tasks of the decades since. It neglects the cognitive burden, dispersion and exposure of a section that can be found and struck on a checkpoint or logistics convoy as readily as in battle, without higher-echelon cover. Its materiel reflects a Cold War mentality. Its leadership is not configured for contemporary mission command. And it fields too few soldiers to carry the cognitive load, operate the new systems and remain cohesive once dispersed. Adding drones changes none of that.</w:t>
+      </w:r>
+    </w:p>
+    <w:p>
+      <w:r>
+        <w:rPr>
+          <w:highlight w:val="yellow"/>
+        </w:rPr>
+        <w:t>OB: I will reference TM 201 as proof that doctrine hasn’t changed. However, I think I want to cite paragraph 0202 “The fundamental role of the infantry man/woman has changed little over recent centuries: their tasks are still to close with and destroy the enemy or force them to surrender, to seize and hold terrain, to dominate and control close country and finally, to carry out close surveillance”. Then we can say that the first task – their most important – cannot be achieved without substantial review of the doctrine, organisation, training, leadership, materiel,</w:t>
+      </w:r>
+      <w:r>
+        <w:t xml:space="preserve"> </w:t>
+      </w:r>
+    </w:p>
+    <w:p/>
+    <w:p>
+      <w:pPr>
+        <w:pStyle w:val="Heading2"/>
+        <w:rPr>
+          <w:rFonts w:asciiTheme="minorHAnsi" w:eastAsiaTheme="minorHAnsi" w:hAnsiTheme="minorHAnsi" w:cstheme="minorBidi"/>
+          <w:color w:val="auto"/>
+          <w:sz w:val="24"/>
+          <w:szCs w:val="24"/>
+        </w:rPr>
+      </w:pPr>
+      <w:r>
+        <w:rPr>
+          <w:rFonts w:asciiTheme="minorHAnsi" w:eastAsiaTheme="minorHAnsi" w:hAnsiTheme="minorHAnsi" w:cstheme="minorBidi"/>
+          <w:color w:val="auto"/>
+          <w:sz w:val="24"/>
+          <w:szCs w:val="24"/>
+        </w:rPr>
+        <w:lastRenderedPageBreak/>
+        <w:t xml:space="preserve">Relative combat power </w:t>
+      </w:r>
+      <w:r>
+        <w:rPr>
+          <w:rFonts w:asciiTheme="minorHAnsi" w:eastAsiaTheme="minorHAnsi" w:hAnsiTheme="minorHAnsi" w:cstheme="minorBidi"/>
+          <w:color w:val="auto"/>
+          <w:sz w:val="24"/>
+          <w:szCs w:val="24"/>
+        </w:rPr>
+        <w:t>rewards</w:t>
+      </w:r>
+      <w:r>
+        <w:rPr>
+          <w:rFonts w:asciiTheme="minorHAnsi" w:eastAsiaTheme="minorHAnsi" w:hAnsiTheme="minorHAnsi" w:cstheme="minorBidi"/>
+          <w:color w:val="auto"/>
+          <w:sz w:val="24"/>
+          <w:szCs w:val="24"/>
+        </w:rPr>
+        <w:t xml:space="preserve"> the side </w:t>
+      </w:r>
+      <w:r>
+        <w:rPr>
+          <w:rFonts w:asciiTheme="minorHAnsi" w:eastAsiaTheme="minorHAnsi" w:hAnsiTheme="minorHAnsi" w:cstheme="minorBidi"/>
+          <w:color w:val="auto"/>
+          <w:sz w:val="24"/>
+          <w:szCs w:val="24"/>
+        </w:rPr>
+        <w:t>which</w:t>
+      </w:r>
+      <w:r>
+        <w:rPr>
+          <w:rFonts w:asciiTheme="minorHAnsi" w:eastAsiaTheme="minorHAnsi" w:hAnsiTheme="minorHAnsi" w:cstheme="minorBidi"/>
+          <w:color w:val="auto"/>
+          <w:sz w:val="24"/>
+          <w:szCs w:val="24"/>
+        </w:rPr>
+        <w:t xml:space="preserve"> can mass force and absorb loss</w:t>
+      </w:r>
+      <w:r>
+        <w:rPr>
+          <w:rFonts w:asciiTheme="minorHAnsi" w:eastAsiaTheme="minorHAnsi" w:hAnsiTheme="minorHAnsi" w:cstheme="minorBidi"/>
+          <w:color w:val="auto"/>
+          <w:sz w:val="24"/>
+          <w:szCs w:val="24"/>
+        </w:rPr>
         <w:t xml:space="preserve"> – </w:t>
       </w:r>
       <w:r>
-        <w:t xml:space="preserve">what makes movement the costed act? </w:t>
-      </w:r>
-      <w:r>
-        <w:rPr>
-          <w:i/>
-          <w:iCs/>
-        </w:rPr>
-        <w:t>(P1)</w:t>
-      </w:r>
-    </w:p>
-    <w:p>
-      <w:pPr>
-        <w:pStyle w:val="ListParagraph"/>
-        <w:numPr>
-          <w:ilvl w:val="0"/>
-          <w:numId w:val="3"/>
-        </w:numPr>
-      </w:pPr>
-      <w:r>
-        <w:t xml:space="preserve">How do low-cost UxS shift RCP toward the resource-constrained defender? </w:t>
-      </w:r>
-      <w:r>
-        <w:rPr>
-          <w:i/>
-          <w:iCs/>
-        </w:rPr>
-        <w:t>(P1)</w:t>
-      </w:r>
-    </w:p>
-    <w:p>
-      <w:pPr>
-        <w:pStyle w:val="ListParagraph"/>
-        <w:numPr>
-          <w:ilvl w:val="0"/>
-          <w:numId w:val="3"/>
-        </w:numPr>
-      </w:pPr>
-      <w:r>
-        <w:t>What is the cost proof</w:t>
-      </w:r>
-      <w:r>
-        <w:t xml:space="preserve"> – </w:t>
-      </w:r>
-      <w:r>
-        <w:t xml:space="preserve">and does the Javelin:FPV ratio actually hold at 1:54–1:144? </w:t>
-      </w:r>
-      <w:r>
-        <w:rPr>
-          <w:i/>
-          <w:iCs/>
-        </w:rPr>
-        <w:t>(P2</w:t>
-      </w:r>
-      <w:r>
-        <w:rPr>
-          <w:i/>
-          <w:iCs/>
-        </w:rPr>
-        <w:t xml:space="preserve"> – </w:t>
-      </w:r>
-      <w:r>
-        <w:rPr>
-          <w:i/>
-          <w:iCs/>
-        </w:rPr>
-        <w:t>and this is the sentence with the VAT-basis seam; the question you must answer cleanly is "do the two numbers chain," and right now they don't)</w:t>
-      </w:r>
-    </w:p>
-    <w:p>
-      <w:pPr>
-        <w:pStyle w:val="ListParagraph"/>
-        <w:numPr>
-          <w:ilvl w:val="0"/>
-          <w:numId w:val="3"/>
-        </w:numPr>
-      </w:pPr>
-      <w:r>
-        <w:t xml:space="preserve">Why does this reframe "credible territorial defence is financially unreachable" for Ireland specifically? </w:t>
-      </w:r>
-      <w:r>
-        <w:rPr>
-          <w:i/>
-          <w:iCs/>
-        </w:rPr>
-        <w:t>(P1–P2)</w:t>
-      </w:r>
-    </w:p>
-    <w:p>
-      <w:pPr>
-        <w:pStyle w:val="ListParagraph"/>
-        <w:numPr>
-          <w:ilvl w:val="0"/>
-          <w:numId w:val="3"/>
-        </w:numPr>
-      </w:pPr>
-      <w:r>
-        <w:t>What is deterrence-by-denial here</w:t>
-      </w:r>
-      <w:r>
-        <w:t xml:space="preserve"> and</w:t>
-      </w:r>
-      <w:r>
-        <w:t xml:space="preserve"> what is it </w:t>
-      </w:r>
-      <w:r>
-        <w:rPr>
-          <w:i/>
-          <w:iCs/>
-        </w:rPr>
-        <w:t>not</w:t>
-      </w:r>
-      <w:r>
-        <w:t xml:space="preserve">? </w:t>
-      </w:r>
-      <w:r>
-        <w:rPr>
-          <w:i/>
-          <w:iCs/>
-        </w:rPr>
-        <w:t>(P2</w:t>
-      </w:r>
-      <w:r>
-        <w:rPr>
-          <w:i/>
-          <w:iCs/>
-        </w:rPr>
-        <w:t xml:space="preserve"> – </w:t>
-      </w:r>
-      <w:r>
-        <w:rPr>
-          <w:i/>
-          <w:iCs/>
-        </w:rPr>
-        <w:t>the bound: effect of cost imposition, not a theory of deterrence)</w:t>
-      </w:r>
-    </w:p>
-    <w:p>
-      <w:pPr>
-        <w:pStyle w:val="ListParagraph"/>
-        <w:numPr>
-          <w:ilvl w:val="0"/>
-          <w:numId w:val="3"/>
-        </w:numPr>
-      </w:pPr>
-      <w:r>
-        <w:t>Why is capability not yet deterrence</w:t>
-      </w:r>
-      <w:r>
-        <w:t xml:space="preserve"> – </w:t>
-      </w:r>
-      <w:r>
-        <w:t xml:space="preserve">what are the four conditions? </w:t>
-      </w:r>
-      <w:r>
-        <w:rPr>
-          <w:i/>
-          <w:iCs/>
-        </w:rPr>
-        <w:t>(P3)</w:t>
-      </w:r>
-    </w:p>
-    <w:p>
-      <w:r>
-        <w:t xml:space="preserve">The spine and </w:t>
-      </w:r>
-      <w:r>
-        <w:t xml:space="preserve">Adam’s two </w:t>
-      </w:r>
-      <w:r>
-        <w:t>conditions (abstract para 2):</w:t>
-      </w:r>
-    </w:p>
-    <w:p>
-      <w:pPr>
-        <w:pStyle w:val="ListParagraph"/>
-        <w:numPr>
-          <w:ilvl w:val="0"/>
-          <w:numId w:val="3"/>
-        </w:numPr>
-      </w:pPr>
-      <w:r>
-        <w:rPr>
-          <w:i/>
-          <w:iCs/>
-        </w:rPr>
-        <w:t>Politically owned</w:t>
-      </w:r>
-      <w:r>
-        <w:t xml:space="preserve"> – </w:t>
-      </w:r>
-      <w:r>
-        <w:t>why is there no owner</w:t>
-      </w:r>
-      <w:r>
-        <w:t xml:space="preserve"> and</w:t>
-      </w:r>
-      <w:r>
-        <w:t xml:space="preserve"> what would ownership actually be? </w:t>
-      </w:r>
-      <w:r>
-        <w:rPr>
-          <w:i/>
-          <w:iCs/>
-        </w:rPr>
-        <w:t>(P4–P6: the policy void, ownership-as-reallocation, the threat-perception rebuttal)</w:t>
-      </w:r>
-    </w:p>
-    <w:p>
-      <w:pPr>
-        <w:pStyle w:val="ListParagraph"/>
-        <w:numPr>
-          <w:ilvl w:val="0"/>
-          <w:numId w:val="3"/>
-        </w:numPr>
-      </w:pPr>
-      <w:r>
-        <w:rPr>
-          <w:i/>
-          <w:iCs/>
-        </w:rPr>
-        <w:t>Credibly fielded</w:t>
-      </w:r>
-      <w:r>
-        <w:t xml:space="preserve"> – </w:t>
-      </w:r>
-      <w:r>
-        <w:t>why is the nine-soldier section obsolete</w:t>
-      </w:r>
-      <w:r>
-        <w:t xml:space="preserve"> and</w:t>
-      </w:r>
-      <w:r>
-        <w:t xml:space="preserve"> what replaces it? </w:t>
-      </w:r>
-      <w:r>
-        <w:rPr>
-          <w:i/>
-          <w:iCs/>
-        </w:rPr>
-        <w:t>(P7–P9: the 14/15-soldier section, organic ISR/CUAS/IEDD, rank, training, experimentation, the external-staff test)</w:t>
-      </w:r>
-    </w:p>
-    <w:p>
-      <w:pPr>
-        <w:pStyle w:val="ListParagraph"/>
-        <w:numPr>
-          <w:ilvl w:val="0"/>
-          <w:numId w:val="3"/>
-        </w:numPr>
-      </w:pPr>
-      <w:r>
-        <w:t>What are the force-design recommendations</w:t>
-      </w:r>
-      <w:r>
-        <w:t xml:space="preserve"> – </w:t>
-      </w:r>
-      <w:r>
-        <w:t xml:space="preserve">concrete and usable? </w:t>
-      </w:r>
-      <w:r>
-        <w:rPr>
-          <w:i/>
-          <w:iCs/>
-        </w:rPr>
-        <w:t>(P9: lance-corporal rank, structured experimentation, SOP embedding)</w:t>
-      </w:r>
-    </w:p>
-    <w:p>
-      <w:pPr>
-        <w:pStyle w:val="Heading2"/>
-      </w:pPr>
-      <w:r>
+        <w:rPr>
+          <w:rFonts w:asciiTheme="minorHAnsi" w:eastAsiaTheme="minorHAnsi" w:hAnsiTheme="minorHAnsi" w:cstheme="minorBidi"/>
+          <w:color w:val="auto"/>
+          <w:sz w:val="24"/>
+          <w:szCs w:val="24"/>
+        </w:rPr>
+        <w:t xml:space="preserve">historically the better-funded one. </w:t>
+      </w:r>
+      <w:r>
+        <w:rPr>
+          <w:rFonts w:asciiTheme="minorHAnsi" w:eastAsiaTheme="minorHAnsi" w:hAnsiTheme="minorHAnsi" w:cstheme="minorBidi"/>
+          <w:color w:val="auto"/>
+          <w:sz w:val="24"/>
+          <w:szCs w:val="24"/>
+        </w:rPr>
+        <w:t>Low-cost uncrewed systems disturb that arithmetic, a shift which</w:t>
+      </w:r>
+      <w:r>
+        <w:rPr>
+          <w:rFonts w:asciiTheme="minorHAnsi" w:eastAsiaTheme="minorHAnsi" w:hAnsiTheme="minorHAnsi" w:cstheme="minorBidi"/>
+          <w:color w:val="auto"/>
+          <w:sz w:val="24"/>
+          <w:szCs w:val="24"/>
+        </w:rPr>
+        <w:t xml:space="preserve"> Lanchester Force Equations</w:t>
+      </w:r>
+      <w:r>
+        <w:rPr>
+          <w:rStyle w:val="FootnoteReference"/>
+          <w:rFonts w:asciiTheme="minorHAnsi" w:eastAsiaTheme="minorHAnsi" w:hAnsiTheme="minorHAnsi" w:cstheme="minorBidi"/>
+          <w:color w:val="auto"/>
+          <w:sz w:val="24"/>
+          <w:szCs w:val="24"/>
+        </w:rPr>
+        <w:footnoteReference w:id="10"/>
+      </w:r>
+      <w:r>
+        <w:rPr>
+          <w:rFonts w:asciiTheme="minorHAnsi" w:eastAsiaTheme="minorHAnsi" w:hAnsiTheme="minorHAnsi" w:cstheme="minorBidi"/>
+          <w:color w:val="auto"/>
+          <w:sz w:val="24"/>
+          <w:szCs w:val="24"/>
+        </w:rPr>
+        <w:t xml:space="preserve"> and the 3:1 heuristic</w:t>
+      </w:r>
+      <w:r>
+        <w:rPr>
+          <w:rStyle w:val="FootnoteReference"/>
+          <w:rFonts w:asciiTheme="minorHAnsi" w:eastAsiaTheme="minorHAnsi" w:hAnsiTheme="minorHAnsi" w:cstheme="minorBidi"/>
+          <w:color w:val="auto"/>
+          <w:sz w:val="24"/>
+          <w:szCs w:val="24"/>
+        </w:rPr>
+        <w:footnoteReference w:id="11"/>
+      </w:r>
+      <w:r>
+        <w:rPr>
+          <w:rFonts w:asciiTheme="minorHAnsi" w:eastAsiaTheme="minorHAnsi" w:hAnsiTheme="minorHAnsi" w:cstheme="minorBidi"/>
+          <w:color w:val="auto"/>
+          <w:sz w:val="24"/>
+          <w:szCs w:val="24"/>
+        </w:rPr>
+        <w:t xml:space="preserve"> </w:t>
+      </w:r>
+      <w:r>
+        <w:rPr>
+          <w:rFonts w:asciiTheme="minorHAnsi" w:eastAsiaTheme="minorHAnsi" w:hAnsiTheme="minorHAnsi" w:cstheme="minorBidi"/>
+          <w:color w:val="auto"/>
+          <w:sz w:val="24"/>
+          <w:szCs w:val="24"/>
+        </w:rPr>
+        <w:t>help frame but cannot fully capture.</w:t>
+      </w:r>
+      <w:r>
+        <w:rPr>
+          <w:rFonts w:asciiTheme="minorHAnsi" w:eastAsiaTheme="minorHAnsi" w:hAnsiTheme="minorHAnsi" w:cstheme="minorBidi"/>
+          <w:color w:val="auto"/>
+          <w:sz w:val="24"/>
+          <w:szCs w:val="24"/>
+        </w:rPr>
+        <w:t xml:space="preserve"> </w:t>
+      </w:r>
+      <w:r>
+        <w:rPr>
+          <w:rFonts w:asciiTheme="minorHAnsi" w:eastAsiaTheme="minorHAnsi" w:hAnsiTheme="minorHAnsi" w:cstheme="minorBidi"/>
+          <w:color w:val="auto"/>
+          <w:sz w:val="24"/>
+          <w:szCs w:val="24"/>
+        </w:rPr>
+        <w:t xml:space="preserve">They drive down the price of three functions that once demanded expensive platforms: finding the enemy, striking them precisely and sustaining the force. A defender who can see, strike at range and attrit an attacker with systems costing hundreds rather than millions need not match him platform-for-platform. The asymmetry is structural: the attacker must still mass to break through, yet massing is exactly what persistent observation punishes most. For a state </w:t>
+      </w:r>
+      <w:r>
+        <w:rPr>
+          <w:rFonts w:asciiTheme="minorHAnsi" w:eastAsiaTheme="minorHAnsi" w:hAnsiTheme="minorHAnsi" w:cstheme="minorBidi"/>
+          <w:color w:val="auto"/>
+          <w:sz w:val="24"/>
+          <w:szCs w:val="24"/>
+        </w:rPr>
+        <w:t>which</w:t>
+      </w:r>
+      <w:r>
+        <w:rPr>
+          <w:rFonts w:asciiTheme="minorHAnsi" w:eastAsiaTheme="minorHAnsi" w:hAnsiTheme="minorHAnsi" w:cstheme="minorBidi"/>
+          <w:color w:val="auto"/>
+          <w:sz w:val="24"/>
+          <w:szCs w:val="24"/>
+        </w:rPr>
+        <w:t xml:space="preserve"> cannot buy conventional scale, this is how scarcity stops being decisive – denial without parity.</w:t>
+      </w:r>
+    </w:p>
+    <w:p/>
+    <w:p>
+      <w:r>
+        <w:fldChar w:fldCharType="begin"/>
+      </w:r>
+      <w:r>
+        <w:instrText xml:space="preserve"> REF _Ref233053446 \h </w:instrText>
+      </w:r>
+      <w:r>
+        <w:fldChar w:fldCharType="separate"/>
+      </w:r>
+      <w:r>
+        <w:t xml:space="preserve">Table </w:t>
+      </w:r>
+      <w:r>
+        <w:rPr>
+          <w:noProof/>
+        </w:rPr>
+        <w:t>1</w:t>
+      </w:r>
+      <w:r>
+        <w:fldChar w:fldCharType="end"/>
+      </w:r>
+      <w:r>
+        <w:t xml:space="preserve"> </w:t>
+      </w:r>
+      <w:r>
+        <w:t xml:space="preserve">shows that FPV-OWADs cannot be dismissed as cheap substitutes for Javelin. The operational comparison is the telling one: defeating an armoured company costs roughly €1.13 million in Javelins, compared with under €85,000 in FPV-OWADs – more than an order of magnitude less for the same task, on assumptions generous to Javelin. Ireland's recent Javelin-only procurement buys 44 missiles; the same budget fields thousands of FPV-OWADs. Javelin remains the higher-confidence kill mechanism, and FPV-OWADs may require several strikes to destroy armour, </w:t>
+      </w:r>
+      <w:r>
+        <w:t>but they can immobilise it for follow-on fires and reach more than an order of magnitude further.</w:t>
+      </w:r>
+      <w:r>
+        <w:t xml:space="preserve"> The direction is unambiguous: FPV-OWADs do not replace ATGMs, but they change the defensive arithmetic and can no longer be ignored</w:t>
+      </w:r>
+      <w:r>
+        <w:t>.</w:t>
+      </w:r>
+      <w:r>
+        <w:rPr>
+          <w:rStyle w:val="FootnoteReference"/>
+        </w:rPr>
+        <w:footnoteReference w:id="12"/>
+      </w:r>
+      <w:r>
+        <w:t xml:space="preserve"> </w:t>
+      </w:r>
+      <w:r>
+        <w:rPr>
+          <w:rStyle w:val="FootnoteReference"/>
+        </w:rPr>
+        <w:footnoteReference w:id="13"/>
+      </w:r>
+    </w:p>
+    <w:p>
+      <w:pPr>
+        <w:keepNext/>
+      </w:pPr>
+      <w:r>
+        <w:rPr>
+          <w:noProof/>
+        </w:rPr>
         <w:lastRenderedPageBreak/>
-        <w:t xml:space="preserve"> </w:t>
-      </w:r>
-    </w:p>
-    <w:p>
-      <w:pPr>
-        <w:pStyle w:val="Heading2"/>
-        <w:rPr>
-          <w:rFonts w:asciiTheme="minorHAnsi" w:eastAsiaTheme="minorHAnsi" w:hAnsiTheme="minorHAnsi" w:cstheme="minorBidi"/>
-          <w:color w:val="auto"/>
-          <w:sz w:val="24"/>
-          <w:szCs w:val="24"/>
-        </w:rPr>
-      </w:pPr>
-      <w:r>
-        <w:rPr>
-          <w:rFonts w:asciiTheme="minorHAnsi" w:eastAsiaTheme="minorHAnsi" w:hAnsiTheme="minorHAnsi" w:cstheme="minorBidi"/>
-          <w:color w:val="auto"/>
-          <w:sz w:val="24"/>
-          <w:szCs w:val="24"/>
-        </w:rPr>
-        <w:t>Land warfare now turns on a single question: who is observed, when</w:t>
-      </w:r>
-      <w:r>
-        <w:rPr>
-          <w:rFonts w:asciiTheme="minorHAnsi" w:eastAsiaTheme="minorHAnsi" w:hAnsiTheme="minorHAnsi" w:cstheme="minorBidi"/>
-          <w:color w:val="auto"/>
-          <w:sz w:val="24"/>
-          <w:szCs w:val="24"/>
-        </w:rPr>
-        <w:t xml:space="preserve"> and</w:t>
-      </w:r>
-      <w:r>
-        <w:rPr>
-          <w:rFonts w:asciiTheme="minorHAnsi" w:eastAsiaTheme="minorHAnsi" w:hAnsiTheme="minorHAnsi" w:cstheme="minorBidi"/>
-          <w:color w:val="auto"/>
-          <w:sz w:val="24"/>
-          <w:szCs w:val="24"/>
-        </w:rPr>
-        <w:t xml:space="preserve"> how fast that observation becomes fire. Cheap sensors and democratised precision strike have compressed the interval between being seen and being hit to seconds</w:t>
-      </w:r>
-      <w:r>
-        <w:rPr>
-          <w:rFonts w:asciiTheme="minorHAnsi" w:eastAsiaTheme="minorHAnsi" w:hAnsiTheme="minorHAnsi" w:cstheme="minorBidi"/>
-          <w:color w:val="auto"/>
-          <w:sz w:val="24"/>
-          <w:szCs w:val="24"/>
-        </w:rPr>
-        <w:t xml:space="preserve"> and</w:t>
-      </w:r>
-      <w:r>
-        <w:rPr>
-          <w:rFonts w:asciiTheme="minorHAnsi" w:eastAsiaTheme="minorHAnsi" w:hAnsiTheme="minorHAnsi" w:cstheme="minorBidi"/>
-          <w:color w:val="auto"/>
-          <w:sz w:val="24"/>
-          <w:szCs w:val="24"/>
-        </w:rPr>
-        <w:t xml:space="preserve"> that compression has changed what movement costs. To move is to generate signature</w:t>
-      </w:r>
-      <w:r>
-        <w:rPr>
-          <w:rFonts w:asciiTheme="minorHAnsi" w:eastAsiaTheme="minorHAnsi" w:hAnsiTheme="minorHAnsi" w:cstheme="minorBidi"/>
-          <w:color w:val="auto"/>
-          <w:sz w:val="24"/>
-          <w:szCs w:val="24"/>
-        </w:rPr>
-        <w:t xml:space="preserve"> – </w:t>
-      </w:r>
-      <w:r>
-        <w:rPr>
-          <w:rFonts w:asciiTheme="minorHAnsi" w:eastAsiaTheme="minorHAnsi" w:hAnsiTheme="minorHAnsi" w:cstheme="minorBidi"/>
-          <w:color w:val="auto"/>
-          <w:sz w:val="24"/>
-          <w:szCs w:val="24"/>
-        </w:rPr>
-        <w:t>across space, where a force can be seen; across time, since the longer it is exposed the more targetable it grows; and across the electromagnetic spectrum, where every emission betrays position. Manoeuvre has not been abolished, but its price has risen sharply. It survives only where sensing, concealment, electronic warfare and fires are sequenced to buy a temporary window. Exposure has therefore displaced terrain as the variable around which tactical action organises: the first question is no longer where to move, but whether movement can be afforded at all.</w:t>
-      </w:r>
-    </w:p>
-    <w:p>
-      <w:pPr>
-        <w:pStyle w:val="Heading2"/>
-        <w:rPr>
-          <w:rFonts w:asciiTheme="minorHAnsi" w:eastAsiaTheme="minorHAnsi" w:hAnsiTheme="minorHAnsi" w:cstheme="minorBidi"/>
-          <w:color w:val="auto"/>
-          <w:sz w:val="24"/>
-          <w:szCs w:val="24"/>
-        </w:rPr>
-      </w:pPr>
-      <w:r>
-        <w:rPr>
-          <w:rFonts w:asciiTheme="minorHAnsi" w:eastAsiaTheme="minorHAnsi" w:hAnsiTheme="minorHAnsi" w:cstheme="minorBidi"/>
-          <w:color w:val="auto"/>
-          <w:sz w:val="24"/>
-          <w:szCs w:val="24"/>
-        </w:rPr>
-        <w:t>Ireland has no national security strategy and no settled defence policy; the Defence Policy Review</w:t>
-      </w:r>
-      <w:r>
-        <w:rPr>
-          <w:rStyle w:val="FootnoteReference"/>
-          <w:rFonts w:asciiTheme="minorHAnsi" w:eastAsiaTheme="minorHAnsi" w:hAnsiTheme="minorHAnsi" w:cstheme="minorBidi"/>
-          <w:color w:val="auto"/>
-          <w:sz w:val="24"/>
-          <w:szCs w:val="24"/>
-        </w:rPr>
-        <w:footnoteReference w:id="1"/>
-      </w:r>
-      <w:r>
-        <w:rPr>
-          <w:rFonts w:asciiTheme="minorHAnsi" w:eastAsiaTheme="minorHAnsi" w:hAnsiTheme="minorHAnsi" w:cstheme="minorBidi"/>
-          <w:color w:val="auto"/>
-          <w:sz w:val="24"/>
-          <w:szCs w:val="24"/>
-        </w:rPr>
-        <w:t xml:space="preserve"> </w:t>
-      </w:r>
-      <w:r>
-        <w:rPr>
-          <w:rFonts w:asciiTheme="minorHAnsi" w:eastAsiaTheme="minorHAnsi" w:hAnsiTheme="minorHAnsi" w:cstheme="minorBidi"/>
-          <w:color w:val="auto"/>
-          <w:sz w:val="24"/>
-          <w:szCs w:val="24"/>
-        </w:rPr>
-        <w:t xml:space="preserve">updates the White </w:t>
-      </w:r>
-      <w:r>
-        <w:rPr>
-          <w:rFonts w:asciiTheme="minorHAnsi" w:eastAsiaTheme="minorHAnsi" w:hAnsiTheme="minorHAnsi" w:cstheme="minorBidi"/>
-          <w:color w:val="auto"/>
-          <w:sz w:val="24"/>
-          <w:szCs w:val="24"/>
-        </w:rPr>
-        <w:t>Paper</w:t>
-      </w:r>
-      <w:r>
-        <w:rPr>
-          <w:rStyle w:val="FootnoteReference"/>
-          <w:rFonts w:asciiTheme="minorHAnsi" w:eastAsiaTheme="minorHAnsi" w:hAnsiTheme="minorHAnsi" w:cstheme="minorBidi"/>
-          <w:color w:val="auto"/>
-          <w:sz w:val="24"/>
-          <w:szCs w:val="24"/>
-        </w:rPr>
-        <w:footnoteReference w:id="2"/>
-      </w:r>
-      <w:r>
-        <w:rPr>
-          <w:rFonts w:asciiTheme="minorHAnsi" w:eastAsiaTheme="minorHAnsi" w:hAnsiTheme="minorHAnsi" w:cstheme="minorBidi"/>
-          <w:color w:val="auto"/>
-          <w:sz w:val="24"/>
-          <w:szCs w:val="24"/>
-        </w:rPr>
-        <w:t>, constituting</w:t>
-      </w:r>
-      <w:r>
-        <w:rPr>
-          <w:rFonts w:asciiTheme="minorHAnsi" w:eastAsiaTheme="minorHAnsi" w:hAnsiTheme="minorHAnsi" w:cstheme="minorBidi"/>
-          <w:color w:val="auto"/>
-          <w:sz w:val="24"/>
-          <w:szCs w:val="24"/>
-        </w:rPr>
-        <w:t xml:space="preserve"> a de facto substitute</w:t>
-      </w:r>
-      <w:r>
-        <w:rPr>
-          <w:rFonts w:asciiTheme="minorHAnsi" w:eastAsiaTheme="minorHAnsi" w:hAnsiTheme="minorHAnsi" w:cstheme="minorBidi"/>
-          <w:color w:val="auto"/>
-          <w:sz w:val="24"/>
-          <w:szCs w:val="24"/>
-        </w:rPr>
-        <w:t xml:space="preserve">. </w:t>
-      </w:r>
-      <w:r>
-        <w:rPr>
-          <w:rFonts w:asciiTheme="minorHAnsi" w:eastAsiaTheme="minorHAnsi" w:hAnsiTheme="minorHAnsi" w:cstheme="minorBidi"/>
-          <w:color w:val="auto"/>
-          <w:sz w:val="24"/>
-          <w:szCs w:val="24"/>
-        </w:rPr>
-        <w:t>The military is tasked</w:t>
-      </w:r>
-      <w:r>
-        <w:rPr>
-          <w:rFonts w:asciiTheme="minorHAnsi" w:eastAsiaTheme="minorHAnsi" w:hAnsiTheme="minorHAnsi" w:cstheme="minorBidi"/>
-          <w:color w:val="auto"/>
-          <w:sz w:val="24"/>
-          <w:szCs w:val="24"/>
-        </w:rPr>
-        <w:t xml:space="preserve"> “</w:t>
-      </w:r>
-      <w:r>
-        <w:rPr>
-          <w:rFonts w:asciiTheme="minorHAnsi" w:eastAsiaTheme="minorHAnsi" w:hAnsiTheme="minorHAnsi" w:cstheme="minorBidi"/>
-          <w:color w:val="auto"/>
-          <w:sz w:val="24"/>
-          <w:szCs w:val="24"/>
-        </w:rPr>
-        <w:t>To provide for the military Defence of the</w:t>
-      </w:r>
-      <w:r>
-        <w:rPr>
-          <w:rFonts w:asciiTheme="minorHAnsi" w:eastAsiaTheme="minorHAnsi" w:hAnsiTheme="minorHAnsi" w:cstheme="minorBidi"/>
-          <w:color w:val="auto"/>
-          <w:sz w:val="24"/>
-          <w:szCs w:val="24"/>
-        </w:rPr>
-        <w:t xml:space="preserve"> </w:t>
-      </w:r>
-      <w:r>
-        <w:rPr>
-          <w:rFonts w:asciiTheme="minorHAnsi" w:eastAsiaTheme="minorHAnsi" w:hAnsiTheme="minorHAnsi" w:cstheme="minorBidi"/>
-          <w:color w:val="auto"/>
-          <w:sz w:val="24"/>
-          <w:szCs w:val="24"/>
-        </w:rPr>
-        <w:t>State from armed aggression</w:t>
-      </w:r>
-      <w:r>
-        <w:rPr>
-          <w:rFonts w:asciiTheme="minorHAnsi" w:eastAsiaTheme="minorHAnsi" w:hAnsiTheme="minorHAnsi" w:cstheme="minorBidi"/>
-          <w:color w:val="auto"/>
-          <w:sz w:val="24"/>
-          <w:szCs w:val="24"/>
-        </w:rPr>
-        <w:t>”.</w:t>
-      </w:r>
-      <w:r>
-        <w:rPr>
-          <w:rFonts w:asciiTheme="minorHAnsi" w:eastAsiaTheme="minorHAnsi" w:hAnsiTheme="minorHAnsi" w:cstheme="minorBidi"/>
-          <w:color w:val="auto"/>
-          <w:sz w:val="24"/>
-          <w:szCs w:val="24"/>
-        </w:rPr>
-        <w:t xml:space="preserve"> </w:t>
-      </w:r>
-      <w:r>
-        <w:rPr>
-          <w:rFonts w:asciiTheme="minorHAnsi" w:eastAsiaTheme="minorHAnsi" w:hAnsiTheme="minorHAnsi" w:cstheme="minorBidi"/>
-          <w:color w:val="auto"/>
-          <w:sz w:val="24"/>
-          <w:szCs w:val="24"/>
-        </w:rPr>
-        <w:t>While m</w:t>
-      </w:r>
-      <w:r>
-        <w:rPr>
-          <w:rFonts w:asciiTheme="minorHAnsi" w:eastAsiaTheme="minorHAnsi" w:hAnsiTheme="minorHAnsi" w:cstheme="minorBidi"/>
-          <w:color w:val="auto"/>
-          <w:sz w:val="24"/>
-          <w:szCs w:val="24"/>
-        </w:rPr>
-        <w:t xml:space="preserve">ilitary </w:t>
-      </w:r>
-      <w:r>
-        <w:rPr>
-          <w:rFonts w:asciiTheme="minorHAnsi" w:eastAsiaTheme="minorHAnsi" w:hAnsiTheme="minorHAnsi" w:cstheme="minorBidi"/>
-          <w:color w:val="auto"/>
-          <w:sz w:val="24"/>
-          <w:szCs w:val="24"/>
-        </w:rPr>
-        <w:t>strategy and operations</w:t>
-      </w:r>
-      <w:r>
-        <w:rPr>
-          <w:rFonts w:asciiTheme="minorHAnsi" w:eastAsiaTheme="minorHAnsi" w:hAnsiTheme="minorHAnsi" w:cstheme="minorBidi"/>
-          <w:color w:val="auto"/>
-          <w:sz w:val="24"/>
-          <w:szCs w:val="24"/>
-        </w:rPr>
-        <w:t xml:space="preserve"> can organise effort</w:t>
-      </w:r>
-      <w:r>
-        <w:rPr>
-          <w:rFonts w:asciiTheme="minorHAnsi" w:eastAsiaTheme="minorHAnsi" w:hAnsiTheme="minorHAnsi" w:cstheme="minorBidi"/>
-          <w:color w:val="auto"/>
-          <w:sz w:val="24"/>
-          <w:szCs w:val="24"/>
-        </w:rPr>
-        <w:t>, they</w:t>
-      </w:r>
-      <w:r>
-        <w:rPr>
-          <w:rFonts w:asciiTheme="minorHAnsi" w:eastAsiaTheme="minorHAnsi" w:hAnsiTheme="minorHAnsi" w:cstheme="minorBidi"/>
-          <w:color w:val="auto"/>
-          <w:sz w:val="24"/>
-          <w:szCs w:val="24"/>
-        </w:rPr>
-        <w:t xml:space="preserve"> </w:t>
-      </w:r>
-      <w:r>
-        <w:rPr>
-          <w:rFonts w:asciiTheme="minorHAnsi" w:eastAsiaTheme="minorHAnsi" w:hAnsiTheme="minorHAnsi" w:cstheme="minorBidi"/>
-          <w:color w:val="auto"/>
-          <w:sz w:val="24"/>
-          <w:szCs w:val="24"/>
-        </w:rPr>
-        <w:t>require</w:t>
-      </w:r>
-      <w:r>
-        <w:rPr>
-          <w:rFonts w:asciiTheme="minorHAnsi" w:eastAsiaTheme="minorHAnsi" w:hAnsiTheme="minorHAnsi" w:cstheme="minorBidi"/>
-          <w:color w:val="auto"/>
-          <w:sz w:val="24"/>
-          <w:szCs w:val="24"/>
-        </w:rPr>
-        <w:t xml:space="preserve"> </w:t>
-      </w:r>
-      <w:r>
-        <w:rPr>
-          <w:rFonts w:asciiTheme="minorHAnsi" w:eastAsiaTheme="minorHAnsi" w:hAnsiTheme="minorHAnsi" w:cstheme="minorBidi"/>
-          <w:color w:val="auto"/>
-          <w:sz w:val="24"/>
-          <w:szCs w:val="24"/>
-        </w:rPr>
-        <w:t>policy</w:t>
-      </w:r>
-      <w:r>
-        <w:rPr>
-          <w:rFonts w:asciiTheme="minorHAnsi" w:eastAsiaTheme="minorHAnsi" w:hAnsiTheme="minorHAnsi" w:cstheme="minorBidi"/>
-          <w:color w:val="auto"/>
-          <w:sz w:val="24"/>
-          <w:szCs w:val="24"/>
-        </w:rPr>
-        <w:t xml:space="preserve">. In that vacuum, force design drifts toward continuity. </w:t>
-      </w:r>
-      <w:r>
-        <w:rPr>
-          <w:rFonts w:asciiTheme="minorHAnsi" w:eastAsiaTheme="minorHAnsi" w:hAnsiTheme="minorHAnsi" w:cstheme="minorBidi"/>
-          <w:color w:val="auto"/>
-          <w:sz w:val="24"/>
-          <w:szCs w:val="24"/>
-        </w:rPr>
-        <w:t>T</w:t>
-      </w:r>
-      <w:r>
-        <w:rPr>
-          <w:rFonts w:asciiTheme="minorHAnsi" w:eastAsiaTheme="minorHAnsi" w:hAnsiTheme="minorHAnsi" w:cstheme="minorBidi"/>
-          <w:color w:val="auto"/>
-          <w:sz w:val="24"/>
-          <w:szCs w:val="24"/>
-        </w:rPr>
-        <w:t>erritorial defence is no longer implausible – it is politically constrained, under-resourced and increasingly likely.</w:t>
-      </w:r>
-      <w:r>
-        <w:rPr>
-          <w:rFonts w:asciiTheme="minorHAnsi" w:eastAsiaTheme="minorHAnsi" w:hAnsiTheme="minorHAnsi" w:cstheme="minorBidi"/>
-          <w:color w:val="auto"/>
-          <w:sz w:val="24"/>
-          <w:szCs w:val="24"/>
-        </w:rPr>
-        <w:t xml:space="preserve"> Recent</w:t>
-      </w:r>
-      <w:r>
-        <w:rPr>
-          <w:rFonts w:asciiTheme="minorHAnsi" w:eastAsiaTheme="minorHAnsi" w:hAnsiTheme="minorHAnsi" w:cstheme="minorBidi"/>
-          <w:color w:val="auto"/>
-          <w:sz w:val="24"/>
-          <w:szCs w:val="24"/>
-        </w:rPr>
-        <w:t xml:space="preserve"> developments</w:t>
-      </w:r>
-      <w:r>
-        <w:rPr>
-          <w:rFonts w:asciiTheme="minorHAnsi" w:eastAsiaTheme="minorHAnsi" w:hAnsiTheme="minorHAnsi" w:cstheme="minorBidi"/>
-          <w:color w:val="auto"/>
-          <w:sz w:val="24"/>
-          <w:szCs w:val="24"/>
-        </w:rPr>
-        <w:t xml:space="preserve"> </w:t>
-      </w:r>
-      <w:r>
-        <w:rPr>
-          <w:rFonts w:asciiTheme="minorHAnsi" w:eastAsiaTheme="minorHAnsi" w:hAnsiTheme="minorHAnsi" w:cstheme="minorBidi"/>
-          <w:color w:val="auto"/>
-          <w:sz w:val="24"/>
-          <w:szCs w:val="24"/>
-        </w:rPr>
-        <w:t xml:space="preserve">among Western states </w:t>
-      </w:r>
-      <w:r>
-        <w:rPr>
-          <w:rFonts w:asciiTheme="minorHAnsi" w:eastAsiaTheme="minorHAnsi" w:hAnsiTheme="minorHAnsi" w:cstheme="minorBidi"/>
-          <w:color w:val="auto"/>
-          <w:sz w:val="24"/>
-          <w:szCs w:val="24"/>
-        </w:rPr>
-        <w:t>–</w:t>
-      </w:r>
-      <w:r>
-        <w:rPr>
-          <w:rFonts w:asciiTheme="minorHAnsi" w:eastAsiaTheme="minorHAnsi" w:hAnsiTheme="minorHAnsi" w:cstheme="minorBidi"/>
-          <w:color w:val="auto"/>
-          <w:sz w:val="24"/>
-          <w:szCs w:val="24"/>
-        </w:rPr>
-        <w:t xml:space="preserve"> most notably the United States’ assertions regarding</w:t>
-      </w:r>
-      <w:r>
-        <w:rPr>
-          <w:rFonts w:asciiTheme="minorHAnsi" w:eastAsiaTheme="minorHAnsi" w:hAnsiTheme="minorHAnsi" w:cstheme="minorBidi"/>
-          <w:color w:val="auto"/>
-          <w:sz w:val="24"/>
-          <w:szCs w:val="24"/>
-        </w:rPr>
-        <w:t xml:space="preserve"> </w:t>
-      </w:r>
-      <w:r>
-        <w:rPr>
-          <w:rFonts w:asciiTheme="minorHAnsi" w:eastAsiaTheme="minorHAnsi" w:hAnsiTheme="minorHAnsi" w:cstheme="minorBidi"/>
-          <w:color w:val="auto"/>
-          <w:sz w:val="24"/>
-          <w:szCs w:val="24"/>
-        </w:rPr>
-        <w:t>Greenland</w:t>
-      </w:r>
-      <w:r>
-        <w:rPr>
-          <w:rStyle w:val="FootnoteReference"/>
-          <w:rFonts w:asciiTheme="minorHAnsi" w:eastAsiaTheme="minorHAnsi" w:hAnsiTheme="minorHAnsi" w:cstheme="minorBidi"/>
-          <w:color w:val="auto"/>
-          <w:sz w:val="24"/>
-          <w:szCs w:val="24"/>
-        </w:rPr>
-        <w:footnoteReference w:id="3"/>
-      </w:r>
-      <w:r>
-        <w:rPr>
-          <w:rFonts w:asciiTheme="minorHAnsi" w:eastAsiaTheme="minorHAnsi" w:hAnsiTheme="minorHAnsi" w:cstheme="minorBidi"/>
-          <w:color w:val="auto"/>
-          <w:sz w:val="24"/>
-          <w:szCs w:val="24"/>
-        </w:rPr>
-        <w:t xml:space="preserve"> and Denmark’s response</w:t>
-      </w:r>
-      <w:r>
-        <w:rPr>
-          <w:rStyle w:val="FootnoteReference"/>
-          <w:rFonts w:asciiTheme="minorHAnsi" w:eastAsiaTheme="minorHAnsi" w:hAnsiTheme="minorHAnsi" w:cstheme="minorBidi"/>
-          <w:color w:val="auto"/>
-          <w:sz w:val="24"/>
-          <w:szCs w:val="24"/>
-        </w:rPr>
-        <w:footnoteReference w:id="4"/>
-      </w:r>
-      <w:r>
-        <w:rPr>
-          <w:rFonts w:asciiTheme="minorHAnsi" w:eastAsiaTheme="minorHAnsi" w:hAnsiTheme="minorHAnsi" w:cstheme="minorBidi"/>
-          <w:color w:val="auto"/>
-          <w:sz w:val="24"/>
-          <w:szCs w:val="24"/>
-        </w:rPr>
-        <w:t xml:space="preserve"> </w:t>
-      </w:r>
-      <w:r>
-        <w:rPr>
-          <w:rFonts w:asciiTheme="minorHAnsi" w:eastAsiaTheme="minorHAnsi" w:hAnsiTheme="minorHAnsi" w:cstheme="minorBidi"/>
-          <w:color w:val="auto"/>
-          <w:sz w:val="24"/>
-          <w:szCs w:val="24"/>
-        </w:rPr>
-        <w:t xml:space="preserve"> </w:t>
-      </w:r>
-      <w:r>
-        <w:rPr>
-          <w:rFonts w:asciiTheme="minorHAnsi" w:eastAsiaTheme="minorHAnsi" w:hAnsiTheme="minorHAnsi" w:cstheme="minorBidi"/>
-          <w:color w:val="auto"/>
-          <w:sz w:val="24"/>
-          <w:szCs w:val="24"/>
-        </w:rPr>
-        <w:t>–</w:t>
-      </w:r>
-      <w:r>
-        <w:rPr>
-          <w:rFonts w:asciiTheme="minorHAnsi" w:eastAsiaTheme="minorHAnsi" w:hAnsiTheme="minorHAnsi" w:cstheme="minorBidi"/>
-          <w:color w:val="auto"/>
-          <w:sz w:val="24"/>
-          <w:szCs w:val="24"/>
-        </w:rPr>
-        <w:t xml:space="preserve"> </w:t>
-      </w:r>
-      <w:r>
-        <w:rPr>
-          <w:rFonts w:asciiTheme="minorHAnsi" w:eastAsiaTheme="minorHAnsi" w:hAnsiTheme="minorHAnsi" w:cstheme="minorBidi"/>
-          <w:color w:val="auto"/>
-          <w:sz w:val="24"/>
-          <w:szCs w:val="24"/>
-        </w:rPr>
-        <w:t xml:space="preserve">demonstrate that scenarios once considered </w:t>
-      </w:r>
-      <w:r>
-        <w:rPr>
-          <w:rFonts w:asciiTheme="minorHAnsi" w:eastAsiaTheme="minorHAnsi" w:hAnsiTheme="minorHAnsi" w:cstheme="minorBidi"/>
-          <w:color w:val="auto"/>
-          <w:sz w:val="24"/>
-          <w:szCs w:val="24"/>
-        </w:rPr>
-        <w:t>unlikely</w:t>
-      </w:r>
-      <w:r>
-        <w:rPr>
-          <w:rFonts w:asciiTheme="minorHAnsi" w:eastAsiaTheme="minorHAnsi" w:hAnsiTheme="minorHAnsi" w:cstheme="minorBidi"/>
-          <w:color w:val="auto"/>
-          <w:sz w:val="24"/>
-          <w:szCs w:val="24"/>
-        </w:rPr>
-        <w:t xml:space="preserve"> can rapidly</w:t>
-      </w:r>
-      <w:r>
-        <w:rPr>
-          <w:rFonts w:asciiTheme="minorHAnsi" w:eastAsiaTheme="minorHAnsi" w:hAnsiTheme="minorHAnsi" w:cstheme="minorBidi"/>
-          <w:color w:val="auto"/>
-          <w:sz w:val="24"/>
-          <w:szCs w:val="24"/>
-        </w:rPr>
-        <w:t xml:space="preserve"> </w:t>
-      </w:r>
-      <w:r>
-        <w:rPr>
-          <w:rFonts w:asciiTheme="minorHAnsi" w:eastAsiaTheme="minorHAnsi" w:hAnsiTheme="minorHAnsi" w:cstheme="minorBidi"/>
-          <w:color w:val="auto"/>
-          <w:sz w:val="24"/>
-          <w:szCs w:val="24"/>
-        </w:rPr>
-        <w:t xml:space="preserve">acquire </w:t>
-      </w:r>
-      <w:r>
-        <w:rPr>
-          <w:rFonts w:asciiTheme="minorHAnsi" w:eastAsiaTheme="minorHAnsi" w:hAnsiTheme="minorHAnsi" w:cstheme="minorBidi"/>
-          <w:color w:val="auto"/>
-          <w:sz w:val="24"/>
-          <w:szCs w:val="24"/>
-        </w:rPr>
-        <w:t>s</w:t>
-      </w:r>
-      <w:r>
-        <w:rPr>
-          <w:rFonts w:asciiTheme="minorHAnsi" w:eastAsiaTheme="minorHAnsi" w:hAnsiTheme="minorHAnsi" w:cstheme="minorBidi"/>
-          <w:color w:val="auto"/>
-          <w:sz w:val="24"/>
-          <w:szCs w:val="24"/>
-        </w:rPr>
-        <w:t>trategic salience. The perception of threat is an unreliable indicator for future</w:t>
-      </w:r>
-      <w:r>
-        <w:rPr>
-          <w:rFonts w:asciiTheme="minorHAnsi" w:eastAsiaTheme="minorHAnsi" w:hAnsiTheme="minorHAnsi" w:cstheme="minorBidi"/>
-          <w:color w:val="auto"/>
-          <w:sz w:val="24"/>
-          <w:szCs w:val="24"/>
-        </w:rPr>
-        <w:t xml:space="preserve"> </w:t>
-      </w:r>
-      <w:r>
-        <w:rPr>
-          <w:rFonts w:asciiTheme="minorHAnsi" w:eastAsiaTheme="minorHAnsi" w:hAnsiTheme="minorHAnsi" w:cstheme="minorBidi"/>
-          <w:color w:val="auto"/>
-          <w:sz w:val="24"/>
-          <w:szCs w:val="24"/>
-        </w:rPr>
-        <w:t>conflict. Failure to internalise the implications of UxS risks entrenching a force posture</w:t>
-      </w:r>
-      <w:r>
-        <w:rPr>
-          <w:rFonts w:asciiTheme="minorHAnsi" w:eastAsiaTheme="minorHAnsi" w:hAnsiTheme="minorHAnsi" w:cstheme="minorBidi"/>
-          <w:color w:val="auto"/>
-          <w:sz w:val="24"/>
-          <w:szCs w:val="24"/>
-        </w:rPr>
-        <w:t xml:space="preserve"> </w:t>
-      </w:r>
-      <w:r>
-        <w:rPr>
-          <w:rFonts w:asciiTheme="minorHAnsi" w:eastAsiaTheme="minorHAnsi" w:hAnsiTheme="minorHAnsi" w:cstheme="minorBidi"/>
-          <w:color w:val="auto"/>
-          <w:sz w:val="24"/>
-          <w:szCs w:val="24"/>
-        </w:rPr>
-        <w:t>optimised for conditions which no longer exist</w:t>
-      </w:r>
-      <w:r>
-        <w:rPr>
-          <w:rFonts w:asciiTheme="minorHAnsi" w:eastAsiaTheme="minorHAnsi" w:hAnsiTheme="minorHAnsi" w:cstheme="minorBidi"/>
-          <w:color w:val="auto"/>
-          <w:sz w:val="24"/>
-          <w:szCs w:val="24"/>
-        </w:rPr>
-        <w:t>,</w:t>
-      </w:r>
-      <w:r>
-        <w:rPr>
-          <w:rFonts w:asciiTheme="minorHAnsi" w:eastAsiaTheme="minorHAnsi" w:hAnsiTheme="minorHAnsi" w:cstheme="minorBidi"/>
-          <w:color w:val="auto"/>
-          <w:sz w:val="24"/>
-          <w:szCs w:val="24"/>
-        </w:rPr>
-        <w:t xml:space="preserve"> allowing force design decisions to prioritise</w:t>
-      </w:r>
-      <w:r>
-        <w:rPr>
-          <w:rFonts w:asciiTheme="minorHAnsi" w:eastAsiaTheme="minorHAnsi" w:hAnsiTheme="minorHAnsi" w:cstheme="minorBidi"/>
-          <w:color w:val="auto"/>
-          <w:sz w:val="24"/>
-          <w:szCs w:val="24"/>
-        </w:rPr>
-        <w:t xml:space="preserve"> </w:t>
-      </w:r>
-      <w:r>
-        <w:rPr>
-          <w:rFonts w:asciiTheme="minorHAnsi" w:eastAsiaTheme="minorHAnsi" w:hAnsiTheme="minorHAnsi" w:cstheme="minorBidi"/>
-          <w:color w:val="auto"/>
-          <w:sz w:val="24"/>
-          <w:szCs w:val="24"/>
-        </w:rPr>
-        <w:t>continuity over adaptation and without articulating a theory of victory.</w:t>
-      </w:r>
-      <w:r>
-        <w:rPr>
-          <w:rFonts w:asciiTheme="minorHAnsi" w:eastAsiaTheme="minorHAnsi" w:hAnsiTheme="minorHAnsi" w:cstheme="minorBidi"/>
-          <w:color w:val="auto"/>
-          <w:sz w:val="24"/>
-          <w:szCs w:val="24"/>
-        </w:rPr>
-        <w:t xml:space="preserve"> [</w:t>
-      </w:r>
-      <w:r>
-        <w:rPr>
-          <w:rFonts w:asciiTheme="minorHAnsi" w:eastAsiaTheme="minorHAnsi" w:hAnsiTheme="minorHAnsi" w:cstheme="minorBidi"/>
-          <w:color w:val="auto"/>
-          <w:sz w:val="24"/>
-          <w:szCs w:val="24"/>
-          <w:highlight w:val="yellow"/>
-        </w:rPr>
-        <w:t>OB: please proof the ideas here, they’re still in draft though</w:t>
-      </w:r>
-      <w:r>
-        <w:rPr>
-          <w:rFonts w:asciiTheme="minorHAnsi" w:eastAsiaTheme="minorHAnsi" w:hAnsiTheme="minorHAnsi" w:cstheme="minorBidi"/>
-          <w:color w:val="auto"/>
-          <w:sz w:val="24"/>
-          <w:szCs w:val="24"/>
-        </w:rPr>
-        <w:t>]</w:t>
-      </w:r>
-    </w:p>
-    <w:p>
-      <w:pPr>
-        <w:pStyle w:val="Heading2"/>
-        <w:rPr>
-          <w:rFonts w:asciiTheme="minorHAnsi" w:eastAsiaTheme="minorHAnsi" w:hAnsiTheme="minorHAnsi" w:cstheme="minorBidi"/>
-          <w:color w:val="auto"/>
-          <w:sz w:val="24"/>
-          <w:szCs w:val="24"/>
-        </w:rPr>
-      </w:pPr>
-      <w:r>
-        <w:rPr>
-          <w:rFonts w:asciiTheme="minorHAnsi" w:eastAsiaTheme="minorHAnsi" w:hAnsiTheme="minorHAnsi" w:cstheme="minorBidi"/>
-          <w:color w:val="auto"/>
-          <w:sz w:val="24"/>
-          <w:szCs w:val="24"/>
-        </w:rPr>
-        <w:lastRenderedPageBreak/>
-        <w:t>While capability is sometimes viewed as equipment, it is best considered as the synthesis which DOTMLPF-I describes – doctrine, organisation, training, materiel, leadership, personnel, facilities and interoperability – and Ireland's nine-soldier light infantry section fails against nearly every line. Its doctrine</w:t>
-      </w:r>
-      <w:r>
-        <w:rPr>
-          <w:rStyle w:val="FootnoteReference"/>
-          <w:rFonts w:asciiTheme="minorHAnsi" w:eastAsiaTheme="minorHAnsi" w:hAnsiTheme="minorHAnsi" w:cstheme="minorBidi"/>
-          <w:color w:val="auto"/>
-          <w:sz w:val="24"/>
-          <w:szCs w:val="24"/>
-        </w:rPr>
-        <w:footnoteReference w:id="5"/>
-      </w:r>
-      <w:r>
-        <w:rPr>
-          <w:rFonts w:asciiTheme="minorHAnsi" w:eastAsiaTheme="minorHAnsi" w:hAnsiTheme="minorHAnsi" w:cstheme="minorBidi"/>
-          <w:color w:val="auto"/>
-          <w:sz w:val="24"/>
-          <w:szCs w:val="24"/>
-        </w:rPr>
-        <w:t xml:space="preserve"> remains that of a foot-mobile light infantry section, never updated to the reality that the vehicles carrying it seat eight. </w:t>
-      </w:r>
-      <w:r>
-        <w:rPr>
-          <w:rFonts w:asciiTheme="minorHAnsi" w:eastAsiaTheme="minorHAnsi" w:hAnsiTheme="minorHAnsi" w:cstheme="minorBidi"/>
-          <w:color w:val="auto"/>
-          <w:sz w:val="24"/>
-          <w:szCs w:val="24"/>
-        </w:rPr>
-        <w:t xml:space="preserve">Its organisation </w:t>
-      </w:r>
-      <w:r>
-        <w:rPr>
-          <w:rFonts w:asciiTheme="minorHAnsi" w:eastAsiaTheme="minorHAnsi" w:hAnsiTheme="minorHAnsi" w:cstheme="minorBidi"/>
-          <w:color w:val="auto"/>
-          <w:sz w:val="24"/>
-          <w:szCs w:val="24"/>
-        </w:rPr>
-        <w:t>may</w:t>
-      </w:r>
-      <w:r>
-        <w:rPr>
-          <w:rFonts w:asciiTheme="minorHAnsi" w:eastAsiaTheme="minorHAnsi" w:hAnsiTheme="minorHAnsi" w:cstheme="minorBidi"/>
-          <w:color w:val="auto"/>
-          <w:sz w:val="24"/>
-          <w:szCs w:val="24"/>
-        </w:rPr>
-        <w:t xml:space="preserve"> now be</w:t>
-      </w:r>
-      <w:r>
-        <w:rPr>
-          <w:rFonts w:asciiTheme="minorHAnsi" w:eastAsiaTheme="minorHAnsi" w:hAnsiTheme="minorHAnsi" w:cstheme="minorBidi"/>
-          <w:color w:val="auto"/>
-          <w:sz w:val="24"/>
-          <w:szCs w:val="24"/>
-        </w:rPr>
-        <w:t xml:space="preserve"> </w:t>
-      </w:r>
-      <w:r>
-        <w:rPr>
-          <w:rFonts w:asciiTheme="minorHAnsi" w:eastAsiaTheme="minorHAnsi" w:hAnsiTheme="minorHAnsi" w:cstheme="minorBidi"/>
-          <w:color w:val="auto"/>
-          <w:sz w:val="24"/>
-          <w:szCs w:val="24"/>
-        </w:rPr>
-        <w:t>rebuilt around vehicle capacity</w:t>
-      </w:r>
-      <w:r>
-        <w:rPr>
-          <w:rStyle w:val="FootnoteReference"/>
-          <w:rFonts w:asciiTheme="minorHAnsi" w:eastAsiaTheme="minorHAnsi" w:hAnsiTheme="minorHAnsi" w:cstheme="minorBidi"/>
-          <w:color w:val="auto"/>
-          <w:sz w:val="24"/>
-          <w:szCs w:val="24"/>
-        </w:rPr>
-        <w:footnoteReference w:id="6"/>
-      </w:r>
-      <w:r>
-        <w:rPr>
-          <w:rFonts w:asciiTheme="minorHAnsi" w:eastAsiaTheme="minorHAnsi" w:hAnsiTheme="minorHAnsi" w:cstheme="minorBidi"/>
-          <w:color w:val="auto"/>
-          <w:sz w:val="24"/>
-          <w:szCs w:val="24"/>
-        </w:rPr>
-        <w:t xml:space="preserve">, </w:t>
-      </w:r>
-      <w:r>
-        <w:rPr>
-          <w:rFonts w:asciiTheme="minorHAnsi" w:eastAsiaTheme="minorHAnsi" w:hAnsiTheme="minorHAnsi" w:cstheme="minorBidi"/>
-          <w:color w:val="auto"/>
-          <w:sz w:val="24"/>
-          <w:szCs w:val="24"/>
-        </w:rPr>
-        <w:t xml:space="preserve">perhaps </w:t>
-      </w:r>
-      <w:r>
-        <w:rPr>
-          <w:rFonts w:asciiTheme="minorHAnsi" w:eastAsiaTheme="minorHAnsi" w:hAnsiTheme="minorHAnsi" w:cstheme="minorBidi"/>
-          <w:color w:val="auto"/>
-          <w:sz w:val="24"/>
-          <w:szCs w:val="24"/>
-        </w:rPr>
-        <w:t>on the assumption that one section must fit one carrier. This is a constraint which belongs to mechanised and armoured formations – and binds even them less rigidly than it is applied</w:t>
-      </w:r>
-      <w:r>
-        <w:rPr>
-          <w:rFonts w:asciiTheme="minorHAnsi" w:eastAsiaTheme="minorHAnsi" w:hAnsiTheme="minorHAnsi" w:cstheme="minorBidi"/>
-          <w:color w:val="auto"/>
-          <w:sz w:val="24"/>
-          <w:szCs w:val="24"/>
-        </w:rPr>
-        <w:t>. I</w:t>
-      </w:r>
-      <w:r>
-        <w:rPr>
-          <w:rFonts w:asciiTheme="minorHAnsi" w:eastAsiaTheme="minorHAnsi" w:hAnsiTheme="minorHAnsi" w:cstheme="minorBidi"/>
-          <w:color w:val="auto"/>
-          <w:sz w:val="24"/>
-          <w:szCs w:val="24"/>
-        </w:rPr>
-        <w:t xml:space="preserve">t does not bind light infantry, which moves on foot or </w:t>
-      </w:r>
-      <w:r>
-        <w:rPr>
-          <w:rFonts w:asciiTheme="minorHAnsi" w:eastAsiaTheme="minorHAnsi" w:hAnsiTheme="minorHAnsi" w:cstheme="minorBidi"/>
-          <w:color w:val="auto"/>
-          <w:sz w:val="24"/>
-          <w:szCs w:val="24"/>
-        </w:rPr>
-        <w:t>in soft-skin vehicles – increasingly ATVs such as</w:t>
-      </w:r>
-      <w:r>
-        <w:rPr>
-          <w:rFonts w:asciiTheme="minorHAnsi" w:eastAsiaTheme="minorHAnsi" w:hAnsiTheme="minorHAnsi" w:cstheme="minorBidi"/>
-          <w:color w:val="auto"/>
-          <w:sz w:val="24"/>
-          <w:szCs w:val="24"/>
-        </w:rPr>
-        <w:t xml:space="preserve"> the ULTV</w:t>
-      </w:r>
-      <w:r>
-        <w:rPr>
-          <w:rStyle w:val="FootnoteReference"/>
-          <w:rFonts w:asciiTheme="minorHAnsi" w:eastAsiaTheme="minorHAnsi" w:hAnsiTheme="minorHAnsi" w:cstheme="minorBidi"/>
-          <w:color w:val="auto"/>
-          <w:sz w:val="24"/>
-          <w:szCs w:val="24"/>
-        </w:rPr>
-        <w:footnoteReference w:id="7"/>
-      </w:r>
-      <w:r>
-        <w:rPr>
-          <w:rFonts w:asciiTheme="minorHAnsi" w:eastAsiaTheme="minorHAnsi" w:hAnsiTheme="minorHAnsi" w:cstheme="minorBidi"/>
-          <w:color w:val="auto"/>
-          <w:sz w:val="24"/>
-          <w:szCs w:val="24"/>
-        </w:rPr>
-        <w:t>.</w:t>
-      </w:r>
-      <w:r>
-        <w:rPr>
-          <w:rFonts w:asciiTheme="minorHAnsi" w:eastAsiaTheme="minorHAnsi" w:hAnsiTheme="minorHAnsi" w:cstheme="minorBidi"/>
-          <w:color w:val="auto"/>
-          <w:sz w:val="24"/>
-          <w:szCs w:val="24"/>
-        </w:rPr>
-        <w:t xml:space="preserve"> </w:t>
-      </w:r>
-      <w:r>
-        <w:rPr>
-          <w:rFonts w:asciiTheme="minorHAnsi" w:eastAsiaTheme="minorHAnsi" w:hAnsiTheme="minorHAnsi" w:cstheme="minorBidi"/>
-          <w:color w:val="auto"/>
-          <w:sz w:val="24"/>
-          <w:szCs w:val="24"/>
-        </w:rPr>
-        <w:t>Its training still rehearses the conventional drills of the last century and the peace-support tasks of the decades since, while neglecting cognitive burden, dispersion and the exposure of a dispersed section that can be found and struck on a checkpoint or a convoy as readily as in battle, without the higher-echelon cover it is built to assume. Its materiel reflects a Cold War mentality. Its leadership structure is not configured for mission command. And it fields too few soldiers to carry the cognitive load, operate the new systems and remain cohesive once dispersed. Adding drones to this section changes none of it.</w:t>
-      </w:r>
-    </w:p>
-    <w:p>
-      <w:r>
-        <w:rPr>
-          <w:highlight w:val="yellow"/>
-        </w:rPr>
-        <w:t>OB: I will reference TM 201 as proof that doctrine hasn’t changed. However, I think I want to cite paragraph 0202 “The fundamental role of the infantry man/woman has changed little over recent centuries: their tasks are still to close with and destroy the enemy or force them to surrender, to seize and hold terrain, to dominate and control close country and finally, to carry out close surveillance”. Then we can say that the first task – their most important – cannot be achieved without substantial review of the doctrine, organisation, training, leadership, materiel,</w:t>
-      </w:r>
-      <w:r>
-        <w:t xml:space="preserve"> </w:t>
-      </w:r>
-    </w:p>
-    <w:p/>
-    <w:p>
-      <w:pPr>
-        <w:pStyle w:val="Heading2"/>
-        <w:rPr>
-          <w:rFonts w:asciiTheme="minorHAnsi" w:eastAsiaTheme="minorHAnsi" w:hAnsiTheme="minorHAnsi" w:cstheme="minorBidi"/>
-          <w:color w:val="auto"/>
-          <w:sz w:val="24"/>
-          <w:szCs w:val="24"/>
-        </w:rPr>
-      </w:pPr>
-      <w:r>
-        <w:rPr>
-          <w:rFonts w:asciiTheme="minorHAnsi" w:eastAsiaTheme="minorHAnsi" w:hAnsiTheme="minorHAnsi" w:cstheme="minorBidi"/>
-          <w:color w:val="auto"/>
-          <w:sz w:val="24"/>
-          <w:szCs w:val="24"/>
-        </w:rPr>
-        <w:lastRenderedPageBreak/>
-        <w:t>Relative combat power has always rewarded the side that can mass force and absorb loss</w:t>
-      </w:r>
-      <w:r>
-        <w:rPr>
-          <w:rFonts w:asciiTheme="minorHAnsi" w:eastAsiaTheme="minorHAnsi" w:hAnsiTheme="minorHAnsi" w:cstheme="minorBidi"/>
-          <w:color w:val="auto"/>
-          <w:sz w:val="24"/>
-          <w:szCs w:val="24"/>
-        </w:rPr>
-        <w:t xml:space="preserve"> – </w:t>
-      </w:r>
-      <w:r>
-        <w:rPr>
-          <w:rFonts w:asciiTheme="minorHAnsi" w:eastAsiaTheme="minorHAnsi" w:hAnsiTheme="minorHAnsi" w:cstheme="minorBidi"/>
-          <w:color w:val="auto"/>
-          <w:sz w:val="24"/>
-          <w:szCs w:val="24"/>
-        </w:rPr>
-        <w:t xml:space="preserve">historically the better-funded one. Low-cost uncrewed systems disturb that arithmetic. They drive down the price of three functions </w:t>
-      </w:r>
-      <w:r>
-        <w:rPr>
-          <w:rFonts w:asciiTheme="minorHAnsi" w:eastAsiaTheme="minorHAnsi" w:hAnsiTheme="minorHAnsi" w:cstheme="minorBidi"/>
-          <w:color w:val="auto"/>
-          <w:sz w:val="24"/>
-          <w:szCs w:val="24"/>
-        </w:rPr>
-        <w:t>which</w:t>
-      </w:r>
-      <w:r>
-        <w:rPr>
-          <w:rFonts w:asciiTheme="minorHAnsi" w:eastAsiaTheme="minorHAnsi" w:hAnsiTheme="minorHAnsi" w:cstheme="minorBidi"/>
-          <w:color w:val="auto"/>
-          <w:sz w:val="24"/>
-          <w:szCs w:val="24"/>
-        </w:rPr>
-        <w:t xml:space="preserve"> once demanded expensive platforms: finding the enemy, striking </w:t>
-      </w:r>
-      <w:r>
-        <w:rPr>
-          <w:rFonts w:asciiTheme="minorHAnsi" w:eastAsiaTheme="minorHAnsi" w:hAnsiTheme="minorHAnsi" w:cstheme="minorBidi"/>
-          <w:color w:val="auto"/>
-          <w:sz w:val="24"/>
-          <w:szCs w:val="24"/>
-        </w:rPr>
-        <w:t>them</w:t>
-      </w:r>
-      <w:r>
-        <w:rPr>
-          <w:rFonts w:asciiTheme="minorHAnsi" w:eastAsiaTheme="minorHAnsi" w:hAnsiTheme="minorHAnsi" w:cstheme="minorBidi"/>
-          <w:color w:val="auto"/>
-          <w:sz w:val="24"/>
-          <w:szCs w:val="24"/>
-        </w:rPr>
-        <w:t xml:space="preserve"> precisely</w:t>
-      </w:r>
-      <w:r>
-        <w:rPr>
-          <w:rFonts w:asciiTheme="minorHAnsi" w:eastAsiaTheme="minorHAnsi" w:hAnsiTheme="minorHAnsi" w:cstheme="minorBidi"/>
-          <w:color w:val="auto"/>
-          <w:sz w:val="24"/>
-          <w:szCs w:val="24"/>
-        </w:rPr>
-        <w:t xml:space="preserve"> and</w:t>
-      </w:r>
-      <w:r>
-        <w:rPr>
-          <w:rFonts w:asciiTheme="minorHAnsi" w:eastAsiaTheme="minorHAnsi" w:hAnsiTheme="minorHAnsi" w:cstheme="minorBidi"/>
-          <w:color w:val="auto"/>
-          <w:sz w:val="24"/>
-          <w:szCs w:val="24"/>
-        </w:rPr>
-        <w:t xml:space="preserve"> sustaining the force. A defender who can see, range and attrit an attacker using systems costing hundreds rather than millions no longer has to match that attacker platform-for-</w:t>
-      </w:r>
-      <w:r>
-        <w:rPr>
-          <w:rFonts w:asciiTheme="minorHAnsi" w:eastAsiaTheme="minorHAnsi" w:hAnsiTheme="minorHAnsi" w:cstheme="minorBidi"/>
-          <w:color w:val="auto"/>
-          <w:sz w:val="24"/>
-          <w:szCs w:val="24"/>
-        </w:rPr>
-        <w:t>platform</w:t>
-      </w:r>
-      <w:r>
-        <w:rPr>
-          <w:rFonts w:asciiTheme="minorHAnsi" w:eastAsiaTheme="minorHAnsi" w:hAnsiTheme="minorHAnsi" w:cstheme="minorBidi"/>
-          <w:color w:val="auto"/>
-          <w:sz w:val="24"/>
-          <w:szCs w:val="24"/>
-        </w:rPr>
-        <w:t>. The effect is asymmetric: the attacker must still mass to break through, yet massing is exactly what persistent observation punishes most. So</w:t>
-      </w:r>
-      <w:r>
-        <w:rPr>
-          <w:rFonts w:asciiTheme="minorHAnsi" w:eastAsiaTheme="minorHAnsi" w:hAnsiTheme="minorHAnsi" w:cstheme="minorBidi"/>
-          <w:color w:val="auto"/>
-          <w:sz w:val="24"/>
-          <w:szCs w:val="24"/>
-        </w:rPr>
-        <w:t>,</w:t>
-      </w:r>
-      <w:r>
-        <w:rPr>
-          <w:rFonts w:asciiTheme="minorHAnsi" w:eastAsiaTheme="minorHAnsi" w:hAnsiTheme="minorHAnsi" w:cstheme="minorBidi"/>
-          <w:color w:val="auto"/>
-          <w:sz w:val="24"/>
-          <w:szCs w:val="24"/>
-        </w:rPr>
-        <w:t xml:space="preserve"> the cost of the attacker's strongest move rises while the defender's means of imposing that cost stays cheap. For a state that cannot buy conventional scale, this is the mechanism by which scarcity stops being decisive</w:t>
-      </w:r>
-      <w:r>
-        <w:rPr>
-          <w:rFonts w:asciiTheme="minorHAnsi" w:eastAsiaTheme="minorHAnsi" w:hAnsiTheme="minorHAnsi" w:cstheme="minorBidi"/>
-          <w:color w:val="auto"/>
-          <w:sz w:val="24"/>
-          <w:szCs w:val="24"/>
-        </w:rPr>
-        <w:t xml:space="preserve"> – </w:t>
-      </w:r>
-      <w:r>
-        <w:rPr>
-          <w:rFonts w:asciiTheme="minorHAnsi" w:eastAsiaTheme="minorHAnsi" w:hAnsiTheme="minorHAnsi" w:cstheme="minorBidi"/>
-          <w:color w:val="auto"/>
-          <w:sz w:val="24"/>
-          <w:szCs w:val="24"/>
-        </w:rPr>
-        <w:t>denial without parity.</w:t>
-      </w:r>
-    </w:p>
-    <w:p>
-      <w:r>
-        <w:fldChar w:fldCharType="begin"/>
-      </w:r>
-      <w:r>
-        <w:instrText xml:space="preserve"> REF _Ref233053446 \h </w:instrText>
-      </w:r>
-      <w:r>
-        <w:fldChar w:fldCharType="separate"/>
-      </w:r>
-      <w:r>
-        <w:t xml:space="preserve">Table </w:t>
-      </w:r>
-      <w:r>
-        <w:rPr>
-          <w:noProof/>
-        </w:rPr>
-        <w:t>1</w:t>
-      </w:r>
-      <w:r>
-        <w:fldChar w:fldCharType="end"/>
-      </w:r>
-      <w:r>
-        <w:t xml:space="preserve"> </w:t>
-      </w:r>
-      <w:r>
-        <w:t xml:space="preserve">shows that FPV-OWADs cannot be dismissed as cheap substitutes for Javelin. The operational comparison is the telling one: defeating an armoured company costs roughly €1.13 million in Javelins, compared with under €85,000 in FPV-OWADs – more than an order of magnitude less for the same task, on assumptions generous to Javelin. Ireland's recent Javelin-only procurement buys 44 missiles; the same budget fields thousands of FPV-OWADs. Javelin remains the higher-confidence kill mechanism, and FPV-OWADs may require several strikes to destroy armour, </w:t>
-      </w:r>
-      <w:r>
-        <w:t>but they can immobilise it for follow-on fires and reach more than an order of magnitude further.</w:t>
-      </w:r>
-      <w:r>
-        <w:t xml:space="preserve"> The direction is unambiguous: FPV-OWADs do not replace ATGMs, but they change the defensive arithmetic and can no longer be ignored</w:t>
-      </w:r>
-      <w:r>
-        <w:t>.</w:t>
-      </w:r>
-      <w:r>
-        <w:rPr>
-          <w:rStyle w:val="FootnoteReference"/>
-        </w:rPr>
-        <w:footnoteReference w:id="8"/>
-      </w:r>
-      <w:r>
-        <w:t xml:space="preserve"> </w:t>
-      </w:r>
-      <w:r>
-        <w:rPr>
-          <w:rStyle w:val="FootnoteReference"/>
-        </w:rPr>
-        <w:footnoteReference w:id="9"/>
-      </w:r>
-    </w:p>
-    <w:p>
-      <w:pPr>
-        <w:keepNext/>
-      </w:pPr>
-      <w:r>
         <w:drawing>
           <wp:inline distT="0" distB="0" distL="0" distR="0" wp14:anchorId="1ED79B76" wp14:editId="6CD40A73">
             <wp:extent cx="5731510" cy="1757045"/>
@@ -1677,377 +1267,268 @@
           <w:sz w:val="24"/>
           <w:szCs w:val="24"/>
         </w:rPr>
+        <w:t>Ireland has long treated serious territorial defence as financially unreachable, because credibility was assumed to require conventional mass. UxS break that premise: if cheap precision systems can make lodgement, movement and sustainment costly, the constraint shifts from money to organisation. For an island state, any hostile ground force must first arrive by sea or air, concentrating at a predictable point of entry – where exposure is highest and cheap precision strike most punishing.</w:t>
+      </w:r>
+    </w:p>
+    <w:p>
+      <w:pPr>
+        <w:pStyle w:val="Heading2"/>
+        <w:rPr>
+          <w:rFonts w:asciiTheme="minorHAnsi" w:eastAsiaTheme="minorHAnsi" w:hAnsiTheme="minorHAnsi" w:cstheme="minorBidi"/>
+          <w:color w:val="auto"/>
+          <w:sz w:val="24"/>
+          <w:szCs w:val="24"/>
+        </w:rPr>
+      </w:pPr>
+      <w:r>
+        <w:rPr>
+          <w:rFonts w:asciiTheme="minorHAnsi" w:eastAsiaTheme="minorHAnsi" w:hAnsiTheme="minorHAnsi" w:cstheme="minorBidi"/>
+          <w:color w:val="auto"/>
+          <w:sz w:val="24"/>
+          <w:szCs w:val="24"/>
+        </w:rPr>
+        <w:t xml:space="preserve">Deterrence-by-denial here means one thing: making an attacker doubt that victory will be quick or cheap. A defender need not win. </w:t>
+      </w:r>
+      <w:r>
+        <w:rPr>
+          <w:rFonts w:asciiTheme="minorHAnsi" w:eastAsiaTheme="minorHAnsi" w:hAnsiTheme="minorHAnsi" w:cstheme="minorBidi"/>
+          <w:color w:val="auto"/>
+          <w:sz w:val="24"/>
+          <w:szCs w:val="24"/>
+        </w:rPr>
+        <w:t>They</w:t>
+      </w:r>
+      <w:r>
+        <w:rPr>
+          <w:rFonts w:asciiTheme="minorHAnsi" w:eastAsiaTheme="minorHAnsi" w:hAnsiTheme="minorHAnsi" w:cstheme="minorBidi"/>
+          <w:color w:val="auto"/>
+          <w:sz w:val="24"/>
+          <w:szCs w:val="24"/>
+        </w:rPr>
+        <w:t xml:space="preserve"> need only to impose enough delay, attrition and uncertainty that the operation's price climbs past what the aggressor will pay. It does not stop an attack; it makes the attack expensive, slow and uncertain of success. The effect is cumulative rather than decisive</w:t>
+      </w:r>
+      <w:r>
+        <w:rPr>
+          <w:rFonts w:asciiTheme="minorHAnsi" w:eastAsiaTheme="minorHAnsi" w:hAnsiTheme="minorHAnsi" w:cstheme="minorBidi"/>
+          <w:color w:val="auto"/>
+          <w:sz w:val="24"/>
+          <w:szCs w:val="24"/>
+        </w:rPr>
+        <w:t xml:space="preserve"> — </w:t>
+      </w:r>
+      <w:r>
+        <w:rPr>
+          <w:rFonts w:asciiTheme="minorHAnsi" w:eastAsiaTheme="minorHAnsi" w:hAnsiTheme="minorHAnsi" w:cstheme="minorBidi"/>
+          <w:color w:val="auto"/>
+          <w:sz w:val="24"/>
+          <w:szCs w:val="24"/>
+        </w:rPr>
+        <w:t>a rising bill for movement and sustainment, presented until the bill itself deters.</w:t>
+      </w:r>
+    </w:p>
+    <w:p>
+      <w:pPr>
+        <w:pStyle w:val="NoSpacing"/>
+      </w:pPr>
+      <w:r>
+        <w:t>The recommendations follow directly and cost little to begin. First, adopt the lance-corporal rank: dispersed sections need a commander in each</w:t>
+      </w:r>
+      <w:r>
+        <w:t xml:space="preserve"> and</w:t>
+      </w:r>
+      <w:r>
+        <w:t xml:space="preserve"> the rank structure must catch up to the tactics. Second, experiment properly rather than procure blindly</w:t>
+      </w:r>
+      <w:r>
+        <w:t xml:space="preserve"> — </w:t>
+      </w:r>
+      <w:r>
+        <w:t xml:space="preserve">stand up trial sections at fourteen and fifteen </w:t>
+      </w:r>
+      <w:r>
+        <w:t>soldiers</w:t>
+      </w:r>
+      <w:r>
+        <w:t xml:space="preserve"> (</w:t>
+      </w:r>
+      <w:r>
+        <w:fldChar w:fldCharType="begin"/>
+      </w:r>
+      <w:r>
+        <w:instrText xml:space="preserve"> REF _Ref233060645 \h </w:instrText>
+      </w:r>
+      <w:r>
+        <w:instrText xml:space="preserve"> \* MERGEFORMAT </w:instrText>
+      </w:r>
+      <w:r>
+        <w:fldChar w:fldCharType="separate"/>
+      </w:r>
+      <w:r>
+        <w:t>Figure 1</w:t>
+      </w:r>
+      <w:r>
+        <w:fldChar w:fldCharType="end"/>
+      </w:r>
+      <w:r>
+        <w:t>)</w:t>
+      </w:r>
+      <w:r>
+        <w:t>, test them</w:t>
+      </w:r>
+      <w:r>
+        <w:t xml:space="preserve"> against realistic drone threats</w:t>
+      </w:r>
+      <w:r>
+        <w:t xml:space="preserve"> and</w:t>
+      </w:r>
+      <w:r>
+        <w:t xml:space="preserve"> let the results, not assumption, settle the establishment</w:t>
+      </w:r>
+      <w:r>
+        <w:t xml:space="preserve">. </w:t>
+      </w:r>
+      <w:r>
+        <w:t>Third, write exposure management into doctrine: build signature discipline, drone-halt drills and the sequencing of sensing, electronic warfare and fires into standard operating procedures, syllabi and retraining, with mobile training teams to push the new methods out quickly. None of this requires mass or heavy armour</w:t>
+      </w:r>
+      <w:r>
+        <w:t xml:space="preserve"> and</w:t>
+      </w:r>
+      <w:r>
+        <w:t xml:space="preserve"> none waits on a procurement cycle. The first move is organisational, not financial</w:t>
+      </w:r>
+      <w:r>
+        <w:t xml:space="preserve"> — </w:t>
+      </w:r>
+      <w:r>
+        <w:t>which is precisely why the constraint that stalled Irish defence no longer holds.</w:t>
+      </w:r>
+    </w:p>
+    <w:p>
+      <w:pPr>
+        <w:keepNext/>
+        <w:jc w:val="center"/>
+      </w:pPr>
+      <w:r>
         <w:lastRenderedPageBreak/>
-        <w:t>Ireland has long rested an implicit bargain on cost: serious territorial defence means conventional mass</w:t>
-      </w:r>
-      <w:r>
-        <w:rPr>
-          <w:rFonts w:asciiTheme="minorHAnsi" w:eastAsiaTheme="minorHAnsi" w:hAnsiTheme="minorHAnsi" w:cstheme="minorBidi"/>
-          <w:color w:val="auto"/>
-          <w:sz w:val="24"/>
-          <w:szCs w:val="24"/>
-        </w:rPr>
-        <w:t xml:space="preserve"> – </w:t>
-      </w:r>
-      <w:r>
-        <w:rPr>
-          <w:rFonts w:asciiTheme="minorHAnsi" w:eastAsiaTheme="minorHAnsi" w:hAnsiTheme="minorHAnsi" w:cstheme="minorBidi"/>
-          <w:color w:val="auto"/>
-          <w:sz w:val="24"/>
-          <w:szCs w:val="24"/>
-        </w:rPr>
-        <w:t>armour, air defence, layered fires</w:t>
-      </w:r>
-      <w:r>
-        <w:rPr>
-          <w:rFonts w:asciiTheme="minorHAnsi" w:eastAsiaTheme="minorHAnsi" w:hAnsiTheme="minorHAnsi" w:cstheme="minorBidi"/>
-          <w:color w:val="auto"/>
-          <w:sz w:val="24"/>
-          <w:szCs w:val="24"/>
-        </w:rPr>
-        <w:t xml:space="preserve"> – </w:t>
-      </w:r>
-      <w:r>
-        <w:rPr>
-          <w:rFonts w:asciiTheme="minorHAnsi" w:eastAsiaTheme="minorHAnsi" w:hAnsiTheme="minorHAnsi" w:cstheme="minorBidi"/>
-          <w:color w:val="auto"/>
-          <w:sz w:val="24"/>
-          <w:szCs w:val="24"/>
-        </w:rPr>
-        <w:t>and conventional mass is unaffordable, so the ambition is quietly set aside. That logic held only while imposing cost on an attacker required matching his platforms. It no longer does. If a defender can make lodgement, movement and sustainment dangerous using systems priced in the hundreds, the premise that credibility is financially out of reach collapses. The constraint shifts from money to organisation. For an island, the case sharpens further: any hostile ground force must first arrive by sea or air, concentrating at a predictable, observable point of entry</w:t>
-      </w:r>
-      <w:r>
-        <w:rPr>
-          <w:rFonts w:asciiTheme="minorHAnsi" w:eastAsiaTheme="minorHAnsi" w:hAnsiTheme="minorHAnsi" w:cstheme="minorBidi"/>
-          <w:color w:val="auto"/>
-          <w:sz w:val="24"/>
-          <w:szCs w:val="24"/>
-        </w:rPr>
-        <w:t xml:space="preserve"> – </w:t>
-      </w:r>
-      <w:r>
-        <w:rPr>
-          <w:rFonts w:asciiTheme="minorHAnsi" w:eastAsiaTheme="minorHAnsi" w:hAnsiTheme="minorHAnsi" w:cstheme="minorBidi"/>
-          <w:color w:val="auto"/>
-          <w:sz w:val="24"/>
-          <w:szCs w:val="24"/>
-        </w:rPr>
-        <w:t xml:space="preserve">precisely the moment cheap precision strike punishes most. </w:t>
-      </w:r>
-    </w:p>
-    <w:p>
-      <w:pPr>
-        <w:pStyle w:val="Heading2"/>
-        <w:rPr>
-          <w:rFonts w:asciiTheme="minorHAnsi" w:eastAsiaTheme="minorHAnsi" w:hAnsiTheme="minorHAnsi" w:cstheme="minorBidi"/>
-          <w:color w:val="auto"/>
-          <w:sz w:val="24"/>
-          <w:szCs w:val="24"/>
-        </w:rPr>
-      </w:pPr>
-      <w:r>
-        <w:rPr>
-          <w:rFonts w:asciiTheme="minorHAnsi" w:eastAsiaTheme="minorHAnsi" w:hAnsiTheme="minorHAnsi" w:cstheme="minorBidi"/>
-          <w:color w:val="auto"/>
-          <w:sz w:val="24"/>
-          <w:szCs w:val="24"/>
-        </w:rPr>
-        <w:t xml:space="preserve">Deterrence-by-denial here means one thing: making an attacker doubt that victory will be quick or cheap. A defender need not win. </w:t>
-      </w:r>
-      <w:r>
-        <w:rPr>
-          <w:rFonts w:asciiTheme="minorHAnsi" w:eastAsiaTheme="minorHAnsi" w:hAnsiTheme="minorHAnsi" w:cstheme="minorBidi"/>
-          <w:color w:val="auto"/>
-          <w:sz w:val="24"/>
-          <w:szCs w:val="24"/>
-        </w:rPr>
-        <w:t>They</w:t>
-      </w:r>
-      <w:r>
-        <w:rPr>
-          <w:rFonts w:asciiTheme="minorHAnsi" w:eastAsiaTheme="minorHAnsi" w:hAnsiTheme="minorHAnsi" w:cstheme="minorBidi"/>
-          <w:color w:val="auto"/>
-          <w:sz w:val="24"/>
-          <w:szCs w:val="24"/>
-        </w:rPr>
-        <w:t xml:space="preserve"> needs only to impose enough delay, attrition and uncertainty that the operation's price climbs past what the aggressor will pay</w:t>
-      </w:r>
-      <w:r>
-        <w:rPr>
-          <w:rFonts w:asciiTheme="minorHAnsi" w:eastAsiaTheme="minorHAnsi" w:hAnsiTheme="minorHAnsi" w:cstheme="minorBidi"/>
-          <w:color w:val="auto"/>
-          <w:sz w:val="24"/>
-          <w:szCs w:val="24"/>
-        </w:rPr>
-        <w:t xml:space="preserve"> – </w:t>
-      </w:r>
-      <w:r>
-        <w:rPr>
-          <w:rFonts w:asciiTheme="minorHAnsi" w:eastAsiaTheme="minorHAnsi" w:hAnsiTheme="minorHAnsi" w:cstheme="minorBidi"/>
-          <w:color w:val="auto"/>
-          <w:sz w:val="24"/>
-          <w:szCs w:val="24"/>
-        </w:rPr>
-        <w:t>and to be seen to be able to. That is the whole of the claim, and its modesty is the point. This is not deterrence by punishment: there is no threat to strike beyond the contested ground, no promise of pain elsewhere. Nor is it a promise to defeat a stronger force. It does not stop an attack; it makes the attack expensive, slow and uncertain of success. The effect is cumulative rather than decisive</w:t>
-      </w:r>
-      <w:r>
-        <w:rPr>
-          <w:rFonts w:asciiTheme="minorHAnsi" w:eastAsiaTheme="minorHAnsi" w:hAnsiTheme="minorHAnsi" w:cstheme="minorBidi"/>
-          <w:color w:val="auto"/>
-          <w:sz w:val="24"/>
-          <w:szCs w:val="24"/>
-        </w:rPr>
-        <w:t xml:space="preserve"> – </w:t>
-      </w:r>
-      <w:r>
-        <w:rPr>
-          <w:rFonts w:asciiTheme="minorHAnsi" w:eastAsiaTheme="minorHAnsi" w:hAnsiTheme="minorHAnsi" w:cstheme="minorBidi"/>
-          <w:color w:val="auto"/>
-          <w:sz w:val="24"/>
-          <w:szCs w:val="24"/>
-        </w:rPr>
-        <w:t>a rising bill for movement and sustainment, presented until the bill itself deters.</w:t>
-      </w:r>
-    </w:p>
-    <w:p>
-      <w:pPr>
-        <w:pStyle w:val="Heading2"/>
-        <w:rPr>
-          <w:rFonts w:asciiTheme="minorHAnsi" w:eastAsiaTheme="minorHAnsi" w:hAnsiTheme="minorHAnsi" w:cstheme="minorBidi"/>
-          <w:color w:val="auto"/>
-          <w:sz w:val="24"/>
-          <w:szCs w:val="24"/>
-        </w:rPr>
-      </w:pPr>
-      <w:r>
-        <w:rPr>
-          <w:rFonts w:asciiTheme="minorHAnsi" w:eastAsiaTheme="minorHAnsi" w:hAnsiTheme="minorHAnsi" w:cstheme="minorBidi"/>
-          <w:color w:val="auto"/>
-          <w:sz w:val="24"/>
-          <w:szCs w:val="24"/>
-        </w:rPr>
-        <w:t xml:space="preserve">A capability </w:t>
-      </w:r>
-      <w:r>
-        <w:rPr>
-          <w:rFonts w:asciiTheme="minorHAnsi" w:eastAsiaTheme="minorHAnsi" w:hAnsiTheme="minorHAnsi" w:cstheme="minorBidi"/>
-          <w:color w:val="auto"/>
-          <w:sz w:val="24"/>
-          <w:szCs w:val="24"/>
-        </w:rPr>
-        <w:t>does not constitute deterrence</w:t>
-      </w:r>
-      <w:r>
-        <w:rPr>
-          <w:rFonts w:asciiTheme="minorHAnsi" w:eastAsiaTheme="minorHAnsi" w:hAnsiTheme="minorHAnsi" w:cstheme="minorBidi"/>
-          <w:color w:val="auto"/>
-          <w:sz w:val="24"/>
-          <w:szCs w:val="24"/>
-        </w:rPr>
-        <w:t>. Drones in a depot impose no cost on an adversary's plan; deterrence is an effect produced in his calculations, not a property of an inventory. For cheap precision to become denial, four things must hold at once. It must be politically owned</w:t>
-      </w:r>
-      <w:r>
-        <w:rPr>
-          <w:rFonts w:asciiTheme="minorHAnsi" w:eastAsiaTheme="minorHAnsi" w:hAnsiTheme="minorHAnsi" w:cstheme="minorBidi"/>
-          <w:color w:val="auto"/>
-          <w:sz w:val="24"/>
-          <w:szCs w:val="24"/>
-        </w:rPr>
-        <w:t xml:space="preserve"> – </w:t>
-      </w:r>
-      <w:r>
-        <w:rPr>
-          <w:rFonts w:asciiTheme="minorHAnsi" w:eastAsiaTheme="minorHAnsi" w:hAnsiTheme="minorHAnsi" w:cstheme="minorBidi"/>
-          <w:color w:val="auto"/>
-          <w:sz w:val="24"/>
-          <w:szCs w:val="24"/>
-        </w:rPr>
-        <w:t>a government decision that territorial defence is a real task, funded as one. It must be credibly fielded</w:t>
-      </w:r>
-      <w:r>
-        <w:rPr>
-          <w:rFonts w:asciiTheme="minorHAnsi" w:eastAsiaTheme="minorHAnsi" w:hAnsiTheme="minorHAnsi" w:cstheme="minorBidi"/>
-          <w:color w:val="auto"/>
-          <w:sz w:val="24"/>
-          <w:szCs w:val="24"/>
-        </w:rPr>
-        <w:t xml:space="preserve"> – </w:t>
-      </w:r>
-      <w:r>
-        <w:rPr>
-          <w:rFonts w:asciiTheme="minorHAnsi" w:eastAsiaTheme="minorHAnsi" w:hAnsiTheme="minorHAnsi" w:cstheme="minorBidi"/>
-          <w:color w:val="auto"/>
-          <w:sz w:val="24"/>
-          <w:szCs w:val="24"/>
-        </w:rPr>
-        <w:t>built into a force actually organised, trained and structured to use it, not bolted onto legacy units. It must be institutionally sustained</w:t>
-      </w:r>
-      <w:r>
-        <w:rPr>
-          <w:rFonts w:asciiTheme="minorHAnsi" w:eastAsiaTheme="minorHAnsi" w:hAnsiTheme="minorHAnsi" w:cstheme="minorBidi"/>
-          <w:color w:val="auto"/>
-          <w:sz w:val="24"/>
-          <w:szCs w:val="24"/>
-        </w:rPr>
-        <w:t xml:space="preserve"> – </w:t>
-      </w:r>
-      <w:r>
-        <w:rPr>
-          <w:rFonts w:asciiTheme="minorHAnsi" w:eastAsiaTheme="minorHAnsi" w:hAnsiTheme="minorHAnsi" w:cstheme="minorBidi"/>
-          <w:color w:val="auto"/>
-          <w:sz w:val="24"/>
-          <w:szCs w:val="24"/>
-        </w:rPr>
-        <w:t>resilient in supply, command and stocks, so it survives contact rather than collapsing at first loss. And it must be clearly communicated</w:t>
-      </w:r>
-      <w:r>
-        <w:rPr>
-          <w:rFonts w:asciiTheme="minorHAnsi" w:eastAsiaTheme="minorHAnsi" w:hAnsiTheme="minorHAnsi" w:cstheme="minorBidi"/>
-          <w:color w:val="auto"/>
-          <w:sz w:val="24"/>
-          <w:szCs w:val="24"/>
-        </w:rPr>
-        <w:t xml:space="preserve"> – </w:t>
-      </w:r>
-      <w:r>
-        <w:rPr>
-          <w:rFonts w:asciiTheme="minorHAnsi" w:eastAsiaTheme="minorHAnsi" w:hAnsiTheme="minorHAnsi" w:cstheme="minorBidi"/>
-          <w:color w:val="auto"/>
-          <w:sz w:val="24"/>
-          <w:szCs w:val="24"/>
-        </w:rPr>
-        <w:t>legible to an adversary's staff, since cost uncounted is cost undeterred. Remove any one and the others are wasted. The article takes each in turn.</w:t>
-      </w:r>
-    </w:p>
-    <w:p>
-      <w:pPr>
-        <w:pStyle w:val="Heading2"/>
-        <w:rPr>
-          <w:rFonts w:asciiTheme="minorHAnsi" w:eastAsiaTheme="minorHAnsi" w:hAnsiTheme="minorHAnsi" w:cstheme="minorBidi"/>
-          <w:color w:val="auto"/>
-          <w:sz w:val="24"/>
-          <w:szCs w:val="24"/>
-        </w:rPr>
-      </w:pPr>
-      <w:r>
-        <w:rPr>
-          <w:rFonts w:asciiTheme="minorHAnsi" w:eastAsiaTheme="minorHAnsi" w:hAnsiTheme="minorHAnsi" w:cstheme="minorBidi"/>
-          <w:color w:val="auto"/>
-          <w:sz w:val="24"/>
-          <w:szCs w:val="24"/>
-        </w:rPr>
-        <w:t>The recommendations follow directly and cost little to begin. First, adopt the lance-corporal rank: dispersed sections need a commander in each</w:t>
-      </w:r>
-      <w:r>
-        <w:rPr>
-          <w:rFonts w:asciiTheme="minorHAnsi" w:eastAsiaTheme="minorHAnsi" w:hAnsiTheme="minorHAnsi" w:cstheme="minorBidi"/>
-          <w:color w:val="auto"/>
-          <w:sz w:val="24"/>
-          <w:szCs w:val="24"/>
-        </w:rPr>
-        <w:t xml:space="preserve"> and</w:t>
-      </w:r>
-      <w:r>
-        <w:rPr>
-          <w:rFonts w:asciiTheme="minorHAnsi" w:eastAsiaTheme="minorHAnsi" w:hAnsiTheme="minorHAnsi" w:cstheme="minorBidi"/>
-          <w:color w:val="auto"/>
-          <w:sz w:val="24"/>
-          <w:szCs w:val="24"/>
-        </w:rPr>
-        <w:t xml:space="preserve"> the rank structure must catch up to the tactics. Second, experiment properly rather than procure blindly</w:t>
-      </w:r>
-      <w:r>
-        <w:rPr>
-          <w:rFonts w:asciiTheme="minorHAnsi" w:eastAsiaTheme="minorHAnsi" w:hAnsiTheme="minorHAnsi" w:cstheme="minorBidi"/>
-          <w:color w:val="auto"/>
-          <w:sz w:val="24"/>
-          <w:szCs w:val="24"/>
-        </w:rPr>
-        <w:t xml:space="preserve"> – </w:t>
-      </w:r>
-      <w:r>
-        <w:rPr>
-          <w:rFonts w:asciiTheme="minorHAnsi" w:eastAsiaTheme="minorHAnsi" w:hAnsiTheme="minorHAnsi" w:cstheme="minorBidi"/>
-          <w:color w:val="auto"/>
-          <w:sz w:val="24"/>
-          <w:szCs w:val="24"/>
-        </w:rPr>
-        <w:t>stand up trial sections at fourteen and fifteen soldiers, test them against realistic drone threats</w:t>
-      </w:r>
-      <w:r>
-        <w:rPr>
-          <w:rFonts w:asciiTheme="minorHAnsi" w:eastAsiaTheme="minorHAnsi" w:hAnsiTheme="minorHAnsi" w:cstheme="minorBidi"/>
-          <w:color w:val="auto"/>
-          <w:sz w:val="24"/>
-          <w:szCs w:val="24"/>
-        </w:rPr>
-        <w:t xml:space="preserve"> and</w:t>
-      </w:r>
-      <w:r>
-        <w:rPr>
-          <w:rFonts w:asciiTheme="minorHAnsi" w:eastAsiaTheme="minorHAnsi" w:hAnsiTheme="minorHAnsi" w:cstheme="minorBidi"/>
-          <w:color w:val="auto"/>
-          <w:sz w:val="24"/>
-          <w:szCs w:val="24"/>
-        </w:rPr>
-        <w:t xml:space="preserve"> let the results, not assumption, settle the establishment. Third, write exposure management into doctrine: build signature discipline, drone-halt drills and the sequencing of sensing, electronic warfare and fires into standard operating procedures, syllabi and retraining, with mobile training teams to push the new methods out quickly. None of this requires mass or heavy armour</w:t>
-      </w:r>
-      <w:r>
-        <w:rPr>
-          <w:rFonts w:asciiTheme="minorHAnsi" w:eastAsiaTheme="minorHAnsi" w:hAnsiTheme="minorHAnsi" w:cstheme="minorBidi"/>
-          <w:color w:val="auto"/>
-          <w:sz w:val="24"/>
-          <w:szCs w:val="24"/>
-        </w:rPr>
-        <w:t xml:space="preserve"> and</w:t>
-      </w:r>
-      <w:r>
-        <w:rPr>
-          <w:rFonts w:asciiTheme="minorHAnsi" w:eastAsiaTheme="minorHAnsi" w:hAnsiTheme="minorHAnsi" w:cstheme="minorBidi"/>
-          <w:color w:val="auto"/>
-          <w:sz w:val="24"/>
-          <w:szCs w:val="24"/>
-        </w:rPr>
-        <w:t xml:space="preserve"> none waits on a procurement cycle. The first move is organisational, not financial</w:t>
-      </w:r>
-      <w:r>
-        <w:rPr>
-          <w:rFonts w:asciiTheme="minorHAnsi" w:eastAsiaTheme="minorHAnsi" w:hAnsiTheme="minorHAnsi" w:cstheme="minorBidi"/>
-          <w:color w:val="auto"/>
-          <w:sz w:val="24"/>
-          <w:szCs w:val="24"/>
-        </w:rPr>
-        <w:t xml:space="preserve"> – </w:t>
-      </w:r>
-      <w:r>
-        <w:rPr>
-          <w:rFonts w:asciiTheme="minorHAnsi" w:eastAsiaTheme="minorHAnsi" w:hAnsiTheme="minorHAnsi" w:cstheme="minorBidi"/>
-          <w:color w:val="auto"/>
-          <w:sz w:val="24"/>
-          <w:szCs w:val="24"/>
-        </w:rPr>
-        <w:t>which is precisely why the constraint that stalled Irish defence no longer holds.</w:t>
-      </w:r>
-    </w:p>
-    <w:p>
-      <w:pPr>
-        <w:pStyle w:val="Heading2"/>
-        <w:rPr>
-          <w:rFonts w:asciiTheme="minorHAnsi" w:eastAsiaTheme="minorHAnsi" w:hAnsiTheme="minorHAnsi" w:cstheme="minorBidi"/>
-          <w:color w:val="auto"/>
-          <w:sz w:val="24"/>
-          <w:szCs w:val="24"/>
-        </w:rPr>
-      </w:pPr>
-      <w:r>
-        <w:rPr>
-          <w:rFonts w:asciiTheme="minorHAnsi" w:eastAsiaTheme="minorHAnsi" w:hAnsiTheme="minorHAnsi" w:cstheme="minorBidi"/>
-          <w:color w:val="auto"/>
-          <w:sz w:val="24"/>
-          <w:szCs w:val="24"/>
-        </w:rPr>
-        <w:lastRenderedPageBreak/>
-        <w:t>One objection runs: change is uncertain, resources unallocated, other programmes mid-stream. Each clause is true. None is a reason to stand still. The quieter version is that force design must fit the platform – an eight-seat carrier sets the section, the section sets the fight. That inverts the logic. The threat sets the survivable section; the carrier is procurement's problem. A vehicle that seats eight when survival demands fourteen is not a cap on the section – it is the wrong vehicle. Nor is experimentation the disruption the objection fears; it is the hedge against it. A trial section commits nothing and costs almost nothing – the iteration a resource-uncertain force should want. The expensive mistake is not testing too early. It is fielding a structure the evidence already calls obsolete, and discovering it under fire.</w:t>
+        <w:drawing>
+          <wp:inline distT="0" distB="0" distL="0" distR="0" wp14:anchorId="3BA8F21E" wp14:editId="0F6E14AC">
+            <wp:extent cx="2709073" cy="1655277"/>
+            <wp:effectExtent l="0" t="0" r="0" b="2540"/>
+            <wp:docPr id="1944379885" name="Picture 1"/>
+            <wp:cNvGraphicFramePr>
+              <a:graphicFrameLocks xmlns:a="http://schemas.openxmlformats.org/drawingml/2006/main" noChangeAspect="1"/>
+            </wp:cNvGraphicFramePr>
+            <a:graphic xmlns:a="http://schemas.openxmlformats.org/drawingml/2006/main">
+              <a:graphicData uri="http://schemas.openxmlformats.org/drawingml/2006/picture">
+                <pic:pic xmlns:pic="http://schemas.openxmlformats.org/drawingml/2006/picture">
+                  <pic:nvPicPr>
+                    <pic:cNvPr id="1944379885" name=""/>
+                    <pic:cNvPicPr/>
+                  </pic:nvPicPr>
+                  <pic:blipFill>
+                    <a:blip r:embed="rId9"/>
+                    <a:stretch>
+                      <a:fillRect/>
+                    </a:stretch>
+                  </pic:blipFill>
+                  <pic:spPr>
+                    <a:xfrm>
+                      <a:off x="0" y="0"/>
+                      <a:ext cx="2723776" cy="1664261"/>
+                    </a:xfrm>
+                    <a:prstGeom prst="rect">
+                      <a:avLst/>
+                    </a:prstGeom>
+                  </pic:spPr>
+                </pic:pic>
+              </a:graphicData>
+            </a:graphic>
+          </wp:inline>
+        </w:drawing>
+      </w:r>
+      <w:r>
+        <w:drawing>
+          <wp:inline distT="0" distB="0" distL="0" distR="0" wp14:anchorId="5294252E" wp14:editId="7ABFAEE1">
+            <wp:extent cx="2907102" cy="1736016"/>
+            <wp:effectExtent l="0" t="0" r="7620" b="0"/>
+            <wp:docPr id="1981208126" name="Picture 1"/>
+            <wp:cNvGraphicFramePr>
+              <a:graphicFrameLocks xmlns:a="http://schemas.openxmlformats.org/drawingml/2006/main" noChangeAspect="1"/>
+            </wp:cNvGraphicFramePr>
+            <a:graphic xmlns:a="http://schemas.openxmlformats.org/drawingml/2006/main">
+              <a:graphicData uri="http://schemas.openxmlformats.org/drawingml/2006/picture">
+                <pic:pic xmlns:pic="http://schemas.openxmlformats.org/drawingml/2006/picture">
+                  <pic:nvPicPr>
+                    <pic:cNvPr id="1981208126" name=""/>
+                    <pic:cNvPicPr/>
+                  </pic:nvPicPr>
+                  <pic:blipFill>
+                    <a:blip r:embed="rId10"/>
+                    <a:stretch>
+                      <a:fillRect/>
+                    </a:stretch>
+                  </pic:blipFill>
+                  <pic:spPr>
+                    <a:xfrm>
+                      <a:off x="0" y="0"/>
+                      <a:ext cx="2918337" cy="1742725"/>
+                    </a:xfrm>
+                    <a:prstGeom prst="rect">
+                      <a:avLst/>
+                    </a:prstGeom>
+                  </pic:spPr>
+                </pic:pic>
+              </a:graphicData>
+            </a:graphic>
+          </wp:inline>
+        </w:drawing>
+      </w:r>
+    </w:p>
+    <w:p>
+      <w:pPr>
+        <w:pStyle w:val="Caption"/>
+        <w:jc w:val="center"/>
+      </w:pPr>
+      <w:bookmarkStart w:id="1" w:name="_Ref233060645"/>
+      <w:r>
+        <w:t xml:space="preserve">Figure </w:t>
+      </w:r>
+      <w:r>
+        <w:fldChar w:fldCharType="begin"/>
+      </w:r>
+      <w:r>
+        <w:instrText xml:space="preserve"> SEQ Figure \* ARABIC </w:instrText>
+      </w:r>
+      <w:r>
+        <w:fldChar w:fldCharType="separate"/>
+      </w:r>
+      <w:r>
+        <w:rPr>
+          <w:noProof/>
+        </w:rPr>
+        <w:t>1</w:t>
+      </w:r>
+      <w:r>
+        <w:fldChar w:fldCharType="end"/>
+      </w:r>
+      <w:bookmarkEnd w:id="1"/>
+      <w:r>
+        <w:t xml:space="preserve">. </w:t>
+      </w:r>
+      <w:r>
+        <w:t xml:space="preserve"> </w:t>
+      </w:r>
+      <w:r>
+        <w:t>Fourteen and f</w:t>
+      </w:r>
+      <w:r>
+        <w:t>ifteen-soldier section</w:t>
+      </w:r>
+      <w:r>
+        <w:t>s</w:t>
+      </w:r>
+      <w:r>
+        <w:t xml:space="preserve"> with organic FPVD, support detachment and separate commander</w:t>
       </w:r>
     </w:p>
     <w:p>
@@ -2059,6 +1540,45 @@
           <w:szCs w:val="32"/>
         </w:rPr>
       </w:pPr>
+      <w:r>
+        <w:t xml:space="preserve">The pace of change is uncertain and programmes are mid-stream </w:t>
+      </w:r>
+      <w:r>
+        <w:t>—</w:t>
+      </w:r>
+      <w:r>
+        <w:t xml:space="preserve"> so reopening the section design now looks premature. Each clause is true. Neither is a reason to stand still. The deeper objection is that force design must fit the platform: the carrier defines the section, the section sets the </w:t>
+      </w:r>
+      <w:r>
+        <w:t>capability</w:t>
+      </w:r>
+      <w:r>
+        <w:t xml:space="preserve">. Vehicle capacity is a real constraint </w:t>
+      </w:r>
+      <w:r>
+        <w:t>—</w:t>
+      </w:r>
+      <w:r>
+        <w:t xml:space="preserve"> </w:t>
+      </w:r>
+      <w:r>
+        <w:t xml:space="preserve">it drives lift, sustainment, command and tactical mobility and cannot be dismissed. But it need not come first. The threat defines force protection and force protection drives </w:t>
+      </w:r>
+      <w:r>
+        <w:t>capability development</w:t>
+      </w:r>
+      <w:r>
+        <w:t xml:space="preserve">. Light infantry may not have this problem at all: it needs no armour, moving on foot or in commercial 4x4s already in Defence Forces service. A survivable light section is not an expensive structure waiting on a vehicle programme. It is a cheap one, available now </w:t>
+      </w:r>
+      <w:r>
+        <w:t>—</w:t>
+      </w:r>
+      <w:r>
+        <w:t xml:space="preserve"> </w:t>
+      </w:r>
+      <w:r>
+        <w:t>held back only by a constraint borrowed from a different kind of infantry.</w:t>
+      </w:r>
       <w:r>
         <w:br w:type="page"/>
       </w:r>
@@ -2556,7 +2076,31 @@
         <w:footnoteRef/>
       </w:r>
       <w:r>
-        <w:t xml:space="preserve"> TM 201</w:t>
+        <w:t xml:space="preserve"> </w:t>
+      </w:r>
+      <w:r>
+        <w:t xml:space="preserve">European Defence Agency. </w:t>
+      </w:r>
+      <w:r>
+        <w:rPr>
+          <w:i/>
+          <w:iCs/>
+        </w:rPr>
+        <w:t>The 2023 EU Capability Development Priorities: To Be Ready</w:t>
+      </w:r>
+      <w:r>
+        <w:t xml:space="preserve">. Brussels: European Defence Agency, 2023. Available at: </w:t>
+      </w:r>
+      <w:hyperlink r:id="rId1" w:history="1">
+        <w:r>
+          <w:rPr>
+            <w:rStyle w:val="Hyperlink"/>
+          </w:rPr>
+          <w:t>https://eda.europa.eu/docs/default-source/eda-publications/2023-eu-capability-development-priorities.pdf</w:t>
+        </w:r>
+      </w:hyperlink>
+      <w:r>
+        <w:t xml:space="preserve"> (accessed 22 June 2026).</w:t>
       </w:r>
     </w:p>
   </w:footnote>
@@ -2575,29 +2119,85 @@
         <w:t xml:space="preserve"> </w:t>
       </w:r>
       <w:r>
-        <w:t xml:space="preserve">O'Connor, N. </w:t>
+        <w:t xml:space="preserve">NATO Allied Command Transformation. </w:t>
       </w:r>
       <w:r>
         <w:rPr>
           <w:i/>
           <w:iCs/>
         </w:rPr>
-        <w:t>Ireland Could Be About to Sign €600m Armoured Vehicles Deal, French Arms Firm Says</w:t>
-      </w:r>
-      <w:r>
-        <w:t xml:space="preserve">. </w:t>
+        <w:t>NATO CD&amp;E Handbook: A Concept Developer's Toolbox</w:t>
+      </w:r>
+      <w:r>
+        <w:t xml:space="preserve">. Norfolk, VA: Allied Command Transformation, 2023. Available at: </w:t>
+      </w:r>
+      <w:hyperlink r:id="rId2" w:history="1">
+        <w:r>
+          <w:rPr>
+            <w:rStyle w:val="Hyperlink"/>
+          </w:rPr>
+          <w:t>https://www.act.nato.int/wp-content/uploads/2023/05/NATO-ACT-CDE-Handbook_A_Concept_Developers_Toolbox.pdf</w:t>
+        </w:r>
+      </w:hyperlink>
+      <w:r>
+        <w:t xml:space="preserve"> (accessed 22 June 2026).</w:t>
+      </w:r>
+    </w:p>
+  </w:footnote>
+  <w:footnote w:id="7">
+    <w:p>
+      <w:pPr>
+        <w:pStyle w:val="FootnoteText"/>
+      </w:pPr>
+      <w:r>
+        <w:rPr>
+          <w:rStyle w:val="FootnoteReference"/>
+        </w:rPr>
+        <w:footnoteRef/>
+      </w:r>
+      <w:r>
+        <w:t xml:space="preserve"> TM 201</w:t>
+      </w:r>
+    </w:p>
+  </w:footnote>
+  <w:footnote w:id="8">
+    <w:p>
+      <w:pPr>
+        <w:pStyle w:val="FootnoteText"/>
+      </w:pPr>
+      <w:r>
+        <w:rPr>
+          <w:rStyle w:val="FootnoteReference"/>
+        </w:rPr>
+        <w:footnoteRef/>
+      </w:r>
+      <w:r>
+        <w:t xml:space="preserve"> </w:t>
+      </w:r>
+      <w:r>
+        <w:t xml:space="preserve">O'Connor, N. </w:t>
       </w:r>
       <w:r>
         <w:rPr>
           <w:i/>
           <w:iCs/>
         </w:rPr>
+        <w:t>Ireland Could Be About to Sign €600m Armoured Vehicles Deal, French Arms Firm Says</w:t>
+      </w:r>
+      <w:r>
+        <w:t xml:space="preserve">. </w:t>
+      </w:r>
+      <w:r>
+        <w:rPr>
+          <w:i/>
+          <w:iCs/>
+        </w:rPr>
         <w:t>The Journal</w:t>
       </w:r>
       <w:r>
         <w:t xml:space="preserve">, 2025. Available at: </w:t>
       </w:r>
-      <w:hyperlink r:id="rId1" w:tgtFrame="_new" w:history="1">
+      <w:hyperlink r:id="rId3" w:tgtFrame="_new" w:history="1">
         <w:r>
           <w:rPr>
             <w:rStyle w:val="Hyperlink"/>
@@ -2610,7 +2210,7 @@
       </w:r>
     </w:p>
   </w:footnote>
-  <w:footnote w:id="7">
+  <w:footnote w:id="9">
     <w:p>
       <w:pPr>
         <w:pStyle w:val="FootnoteText"/>
@@ -2647,7 +2247,7 @@
       <w:r>
         <w:t xml:space="preserve">, August 2021. Available at: </w:t>
       </w:r>
-      <w:hyperlink r:id="rId2" w:history="1">
+      <w:hyperlink r:id="rId4" w:history="1">
         <w:r>
           <w:rPr>
             <w:rStyle w:val="Hyperlink"/>
@@ -2665,7 +2265,7 @@
       </w:pPr>
     </w:p>
   </w:footnote>
-  <w:footnote w:id="8">
+  <w:footnote w:id="10">
     <w:p>
       <w:pPr>
         <w:pStyle w:val="FootnoteText"/>
@@ -2680,21 +2280,21 @@
         <w:t xml:space="preserve"> </w:t>
       </w:r>
       <w:r>
-        <w:t xml:space="preserve">Beatty, A. </w:t>
+        <w:t xml:space="preserve">Lanchester, F. W. </w:t>
       </w:r>
       <w:r>
         <w:rPr>
           <w:i/>
           <w:iCs/>
         </w:rPr>
-        <w:t>Movement as Exposure: Uncrewed Systems and the Transformation of Light Infantry Tactics: From Tactical Adaptation to Force Design and Deterrence-by-Denial in a Small State Context</w:t>
-      </w:r>
-      <w:r>
-        <w:t>. MA thesis, Maynooth University, 2026. Available from the Defence Forces Library.</w:t>
+        <w:t>Aircraft in Warfare: The Dawn of the Fourth Arm</w:t>
+      </w:r>
+      <w:r>
+        <w:t>. London: Constable and Company Limited, 1916.</w:t>
       </w:r>
     </w:p>
   </w:footnote>
-  <w:footnote w:id="9">
+  <w:footnote w:id="11">
     <w:p>
       <w:pPr>
         <w:pStyle w:val="FootnoteText"/>
@@ -2709,46 +2309,125 @@
         <w:t xml:space="preserve"> </w:t>
       </w:r>
       <w:r>
-        <w:t xml:space="preserve">The salvo column estimates the number and cost of effectors required to defeat an armoured company. </w:t>
-      </w:r>
-      <w:r>
-        <w:t>Effect is normalised to delivered shaped-charge mass, not raw payload:</w:t>
-      </w:r>
-      <w:r>
-        <w:t xml:space="preserve"> </w:t>
-      </w:r>
-      <w:r>
-        <w:t>OWADs are calculated against the 100</w:t>
-      </w:r>
-      <w:r>
-        <w:t>-</w:t>
-      </w:r>
-      <w:r>
-        <w:t>k</w:t>
-      </w:r>
-      <w:r>
-        <w:t>ilogram</w:t>
-      </w:r>
-      <w:r>
-        <w:t xml:space="preserve"> shaped-charge requirement in Bronk and Watling; Javelin is calculated as six missiles at assumed 100 percent kill probability against the 40–60 per cent immobilisation threshold – an assumption</w:t>
-      </w:r>
-      <w:r>
-        <w:t xml:space="preserve"> which</w:t>
-      </w:r>
-      <w:r>
-        <w:t xml:space="preserve"> flatters Javelin and therefore understates the drone advantage. Bronk, J. and Watling, J. </w:t>
+        <w:t xml:space="preserve">Mearsheimer, J. J. </w:t>
       </w:r>
       <w:r>
         <w:rPr>
           <w:i/>
           <w:iCs/>
         </w:rPr>
+        <w:t>Assessing the Conventional Balance: The 3:1 Rule and Its Critics</w:t>
+      </w:r>
+      <w:r>
+        <w:t xml:space="preserve">. </w:t>
+      </w:r>
+      <w:r>
+        <w:rPr>
+          <w:i/>
+          <w:iCs/>
+        </w:rPr>
+        <w:t>International Security</w:t>
+      </w:r>
+      <w:r>
+        <w:t xml:space="preserve">, 13(4), 1989, pp. 54–89. Available at: </w:t>
+      </w:r>
+      <w:hyperlink r:id="rId5" w:tgtFrame="_new" w:history="1">
+        <w:r>
+          <w:rPr>
+            <w:rStyle w:val="Hyperlink"/>
+          </w:rPr>
+          <w:t>https://www.jstor.org/stable/2538780</w:t>
+        </w:r>
+      </w:hyperlink>
+      <w:r>
+        <w:t xml:space="preserve"> (accessed 29 March 2025).</w:t>
+      </w:r>
+    </w:p>
+  </w:footnote>
+  <w:footnote w:id="12">
+    <w:p>
+      <w:pPr>
+        <w:pStyle w:val="FootnoteText"/>
+      </w:pPr>
+      <w:r>
+        <w:rPr>
+          <w:rStyle w:val="FootnoteReference"/>
+        </w:rPr>
+        <w:footnoteRef/>
+      </w:r>
+      <w:r>
+        <w:t xml:space="preserve"> </w:t>
+      </w:r>
+      <w:r>
+        <w:t xml:space="preserve">Beatty, A. </w:t>
+      </w:r>
+      <w:r>
+        <w:rPr>
+          <w:i/>
+          <w:iCs/>
+        </w:rPr>
+        <w:t>Movement as Exposure: Uncrewed Systems and the Transformation of Light Infantry Tactics: From Tactical Adaptation to Force Design and Deterrence-by-Denial in a Small State Context</w:t>
+      </w:r>
+      <w:r>
+        <w:t>. MA thesis, Maynooth University, 2026. Available from the Defence Forces Library.</w:t>
+      </w:r>
+    </w:p>
+  </w:footnote>
+  <w:footnote w:id="13">
+    <w:p>
+      <w:pPr>
+        <w:pStyle w:val="FootnoteText"/>
+      </w:pPr>
+      <w:r>
+        <w:rPr>
+          <w:rStyle w:val="FootnoteReference"/>
+        </w:rPr>
+        <w:footnoteRef/>
+      </w:r>
+      <w:r>
+        <w:t xml:space="preserve"> </w:t>
+      </w:r>
+      <w:r>
+        <w:t xml:space="preserve">The salvo column estimates the number and cost of effectors required to defeat an armoured company. </w:t>
+      </w:r>
+      <w:r>
+        <w:t>Effect is normalised to delivered shaped-charge mass, not raw payload:</w:t>
+      </w:r>
+      <w:r>
+        <w:t xml:space="preserve"> </w:t>
+      </w:r>
+      <w:r>
+        <w:t>OWADs are calculated against the 100</w:t>
+      </w:r>
+      <w:r>
+        <w:t>-</w:t>
+      </w:r>
+      <w:r>
+        <w:t>k</w:t>
+      </w:r>
+      <w:r>
+        <w:t>ilogram</w:t>
+      </w:r>
+      <w:r>
+        <w:t xml:space="preserve"> shaped-charge requirement in Bronk and Watling; Javelin is calculated as six missiles at assumed 100 percent kill probability against the 40–60 per cent immobilisation threshold – an assumption</w:t>
+      </w:r>
+      <w:r>
+        <w:t xml:space="preserve"> which</w:t>
+      </w:r>
+      <w:r>
+        <w:t xml:space="preserve"> flatters Javelin and therefore understates the drone advantage. Bronk, J. and Watling, J. </w:t>
+      </w:r>
+      <w:r>
+        <w:rPr>
+          <w:i/>
+          <w:iCs/>
+        </w:rPr>
         <w:t>Mass Precision Strike: Designing UAV Complexes for Land Forces</w:t>
       </w:r>
       <w:r>
         <w:t xml:space="preserve">. London: Royal United Services Institute for Defence and Security Studies, 2024. Available at: </w:t>
       </w:r>
-      <w:hyperlink r:id="rId3" w:history="1">
+      <w:hyperlink r:id="rId6" w:history="1">
         <w:r>
           <w:rPr>
             <w:rStyle w:val="Hyperlink"/>
@@ -4704,6 +4383,15 @@
       <w:szCs w:val="18"/>
     </w:rPr>
   </w:style>
+  <w:style w:type="paragraph" w:styleId="NoSpacing">
+    <w:name w:val="No Spacing"/>
+    <w:uiPriority w:val="1"/>
+    <w:qFormat/>
+    <w:rsid w:val="00D539C9"/>
+    <w:pPr>
+      <w:spacing w:after="0" w:line="240" w:lineRule="auto"/>
+    </w:pPr>
+  </w:style>
 </w:styles>
 </file>
 

--- a/Essays/DF_Review_Article_Adams_Part.docx
+++ b/Essays/DF_Review_Article_Adams_Part.docx
@@ -30,7 +30,27 @@
           <w:sz w:val="24"/>
           <w:szCs w:val="24"/>
         </w:rPr>
-        <w:t>Pervasive uncrewed systems have altered the cost structure of small-state deterrence. Low-cost UxS lower the cost of reconnaissance, precision strike and sustainment, shifting relative combat power toward a resource-constrained defender and creating asymmetric cost-imposition opportunities far cheaper than traditional platforms; the Javelin-to-FPV cost ratio runs between 1:54 and 1:144 by range. For Ireland</w:t>
+        <w:t xml:space="preserve">Pervasive uncrewed systems have altered the cost structure of small-state deterrence. Low-cost </w:t>
+      </w:r>
+      <w:proofErr w:type="spellStart"/>
+      <w:r>
+        <w:rPr>
+          <w:rFonts w:asciiTheme="minorHAnsi" w:eastAsiaTheme="minorHAnsi" w:hAnsiTheme="minorHAnsi" w:cstheme="minorBidi"/>
+          <w:color w:val="auto"/>
+          <w:sz w:val="24"/>
+          <w:szCs w:val="24"/>
+        </w:rPr>
+        <w:t>UxS</w:t>
+      </w:r>
+      <w:proofErr w:type="spellEnd"/>
+      <w:r>
+        <w:rPr>
+          <w:rFonts w:asciiTheme="minorHAnsi" w:eastAsiaTheme="minorHAnsi" w:hAnsiTheme="minorHAnsi" w:cstheme="minorBidi"/>
+          <w:color w:val="auto"/>
+          <w:sz w:val="24"/>
+          <w:szCs w:val="24"/>
+        </w:rPr>
+        <w:t xml:space="preserve"> lower the cost of reconnaissance, precision strike and sustainment, shifting relative combat power toward a resource-constrained defender and creating asymmetric cost-imposition opportunities far cheaper than traditional platforms; the Javelin-to-FPV cost ratio runs between 1:54 and 1:144 by range. For Ireland</w:t>
       </w:r>
       <w:r>
         <w:rPr>
@@ -255,61 +275,7 @@
           <w:sz w:val="24"/>
           <w:szCs w:val="24"/>
         </w:rPr>
-        <w:t>Land warfare now turns on a single question: who is observed, when</w:t>
-      </w:r>
-      <w:r>
-        <w:rPr>
-          <w:rFonts w:asciiTheme="minorHAnsi" w:eastAsiaTheme="minorHAnsi" w:hAnsiTheme="minorHAnsi" w:cstheme="minorBidi"/>
-          <w:color w:val="auto"/>
-          <w:sz w:val="24"/>
-          <w:szCs w:val="24"/>
-        </w:rPr>
-        <w:t xml:space="preserve"> and</w:t>
-      </w:r>
-      <w:r>
-        <w:rPr>
-          <w:rFonts w:asciiTheme="minorHAnsi" w:eastAsiaTheme="minorHAnsi" w:hAnsiTheme="minorHAnsi" w:cstheme="minorBidi"/>
-          <w:color w:val="auto"/>
-          <w:sz w:val="24"/>
-          <w:szCs w:val="24"/>
-        </w:rPr>
-        <w:t xml:space="preserve"> how fast that observation becomes fire. Cheap sensors and democratised precision strike have compressed the interval between being seen and being hit to seconds</w:t>
-      </w:r>
-      <w:r>
-        <w:rPr>
-          <w:rFonts w:asciiTheme="minorHAnsi" w:eastAsiaTheme="minorHAnsi" w:hAnsiTheme="minorHAnsi" w:cstheme="minorBidi"/>
-          <w:color w:val="auto"/>
-          <w:sz w:val="24"/>
-          <w:szCs w:val="24"/>
-        </w:rPr>
-        <w:t xml:space="preserve"> and</w:t>
-      </w:r>
-      <w:r>
-        <w:rPr>
-          <w:rFonts w:asciiTheme="minorHAnsi" w:eastAsiaTheme="minorHAnsi" w:hAnsiTheme="minorHAnsi" w:cstheme="minorBidi"/>
-          <w:color w:val="auto"/>
-          <w:sz w:val="24"/>
-          <w:szCs w:val="24"/>
-        </w:rPr>
-        <w:t xml:space="preserve"> that compression has changed what movement costs. To move is to generate signature</w:t>
-      </w:r>
-      <w:r>
-        <w:rPr>
-          <w:rFonts w:asciiTheme="minorHAnsi" w:eastAsiaTheme="minorHAnsi" w:hAnsiTheme="minorHAnsi" w:cstheme="minorBidi"/>
-          <w:color w:val="auto"/>
-          <w:sz w:val="24"/>
-          <w:szCs w:val="24"/>
-        </w:rPr>
-        <w:t xml:space="preserve"> — </w:t>
-      </w:r>
-      <w:r>
-        <w:rPr>
-          <w:rFonts w:asciiTheme="minorHAnsi" w:eastAsiaTheme="minorHAnsi" w:hAnsiTheme="minorHAnsi" w:cstheme="minorBidi"/>
-          <w:color w:val="auto"/>
-          <w:sz w:val="24"/>
-          <w:szCs w:val="24"/>
-        </w:rPr>
-        <w:t>across space, where a force can be seen; across time, since the longer it is exposed the more targetable it grows; and across the electromagnetic spectrum, where every emission betrays position. Manoeuvre has not been abolished, but its price has risen sharply. It survives only where sensing, concealment, electronic warfare and fires are sequenced to buy a temporary window. Exposure has therefore displaced terrain as the variable around which tactical action organises: the first question is no longer where to move, but whether movement can be afforded at all.</w:t>
+        <w:t>Land warfare now turns on exposure: who is observed, when and how fast that observation becomes fire. Cheap sensors and democratised precision strike have collapsed the interval between being seen and being hit, changing what movement costs. Manoeuvre has not been abolished, but its price has risen sharply: it survives only in the windows that sensing, concealment, electronic warfare and fires can briefly open. For Ireland, the question is whether a small force can turn that exposure problem into defensive cost.</w:t>
       </w:r>
     </w:p>
     <w:p>
@@ -495,6 +461,17 @@
         </w:rPr>
         <w:t xml:space="preserve">. In that vacuum, force design drifts toward continuity. </w:t>
       </w:r>
+    </w:p>
+    <w:p>
+      <w:pPr>
+        <w:pStyle w:val="Heading2"/>
+        <w:rPr>
+          <w:rFonts w:asciiTheme="minorHAnsi" w:eastAsiaTheme="minorHAnsi" w:hAnsiTheme="minorHAnsi" w:cstheme="minorBidi"/>
+          <w:color w:val="auto"/>
+          <w:sz w:val="24"/>
+          <w:szCs w:val="24"/>
+        </w:rPr>
+      </w:pPr>
       <w:r>
         <w:rPr>
           <w:rFonts w:asciiTheme="minorHAnsi" w:eastAsiaTheme="minorHAnsi" w:hAnsiTheme="minorHAnsi" w:cstheme="minorBidi"/>
@@ -711,7 +688,27 @@
           <w:sz w:val="24"/>
           <w:szCs w:val="24"/>
         </w:rPr>
-        <w:t>conflict. Failure to internalise the implications of UxS risks entrenching a force posture</w:t>
+        <w:t xml:space="preserve">conflict. Failure to internalise the implications of </w:t>
+      </w:r>
+      <w:proofErr w:type="spellStart"/>
+      <w:r>
+        <w:rPr>
+          <w:rFonts w:asciiTheme="minorHAnsi" w:eastAsiaTheme="minorHAnsi" w:hAnsiTheme="minorHAnsi" w:cstheme="minorBidi"/>
+          <w:color w:val="auto"/>
+          <w:sz w:val="24"/>
+          <w:szCs w:val="24"/>
+        </w:rPr>
+        <w:t>UxS</w:t>
+      </w:r>
+      <w:proofErr w:type="spellEnd"/>
+      <w:r>
+        <w:rPr>
+          <w:rFonts w:asciiTheme="minorHAnsi" w:eastAsiaTheme="minorHAnsi" w:hAnsiTheme="minorHAnsi" w:cstheme="minorBidi"/>
+          <w:color w:val="auto"/>
+          <w:sz w:val="24"/>
+          <w:szCs w:val="24"/>
+        </w:rPr>
+        <w:t xml:space="preserve"> risks entrenching a force posture</w:t>
       </w:r>
       <w:r>
         <w:rPr>
@@ -923,6 +920,110 @@
       <w:r>
         <w:t>ts training still rehearses the conventional drills of the last century and the peace-support tasks of the decades since. It neglects the cognitive burden, dispersion and exposure of a section that can be found and struck on a checkpoint or logistics convoy as readily as in battle, without higher-echelon cover. Its materiel reflects a Cold War mentality. Its leadership is not configured for contemporary mission command. And it fields too few soldiers to carry the cognitive load, operate the new systems and remain cohesive once dispersed. Adding drones changes none of that.</w:t>
       </w:r>
+      <w:r>
+        <w:t xml:space="preserve"> </w:t>
+      </w:r>
+      <w:r>
+        <w:t>T</w:t>
+      </w:r>
+      <w:r>
+        <w:t xml:space="preserve">hese are not uniquely Irish problems. Section design, vehicle capacity and organic support weapons are being reconsidered elsewhere </w:t>
+      </w:r>
+      <w:r>
+        <w:t>—</w:t>
+      </w:r>
+      <w:r>
+        <w:t xml:space="preserve"> the UK's experimental, urban-optimised Phalanx Platoon Concept among them.</w:t>
+      </w:r>
+      <w:r>
+        <w:rPr>
+          <w:rStyle w:val="FootnoteReference"/>
+        </w:rPr>
+        <w:footnoteReference w:id="10"/>
+      </w:r>
+    </w:p>
+    <w:p>
+      <w:r>
+        <w:t xml:space="preserve">Western forces have shown marginal and uneven adaptation. The French Foreign Legion’s </w:t>
+      </w:r>
+      <w:proofErr w:type="spellStart"/>
+      <w:r>
+        <w:rPr>
+          <w:i/>
+          <w:iCs/>
+        </w:rPr>
+        <w:t>Gévaudan</w:t>
+      </w:r>
+      <w:proofErr w:type="spellEnd"/>
+      <w:r>
+        <w:rPr>
+          <w:i/>
+          <w:iCs/>
+        </w:rPr>
+        <w:t xml:space="preserve"> 26</w:t>
+      </w:r>
+      <w:r>
+        <w:t xml:space="preserve"> exercise is illustrative: despite reported First-Person View Drone (FPVD) integration</w:t>
+      </w:r>
+      <w:r>
+        <w:rPr>
+          <w:rStyle w:val="FootnoteReference"/>
+        </w:rPr>
+        <w:footnoteReference w:id="11"/>
+      </w:r>
+      <w:r>
+        <w:t xml:space="preserve">, </w:t>
+      </w:r>
+      <w:r>
+        <w:t>the observed use of tight formations, lack of CUAS sentries, exposed movement and force concentration remains inconsistent with drone warfare</w:t>
+      </w:r>
+      <w:r>
+        <w:t>.</w:t>
+      </w:r>
+      <w:r>
+        <w:rPr>
+          <w:rStyle w:val="FootnoteReference"/>
+        </w:rPr>
+        <w:footnoteReference w:id="12"/>
+      </w:r>
+      <w:r>
+        <w:t xml:space="preserve"> </w:t>
+      </w:r>
+      <w:r>
+        <w:lastRenderedPageBreak/>
+        <w:t xml:space="preserve">NATO’s </w:t>
+      </w:r>
+      <w:r>
+        <w:rPr>
+          <w:i/>
+          <w:iCs/>
+        </w:rPr>
+        <w:t>Exercise Hedgehog</w:t>
+      </w:r>
+      <w:r>
+        <w:t xml:space="preserve"> further demonstrates the disproportionate lethality which skilled UAS operators can generate.</w:t>
+      </w:r>
+      <w:r>
+        <w:rPr>
+          <w:rStyle w:val="FootnoteReference"/>
+        </w:rPr>
+        <w:footnoteReference w:id="13"/>
+      </w:r>
+    </w:p>
+    <w:p>
+      <w:hyperlink r:id="rId8" w:history="1">
+        <w:r>
+          <w:rPr>
+            <w:rStyle w:val="Hyperlink"/>
+          </w:rPr>
+          <w:t>https://www.janes.com/defence-intelligence-insights/defence-news/air/french-army-restructures-its-infantry-battalions</w:t>
+        </w:r>
+      </w:hyperlink>
+    </w:p>
+    <w:p>
+      <w:r>
+        <w:t>https://www.janes.com/defence-intelligence-insights/defence-news/weapons/italian-army-improves-infantry-equipment-restructures-units</w:t>
+      </w:r>
     </w:p>
     <w:p>
       <w:r>
@@ -953,228 +1054,248 @@
           <w:sz w:val="24"/>
           <w:szCs w:val="24"/>
         </w:rPr>
+        <w:t xml:space="preserve">Relative combat power </w:t>
+      </w:r>
+      <w:r>
+        <w:rPr>
+          <w:rFonts w:asciiTheme="minorHAnsi" w:eastAsiaTheme="minorHAnsi" w:hAnsiTheme="minorHAnsi" w:cstheme="minorBidi"/>
+          <w:color w:val="auto"/>
+          <w:sz w:val="24"/>
+          <w:szCs w:val="24"/>
+        </w:rPr>
+        <w:t>rewards</w:t>
+      </w:r>
+      <w:r>
+        <w:rPr>
+          <w:rFonts w:asciiTheme="minorHAnsi" w:eastAsiaTheme="minorHAnsi" w:hAnsiTheme="minorHAnsi" w:cstheme="minorBidi"/>
+          <w:color w:val="auto"/>
+          <w:sz w:val="24"/>
+          <w:szCs w:val="24"/>
+        </w:rPr>
+        <w:t xml:space="preserve"> the side </w:t>
+      </w:r>
+      <w:r>
+        <w:rPr>
+          <w:rFonts w:asciiTheme="minorHAnsi" w:eastAsiaTheme="minorHAnsi" w:hAnsiTheme="minorHAnsi" w:cstheme="minorBidi"/>
+          <w:color w:val="auto"/>
+          <w:sz w:val="24"/>
+          <w:szCs w:val="24"/>
+        </w:rPr>
+        <w:t>which</w:t>
+      </w:r>
+      <w:r>
+        <w:rPr>
+          <w:rFonts w:asciiTheme="minorHAnsi" w:eastAsiaTheme="minorHAnsi" w:hAnsiTheme="minorHAnsi" w:cstheme="minorBidi"/>
+          <w:color w:val="auto"/>
+          <w:sz w:val="24"/>
+          <w:szCs w:val="24"/>
+        </w:rPr>
+        <w:t xml:space="preserve"> can mass force and absorb loss</w:t>
+      </w:r>
+      <w:r>
+        <w:rPr>
+          <w:rFonts w:asciiTheme="minorHAnsi" w:eastAsiaTheme="minorHAnsi" w:hAnsiTheme="minorHAnsi" w:cstheme="minorBidi"/>
+          <w:color w:val="auto"/>
+          <w:sz w:val="24"/>
+          <w:szCs w:val="24"/>
+        </w:rPr>
+        <w:t>.</w:t>
+      </w:r>
+      <w:r>
+        <w:rPr>
+          <w:rFonts w:asciiTheme="minorHAnsi" w:eastAsiaTheme="minorHAnsi" w:hAnsiTheme="minorHAnsi" w:cstheme="minorBidi"/>
+          <w:color w:val="auto"/>
+          <w:sz w:val="24"/>
+          <w:szCs w:val="24"/>
+        </w:rPr>
+        <w:t xml:space="preserve"> </w:t>
+      </w:r>
+      <w:r>
+        <w:rPr>
+          <w:rFonts w:asciiTheme="minorHAnsi" w:eastAsiaTheme="minorHAnsi" w:hAnsiTheme="minorHAnsi" w:cstheme="minorBidi"/>
+          <w:color w:val="auto"/>
+          <w:sz w:val="24"/>
+          <w:szCs w:val="24"/>
+        </w:rPr>
+        <w:t>Low-cost uncrewed systems disturb that arithmetic, a shift which</w:t>
+      </w:r>
+      <w:r>
+        <w:rPr>
+          <w:rFonts w:asciiTheme="minorHAnsi" w:eastAsiaTheme="minorHAnsi" w:hAnsiTheme="minorHAnsi" w:cstheme="minorBidi"/>
+          <w:color w:val="auto"/>
+          <w:sz w:val="24"/>
+          <w:szCs w:val="24"/>
+        </w:rPr>
+        <w:t xml:space="preserve"> the</w:t>
+      </w:r>
+      <w:r>
+        <w:rPr>
+          <w:rFonts w:asciiTheme="minorHAnsi" w:eastAsiaTheme="minorHAnsi" w:hAnsiTheme="minorHAnsi" w:cstheme="minorBidi"/>
+          <w:color w:val="auto"/>
+          <w:sz w:val="24"/>
+          <w:szCs w:val="24"/>
+        </w:rPr>
+        <w:t xml:space="preserve"> Lanchester Force Equations</w:t>
+      </w:r>
+      <w:r>
+        <w:rPr>
+          <w:rStyle w:val="FootnoteReference"/>
+          <w:rFonts w:asciiTheme="minorHAnsi" w:eastAsiaTheme="minorHAnsi" w:hAnsiTheme="minorHAnsi" w:cstheme="minorBidi"/>
+          <w:color w:val="auto"/>
+          <w:sz w:val="24"/>
+          <w:szCs w:val="24"/>
+        </w:rPr>
+        <w:footnoteReference w:id="14"/>
+      </w:r>
+      <w:r>
+        <w:rPr>
+          <w:rFonts w:asciiTheme="minorHAnsi" w:eastAsiaTheme="minorHAnsi" w:hAnsiTheme="minorHAnsi" w:cstheme="minorBidi"/>
+          <w:color w:val="auto"/>
+          <w:sz w:val="24"/>
+          <w:szCs w:val="24"/>
+        </w:rPr>
+        <w:t xml:space="preserve"> and the 3:1 heuristic</w:t>
+      </w:r>
+      <w:r>
+        <w:rPr>
+          <w:rStyle w:val="FootnoteReference"/>
+          <w:rFonts w:asciiTheme="minorHAnsi" w:eastAsiaTheme="minorHAnsi" w:hAnsiTheme="minorHAnsi" w:cstheme="minorBidi"/>
+          <w:color w:val="auto"/>
+          <w:sz w:val="24"/>
+          <w:szCs w:val="24"/>
+        </w:rPr>
+        <w:footnoteReference w:id="15"/>
+      </w:r>
+      <w:r>
+        <w:rPr>
+          <w:rFonts w:asciiTheme="minorHAnsi" w:eastAsiaTheme="minorHAnsi" w:hAnsiTheme="minorHAnsi" w:cstheme="minorBidi"/>
+          <w:color w:val="auto"/>
+          <w:sz w:val="24"/>
+          <w:szCs w:val="24"/>
+        </w:rPr>
+        <w:t xml:space="preserve"> </w:t>
+      </w:r>
+      <w:r>
+        <w:rPr>
+          <w:rFonts w:asciiTheme="minorHAnsi" w:eastAsiaTheme="minorHAnsi" w:hAnsiTheme="minorHAnsi" w:cstheme="minorBidi"/>
+          <w:color w:val="auto"/>
+          <w:sz w:val="24"/>
+          <w:szCs w:val="24"/>
+        </w:rPr>
+        <w:t>help frame but cannot fully capture.</w:t>
+      </w:r>
+      <w:r>
+        <w:rPr>
+          <w:rFonts w:asciiTheme="minorHAnsi" w:eastAsiaTheme="minorHAnsi" w:hAnsiTheme="minorHAnsi" w:cstheme="minorBidi"/>
+          <w:color w:val="auto"/>
+          <w:sz w:val="24"/>
+          <w:szCs w:val="24"/>
+        </w:rPr>
+        <w:t xml:space="preserve"> </w:t>
+      </w:r>
+      <w:r>
+        <w:rPr>
+          <w:rFonts w:asciiTheme="minorHAnsi" w:eastAsiaTheme="minorHAnsi" w:hAnsiTheme="minorHAnsi" w:cstheme="minorBidi"/>
+          <w:color w:val="auto"/>
+          <w:sz w:val="24"/>
+          <w:szCs w:val="24"/>
+        </w:rPr>
+        <w:t xml:space="preserve">They drive down the price of finding the enemy, striking them precisely and sustaining the force. A defender who can see, strike at range and attrit an attacker with systems costing hundreds rather than millions need not match him platform-for-platform. The asymmetry is structural: the attacker must still mass to break through, yet massing is exactly what persistent observation punishes most. For a state </w:t>
+      </w:r>
+      <w:r>
+        <w:rPr>
+          <w:rFonts w:asciiTheme="minorHAnsi" w:eastAsiaTheme="minorHAnsi" w:hAnsiTheme="minorHAnsi" w:cstheme="minorBidi"/>
+          <w:color w:val="auto"/>
+          <w:sz w:val="24"/>
+          <w:szCs w:val="24"/>
+        </w:rPr>
+        <w:t>which</w:t>
+      </w:r>
+      <w:r>
+        <w:rPr>
+          <w:rFonts w:asciiTheme="minorHAnsi" w:eastAsiaTheme="minorHAnsi" w:hAnsiTheme="minorHAnsi" w:cstheme="minorBidi"/>
+          <w:color w:val="auto"/>
+          <w:sz w:val="24"/>
+          <w:szCs w:val="24"/>
+        </w:rPr>
+        <w:t xml:space="preserve"> cannot buy conventional scale, this is how scarcity stops being </w:t>
+      </w:r>
+      <w:r>
+        <w:rPr>
+          <w:rFonts w:asciiTheme="minorHAnsi" w:eastAsiaTheme="minorHAnsi" w:hAnsiTheme="minorHAnsi" w:cstheme="minorBidi"/>
+          <w:color w:val="auto"/>
+          <w:sz w:val="24"/>
+          <w:szCs w:val="24"/>
+        </w:rPr>
+        <w:t>decisive.</w:t>
+      </w:r>
+    </w:p>
+    <w:p/>
+    <w:p>
+      <w:r>
+        <w:fldChar w:fldCharType="begin"/>
+      </w:r>
+      <w:r>
+        <w:instrText xml:space="preserve"> REF _Ref233053446 \h </w:instrText>
+      </w:r>
+      <w:r>
+        <w:fldChar w:fldCharType="separate"/>
+      </w:r>
+      <w:r>
+        <w:t xml:space="preserve">Table </w:t>
+      </w:r>
+      <w:r>
+        <w:rPr>
+          <w:noProof/>
+        </w:rPr>
+        <w:t>1</w:t>
+      </w:r>
+      <w:r>
+        <w:fldChar w:fldCharType="end"/>
+      </w:r>
+      <w:r>
+        <w:t xml:space="preserve"> </w:t>
+      </w:r>
+      <w:r>
+        <w:t xml:space="preserve">shows that FPV-OWADs cannot be dismissed as cheap substitutes for Javelin. The operational comparison is the telling one: defeating an armoured company costs roughly €1.13 million in Javelins, compared with under €85,000 in FPV-OWADs – more than an order of magnitude less for the same task, on assumptions generous to Javelin. Ireland's recent Javelin-only procurement buys 44 missiles; the same budget fields thousands of FPV-OWADs. Javelin remains the higher-confidence kill mechanism, and FPV-OWADs may require several strikes to destroy armour, </w:t>
+      </w:r>
+      <w:r>
+        <w:t xml:space="preserve">but they can immobilise it </w:t>
+      </w:r>
+      <w:r>
         <w:lastRenderedPageBreak/>
-        <w:t xml:space="preserve">Relative combat power </w:t>
-      </w:r>
-      <w:r>
-        <w:rPr>
-          <w:rFonts w:asciiTheme="minorHAnsi" w:eastAsiaTheme="minorHAnsi" w:hAnsiTheme="minorHAnsi" w:cstheme="minorBidi"/>
-          <w:color w:val="auto"/>
-          <w:sz w:val="24"/>
-          <w:szCs w:val="24"/>
-        </w:rPr>
-        <w:t>rewards</w:t>
-      </w:r>
-      <w:r>
-        <w:rPr>
-          <w:rFonts w:asciiTheme="minorHAnsi" w:eastAsiaTheme="minorHAnsi" w:hAnsiTheme="minorHAnsi" w:cstheme="minorBidi"/>
-          <w:color w:val="auto"/>
-          <w:sz w:val="24"/>
-          <w:szCs w:val="24"/>
-        </w:rPr>
-        <w:t xml:space="preserve"> the side </w:t>
-      </w:r>
-      <w:r>
-        <w:rPr>
-          <w:rFonts w:asciiTheme="minorHAnsi" w:eastAsiaTheme="minorHAnsi" w:hAnsiTheme="minorHAnsi" w:cstheme="minorBidi"/>
-          <w:color w:val="auto"/>
-          <w:sz w:val="24"/>
-          <w:szCs w:val="24"/>
-        </w:rPr>
-        <w:t>which</w:t>
-      </w:r>
-      <w:r>
-        <w:rPr>
-          <w:rFonts w:asciiTheme="minorHAnsi" w:eastAsiaTheme="minorHAnsi" w:hAnsiTheme="minorHAnsi" w:cstheme="minorBidi"/>
-          <w:color w:val="auto"/>
-          <w:sz w:val="24"/>
-          <w:szCs w:val="24"/>
-        </w:rPr>
-        <w:t xml:space="preserve"> can mass force and absorb loss</w:t>
-      </w:r>
-      <w:r>
-        <w:rPr>
-          <w:rFonts w:asciiTheme="minorHAnsi" w:eastAsiaTheme="minorHAnsi" w:hAnsiTheme="minorHAnsi" w:cstheme="minorBidi"/>
-          <w:color w:val="auto"/>
-          <w:sz w:val="24"/>
-          <w:szCs w:val="24"/>
-        </w:rPr>
-        <w:t xml:space="preserve"> – </w:t>
-      </w:r>
-      <w:r>
-        <w:rPr>
-          <w:rFonts w:asciiTheme="minorHAnsi" w:eastAsiaTheme="minorHAnsi" w:hAnsiTheme="minorHAnsi" w:cstheme="minorBidi"/>
-          <w:color w:val="auto"/>
-          <w:sz w:val="24"/>
-          <w:szCs w:val="24"/>
-        </w:rPr>
-        <w:t xml:space="preserve">historically the better-funded one. </w:t>
-      </w:r>
-      <w:r>
-        <w:rPr>
-          <w:rFonts w:asciiTheme="minorHAnsi" w:eastAsiaTheme="minorHAnsi" w:hAnsiTheme="minorHAnsi" w:cstheme="minorBidi"/>
-          <w:color w:val="auto"/>
-          <w:sz w:val="24"/>
-          <w:szCs w:val="24"/>
-        </w:rPr>
-        <w:t>Low-cost uncrewed systems disturb that arithmetic, a shift which</w:t>
-      </w:r>
-      <w:r>
-        <w:rPr>
-          <w:rFonts w:asciiTheme="minorHAnsi" w:eastAsiaTheme="minorHAnsi" w:hAnsiTheme="minorHAnsi" w:cstheme="minorBidi"/>
-          <w:color w:val="auto"/>
-          <w:sz w:val="24"/>
-          <w:szCs w:val="24"/>
-        </w:rPr>
-        <w:t xml:space="preserve"> Lanchester Force Equations</w:t>
+        <w:t>for follow-on fires and reach more than an order of magnitude further.</w:t>
+      </w:r>
+      <w:r>
+        <w:t xml:space="preserve"> The direction is unambiguous: FPV-OWADs do not replace ATGMs, but they change the defensive arithmetic and can no longer be ignored</w:t>
+      </w:r>
+      <w:r>
+        <w:t>.</w:t>
       </w:r>
       <w:r>
         <w:rPr>
           <w:rStyle w:val="FootnoteReference"/>
-          <w:rFonts w:asciiTheme="minorHAnsi" w:eastAsiaTheme="minorHAnsi" w:hAnsiTheme="minorHAnsi" w:cstheme="minorBidi"/>
-          <w:color w:val="auto"/>
-          <w:sz w:val="24"/>
-          <w:szCs w:val="24"/>
-        </w:rPr>
-        <w:footnoteReference w:id="10"/>
-      </w:r>
-      <w:r>
-        <w:rPr>
-          <w:rFonts w:asciiTheme="minorHAnsi" w:eastAsiaTheme="minorHAnsi" w:hAnsiTheme="minorHAnsi" w:cstheme="minorBidi"/>
-          <w:color w:val="auto"/>
-          <w:sz w:val="24"/>
-          <w:szCs w:val="24"/>
-        </w:rPr>
-        <w:t xml:space="preserve"> and the 3:1 heuristic</w:t>
+        </w:rPr>
+        <w:footnoteReference w:id="16"/>
+      </w:r>
+      <w:r>
+        <w:t xml:space="preserve"> </w:t>
       </w:r>
       <w:r>
         <w:rPr>
           <w:rStyle w:val="FootnoteReference"/>
-          <w:rFonts w:asciiTheme="minorHAnsi" w:eastAsiaTheme="minorHAnsi" w:hAnsiTheme="minorHAnsi" w:cstheme="minorBidi"/>
-          <w:color w:val="auto"/>
-          <w:sz w:val="24"/>
-          <w:szCs w:val="24"/>
-        </w:rPr>
-        <w:footnoteReference w:id="11"/>
-      </w:r>
-      <w:r>
-        <w:rPr>
-          <w:rFonts w:asciiTheme="minorHAnsi" w:eastAsiaTheme="minorHAnsi" w:hAnsiTheme="minorHAnsi" w:cstheme="minorBidi"/>
-          <w:color w:val="auto"/>
-          <w:sz w:val="24"/>
-          <w:szCs w:val="24"/>
-        </w:rPr>
-        <w:t xml:space="preserve"> </w:t>
-      </w:r>
-      <w:r>
-        <w:rPr>
-          <w:rFonts w:asciiTheme="minorHAnsi" w:eastAsiaTheme="minorHAnsi" w:hAnsiTheme="minorHAnsi" w:cstheme="minorBidi"/>
-          <w:color w:val="auto"/>
-          <w:sz w:val="24"/>
-          <w:szCs w:val="24"/>
-        </w:rPr>
-        <w:t>help frame but cannot fully capture.</w:t>
-      </w:r>
-      <w:r>
-        <w:rPr>
-          <w:rFonts w:asciiTheme="minorHAnsi" w:eastAsiaTheme="minorHAnsi" w:hAnsiTheme="minorHAnsi" w:cstheme="minorBidi"/>
-          <w:color w:val="auto"/>
-          <w:sz w:val="24"/>
-          <w:szCs w:val="24"/>
-        </w:rPr>
-        <w:t xml:space="preserve"> </w:t>
-      </w:r>
-      <w:r>
-        <w:rPr>
-          <w:rFonts w:asciiTheme="minorHAnsi" w:eastAsiaTheme="minorHAnsi" w:hAnsiTheme="minorHAnsi" w:cstheme="minorBidi"/>
-          <w:color w:val="auto"/>
-          <w:sz w:val="24"/>
-          <w:szCs w:val="24"/>
-        </w:rPr>
-        <w:t xml:space="preserve">They drive down the price of three functions that once demanded expensive platforms: finding the enemy, striking them precisely and sustaining the force. A defender who can see, strike at range and attrit an attacker with systems costing hundreds rather than millions need not match him platform-for-platform. The asymmetry is structural: the attacker must still mass to break through, yet massing is exactly what persistent observation punishes most. For a state </w:t>
-      </w:r>
-      <w:r>
-        <w:rPr>
-          <w:rFonts w:asciiTheme="minorHAnsi" w:eastAsiaTheme="minorHAnsi" w:hAnsiTheme="minorHAnsi" w:cstheme="minorBidi"/>
-          <w:color w:val="auto"/>
-          <w:sz w:val="24"/>
-          <w:szCs w:val="24"/>
-        </w:rPr>
-        <w:t>which</w:t>
-      </w:r>
-      <w:r>
-        <w:rPr>
-          <w:rFonts w:asciiTheme="minorHAnsi" w:eastAsiaTheme="minorHAnsi" w:hAnsiTheme="minorHAnsi" w:cstheme="minorBidi"/>
-          <w:color w:val="auto"/>
-          <w:sz w:val="24"/>
-          <w:szCs w:val="24"/>
-        </w:rPr>
-        <w:t xml:space="preserve"> cannot buy conventional scale, this is how scarcity stops being decisive – denial without parity.</w:t>
-      </w:r>
-    </w:p>
-    <w:p/>
-    <w:p>
-      <w:r>
-        <w:fldChar w:fldCharType="begin"/>
-      </w:r>
-      <w:r>
-        <w:instrText xml:space="preserve"> REF _Ref233053446 \h </w:instrText>
-      </w:r>
-      <w:r>
-        <w:fldChar w:fldCharType="separate"/>
-      </w:r>
-      <w:r>
-        <w:t xml:space="preserve">Table </w:t>
-      </w:r>
+        </w:rPr>
+        <w:footnoteReference w:id="17"/>
+      </w:r>
+    </w:p>
+    <w:p>
+      <w:pPr>
+        <w:keepNext/>
+      </w:pPr>
       <w:r>
         <w:rPr>
           <w:noProof/>
         </w:rPr>
-        <w:t>1</w:t>
-      </w:r>
-      <w:r>
-        <w:fldChar w:fldCharType="end"/>
-      </w:r>
-      <w:r>
-        <w:t xml:space="preserve"> </w:t>
-      </w:r>
-      <w:r>
-        <w:t xml:space="preserve">shows that FPV-OWADs cannot be dismissed as cheap substitutes for Javelin. The operational comparison is the telling one: defeating an armoured company costs roughly €1.13 million in Javelins, compared with under €85,000 in FPV-OWADs – more than an order of magnitude less for the same task, on assumptions generous to Javelin. Ireland's recent Javelin-only procurement buys 44 missiles; the same budget fields thousands of FPV-OWADs. Javelin remains the higher-confidence kill mechanism, and FPV-OWADs may require several strikes to destroy armour, </w:t>
-      </w:r>
-      <w:r>
-        <w:t>but they can immobilise it for follow-on fires and reach more than an order of magnitude further.</w:t>
-      </w:r>
-      <w:r>
-        <w:t xml:space="preserve"> The direction is unambiguous: FPV-OWADs do not replace ATGMs, but they change the defensive arithmetic and can no longer be ignored</w:t>
-      </w:r>
-      <w:r>
-        <w:t>.</w:t>
-      </w:r>
-      <w:r>
-        <w:rPr>
-          <w:rStyle w:val="FootnoteReference"/>
-        </w:rPr>
-        <w:footnoteReference w:id="12"/>
-      </w:r>
-      <w:r>
-        <w:t xml:space="preserve"> </w:t>
-      </w:r>
-      <w:r>
-        <w:rPr>
-          <w:rStyle w:val="FootnoteReference"/>
-        </w:rPr>
-        <w:footnoteReference w:id="13"/>
-      </w:r>
-    </w:p>
-    <w:p>
-      <w:pPr>
-        <w:keepNext/>
-      </w:pPr>
-      <w:r>
-        <w:rPr>
-          <w:noProof/>
-        </w:rPr>
-        <w:lastRenderedPageBreak/>
         <w:drawing>
           <wp:inline distT="0" distB="0" distL="0" distR="0" wp14:anchorId="1ED79B76" wp14:editId="6CD40A73">
             <wp:extent cx="5731510" cy="1757045"/>
@@ -1191,7 +1312,7 @@
                     <pic:cNvPicPr/>
                   </pic:nvPicPr>
                   <pic:blipFill>
-                    <a:blip r:embed="rId8"/>
+                    <a:blip r:embed="rId9"/>
                     <a:stretch>
                       <a:fillRect/>
                     </a:stretch>
@@ -1237,6 +1358,9 @@
         <w:t>1</w:t>
       </w:r>
       <w:r>
+        <w:rPr>
+          <w:noProof/>
+        </w:rPr>
         <w:fldChar w:fldCharType="end"/>
       </w:r>
       <w:bookmarkEnd w:id="0"/>
@@ -1267,7 +1391,27 @@
           <w:sz w:val="24"/>
           <w:szCs w:val="24"/>
         </w:rPr>
-        <w:t>Ireland has long treated serious territorial defence as financially unreachable, because credibility was assumed to require conventional mass. UxS break that premise: if cheap precision systems can make lodgement, movement and sustainment costly, the constraint shifts from money to organisation. For an island state, any hostile ground force must first arrive by sea or air, concentrating at a predictable point of entry – where exposure is highest and cheap precision strike most punishing.</w:t>
+        <w:t xml:space="preserve">Ireland has long treated serious territorial defence as financially unreachable, because credibility was assumed to require conventional mass. </w:t>
+      </w:r>
+      <w:proofErr w:type="spellStart"/>
+      <w:r>
+        <w:rPr>
+          <w:rFonts w:asciiTheme="minorHAnsi" w:eastAsiaTheme="minorHAnsi" w:hAnsiTheme="minorHAnsi" w:cstheme="minorBidi"/>
+          <w:color w:val="auto"/>
+          <w:sz w:val="24"/>
+          <w:szCs w:val="24"/>
+        </w:rPr>
+        <w:t>UxS</w:t>
+      </w:r>
+      <w:proofErr w:type="spellEnd"/>
+      <w:r>
+        <w:rPr>
+          <w:rFonts w:asciiTheme="minorHAnsi" w:eastAsiaTheme="minorHAnsi" w:hAnsiTheme="minorHAnsi" w:cstheme="minorBidi"/>
+          <w:color w:val="auto"/>
+          <w:sz w:val="24"/>
+          <w:szCs w:val="24"/>
+        </w:rPr>
+        <w:t xml:space="preserve"> break that premise: if cheap precision systems can make lodgement, movement and sustainment costly, the constraint shifts from money to organisation. For an island state, any hostile ground force must first arrive by sea or air, concentrating at a predictable point of entry – where exposure is highest and cheap precision strike most punishing.</w:t>
       </w:r>
     </w:p>
     <w:p>
@@ -1305,90 +1449,73 @@
           <w:sz w:val="24"/>
           <w:szCs w:val="24"/>
         </w:rPr>
-        <w:t xml:space="preserve"> need only to impose enough delay, attrition and uncertainty that the operation's price climbs past what the aggressor will pay. It does not stop an attack; it makes the attack expensive, slow and uncertain of success. The effect is cumulative rather than decisive</w:t>
-      </w:r>
-      <w:r>
-        <w:rPr>
-          <w:rFonts w:asciiTheme="minorHAnsi" w:eastAsiaTheme="minorHAnsi" w:hAnsiTheme="minorHAnsi" w:cstheme="minorBidi"/>
-          <w:color w:val="auto"/>
-          <w:sz w:val="24"/>
-          <w:szCs w:val="24"/>
-        </w:rPr>
+        <w:t xml:space="preserve"> need only to impose enough delay, attrition and uncertainty that the operation's price climbs past what the aggressor will pay. It does not stop an attack; it makes the attack expensive, slow and uncertain of success. </w:t>
+      </w:r>
+    </w:p>
+    <w:p>
+      <w:pPr>
+        <w:pStyle w:val="NoSpacing"/>
+      </w:pPr>
+      <w:r>
+        <w:t>The recommendations follow directly and cost little to begin. First, adopt the lance-corporal rank: dispersed sections need a commander in each</w:t>
+      </w:r>
+      <w:r>
+        <w:t xml:space="preserve"> and</w:t>
+      </w:r>
+      <w:r>
+        <w:t xml:space="preserve"> the rank structure must catch up to the tactics. Second, experiment properly rather than procure blindly</w:t>
+      </w:r>
+      <w:r>
         <w:t xml:space="preserve"> — </w:t>
       </w:r>
       <w:r>
-        <w:rPr>
-          <w:rFonts w:asciiTheme="minorHAnsi" w:eastAsiaTheme="minorHAnsi" w:hAnsiTheme="minorHAnsi" w:cstheme="minorBidi"/>
-          <w:color w:val="auto"/>
-          <w:sz w:val="24"/>
-          <w:szCs w:val="24"/>
-        </w:rPr>
-        <w:t>a rising bill for movement and sustainment, presented until the bill itself deters.</w:t>
-      </w:r>
-    </w:p>
-    <w:p>
-      <w:pPr>
-        <w:pStyle w:val="NoSpacing"/>
-      </w:pPr>
-      <w:r>
-        <w:t>The recommendations follow directly and cost little to begin. First, adopt the lance-corporal rank: dispersed sections need a commander in each</w:t>
+        <w:t xml:space="preserve">stand up trial sections at fourteen and fifteen </w:t>
+      </w:r>
+      <w:r>
+        <w:t>soldiers</w:t>
+      </w:r>
+      <w:r>
+        <w:t xml:space="preserve"> (</w:t>
+      </w:r>
+      <w:r>
+        <w:fldChar w:fldCharType="begin"/>
+      </w:r>
+      <w:r>
+        <w:instrText xml:space="preserve"> REF _Ref233060645 \h  \* MERGEFORMAT </w:instrText>
+      </w:r>
+      <w:r>
+        <w:fldChar w:fldCharType="separate"/>
+      </w:r>
+      <w:r>
+        <w:t>Figure 1</w:t>
+      </w:r>
+      <w:r>
+        <w:fldChar w:fldCharType="end"/>
+      </w:r>
+      <w:r>
+        <w:t>)</w:t>
+      </w:r>
+      <w:r>
+        <w:t>, test them</w:t>
+      </w:r>
+      <w:r>
+        <w:t xml:space="preserve"> against realistic drone threats</w:t>
       </w:r>
       <w:r>
         <w:t xml:space="preserve"> and</w:t>
       </w:r>
       <w:r>
-        <w:t xml:space="preserve"> the rank structure must catch up to the tactics. Second, experiment properly rather than procure blindly</w:t>
-      </w:r>
-      <w:r>
-        <w:t xml:space="preserve"> — </w:t>
-      </w:r>
-      <w:r>
-        <w:t xml:space="preserve">stand up trial sections at fourteen and fifteen </w:t>
-      </w:r>
-      <w:r>
-        <w:t>soldiers</w:t>
-      </w:r>
-      <w:r>
-        <w:t xml:space="preserve"> (</w:t>
-      </w:r>
-      <w:r>
-        <w:fldChar w:fldCharType="begin"/>
-      </w:r>
-      <w:r>
-        <w:instrText xml:space="preserve"> REF _Ref233060645 \h </w:instrText>
-      </w:r>
-      <w:r>
-        <w:instrText xml:space="preserve"> \* MERGEFORMAT </w:instrText>
-      </w:r>
-      <w:r>
-        <w:fldChar w:fldCharType="separate"/>
-      </w:r>
-      <w:r>
-        <w:t>Figure 1</w:t>
-      </w:r>
-      <w:r>
-        <w:fldChar w:fldCharType="end"/>
-      </w:r>
-      <w:r>
-        <w:t>)</w:t>
-      </w:r>
-      <w:r>
-        <w:t>, test them</w:t>
-      </w:r>
-      <w:r>
-        <w:t xml:space="preserve"> against realistic drone threats</w:t>
-      </w:r>
-      <w:r>
-        <w:t xml:space="preserve"> and</w:t>
-      </w:r>
-      <w:r>
         <w:t xml:space="preserve"> let the results, not assumption, settle the establishment</w:t>
       </w:r>
       <w:r>
         <w:t xml:space="preserve">. </w:t>
       </w:r>
       <w:r>
-        <w:t>Third, write exposure management into doctrine: build signature discipline, drone-halt drills and the sequencing of sensing, electronic warfare and fires into standard operating procedures, syllabi and retraining, with mobile training teams to push the new methods out quickly. None of this requires mass or heavy armour</w:t>
+        <w:t xml:space="preserve">Third, write exposure management into doctrine: build signature discipline, drone-halt drills and the sequencing of sensing, electronic warfare and fires into standard operating procedures, syllabi and retraining, with mobile training teams to push the new </w:t>
+      </w:r>
+      <w:r>
+        <w:lastRenderedPageBreak/>
+        <w:t>methods out quickly. None of this requires mass or heavy armour</w:t>
       </w:r>
       <w:r>
         <w:t xml:space="preserve"> and</w:t>
@@ -1409,7 +1536,9 @@
         <w:jc w:val="center"/>
       </w:pPr>
       <w:r>
-        <w:lastRenderedPageBreak/>
+        <w:rPr>
+          <w:noProof/>
+        </w:rPr>
         <w:drawing>
           <wp:inline distT="0" distB="0" distL="0" distR="0" wp14:anchorId="3BA8F21E" wp14:editId="0F6E14AC">
             <wp:extent cx="2709073" cy="1655277"/>
@@ -1426,7 +1555,7 @@
                     <pic:cNvPicPr/>
                   </pic:nvPicPr>
                   <pic:blipFill>
-                    <a:blip r:embed="rId9"/>
+                    <a:blip r:embed="rId10"/>
                     <a:stretch>
                       <a:fillRect/>
                     </a:stretch>
@@ -1447,6 +1576,9 @@
         </w:drawing>
       </w:r>
       <w:r>
+        <w:rPr>
+          <w:noProof/>
+        </w:rPr>
         <w:drawing>
           <wp:inline distT="0" distB="0" distL="0" distR="0" wp14:anchorId="5294252E" wp14:editId="7ABFAEE1">
             <wp:extent cx="2907102" cy="1736016"/>
@@ -1463,7 +1595,7 @@
                     <pic:cNvPicPr/>
                   </pic:nvPicPr>
                   <pic:blipFill>
-                    <a:blip r:embed="rId10"/>
+                    <a:blip r:embed="rId11"/>
                     <a:stretch>
                       <a:fillRect/>
                     </a:stretch>
@@ -1509,6 +1641,9 @@
         <w:t>1</w:t>
       </w:r>
       <w:r>
+        <w:rPr>
+          <w:noProof/>
+        </w:rPr>
         <w:fldChar w:fldCharType="end"/>
       </w:r>
       <w:bookmarkEnd w:id="1"/>
@@ -1701,7 +1836,15 @@
         </w:numPr>
       </w:pPr>
       <w:r>
-        <w:t>why cheap UxS don't remove the need for political prioritisation</w:t>
+        <w:t xml:space="preserve">why cheap </w:t>
+      </w:r>
+      <w:proofErr w:type="spellStart"/>
+      <w:r>
+        <w:t>UxS</w:t>
+      </w:r>
+      <w:proofErr w:type="spellEnd"/>
+      <w:r>
+        <w:t xml:space="preserve"> don't remove the need for political prioritisation</w:t>
       </w:r>
     </w:p>
     <w:p>
@@ -2052,7 +2195,31 @@
         <w:footnoteRef/>
       </w:r>
       <w:r>
-        <w:t xml:space="preserve"> Statsministeriet (2026). Fællesudtalelse om Grønland [online]. Available at: https://s</w:t>
+        <w:t xml:space="preserve"> </w:t>
+      </w:r>
+      <w:proofErr w:type="spellStart"/>
+      <w:r>
+        <w:t>Statsministeriet</w:t>
+      </w:r>
+      <w:proofErr w:type="spellEnd"/>
+      <w:r>
+        <w:t xml:space="preserve"> (2026). </w:t>
+      </w:r>
+      <w:proofErr w:type="spellStart"/>
+      <w:r>
+        <w:t>Fællesudtalelse</w:t>
+      </w:r>
+      <w:proofErr w:type="spellEnd"/>
+      <w:r>
+        <w:t xml:space="preserve"> om </w:t>
+      </w:r>
+      <w:proofErr w:type="spellStart"/>
+      <w:r>
+        <w:t>Grønland</w:t>
+      </w:r>
+      <w:proofErr w:type="spellEnd"/>
+      <w:r>
+        <w:t xml:space="preserve"> [online]. Available at: https://s</w:t>
       </w:r>
     </w:p>
     <w:p>
@@ -2259,11 +2426,6 @@
         <w:t xml:space="preserve"> (accessed 21 June 2026).</w:t>
       </w:r>
     </w:p>
-    <w:p>
-      <w:pPr>
-        <w:pStyle w:val="FootnoteText"/>
-      </w:pPr>
-    </w:p>
   </w:footnote>
   <w:footnote w:id="10">
     <w:p>
@@ -2280,17 +2442,38 @@
         <w:t xml:space="preserve"> </w:t>
       </w:r>
       <w:r>
-        <w:t xml:space="preserve">Lanchester, F. W. </w:t>
+        <w:t xml:space="preserve">Spencer, J. </w:t>
       </w:r>
       <w:r>
         <w:rPr>
           <w:i/>
           <w:iCs/>
         </w:rPr>
-        <w:t>Aircraft in Warfare: The Dawn of the Fourth Arm</w:t>
-      </w:r>
-      <w:r>
-        <w:t>. London: Constable and Company Limited, 1916.</w:t>
+        <w:t>Creating a Unit Optimized for Urban Warfare</w:t>
+      </w:r>
+      <w:r>
+        <w:t xml:space="preserve">. </w:t>
+      </w:r>
+      <w:r>
+        <w:rPr>
+          <w:i/>
+          <w:iCs/>
+        </w:rPr>
+        <w:t>Modern War Institute at West Point</w:t>
+      </w:r>
+      <w:r>
+        <w:t xml:space="preserve">, 18 August 2023. Available at: </w:t>
+      </w:r>
+      <w:hyperlink r:id="rId5" w:history="1">
+        <w:r>
+          <w:rPr>
+            <w:rStyle w:val="Hyperlink"/>
+          </w:rPr>
+          <w:t>https://mwi.westpoint.edu/creating-a-unit-optimized-for-urban-warfare/</w:t>
+        </w:r>
+      </w:hyperlink>
+      <w:r>
+        <w:t xml:space="preserve"> (accessed 22 June 2026).</w:t>
       </w:r>
     </w:p>
   </w:footnote>
@@ -2309,29 +2492,269 @@
         <w:t xml:space="preserve"> </w:t>
       </w:r>
       <w:r>
-        <w:t xml:space="preserve">Mearsheimer, J. J. </w:t>
-      </w:r>
+        <w:t xml:space="preserve">Ministère des </w:t>
+      </w:r>
+      <w:proofErr w:type="spellStart"/>
+      <w:r>
+        <w:t>Armées</w:t>
+      </w:r>
+      <w:proofErr w:type="spellEnd"/>
+      <w:r>
+        <w:t xml:space="preserve">. </w:t>
+      </w:r>
+      <w:proofErr w:type="spellStart"/>
       <w:r>
         <w:rPr>
           <w:i/>
           <w:iCs/>
         </w:rPr>
-        <w:t>Assessing the Conventional Balance: The 3:1 Rule and Its Critics</w:t>
-      </w:r>
-      <w:r>
-        <w:t xml:space="preserve">. </w:t>
-      </w:r>
+        <w:t>Gévaudan</w:t>
+      </w:r>
+      <w:proofErr w:type="spellEnd"/>
       <w:r>
         <w:rPr>
           <w:i/>
           <w:iCs/>
         </w:rPr>
+        <w:t xml:space="preserve"> 26 : Les </w:t>
+      </w:r>
+      <w:proofErr w:type="spellStart"/>
+      <w:r>
+        <w:rPr>
+          <w:i/>
+          <w:iCs/>
+        </w:rPr>
+        <w:t>Légionnaires</w:t>
+      </w:r>
+      <w:proofErr w:type="spellEnd"/>
+      <w:r>
+        <w:rPr>
+          <w:i/>
+          <w:iCs/>
+        </w:rPr>
+        <w:t xml:space="preserve"> au Combat</w:t>
+      </w:r>
+      <w:r>
+        <w:t xml:space="preserve">. 25 February 2026. Available at: </w:t>
+      </w:r>
+      <w:hyperlink r:id="rId6" w:tgtFrame="_new" w:history="1">
+        <w:r>
+          <w:rPr>
+            <w:rStyle w:val="Hyperlink"/>
+          </w:rPr>
+          <w:t>https://www.defense.gouv.fr/terre/actualites/gevaudan-26-legionnaires-au-combat</w:t>
+        </w:r>
+      </w:hyperlink>
+      <w:r>
+        <w:t xml:space="preserve"> (accessed 1 April 2026).</w:t>
+      </w:r>
+    </w:p>
+  </w:footnote>
+  <w:footnote w:id="12">
+    <w:p>
+      <w:pPr>
+        <w:pStyle w:val="FootnoteText"/>
+      </w:pPr>
+      <w:r>
+        <w:rPr>
+          <w:rStyle w:val="FootnoteReference"/>
+        </w:rPr>
+        <w:footnoteRef/>
+      </w:r>
+      <w:r>
+        <w:t xml:space="preserve"> </w:t>
+      </w:r>
+      <w:r>
+        <w:t xml:space="preserve">TF1 INFO. </w:t>
+      </w:r>
+      <w:r>
+        <w:rPr>
+          <w:i/>
+          <w:iCs/>
+        </w:rPr>
+        <w:t xml:space="preserve">Légion </w:t>
+      </w:r>
+      <w:proofErr w:type="spellStart"/>
+      <w:r>
+        <w:rPr>
+          <w:i/>
+          <w:iCs/>
+        </w:rPr>
+        <w:t>étrangère</w:t>
+      </w:r>
+      <w:proofErr w:type="spellEnd"/>
+      <w:r>
+        <w:rPr>
+          <w:i/>
+          <w:iCs/>
+        </w:rPr>
+        <w:t xml:space="preserve"> : Au Coeur d'un </w:t>
+      </w:r>
+      <w:proofErr w:type="spellStart"/>
+      <w:r>
+        <w:rPr>
+          <w:i/>
+          <w:iCs/>
+        </w:rPr>
+        <w:t>Entraînement</w:t>
+      </w:r>
+      <w:proofErr w:type="spellEnd"/>
+      <w:r>
+        <w:rPr>
+          <w:i/>
+          <w:iCs/>
+        </w:rPr>
+        <w:t xml:space="preserve"> Plus Vrai </w:t>
+      </w:r>
+      <w:proofErr w:type="spellStart"/>
+      <w:r>
+        <w:rPr>
+          <w:i/>
+          <w:iCs/>
+        </w:rPr>
+        <w:t>que</w:t>
+      </w:r>
+      <w:proofErr w:type="spellEnd"/>
+      <w:r>
+        <w:rPr>
+          <w:i/>
+          <w:iCs/>
+        </w:rPr>
+        <w:t xml:space="preserve"> Nature</w:t>
+      </w:r>
+      <w:r>
+        <w:t xml:space="preserve">. YouTube video, 21 February 2026. Available at: </w:t>
+      </w:r>
+      <w:hyperlink r:id="rId7" w:tgtFrame="_new" w:history="1">
+        <w:r>
+          <w:rPr>
+            <w:rStyle w:val="Hyperlink"/>
+          </w:rPr>
+          <w:t>https://www.youtube.com/watch?v=fkE1H-jy3NE</w:t>
+        </w:r>
+      </w:hyperlink>
+      <w:r>
+        <w:t xml:space="preserve"> (accessed 1 April 2026).</w:t>
+      </w:r>
+    </w:p>
+  </w:footnote>
+  <w:footnote w:id="13">
+    <w:p>
+      <w:pPr>
+        <w:pStyle w:val="FootnoteText"/>
+      </w:pPr>
+      <w:r>
+        <w:rPr>
+          <w:rStyle w:val="FootnoteReference"/>
+        </w:rPr>
+        <w:footnoteRef/>
+      </w:r>
+      <w:r>
+        <w:t xml:space="preserve"> </w:t>
+      </w:r>
+      <w:r>
+        <w:t xml:space="preserve">Melchior, J. K. </w:t>
+      </w:r>
+      <w:r>
+        <w:rPr>
+          <w:i/>
+          <w:iCs/>
+        </w:rPr>
+        <w:t>NATO Has Seen the Future and Is Unprepared</w:t>
+      </w:r>
+      <w:r>
+        <w:t xml:space="preserve">. </w:t>
+      </w:r>
+      <w:r>
+        <w:rPr>
+          <w:i/>
+          <w:iCs/>
+        </w:rPr>
+        <w:t>Wall Street Journal</w:t>
+      </w:r>
+      <w:r>
+        <w:t xml:space="preserve">, 2020. Available at: </w:t>
+      </w:r>
+      <w:hyperlink r:id="rId8" w:tgtFrame="_new" w:history="1">
+        <w:r>
+          <w:rPr>
+            <w:rStyle w:val="Hyperlink"/>
+          </w:rPr>
+          <w:t>https://www.wsj.com/opinion/nato-has-seen-the-future-and-is-unprepared-887eaf0f</w:t>
+        </w:r>
+      </w:hyperlink>
+      <w:r>
+        <w:t xml:space="preserve"> (accessed 13 February 2026).</w:t>
+      </w:r>
+    </w:p>
+  </w:footnote>
+  <w:footnote w:id="14">
+    <w:p>
+      <w:pPr>
+        <w:pStyle w:val="FootnoteText"/>
+      </w:pPr>
+      <w:r>
+        <w:rPr>
+          <w:rStyle w:val="FootnoteReference"/>
+        </w:rPr>
+        <w:footnoteRef/>
+      </w:r>
+      <w:r>
+        <w:t xml:space="preserve"> </w:t>
+      </w:r>
+      <w:r>
+        <w:t xml:space="preserve">Lanchester, F. W. </w:t>
+      </w:r>
+      <w:r>
+        <w:rPr>
+          <w:i/>
+          <w:iCs/>
+        </w:rPr>
+        <w:t>Aircraft in Warfare: The Dawn of the Fourth Arm</w:t>
+      </w:r>
+      <w:r>
+        <w:t>. London: Constable and Company Limited, 1916.</w:t>
+      </w:r>
+    </w:p>
+  </w:footnote>
+  <w:footnote w:id="15">
+    <w:p>
+      <w:pPr>
+        <w:pStyle w:val="FootnoteText"/>
+      </w:pPr>
+      <w:r>
+        <w:rPr>
+          <w:rStyle w:val="FootnoteReference"/>
+        </w:rPr>
+        <w:footnoteRef/>
+      </w:r>
+      <w:r>
+        <w:t xml:space="preserve"> </w:t>
+      </w:r>
+      <w:r>
+        <w:t xml:space="preserve">Mearsheimer, J. J. </w:t>
+      </w:r>
+      <w:r>
+        <w:rPr>
+          <w:i/>
+          <w:iCs/>
+        </w:rPr>
+        <w:t>Assessing the Conventional Balance: The 3:1 Rule and Its Critics</w:t>
+      </w:r>
+      <w:r>
+        <w:t xml:space="preserve">. </w:t>
+      </w:r>
+      <w:r>
+        <w:rPr>
+          <w:i/>
+          <w:iCs/>
+        </w:rPr>
         <w:t>International Security</w:t>
       </w:r>
       <w:r>
         <w:t xml:space="preserve">, 13(4), 1989, pp. 54–89. Available at: </w:t>
       </w:r>
-      <w:hyperlink r:id="rId5" w:tgtFrame="_new" w:history="1">
+      <w:hyperlink r:id="rId9" w:tgtFrame="_new" w:history="1">
         <w:r>
           <w:rPr>
             <w:rStyle w:val="Hyperlink"/>
@@ -2344,7 +2767,7 @@
       </w:r>
     </w:p>
   </w:footnote>
-  <w:footnote w:id="12">
+  <w:footnote w:id="16">
     <w:p>
       <w:pPr>
         <w:pStyle w:val="FootnoteText"/>
@@ -2373,7 +2796,7 @@
       </w:r>
     </w:p>
   </w:footnote>
-  <w:footnote w:id="13">
+  <w:footnote w:id="17">
     <w:p>
       <w:pPr>
         <w:pStyle w:val="FootnoteText"/>
@@ -2427,7 +2850,7 @@
       <w:r>
         <w:t xml:space="preserve">. London: Royal United Services Institute for Defence and Security Studies, 2024. Available at: </w:t>
       </w:r>
-      <w:hyperlink r:id="rId6" w:history="1">
+      <w:hyperlink r:id="rId10" w:history="1">
         <w:r>
           <w:rPr>
             <w:rStyle w:val="Hyperlink"/>

--- a/Essays/DF_Review_Article_Adams_Part.docx
+++ b/Essays/DF_Review_Article_Adams_Part.docx
@@ -7,10 +7,16 @@
         <w:pStyle w:val="Heading2"/>
       </w:pPr>
       <w:r>
-        <w:t>Abstract</w:t>
-      </w:r>
-      <w:r>
-        <w:t xml:space="preserve"> (OB: I changed it because I only want to draw from chapter 3 in the thesis)</w:t>
+        <w:t xml:space="preserve">ADAM </w:t>
+      </w:r>
+      <w:r>
+        <w:t>1</w:t>
+      </w:r>
+      <w:r>
+        <w:t>667</w:t>
+      </w:r>
+      <w:r>
+        <w:t xml:space="preserve"> WORDS</w:t>
       </w:r>
     </w:p>
     <w:p>
@@ -30,63 +36,7 @@
           <w:sz w:val="24"/>
           <w:szCs w:val="24"/>
         </w:rPr>
-        <w:t xml:space="preserve">Pervasive uncrewed systems have altered the cost structure of small-state deterrence. Low-cost </w:t>
-      </w:r>
-      <w:proofErr w:type="spellStart"/>
-      <w:r>
-        <w:rPr>
-          <w:rFonts w:asciiTheme="minorHAnsi" w:eastAsiaTheme="minorHAnsi" w:hAnsiTheme="minorHAnsi" w:cstheme="minorBidi"/>
-          <w:color w:val="auto"/>
-          <w:sz w:val="24"/>
-          <w:szCs w:val="24"/>
-        </w:rPr>
-        <w:t>UxS</w:t>
-      </w:r>
-      <w:proofErr w:type="spellEnd"/>
-      <w:r>
-        <w:rPr>
-          <w:rFonts w:asciiTheme="minorHAnsi" w:eastAsiaTheme="minorHAnsi" w:hAnsiTheme="minorHAnsi" w:cstheme="minorBidi"/>
-          <w:color w:val="auto"/>
-          <w:sz w:val="24"/>
-          <w:szCs w:val="24"/>
-        </w:rPr>
-        <w:t xml:space="preserve"> lower the cost of reconnaissance, precision strike and sustainment, shifting relative combat power toward a resource-constrained defender and creating asymmetric cost-imposition opportunities far cheaper than traditional platforms; the Javelin-to-FPV cost ratio runs between 1:54 and 1:144 by range. For Ireland</w:t>
-      </w:r>
-      <w:r>
-        <w:rPr>
-          <w:rFonts w:asciiTheme="minorHAnsi" w:eastAsiaTheme="minorHAnsi" w:hAnsiTheme="minorHAnsi" w:cstheme="minorBidi"/>
-          <w:color w:val="auto"/>
-          <w:sz w:val="24"/>
-          <w:szCs w:val="24"/>
-        </w:rPr>
-        <w:t xml:space="preserve"> – </w:t>
-      </w:r>
-      <w:r>
-        <w:rPr>
-          <w:rFonts w:asciiTheme="minorHAnsi" w:eastAsiaTheme="minorHAnsi" w:hAnsiTheme="minorHAnsi" w:cstheme="minorBidi"/>
-          <w:color w:val="auto"/>
-          <w:sz w:val="24"/>
-          <w:szCs w:val="24"/>
-        </w:rPr>
-        <w:t>an island state that has consistently declined to fund conventional mass</w:t>
-      </w:r>
-      <w:r>
-        <w:rPr>
-          <w:rFonts w:asciiTheme="minorHAnsi" w:eastAsiaTheme="minorHAnsi" w:hAnsiTheme="minorHAnsi" w:cstheme="minorBidi"/>
-          <w:color w:val="auto"/>
-          <w:sz w:val="24"/>
-          <w:szCs w:val="24"/>
-        </w:rPr>
-        <w:t xml:space="preserve"> – </w:t>
-      </w:r>
-      <w:r>
-        <w:rPr>
-          <w:rFonts w:asciiTheme="minorHAnsi" w:eastAsiaTheme="minorHAnsi" w:hAnsiTheme="minorHAnsi" w:cstheme="minorBidi"/>
-          <w:color w:val="auto"/>
-          <w:sz w:val="24"/>
-          <w:szCs w:val="24"/>
-        </w:rPr>
-        <w:t xml:space="preserve">this reframes a long-standing assumption: that credible territorial defence is financially unreachable. </w:t>
+        <w:t>Land warfare now turns on exposure: who is observed, when and how fast that observation becomes fire. Cheap sensors and democratised precision strike have collapsed the interval between being seen and being hit, changing what movement costs. Manoeuvre has not been abolished, but its price has risen sharply: it survives only in the windows that sensing, concealment, electronic warfare and fires can briefly open. For Ireland, the question is whether a small force can turn that exposure problem into defensive cost.</w:t>
       </w:r>
     </w:p>
     <w:p>
@@ -106,43 +56,171 @@
           <w:sz w:val="24"/>
           <w:szCs w:val="24"/>
         </w:rPr>
-        <w:t>The article argues that capability becomes deterrence only when four conditions hold together: it must be politically owned, credibly fielded, institutionally sustained and clearly communicated. It develops the first two</w:t>
-      </w:r>
-      <w:r>
-        <w:rPr>
-          <w:rFonts w:asciiTheme="minorHAnsi" w:eastAsiaTheme="minorHAnsi" w:hAnsiTheme="minorHAnsi" w:cstheme="minorBidi"/>
-          <w:color w:val="auto"/>
-          <w:sz w:val="24"/>
-          <w:szCs w:val="24"/>
-        </w:rPr>
-        <w:t xml:space="preserve"> – </w:t>
-      </w:r>
-      <w:r>
-        <w:rPr>
-          <w:rFonts w:asciiTheme="minorHAnsi" w:eastAsiaTheme="minorHAnsi" w:hAnsiTheme="minorHAnsi" w:cstheme="minorBidi"/>
-          <w:color w:val="auto"/>
-          <w:sz w:val="24"/>
-          <w:szCs w:val="24"/>
-        </w:rPr>
-        <w:t>the political ownership Ireland's policy void withholds</w:t>
-      </w:r>
-      <w:r>
-        <w:rPr>
-          <w:rFonts w:asciiTheme="minorHAnsi" w:eastAsiaTheme="minorHAnsi" w:hAnsiTheme="minorHAnsi" w:cstheme="minorBidi"/>
-          <w:color w:val="auto"/>
-          <w:sz w:val="24"/>
-          <w:szCs w:val="24"/>
-        </w:rPr>
-        <w:t xml:space="preserve"> and</w:t>
-      </w:r>
-      <w:r>
-        <w:rPr>
-          <w:rFonts w:asciiTheme="minorHAnsi" w:eastAsiaTheme="minorHAnsi" w:hAnsiTheme="minorHAnsi" w:cstheme="minorBidi"/>
-          <w:color w:val="auto"/>
-          <w:sz w:val="24"/>
-          <w:szCs w:val="24"/>
-        </w:rPr>
-        <w:t xml:space="preserve"> the force redesign credible fielding demands at section level, where organic ISR, CUAS and IEDD turn the section into a micro-combined-arms unit. </w:t>
+        <w:t>Ireland has no national security strategy and no settled defence policy; the Defence Policy Review</w:t>
+      </w:r>
+      <w:r>
+        <w:rPr>
+          <w:rStyle w:val="FootnoteReference"/>
+          <w:rFonts w:asciiTheme="minorHAnsi" w:eastAsiaTheme="minorHAnsi" w:hAnsiTheme="minorHAnsi" w:cstheme="minorBidi"/>
+          <w:color w:val="auto"/>
+          <w:sz w:val="24"/>
+          <w:szCs w:val="24"/>
+        </w:rPr>
+        <w:footnoteReference w:id="1"/>
+      </w:r>
+      <w:r>
+        <w:rPr>
+          <w:rFonts w:asciiTheme="minorHAnsi" w:eastAsiaTheme="minorHAnsi" w:hAnsiTheme="minorHAnsi" w:cstheme="minorBidi"/>
+          <w:color w:val="auto"/>
+          <w:sz w:val="24"/>
+          <w:szCs w:val="24"/>
+        </w:rPr>
+        <w:t xml:space="preserve"> </w:t>
+      </w:r>
+      <w:r>
+        <w:rPr>
+          <w:rFonts w:asciiTheme="minorHAnsi" w:eastAsiaTheme="minorHAnsi" w:hAnsiTheme="minorHAnsi" w:cstheme="minorBidi"/>
+          <w:color w:val="auto"/>
+          <w:sz w:val="24"/>
+          <w:szCs w:val="24"/>
+        </w:rPr>
+        <w:t>updates the White Paper</w:t>
+      </w:r>
+      <w:r>
+        <w:rPr>
+          <w:rStyle w:val="FootnoteReference"/>
+          <w:rFonts w:asciiTheme="minorHAnsi" w:eastAsiaTheme="minorHAnsi" w:hAnsiTheme="minorHAnsi" w:cstheme="minorBidi"/>
+          <w:color w:val="auto"/>
+          <w:sz w:val="24"/>
+          <w:szCs w:val="24"/>
+        </w:rPr>
+        <w:footnoteReference w:id="2"/>
+      </w:r>
+      <w:r>
+        <w:rPr>
+          <w:rFonts w:asciiTheme="minorHAnsi" w:eastAsiaTheme="minorHAnsi" w:hAnsiTheme="minorHAnsi" w:cstheme="minorBidi"/>
+          <w:color w:val="auto"/>
+          <w:sz w:val="24"/>
+          <w:szCs w:val="24"/>
+        </w:rPr>
+        <w:t>, constituting</w:t>
+      </w:r>
+      <w:r>
+        <w:rPr>
+          <w:rFonts w:asciiTheme="minorHAnsi" w:eastAsiaTheme="minorHAnsi" w:hAnsiTheme="minorHAnsi" w:cstheme="minorBidi"/>
+          <w:color w:val="auto"/>
+          <w:sz w:val="24"/>
+          <w:szCs w:val="24"/>
+        </w:rPr>
+        <w:t xml:space="preserve"> a de facto substitute</w:t>
+      </w:r>
+      <w:r>
+        <w:rPr>
+          <w:rFonts w:asciiTheme="minorHAnsi" w:eastAsiaTheme="minorHAnsi" w:hAnsiTheme="minorHAnsi" w:cstheme="minorBidi"/>
+          <w:color w:val="auto"/>
+          <w:sz w:val="24"/>
+          <w:szCs w:val="24"/>
+        </w:rPr>
+        <w:t>. The military is tasked “</w:t>
+      </w:r>
+      <w:r>
+        <w:rPr>
+          <w:rFonts w:asciiTheme="minorHAnsi" w:eastAsiaTheme="minorHAnsi" w:hAnsiTheme="minorHAnsi" w:cstheme="minorBidi"/>
+          <w:color w:val="auto"/>
+          <w:sz w:val="24"/>
+          <w:szCs w:val="24"/>
+        </w:rPr>
+        <w:t>To provide for the military Defence of the</w:t>
+      </w:r>
+      <w:r>
+        <w:rPr>
+          <w:rFonts w:asciiTheme="minorHAnsi" w:eastAsiaTheme="minorHAnsi" w:hAnsiTheme="minorHAnsi" w:cstheme="minorBidi"/>
+          <w:color w:val="auto"/>
+          <w:sz w:val="24"/>
+          <w:szCs w:val="24"/>
+        </w:rPr>
+        <w:t xml:space="preserve"> </w:t>
+      </w:r>
+      <w:r>
+        <w:rPr>
+          <w:rFonts w:asciiTheme="minorHAnsi" w:eastAsiaTheme="minorHAnsi" w:hAnsiTheme="minorHAnsi" w:cstheme="minorBidi"/>
+          <w:color w:val="auto"/>
+          <w:sz w:val="24"/>
+          <w:szCs w:val="24"/>
+        </w:rPr>
+        <w:t>State from armed aggression</w:t>
+      </w:r>
+      <w:r>
+        <w:rPr>
+          <w:rFonts w:asciiTheme="minorHAnsi" w:eastAsiaTheme="minorHAnsi" w:hAnsiTheme="minorHAnsi" w:cstheme="minorBidi"/>
+          <w:color w:val="auto"/>
+          <w:sz w:val="24"/>
+          <w:szCs w:val="24"/>
+        </w:rPr>
+        <w:t>”.</w:t>
+      </w:r>
+      <w:r>
+        <w:rPr>
+          <w:rFonts w:asciiTheme="minorHAnsi" w:eastAsiaTheme="minorHAnsi" w:hAnsiTheme="minorHAnsi" w:cstheme="minorBidi"/>
+          <w:color w:val="auto"/>
+          <w:sz w:val="24"/>
+          <w:szCs w:val="24"/>
+        </w:rPr>
+        <w:t xml:space="preserve"> </w:t>
+      </w:r>
+      <w:r>
+        <w:rPr>
+          <w:rFonts w:asciiTheme="minorHAnsi" w:eastAsiaTheme="minorHAnsi" w:hAnsiTheme="minorHAnsi" w:cstheme="minorBidi"/>
+          <w:color w:val="auto"/>
+          <w:sz w:val="24"/>
+          <w:szCs w:val="24"/>
+        </w:rPr>
+        <w:t>While m</w:t>
+      </w:r>
+      <w:r>
+        <w:rPr>
+          <w:rFonts w:asciiTheme="minorHAnsi" w:eastAsiaTheme="minorHAnsi" w:hAnsiTheme="minorHAnsi" w:cstheme="minorBidi"/>
+          <w:color w:val="auto"/>
+          <w:sz w:val="24"/>
+          <w:szCs w:val="24"/>
+        </w:rPr>
+        <w:t xml:space="preserve">ilitary </w:t>
+      </w:r>
+      <w:r>
+        <w:rPr>
+          <w:rFonts w:asciiTheme="minorHAnsi" w:eastAsiaTheme="minorHAnsi" w:hAnsiTheme="minorHAnsi" w:cstheme="minorBidi"/>
+          <w:color w:val="auto"/>
+          <w:sz w:val="24"/>
+          <w:szCs w:val="24"/>
+        </w:rPr>
+        <w:t>strategy and operations</w:t>
+      </w:r>
+      <w:r>
+        <w:rPr>
+          <w:rFonts w:asciiTheme="minorHAnsi" w:eastAsiaTheme="minorHAnsi" w:hAnsiTheme="minorHAnsi" w:cstheme="minorBidi"/>
+          <w:color w:val="auto"/>
+          <w:sz w:val="24"/>
+          <w:szCs w:val="24"/>
+        </w:rPr>
+        <w:t xml:space="preserve"> can organise effort</w:t>
+      </w:r>
+      <w:r>
+        <w:rPr>
+          <w:rFonts w:asciiTheme="minorHAnsi" w:eastAsiaTheme="minorHAnsi" w:hAnsiTheme="minorHAnsi" w:cstheme="minorBidi"/>
+          <w:color w:val="auto"/>
+          <w:sz w:val="24"/>
+          <w:szCs w:val="24"/>
+        </w:rPr>
+        <w:t>, policy directs</w:t>
+      </w:r>
+      <w:r>
+        <w:rPr>
+          <w:rFonts w:asciiTheme="minorHAnsi" w:eastAsiaTheme="minorHAnsi" w:hAnsiTheme="minorHAnsi" w:cstheme="minorBidi"/>
+          <w:color w:val="auto"/>
+          <w:sz w:val="24"/>
+          <w:szCs w:val="24"/>
+        </w:rPr>
+        <w:t xml:space="preserve">. In that vacuum, force design drifts toward continuity. </w:t>
       </w:r>
     </w:p>
     <w:p>
@@ -162,859 +240,683 @@
           <w:sz w:val="24"/>
           <w:szCs w:val="24"/>
         </w:rPr>
-        <w:t>These adaptations are feasible within Ireland's existing professional force structure, but they demand deliberate choices about doctrine, mission command and training realism</w:t>
-      </w:r>
-      <w:r>
-        <w:rPr>
-          <w:rFonts w:asciiTheme="minorHAnsi" w:eastAsiaTheme="minorHAnsi" w:hAnsiTheme="minorHAnsi" w:cstheme="minorBidi"/>
-          <w:color w:val="auto"/>
-          <w:sz w:val="24"/>
-          <w:szCs w:val="24"/>
-        </w:rPr>
-        <w:t xml:space="preserve"> and</w:t>
-      </w:r>
-      <w:r>
-        <w:rPr>
-          <w:rFonts w:asciiTheme="minorHAnsi" w:eastAsiaTheme="minorHAnsi" w:hAnsiTheme="minorHAnsi" w:cstheme="minorBidi"/>
-          <w:color w:val="auto"/>
-          <w:sz w:val="24"/>
-          <w:szCs w:val="24"/>
-        </w:rPr>
-        <w:t xml:space="preserve"> they expose the acceptable limits of a drone-centric posture. The article then establishes institutional sustainment and clear communication as the conditions on which the posture's resilience</w:t>
-      </w:r>
-      <w:r>
-        <w:rPr>
-          <w:rFonts w:asciiTheme="minorHAnsi" w:eastAsiaTheme="minorHAnsi" w:hAnsiTheme="minorHAnsi" w:cstheme="minorBidi"/>
-          <w:color w:val="auto"/>
-          <w:sz w:val="24"/>
-          <w:szCs w:val="24"/>
-        </w:rPr>
-        <w:t xml:space="preserve"> – </w:t>
-      </w:r>
-      <w:r>
-        <w:rPr>
-          <w:rFonts w:asciiTheme="minorHAnsi" w:eastAsiaTheme="minorHAnsi" w:hAnsiTheme="minorHAnsi" w:cstheme="minorBidi"/>
-          <w:color w:val="auto"/>
-          <w:sz w:val="24"/>
-          <w:szCs w:val="24"/>
-        </w:rPr>
-        <w:t>and its compatibility with Irish neutrality</w:t>
-      </w:r>
-      <w:r>
-        <w:rPr>
-          <w:rFonts w:asciiTheme="minorHAnsi" w:eastAsiaTheme="minorHAnsi" w:hAnsiTheme="minorHAnsi" w:cstheme="minorBidi"/>
-          <w:color w:val="auto"/>
-          <w:sz w:val="24"/>
-          <w:szCs w:val="24"/>
-        </w:rPr>
-        <w:t xml:space="preserve"> – </w:t>
-      </w:r>
-      <w:r>
-        <w:rPr>
-          <w:rFonts w:asciiTheme="minorHAnsi" w:eastAsiaTheme="minorHAnsi" w:hAnsiTheme="minorHAnsi" w:cstheme="minorBidi"/>
-          <w:color w:val="auto"/>
-          <w:sz w:val="24"/>
-          <w:szCs w:val="24"/>
-        </w:rPr>
-        <w:t>depend. The result is a credible basis for denial against a larger adversary without mass or heavy armour, provided the Defence Forces accept the cultural and doctrinal shifts persistent ISR implies. Written for a practitioner audience, it offers concrete recommendations for Irish force-design and defence-policy choices.</w:t>
+        <w:t>T</w:t>
+      </w:r>
+      <w:r>
+        <w:rPr>
+          <w:rFonts w:asciiTheme="minorHAnsi" w:eastAsiaTheme="minorHAnsi" w:hAnsiTheme="minorHAnsi" w:cstheme="minorBidi"/>
+          <w:color w:val="auto"/>
+          <w:sz w:val="24"/>
+          <w:szCs w:val="24"/>
+        </w:rPr>
+        <w:t xml:space="preserve">erritorial defence is no longer implausible </w:t>
+      </w:r>
+      <w:r>
+        <w:rPr>
+          <w:rFonts w:asciiTheme="minorHAnsi" w:eastAsiaTheme="minorHAnsi" w:hAnsiTheme="minorHAnsi" w:cstheme="minorBidi"/>
+          <w:color w:val="auto"/>
+          <w:sz w:val="24"/>
+          <w:szCs w:val="24"/>
+        </w:rPr>
+        <w:t>—</w:t>
+      </w:r>
+      <w:r>
+        <w:rPr>
+          <w:rFonts w:asciiTheme="minorHAnsi" w:eastAsiaTheme="minorHAnsi" w:hAnsiTheme="minorHAnsi" w:cstheme="minorBidi"/>
+          <w:color w:val="auto"/>
+          <w:sz w:val="24"/>
+          <w:szCs w:val="24"/>
+        </w:rPr>
+        <w:t xml:space="preserve"> it is politically constrained, under-resourced and increasingly likely.</w:t>
+      </w:r>
+      <w:r>
+        <w:rPr>
+          <w:rFonts w:asciiTheme="minorHAnsi" w:eastAsiaTheme="minorHAnsi" w:hAnsiTheme="minorHAnsi" w:cstheme="minorBidi"/>
+          <w:color w:val="auto"/>
+          <w:sz w:val="24"/>
+          <w:szCs w:val="24"/>
+        </w:rPr>
+        <w:t xml:space="preserve"> Recent</w:t>
+      </w:r>
+      <w:r>
+        <w:rPr>
+          <w:rFonts w:asciiTheme="minorHAnsi" w:eastAsiaTheme="minorHAnsi" w:hAnsiTheme="minorHAnsi" w:cstheme="minorBidi"/>
+          <w:color w:val="auto"/>
+          <w:sz w:val="24"/>
+          <w:szCs w:val="24"/>
+        </w:rPr>
+        <w:t xml:space="preserve"> developments</w:t>
+      </w:r>
+      <w:r>
+        <w:rPr>
+          <w:rFonts w:asciiTheme="minorHAnsi" w:eastAsiaTheme="minorHAnsi" w:hAnsiTheme="minorHAnsi" w:cstheme="minorBidi"/>
+          <w:color w:val="auto"/>
+          <w:sz w:val="24"/>
+          <w:szCs w:val="24"/>
+        </w:rPr>
+        <w:t xml:space="preserve"> </w:t>
+      </w:r>
+      <w:r>
+        <w:rPr>
+          <w:rFonts w:asciiTheme="minorHAnsi" w:eastAsiaTheme="minorHAnsi" w:hAnsiTheme="minorHAnsi" w:cstheme="minorBidi"/>
+          <w:color w:val="auto"/>
+          <w:sz w:val="24"/>
+          <w:szCs w:val="24"/>
+        </w:rPr>
+        <w:t xml:space="preserve">among Western states </w:t>
+      </w:r>
+      <w:r>
+        <w:rPr>
+          <w:rFonts w:asciiTheme="minorHAnsi" w:eastAsiaTheme="minorHAnsi" w:hAnsiTheme="minorHAnsi" w:cstheme="minorBidi"/>
+          <w:color w:val="auto"/>
+          <w:sz w:val="24"/>
+          <w:szCs w:val="24"/>
+        </w:rPr>
+        <w:t>—</w:t>
+      </w:r>
+      <w:r>
+        <w:rPr>
+          <w:rFonts w:asciiTheme="minorHAnsi" w:eastAsiaTheme="minorHAnsi" w:hAnsiTheme="minorHAnsi" w:cstheme="minorBidi"/>
+          <w:color w:val="auto"/>
+          <w:sz w:val="24"/>
+          <w:szCs w:val="24"/>
+        </w:rPr>
+        <w:t xml:space="preserve"> most notably the United States’ assertions regarding</w:t>
+      </w:r>
+      <w:r>
+        <w:rPr>
+          <w:rFonts w:asciiTheme="minorHAnsi" w:eastAsiaTheme="minorHAnsi" w:hAnsiTheme="minorHAnsi" w:cstheme="minorBidi"/>
+          <w:color w:val="auto"/>
+          <w:sz w:val="24"/>
+          <w:szCs w:val="24"/>
+        </w:rPr>
+        <w:t xml:space="preserve"> </w:t>
+      </w:r>
+      <w:r>
+        <w:rPr>
+          <w:rFonts w:asciiTheme="minorHAnsi" w:eastAsiaTheme="minorHAnsi" w:hAnsiTheme="minorHAnsi" w:cstheme="minorBidi"/>
+          <w:color w:val="auto"/>
+          <w:sz w:val="24"/>
+          <w:szCs w:val="24"/>
+        </w:rPr>
+        <w:t>Greenland</w:t>
+      </w:r>
+      <w:r>
+        <w:rPr>
+          <w:rStyle w:val="FootnoteReference"/>
+          <w:rFonts w:asciiTheme="minorHAnsi" w:eastAsiaTheme="minorHAnsi" w:hAnsiTheme="minorHAnsi" w:cstheme="minorBidi"/>
+          <w:color w:val="auto"/>
+          <w:sz w:val="24"/>
+          <w:szCs w:val="24"/>
+        </w:rPr>
+        <w:footnoteReference w:id="3"/>
+      </w:r>
+      <w:r>
+        <w:rPr>
+          <w:rFonts w:asciiTheme="minorHAnsi" w:eastAsiaTheme="minorHAnsi" w:hAnsiTheme="minorHAnsi" w:cstheme="minorBidi"/>
+          <w:color w:val="auto"/>
+          <w:sz w:val="24"/>
+          <w:szCs w:val="24"/>
+        </w:rPr>
+        <w:t xml:space="preserve"> and Denmark’s response</w:t>
+      </w:r>
+      <w:r>
+        <w:rPr>
+          <w:rStyle w:val="FootnoteReference"/>
+          <w:rFonts w:asciiTheme="minorHAnsi" w:eastAsiaTheme="minorHAnsi" w:hAnsiTheme="minorHAnsi" w:cstheme="minorBidi"/>
+          <w:color w:val="auto"/>
+          <w:sz w:val="24"/>
+          <w:szCs w:val="24"/>
+        </w:rPr>
+        <w:footnoteReference w:id="4"/>
+      </w:r>
+      <w:r>
+        <w:rPr>
+          <w:rFonts w:asciiTheme="minorHAnsi" w:eastAsiaTheme="minorHAnsi" w:hAnsiTheme="minorHAnsi" w:cstheme="minorBidi"/>
+          <w:color w:val="auto"/>
+          <w:sz w:val="24"/>
+          <w:szCs w:val="24"/>
+        </w:rPr>
+        <w:t xml:space="preserve">  </w:t>
+      </w:r>
+      <w:r>
+        <w:rPr>
+          <w:rFonts w:asciiTheme="minorHAnsi" w:eastAsiaTheme="minorHAnsi" w:hAnsiTheme="minorHAnsi" w:cstheme="minorBidi"/>
+          <w:color w:val="auto"/>
+          <w:sz w:val="24"/>
+          <w:szCs w:val="24"/>
+        </w:rPr>
+        <w:t>—</w:t>
+      </w:r>
+      <w:r>
+        <w:rPr>
+          <w:rFonts w:asciiTheme="minorHAnsi" w:eastAsiaTheme="minorHAnsi" w:hAnsiTheme="minorHAnsi" w:cstheme="minorBidi"/>
+          <w:color w:val="auto"/>
+          <w:sz w:val="24"/>
+          <w:szCs w:val="24"/>
+        </w:rPr>
+        <w:t xml:space="preserve"> demonstrate that scenarios once considered unlikely can rapidly</w:t>
+      </w:r>
+      <w:r>
+        <w:rPr>
+          <w:rFonts w:asciiTheme="minorHAnsi" w:eastAsiaTheme="minorHAnsi" w:hAnsiTheme="minorHAnsi" w:cstheme="minorBidi"/>
+          <w:color w:val="auto"/>
+          <w:sz w:val="24"/>
+          <w:szCs w:val="24"/>
+        </w:rPr>
+        <w:t xml:space="preserve"> </w:t>
+      </w:r>
+      <w:r>
+        <w:rPr>
+          <w:rFonts w:asciiTheme="minorHAnsi" w:eastAsiaTheme="minorHAnsi" w:hAnsiTheme="minorHAnsi" w:cstheme="minorBidi"/>
+          <w:color w:val="auto"/>
+          <w:sz w:val="24"/>
+          <w:szCs w:val="24"/>
+        </w:rPr>
+        <w:t xml:space="preserve">acquire </w:t>
+      </w:r>
+      <w:r>
+        <w:rPr>
+          <w:rFonts w:asciiTheme="minorHAnsi" w:eastAsiaTheme="minorHAnsi" w:hAnsiTheme="minorHAnsi" w:cstheme="minorBidi"/>
+          <w:color w:val="auto"/>
+          <w:sz w:val="24"/>
+          <w:szCs w:val="24"/>
+        </w:rPr>
+        <w:t>s</w:t>
+      </w:r>
+      <w:r>
+        <w:rPr>
+          <w:rFonts w:asciiTheme="minorHAnsi" w:eastAsiaTheme="minorHAnsi" w:hAnsiTheme="minorHAnsi" w:cstheme="minorBidi"/>
+          <w:color w:val="auto"/>
+          <w:sz w:val="24"/>
+          <w:szCs w:val="24"/>
+        </w:rPr>
+        <w:t>trategic salience. The perception of threat is an unreliable indicator for future</w:t>
+      </w:r>
+      <w:r>
+        <w:rPr>
+          <w:rFonts w:asciiTheme="minorHAnsi" w:eastAsiaTheme="minorHAnsi" w:hAnsiTheme="minorHAnsi" w:cstheme="minorBidi"/>
+          <w:color w:val="auto"/>
+          <w:sz w:val="24"/>
+          <w:szCs w:val="24"/>
+        </w:rPr>
+        <w:t xml:space="preserve"> </w:t>
+      </w:r>
+      <w:r>
+        <w:rPr>
+          <w:rFonts w:asciiTheme="minorHAnsi" w:eastAsiaTheme="minorHAnsi" w:hAnsiTheme="minorHAnsi" w:cstheme="minorBidi"/>
+          <w:color w:val="auto"/>
+          <w:sz w:val="24"/>
+          <w:szCs w:val="24"/>
+        </w:rPr>
+        <w:t>conflict. Failure to internalise the implications of UxS risks entrenching a force posture</w:t>
+      </w:r>
+      <w:r>
+        <w:rPr>
+          <w:rFonts w:asciiTheme="minorHAnsi" w:eastAsiaTheme="minorHAnsi" w:hAnsiTheme="minorHAnsi" w:cstheme="minorBidi"/>
+          <w:color w:val="auto"/>
+          <w:sz w:val="24"/>
+          <w:szCs w:val="24"/>
+        </w:rPr>
+        <w:t xml:space="preserve"> </w:t>
+      </w:r>
+      <w:r>
+        <w:rPr>
+          <w:rFonts w:asciiTheme="minorHAnsi" w:eastAsiaTheme="minorHAnsi" w:hAnsiTheme="minorHAnsi" w:cstheme="minorBidi"/>
+          <w:color w:val="auto"/>
+          <w:sz w:val="24"/>
+          <w:szCs w:val="24"/>
+        </w:rPr>
+        <w:t>optimised for conditions which no longer exist</w:t>
+      </w:r>
+      <w:r>
+        <w:rPr>
+          <w:rFonts w:asciiTheme="minorHAnsi" w:eastAsiaTheme="minorHAnsi" w:hAnsiTheme="minorHAnsi" w:cstheme="minorBidi"/>
+          <w:color w:val="auto"/>
+          <w:sz w:val="24"/>
+          <w:szCs w:val="24"/>
+        </w:rPr>
+        <w:t>,</w:t>
+      </w:r>
+      <w:r>
+        <w:rPr>
+          <w:rFonts w:asciiTheme="minorHAnsi" w:eastAsiaTheme="minorHAnsi" w:hAnsiTheme="minorHAnsi" w:cstheme="minorBidi"/>
+          <w:color w:val="auto"/>
+          <w:sz w:val="24"/>
+          <w:szCs w:val="24"/>
+        </w:rPr>
+        <w:t xml:space="preserve"> allowing force design decisions to prioritise</w:t>
+      </w:r>
+      <w:r>
+        <w:rPr>
+          <w:rFonts w:asciiTheme="minorHAnsi" w:eastAsiaTheme="minorHAnsi" w:hAnsiTheme="minorHAnsi" w:cstheme="minorBidi"/>
+          <w:color w:val="auto"/>
+          <w:sz w:val="24"/>
+          <w:szCs w:val="24"/>
+        </w:rPr>
+        <w:t xml:space="preserve"> </w:t>
+      </w:r>
+      <w:r>
+        <w:rPr>
+          <w:rFonts w:asciiTheme="minorHAnsi" w:eastAsiaTheme="minorHAnsi" w:hAnsiTheme="minorHAnsi" w:cstheme="minorBidi"/>
+          <w:color w:val="auto"/>
+          <w:sz w:val="24"/>
+          <w:szCs w:val="24"/>
+        </w:rPr>
+        <w:t>continuity over adaptation and without articulating a theory of victory.</w:t>
+      </w:r>
+      <w:r>
+        <w:rPr>
+          <w:rFonts w:asciiTheme="minorHAnsi" w:eastAsiaTheme="minorHAnsi" w:hAnsiTheme="minorHAnsi" w:cstheme="minorBidi"/>
+          <w:color w:val="auto"/>
+          <w:sz w:val="24"/>
+          <w:szCs w:val="24"/>
+        </w:rPr>
+        <w:t xml:space="preserve"> </w:t>
+      </w:r>
+      <w:r>
+        <w:rPr>
+          <w:rFonts w:asciiTheme="minorHAnsi" w:eastAsiaTheme="minorHAnsi" w:hAnsiTheme="minorHAnsi" w:cstheme="minorBidi"/>
+          <w:color w:val="auto"/>
+          <w:sz w:val="24"/>
+          <w:szCs w:val="24"/>
+        </w:rPr>
+        <w:t xml:space="preserve">For </w:t>
+      </w:r>
+      <w:r>
+        <w:rPr>
+          <w:rFonts w:asciiTheme="minorHAnsi" w:eastAsiaTheme="minorHAnsi" w:hAnsiTheme="minorHAnsi" w:cstheme="minorBidi"/>
+          <w:color w:val="auto"/>
+          <w:sz w:val="24"/>
+          <w:szCs w:val="24"/>
+        </w:rPr>
+        <w:t>Ireland</w:t>
+      </w:r>
+      <w:r>
+        <w:rPr>
+          <w:rFonts w:asciiTheme="minorHAnsi" w:eastAsiaTheme="minorHAnsi" w:hAnsiTheme="minorHAnsi" w:cstheme="minorBidi"/>
+          <w:color w:val="auto"/>
+          <w:sz w:val="24"/>
+          <w:szCs w:val="24"/>
+        </w:rPr>
+        <w:t xml:space="preserve"> that defence </w:t>
+      </w:r>
+      <w:r>
+        <w:rPr>
+          <w:rFonts w:asciiTheme="minorHAnsi" w:eastAsiaTheme="minorHAnsi" w:hAnsiTheme="minorHAnsi" w:cstheme="minorBidi"/>
+          <w:color w:val="auto"/>
+          <w:sz w:val="24"/>
+          <w:szCs w:val="24"/>
+        </w:rPr>
+        <w:t xml:space="preserve">perhaps </w:t>
+      </w:r>
+      <w:r>
+        <w:rPr>
+          <w:rFonts w:asciiTheme="minorHAnsi" w:eastAsiaTheme="minorHAnsi" w:hAnsiTheme="minorHAnsi" w:cstheme="minorBidi"/>
+          <w:color w:val="auto"/>
+          <w:sz w:val="24"/>
+          <w:szCs w:val="24"/>
+        </w:rPr>
+        <w:t>falls primarily to light infantry. That makes the section</w:t>
+      </w:r>
+      <w:r>
+        <w:rPr>
+          <w:rFonts w:asciiTheme="minorHAnsi" w:eastAsiaTheme="minorHAnsi" w:hAnsiTheme="minorHAnsi" w:cstheme="minorBidi"/>
+          <w:color w:val="auto"/>
+          <w:sz w:val="24"/>
+          <w:szCs w:val="24"/>
+        </w:rPr>
+        <w:t xml:space="preserve"> the</w:t>
+      </w:r>
+      <w:r>
+        <w:rPr>
+          <w:rFonts w:asciiTheme="minorHAnsi" w:eastAsiaTheme="minorHAnsi" w:hAnsiTheme="minorHAnsi" w:cstheme="minorBidi"/>
+          <w:color w:val="auto"/>
+          <w:sz w:val="24"/>
+          <w:szCs w:val="24"/>
+        </w:rPr>
+        <w:t xml:space="preserve"> critical unit of analysis.</w:t>
+      </w:r>
+      <w:r>
+        <w:rPr>
+          <w:rFonts w:asciiTheme="minorHAnsi" w:eastAsiaTheme="minorHAnsi" w:hAnsiTheme="minorHAnsi" w:cstheme="minorBidi"/>
+          <w:color w:val="auto"/>
+          <w:sz w:val="24"/>
+          <w:szCs w:val="24"/>
+        </w:rPr>
+        <w:t xml:space="preserve"> </w:t>
+      </w:r>
+      <w:r>
+        <w:rPr>
+          <w:rFonts w:asciiTheme="minorHAnsi" w:eastAsiaTheme="minorHAnsi" w:hAnsiTheme="minorHAnsi" w:cstheme="minorBidi"/>
+          <w:color w:val="auto"/>
+          <w:sz w:val="24"/>
+          <w:szCs w:val="24"/>
+        </w:rPr>
+        <w:t>[</w:t>
+      </w:r>
+      <w:r>
+        <w:rPr>
+          <w:rFonts w:asciiTheme="minorHAnsi" w:eastAsiaTheme="minorHAnsi" w:hAnsiTheme="minorHAnsi" w:cstheme="minorBidi"/>
+          <w:color w:val="auto"/>
+          <w:sz w:val="24"/>
+          <w:szCs w:val="24"/>
+          <w:highlight w:val="yellow"/>
+        </w:rPr>
+        <w:t xml:space="preserve"> please proof the ideas here, they’re still in draft though</w:t>
+      </w:r>
+      <w:r>
+        <w:rPr>
+          <w:rFonts w:asciiTheme="minorHAnsi" w:eastAsiaTheme="minorHAnsi" w:hAnsiTheme="minorHAnsi" w:cstheme="minorBidi"/>
+          <w:color w:val="auto"/>
+          <w:sz w:val="24"/>
+          <w:szCs w:val="24"/>
+        </w:rPr>
+        <w:t>]</w:t>
       </w:r>
     </w:p>
     <w:p>
       <w:r>
-        <w:rPr>
-          <w:highlight w:val="yellow"/>
-        </w:rPr>
-        <w:t>OB: the abstract is only draft… let’s see where your stuff brings us. It would be best if it jumps from mine.. I’ve had AI do a draft based on my ideas. YOU ARE FREE TO GO WHERE YOU WANT!</w:t>
+        <w:br w:type="page"/>
       </w:r>
     </w:p>
     <w:p>
-      <w:pPr>
-        <w:rPr>
-          <w:rFonts w:asciiTheme="majorHAnsi" w:eastAsiaTheme="majorEastAsia" w:hAnsiTheme="majorHAnsi" w:cstheme="majorBidi"/>
-          <w:color w:val="0F4761" w:themeColor="accent1" w:themeShade="BF"/>
-          <w:sz w:val="32"/>
-          <w:szCs w:val="32"/>
-        </w:rPr>
-      </w:pPr>
-      <w:r>
-        <w:br w:type="page"/>
+      <w:r>
+        <w:lastRenderedPageBreak/>
+        <w:t>Ireland's light infantry section is not a capability gap to be filled with equipment; it is a structure overtaken by the threat</w:t>
+      </w:r>
+      <w:r>
+        <w:t xml:space="preserve">. </w:t>
+      </w:r>
+      <w:r>
+        <w:t>Capability is sometimes reduced to equipment, but it is better understood as the synthesis described by DOTMLPF-I</w:t>
+      </w:r>
+      <w:r>
+        <w:t>.</w:t>
+      </w:r>
+      <w:r>
+        <w:rPr>
+          <w:rStyle w:val="FootnoteReference"/>
+        </w:rPr>
+        <w:footnoteReference w:id="5"/>
+      </w:r>
+      <w:r>
+        <w:t xml:space="preserve"> </w:t>
+      </w:r>
+      <w:r>
+        <w:rPr>
+          <w:rStyle w:val="FootnoteReference"/>
+        </w:rPr>
+        <w:footnoteReference w:id="6"/>
+      </w:r>
+      <w:r>
+        <w:t xml:space="preserve"> O</w:t>
+      </w:r>
+      <w:r>
+        <w:t>n that basis the section fails against nearly every line. Its doctrine</w:t>
+      </w:r>
+      <w:r>
+        <w:rPr>
+          <w:rStyle w:val="FootnoteReference"/>
+        </w:rPr>
+        <w:footnoteReference w:id="7"/>
+      </w:r>
+      <w:r>
+        <w:t xml:space="preserve"> remains that of a foot-mobile light infantry section, </w:t>
+      </w:r>
+      <w:r>
+        <w:rPr>
+          <w:highlight w:val="yellow"/>
+        </w:rPr>
+        <w:t>never reconciled with the vehicles now built to carry it</w:t>
+      </w:r>
+      <w:r>
+        <w:t>. Its organisation may now be rebuilt around vehicle capacity,</w:t>
+      </w:r>
+      <w:r>
+        <w:rPr>
+          <w:rStyle w:val="FootnoteReference"/>
+        </w:rPr>
+        <w:t xml:space="preserve"> </w:t>
+      </w:r>
+      <w:r>
+        <w:rPr>
+          <w:rStyle w:val="FootnoteReference"/>
+        </w:rPr>
+        <w:footnoteReference w:id="8"/>
+      </w:r>
+      <w:r>
+        <w:t xml:space="preserve"> on the assumption that one section must fit one carrier — a constraint</w:t>
+      </w:r>
+      <w:r>
+        <w:t xml:space="preserve"> more appropriate for</w:t>
+      </w:r>
+      <w:r>
+        <w:t xml:space="preserve"> mechanised and armoured formations</w:t>
+      </w:r>
+      <w:r>
+        <w:t xml:space="preserve">. </w:t>
+      </w:r>
+      <w:r>
+        <w:t>It</w:t>
+      </w:r>
+      <w:r>
+        <w:t xml:space="preserve"> should</w:t>
+      </w:r>
+      <w:r>
+        <w:t xml:space="preserve"> not bind light infantry, which moves on foot or in soft-skin vehicles, increasingly all-terrain </w:t>
+      </w:r>
+      <w:r>
+        <w:t>vehicles</w:t>
+      </w:r>
+      <w:r>
+        <w:t xml:space="preserve"> such as the ULTV.</w:t>
+      </w:r>
+      <w:r>
+        <w:rPr>
+          <w:rStyle w:val="FootnoteReference"/>
+        </w:rPr>
+        <w:t xml:space="preserve"> </w:t>
+      </w:r>
+      <w:r>
+        <w:rPr>
+          <w:rStyle w:val="FootnoteReference"/>
+        </w:rPr>
+        <w:footnoteReference w:id="9"/>
+      </w:r>
+      <w:r>
+        <w:rPr>
+          <w:rStyle w:val="FootnoteReference"/>
+        </w:rPr>
+        <w:t xml:space="preserve"> </w:t>
+      </w:r>
+      <w:r>
+        <w:rPr>
+          <w:rStyle w:val="FootnoteReference"/>
+        </w:rPr>
+        <w:t xml:space="preserve"> </w:t>
+      </w:r>
+      <w:r>
+        <w:t>I</w:t>
+      </w:r>
+      <w:r>
+        <w:t xml:space="preserve">ts training still rehearses the conventional drills of the last century and the peace-support tasks of the decades since. It neglects the cognitive burden, dispersion and exposure of a section that can be found and struck on a checkpoint or logistics convoy as readily as in battle, without higher-echelon cover. </w:t>
+      </w:r>
+      <w:r>
+        <w:t xml:space="preserve">Its materiel reflects a Cold War mentality. Its leadership is not configured for mission command under persistent observation. And it fields too few soldiers to carry the cognitive load, operate the new systems and remain cohesive once dispersed. Adding </w:t>
+      </w:r>
+      <w:proofErr w:type="gramStart"/>
+      <w:r>
+        <w:t>drones</w:t>
+      </w:r>
+      <w:proofErr w:type="gramEnd"/>
+      <w:r>
+        <w:t xml:space="preserve"> changes none of that. </w:t>
       </w:r>
     </w:p>
     <w:p>
-      <w:pPr>
-        <w:pStyle w:val="Heading2"/>
-      </w:pPr>
+      <w:r>
+        <w:t>These are not uniquely Irish problems. Section design, vehicle capacity, organic support weapons and UAS integration are being reconsidered elsewhere. French RI 2030 reform shows one mechanised answer: the vehicle acts as a mission-configurable “weapons store”, anti-armour is distributed across combat groups</w:t>
+      </w:r>
+      <w:r>
+        <w:t xml:space="preserve"> and</w:t>
+      </w:r>
+      <w:r>
+        <w:t xml:space="preserve"> platoon</w:t>
+      </w:r>
+      <w:r>
+        <w:t>-</w:t>
+      </w:r>
+      <w:r>
+        <w:t>level</w:t>
+      </w:r>
+      <w:r>
+        <w:t xml:space="preserve"> UAS while</w:t>
+      </w:r>
+      <w:r>
+        <w:t xml:space="preserve"> heavier UAS, EW and robotic effects remain </w:t>
+      </w:r>
+      <w:r>
+        <w:t>separate</w:t>
+      </w:r>
+      <w:r>
+        <w:t>.</w:t>
+      </w:r>
+      <w:r>
+        <w:t xml:space="preserve"> </w:t>
+      </w:r>
+      <w:r>
+        <w:rPr>
+          <w:rStyle w:val="FootnoteReference"/>
+        </w:rPr>
+        <w:footnoteReference w:id="10"/>
+      </w:r>
+      <w:r>
+        <w:t xml:space="preserve"> </w:t>
+      </w:r>
+      <w:r>
+        <w:t>For a mechanised force, that is coherent: the platform supplies protection, mobility, firepower and carried stores. For Irish light</w:t>
+      </w:r>
+      <w:r>
+        <w:t xml:space="preserve"> and mechanised</w:t>
+      </w:r>
+      <w:r>
+        <w:t xml:space="preserve"> infantry, it</w:t>
+      </w:r>
+      <w:r>
+        <w:t xml:space="preserve"> may not </w:t>
+      </w:r>
+      <w:r>
+        <w:t>suffice</w:t>
+      </w:r>
+      <w:r>
+        <w:t xml:space="preserve">. </w:t>
+      </w:r>
+      <w:r>
+        <w:t xml:space="preserve">The British Army’s experimental Phalanx Platoon </w:t>
+      </w:r>
+      <w:r>
+        <w:t>C</w:t>
+      </w:r>
+      <w:r>
+        <w:t>oncept</w:t>
+      </w:r>
+      <w:r>
+        <w:t xml:space="preserve"> </w:t>
+      </w:r>
+      <w:r>
+        <w:rPr>
+          <w:rStyle w:val="FootnoteReference"/>
+        </w:rPr>
+        <w:footnoteReference w:id="11"/>
+      </w:r>
+      <w:r>
+        <w:t xml:space="preserve"> points in the same direction from a different angle, </w:t>
+      </w:r>
       <w:r>
         <w:lastRenderedPageBreak/>
-        <w:t xml:space="preserve">ADAM </w:t>
-      </w:r>
-      <w:r>
-        <w:t>1</w:t>
-      </w:r>
-      <w:r>
-        <w:t>576</w:t>
-      </w:r>
-      <w:r>
-        <w:t xml:space="preserve"> WORDS</w:t>
-      </w:r>
-    </w:p>
-    <w:p>
-      <w:pPr>
-        <w:pStyle w:val="Heading2"/>
-        <w:rPr>
-          <w:rFonts w:asciiTheme="minorHAnsi" w:eastAsiaTheme="minorHAnsi" w:hAnsiTheme="minorHAnsi" w:cstheme="minorBidi"/>
-          <w:color w:val="auto"/>
-          <w:sz w:val="24"/>
-          <w:szCs w:val="24"/>
-        </w:rPr>
-      </w:pPr>
-      <w:r>
-        <w:rPr>
-          <w:rFonts w:asciiTheme="minorHAnsi" w:eastAsiaTheme="minorHAnsi" w:hAnsiTheme="minorHAnsi" w:cstheme="minorBidi"/>
-          <w:color w:val="auto"/>
-          <w:sz w:val="24"/>
-          <w:szCs w:val="24"/>
-        </w:rPr>
-        <w:t>Land warfare now turns on exposure: who is observed, when and how fast that observation becomes fire. Cheap sensors and democratised precision strike have collapsed the interval between being seen and being hit, changing what movement costs. Manoeuvre has not been abolished, but its price has risen sharply: it survives only in the windows that sensing, concealment, electronic warfare and fires can briefly open. For Ireland, the question is whether a small force can turn that exposure problem into defensive cost.</w:t>
-      </w:r>
-    </w:p>
-    <w:p>
-      <w:pPr>
-        <w:pStyle w:val="Heading2"/>
-        <w:rPr>
-          <w:rFonts w:asciiTheme="minorHAnsi" w:eastAsiaTheme="minorHAnsi" w:hAnsiTheme="minorHAnsi" w:cstheme="minorBidi"/>
-          <w:color w:val="auto"/>
-          <w:sz w:val="24"/>
-          <w:szCs w:val="24"/>
-        </w:rPr>
-      </w:pPr>
-      <w:r>
-        <w:rPr>
-          <w:rFonts w:asciiTheme="minorHAnsi" w:eastAsiaTheme="minorHAnsi" w:hAnsiTheme="minorHAnsi" w:cstheme="minorBidi"/>
-          <w:color w:val="auto"/>
-          <w:sz w:val="24"/>
-          <w:szCs w:val="24"/>
-        </w:rPr>
-        <w:t>Ireland has no national security strategy and no settled defence policy; the Defence Policy Review</w:t>
-      </w:r>
-      <w:r>
-        <w:rPr>
-          <w:rStyle w:val="FootnoteReference"/>
-          <w:rFonts w:asciiTheme="minorHAnsi" w:eastAsiaTheme="minorHAnsi" w:hAnsiTheme="minorHAnsi" w:cstheme="minorBidi"/>
-          <w:color w:val="auto"/>
-          <w:sz w:val="24"/>
-          <w:szCs w:val="24"/>
-        </w:rPr>
-        <w:footnoteReference w:id="1"/>
-      </w:r>
-      <w:r>
-        <w:rPr>
-          <w:rFonts w:asciiTheme="minorHAnsi" w:eastAsiaTheme="minorHAnsi" w:hAnsiTheme="minorHAnsi" w:cstheme="minorBidi"/>
-          <w:color w:val="auto"/>
-          <w:sz w:val="24"/>
-          <w:szCs w:val="24"/>
-        </w:rPr>
-        <w:t xml:space="preserve"> </w:t>
-      </w:r>
-      <w:r>
-        <w:rPr>
-          <w:rFonts w:asciiTheme="minorHAnsi" w:eastAsiaTheme="minorHAnsi" w:hAnsiTheme="minorHAnsi" w:cstheme="minorBidi"/>
-          <w:color w:val="auto"/>
-          <w:sz w:val="24"/>
-          <w:szCs w:val="24"/>
-        </w:rPr>
-        <w:t>updates the White Paper</w:t>
-      </w:r>
-      <w:r>
-        <w:rPr>
-          <w:rStyle w:val="FootnoteReference"/>
-          <w:rFonts w:asciiTheme="minorHAnsi" w:eastAsiaTheme="minorHAnsi" w:hAnsiTheme="minorHAnsi" w:cstheme="minorBidi"/>
-          <w:color w:val="auto"/>
-          <w:sz w:val="24"/>
-          <w:szCs w:val="24"/>
-        </w:rPr>
-        <w:footnoteReference w:id="2"/>
-      </w:r>
-      <w:r>
-        <w:rPr>
-          <w:rFonts w:asciiTheme="minorHAnsi" w:eastAsiaTheme="minorHAnsi" w:hAnsiTheme="minorHAnsi" w:cstheme="minorBidi"/>
-          <w:color w:val="auto"/>
-          <w:sz w:val="24"/>
-          <w:szCs w:val="24"/>
-        </w:rPr>
-        <w:t>, constituting</w:t>
-      </w:r>
-      <w:r>
-        <w:rPr>
-          <w:rFonts w:asciiTheme="minorHAnsi" w:eastAsiaTheme="minorHAnsi" w:hAnsiTheme="minorHAnsi" w:cstheme="minorBidi"/>
-          <w:color w:val="auto"/>
-          <w:sz w:val="24"/>
-          <w:szCs w:val="24"/>
-        </w:rPr>
-        <w:t xml:space="preserve"> a de facto substitute</w:t>
-      </w:r>
-      <w:r>
-        <w:rPr>
-          <w:rFonts w:asciiTheme="minorHAnsi" w:eastAsiaTheme="minorHAnsi" w:hAnsiTheme="minorHAnsi" w:cstheme="minorBidi"/>
-          <w:color w:val="auto"/>
-          <w:sz w:val="24"/>
-          <w:szCs w:val="24"/>
-        </w:rPr>
-        <w:t>. The military is tasked “</w:t>
-      </w:r>
-      <w:r>
-        <w:rPr>
-          <w:rFonts w:asciiTheme="minorHAnsi" w:eastAsiaTheme="minorHAnsi" w:hAnsiTheme="minorHAnsi" w:cstheme="minorBidi"/>
-          <w:color w:val="auto"/>
-          <w:sz w:val="24"/>
-          <w:szCs w:val="24"/>
-        </w:rPr>
-        <w:t>To provide for the military Defence of the</w:t>
-      </w:r>
-      <w:r>
-        <w:rPr>
-          <w:rFonts w:asciiTheme="minorHAnsi" w:eastAsiaTheme="minorHAnsi" w:hAnsiTheme="minorHAnsi" w:cstheme="minorBidi"/>
-          <w:color w:val="auto"/>
-          <w:sz w:val="24"/>
-          <w:szCs w:val="24"/>
-        </w:rPr>
-        <w:t xml:space="preserve"> </w:t>
-      </w:r>
-      <w:r>
-        <w:rPr>
-          <w:rFonts w:asciiTheme="minorHAnsi" w:eastAsiaTheme="minorHAnsi" w:hAnsiTheme="minorHAnsi" w:cstheme="minorBidi"/>
-          <w:color w:val="auto"/>
-          <w:sz w:val="24"/>
-          <w:szCs w:val="24"/>
-        </w:rPr>
-        <w:t>State from armed aggression</w:t>
-      </w:r>
-      <w:r>
-        <w:rPr>
-          <w:rFonts w:asciiTheme="minorHAnsi" w:eastAsiaTheme="minorHAnsi" w:hAnsiTheme="minorHAnsi" w:cstheme="minorBidi"/>
-          <w:color w:val="auto"/>
-          <w:sz w:val="24"/>
-          <w:szCs w:val="24"/>
-        </w:rPr>
-        <w:t>”.</w:t>
-      </w:r>
-      <w:r>
-        <w:rPr>
-          <w:rFonts w:asciiTheme="minorHAnsi" w:eastAsiaTheme="minorHAnsi" w:hAnsiTheme="minorHAnsi" w:cstheme="minorBidi"/>
-          <w:color w:val="auto"/>
-          <w:sz w:val="24"/>
-          <w:szCs w:val="24"/>
-        </w:rPr>
-        <w:t xml:space="preserve"> </w:t>
-      </w:r>
-      <w:r>
-        <w:rPr>
-          <w:rFonts w:asciiTheme="minorHAnsi" w:eastAsiaTheme="minorHAnsi" w:hAnsiTheme="minorHAnsi" w:cstheme="minorBidi"/>
-          <w:color w:val="auto"/>
-          <w:sz w:val="24"/>
-          <w:szCs w:val="24"/>
-        </w:rPr>
-        <w:t>While m</w:t>
-      </w:r>
-      <w:r>
-        <w:rPr>
-          <w:rFonts w:asciiTheme="minorHAnsi" w:eastAsiaTheme="minorHAnsi" w:hAnsiTheme="minorHAnsi" w:cstheme="minorBidi"/>
-          <w:color w:val="auto"/>
-          <w:sz w:val="24"/>
-          <w:szCs w:val="24"/>
-        </w:rPr>
-        <w:t xml:space="preserve">ilitary </w:t>
-      </w:r>
-      <w:r>
-        <w:rPr>
-          <w:rFonts w:asciiTheme="minorHAnsi" w:eastAsiaTheme="minorHAnsi" w:hAnsiTheme="minorHAnsi" w:cstheme="minorBidi"/>
-          <w:color w:val="auto"/>
-          <w:sz w:val="24"/>
-          <w:szCs w:val="24"/>
-        </w:rPr>
-        <w:t>strategy and operations</w:t>
-      </w:r>
-      <w:r>
-        <w:rPr>
-          <w:rFonts w:asciiTheme="minorHAnsi" w:eastAsiaTheme="minorHAnsi" w:hAnsiTheme="minorHAnsi" w:cstheme="minorBidi"/>
-          <w:color w:val="auto"/>
-          <w:sz w:val="24"/>
-          <w:szCs w:val="24"/>
-        </w:rPr>
-        <w:t xml:space="preserve"> can organise effort</w:t>
-      </w:r>
-      <w:r>
-        <w:rPr>
-          <w:rFonts w:asciiTheme="minorHAnsi" w:eastAsiaTheme="minorHAnsi" w:hAnsiTheme="minorHAnsi" w:cstheme="minorBidi"/>
-          <w:color w:val="auto"/>
-          <w:sz w:val="24"/>
-          <w:szCs w:val="24"/>
-        </w:rPr>
-        <w:t>, policy directs</w:t>
-      </w:r>
-      <w:r>
-        <w:rPr>
-          <w:rFonts w:asciiTheme="minorHAnsi" w:eastAsiaTheme="minorHAnsi" w:hAnsiTheme="minorHAnsi" w:cstheme="minorBidi"/>
-          <w:color w:val="auto"/>
-          <w:sz w:val="24"/>
-          <w:szCs w:val="24"/>
-        </w:rPr>
-        <w:t xml:space="preserve">. In that vacuum, force design drifts toward continuity. </w:t>
-      </w:r>
-    </w:p>
-    <w:p>
-      <w:pPr>
-        <w:pStyle w:val="Heading2"/>
-        <w:rPr>
-          <w:rFonts w:asciiTheme="minorHAnsi" w:eastAsiaTheme="minorHAnsi" w:hAnsiTheme="minorHAnsi" w:cstheme="minorBidi"/>
-          <w:color w:val="auto"/>
-          <w:sz w:val="24"/>
-          <w:szCs w:val="24"/>
-        </w:rPr>
-      </w:pPr>
-      <w:r>
-        <w:rPr>
-          <w:rFonts w:asciiTheme="minorHAnsi" w:eastAsiaTheme="minorHAnsi" w:hAnsiTheme="minorHAnsi" w:cstheme="minorBidi"/>
-          <w:color w:val="auto"/>
-          <w:sz w:val="24"/>
-          <w:szCs w:val="24"/>
-        </w:rPr>
-        <w:t>T</w:t>
-      </w:r>
-      <w:r>
-        <w:rPr>
-          <w:rFonts w:asciiTheme="minorHAnsi" w:eastAsiaTheme="minorHAnsi" w:hAnsiTheme="minorHAnsi" w:cstheme="minorBidi"/>
-          <w:color w:val="auto"/>
-          <w:sz w:val="24"/>
-          <w:szCs w:val="24"/>
-        </w:rPr>
-        <w:t xml:space="preserve">erritorial defence is no longer implausible </w:t>
-      </w:r>
-      <w:r>
-        <w:rPr>
-          <w:rFonts w:asciiTheme="minorHAnsi" w:eastAsiaTheme="minorHAnsi" w:hAnsiTheme="minorHAnsi" w:cstheme="minorBidi"/>
-          <w:color w:val="auto"/>
-          <w:sz w:val="24"/>
-          <w:szCs w:val="24"/>
-        </w:rPr>
-        <w:t>—</w:t>
-      </w:r>
-      <w:r>
-        <w:rPr>
-          <w:rFonts w:asciiTheme="minorHAnsi" w:eastAsiaTheme="minorHAnsi" w:hAnsiTheme="minorHAnsi" w:cstheme="minorBidi"/>
-          <w:color w:val="auto"/>
-          <w:sz w:val="24"/>
-          <w:szCs w:val="24"/>
-        </w:rPr>
-        <w:t xml:space="preserve"> it is politically constrained, under-resourced and increasingly likely.</w:t>
-      </w:r>
-      <w:r>
-        <w:rPr>
-          <w:rFonts w:asciiTheme="minorHAnsi" w:eastAsiaTheme="minorHAnsi" w:hAnsiTheme="minorHAnsi" w:cstheme="minorBidi"/>
-          <w:color w:val="auto"/>
-          <w:sz w:val="24"/>
-          <w:szCs w:val="24"/>
-        </w:rPr>
-        <w:t xml:space="preserve"> Recent</w:t>
-      </w:r>
-      <w:r>
-        <w:rPr>
-          <w:rFonts w:asciiTheme="minorHAnsi" w:eastAsiaTheme="minorHAnsi" w:hAnsiTheme="minorHAnsi" w:cstheme="minorBidi"/>
-          <w:color w:val="auto"/>
-          <w:sz w:val="24"/>
-          <w:szCs w:val="24"/>
-        </w:rPr>
-        <w:t xml:space="preserve"> developments</w:t>
-      </w:r>
-      <w:r>
-        <w:rPr>
-          <w:rFonts w:asciiTheme="minorHAnsi" w:eastAsiaTheme="minorHAnsi" w:hAnsiTheme="minorHAnsi" w:cstheme="minorBidi"/>
-          <w:color w:val="auto"/>
-          <w:sz w:val="24"/>
-          <w:szCs w:val="24"/>
-        </w:rPr>
-        <w:t xml:space="preserve"> </w:t>
-      </w:r>
-      <w:r>
-        <w:rPr>
-          <w:rFonts w:asciiTheme="minorHAnsi" w:eastAsiaTheme="minorHAnsi" w:hAnsiTheme="minorHAnsi" w:cstheme="minorBidi"/>
-          <w:color w:val="auto"/>
-          <w:sz w:val="24"/>
-          <w:szCs w:val="24"/>
-        </w:rPr>
-        <w:t xml:space="preserve">among Western states </w:t>
-      </w:r>
-      <w:r>
-        <w:rPr>
-          <w:rFonts w:asciiTheme="minorHAnsi" w:eastAsiaTheme="minorHAnsi" w:hAnsiTheme="minorHAnsi" w:cstheme="minorBidi"/>
-          <w:color w:val="auto"/>
-          <w:sz w:val="24"/>
-          <w:szCs w:val="24"/>
-        </w:rPr>
-        <w:t>—</w:t>
-      </w:r>
-      <w:r>
-        <w:rPr>
-          <w:rFonts w:asciiTheme="minorHAnsi" w:eastAsiaTheme="minorHAnsi" w:hAnsiTheme="minorHAnsi" w:cstheme="minorBidi"/>
-          <w:color w:val="auto"/>
-          <w:sz w:val="24"/>
-          <w:szCs w:val="24"/>
-        </w:rPr>
-        <w:t xml:space="preserve"> most notably the United States’ assertions regarding</w:t>
-      </w:r>
-      <w:r>
-        <w:rPr>
-          <w:rFonts w:asciiTheme="minorHAnsi" w:eastAsiaTheme="minorHAnsi" w:hAnsiTheme="minorHAnsi" w:cstheme="minorBidi"/>
-          <w:color w:val="auto"/>
-          <w:sz w:val="24"/>
-          <w:szCs w:val="24"/>
-        </w:rPr>
-        <w:t xml:space="preserve"> </w:t>
-      </w:r>
-      <w:r>
-        <w:rPr>
-          <w:rFonts w:asciiTheme="minorHAnsi" w:eastAsiaTheme="minorHAnsi" w:hAnsiTheme="minorHAnsi" w:cstheme="minorBidi"/>
-          <w:color w:val="auto"/>
-          <w:sz w:val="24"/>
-          <w:szCs w:val="24"/>
-        </w:rPr>
-        <w:t>Greenland</w:t>
-      </w:r>
-      <w:r>
-        <w:rPr>
-          <w:rStyle w:val="FootnoteReference"/>
-          <w:rFonts w:asciiTheme="minorHAnsi" w:eastAsiaTheme="minorHAnsi" w:hAnsiTheme="minorHAnsi" w:cstheme="minorBidi"/>
-          <w:color w:val="auto"/>
-          <w:sz w:val="24"/>
-          <w:szCs w:val="24"/>
-        </w:rPr>
-        <w:footnoteReference w:id="3"/>
-      </w:r>
-      <w:r>
-        <w:rPr>
-          <w:rFonts w:asciiTheme="minorHAnsi" w:eastAsiaTheme="minorHAnsi" w:hAnsiTheme="minorHAnsi" w:cstheme="minorBidi"/>
-          <w:color w:val="auto"/>
-          <w:sz w:val="24"/>
-          <w:szCs w:val="24"/>
-        </w:rPr>
-        <w:t xml:space="preserve"> and Denmark’s response</w:t>
-      </w:r>
-      <w:r>
-        <w:rPr>
-          <w:rStyle w:val="FootnoteReference"/>
-          <w:rFonts w:asciiTheme="minorHAnsi" w:eastAsiaTheme="minorHAnsi" w:hAnsiTheme="minorHAnsi" w:cstheme="minorBidi"/>
-          <w:color w:val="auto"/>
-          <w:sz w:val="24"/>
-          <w:szCs w:val="24"/>
-        </w:rPr>
-        <w:footnoteReference w:id="4"/>
-      </w:r>
-      <w:r>
-        <w:rPr>
-          <w:rFonts w:asciiTheme="minorHAnsi" w:eastAsiaTheme="minorHAnsi" w:hAnsiTheme="minorHAnsi" w:cstheme="minorBidi"/>
-          <w:color w:val="auto"/>
-          <w:sz w:val="24"/>
-          <w:szCs w:val="24"/>
-        </w:rPr>
-        <w:t xml:space="preserve">  </w:t>
-      </w:r>
-      <w:r>
-        <w:rPr>
-          <w:rFonts w:asciiTheme="minorHAnsi" w:eastAsiaTheme="minorHAnsi" w:hAnsiTheme="minorHAnsi" w:cstheme="minorBidi"/>
-          <w:color w:val="auto"/>
-          <w:sz w:val="24"/>
-          <w:szCs w:val="24"/>
-        </w:rPr>
-        <w:t>—</w:t>
-      </w:r>
-      <w:r>
-        <w:rPr>
-          <w:rFonts w:asciiTheme="minorHAnsi" w:eastAsiaTheme="minorHAnsi" w:hAnsiTheme="minorHAnsi" w:cstheme="minorBidi"/>
-          <w:color w:val="auto"/>
-          <w:sz w:val="24"/>
-          <w:szCs w:val="24"/>
-        </w:rPr>
-        <w:t xml:space="preserve"> demonstrate that scenarios once considered unlikely can rapidly</w:t>
-      </w:r>
-      <w:r>
-        <w:rPr>
-          <w:rFonts w:asciiTheme="minorHAnsi" w:eastAsiaTheme="minorHAnsi" w:hAnsiTheme="minorHAnsi" w:cstheme="minorBidi"/>
-          <w:color w:val="auto"/>
-          <w:sz w:val="24"/>
-          <w:szCs w:val="24"/>
-        </w:rPr>
-        <w:t xml:space="preserve"> </w:t>
-      </w:r>
-      <w:r>
-        <w:rPr>
-          <w:rFonts w:asciiTheme="minorHAnsi" w:eastAsiaTheme="minorHAnsi" w:hAnsiTheme="minorHAnsi" w:cstheme="minorBidi"/>
-          <w:color w:val="auto"/>
-          <w:sz w:val="24"/>
-          <w:szCs w:val="24"/>
-        </w:rPr>
-        <w:t xml:space="preserve">acquire </w:t>
-      </w:r>
-      <w:r>
-        <w:rPr>
-          <w:rFonts w:asciiTheme="minorHAnsi" w:eastAsiaTheme="minorHAnsi" w:hAnsiTheme="minorHAnsi" w:cstheme="minorBidi"/>
-          <w:color w:val="auto"/>
-          <w:sz w:val="24"/>
-          <w:szCs w:val="24"/>
-        </w:rPr>
-        <w:t>s</w:t>
-      </w:r>
-      <w:r>
-        <w:rPr>
-          <w:rFonts w:asciiTheme="minorHAnsi" w:eastAsiaTheme="minorHAnsi" w:hAnsiTheme="minorHAnsi" w:cstheme="minorBidi"/>
-          <w:color w:val="auto"/>
-          <w:sz w:val="24"/>
-          <w:szCs w:val="24"/>
-        </w:rPr>
-        <w:t>trategic salience. The perception of threat is an unreliable indicator for future</w:t>
-      </w:r>
-      <w:r>
-        <w:rPr>
-          <w:rFonts w:asciiTheme="minorHAnsi" w:eastAsiaTheme="minorHAnsi" w:hAnsiTheme="minorHAnsi" w:cstheme="minorBidi"/>
-          <w:color w:val="auto"/>
-          <w:sz w:val="24"/>
-          <w:szCs w:val="24"/>
-        </w:rPr>
-        <w:t xml:space="preserve"> </w:t>
-      </w:r>
-      <w:r>
-        <w:rPr>
-          <w:rFonts w:asciiTheme="minorHAnsi" w:eastAsiaTheme="minorHAnsi" w:hAnsiTheme="minorHAnsi" w:cstheme="minorBidi"/>
-          <w:color w:val="auto"/>
-          <w:sz w:val="24"/>
-          <w:szCs w:val="24"/>
-        </w:rPr>
-        <w:t xml:space="preserve">conflict. Failure to internalise the implications of </w:t>
-      </w:r>
-      <w:proofErr w:type="spellStart"/>
-      <w:r>
-        <w:rPr>
-          <w:rFonts w:asciiTheme="minorHAnsi" w:eastAsiaTheme="minorHAnsi" w:hAnsiTheme="minorHAnsi" w:cstheme="minorBidi"/>
-          <w:color w:val="auto"/>
-          <w:sz w:val="24"/>
-          <w:szCs w:val="24"/>
-        </w:rPr>
-        <w:t>UxS</w:t>
-      </w:r>
-      <w:proofErr w:type="spellEnd"/>
-      <w:r>
-        <w:rPr>
-          <w:rFonts w:asciiTheme="minorHAnsi" w:eastAsiaTheme="minorHAnsi" w:hAnsiTheme="minorHAnsi" w:cstheme="minorBidi"/>
-          <w:color w:val="auto"/>
-          <w:sz w:val="24"/>
-          <w:szCs w:val="24"/>
-        </w:rPr>
-        <w:t xml:space="preserve"> risks entrenching a force posture</w:t>
-      </w:r>
-      <w:r>
-        <w:rPr>
-          <w:rFonts w:asciiTheme="minorHAnsi" w:eastAsiaTheme="minorHAnsi" w:hAnsiTheme="minorHAnsi" w:cstheme="minorBidi"/>
-          <w:color w:val="auto"/>
-          <w:sz w:val="24"/>
-          <w:szCs w:val="24"/>
-        </w:rPr>
-        <w:t xml:space="preserve"> </w:t>
-      </w:r>
-      <w:r>
-        <w:rPr>
-          <w:rFonts w:asciiTheme="minorHAnsi" w:eastAsiaTheme="minorHAnsi" w:hAnsiTheme="minorHAnsi" w:cstheme="minorBidi"/>
-          <w:color w:val="auto"/>
-          <w:sz w:val="24"/>
-          <w:szCs w:val="24"/>
-        </w:rPr>
-        <w:t>optimised for conditions which no longer exist</w:t>
-      </w:r>
-      <w:r>
-        <w:rPr>
-          <w:rFonts w:asciiTheme="minorHAnsi" w:eastAsiaTheme="minorHAnsi" w:hAnsiTheme="minorHAnsi" w:cstheme="minorBidi"/>
-          <w:color w:val="auto"/>
-          <w:sz w:val="24"/>
-          <w:szCs w:val="24"/>
-        </w:rPr>
-        <w:t>,</w:t>
-      </w:r>
-      <w:r>
-        <w:rPr>
-          <w:rFonts w:asciiTheme="minorHAnsi" w:eastAsiaTheme="minorHAnsi" w:hAnsiTheme="minorHAnsi" w:cstheme="minorBidi"/>
-          <w:color w:val="auto"/>
-          <w:sz w:val="24"/>
-          <w:szCs w:val="24"/>
-        </w:rPr>
-        <w:t xml:space="preserve"> allowing force design decisions to prioritise</w:t>
-      </w:r>
-      <w:r>
-        <w:rPr>
-          <w:rFonts w:asciiTheme="minorHAnsi" w:eastAsiaTheme="minorHAnsi" w:hAnsiTheme="minorHAnsi" w:cstheme="minorBidi"/>
-          <w:color w:val="auto"/>
-          <w:sz w:val="24"/>
-          <w:szCs w:val="24"/>
-        </w:rPr>
-        <w:t xml:space="preserve"> </w:t>
-      </w:r>
-      <w:r>
-        <w:rPr>
-          <w:rFonts w:asciiTheme="minorHAnsi" w:eastAsiaTheme="minorHAnsi" w:hAnsiTheme="minorHAnsi" w:cstheme="minorBidi"/>
-          <w:color w:val="auto"/>
-          <w:sz w:val="24"/>
-          <w:szCs w:val="24"/>
-        </w:rPr>
-        <w:t>continuity over adaptation and without articulating a theory of victory.</w:t>
-      </w:r>
-      <w:r>
-        <w:rPr>
-          <w:rFonts w:asciiTheme="minorHAnsi" w:eastAsiaTheme="minorHAnsi" w:hAnsiTheme="minorHAnsi" w:cstheme="minorBidi"/>
-          <w:color w:val="auto"/>
-          <w:sz w:val="24"/>
-          <w:szCs w:val="24"/>
-        </w:rPr>
-        <w:t xml:space="preserve"> [</w:t>
-      </w:r>
-      <w:r>
-        <w:rPr>
-          <w:rFonts w:asciiTheme="minorHAnsi" w:eastAsiaTheme="minorHAnsi" w:hAnsiTheme="minorHAnsi" w:cstheme="minorBidi"/>
-          <w:color w:val="auto"/>
-          <w:sz w:val="24"/>
-          <w:szCs w:val="24"/>
-          <w:highlight w:val="yellow"/>
-        </w:rPr>
-        <w:t>OB: please proof the ideas here, they’re still in draft though</w:t>
-      </w:r>
-      <w:r>
-        <w:rPr>
-          <w:rFonts w:asciiTheme="minorHAnsi" w:eastAsiaTheme="minorHAnsi" w:hAnsiTheme="minorHAnsi" w:cstheme="minorBidi"/>
-          <w:color w:val="auto"/>
-          <w:sz w:val="24"/>
-          <w:szCs w:val="24"/>
-        </w:rPr>
-        <w:t>]</w:t>
-      </w:r>
-    </w:p>
-    <w:p>
-      <w:r>
-        <w:br w:type="page"/>
-      </w:r>
-    </w:p>
-    <w:p>
-      <w:r>
-        <w:lastRenderedPageBreak/>
-        <w:t>Ireland's light infantry section is not a capability gap to be filled with equipment; it is a structure overtaken by the threat</w:t>
-      </w:r>
-      <w:r>
-        <w:t xml:space="preserve">. </w:t>
-      </w:r>
-      <w:r>
-        <w:t>Capability is sometimes reduced to equipment, but it is better understood as the synthesis described by DOTMLPF-I</w:t>
-      </w:r>
-      <w:r>
-        <w:t>.</w:t>
-      </w:r>
-      <w:r>
-        <w:rPr>
-          <w:rStyle w:val="FootnoteReference"/>
-        </w:rPr>
-        <w:footnoteReference w:id="5"/>
-      </w:r>
-      <w:r>
-        <w:t xml:space="preserve"> </w:t>
-      </w:r>
-      <w:r>
-        <w:rPr>
-          <w:rStyle w:val="FootnoteReference"/>
-        </w:rPr>
-        <w:footnoteReference w:id="6"/>
-      </w:r>
-      <w:r>
-        <w:t xml:space="preserve"> O</w:t>
-      </w:r>
-      <w:r>
-        <w:t>n that basis the section fails against nearly every line. Its doctrine</w:t>
-      </w:r>
-      <w:r>
-        <w:rPr>
-          <w:rStyle w:val="FootnoteReference"/>
-        </w:rPr>
-        <w:footnoteReference w:id="7"/>
-      </w:r>
-      <w:r>
-        <w:t xml:space="preserve"> remains that of a foot-mobile light infantry section, </w:t>
-      </w:r>
-      <w:r>
-        <w:rPr>
-          <w:highlight w:val="yellow"/>
-        </w:rPr>
-        <w:t>never reconciled with the vehicles now built to carry it</w:t>
-      </w:r>
-      <w:r>
-        <w:t>. Its organisation may now be rebuilt around vehicle capacity,</w:t>
-      </w:r>
-      <w:r>
-        <w:rPr>
-          <w:rStyle w:val="FootnoteReference"/>
-        </w:rPr>
-        <w:t xml:space="preserve"> </w:t>
-      </w:r>
-      <w:r>
-        <w:rPr>
-          <w:rStyle w:val="FootnoteReference"/>
-        </w:rPr>
-        <w:footnoteReference w:id="8"/>
-      </w:r>
-      <w:r>
-        <w:t xml:space="preserve"> on the assumption that one section must fit one carrier — a constraint</w:t>
-      </w:r>
-      <w:r>
-        <w:t xml:space="preserve"> more appropriate for</w:t>
-      </w:r>
-      <w:r>
-        <w:t xml:space="preserve"> mechanised and armoured formations</w:t>
-      </w:r>
-      <w:r>
-        <w:t xml:space="preserve">. </w:t>
-      </w:r>
-      <w:r>
-        <w:t>It</w:t>
-      </w:r>
-      <w:r>
-        <w:t xml:space="preserve"> should</w:t>
-      </w:r>
-      <w:r>
-        <w:t xml:space="preserve"> not bind light infantry, which moves on foot or in soft-skin vehicles, increasingly all-terrain </w:t>
-      </w:r>
-      <w:r>
-        <w:t>vehicles</w:t>
-      </w:r>
-      <w:r>
-        <w:t xml:space="preserve"> such as the ULTV.</w:t>
-      </w:r>
-      <w:r>
-        <w:rPr>
-          <w:rStyle w:val="FootnoteReference"/>
-        </w:rPr>
-        <w:t xml:space="preserve"> </w:t>
-      </w:r>
-      <w:r>
-        <w:rPr>
-          <w:rStyle w:val="FootnoteReference"/>
-        </w:rPr>
-        <w:footnoteReference w:id="9"/>
-      </w:r>
-      <w:r>
-        <w:rPr>
-          <w:rStyle w:val="FootnoteReference"/>
-        </w:rPr>
-        <w:t xml:space="preserve"> </w:t>
-      </w:r>
-      <w:r>
-        <w:rPr>
-          <w:rStyle w:val="FootnoteReference"/>
-        </w:rPr>
-        <w:t xml:space="preserve"> </w:t>
-      </w:r>
-      <w:r>
-        <w:t>I</w:t>
-      </w:r>
-      <w:r>
-        <w:t>ts training still rehearses the conventional drills of the last century and the peace-support tasks of the decades since. It neglects the cognitive burden, dispersion and exposure of a section that can be found and struck on a checkpoint or logistics convoy as readily as in battle, without higher-echelon cover. Its materiel reflects a Cold War mentality. Its leadership is not configured for contemporary mission command. And it fields too few soldiers to carry the cognitive load, operate the new systems and remain cohesive once dispersed. Adding drones changes none of that.</w:t>
-      </w:r>
-      <w:r>
-        <w:t xml:space="preserve"> </w:t>
-      </w:r>
-      <w:r>
-        <w:t>T</w:t>
-      </w:r>
-      <w:r>
-        <w:t xml:space="preserve">hese are not uniquely Irish problems. Section design, vehicle capacity and organic support weapons are being reconsidered elsewhere </w:t>
-      </w:r>
-      <w:r>
-        <w:t>—</w:t>
-      </w:r>
-      <w:r>
-        <w:t xml:space="preserve"> the UK's experimental, urban-optimised Phalanx Platoon Concept among them.</w:t>
-      </w:r>
-      <w:r>
-        <w:rPr>
-          <w:rStyle w:val="FootnoteReference"/>
-        </w:rPr>
-        <w:footnoteReference w:id="10"/>
-      </w:r>
-    </w:p>
-    <w:p>
-      <w:r>
-        <w:t xml:space="preserve">Western forces have shown marginal and uneven adaptation. The French Foreign Legion’s </w:t>
-      </w:r>
-      <w:proofErr w:type="spellStart"/>
+        <w:t xml:space="preserve">redesigning the platoon for urban </w:t>
+      </w:r>
+      <w:r>
+        <w:t>operations</w:t>
+      </w:r>
+      <w:r>
+        <w:t xml:space="preserve">. Yet adaptation remains uneven. Exercises such as </w:t>
+      </w:r>
       <w:r>
         <w:rPr>
           <w:i/>
           <w:iCs/>
         </w:rPr>
-        <w:t>Gévaudan</w:t>
-      </w:r>
-      <w:proofErr w:type="spellEnd"/>
+        <w:t>Gévaudan 26</w:t>
+      </w:r>
+      <w:r>
+        <w:t xml:space="preserve"> </w:t>
+      </w:r>
+      <w:r>
+        <w:t xml:space="preserve">and </w:t>
+      </w:r>
       <w:r>
         <w:rPr>
           <w:i/>
           <w:iCs/>
         </w:rPr>
-        <w:t xml:space="preserve"> 26</w:t>
-      </w:r>
-      <w:r>
-        <w:t xml:space="preserve"> exercise is illustrative: despite reported First-Person View Drone (FPVD) integration</w:t>
+        <w:t>Hedgehog</w:t>
+      </w:r>
+      <w:r>
+        <w:t xml:space="preserve"> </w:t>
       </w:r>
       <w:r>
         <w:rPr>
           <w:rStyle w:val="FootnoteReference"/>
         </w:rPr>
-        <w:footnoteReference w:id="11"/>
-      </w:r>
-      <w:r>
-        <w:t xml:space="preserve">, </w:t>
-      </w:r>
-      <w:r>
-        <w:t>the observed use of tight formations, lack of CUAS sentries, exposed movement and force concentration remains inconsistent with drone warfare</w:t>
-      </w:r>
-      <w:r>
-        <w:t>.</w:t>
-      </w:r>
-      <w:r>
-        <w:rPr>
-          <w:rStyle w:val="FootnoteReference"/>
-        </w:rPr>
         <w:footnoteReference w:id="12"/>
       </w:r>
       <w:r>
         <w:t xml:space="preserve"> </w:t>
       </w:r>
       <w:r>
-        <w:lastRenderedPageBreak/>
-        <w:t xml:space="preserve">NATO’s </w:t>
-      </w:r>
-      <w:r>
-        <w:rPr>
-          <w:i/>
-          <w:iCs/>
-        </w:rPr>
-        <w:t>Exercise Hedgehog</w:t>
-      </w:r>
-      <w:r>
-        <w:t xml:space="preserve"> further demonstrates the disproportionate lethality which skilled UAS operators can generate.</w:t>
-      </w:r>
-      <w:r>
-        <w:rPr>
-          <w:rStyle w:val="FootnoteReference"/>
-        </w:rPr>
-        <w:footnoteReference w:id="13"/>
+        <w:t xml:space="preserve">suggest that integrating drones is easier than adapting </w:t>
+      </w:r>
+      <w:r>
+        <w:t>to the implications of</w:t>
+      </w:r>
+      <w:r>
+        <w:t xml:space="preserve"> persistent observation. The challenge is therefore not acquiring uncrewed </w:t>
+      </w:r>
+      <w:proofErr w:type="gramStart"/>
+      <w:r>
+        <w:t>systems, but</w:t>
+      </w:r>
+      <w:proofErr w:type="gramEnd"/>
+      <w:r>
+        <w:t xml:space="preserve"> redesigning the infantry section around the battlefield they have created.</w:t>
       </w:r>
     </w:p>
+    <w:p/>
     <w:p>
+      <w:pPr>
+        <w:rPr>
+          <w:highlight w:val="yellow"/>
+        </w:rPr>
+      </w:pPr>
+      <w:r>
+        <w:rPr>
+          <w:highlight w:val="yellow"/>
+        </w:rPr>
+        <w:t>Need access to this janes article</w:t>
+      </w:r>
+      <w:r>
+        <w:rPr>
+          <w:highlight w:val="yellow"/>
+        </w:rPr>
+        <w:t xml:space="preserve">: </w:t>
+      </w:r>
       <w:hyperlink r:id="rId8" w:history="1">
         <w:r>
           <w:rPr>
             <w:rStyle w:val="Hyperlink"/>
+            <w:highlight w:val="yellow"/>
           </w:rPr>
           <w:t>https://www.janes.com/defence-intelligence-insights/defence-news/air/french-army-restructures-its-infantry-battalions</w:t>
         </w:r>
@@ -1022,6 +924,21 @@
     </w:p>
     <w:p>
       <w:r>
+        <w:rPr>
+          <w:highlight w:val="yellow"/>
+        </w:rPr>
+        <w:t>n</w:t>
+      </w:r>
+      <w:r>
+        <w:rPr>
+          <w:highlight w:val="yellow"/>
+        </w:rPr>
+        <w:t xml:space="preserve">eed access to this janes article: </w:t>
+      </w:r>
+      <w:r>
+        <w:rPr>
+          <w:highlight w:val="yellow"/>
+        </w:rPr>
         <w:t>https://www.janes.com/defence-intelligence-insights/defence-news/weapons/italian-army-improves-infantry-equipment-restructures-units</w:t>
       </w:r>
     </w:p>
@@ -1030,7 +947,7 @@
         <w:rPr>
           <w:highlight w:val="yellow"/>
         </w:rPr>
-        <w:t>OB: I will reference TM 201 as proof that doctrine hasn’t changed. However, I think I want to cite paragraph 0202 “The fundamental role of the infantry man/woman has changed little over recent centuries: their tasks are still to close with and destroy the enemy or force them to surrender, to seize and hold terrain, to dominate and control close country and finally, to carry out close surveillance”. Then we can say that the first task – their most important – cannot be achieved without substantial review of the doctrine, organisation, training, leadership, materiel,</w:t>
+        <w:t xml:space="preserve"> I will reference TM 201 as proof that doctrine hasn’t changed. However, I think I want to cite paragraph 0202 “The fundamental role of the infantry man/woman has changed little over recent centuries: their tasks are still to close with and destroy the enemy or force them to surrender, to seize and hold terrain, to dominate and control close country and finally, to carry out close surveillance”. Then we can say that the first task – their most important – cannot be achieved without substantial review of the doctrine, organisation, training, leadership, materiel,</w:t>
       </w:r>
       <w:r>
         <w:t xml:space="preserve"> </w:t>
@@ -1054,6 +971,7 @@
           <w:sz w:val="24"/>
           <w:szCs w:val="24"/>
         </w:rPr>
+        <w:lastRenderedPageBreak/>
         <w:t xml:space="preserve">Relative combat power </w:t>
       </w:r>
       <w:r>
@@ -1145,6 +1063,25 @@
           <w:sz w:val="24"/>
           <w:szCs w:val="24"/>
         </w:rPr>
+        <w:footnoteReference w:id="13"/>
+      </w:r>
+      <w:r>
+        <w:rPr>
+          <w:rFonts w:asciiTheme="minorHAnsi" w:eastAsiaTheme="minorHAnsi" w:hAnsiTheme="minorHAnsi" w:cstheme="minorBidi"/>
+          <w:color w:val="auto"/>
+          <w:sz w:val="24"/>
+          <w:szCs w:val="24"/>
+        </w:rPr>
+        <w:t xml:space="preserve"> and the 3:1 heuristic</w:t>
+      </w:r>
+      <w:r>
+        <w:rPr>
+          <w:rStyle w:val="FootnoteReference"/>
+          <w:rFonts w:asciiTheme="minorHAnsi" w:eastAsiaTheme="minorHAnsi" w:hAnsiTheme="minorHAnsi" w:cstheme="minorBidi"/>
+          <w:color w:val="auto"/>
+          <w:sz w:val="24"/>
+          <w:szCs w:val="24"/>
+        </w:rPr>
         <w:footnoteReference w:id="14"/>
       </w:r>
       <w:r>
@@ -1154,25 +1091,6 @@
           <w:sz w:val="24"/>
           <w:szCs w:val="24"/>
         </w:rPr>
-        <w:t xml:space="preserve"> and the 3:1 heuristic</w:t>
-      </w:r>
-      <w:r>
-        <w:rPr>
-          <w:rStyle w:val="FootnoteReference"/>
-          <w:rFonts w:asciiTheme="minorHAnsi" w:eastAsiaTheme="minorHAnsi" w:hAnsiTheme="minorHAnsi" w:cstheme="minorBidi"/>
-          <w:color w:val="auto"/>
-          <w:sz w:val="24"/>
-          <w:szCs w:val="24"/>
-        </w:rPr>
-        <w:footnoteReference w:id="15"/>
-      </w:r>
-      <w:r>
-        <w:rPr>
-          <w:rFonts w:asciiTheme="minorHAnsi" w:eastAsiaTheme="minorHAnsi" w:hAnsiTheme="minorHAnsi" w:cstheme="minorBidi"/>
-          <w:color w:val="auto"/>
-          <w:sz w:val="24"/>
-          <w:szCs w:val="24"/>
-        </w:rPr>
         <w:t xml:space="preserve"> </w:t>
       </w:r>
       <w:r>
@@ -1228,67 +1146,62 @@
           <w:szCs w:val="24"/>
         </w:rPr>
         <w:t>decisive.</w:t>
-      </w:r>
-    </w:p>
-    <w:p/>
-    <w:p>
-      <w:r>
-        <w:fldChar w:fldCharType="begin"/>
-      </w:r>
-      <w:r>
-        <w:instrText xml:space="preserve"> REF _Ref233053446 \h </w:instrText>
-      </w:r>
-      <w:r>
-        <w:fldChar w:fldCharType="separate"/>
-      </w:r>
-      <w:r>
-        <w:t xml:space="preserve">Table </w:t>
-      </w:r>
-      <w:r>
-        <w:rPr>
-          <w:noProof/>
-        </w:rPr>
-        <w:t>1</w:t>
-      </w:r>
-      <w:r>
-        <w:fldChar w:fldCharType="end"/>
-      </w:r>
-      <w:r>
-        <w:t xml:space="preserve"> </w:t>
-      </w:r>
-      <w:r>
-        <w:t xml:space="preserve">shows that FPV-OWADs cannot be dismissed as cheap substitutes for Javelin. The operational comparison is the telling one: defeating an armoured company costs roughly €1.13 million in Javelins, compared with under €85,000 in FPV-OWADs – more than an order of magnitude less for the same task, on assumptions generous to Javelin. Ireland's recent Javelin-only procurement buys 44 missiles; the same budget fields thousands of FPV-OWADs. Javelin remains the higher-confidence kill mechanism, and FPV-OWADs may require several strikes to destroy armour, </w:t>
-      </w:r>
-      <w:r>
-        <w:t xml:space="preserve">but they can immobilise it </w:t>
-      </w:r>
-      <w:r>
-        <w:lastRenderedPageBreak/>
-        <w:t>for follow-on fires and reach more than an order of magnitude further.</w:t>
-      </w:r>
-      <w:r>
-        <w:t xml:space="preserve"> The direction is unambiguous: FPV-OWADs do not replace ATGMs, but they change the defensive arithmetic and can no longer be ignored</w:t>
-      </w:r>
-      <w:r>
-        <w:t>.</w:t>
-      </w:r>
-      <w:r>
-        <w:rPr>
-          <w:rStyle w:val="FootnoteReference"/>
-        </w:rPr>
-        <w:footnoteReference w:id="16"/>
-      </w:r>
-      <w:r>
-        <w:t xml:space="preserve"> </w:t>
-      </w:r>
-      <w:r>
-        <w:rPr>
-          <w:rStyle w:val="FootnoteReference"/>
-        </w:rPr>
-        <w:footnoteReference w:id="17"/>
       </w:r>
     </w:p>
     <w:p>
+      <w:r>
+        <w:fldChar w:fldCharType="begin"/>
+      </w:r>
+      <w:r>
+        <w:instrText xml:space="preserve"> REF _Ref233053446 \h </w:instrText>
+      </w:r>
+      <w:r>
+        <w:fldChar w:fldCharType="separate"/>
+      </w:r>
+      <w:r>
+        <w:t xml:space="preserve">Table </w:t>
+      </w:r>
+      <w:r>
+        <w:rPr>
+          <w:noProof/>
+        </w:rPr>
+        <w:t>1</w:t>
+      </w:r>
+      <w:r>
+        <w:fldChar w:fldCharType="end"/>
+      </w:r>
+      <w:r>
+        <w:t xml:space="preserve"> </w:t>
+      </w:r>
+      <w:r>
+        <w:t xml:space="preserve">shows that FPV-OWADs cannot be dismissed as cheap substitutes for Javelin. The operational comparison is the telling one: defeating an armoured company costs roughly €1.13 million in Javelins, compared with under €85,000 in FPV-OWADs – more than an order of magnitude less for the same task, on assumptions generous to Javelin. Ireland's recent Javelin-only procurement buys 44 missiles; the same budget fields thousands of FPV-OWADs. Javelin remains the higher-confidence kill mechanism, and FPV-OWADs may require several strikes to destroy armour, </w:t>
+      </w:r>
+      <w:r>
+        <w:t>but they can immobilise it for follow-on fires and reach more than an order of magnitude further.</w:t>
+      </w:r>
+      <w:r>
+        <w:t xml:space="preserve"> The direction is unambiguous: FPV-OWADs do not replace ATGMs, but they change the defensive arithmetic and can no longer be ignored</w:t>
+      </w:r>
+      <w:r>
+        <w:t>.</w:t>
+      </w:r>
+      <w:r>
+        <w:rPr>
+          <w:rStyle w:val="FootnoteReference"/>
+        </w:rPr>
+        <w:footnoteReference w:id="15"/>
+      </w:r>
+      <w:r>
+        <w:t xml:space="preserve"> </w:t>
+      </w:r>
+      <w:r>
+        <w:rPr>
+          <w:rStyle w:val="FootnoteReference"/>
+        </w:rPr>
+        <w:footnoteReference w:id="16"/>
+      </w:r>
+    </w:p>
+    <w:p>
       <w:pPr>
         <w:keepNext/>
       </w:pPr>
@@ -1296,6 +1209,7 @@
         <w:rPr>
           <w:noProof/>
         </w:rPr>
+        <w:lastRenderedPageBreak/>
         <w:drawing>
           <wp:inline distT="0" distB="0" distL="0" distR="0" wp14:anchorId="1ED79B76" wp14:editId="6CD40A73">
             <wp:extent cx="5731510" cy="1757045"/>
@@ -1391,27 +1305,7 @@
           <w:sz w:val="24"/>
           <w:szCs w:val="24"/>
         </w:rPr>
-        <w:t xml:space="preserve">Ireland has long treated serious territorial defence as financially unreachable, because credibility was assumed to require conventional mass. </w:t>
-      </w:r>
-      <w:proofErr w:type="spellStart"/>
-      <w:r>
-        <w:rPr>
-          <w:rFonts w:asciiTheme="minorHAnsi" w:eastAsiaTheme="minorHAnsi" w:hAnsiTheme="minorHAnsi" w:cstheme="minorBidi"/>
-          <w:color w:val="auto"/>
-          <w:sz w:val="24"/>
-          <w:szCs w:val="24"/>
-        </w:rPr>
-        <w:t>UxS</w:t>
-      </w:r>
-      <w:proofErr w:type="spellEnd"/>
-      <w:r>
-        <w:rPr>
-          <w:rFonts w:asciiTheme="minorHAnsi" w:eastAsiaTheme="minorHAnsi" w:hAnsiTheme="minorHAnsi" w:cstheme="minorBidi"/>
-          <w:color w:val="auto"/>
-          <w:sz w:val="24"/>
-          <w:szCs w:val="24"/>
-        </w:rPr>
-        <w:t xml:space="preserve"> break that premise: if cheap precision systems can make lodgement, movement and sustainment costly, the constraint shifts from money to organisation. For an island state, any hostile ground force must first arrive by sea or air, concentrating at a predictable point of entry – where exposure is highest and cheap precision strike most punishing.</w:t>
+        <w:t>Ireland has long treated serious territorial defence as financially unreachable, because credibility was assumed to require conventional mass. UxS break that premise: if cheap precision systems can make lodgement, movement and sustainment costly, the constraint shifts from money to organisation. For an island state, any hostile ground force must first arrive by sea or air, concentrating at a predictable point of entry – where exposure is highest and cheap precision strike most punishing.</w:t>
       </w:r>
     </w:p>
     <w:p>
@@ -1450,220 +1344,6 @@
           <w:szCs w:val="24"/>
         </w:rPr>
         <w:t xml:space="preserve"> need only to impose enough delay, attrition and uncertainty that the operation's price climbs past what the aggressor will pay. It does not stop an attack; it makes the attack expensive, slow and uncertain of success. </w:t>
-      </w:r>
-    </w:p>
-    <w:p>
-      <w:pPr>
-        <w:pStyle w:val="NoSpacing"/>
-      </w:pPr>
-      <w:r>
-        <w:t>The recommendations follow directly and cost little to begin. First, adopt the lance-corporal rank: dispersed sections need a commander in each</w:t>
-      </w:r>
-      <w:r>
-        <w:t xml:space="preserve"> and</w:t>
-      </w:r>
-      <w:r>
-        <w:t xml:space="preserve"> the rank structure must catch up to the tactics. Second, experiment properly rather than procure blindly</w:t>
-      </w:r>
-      <w:r>
-        <w:t xml:space="preserve"> — </w:t>
-      </w:r>
-      <w:r>
-        <w:t xml:space="preserve">stand up trial sections at fourteen and fifteen </w:t>
-      </w:r>
-      <w:r>
-        <w:t>soldiers</w:t>
-      </w:r>
-      <w:r>
-        <w:t xml:space="preserve"> (</w:t>
-      </w:r>
-      <w:r>
-        <w:fldChar w:fldCharType="begin"/>
-      </w:r>
-      <w:r>
-        <w:instrText xml:space="preserve"> REF _Ref233060645 \h  \* MERGEFORMAT </w:instrText>
-      </w:r>
-      <w:r>
-        <w:fldChar w:fldCharType="separate"/>
-      </w:r>
-      <w:r>
-        <w:t>Figure 1</w:t>
-      </w:r>
-      <w:r>
-        <w:fldChar w:fldCharType="end"/>
-      </w:r>
-      <w:r>
-        <w:t>)</w:t>
-      </w:r>
-      <w:r>
-        <w:t>, test them</w:t>
-      </w:r>
-      <w:r>
-        <w:t xml:space="preserve"> against realistic drone threats</w:t>
-      </w:r>
-      <w:r>
-        <w:t xml:space="preserve"> and</w:t>
-      </w:r>
-      <w:r>
-        <w:t xml:space="preserve"> let the results, not assumption, settle the establishment</w:t>
-      </w:r>
-      <w:r>
-        <w:t xml:space="preserve">. </w:t>
-      </w:r>
-      <w:r>
-        <w:t xml:space="preserve">Third, write exposure management into doctrine: build signature discipline, drone-halt drills and the sequencing of sensing, electronic warfare and fires into standard operating procedures, syllabi and retraining, with mobile training teams to push the new </w:t>
-      </w:r>
-      <w:r>
-        <w:lastRenderedPageBreak/>
-        <w:t>methods out quickly. None of this requires mass or heavy armour</w:t>
-      </w:r>
-      <w:r>
-        <w:t xml:space="preserve"> and</w:t>
-      </w:r>
-      <w:r>
-        <w:t xml:space="preserve"> none waits on a procurement cycle. The first move is organisational, not financial</w:t>
-      </w:r>
-      <w:r>
-        <w:t xml:space="preserve"> — </w:t>
-      </w:r>
-      <w:r>
-        <w:t>which is precisely why the constraint that stalled Irish defence no longer holds.</w:t>
-      </w:r>
-    </w:p>
-    <w:p>
-      <w:pPr>
-        <w:keepNext/>
-        <w:jc w:val="center"/>
-      </w:pPr>
-      <w:r>
-        <w:rPr>
-          <w:noProof/>
-        </w:rPr>
-        <w:drawing>
-          <wp:inline distT="0" distB="0" distL="0" distR="0" wp14:anchorId="3BA8F21E" wp14:editId="0F6E14AC">
-            <wp:extent cx="2709073" cy="1655277"/>
-            <wp:effectExtent l="0" t="0" r="0" b="2540"/>
-            <wp:docPr id="1944379885" name="Picture 1"/>
-            <wp:cNvGraphicFramePr>
-              <a:graphicFrameLocks xmlns:a="http://schemas.openxmlformats.org/drawingml/2006/main" noChangeAspect="1"/>
-            </wp:cNvGraphicFramePr>
-            <a:graphic xmlns:a="http://schemas.openxmlformats.org/drawingml/2006/main">
-              <a:graphicData uri="http://schemas.openxmlformats.org/drawingml/2006/picture">
-                <pic:pic xmlns:pic="http://schemas.openxmlformats.org/drawingml/2006/picture">
-                  <pic:nvPicPr>
-                    <pic:cNvPr id="1944379885" name=""/>
-                    <pic:cNvPicPr/>
-                  </pic:nvPicPr>
-                  <pic:blipFill>
-                    <a:blip r:embed="rId10"/>
-                    <a:stretch>
-                      <a:fillRect/>
-                    </a:stretch>
-                  </pic:blipFill>
-                  <pic:spPr>
-                    <a:xfrm>
-                      <a:off x="0" y="0"/>
-                      <a:ext cx="2723776" cy="1664261"/>
-                    </a:xfrm>
-                    <a:prstGeom prst="rect">
-                      <a:avLst/>
-                    </a:prstGeom>
-                  </pic:spPr>
-                </pic:pic>
-              </a:graphicData>
-            </a:graphic>
-          </wp:inline>
-        </w:drawing>
-      </w:r>
-      <w:r>
-        <w:rPr>
-          <w:noProof/>
-        </w:rPr>
-        <w:drawing>
-          <wp:inline distT="0" distB="0" distL="0" distR="0" wp14:anchorId="5294252E" wp14:editId="7ABFAEE1">
-            <wp:extent cx="2907102" cy="1736016"/>
-            <wp:effectExtent l="0" t="0" r="7620" b="0"/>
-            <wp:docPr id="1981208126" name="Picture 1"/>
-            <wp:cNvGraphicFramePr>
-              <a:graphicFrameLocks xmlns:a="http://schemas.openxmlformats.org/drawingml/2006/main" noChangeAspect="1"/>
-            </wp:cNvGraphicFramePr>
-            <a:graphic xmlns:a="http://schemas.openxmlformats.org/drawingml/2006/main">
-              <a:graphicData uri="http://schemas.openxmlformats.org/drawingml/2006/picture">
-                <pic:pic xmlns:pic="http://schemas.openxmlformats.org/drawingml/2006/picture">
-                  <pic:nvPicPr>
-                    <pic:cNvPr id="1981208126" name=""/>
-                    <pic:cNvPicPr/>
-                  </pic:nvPicPr>
-                  <pic:blipFill>
-                    <a:blip r:embed="rId11"/>
-                    <a:stretch>
-                      <a:fillRect/>
-                    </a:stretch>
-                  </pic:blipFill>
-                  <pic:spPr>
-                    <a:xfrm>
-                      <a:off x="0" y="0"/>
-                      <a:ext cx="2918337" cy="1742725"/>
-                    </a:xfrm>
-                    <a:prstGeom prst="rect">
-                      <a:avLst/>
-                    </a:prstGeom>
-                  </pic:spPr>
-                </pic:pic>
-              </a:graphicData>
-            </a:graphic>
-          </wp:inline>
-        </w:drawing>
-      </w:r>
-    </w:p>
-    <w:p>
-      <w:pPr>
-        <w:pStyle w:val="Caption"/>
-        <w:jc w:val="center"/>
-      </w:pPr>
-      <w:bookmarkStart w:id="1" w:name="_Ref233060645"/>
-      <w:r>
-        <w:t xml:space="preserve">Figure </w:t>
-      </w:r>
-      <w:r>
-        <w:fldChar w:fldCharType="begin"/>
-      </w:r>
-      <w:r>
-        <w:instrText xml:space="preserve"> SEQ Figure \* ARABIC </w:instrText>
-      </w:r>
-      <w:r>
-        <w:fldChar w:fldCharType="separate"/>
-      </w:r>
-      <w:r>
-        <w:rPr>
-          <w:noProof/>
-        </w:rPr>
-        <w:t>1</w:t>
-      </w:r>
-      <w:r>
-        <w:rPr>
-          <w:noProof/>
-        </w:rPr>
-        <w:fldChar w:fldCharType="end"/>
-      </w:r>
-      <w:bookmarkEnd w:id="1"/>
-      <w:r>
-        <w:t xml:space="preserve">. </w:t>
-      </w:r>
-      <w:r>
-        <w:t xml:space="preserve"> </w:t>
-      </w:r>
-      <w:r>
-        <w:t>Fourteen and f</w:t>
-      </w:r>
-      <w:r>
-        <w:t>ifteen-soldier section</w:t>
-      </w:r>
-      <w:r>
-        <w:t>s</w:t>
-      </w:r>
-      <w:r>
-        <w:t xml:space="preserve"> with organic FPVD, support detachment and separate commander</w:t>
       </w:r>
     </w:p>
     <w:p>
@@ -1697,7 +1377,15 @@
         <w:t xml:space="preserve"> </w:t>
       </w:r>
       <w:r>
-        <w:t xml:space="preserve">it drives lift, sustainment, command and tactical mobility and cannot be dismissed. But it need not come first. The threat defines force protection and force protection drives </w:t>
+        <w:t xml:space="preserve">it drives lift, sustainment, command and tactical mobility and cannot be dismissed. But it need not come first. The threat defines force </w:t>
+      </w:r>
+      <w:proofErr w:type="gramStart"/>
+      <w:r>
+        <w:t>protection</w:t>
+      </w:r>
+      <w:proofErr w:type="gramEnd"/>
+      <w:r>
+        <w:t xml:space="preserve"> and force protection drives </w:t>
       </w:r>
       <w:r>
         <w:t>capability development</w:t>
@@ -1716,344 +1404,6 @@
       </w:r>
       <w:r>
         <w:br w:type="page"/>
-      </w:r>
-    </w:p>
-    <w:p>
-      <w:pPr>
-        <w:pStyle w:val="Heading2"/>
-      </w:pPr>
-      <w:r>
-        <w:lastRenderedPageBreak/>
-        <w:t>Main Body – OB</w:t>
-      </w:r>
-    </w:p>
-    <w:p>
-      <w:r>
-        <w:rPr>
-          <w:b/>
-          <w:bCs/>
-        </w:rPr>
-        <w:t>Main Body – OB (hooks to consider</w:t>
-      </w:r>
-      <w:r>
-        <w:rPr>
-          <w:b/>
-          <w:bCs/>
-        </w:rPr>
-        <w:t xml:space="preserve"> – </w:t>
-      </w:r>
-      <w:r>
-        <w:rPr>
-          <w:b/>
-          <w:bCs/>
-        </w:rPr>
-        <w:t>your own ideas welcome; we'll amend the abstract together)</w:t>
-      </w:r>
-    </w:p>
-    <w:p>
-      <w:r>
-        <w:t xml:space="preserve">Your half answers one question: </w:t>
-      </w:r>
-      <w:r>
-        <w:rPr>
-          <w:i/>
-          <w:iCs/>
-        </w:rPr>
-        <w:t>what must the Irish state and Defence Organisation do to turn the tactical mechanism into a real, credible, neutral, sustainable posture?</w:t>
-      </w:r>
-      <w:r>
-        <w:t xml:space="preserve"> Don't re-explain Ukraine, FPV tactics, section structure, ISR/CUAS/IEDD or cost ratios</w:t>
-      </w:r>
-      <w:r>
-        <w:t xml:space="preserve"> – </w:t>
-      </w:r>
-      <w:r>
-        <w:t>those are established in the first half. Inherit the section</w:t>
-      </w:r>
-      <w:r>
-        <w:t xml:space="preserve"> – </w:t>
-      </w:r>
-      <w:r>
-        <w:t>organic FPV, ISR, CUAS, assault-pioneer IEDD</w:t>
-      </w:r>
-      <w:r>
-        <w:t xml:space="preserve"> – </w:t>
-      </w:r>
-      <w:r>
-        <w:t>as the thing your conditions must own, sustain and communicate.</w:t>
-      </w:r>
-    </w:p>
-    <w:p>
-      <w:r>
-        <w:rPr>
-          <w:b/>
-          <w:bCs/>
-        </w:rPr>
-        <w:t>1. Politically owned.</w:t>
-      </w:r>
-      <w:r>
-        <w:t xml:space="preserve"> What Ireland lacks: a funded political decision that territorial defence is a real task, not an inherited abstraction.</w:t>
-      </w:r>
-    </w:p>
-    <w:p>
-      <w:pPr>
-        <w:numPr>
-          <w:ilvl w:val="0"/>
-          <w:numId w:val="4"/>
-        </w:numPr>
-      </w:pPr>
-      <w:r>
-        <w:t>no national security strategy; Defence Policy Review as partial substitute, not full strategy</w:t>
-      </w:r>
-    </w:p>
-    <w:p>
-      <w:pPr>
-        <w:numPr>
-          <w:ilvl w:val="0"/>
-          <w:numId w:val="4"/>
-        </w:numPr>
-      </w:pPr>
-      <w:r>
-        <w:t>LOA 2 / CODF implementation gap</w:t>
-      </w:r>
-    </w:p>
-    <w:p>
-      <w:pPr>
-        <w:numPr>
-          <w:ilvl w:val="0"/>
-          <w:numId w:val="4"/>
-        </w:numPr>
-      </w:pPr>
-      <w:r>
-        <w:t>the gap between "the DF have a task" and "Government has made a funded choice"</w:t>
-      </w:r>
-    </w:p>
-    <w:p>
-      <w:pPr>
-        <w:numPr>
-          <w:ilvl w:val="0"/>
-          <w:numId w:val="4"/>
-        </w:numPr>
-      </w:pPr>
-      <w:r>
-        <w:t xml:space="preserve">why cheap </w:t>
-      </w:r>
-      <w:proofErr w:type="spellStart"/>
-      <w:r>
-        <w:t>UxS</w:t>
-      </w:r>
-      <w:proofErr w:type="spellEnd"/>
-      <w:r>
-        <w:t xml:space="preserve"> don't remove the need for political prioritisation</w:t>
-      </w:r>
-    </w:p>
-    <w:p>
-      <w:pPr>
-        <w:numPr>
-          <w:ilvl w:val="0"/>
-          <w:numId w:val="4"/>
-        </w:numPr>
-      </w:pPr>
-      <w:r>
-        <w:rPr>
-          <w:i/>
-          <w:iCs/>
-        </w:rPr>
-        <w:t>Line to prove: drone denial is cheap against conventional mass, but still needs ownership because it reallocates doctrine, training, establishments, procurement and public explanation around territorial defence.</w:t>
-      </w:r>
-    </w:p>
-    <w:p>
-      <w:r>
-        <w:rPr>
-          <w:b/>
-          <w:bCs/>
-        </w:rPr>
-        <w:t>2. Neutrality.</w:t>
-      </w:r>
-      <w:r>
-        <w:t xml:space="preserve"> Why drone-centric denial is neutrality-compatible: territorial, defensive, non-expeditionary, no alliance dependency, not punishment, no threat beyond Ireland.</w:t>
-      </w:r>
-    </w:p>
-    <w:p>
-      <w:pPr>
-        <w:numPr>
-          <w:ilvl w:val="0"/>
-          <w:numId w:val="5"/>
-        </w:numPr>
-      </w:pPr>
-      <w:r>
-        <w:t>distinguish it from NATO forward defence, nuclear deterrence, punishment, militarised adventurism</w:t>
-      </w:r>
-    </w:p>
-    <w:p>
-      <w:pPr>
-        <w:numPr>
-          <w:ilvl w:val="0"/>
-          <w:numId w:val="5"/>
-        </w:numPr>
-      </w:pPr>
-      <w:r>
-        <w:t>the affirmative claim: the credible ability to make unauthorised lodgement, movement and sustainment on Irish territory slow, costly and uncertain</w:t>
-      </w:r>
-    </w:p>
-    <w:p>
-      <w:pPr>
-        <w:numPr>
-          <w:ilvl w:val="0"/>
-          <w:numId w:val="5"/>
-        </w:numPr>
-      </w:pPr>
-      <w:r>
-        <w:t xml:space="preserve">where EU/EDA/PfP </w:t>
-      </w:r>
-      <w:r>
-        <w:rPr>
-          <w:i/>
-          <w:iCs/>
-        </w:rPr>
-        <w:t>resource</w:t>
-      </w:r>
-      <w:r>
-        <w:t xml:space="preserve"> the posture without compromising neutrality</w:t>
-      </w:r>
-    </w:p>
-    <w:p>
-      <w:r>
-        <w:rPr>
-          <w:b/>
-          <w:bCs/>
-        </w:rPr>
-        <w:t>3. Clearly communicated</w:t>
-      </w:r>
-      <w:r>
-        <w:t xml:space="preserve"> – </w:t>
-      </w:r>
-      <w:r>
-        <w:t xml:space="preserve">keep distinct from neutrality. Neutrality is legibility to </w:t>
-      </w:r>
-      <w:r>
-        <w:rPr>
-          <w:i/>
-          <w:iCs/>
-        </w:rPr>
-        <w:t>friendly</w:t>
-      </w:r>
-      <w:r>
-        <w:t xml:space="preserve"> audiences; communication is also signalling to the </w:t>
-      </w:r>
-      <w:r>
-        <w:rPr>
-          <w:i/>
-          <w:iCs/>
-        </w:rPr>
-        <w:t>adversary's staff</w:t>
-      </w:r>
-      <w:r>
-        <w:t>. Both needed.</w:t>
-      </w:r>
-    </w:p>
-    <w:p>
-      <w:pPr>
-        <w:numPr>
-          <w:ilvl w:val="0"/>
-          <w:numId w:val="6"/>
-        </w:numPr>
-      </w:pPr>
-      <w:r>
-        <w:t>policy language, exercises, doctrine, procurement visibility, public explanation, EU engagement</w:t>
-      </w:r>
-    </w:p>
-    <w:p>
-      <w:pPr>
-        <w:numPr>
-          <w:ilvl w:val="0"/>
-          <w:numId w:val="6"/>
-        </w:numPr>
-      </w:pPr>
-      <w:r>
-        <w:t>how Ireland says this without sounding escalatory or ridiculous</w:t>
-      </w:r>
-    </w:p>
-    <w:p>
-      <w:r>
-        <w:rPr>
-          <w:b/>
-          <w:bCs/>
-        </w:rPr>
-        <w:t>4. Institutionally sustained.</w:t>
-      </w:r>
-      <w:r>
-        <w:t xml:space="preserve"> A posture only deters if it survives first contact.</w:t>
-      </w:r>
-    </w:p>
-    <w:p>
-      <w:pPr>
-        <w:numPr>
-          <w:ilvl w:val="0"/>
-          <w:numId w:val="7"/>
-        </w:numPr>
-      </w:pPr>
-      <w:r>
-        <w:lastRenderedPageBreak/>
-        <w:t>stock depth, batteries, spares, repair, replacement; EW adaptation; training pipelines; standing experimentation; procurement agility; sovereign/EU supply-chain resilience; doctrinal ownership in the DF</w:t>
-      </w:r>
-    </w:p>
-    <w:p>
-      <w:pPr>
-        <w:numPr>
-          <w:ilvl w:val="0"/>
-          <w:numId w:val="7"/>
-        </w:numPr>
-      </w:pPr>
-      <w:r>
-        <w:rPr>
-          <w:i/>
-          <w:iCs/>
-        </w:rPr>
-        <w:t>branch laydown (infantry / ordnance / CIS / engineers / artillery / cross-branch)</w:t>
-      </w:r>
-      <w:r>
-        <w:rPr>
-          <w:i/>
-          <w:iCs/>
-        </w:rPr>
-        <w:t xml:space="preserve"> – </w:t>
-      </w:r>
-      <w:r>
-        <w:rPr>
-          <w:i/>
-          <w:iCs/>
-        </w:rPr>
-        <w:t>inherit the echelon findings already in the first half; don't relitigate them</w:t>
-      </w:r>
-    </w:p>
-    <w:p>
-      <w:pPr>
-        <w:numPr>
-          <w:ilvl w:val="0"/>
-          <w:numId w:val="7"/>
-        </w:numPr>
-      </w:pPr>
-      <w:r>
-        <w:rPr>
-          <w:i/>
-          <w:iCs/>
-        </w:rPr>
-        <w:t>Line to prove: cheap systems create the opportunity; institutions create the deterrent.</w:t>
-      </w:r>
-    </w:p>
-    <w:p/>
-    <w:p>
-      <w:pPr>
-        <w:pStyle w:val="Heading2"/>
-      </w:pPr>
-      <w:r>
-        <w:t>Conclusion</w:t>
-      </w:r>
-    </w:p>
-    <w:p>
-      <w:r>
-        <w:t>[]</w:t>
       </w:r>
     </w:p>
     <w:sectPr>
@@ -2195,31 +1545,7 @@
         <w:footnoteRef/>
       </w:r>
       <w:r>
-        <w:t xml:space="preserve"> </w:t>
-      </w:r>
-      <w:proofErr w:type="spellStart"/>
-      <w:r>
-        <w:t>Statsministeriet</w:t>
-      </w:r>
-      <w:proofErr w:type="spellEnd"/>
-      <w:r>
-        <w:t xml:space="preserve"> (2026). </w:t>
-      </w:r>
-      <w:proofErr w:type="spellStart"/>
-      <w:r>
-        <w:t>Fællesudtalelse</w:t>
-      </w:r>
-      <w:proofErr w:type="spellEnd"/>
-      <w:r>
-        <w:t xml:space="preserve"> om </w:t>
-      </w:r>
-      <w:proofErr w:type="spellStart"/>
-      <w:r>
-        <w:t>Grønland</w:t>
-      </w:r>
-      <w:proofErr w:type="spellEnd"/>
-      <w:r>
-        <w:t xml:space="preserve"> [online]. Available at: https://s</w:t>
+        <w:t xml:space="preserve"> Statsministeriet (2026). Fællesudtalelse om Grønland [online]. Available at: https://s</w:t>
       </w:r>
     </w:p>
     <w:p>
@@ -2442,29 +1768,75 @@
         <w:t xml:space="preserve"> </w:t>
       </w:r>
       <w:r>
-        <w:t xml:space="preserve">Spencer, J. </w:t>
+        <w:t>Joret, G. “What Specialization of the Infantry in Armored Combat Operations?”, Fantassins, no. 52, Spring–Summer 2024, pp. 125–130, pp. 129–130; Bouffard, J. “The Infantry Regiment Model 2030”, Fantassins, no. 52, Spring–Summer 2024, pp. 15–20, p. 18.</w:t>
+      </w:r>
+    </w:p>
+  </w:footnote>
+  <w:footnote w:id="11">
+    <w:p>
+      <w:pPr>
+        <w:pStyle w:val="FootnoteText"/>
+      </w:pPr>
+      <w:r>
+        <w:rPr>
+          <w:rStyle w:val="FootnoteReference"/>
+        </w:rPr>
+        <w:footnoteRef/>
+      </w:r>
+      <w:r>
+        <w:t xml:space="preserve"> </w:t>
+      </w:r>
+      <w:r>
+        <w:t xml:space="preserve">UK Ministry of Defence and Defence Science and Technology Laboratory. </w:t>
       </w:r>
       <w:r>
         <w:rPr>
           <w:i/>
           <w:iCs/>
         </w:rPr>
-        <w:t>Creating a Unit Optimized for Urban Warfare</w:t>
-      </w:r>
-      <w:r>
-        <w:t xml:space="preserve">. </w:t>
+        <w:t>British Army Experiments with Dstl Study on Urban Combat</w:t>
+      </w:r>
+      <w:r>
+        <w:t xml:space="preserve">. GOV.UK News Story, 30 March 2023. Available at: </w:t>
+      </w:r>
+      <w:hyperlink r:id="rId5" w:history="1">
+        <w:r>
+          <w:rPr>
+            <w:rStyle w:val="Hyperlink"/>
+          </w:rPr>
+          <w:t>https://www.gov.uk/government/news/british-army-experiments-with-dstl-study-on-urban-combat</w:t>
+        </w:r>
+      </w:hyperlink>
+      <w:r>
+        <w:t xml:space="preserve"> (accessed 22 June 2026)</w:t>
+      </w:r>
+      <w:r>
+        <w:t xml:space="preserve">; </w:t>
+      </w:r>
+      <w:r>
+        <w:t xml:space="preserve">Spencer, J. </w:t>
       </w:r>
       <w:r>
         <w:rPr>
           <w:i/>
           <w:iCs/>
         </w:rPr>
+        <w:t>Creating a Unit Optimized for Urban Warfare</w:t>
+      </w:r>
+      <w:r>
+        <w:t xml:space="preserve">. </w:t>
+      </w:r>
+      <w:r>
+        <w:rPr>
+          <w:i/>
+          <w:iCs/>
+        </w:rPr>
         <w:t>Modern War Institute at West Point</w:t>
       </w:r>
       <w:r>
         <w:t xml:space="preserve">, 18 August 2023. Available at: </w:t>
       </w:r>
-      <w:hyperlink r:id="rId5" w:history="1">
+      <w:hyperlink r:id="rId6" w:history="1">
         <w:r>
           <w:rPr>
             <w:rStyle w:val="Hyperlink"/>
@@ -2477,7 +1849,7 @@
       </w:r>
     </w:p>
   </w:footnote>
-  <w:footnote w:id="11">
+  <w:footnote w:id="12">
     <w:p>
       <w:pPr>
         <w:pStyle w:val="FootnoteText"/>
@@ -2492,52 +1864,35 @@
         <w:t xml:space="preserve"> </w:t>
       </w:r>
       <w:r>
-        <w:t xml:space="preserve">Ministère des </w:t>
-      </w:r>
-      <w:proofErr w:type="spellStart"/>
-      <w:r>
-        <w:t>Armées</w:t>
-      </w:r>
-      <w:proofErr w:type="spellEnd"/>
-      <w:r>
-        <w:t xml:space="preserve">. </w:t>
-      </w:r>
-      <w:proofErr w:type="spellStart"/>
+        <w:t xml:space="preserve">Ministère des Armées. </w:t>
+      </w:r>
       <w:r>
         <w:rPr>
           <w:i/>
           <w:iCs/>
         </w:rPr>
-        <w:t>Gévaudan</w:t>
-      </w:r>
-      <w:proofErr w:type="spellEnd"/>
+        <w:t xml:space="preserve">Gévaudan </w:t>
+      </w:r>
+      <w:proofErr w:type="gramStart"/>
       <w:r>
         <w:rPr>
           <w:i/>
           <w:iCs/>
         </w:rPr>
-        <w:t xml:space="preserve"> 26 : Les </w:t>
-      </w:r>
-      <w:proofErr w:type="spellStart"/>
+        <w:t>26 :</w:t>
+      </w:r>
+      <w:proofErr w:type="gramEnd"/>
       <w:r>
         <w:rPr>
           <w:i/>
           <w:iCs/>
         </w:rPr>
-        <w:t>Légionnaires</w:t>
-      </w:r>
-      <w:proofErr w:type="spellEnd"/>
-      <w:r>
-        <w:rPr>
-          <w:i/>
-          <w:iCs/>
-        </w:rPr>
-        <w:t xml:space="preserve"> au Combat</w:t>
+        <w:t xml:space="preserve"> Les Légionnaires au Combat</w:t>
       </w:r>
       <w:r>
         <w:t xml:space="preserve">. 25 February 2026. Available at: </w:t>
       </w:r>
-      <w:hyperlink r:id="rId6" w:tgtFrame="_new" w:history="1">
+      <w:hyperlink r:id="rId7" w:tgtFrame="_new" w:history="1">
         <w:r>
           <w:rPr>
             <w:rStyle w:val="Hyperlink"/>
@@ -2546,23 +1901,10 @@
         </w:r>
       </w:hyperlink>
       <w:r>
-        <w:t xml:space="preserve"> (accessed 1 April 2026).</w:t>
-      </w:r>
-    </w:p>
-  </w:footnote>
-  <w:footnote w:id="12">
-    <w:p>
-      <w:pPr>
-        <w:pStyle w:val="FootnoteText"/>
-      </w:pPr>
-      <w:r>
-        <w:rPr>
-          <w:rStyle w:val="FootnoteReference"/>
-        </w:rPr>
-        <w:footnoteRef/>
-      </w:r>
-      <w:r>
-        <w:t xml:space="preserve"> </w:t>
+        <w:t xml:space="preserve"> (accessed 1 April 2026)</w:t>
+      </w:r>
+      <w:r>
+        <w:t xml:space="preserve">; </w:t>
       </w:r>
       <w:r>
         <w:t xml:space="preserve">TF1 INFO. </w:t>
@@ -2574,58 +1916,26 @@
         </w:rPr>
         <w:t xml:space="preserve">Légion </w:t>
       </w:r>
-      <w:proofErr w:type="spellStart"/>
+      <w:proofErr w:type="gramStart"/>
       <w:r>
         <w:rPr>
           <w:i/>
           <w:iCs/>
         </w:rPr>
-        <w:t>étrangère</w:t>
-      </w:r>
-      <w:proofErr w:type="spellEnd"/>
+        <w:t>étrangère :</w:t>
+      </w:r>
+      <w:proofErr w:type="gramEnd"/>
       <w:r>
         <w:rPr>
           <w:i/>
           <w:iCs/>
         </w:rPr>
-        <w:t xml:space="preserve"> : Au Coeur d'un </w:t>
-      </w:r>
-      <w:proofErr w:type="spellStart"/>
-      <w:r>
-        <w:rPr>
-          <w:i/>
-          <w:iCs/>
-        </w:rPr>
-        <w:t>Entraînement</w:t>
-      </w:r>
-      <w:proofErr w:type="spellEnd"/>
-      <w:r>
-        <w:rPr>
-          <w:i/>
-          <w:iCs/>
-        </w:rPr>
-        <w:t xml:space="preserve"> Plus Vrai </w:t>
-      </w:r>
-      <w:proofErr w:type="spellStart"/>
-      <w:r>
-        <w:rPr>
-          <w:i/>
-          <w:iCs/>
-        </w:rPr>
-        <w:t>que</w:t>
-      </w:r>
-      <w:proofErr w:type="spellEnd"/>
-      <w:r>
-        <w:rPr>
-          <w:i/>
-          <w:iCs/>
-        </w:rPr>
-        <w:t xml:space="preserve"> Nature</w:t>
+        <w:t xml:space="preserve"> Au Coeur d'un Entraînement Plus Vrai que Nature</w:t>
       </w:r>
       <w:r>
         <w:t xml:space="preserve">. YouTube video, 21 February 2026. Available at: </w:t>
       </w:r>
-      <w:hyperlink r:id="rId7" w:tgtFrame="_new" w:history="1">
+      <w:hyperlink r:id="rId8" w:tgtFrame="_new" w:history="1">
         <w:r>
           <w:rPr>
             <w:rStyle w:val="Hyperlink"/>
@@ -2634,23 +1944,10 @@
         </w:r>
       </w:hyperlink>
       <w:r>
-        <w:t xml:space="preserve"> (accessed 1 April 2026).</w:t>
-      </w:r>
-    </w:p>
-  </w:footnote>
-  <w:footnote w:id="13">
-    <w:p>
-      <w:pPr>
-        <w:pStyle w:val="FootnoteText"/>
-      </w:pPr>
-      <w:r>
-        <w:rPr>
-          <w:rStyle w:val="FootnoteReference"/>
-        </w:rPr>
-        <w:footnoteRef/>
-      </w:r>
-      <w:r>
-        <w:t xml:space="preserve"> </w:t>
+        <w:t xml:space="preserve"> (accessed 1 April 2026)</w:t>
+      </w:r>
+      <w:r>
+        <w:t xml:space="preserve">; </w:t>
       </w:r>
       <w:r>
         <w:t xml:space="preserve">Melchior, J. K. </w:t>
@@ -2675,7 +1972,7 @@
       <w:r>
         <w:t xml:space="preserve">, 2020. Available at: </w:t>
       </w:r>
-      <w:hyperlink r:id="rId8" w:tgtFrame="_new" w:history="1">
+      <w:hyperlink r:id="rId9" w:tgtFrame="_new" w:history="1">
         <w:r>
           <w:rPr>
             <w:rStyle w:val="Hyperlink"/>
@@ -2688,6 +1985,35 @@
       </w:r>
     </w:p>
   </w:footnote>
+  <w:footnote w:id="13">
+    <w:p>
+      <w:pPr>
+        <w:pStyle w:val="FootnoteText"/>
+      </w:pPr>
+      <w:r>
+        <w:rPr>
+          <w:rStyle w:val="FootnoteReference"/>
+        </w:rPr>
+        <w:footnoteRef/>
+      </w:r>
+      <w:r>
+        <w:t xml:space="preserve"> </w:t>
+      </w:r>
+      <w:r>
+        <w:t xml:space="preserve">Lanchester, F. W. </w:t>
+      </w:r>
+      <w:r>
+        <w:rPr>
+          <w:i/>
+          <w:iCs/>
+        </w:rPr>
+        <w:t>Aircraft in Warfare: The Dawn of the Fourth Arm</w:t>
+      </w:r>
+      <w:r>
+        <w:t>. London: Constable and Company Limited, 1916.</w:t>
+      </w:r>
+    </w:p>
+  </w:footnote>
   <w:footnote w:id="14">
     <w:p>
       <w:pPr>
@@ -2703,58 +2029,29 @@
         <w:t xml:space="preserve"> </w:t>
       </w:r>
       <w:r>
-        <w:t xml:space="preserve">Lanchester, F. W. </w:t>
+        <w:t xml:space="preserve">Mearsheimer, J. J. </w:t>
       </w:r>
       <w:r>
         <w:rPr>
           <w:i/>
           <w:iCs/>
         </w:rPr>
-        <w:t>Aircraft in Warfare: The Dawn of the Fourth Arm</w:t>
-      </w:r>
-      <w:r>
-        <w:t>. London: Constable and Company Limited, 1916.</w:t>
-      </w:r>
-    </w:p>
-  </w:footnote>
-  <w:footnote w:id="15">
-    <w:p>
-      <w:pPr>
-        <w:pStyle w:val="FootnoteText"/>
-      </w:pPr>
-      <w:r>
-        <w:rPr>
-          <w:rStyle w:val="FootnoteReference"/>
-        </w:rPr>
-        <w:footnoteRef/>
-      </w:r>
-      <w:r>
-        <w:t xml:space="preserve"> </w:t>
-      </w:r>
-      <w:r>
-        <w:t xml:space="preserve">Mearsheimer, J. J. </w:t>
+        <w:t>Assessing the Conventional Balance: The 3:1 Rule and Its Critics</w:t>
+      </w:r>
+      <w:r>
+        <w:t xml:space="preserve">. </w:t>
       </w:r>
       <w:r>
         <w:rPr>
           <w:i/>
           <w:iCs/>
         </w:rPr>
-        <w:t>Assessing the Conventional Balance: The 3:1 Rule and Its Critics</w:t>
-      </w:r>
-      <w:r>
-        <w:t xml:space="preserve">. </w:t>
-      </w:r>
-      <w:r>
-        <w:rPr>
-          <w:i/>
-          <w:iCs/>
-        </w:rPr>
         <w:t>International Security</w:t>
       </w:r>
       <w:r>
         <w:t xml:space="preserve">, 13(4), 1989, pp. 54–89. Available at: </w:t>
       </w:r>
-      <w:hyperlink r:id="rId9" w:tgtFrame="_new" w:history="1">
+      <w:hyperlink r:id="rId10" w:tgtFrame="_new" w:history="1">
         <w:r>
           <w:rPr>
             <w:rStyle w:val="Hyperlink"/>
@@ -2767,6 +2064,35 @@
       </w:r>
     </w:p>
   </w:footnote>
+  <w:footnote w:id="15">
+    <w:p>
+      <w:pPr>
+        <w:pStyle w:val="FootnoteText"/>
+      </w:pPr>
+      <w:r>
+        <w:rPr>
+          <w:rStyle w:val="FootnoteReference"/>
+        </w:rPr>
+        <w:footnoteRef/>
+      </w:r>
+      <w:r>
+        <w:t xml:space="preserve"> </w:t>
+      </w:r>
+      <w:r>
+        <w:t xml:space="preserve">Beatty, A. </w:t>
+      </w:r>
+      <w:r>
+        <w:rPr>
+          <w:i/>
+          <w:iCs/>
+        </w:rPr>
+        <w:t>Movement as Exposure: Uncrewed Systems and the Transformation of Light Infantry Tactics: From Tactical Adaptation to Force Design and Deterrence-by-Denial in a Small State Context</w:t>
+      </w:r>
+      <w:r>
+        <w:t>. MA thesis, Maynooth University, 2026. Available from the Defence Forces Library.</w:t>
+      </w:r>
+    </w:p>
+  </w:footnote>
   <w:footnote w:id="16">
     <w:p>
       <w:pPr>
@@ -2782,75 +2108,46 @@
         <w:t xml:space="preserve"> </w:t>
       </w:r>
       <w:r>
-        <w:t xml:space="preserve">Beatty, A. </w:t>
+        <w:t xml:space="preserve">The salvo column estimates the number and cost of effectors required to defeat an armoured company. </w:t>
+      </w:r>
+      <w:r>
+        <w:t>Effect is normalised to delivered shaped-charge mass, not raw payload:</w:t>
+      </w:r>
+      <w:r>
+        <w:t xml:space="preserve"> </w:t>
+      </w:r>
+      <w:r>
+        <w:t>OWADs are calculated against the 100</w:t>
+      </w:r>
+      <w:r>
+        <w:t>-</w:t>
+      </w:r>
+      <w:r>
+        <w:t>k</w:t>
+      </w:r>
+      <w:r>
+        <w:t>ilogram</w:t>
+      </w:r>
+      <w:r>
+        <w:t xml:space="preserve"> shaped-charge requirement in Bronk and Watling; Javelin is calculated as six missiles at assumed 100 percent kill probability against the 40–60 per cent immobilisation threshold – an assumption</w:t>
+      </w:r>
+      <w:r>
+        <w:t xml:space="preserve"> which</w:t>
+      </w:r>
+      <w:r>
+        <w:t xml:space="preserve"> flatters Javelin and therefore understates the drone advantage. Bronk, J. and Watling, J. </w:t>
       </w:r>
       <w:r>
         <w:rPr>
           <w:i/>
           <w:iCs/>
         </w:rPr>
-        <w:t>Movement as Exposure: Uncrewed Systems and the Transformation of Light Infantry Tactics: From Tactical Adaptation to Force Design and Deterrence-by-Denial in a Small State Context</w:t>
-      </w:r>
-      <w:r>
-        <w:t>. MA thesis, Maynooth University, 2026. Available from the Defence Forces Library.</w:t>
-      </w:r>
-    </w:p>
-  </w:footnote>
-  <w:footnote w:id="17">
-    <w:p>
-      <w:pPr>
-        <w:pStyle w:val="FootnoteText"/>
-      </w:pPr>
-      <w:r>
-        <w:rPr>
-          <w:rStyle w:val="FootnoteReference"/>
-        </w:rPr>
-        <w:footnoteRef/>
-      </w:r>
-      <w:r>
-        <w:t xml:space="preserve"> </w:t>
-      </w:r>
-      <w:r>
-        <w:t xml:space="preserve">The salvo column estimates the number and cost of effectors required to defeat an armoured company. </w:t>
-      </w:r>
-      <w:r>
-        <w:t>Effect is normalised to delivered shaped-charge mass, not raw payload:</w:t>
-      </w:r>
-      <w:r>
-        <w:t xml:space="preserve"> </w:t>
-      </w:r>
-      <w:r>
-        <w:t>OWADs are calculated against the 100</w:t>
-      </w:r>
-      <w:r>
-        <w:t>-</w:t>
-      </w:r>
-      <w:r>
-        <w:t>k</w:t>
-      </w:r>
-      <w:r>
-        <w:t>ilogram</w:t>
-      </w:r>
-      <w:r>
-        <w:t xml:space="preserve"> shaped-charge requirement in Bronk and Watling; Javelin is calculated as six missiles at assumed 100 percent kill probability against the 40–60 per cent immobilisation threshold – an assumption</w:t>
-      </w:r>
-      <w:r>
-        <w:t xml:space="preserve"> which</w:t>
-      </w:r>
-      <w:r>
-        <w:t xml:space="preserve"> flatters Javelin and therefore understates the drone advantage. Bronk, J. and Watling, J. </w:t>
-      </w:r>
-      <w:r>
-        <w:rPr>
-          <w:i/>
-          <w:iCs/>
-        </w:rPr>
         <w:t>Mass Precision Strike: Designing UAV Complexes for Land Forces</w:t>
       </w:r>
       <w:r>
         <w:t xml:space="preserve">. London: Royal United Services Institute for Defence and Security Studies, 2024. Available at: </w:t>
       </w:r>
-      <w:hyperlink r:id="rId10" w:history="1">
+      <w:hyperlink r:id="rId11" w:history="1">
         <w:r>
           <w:rPr>
             <w:rStyle w:val="Hyperlink"/>

--- a/Essays/DF_Review_Article_Adams_Part.docx
+++ b/Essays/DF_Review_Article_Adams_Part.docx
@@ -36,7 +36,164 @@
           <w:sz w:val="24"/>
           <w:szCs w:val="24"/>
         </w:rPr>
-        <w:t>Land warfare now turns on exposure: who is observed, when and how fast that observation becomes fire. Cheap sensors and democratised precision strike have collapsed the interval between being seen and being hit, changing what movement costs. Manoeuvre has not been abolished, but its price has risen sharply: it survives only in the windows that sensing, concealment, electronic warfare and fires can briefly open. For Ireland, the question is whether a small force can turn that exposure problem into defensive cost.</w:t>
+        <w:t>Land warfare now turns on exposure: who is observed, when and how fast that observation becomes fire</w:t>
+      </w:r>
+      <w:r>
+        <w:rPr>
+          <w:rFonts w:asciiTheme="minorHAnsi" w:eastAsiaTheme="minorHAnsi" w:hAnsiTheme="minorHAnsi" w:cstheme="minorBidi"/>
+          <w:color w:val="auto"/>
+          <w:sz w:val="24"/>
+          <w:szCs w:val="24"/>
+        </w:rPr>
+        <w:t>.</w:t>
+      </w:r>
+      <w:r>
+        <w:rPr>
+          <w:rStyle w:val="EndnoteReference"/>
+          <w:rFonts w:asciiTheme="minorHAnsi" w:eastAsiaTheme="minorHAnsi" w:hAnsiTheme="minorHAnsi" w:cstheme="minorBidi"/>
+          <w:color w:val="auto"/>
+          <w:sz w:val="24"/>
+          <w:szCs w:val="24"/>
+        </w:rPr>
+        <w:endnoteReference w:id="1"/>
+      </w:r>
+      <w:r>
+        <w:rPr>
+          <w:rFonts w:asciiTheme="minorHAnsi" w:eastAsiaTheme="minorHAnsi" w:hAnsiTheme="minorHAnsi" w:cstheme="minorBidi"/>
+          <w:color w:val="auto"/>
+          <w:sz w:val="24"/>
+          <w:szCs w:val="24"/>
+        </w:rPr>
+        <w:t xml:space="preserve"> Cheap sensors and democratised precision strike have collapsed the interval between being seen and being hit, changing what movement costs</w:t>
+      </w:r>
+      <w:r>
+        <w:rPr>
+          <w:rStyle w:val="EndnoteReference"/>
+          <w:rFonts w:asciiTheme="minorHAnsi" w:eastAsiaTheme="minorHAnsi" w:hAnsiTheme="minorHAnsi" w:cstheme="minorBidi"/>
+          <w:color w:val="auto"/>
+          <w:sz w:val="24"/>
+          <w:szCs w:val="24"/>
+        </w:rPr>
+        <w:endnoteReference w:id="2"/>
+      </w:r>
+      <w:r>
+        <w:rPr>
+          <w:rFonts w:asciiTheme="minorHAnsi" w:eastAsiaTheme="minorHAnsi" w:hAnsiTheme="minorHAnsi" w:cstheme="minorBidi"/>
+          <w:color w:val="auto"/>
+          <w:sz w:val="24"/>
+          <w:szCs w:val="24"/>
+        </w:rPr>
+        <w:t xml:space="preserve">. </w:t>
+      </w:r>
+      <w:r>
+        <w:rPr>
+          <w:rFonts w:asciiTheme="minorHAnsi" w:eastAsiaTheme="minorHAnsi" w:hAnsiTheme="minorHAnsi" w:cstheme="minorBidi"/>
+          <w:color w:val="auto"/>
+          <w:sz w:val="24"/>
+          <w:szCs w:val="24"/>
+        </w:rPr>
+        <w:t>Scholars divide between those who</w:t>
+      </w:r>
+      <w:r>
+        <w:rPr>
+          <w:rFonts w:asciiTheme="minorHAnsi" w:eastAsiaTheme="minorHAnsi" w:hAnsiTheme="minorHAnsi" w:cstheme="minorBidi"/>
+          <w:color w:val="auto"/>
+          <w:sz w:val="24"/>
+          <w:szCs w:val="24"/>
+        </w:rPr>
+        <w:t xml:space="preserve"> ask whether </w:t>
+      </w:r>
+      <w:r>
+        <w:rPr>
+          <w:rFonts w:asciiTheme="minorHAnsi" w:eastAsiaTheme="minorHAnsi" w:hAnsiTheme="minorHAnsi" w:cstheme="minorBidi"/>
+          <w:color w:val="auto"/>
+          <w:sz w:val="24"/>
+          <w:szCs w:val="24"/>
+        </w:rPr>
+        <w:t>manoeuvre is “dead”</w:t>
+      </w:r>
+      <w:r>
+        <w:rPr>
+          <w:rStyle w:val="EndnoteReference"/>
+          <w:rFonts w:asciiTheme="minorHAnsi" w:eastAsiaTheme="minorHAnsi" w:hAnsiTheme="minorHAnsi" w:cstheme="minorBidi"/>
+          <w:color w:val="auto"/>
+          <w:sz w:val="24"/>
+          <w:szCs w:val="24"/>
+        </w:rPr>
+        <w:endnoteReference w:id="3"/>
+      </w:r>
+      <w:r>
+        <w:rPr>
+          <w:rFonts w:asciiTheme="minorHAnsi" w:eastAsiaTheme="minorHAnsi" w:hAnsiTheme="minorHAnsi" w:cstheme="minorBidi"/>
+          <w:color w:val="auto"/>
+          <w:sz w:val="24"/>
+          <w:szCs w:val="24"/>
+        </w:rPr>
+        <w:t xml:space="preserve"> </w:t>
+      </w:r>
+      <w:r>
+        <w:rPr>
+          <w:rFonts w:asciiTheme="minorHAnsi" w:eastAsiaTheme="minorHAnsi" w:hAnsiTheme="minorHAnsi" w:cstheme="minorBidi"/>
+          <w:color w:val="auto"/>
+          <w:sz w:val="24"/>
+          <w:szCs w:val="24"/>
+        </w:rPr>
+        <w:t xml:space="preserve">and </w:t>
+      </w:r>
+      <w:r>
+        <w:rPr>
+          <w:rFonts w:asciiTheme="minorHAnsi" w:eastAsiaTheme="minorHAnsi" w:hAnsiTheme="minorHAnsi" w:cstheme="minorBidi"/>
+          <w:color w:val="auto"/>
+          <w:sz w:val="24"/>
+          <w:szCs w:val="24"/>
+        </w:rPr>
+        <w:t>those who argue that it must adapt to survive</w:t>
+      </w:r>
+      <w:r>
+        <w:rPr>
+          <w:rFonts w:asciiTheme="minorHAnsi" w:eastAsiaTheme="minorHAnsi" w:hAnsiTheme="minorHAnsi" w:cstheme="minorBidi"/>
+          <w:color w:val="auto"/>
+          <w:sz w:val="24"/>
+          <w:szCs w:val="24"/>
+        </w:rPr>
+        <w:t>.</w:t>
+      </w:r>
+      <w:r>
+        <w:rPr>
+          <w:rStyle w:val="EndnoteReference"/>
+          <w:rFonts w:asciiTheme="minorHAnsi" w:eastAsiaTheme="minorHAnsi" w:hAnsiTheme="minorHAnsi" w:cstheme="minorBidi"/>
+          <w:color w:val="auto"/>
+          <w:sz w:val="24"/>
+          <w:szCs w:val="24"/>
+        </w:rPr>
+        <w:endnoteReference w:id="4"/>
+      </w:r>
+      <w:r>
+        <w:rPr>
+          <w:rFonts w:asciiTheme="minorHAnsi" w:eastAsiaTheme="minorHAnsi" w:hAnsiTheme="minorHAnsi" w:cstheme="minorBidi"/>
+          <w:color w:val="auto"/>
+          <w:sz w:val="24"/>
+          <w:szCs w:val="24"/>
+        </w:rPr>
+        <w:t xml:space="preserve"> </w:t>
+      </w:r>
+      <w:r>
+        <w:rPr>
+          <w:rFonts w:asciiTheme="minorHAnsi" w:eastAsiaTheme="minorHAnsi" w:hAnsiTheme="minorHAnsi" w:cstheme="minorBidi"/>
+          <w:color w:val="auto"/>
+          <w:sz w:val="24"/>
+          <w:szCs w:val="24"/>
+        </w:rPr>
+        <w:t xml:space="preserve">What is clear is that its price has risen sharply: manoeuvre survives only in the windows that sensing, concealment, electronic warfare and fires can briefly open. </w:t>
+      </w:r>
+      <w:r>
+        <w:rPr>
+          <w:rFonts w:asciiTheme="minorHAnsi" w:eastAsiaTheme="minorHAnsi" w:hAnsiTheme="minorHAnsi" w:cstheme="minorBidi"/>
+          <w:color w:val="auto"/>
+          <w:sz w:val="24"/>
+          <w:szCs w:val="24"/>
+        </w:rPr>
+        <w:t>For Ireland, the question is whether a small force can turn that exposure problem into defensive cost.</w:t>
       </w:r>
     </w:p>
     <w:p>
@@ -60,13 +217,13 @@
       </w:r>
       <w:r>
         <w:rPr>
-          <w:rStyle w:val="FootnoteReference"/>
-          <w:rFonts w:asciiTheme="minorHAnsi" w:eastAsiaTheme="minorHAnsi" w:hAnsiTheme="minorHAnsi" w:cstheme="minorBidi"/>
-          <w:color w:val="auto"/>
-          <w:sz w:val="24"/>
-          <w:szCs w:val="24"/>
-        </w:rPr>
-        <w:footnoteReference w:id="1"/>
+          <w:rStyle w:val="EndnoteReference"/>
+          <w:rFonts w:asciiTheme="minorHAnsi" w:eastAsiaTheme="minorHAnsi" w:hAnsiTheme="minorHAnsi" w:cstheme="minorBidi"/>
+          <w:color w:val="auto"/>
+          <w:sz w:val="24"/>
+          <w:szCs w:val="24"/>
+        </w:rPr>
+        <w:endnoteReference w:id="5"/>
       </w:r>
       <w:r>
         <w:rPr>
@@ -88,22 +245,31 @@
       </w:r>
       <w:r>
         <w:rPr>
-          <w:rStyle w:val="FootnoteReference"/>
-          <w:rFonts w:asciiTheme="minorHAnsi" w:eastAsiaTheme="minorHAnsi" w:hAnsiTheme="minorHAnsi" w:cstheme="minorBidi"/>
-          <w:color w:val="auto"/>
-          <w:sz w:val="24"/>
-          <w:szCs w:val="24"/>
-        </w:rPr>
-        <w:footnoteReference w:id="2"/>
-      </w:r>
-      <w:r>
-        <w:rPr>
-          <w:rFonts w:asciiTheme="minorHAnsi" w:eastAsiaTheme="minorHAnsi" w:hAnsiTheme="minorHAnsi" w:cstheme="minorBidi"/>
-          <w:color w:val="auto"/>
-          <w:sz w:val="24"/>
-          <w:szCs w:val="24"/>
-        </w:rPr>
-        <w:t>, constituting</w:t>
+          <w:rStyle w:val="EndnoteReference"/>
+          <w:rFonts w:asciiTheme="minorHAnsi" w:eastAsiaTheme="minorHAnsi" w:hAnsiTheme="minorHAnsi" w:cstheme="minorBidi"/>
+          <w:color w:val="auto"/>
+          <w:sz w:val="24"/>
+          <w:szCs w:val="24"/>
+        </w:rPr>
+        <w:endnoteReference w:id="6"/>
+      </w:r>
+      <w:r>
+        <w:rPr>
+          <w:rFonts w:asciiTheme="minorHAnsi" w:eastAsiaTheme="minorHAnsi" w:hAnsiTheme="minorHAnsi" w:cstheme="minorBidi"/>
+          <w:color w:val="auto"/>
+          <w:sz w:val="24"/>
+          <w:szCs w:val="24"/>
+        </w:rPr>
+        <w:t xml:space="preserve"> — </w:t>
+      </w:r>
+      <w:r>
+        <w:rPr>
+          <w:rFonts w:asciiTheme="minorHAnsi" w:eastAsiaTheme="minorHAnsi" w:hAnsiTheme="minorHAnsi" w:cstheme="minorBidi"/>
+          <w:color w:val="auto"/>
+          <w:sz w:val="24"/>
+          <w:szCs w:val="24"/>
+        </w:rPr>
+        <w:t>constituting</w:t>
       </w:r>
       <w:r>
         <w:rPr>
@@ -121,16 +287,34 @@
           <w:sz w:val="24"/>
           <w:szCs w:val="24"/>
         </w:rPr>
-        <w:t>. The military is tasked “</w:t>
-      </w:r>
-      <w:r>
-        <w:rPr>
-          <w:rFonts w:asciiTheme="minorHAnsi" w:eastAsiaTheme="minorHAnsi" w:hAnsiTheme="minorHAnsi" w:cstheme="minorBidi"/>
-          <w:color w:val="auto"/>
-          <w:sz w:val="24"/>
-          <w:szCs w:val="24"/>
-        </w:rPr>
-        <w:t>To provide for the military Defence of the</w:t>
+        <w:t xml:space="preserve">. The military is tasked </w:t>
+      </w:r>
+      <w:r>
+        <w:rPr>
+          <w:rFonts w:asciiTheme="minorHAnsi" w:eastAsiaTheme="minorHAnsi" w:hAnsiTheme="minorHAnsi" w:cstheme="minorBidi"/>
+          <w:color w:val="auto"/>
+          <w:sz w:val="24"/>
+          <w:szCs w:val="24"/>
+        </w:rPr>
+        <w:t xml:space="preserve">to </w:t>
+      </w:r>
+      <w:r>
+        <w:rPr>
+          <w:rFonts w:asciiTheme="minorHAnsi" w:eastAsiaTheme="minorHAnsi" w:hAnsiTheme="minorHAnsi" w:cstheme="minorBidi"/>
+          <w:color w:val="auto"/>
+          <w:sz w:val="24"/>
+          <w:szCs w:val="24"/>
+        </w:rPr>
+        <w:t>“</w:t>
+      </w:r>
+      <w:r>
+        <w:rPr>
+          <w:rFonts w:asciiTheme="minorHAnsi" w:eastAsiaTheme="minorHAnsi" w:hAnsiTheme="minorHAnsi" w:cstheme="minorBidi"/>
+          <w:color w:val="auto"/>
+          <w:sz w:val="24"/>
+          <w:szCs w:val="24"/>
+        </w:rPr>
+        <w:t>provide for the military Defence of the</w:t>
       </w:r>
       <w:r>
         <w:rPr>
@@ -240,52 +424,35 @@
           <w:sz w:val="24"/>
           <w:szCs w:val="24"/>
         </w:rPr>
-        <w:t>T</w:t>
-      </w:r>
-      <w:r>
-        <w:rPr>
-          <w:rFonts w:asciiTheme="minorHAnsi" w:eastAsiaTheme="minorHAnsi" w:hAnsiTheme="minorHAnsi" w:cstheme="minorBidi"/>
-          <w:color w:val="auto"/>
-          <w:sz w:val="24"/>
-          <w:szCs w:val="24"/>
-        </w:rPr>
-        <w:t xml:space="preserve">erritorial defence is no longer implausible </w:t>
-      </w:r>
-      <w:r>
-        <w:rPr>
-          <w:rFonts w:asciiTheme="minorHAnsi" w:eastAsiaTheme="minorHAnsi" w:hAnsiTheme="minorHAnsi" w:cstheme="minorBidi"/>
-          <w:color w:val="auto"/>
-          <w:sz w:val="24"/>
-          <w:szCs w:val="24"/>
-        </w:rPr>
-        <w:t>—</w:t>
-      </w:r>
-      <w:r>
-        <w:rPr>
-          <w:rFonts w:asciiTheme="minorHAnsi" w:eastAsiaTheme="minorHAnsi" w:hAnsiTheme="minorHAnsi" w:cstheme="minorBidi"/>
-          <w:color w:val="auto"/>
-          <w:sz w:val="24"/>
-          <w:szCs w:val="24"/>
-        </w:rPr>
-        <w:t xml:space="preserve"> it is politically constrained, under-resourced and increasingly likely.</w:t>
-      </w:r>
-      <w:r>
-        <w:rPr>
-          <w:rFonts w:asciiTheme="minorHAnsi" w:eastAsiaTheme="minorHAnsi" w:hAnsiTheme="minorHAnsi" w:cstheme="minorBidi"/>
-          <w:color w:val="auto"/>
-          <w:sz w:val="24"/>
-          <w:szCs w:val="24"/>
-        </w:rPr>
-        <w:t xml:space="preserve"> Recent</w:t>
-      </w:r>
-      <w:r>
-        <w:rPr>
-          <w:rFonts w:asciiTheme="minorHAnsi" w:eastAsiaTheme="minorHAnsi" w:hAnsiTheme="minorHAnsi" w:cstheme="minorBidi"/>
-          <w:color w:val="auto"/>
-          <w:sz w:val="24"/>
-          <w:szCs w:val="24"/>
-        </w:rPr>
-        <w:t xml:space="preserve"> developments</w:t>
+        <w:t>Territorial defence is no longer implausible. It remains politically constrained and under-resourced, but force design cannot assume Europe’s post-1945 “long peace”</w:t>
+      </w:r>
+      <w:r>
+        <w:rPr>
+          <w:rStyle w:val="EndnoteReference"/>
+          <w:rFonts w:asciiTheme="minorHAnsi" w:eastAsiaTheme="minorHAnsi" w:hAnsiTheme="minorHAnsi" w:cstheme="minorBidi"/>
+          <w:color w:val="auto"/>
+          <w:sz w:val="24"/>
+          <w:szCs w:val="24"/>
+        </w:rPr>
+        <w:endnoteReference w:id="7"/>
+      </w:r>
+      <w:r>
+        <w:rPr>
+          <w:rFonts w:asciiTheme="minorHAnsi" w:eastAsiaTheme="minorHAnsi" w:hAnsiTheme="minorHAnsi" w:cstheme="minorBidi"/>
+          <w:color w:val="auto"/>
+          <w:sz w:val="24"/>
+          <w:szCs w:val="24"/>
+        </w:rPr>
+        <w:t xml:space="preserve"> will continue indefinitely</w:t>
+      </w:r>
+      <w:r>
+        <w:rPr>
+          <w:rFonts w:asciiTheme="minorHAnsi" w:eastAsiaTheme="minorHAnsi" w:hAnsiTheme="minorHAnsi" w:cstheme="minorBidi"/>
+          <w:color w:val="auto"/>
+          <w:sz w:val="24"/>
+          <w:szCs w:val="24"/>
+        </w:rPr>
+        <w:t>.</w:t>
       </w:r>
       <w:r>
         <w:rPr>
@@ -303,25 +470,16 @@
           <w:sz w:val="24"/>
           <w:szCs w:val="24"/>
         </w:rPr>
-        <w:t xml:space="preserve">among Western states </w:t>
-      </w:r>
-      <w:r>
-        <w:rPr>
-          <w:rFonts w:asciiTheme="minorHAnsi" w:eastAsiaTheme="minorHAnsi" w:hAnsiTheme="minorHAnsi" w:cstheme="minorBidi"/>
-          <w:color w:val="auto"/>
-          <w:sz w:val="24"/>
-          <w:szCs w:val="24"/>
-        </w:rPr>
-        <w:t>—</w:t>
-      </w:r>
-      <w:r>
-        <w:rPr>
-          <w:rFonts w:asciiTheme="minorHAnsi" w:eastAsiaTheme="minorHAnsi" w:hAnsiTheme="minorHAnsi" w:cstheme="minorBidi"/>
-          <w:color w:val="auto"/>
-          <w:sz w:val="24"/>
-          <w:szCs w:val="24"/>
-        </w:rPr>
-        <w:t xml:space="preserve"> most notably the United States’ assertions regarding</w:t>
+        <w:t>The d</w:t>
+      </w:r>
+      <w:r>
+        <w:rPr>
+          <w:rFonts w:asciiTheme="minorHAnsi" w:eastAsiaTheme="minorHAnsi" w:hAnsiTheme="minorHAnsi" w:cstheme="minorBidi"/>
+          <w:color w:val="auto"/>
+          <w:sz w:val="24"/>
+          <w:szCs w:val="24"/>
+        </w:rPr>
+        <w:t>ispute over</w:t>
       </w:r>
       <w:r>
         <w:rPr>
@@ -343,13 +501,13 @@
       </w:r>
       <w:r>
         <w:rPr>
-          <w:rStyle w:val="FootnoteReference"/>
-          <w:rFonts w:asciiTheme="minorHAnsi" w:eastAsiaTheme="minorHAnsi" w:hAnsiTheme="minorHAnsi" w:cstheme="minorBidi"/>
-          <w:color w:val="auto"/>
-          <w:sz w:val="24"/>
-          <w:szCs w:val="24"/>
-        </w:rPr>
-        <w:footnoteReference w:id="3"/>
+          <w:rStyle w:val="EndnoteReference"/>
+          <w:rFonts w:asciiTheme="minorHAnsi" w:eastAsiaTheme="minorHAnsi" w:hAnsiTheme="minorHAnsi" w:cstheme="minorBidi"/>
+          <w:color w:val="auto"/>
+          <w:sz w:val="24"/>
+          <w:szCs w:val="24"/>
+        </w:rPr>
+        <w:endnoteReference w:id="8"/>
       </w:r>
       <w:r>
         <w:rPr>
@@ -362,13 +520,13 @@
       </w:r>
       <w:r>
         <w:rPr>
-          <w:rStyle w:val="FootnoteReference"/>
-          <w:rFonts w:asciiTheme="minorHAnsi" w:eastAsiaTheme="minorHAnsi" w:hAnsiTheme="minorHAnsi" w:cstheme="minorBidi"/>
-          <w:color w:val="auto"/>
-          <w:sz w:val="24"/>
-          <w:szCs w:val="24"/>
-        </w:rPr>
-        <w:footnoteReference w:id="4"/>
+          <w:rStyle w:val="EndnoteReference"/>
+          <w:rFonts w:asciiTheme="minorHAnsi" w:eastAsiaTheme="minorHAnsi" w:hAnsiTheme="minorHAnsi" w:cstheme="minorBidi"/>
+          <w:color w:val="auto"/>
+          <w:sz w:val="24"/>
+          <w:szCs w:val="24"/>
+        </w:rPr>
+        <w:endnoteReference w:id="9"/>
       </w:r>
       <w:r>
         <w:rPr>
@@ -386,24 +544,27 @@
           <w:sz w:val="24"/>
           <w:szCs w:val="24"/>
         </w:rPr>
-        <w:t>—</w:t>
-      </w:r>
-      <w:r>
-        <w:rPr>
-          <w:rFonts w:asciiTheme="minorHAnsi" w:eastAsiaTheme="minorHAnsi" w:hAnsiTheme="minorHAnsi" w:cstheme="minorBidi"/>
-          <w:color w:val="auto"/>
-          <w:sz w:val="24"/>
-          <w:szCs w:val="24"/>
-        </w:rPr>
-        <w:t xml:space="preserve"> demonstrate that scenarios once considered unlikely can rapidly</w:t>
-      </w:r>
-      <w:r>
-        <w:rPr>
-          <w:rFonts w:asciiTheme="minorHAnsi" w:eastAsiaTheme="minorHAnsi" w:hAnsiTheme="minorHAnsi" w:cstheme="minorBidi"/>
-          <w:color w:val="auto"/>
-          <w:sz w:val="24"/>
-          <w:szCs w:val="24"/>
-        </w:rPr>
+        <w:t>show how quickly strategically marginal scenarios can become plausible</w:t>
+      </w:r>
+      <w:r>
+        <w:rPr>
+          <w:rFonts w:asciiTheme="minorHAnsi" w:eastAsiaTheme="minorHAnsi" w:hAnsiTheme="minorHAnsi" w:cstheme="minorBidi"/>
+          <w:color w:val="auto"/>
+          <w:sz w:val="24"/>
+          <w:szCs w:val="24"/>
+        </w:rPr>
+        <w:t xml:space="preserve"> planning problems</w:t>
+      </w:r>
+      <w:r>
+        <w:rPr>
+          <w:rFonts w:asciiTheme="minorHAnsi" w:eastAsiaTheme="minorHAnsi" w:hAnsiTheme="minorHAnsi" w:cstheme="minorBidi"/>
+          <w:color w:val="auto"/>
+          <w:sz w:val="24"/>
+          <w:szCs w:val="24"/>
+        </w:rPr>
+        <w:t>.</w:t>
+      </w:r>
+      <w:r>
         <w:t xml:space="preserve"> </w:t>
       </w:r>
       <w:r>
@@ -413,25 +574,45 @@
           <w:sz w:val="24"/>
           <w:szCs w:val="24"/>
         </w:rPr>
-        <w:t xml:space="preserve">acquire </w:t>
-      </w:r>
-      <w:r>
-        <w:rPr>
-          <w:rFonts w:asciiTheme="minorHAnsi" w:eastAsiaTheme="minorHAnsi" w:hAnsiTheme="minorHAnsi" w:cstheme="minorBidi"/>
-          <w:color w:val="auto"/>
-          <w:sz w:val="24"/>
-          <w:szCs w:val="24"/>
-        </w:rPr>
-        <w:t>s</w:t>
-      </w:r>
-      <w:r>
-        <w:rPr>
-          <w:rFonts w:asciiTheme="minorHAnsi" w:eastAsiaTheme="minorHAnsi" w:hAnsiTheme="minorHAnsi" w:cstheme="minorBidi"/>
-          <w:color w:val="auto"/>
-          <w:sz w:val="24"/>
-          <w:szCs w:val="24"/>
-        </w:rPr>
-        <w:t>trategic salience. The perception of threat is an unreliable indicator for future</w:t>
+        <w:t xml:space="preserve">Threat perception is a poor guide to future risk. Without </w:t>
+      </w:r>
+      <w:proofErr w:type="spellStart"/>
+      <w:r>
+        <w:rPr>
+          <w:rFonts w:asciiTheme="minorHAnsi" w:eastAsiaTheme="minorHAnsi" w:hAnsiTheme="minorHAnsi" w:cstheme="minorBidi"/>
+          <w:color w:val="auto"/>
+          <w:sz w:val="24"/>
+          <w:szCs w:val="24"/>
+        </w:rPr>
+        <w:t>UxS</w:t>
+      </w:r>
+      <w:proofErr w:type="spellEnd"/>
+      <w:r>
+        <w:rPr>
+          <w:rFonts w:asciiTheme="minorHAnsi" w:eastAsiaTheme="minorHAnsi" w:hAnsiTheme="minorHAnsi" w:cstheme="minorBidi"/>
+          <w:color w:val="auto"/>
+          <w:sz w:val="24"/>
+          <w:szCs w:val="24"/>
+        </w:rPr>
+        <w:t xml:space="preserve"> adaptation, Ireland risks preserving yesterday’s force without a credible theory of victory for </w:t>
+      </w:r>
+      <w:r>
+        <w:rPr>
+          <w:rFonts w:asciiTheme="minorHAnsi" w:eastAsiaTheme="minorHAnsi" w:hAnsiTheme="minorHAnsi" w:cstheme="minorBidi"/>
+          <w:color w:val="auto"/>
+          <w:sz w:val="24"/>
+          <w:szCs w:val="24"/>
+        </w:rPr>
+        <w:t>future conflict</w:t>
+      </w:r>
+      <w:r>
+        <w:rPr>
+          <w:rFonts w:asciiTheme="minorHAnsi" w:eastAsiaTheme="minorHAnsi" w:hAnsiTheme="minorHAnsi" w:cstheme="minorBidi"/>
+          <w:color w:val="auto"/>
+          <w:sz w:val="24"/>
+          <w:szCs w:val="24"/>
+        </w:rPr>
+        <w:t>.</w:t>
       </w:r>
       <w:r>
         <w:rPr>
@@ -449,115 +630,16 @@
           <w:sz w:val="24"/>
           <w:szCs w:val="24"/>
         </w:rPr>
-        <w:t>conflict. Failure to internalise the implications of UxS risks entrenching a force posture</w:t>
-      </w:r>
-      <w:r>
-        <w:rPr>
-          <w:rFonts w:asciiTheme="minorHAnsi" w:eastAsiaTheme="minorHAnsi" w:hAnsiTheme="minorHAnsi" w:cstheme="minorBidi"/>
-          <w:color w:val="auto"/>
-          <w:sz w:val="24"/>
-          <w:szCs w:val="24"/>
-        </w:rPr>
-        <w:t xml:space="preserve"> </w:t>
-      </w:r>
-      <w:r>
-        <w:rPr>
-          <w:rFonts w:asciiTheme="minorHAnsi" w:eastAsiaTheme="minorHAnsi" w:hAnsiTheme="minorHAnsi" w:cstheme="minorBidi"/>
-          <w:color w:val="auto"/>
-          <w:sz w:val="24"/>
-          <w:szCs w:val="24"/>
-        </w:rPr>
-        <w:t>optimised for conditions which no longer exist</w:t>
-      </w:r>
-      <w:r>
-        <w:rPr>
-          <w:rFonts w:asciiTheme="minorHAnsi" w:eastAsiaTheme="minorHAnsi" w:hAnsiTheme="minorHAnsi" w:cstheme="minorBidi"/>
-          <w:color w:val="auto"/>
-          <w:sz w:val="24"/>
-          <w:szCs w:val="24"/>
-        </w:rPr>
-        <w:t>,</w:t>
-      </w:r>
-      <w:r>
-        <w:rPr>
-          <w:rFonts w:asciiTheme="minorHAnsi" w:eastAsiaTheme="minorHAnsi" w:hAnsiTheme="minorHAnsi" w:cstheme="minorBidi"/>
-          <w:color w:val="auto"/>
-          <w:sz w:val="24"/>
-          <w:szCs w:val="24"/>
-        </w:rPr>
-        <w:t xml:space="preserve"> allowing force design decisions to prioritise</w:t>
-      </w:r>
-      <w:r>
-        <w:rPr>
-          <w:rFonts w:asciiTheme="minorHAnsi" w:eastAsiaTheme="minorHAnsi" w:hAnsiTheme="minorHAnsi" w:cstheme="minorBidi"/>
-          <w:color w:val="auto"/>
-          <w:sz w:val="24"/>
-          <w:szCs w:val="24"/>
-        </w:rPr>
-        <w:t xml:space="preserve"> </w:t>
-      </w:r>
-      <w:r>
-        <w:rPr>
-          <w:rFonts w:asciiTheme="minorHAnsi" w:eastAsiaTheme="minorHAnsi" w:hAnsiTheme="minorHAnsi" w:cstheme="minorBidi"/>
-          <w:color w:val="auto"/>
-          <w:sz w:val="24"/>
-          <w:szCs w:val="24"/>
-        </w:rPr>
-        <w:t>continuity over adaptation and without articulating a theory of victory.</w:t>
-      </w:r>
-      <w:r>
-        <w:rPr>
-          <w:rFonts w:asciiTheme="minorHAnsi" w:eastAsiaTheme="minorHAnsi" w:hAnsiTheme="minorHAnsi" w:cstheme="minorBidi"/>
-          <w:color w:val="auto"/>
-          <w:sz w:val="24"/>
-          <w:szCs w:val="24"/>
-        </w:rPr>
-        <w:t xml:space="preserve"> </w:t>
-      </w:r>
-      <w:r>
-        <w:rPr>
-          <w:rFonts w:asciiTheme="minorHAnsi" w:eastAsiaTheme="minorHAnsi" w:hAnsiTheme="minorHAnsi" w:cstheme="minorBidi"/>
-          <w:color w:val="auto"/>
-          <w:sz w:val="24"/>
-          <w:szCs w:val="24"/>
-        </w:rPr>
-        <w:t xml:space="preserve">For </w:t>
-      </w:r>
-      <w:r>
-        <w:rPr>
-          <w:rFonts w:asciiTheme="minorHAnsi" w:eastAsiaTheme="minorHAnsi" w:hAnsiTheme="minorHAnsi" w:cstheme="minorBidi"/>
-          <w:color w:val="auto"/>
-          <w:sz w:val="24"/>
-          <w:szCs w:val="24"/>
-        </w:rPr>
-        <w:t>Ireland</w:t>
-      </w:r>
-      <w:r>
-        <w:rPr>
-          <w:rFonts w:asciiTheme="minorHAnsi" w:eastAsiaTheme="minorHAnsi" w:hAnsiTheme="minorHAnsi" w:cstheme="minorBidi"/>
-          <w:color w:val="auto"/>
-          <w:sz w:val="24"/>
-          <w:szCs w:val="24"/>
-        </w:rPr>
-        <w:t xml:space="preserve"> that defence </w:t>
-      </w:r>
-      <w:r>
-        <w:rPr>
-          <w:rFonts w:asciiTheme="minorHAnsi" w:eastAsiaTheme="minorHAnsi" w:hAnsiTheme="minorHAnsi" w:cstheme="minorBidi"/>
-          <w:color w:val="auto"/>
-          <w:sz w:val="24"/>
-          <w:szCs w:val="24"/>
-        </w:rPr>
-        <w:t xml:space="preserve">perhaps </w:t>
-      </w:r>
-      <w:r>
-        <w:rPr>
-          <w:rFonts w:asciiTheme="minorHAnsi" w:eastAsiaTheme="minorHAnsi" w:hAnsiTheme="minorHAnsi" w:cstheme="minorBidi"/>
-          <w:color w:val="auto"/>
-          <w:sz w:val="24"/>
-          <w:szCs w:val="24"/>
-        </w:rPr>
-        <w:t>falls primarily to light infantry. That makes the section</w:t>
+        <w:t>Any force arriving by sea or air must be contested on land; that task falls primarily to light infantry.</w:t>
+      </w:r>
+      <w:r>
+        <w:rPr>
+          <w:rFonts w:asciiTheme="minorHAnsi" w:eastAsiaTheme="minorHAnsi" w:hAnsiTheme="minorHAnsi" w:cstheme="minorBidi"/>
+          <w:color w:val="auto"/>
+          <w:sz w:val="24"/>
+          <w:szCs w:val="24"/>
+        </w:rPr>
+        <w:t xml:space="preserve"> That makes the section</w:t>
       </w:r>
       <w:r>
         <w:rPr>
@@ -575,44 +657,7 @@
           <w:sz w:val="24"/>
           <w:szCs w:val="24"/>
         </w:rPr>
-        <w:t xml:space="preserve"> critical unit of analysis.</w:t>
-      </w:r>
-      <w:r>
-        <w:rPr>
-          <w:rFonts w:asciiTheme="minorHAnsi" w:eastAsiaTheme="minorHAnsi" w:hAnsiTheme="minorHAnsi" w:cstheme="minorBidi"/>
-          <w:color w:val="auto"/>
-          <w:sz w:val="24"/>
-          <w:szCs w:val="24"/>
-        </w:rPr>
-        <w:t xml:space="preserve"> </w:t>
-      </w:r>
-      <w:r>
-        <w:rPr>
-          <w:rFonts w:asciiTheme="minorHAnsi" w:eastAsiaTheme="minorHAnsi" w:hAnsiTheme="minorHAnsi" w:cstheme="minorBidi"/>
-          <w:color w:val="auto"/>
-          <w:sz w:val="24"/>
-          <w:szCs w:val="24"/>
-        </w:rPr>
-        <w:t>[</w:t>
-      </w:r>
-      <w:r>
-        <w:rPr>
-          <w:rFonts w:asciiTheme="minorHAnsi" w:eastAsiaTheme="minorHAnsi" w:hAnsiTheme="minorHAnsi" w:cstheme="minorBidi"/>
-          <w:color w:val="auto"/>
-          <w:sz w:val="24"/>
-          <w:szCs w:val="24"/>
-          <w:highlight w:val="yellow"/>
-        </w:rPr>
-        <w:t xml:space="preserve"> please proof the ideas here, they’re still in draft though</w:t>
-      </w:r>
-      <w:r>
-        <w:rPr>
-          <w:rFonts w:asciiTheme="minorHAnsi" w:eastAsiaTheme="minorHAnsi" w:hAnsiTheme="minorHAnsi" w:cstheme="minorBidi"/>
-          <w:color w:val="auto"/>
-          <w:sz w:val="24"/>
-          <w:szCs w:val="24"/>
-        </w:rPr>
-        <w:t>]</w:t>
+        <w:t xml:space="preserve"> critical unit of analysis. </w:t>
       </w:r>
     </w:p>
     <w:p>
@@ -623,140 +668,207 @@
     <w:p>
       <w:r>
         <w:lastRenderedPageBreak/>
-        <w:t>Ireland's light infantry section is not a capability gap to be filled with equipment; it is a structure overtaken by the threat</w:t>
+        <w:t>Capability is sometimes reduced to equipment, but it is better understood as the synthesis described by DOTMLPF-I</w:t>
+      </w:r>
+      <w:r>
+        <w:t>.</w:t>
+      </w:r>
+      <w:r>
+        <w:rPr>
+          <w:rStyle w:val="EndnoteReference"/>
+        </w:rPr>
+        <w:endnoteReference w:id="10"/>
+      </w:r>
+      <w:r>
+        <w:t xml:space="preserve"> </w:t>
+      </w:r>
+      <w:r>
+        <w:t>Ireland’s light infantry section is not an equipment problem; it is a structure overtaken by the threat.</w:t>
+      </w:r>
+      <w:r>
+        <w:t xml:space="preserve"> </w:t>
+      </w:r>
+      <w:r>
+        <w:t>O</w:t>
+      </w:r>
+      <w:r>
+        <w:t>n that basis</w:t>
+      </w:r>
+      <w:r>
+        <w:t>,</w:t>
+      </w:r>
+      <w:r>
+        <w:t xml:space="preserve"> the section fails against nearly every line. Its doctrine</w:t>
+      </w:r>
+      <w:r>
+        <w:rPr>
+          <w:rStyle w:val="EndnoteReference"/>
+        </w:rPr>
+        <w:endnoteReference w:id="11"/>
+      </w:r>
+      <w:r>
+        <w:t xml:space="preserve"> remains that of a foot-mobile light infantry section, </w:t>
+      </w:r>
+      <w:r>
+        <w:rPr>
+          <w:highlight w:val="yellow"/>
+        </w:rPr>
+        <w:t>never reconciled with the vehicles now built to carry it</w:t>
+      </w:r>
+      <w:r>
+        <w:t>. Its organisation may now be rebuilt around vehicle capacity,</w:t>
+      </w:r>
+      <w:r>
+        <w:rPr>
+          <w:rStyle w:val="EndnoteReference"/>
+        </w:rPr>
+        <w:endnoteReference w:id="12"/>
+      </w:r>
+      <w:r>
+        <w:rPr>
+          <w:rStyle w:val="FootnoteReference"/>
+        </w:rPr>
+        <w:t xml:space="preserve"> </w:t>
+      </w:r>
+      <w:r>
+        <w:t xml:space="preserve">on the assumption that one section must fit one carrier </w:t>
+      </w:r>
+      <w:r>
+        <w:rPr>
+          <w:strike/>
+        </w:rPr>
+        <w:t>— a constraint more appropriate for mechanised and armoured formations</w:t>
       </w:r>
       <w:r>
         <w:t xml:space="preserve">. </w:t>
       </w:r>
       <w:r>
-        <w:t>Capability is sometimes reduced to equipment, but it is better understood as the synthesis described by DOTMLPF-I</w:t>
-      </w:r>
-      <w:r>
-        <w:t>.</w:t>
+        <w:t>It</w:t>
+      </w:r>
+      <w:r>
+        <w:t xml:space="preserve"> should</w:t>
+      </w:r>
+      <w:r>
+        <w:t xml:space="preserve"> not bind light infantry, which </w:t>
+      </w:r>
+      <w:r>
+        <w:t>can move</w:t>
+      </w:r>
+      <w:r>
+        <w:t xml:space="preserve"> on foot or in soft-skin vehicles, increasingly all-terrain </w:t>
+      </w:r>
+      <w:r>
+        <w:t>vehicles</w:t>
+      </w:r>
+      <w:r>
+        <w:t xml:space="preserve"> </w:t>
+      </w:r>
+      <w:r>
+        <w:t>such as the ULTV.</w:t>
+      </w:r>
+      <w:r>
+        <w:rPr>
+          <w:rStyle w:val="EndnoteReference"/>
+        </w:rPr>
+        <w:endnoteReference w:id="13"/>
       </w:r>
       <w:r>
         <w:rPr>
           <w:rStyle w:val="FootnoteReference"/>
         </w:rPr>
-        <w:footnoteReference w:id="5"/>
-      </w:r>
-      <w:r>
         <w:t xml:space="preserve"> </w:t>
       </w:r>
       <w:r>
         <w:rPr>
           <w:rStyle w:val="FootnoteReference"/>
         </w:rPr>
-        <w:footnoteReference w:id="6"/>
-      </w:r>
-      <w:r>
-        <w:t xml:space="preserve"> O</w:t>
-      </w:r>
-      <w:r>
-        <w:t>n that basis the section fails against nearly every line. Its doctrine</w:t>
-      </w:r>
-      <w:r>
-        <w:rPr>
-          <w:rStyle w:val="FootnoteReference"/>
-        </w:rPr>
-        <w:footnoteReference w:id="7"/>
-      </w:r>
-      <w:r>
-        <w:t xml:space="preserve"> remains that of a foot-mobile light infantry section, </w:t>
-      </w:r>
-      <w:r>
-        <w:rPr>
-          <w:highlight w:val="yellow"/>
-        </w:rPr>
-        <w:t>never reconciled with the vehicles now built to carry it</w:t>
-      </w:r>
-      <w:r>
-        <w:t>. Its organisation may now be rebuilt around vehicle capacity,</w:t>
-      </w:r>
-      <w:r>
-        <w:rPr>
-          <w:rStyle w:val="FootnoteReference"/>
-        </w:rPr>
         <w:t xml:space="preserve"> </w:t>
       </w:r>
       <w:r>
-        <w:rPr>
-          <w:rStyle w:val="FootnoteReference"/>
-        </w:rPr>
-        <w:footnoteReference w:id="8"/>
-      </w:r>
-      <w:r>
-        <w:t xml:space="preserve"> on the assumption that one section must fit one carrier — a constraint</w:t>
-      </w:r>
-      <w:r>
-        <w:t xml:space="preserve"> more appropriate for</w:t>
-      </w:r>
-      <w:r>
-        <w:t xml:space="preserve"> mechanised and armoured formations</w:t>
-      </w:r>
-      <w:r>
-        <w:t xml:space="preserve">. </w:t>
-      </w:r>
-      <w:r>
-        <w:t>It</w:t>
-      </w:r>
-      <w:r>
-        <w:t xml:space="preserve"> should</w:t>
-      </w:r>
-      <w:r>
-        <w:t xml:space="preserve"> not bind light infantry, which moves on foot or in soft-skin vehicles, increasingly all-terrain </w:t>
-      </w:r>
-      <w:r>
-        <w:t>vehicles</w:t>
-      </w:r>
-      <w:r>
-        <w:t xml:space="preserve"> such as the ULTV.</w:t>
-      </w:r>
-      <w:r>
-        <w:rPr>
-          <w:rStyle w:val="FootnoteReference"/>
-        </w:rPr>
+        <w:t>I</w:t>
+      </w:r>
+      <w:r>
+        <w:t>t</w:t>
+      </w:r>
+      <w:r>
+        <w:t xml:space="preserve"> still trains </w:t>
+      </w:r>
+      <w:r>
+        <w:t>20</w:t>
+      </w:r>
+      <w:r>
+        <w:rPr>
+          <w:vertAlign w:val="superscript"/>
+        </w:rPr>
+        <w:t>th</w:t>
+      </w:r>
+      <w:r>
+        <w:t xml:space="preserve"> century </w:t>
+      </w:r>
+      <w:r>
+        <w:t xml:space="preserve">conventional </w:t>
+      </w:r>
+      <w:r>
+        <w:t>tactics</w:t>
+      </w:r>
+      <w:r>
+        <w:t xml:space="preserve"> and </w:t>
+      </w:r>
+      <w:r>
+        <w:t xml:space="preserve">for </w:t>
+      </w:r>
+      <w:r>
+        <w:t xml:space="preserve">the peace-support tasks of the decades since. </w:t>
+      </w:r>
+      <w:r>
+        <w:t>It neglects</w:t>
+      </w:r>
+      <w:r>
+        <w:t xml:space="preserve"> dispersion, </w:t>
+      </w:r>
+      <w:r>
+        <w:t>“infobesity” — the cognitive burden of sensor-rich combat</w:t>
+      </w:r>
+      <w:r>
+        <w:rPr>
+          <w:rStyle w:val="EndnoteReference"/>
+        </w:rPr>
+        <w:endnoteReference w:id="14"/>
+      </w:r>
+      <w:r>
+        <w:t xml:space="preserve"> —</w:t>
+      </w:r>
+      <w:r>
         <w:t xml:space="preserve"> </w:t>
       </w:r>
       <w:r>
-        <w:rPr>
-          <w:rStyle w:val="FootnoteReference"/>
-        </w:rPr>
-        <w:footnoteReference w:id="9"/>
-      </w:r>
-      <w:r>
-        <w:rPr>
-          <w:rStyle w:val="FootnoteReference"/>
-        </w:rPr>
-        <w:t xml:space="preserve"> </w:t>
-      </w:r>
-      <w:r>
-        <w:rPr>
-          <w:rStyle w:val="FootnoteReference"/>
-        </w:rPr>
-        <w:t xml:space="preserve"> </w:t>
-      </w:r>
-      <w:r>
-        <w:t>I</w:t>
-      </w:r>
-      <w:r>
-        <w:t xml:space="preserve">ts training still rehearses the conventional drills of the last century and the peace-support tasks of the decades since. It neglects the cognitive burden, dispersion and exposure of a section that can be found and struck on a checkpoint or logistics convoy as readily as in battle, without higher-echelon cover. </w:t>
-      </w:r>
-      <w:r>
-        <w:t xml:space="preserve">Its materiel reflects a Cold War mentality. Its leadership is not configured for mission command under persistent observation. And it fields too few soldiers to carry the cognitive load, operate the new systems and remain cohesive once dispersed. Adding </w:t>
-      </w:r>
-      <w:proofErr w:type="gramStart"/>
-      <w:r>
-        <w:t>drones</w:t>
-      </w:r>
-      <w:proofErr w:type="gramEnd"/>
-      <w:r>
-        <w:t xml:space="preserve"> changes none of that. </w:t>
+        <w:t>and</w:t>
+      </w:r>
+      <w:r>
+        <w:t xml:space="preserve"> the</w:t>
+      </w:r>
+      <w:r>
+        <w:t xml:space="preserve"> exposure of a section that can be found and struck on a checkpoint or logistics convoy as readily as in battle, without higher-echelon cover. </w:t>
+      </w:r>
+      <w:r>
+        <w:t xml:space="preserve">Its materiel reflects a Cold War mentality. Its leadership is not configured for mission command under persistent observation. </w:t>
+      </w:r>
+      <w:r>
+        <w:t>It fields</w:t>
+      </w:r>
+      <w:r>
+        <w:t xml:space="preserve"> too few soldiers to carry the cognitive load, operate the new systems and remain cohesive once dispersed. Adding drones changes none of that. </w:t>
       </w:r>
     </w:p>
     <w:p>
       <w:r>
-        <w:t>These are not uniquely Irish problems. Section design, vehicle capacity, organic support weapons and UAS integration are being reconsidered elsewhere. French RI 2030 reform shows one mechanised answer: the vehicle acts as a mission-configurable “weapons store”, anti-armour is distributed across combat groups</w:t>
+        <w:t xml:space="preserve">These are not uniquely Irish problems. Section design, vehicle capacity, organic support weapons and UAS integration are being reconsidered elsewhere. French RI 2030 reform shows one mechanised </w:t>
+      </w:r>
+      <w:r>
+        <w:t>solution</w:t>
+      </w:r>
+      <w:r>
+        <w:t>: the vehicle acts as a mission-configurable “weapons store”, anti-armour is distributed across combat groups</w:t>
       </w:r>
       <w:r>
         <w:t xml:space="preserve"> and</w:t>
@@ -783,19 +895,22 @@
         <w:t>.</w:t>
       </w:r>
       <w:r>
+        <w:rPr>
+          <w:rStyle w:val="EndnoteReference"/>
+        </w:rPr>
+        <w:endnoteReference w:id="15"/>
+      </w:r>
+      <w:r>
         <w:t xml:space="preserve"> </w:t>
       </w:r>
       <w:r>
-        <w:rPr>
-          <w:rStyle w:val="FootnoteReference"/>
-        </w:rPr>
-        <w:footnoteReference w:id="10"/>
-      </w:r>
-      <w:r>
-        <w:t xml:space="preserve"> </w:t>
-      </w:r>
-      <w:r>
-        <w:t>For a mechanised force, that is coherent: the platform supplies protection, mobility, firepower and carried stores. For Irish light</w:t>
+        <w:t>For a mechanised force, that is coherent</w:t>
+      </w:r>
+      <w:r>
+        <w:t>.</w:t>
+      </w:r>
+      <w:r>
+        <w:t xml:space="preserve"> For Irish light</w:t>
       </w:r>
       <w:r>
         <w:t xml:space="preserve"> and mechanised</w:t>
@@ -813,84 +928,93 @@
         <w:t xml:space="preserve">. </w:t>
       </w:r>
       <w:r>
-        <w:t xml:space="preserve">The British Army’s experimental Phalanx Platoon </w:t>
-      </w:r>
-      <w:r>
-        <w:t>C</w:t>
-      </w:r>
-      <w:r>
-        <w:t>oncept</w:t>
-      </w:r>
-      <w:r>
-        <w:t xml:space="preserve"> </w:t>
-      </w:r>
-      <w:r>
-        <w:rPr>
-          <w:rStyle w:val="FootnoteReference"/>
-        </w:rPr>
-        <w:footnoteReference w:id="11"/>
-      </w:r>
-      <w:r>
-        <w:t xml:space="preserve"> points in the same direction from a different angle, </w:t>
-      </w:r>
-      <w:r>
-        <w:lastRenderedPageBreak/>
-        <w:t xml:space="preserve">redesigning the platoon for urban </w:t>
-      </w:r>
-      <w:r>
-        <w:t>operations</w:t>
-      </w:r>
-      <w:r>
-        <w:t xml:space="preserve">. Yet adaptation remains uneven. Exercises such as </w:t>
+        <w:t xml:space="preserve">The British Army’s experimental </w:t>
       </w:r>
       <w:r>
         <w:rPr>
           <w:i/>
           <w:iCs/>
         </w:rPr>
-        <w:t>Gévaudan 26</w:t>
+        <w:t>urban-optimised</w:t>
       </w:r>
       <w:r>
         <w:t xml:space="preserve"> </w:t>
       </w:r>
       <w:r>
-        <w:t xml:space="preserve">and </w:t>
-      </w:r>
+        <w:t xml:space="preserve">Phalanx Platoon </w:t>
+      </w:r>
+      <w:r>
+        <w:t>C</w:t>
+      </w:r>
+      <w:r>
+        <w:t>oncept</w:t>
+      </w:r>
+      <w:r>
+        <w:rPr>
+          <w:rStyle w:val="EndnoteReference"/>
+        </w:rPr>
+        <w:endnoteReference w:id="16"/>
+      </w:r>
+      <w:r>
+        <w:t xml:space="preserve"> points in the same direction from a different angle. Yet adaptation remains uneven. Exercises such as </w:t>
+      </w:r>
+      <w:proofErr w:type="spellStart"/>
       <w:r>
         <w:rPr>
           <w:i/>
           <w:iCs/>
         </w:rPr>
+        <w:t>Gévaudan</w:t>
+      </w:r>
+      <w:proofErr w:type="spellEnd"/>
+      <w:r>
+        <w:rPr>
+          <w:i/>
+          <w:iCs/>
+        </w:rPr>
+        <w:t xml:space="preserve"> 26</w:t>
+      </w:r>
+      <w:r>
+        <w:t xml:space="preserve"> </w:t>
+      </w:r>
+      <w:r>
+        <w:t xml:space="preserve">and </w:t>
+      </w:r>
+      <w:r>
+        <w:rPr>
+          <w:i/>
+          <w:iCs/>
+        </w:rPr>
         <w:t>Hedgehog</w:t>
       </w:r>
       <w:r>
+        <w:rPr>
+          <w:rStyle w:val="EndnoteReference"/>
+          <w:i/>
+          <w:iCs/>
+        </w:rPr>
+        <w:endnoteReference w:id="17"/>
+      </w:r>
+      <w:r>
         <w:t xml:space="preserve"> </w:t>
       </w:r>
       <w:r>
-        <w:rPr>
-          <w:rStyle w:val="FootnoteReference"/>
-        </w:rPr>
-        <w:footnoteReference w:id="12"/>
+        <w:t xml:space="preserve">suggest that integrating drones is easier than adapting </w:t>
+      </w:r>
+      <w:r>
+        <w:t>to the implications of</w:t>
+      </w:r>
+      <w:r>
+        <w:t xml:space="preserve"> persistent observation. The challenge is therefore not acquiring uncrewed systems, but redesigning the infantry section around the battlefield they have created.</w:t>
+      </w:r>
+      <w:r>
+        <w:rPr>
+          <w:rStyle w:val="EndnoteReference"/>
+        </w:rPr>
+        <w:endnoteReference w:id="18"/>
       </w:r>
       <w:r>
         <w:t xml:space="preserve"> </w:t>
-      </w:r>
-      <w:r>
-        <w:t xml:space="preserve">suggest that integrating drones is easier than adapting </w:t>
-      </w:r>
-      <w:r>
-        <w:t>to the implications of</w:t>
-      </w:r>
-      <w:r>
-        <w:t xml:space="preserve"> persistent observation. The challenge is therefore not acquiring uncrewed </w:t>
-      </w:r>
-      <w:proofErr w:type="gramStart"/>
-      <w:r>
-        <w:t>systems, but</w:t>
-      </w:r>
-      <w:proofErr w:type="gramEnd"/>
-      <w:r>
-        <w:t xml:space="preserve"> redesigning the infantry section around the battlefield they have created.</w:t>
       </w:r>
     </w:p>
     <w:p/>
@@ -927,13 +1051,7 @@
         <w:rPr>
           <w:highlight w:val="yellow"/>
         </w:rPr>
-        <w:t>n</w:t>
-      </w:r>
-      <w:r>
-        <w:rPr>
-          <w:highlight w:val="yellow"/>
-        </w:rPr>
-        <w:t xml:space="preserve">eed access to this janes article: </w:t>
+        <w:t xml:space="preserve">need access to this janes article: </w:t>
       </w:r>
       <w:r>
         <w:rPr>
@@ -947,7 +1065,14 @@
         <w:rPr>
           <w:highlight w:val="yellow"/>
         </w:rPr>
-        <w:t xml:space="preserve"> I will reference TM 201 as proof that doctrine hasn’t changed. However, I think I want to cite paragraph 0202 “The fundamental role of the infantry man/woman has changed little over recent centuries: their tasks are still to close with and destroy the enemy or force them to surrender, to seize and hold terrain, to dominate and control close country and finally, to carry out close surveillance”. Then we can say that the first task – their most important – cannot be achieved without substantial review of the doctrine, organisation, training, leadership, materiel,</w:t>
+        <w:t xml:space="preserve"> I will reference TM 201 as proof that doctrine hasn’t changed. However, I think I want to cite paragraph 0202 “The fundamental role of the infantry man/woman has changed little over recent centuries: their tasks are still to close with and destroy the enemy or force them to surrender, to seize and hold terrain, to dominate and control close </w:t>
+      </w:r>
+      <w:r>
+        <w:rPr>
+          <w:highlight w:val="yellow"/>
+        </w:rPr>
+        <w:lastRenderedPageBreak/>
+        <w:t>country and finally, to carry out close surveillance”. Then we can say that the first task – their most important – cannot be achieved without substantial review of the doctrine, organisation, training, leadership, materiel,</w:t>
       </w:r>
       <w:r>
         <w:t xml:space="preserve"> </w:t>
@@ -971,7 +1096,6 @@
           <w:sz w:val="24"/>
           <w:szCs w:val="24"/>
         </w:rPr>
-        <w:lastRenderedPageBreak/>
         <w:t xml:space="preserve">Relative combat power </w:t>
       </w:r>
       <w:r>
@@ -1057,13 +1181,13 @@
       </w:r>
       <w:r>
         <w:rPr>
-          <w:rStyle w:val="FootnoteReference"/>
-          <w:rFonts w:asciiTheme="minorHAnsi" w:eastAsiaTheme="minorHAnsi" w:hAnsiTheme="minorHAnsi" w:cstheme="minorBidi"/>
-          <w:color w:val="auto"/>
-          <w:sz w:val="24"/>
-          <w:szCs w:val="24"/>
-        </w:rPr>
-        <w:footnoteReference w:id="13"/>
+          <w:rStyle w:val="EndnoteReference"/>
+          <w:rFonts w:asciiTheme="minorHAnsi" w:eastAsiaTheme="minorHAnsi" w:hAnsiTheme="minorHAnsi" w:cstheme="minorBidi"/>
+          <w:color w:val="auto"/>
+          <w:sz w:val="24"/>
+          <w:szCs w:val="24"/>
+        </w:rPr>
+        <w:endnoteReference w:id="19"/>
       </w:r>
       <w:r>
         <w:rPr>
@@ -1076,13 +1200,13 @@
       </w:r>
       <w:r>
         <w:rPr>
-          <w:rStyle w:val="FootnoteReference"/>
-          <w:rFonts w:asciiTheme="minorHAnsi" w:eastAsiaTheme="minorHAnsi" w:hAnsiTheme="minorHAnsi" w:cstheme="minorBidi"/>
-          <w:color w:val="auto"/>
-          <w:sz w:val="24"/>
-          <w:szCs w:val="24"/>
-        </w:rPr>
-        <w:footnoteReference w:id="14"/>
+          <w:rStyle w:val="EndnoteReference"/>
+          <w:rFonts w:asciiTheme="minorHAnsi" w:eastAsiaTheme="minorHAnsi" w:hAnsiTheme="minorHAnsi" w:cstheme="minorBidi"/>
+          <w:color w:val="auto"/>
+          <w:sz w:val="24"/>
+          <w:szCs w:val="24"/>
+        </w:rPr>
+        <w:endnoteReference w:id="20"/>
       </w:r>
       <w:r>
         <w:rPr>
@@ -1187,18 +1311,9 @@
       </w:r>
       <w:r>
         <w:rPr>
-          <w:rStyle w:val="FootnoteReference"/>
-        </w:rPr>
-        <w:footnoteReference w:id="15"/>
-      </w:r>
-      <w:r>
-        <w:t xml:space="preserve"> </w:t>
-      </w:r>
-      <w:r>
-        <w:rPr>
-          <w:rStyle w:val="FootnoteReference"/>
-        </w:rPr>
-        <w:footnoteReference w:id="16"/>
+          <w:rStyle w:val="EndnoteReference"/>
+        </w:rPr>
+        <w:endnoteReference w:id="21"/>
       </w:r>
     </w:p>
     <w:p>
@@ -1209,7 +1324,6 @@
         <w:rPr>
           <w:noProof/>
         </w:rPr>
-        <w:lastRenderedPageBreak/>
         <w:drawing>
           <wp:inline distT="0" distB="0" distL="0" distR="0" wp14:anchorId="1ED79B76" wp14:editId="6CD40A73">
             <wp:extent cx="5731510" cy="1757045"/>
@@ -1305,7 +1419,28 @@
           <w:sz w:val="24"/>
           <w:szCs w:val="24"/>
         </w:rPr>
-        <w:t>Ireland has long treated serious territorial defence as financially unreachable, because credibility was assumed to require conventional mass. UxS break that premise: if cheap precision systems can make lodgement, movement and sustainment costly, the constraint shifts from money to organisation. For an island state, any hostile ground force must first arrive by sea or air, concentrating at a predictable point of entry – where exposure is highest and cheap precision strike most punishing.</w:t>
+        <w:lastRenderedPageBreak/>
+        <w:t xml:space="preserve">Ireland has long treated serious territorial defence as financially unreachable, because credibility was assumed to require conventional mass. </w:t>
+      </w:r>
+      <w:proofErr w:type="spellStart"/>
+      <w:r>
+        <w:rPr>
+          <w:rFonts w:asciiTheme="minorHAnsi" w:eastAsiaTheme="minorHAnsi" w:hAnsiTheme="minorHAnsi" w:cstheme="minorBidi"/>
+          <w:color w:val="auto"/>
+          <w:sz w:val="24"/>
+          <w:szCs w:val="24"/>
+        </w:rPr>
+        <w:t>UxS</w:t>
+      </w:r>
+      <w:proofErr w:type="spellEnd"/>
+      <w:r>
+        <w:rPr>
+          <w:rFonts w:asciiTheme="minorHAnsi" w:eastAsiaTheme="minorHAnsi" w:hAnsiTheme="minorHAnsi" w:cstheme="minorBidi"/>
+          <w:color w:val="auto"/>
+          <w:sz w:val="24"/>
+          <w:szCs w:val="24"/>
+        </w:rPr>
+        <w:t xml:space="preserve"> break that premise: if cheap precision systems can make lodgement, movement and sustainment costly, the constraint shifts from money to organisation. For an island state, any hostile ground force must first arrive by sea or air, concentrating at a predictable point of entry – where exposure is highest and cheap precision strike most punishing.</w:t>
       </w:r>
     </w:p>
     <w:p>
@@ -1377,15 +1512,7 @@
         <w:t xml:space="preserve"> </w:t>
       </w:r>
       <w:r>
-        <w:t xml:space="preserve">it drives lift, sustainment, command and tactical mobility and cannot be dismissed. But it need not come first. The threat defines force </w:t>
-      </w:r>
-      <w:proofErr w:type="gramStart"/>
-      <w:r>
-        <w:t>protection</w:t>
-      </w:r>
-      <w:proofErr w:type="gramEnd"/>
-      <w:r>
-        <w:t xml:space="preserve"> and force protection drives </w:t>
+        <w:t xml:space="preserve">it drives lift, sustainment, command and tactical mobility and cannot be dismissed. But it need not come first. The threat defines force protection and force protection drives </w:t>
       </w:r>
       <w:r>
         <w:t>capability development</w:t>
@@ -1438,6 +1565,1202 @@
       </w:r>
     </w:p>
   </w:endnote>
+  <w:endnote w:id="1">
+    <w:p>
+      <w:pPr>
+        <w:pStyle w:val="EndnoteText"/>
+      </w:pPr>
+      <w:r>
+        <w:rPr>
+          <w:rStyle w:val="EndnoteReference"/>
+        </w:rPr>
+        <w:endnoteRef/>
+      </w:r>
+      <w:r>
+        <w:t xml:space="preserve"> </w:t>
+      </w:r>
+      <w:r>
+        <w:t xml:space="preserve">Watling, J. and Bronk, J. </w:t>
+      </w:r>
+      <w:r>
+        <w:rPr>
+          <w:i/>
+          <w:iCs/>
+        </w:rPr>
+        <w:t>Protecting the Force from Uncrewed Aerial Systems</w:t>
+      </w:r>
+      <w:r>
+        <w:t xml:space="preserve">. London: Royal United Services Institute for Defence and Security Studies, 2024. Available at: </w:t>
+      </w:r>
+      <w:hyperlink r:id="rId1" w:tgtFrame="_new" w:history="1">
+        <w:r>
+          <w:rPr>
+            <w:rStyle w:val="Hyperlink"/>
+          </w:rPr>
+          <w:t>https://static.rusi.org/protecting-the-force-from-uncrewed-uas.pdf</w:t>
+        </w:r>
+      </w:hyperlink>
+      <w:r>
+        <w:t xml:space="preserve"> (accessed 11 December 2025).</w:t>
+      </w:r>
+    </w:p>
+  </w:endnote>
+  <w:endnote w:id="2">
+    <w:p>
+      <w:pPr>
+        <w:pStyle w:val="EndnoteText"/>
+      </w:pPr>
+      <w:r>
+        <w:rPr>
+          <w:rStyle w:val="EndnoteReference"/>
+        </w:rPr>
+        <w:endnoteRef/>
+      </w:r>
+      <w:r>
+        <w:t xml:space="preserve"> </w:t>
+      </w:r>
+      <w:r>
+        <w:t xml:space="preserve">Molloy, O. </w:t>
+      </w:r>
+      <w:r>
+        <w:rPr>
+          <w:i/>
+          <w:iCs/>
+        </w:rPr>
+        <w:t>Drones in Modern Warfare: Lessons Learnt from the War in Ukraine</w:t>
+      </w:r>
+      <w:r>
+        <w:t xml:space="preserve">. Australian Army Occasional Paper, no. 29. Canberra: Australian Army Research Centre, 2024, p. 17. DOI: 10.61451/267513. Available at: </w:t>
+      </w:r>
+      <w:hyperlink r:id="rId2" w:history="1">
+        <w:r>
+          <w:rPr>
+            <w:rStyle w:val="Hyperlink"/>
+          </w:rPr>
+          <w:t>https://researchcentre.army.gov.au/sites/default/files/241104-Occasional-Paper-29-Lessons-Learnt-from-Ukraine.pdf.pdf</w:t>
+        </w:r>
+      </w:hyperlink>
+      <w:r>
+        <w:t xml:space="preserve"> (accessed 2 November 2025).</w:t>
+      </w:r>
+    </w:p>
+  </w:endnote>
+  <w:endnote w:id="3">
+    <w:p>
+      <w:pPr>
+        <w:pStyle w:val="EndnoteText"/>
+      </w:pPr>
+      <w:r>
+        <w:rPr>
+          <w:rStyle w:val="EndnoteReference"/>
+        </w:rPr>
+        <w:endnoteRef/>
+      </w:r>
+      <w:r>
+        <w:t xml:space="preserve"> </w:t>
+      </w:r>
+      <w:r>
+        <w:t xml:space="preserve">Fox, A. C. </w:t>
+      </w:r>
+      <w:r>
+        <w:rPr>
+          <w:i/>
+          <w:iCs/>
+        </w:rPr>
+        <w:t>Manoeuvre Is Dead? Understanding the Conditions and Components of Warfighting</w:t>
+      </w:r>
+      <w:r>
+        <w:t xml:space="preserve">. </w:t>
+      </w:r>
+      <w:r>
+        <w:rPr>
+          <w:i/>
+          <w:iCs/>
+        </w:rPr>
+        <w:t>The RUSI Journal</w:t>
+      </w:r>
+      <w:r>
+        <w:t xml:space="preserve">, 166(6–7), 2021, pp. 10–18. Available at: </w:t>
+      </w:r>
+      <w:hyperlink r:id="rId3" w:tgtFrame="_new" w:history="1">
+        <w:r>
+          <w:rPr>
+            <w:rStyle w:val="Hyperlink"/>
+          </w:rPr>
+          <w:t>https://doi-org.may.idm.oclc.org/10.1080/03071847.2022.2058601</w:t>
+        </w:r>
+      </w:hyperlink>
+      <w:r>
+        <w:t xml:space="preserve"> (accessed 17 February 2026).</w:t>
+      </w:r>
+    </w:p>
+  </w:endnote>
+  <w:endnote w:id="4">
+    <w:p>
+      <w:pPr>
+        <w:pStyle w:val="EndnoteText"/>
+      </w:pPr>
+      <w:r>
+        <w:rPr>
+          <w:rStyle w:val="EndnoteReference"/>
+        </w:rPr>
+        <w:endnoteRef/>
+      </w:r>
+      <w:r>
+        <w:t xml:space="preserve"> </w:t>
+      </w:r>
+      <w:r>
+        <w:t xml:space="preserve">Cornish, P. </w:t>
+      </w:r>
+      <w:r>
+        <w:rPr>
+          <w:i/>
+          <w:iCs/>
+        </w:rPr>
+        <w:t>SDR Threats Series: Styles and Themes of Contemporary Warfare</w:t>
+      </w:r>
+      <w:r>
+        <w:t xml:space="preserve">. </w:t>
+      </w:r>
+      <w:r>
+        <w:rPr>
+          <w:i/>
+          <w:iCs/>
+        </w:rPr>
+        <w:t>This Means War</w:t>
+      </w:r>
+      <w:r>
+        <w:t xml:space="preserve"> podcast, interview by P. Roberts, 2024. Available at: </w:t>
+      </w:r>
+      <w:hyperlink r:id="rId4" w:tgtFrame="_new" w:history="1">
+        <w:r>
+          <w:rPr>
+            <w:rStyle w:val="Hyperlink"/>
+          </w:rPr>
+          <w:t>https://podcasts.apple.com/gb/podcast/sdr-threats-series-styles-and-themes-of/id1629454648?i=1000675880639</w:t>
+        </w:r>
+      </w:hyperlink>
+      <w:r>
+        <w:t xml:space="preserve"> (accessed 10 February 2026)</w:t>
+      </w:r>
+      <w:r>
+        <w:t xml:space="preserve">; </w:t>
+      </w:r>
+      <w:r>
+        <w:t xml:space="preserve">Revels, W. and Uribe, E. </w:t>
+      </w:r>
+      <w:r>
+        <w:rPr>
+          <w:i/>
+          <w:iCs/>
+        </w:rPr>
+        <w:t xml:space="preserve">Drones Won't Save Us: Learning the Wrong Lessons from Ukraine Will Cost the US Army Its Edge in </w:t>
+      </w:r>
+      <w:proofErr w:type="spellStart"/>
+      <w:r>
+        <w:rPr>
+          <w:i/>
+          <w:iCs/>
+        </w:rPr>
+        <w:t>Maneuver</w:t>
+      </w:r>
+      <w:proofErr w:type="spellEnd"/>
+      <w:r>
+        <w:rPr>
+          <w:i/>
+          <w:iCs/>
+        </w:rPr>
+        <w:t xml:space="preserve"> Warfare</w:t>
+      </w:r>
+      <w:r>
+        <w:t xml:space="preserve">. </w:t>
+      </w:r>
+      <w:r>
+        <w:rPr>
+          <w:i/>
+          <w:iCs/>
+        </w:rPr>
+        <w:t>Modern War Institute at West Point</w:t>
+      </w:r>
+      <w:r>
+        <w:t xml:space="preserve">, 11 May 2025. Available at: </w:t>
+      </w:r>
+      <w:hyperlink r:id="rId5" w:history="1">
+        <w:r>
+          <w:rPr>
+            <w:rStyle w:val="Hyperlink"/>
+          </w:rPr>
+          <w:t>https://mwi.westpoint.edu/drones-wont-save-us-learning-the-wrong-lessons-from-ukraine-will-cost-the-us-army-its-edge-in-maneuver-warfare/</w:t>
+        </w:r>
+      </w:hyperlink>
+      <w:r>
+        <w:t xml:space="preserve"> (accessed 12 February 2026)</w:t>
+      </w:r>
+      <w:r>
+        <w:t xml:space="preserve">; </w:t>
+      </w:r>
+      <w:r>
+        <w:t xml:space="preserve">Watling, J. and Danylyuk, O. V. </w:t>
+      </w:r>
+      <w:r>
+        <w:rPr>
+          <w:i/>
+          <w:iCs/>
+        </w:rPr>
+        <w:t>Preliminary Lessons from Ukraine's Offensive Operations, 2022–23</w:t>
+      </w:r>
+      <w:r>
+        <w:t xml:space="preserve">. London: Royal United Services Institute for Defence and Security Studies, 2024. Available at: </w:t>
+      </w:r>
+      <w:hyperlink r:id="rId6" w:tgtFrame="_new" w:history="1">
+        <w:r>
+          <w:rPr>
+            <w:rStyle w:val="Hyperlink"/>
+          </w:rPr>
+          <w:t>https://static.rusi.org/lessons-learned-ukraine-offensive-2022-23.pdf</w:t>
+        </w:r>
+      </w:hyperlink>
+      <w:r>
+        <w:t xml:space="preserve"> (accessed 11 December 2025).</w:t>
+      </w:r>
+    </w:p>
+  </w:endnote>
+  <w:endnote w:id="5">
+    <w:p>
+      <w:pPr>
+        <w:pStyle w:val="EndnoteText"/>
+      </w:pPr>
+      <w:r>
+        <w:rPr>
+          <w:rStyle w:val="EndnoteReference"/>
+        </w:rPr>
+        <w:endnoteRef/>
+      </w:r>
+      <w:r>
+        <w:t xml:space="preserve"> </w:t>
+      </w:r>
+      <w:r>
+        <w:t>Government of Ireland. Defence Policy Review 2024: Adjusting and Affirming Our Defence Policy in an Era of Change. Dublin: Department of Defence, 2024. Available at: https://assets.gov.ie/static/documents/defence-policy-review-2024.pdf (accessed 20 June 2026).</w:t>
+      </w:r>
+    </w:p>
+  </w:endnote>
+  <w:endnote w:id="6">
+    <w:p>
+      <w:pPr>
+        <w:pStyle w:val="EndnoteText"/>
+      </w:pPr>
+      <w:r>
+        <w:rPr>
+          <w:rStyle w:val="EndnoteReference"/>
+        </w:rPr>
+        <w:endnoteRef/>
+      </w:r>
+      <w:r>
+        <w:t xml:space="preserve"> </w:t>
+      </w:r>
+      <w:r>
+        <w:t xml:space="preserve">Government of Ireland. </w:t>
+      </w:r>
+      <w:r>
+        <w:rPr>
+          <w:i/>
+          <w:iCs/>
+        </w:rPr>
+        <w:t>White Paper on Defence</w:t>
+      </w:r>
+      <w:r>
+        <w:t xml:space="preserve">. Dublin: Department of Defence, 2015. Available at: </w:t>
+      </w:r>
+      <w:r>
+        <w:t>https://assets.gov.ie/static/documents/white-paper-on-defence-august-2015.pdf</w:t>
+      </w:r>
+      <w:r>
+        <w:t xml:space="preserve"> (accessed 20 June 2026).</w:t>
+      </w:r>
+    </w:p>
+  </w:endnote>
+  <w:endnote w:id="7">
+    <w:p>
+      <w:pPr>
+        <w:pStyle w:val="EndnoteText"/>
+      </w:pPr>
+      <w:r>
+        <w:rPr>
+          <w:rStyle w:val="EndnoteReference"/>
+        </w:rPr>
+        <w:endnoteRef/>
+      </w:r>
+      <w:r>
+        <w:t xml:space="preserve"> </w:t>
+      </w:r>
+      <w:r>
+        <w:t xml:space="preserve">Mearsheimer, J. J. </w:t>
+      </w:r>
+      <w:r>
+        <w:rPr>
+          <w:i/>
+          <w:iCs/>
+        </w:rPr>
+        <w:t>Back to the Future: Instability in Europe After the Cold War</w:t>
+      </w:r>
+      <w:r>
+        <w:t xml:space="preserve">. </w:t>
+      </w:r>
+      <w:r>
+        <w:rPr>
+          <w:i/>
+          <w:iCs/>
+        </w:rPr>
+        <w:t>International Security</w:t>
+      </w:r>
+      <w:r>
+        <w:t xml:space="preserve">, 15(1), 1990, pp. 5–56. Available at: </w:t>
+      </w:r>
+      <w:hyperlink r:id="rId7" w:history="1">
+        <w:r>
+          <w:rPr>
+            <w:rStyle w:val="Hyperlink"/>
+          </w:rPr>
+          <w:t>https://www.jstor.org/stable/2538981</w:t>
+        </w:r>
+      </w:hyperlink>
+      <w:r>
+        <w:t xml:space="preserve"> (accessed 29 November 2025).</w:t>
+      </w:r>
+    </w:p>
+  </w:endnote>
+  <w:endnote w:id="8">
+    <w:p>
+      <w:pPr>
+        <w:pStyle w:val="EndnoteText"/>
+      </w:pPr>
+      <w:r>
+        <w:rPr>
+          <w:rStyle w:val="EndnoteReference"/>
+        </w:rPr>
+        <w:endnoteRef/>
+      </w:r>
+      <w:r>
+        <w:t xml:space="preserve"> </w:t>
+      </w:r>
+      <w:r>
+        <w:t>United States Congress (2025). Congressional record: Proceedings and debates of the 119th Congress, first session. US Government Publishing Office. [online]. Available at: https://www.congress.gov/119/crec/2025/03/04/171/41/CREC-2025-03-04.pdf (accessed 1 April 2026).</w:t>
+      </w:r>
+    </w:p>
+  </w:endnote>
+  <w:endnote w:id="9">
+    <w:p>
+      <w:pPr>
+        <w:pStyle w:val="FootnoteText"/>
+      </w:pPr>
+      <w:r>
+        <w:rPr>
+          <w:rStyle w:val="EndnoteReference"/>
+        </w:rPr>
+        <w:endnoteRef/>
+      </w:r>
+      <w:r>
+        <w:t xml:space="preserve"> </w:t>
+      </w:r>
+      <w:proofErr w:type="spellStart"/>
+      <w:r>
+        <w:t>Statsministeriet</w:t>
+      </w:r>
+      <w:proofErr w:type="spellEnd"/>
+      <w:r>
+        <w:t xml:space="preserve"> (2026). </w:t>
+      </w:r>
+      <w:proofErr w:type="spellStart"/>
+      <w:r>
+        <w:t>Fællesudtalelse</w:t>
+      </w:r>
+      <w:proofErr w:type="spellEnd"/>
+      <w:r>
+        <w:t xml:space="preserve"> om </w:t>
+      </w:r>
+      <w:proofErr w:type="spellStart"/>
+      <w:r>
+        <w:t>Grønland</w:t>
+      </w:r>
+      <w:proofErr w:type="spellEnd"/>
+      <w:r>
+        <w:t xml:space="preserve"> [online]. Available at: https://s</w:t>
+      </w:r>
+    </w:p>
+    <w:p>
+      <w:pPr>
+        <w:pStyle w:val="EndnoteText"/>
+      </w:pPr>
+      <w:r>
+        <w:t>tm.dk/media/qo2dyzxy/erklaering-gl.pdf (accessed 1 April 2026).</w:t>
+      </w:r>
+    </w:p>
+  </w:endnote>
+  <w:endnote w:id="10">
+    <w:p>
+      <w:pPr>
+        <w:pStyle w:val="EndnoteText"/>
+      </w:pPr>
+      <w:r>
+        <w:rPr>
+          <w:rStyle w:val="EndnoteReference"/>
+        </w:rPr>
+        <w:endnoteRef/>
+      </w:r>
+      <w:r>
+        <w:t xml:space="preserve"> </w:t>
+      </w:r>
+      <w:r>
+        <w:t xml:space="preserve">European Defence Agency. </w:t>
+      </w:r>
+      <w:r>
+        <w:rPr>
+          <w:i/>
+          <w:iCs/>
+        </w:rPr>
+        <w:t>The 2023 EU Capability Development Priorities: To Be Ready</w:t>
+      </w:r>
+      <w:r>
+        <w:t xml:space="preserve">. Brussels: European Defence Agency, 2023. Available at: </w:t>
+      </w:r>
+      <w:hyperlink r:id="rId8" w:history="1">
+        <w:r>
+          <w:rPr>
+            <w:rStyle w:val="Hyperlink"/>
+          </w:rPr>
+          <w:t>https://eda.europa.eu/docs/default-source/eda-publications/2023-eu-capability-development-priorities.pdf</w:t>
+        </w:r>
+      </w:hyperlink>
+      <w:r>
+        <w:t xml:space="preserve"> (accessed 22 June 2026)</w:t>
+      </w:r>
+      <w:r>
+        <w:t xml:space="preserve">; </w:t>
+      </w:r>
+      <w:r>
+        <w:t xml:space="preserve">NATO Allied Command Transformation. </w:t>
+      </w:r>
+      <w:r>
+        <w:rPr>
+          <w:i/>
+          <w:iCs/>
+        </w:rPr>
+        <w:t>NATO CD&amp;E Handbook: A Concept Developer's Toolbox</w:t>
+      </w:r>
+      <w:r>
+        <w:t xml:space="preserve">. Norfolk, VA: Allied Command Transformation, 2023. Available at: </w:t>
+      </w:r>
+      <w:hyperlink r:id="rId9" w:history="1">
+        <w:r>
+          <w:rPr>
+            <w:rStyle w:val="Hyperlink"/>
+          </w:rPr>
+          <w:t>https://www.act.nato.int/wp-content/uploads/2023/05/NATO-ACT-CDE-Handbook_A_Concept_Developers_Toolbox.pdf</w:t>
+        </w:r>
+      </w:hyperlink>
+      <w:r>
+        <w:t xml:space="preserve"> (accessed 22 June 2026).</w:t>
+      </w:r>
+    </w:p>
+  </w:endnote>
+  <w:endnote w:id="11">
+    <w:p>
+      <w:pPr>
+        <w:pStyle w:val="EndnoteText"/>
+      </w:pPr>
+      <w:r>
+        <w:rPr>
+          <w:rStyle w:val="EndnoteReference"/>
+        </w:rPr>
+        <w:endnoteRef/>
+      </w:r>
+      <w:r>
+        <w:t xml:space="preserve"> </w:t>
+      </w:r>
+      <w:r>
+        <w:t>TM 201</w:t>
+      </w:r>
+    </w:p>
+  </w:endnote>
+  <w:endnote w:id="12">
+    <w:p>
+      <w:pPr>
+        <w:pStyle w:val="EndnoteText"/>
+      </w:pPr>
+      <w:r>
+        <w:rPr>
+          <w:rStyle w:val="EndnoteReference"/>
+        </w:rPr>
+        <w:endnoteRef/>
+      </w:r>
+      <w:r>
+        <w:t xml:space="preserve"> </w:t>
+      </w:r>
+      <w:r>
+        <w:t xml:space="preserve">O'Connor, N. </w:t>
+      </w:r>
+      <w:r>
+        <w:rPr>
+          <w:i/>
+          <w:iCs/>
+        </w:rPr>
+        <w:t>Ireland Could Be About to Sign €600m Armoured Vehicles Deal, French Arms Firm Says</w:t>
+      </w:r>
+      <w:r>
+        <w:t xml:space="preserve">. </w:t>
+      </w:r>
+      <w:r>
+        <w:rPr>
+          <w:i/>
+          <w:iCs/>
+        </w:rPr>
+        <w:t>The Journal</w:t>
+      </w:r>
+      <w:r>
+        <w:t xml:space="preserve">, 2025. Available at: </w:t>
+      </w:r>
+      <w:hyperlink r:id="rId10" w:tgtFrame="_new" w:history="1">
+        <w:r>
+          <w:rPr>
+            <w:rStyle w:val="Hyperlink"/>
+          </w:rPr>
+          <w:t>https://www.thejournal.ie/new-apc-vehicles-maybe-coming-from-france-6623112-Feb2025/</w:t>
+        </w:r>
+      </w:hyperlink>
+      <w:r>
+        <w:t xml:space="preserve"> (accessed 24 February 2026).</w:t>
+      </w:r>
+    </w:p>
+  </w:endnote>
+  <w:endnote w:id="13">
+    <w:p>
+      <w:pPr>
+        <w:pStyle w:val="EndnoteText"/>
+      </w:pPr>
+      <w:r>
+        <w:rPr>
+          <w:rStyle w:val="EndnoteReference"/>
+        </w:rPr>
+        <w:endnoteRef/>
+      </w:r>
+      <w:r>
+        <w:t xml:space="preserve"> </w:t>
+      </w:r>
+      <w:r>
+        <w:t xml:space="preserve">Lopez, C. </w:t>
+      </w:r>
+      <w:r>
+        <w:rPr>
+          <w:i/>
+          <w:iCs/>
+        </w:rPr>
+        <w:t>The Ultra-Light Tactical Vehicle: How Working with Industry and the FMF Can Result in a Swiss Army Knife for Future Lethality</w:t>
+      </w:r>
+      <w:r>
+        <w:t xml:space="preserve">. </w:t>
+      </w:r>
+      <w:r>
+        <w:rPr>
+          <w:i/>
+          <w:iCs/>
+        </w:rPr>
+        <w:t>Marine Corps Gazette</w:t>
+      </w:r>
+      <w:r>
+        <w:t xml:space="preserve">, August 2021. Available at: </w:t>
+      </w:r>
+      <w:hyperlink r:id="rId11" w:history="1">
+        <w:r>
+          <w:rPr>
+            <w:rStyle w:val="Hyperlink"/>
+          </w:rPr>
+          <w:t>https://www.mca-marines.org/wp-content/uploads/23-The-Ultra-Light.pdf</w:t>
+        </w:r>
+      </w:hyperlink>
+      <w:r>
+        <w:t xml:space="preserve"> (accessed 21 June 2026).</w:t>
+      </w:r>
+    </w:p>
+  </w:endnote>
+  <w:endnote w:id="14">
+    <w:p>
+      <w:pPr>
+        <w:pStyle w:val="EndnoteText"/>
+      </w:pPr>
+      <w:r>
+        <w:rPr>
+          <w:rStyle w:val="EndnoteReference"/>
+        </w:rPr>
+        <w:endnoteRef/>
+      </w:r>
+      <w:r>
+        <w:t xml:space="preserve"> </w:t>
+      </w:r>
+      <w:proofErr w:type="spellStart"/>
+      <w:r>
+        <w:t>Néron</w:t>
+      </w:r>
+      <w:proofErr w:type="spellEnd"/>
+      <w:r>
+        <w:t xml:space="preserve">-Bancel, P. and Garnier, G. </w:t>
+      </w:r>
+      <w:r>
+        <w:rPr>
+          <w:i/>
+          <w:iCs/>
+        </w:rPr>
+        <w:t>At the Other Side of the Hill: The Benefits and False Promises of Battlefield Transparency</w:t>
+      </w:r>
+      <w:r>
+        <w:t xml:space="preserve">. Paris: </w:t>
+      </w:r>
+      <w:proofErr w:type="spellStart"/>
+      <w:r>
+        <w:t>Institut</w:t>
+      </w:r>
+      <w:proofErr w:type="spellEnd"/>
+      <w:r>
+        <w:t xml:space="preserve"> français des relations </w:t>
+      </w:r>
+      <w:proofErr w:type="spellStart"/>
+      <w:r>
+        <w:t>internationales</w:t>
+      </w:r>
+      <w:proofErr w:type="spellEnd"/>
+      <w:r>
+        <w:t xml:space="preserve"> (IFRI), 27 May 2024, p. 45. Available at: </w:t>
+      </w:r>
+      <w:hyperlink r:id="rId12" w:tgtFrame="_new" w:history="1">
+        <w:r>
+          <w:rPr>
+            <w:rStyle w:val="Hyperlink"/>
+          </w:rPr>
+          <w:t>https://www.ifri.org/en/studies/other-side-hill-benefits-and-false-promises-battlefield-transparency</w:t>
+        </w:r>
+      </w:hyperlink>
+      <w:r>
+        <w:t xml:space="preserve"> (accessed 17 March 2026).</w:t>
+      </w:r>
+    </w:p>
+  </w:endnote>
+  <w:endnote w:id="15">
+    <w:p>
+      <w:pPr>
+        <w:pStyle w:val="EndnoteText"/>
+      </w:pPr>
+      <w:r>
+        <w:rPr>
+          <w:rStyle w:val="EndnoteReference"/>
+        </w:rPr>
+        <w:endnoteRef/>
+      </w:r>
+      <w:r>
+        <w:t xml:space="preserve"> </w:t>
+      </w:r>
+      <w:r>
+        <w:t xml:space="preserve">Joret, G. “What Specialization of the Infantry in </w:t>
+      </w:r>
+      <w:proofErr w:type="spellStart"/>
+      <w:r>
+        <w:t>Armored</w:t>
+      </w:r>
+      <w:proofErr w:type="spellEnd"/>
+      <w:r>
+        <w:t xml:space="preserve"> Combat Operations?”, </w:t>
+      </w:r>
+      <w:proofErr w:type="spellStart"/>
+      <w:r>
+        <w:t>Fantassins</w:t>
+      </w:r>
+      <w:proofErr w:type="spellEnd"/>
+      <w:r>
+        <w:t xml:space="preserve">, no. 52, Spring–Summer 2024, pp. 125–130, pp. 129–130; Bouffard, J. “The Infantry Regiment Model 2030”, </w:t>
+      </w:r>
+      <w:proofErr w:type="spellStart"/>
+      <w:r>
+        <w:t>Fantassins</w:t>
+      </w:r>
+      <w:proofErr w:type="spellEnd"/>
+      <w:r>
+        <w:t>, no. 52, Spring–Summer 2024, pp. 15–20, p. 18.</w:t>
+      </w:r>
+    </w:p>
+  </w:endnote>
+  <w:endnote w:id="16">
+    <w:p>
+      <w:pPr>
+        <w:pStyle w:val="EndnoteText"/>
+      </w:pPr>
+      <w:r>
+        <w:rPr>
+          <w:rStyle w:val="EndnoteReference"/>
+        </w:rPr>
+        <w:endnoteRef/>
+      </w:r>
+      <w:r>
+        <w:t xml:space="preserve"> </w:t>
+      </w:r>
+      <w:r>
+        <w:t xml:space="preserve">UK Ministry of Defence and Defence Science and Technology Laboratory. </w:t>
+      </w:r>
+      <w:r>
+        <w:rPr>
+          <w:i/>
+          <w:iCs/>
+        </w:rPr>
+        <w:t>British Army Experiments with Dstl Study on Urban Combat</w:t>
+      </w:r>
+      <w:r>
+        <w:t xml:space="preserve">. GOV.UK News Story, 30 March 2023. Available at: </w:t>
+      </w:r>
+      <w:hyperlink r:id="rId13" w:history="1">
+        <w:r>
+          <w:rPr>
+            <w:rStyle w:val="Hyperlink"/>
+          </w:rPr>
+          <w:t>https://www.gov.uk/government/news/british-army-experiments-with-dstl-study-on-urban-combat</w:t>
+        </w:r>
+      </w:hyperlink>
+      <w:r>
+        <w:t xml:space="preserve"> (accessed 22 June 2026)</w:t>
+      </w:r>
+      <w:r>
+        <w:t xml:space="preserve">; </w:t>
+      </w:r>
+      <w:r>
+        <w:t xml:space="preserve">Spencer, J. </w:t>
+      </w:r>
+      <w:r>
+        <w:rPr>
+          <w:i/>
+          <w:iCs/>
+        </w:rPr>
+        <w:t>Creating a Unit Optimized for Urban Warfare</w:t>
+      </w:r>
+      <w:r>
+        <w:t xml:space="preserve">. </w:t>
+      </w:r>
+      <w:r>
+        <w:rPr>
+          <w:i/>
+          <w:iCs/>
+        </w:rPr>
+        <w:t>Modern War Institute at West Point</w:t>
+      </w:r>
+      <w:r>
+        <w:t xml:space="preserve">, 18 August 2023. Available at: </w:t>
+      </w:r>
+      <w:hyperlink r:id="rId14" w:history="1">
+        <w:r>
+          <w:rPr>
+            <w:rStyle w:val="Hyperlink"/>
+          </w:rPr>
+          <w:t>https://mwi.westpoint.edu/creating-a-unit-optimized-for-urban-warfare/</w:t>
+        </w:r>
+      </w:hyperlink>
+      <w:r>
+        <w:t xml:space="preserve"> (accessed 22 June 2026).</w:t>
+      </w:r>
+    </w:p>
+  </w:endnote>
+  <w:endnote w:id="17">
+    <w:p>
+      <w:pPr>
+        <w:pStyle w:val="EndnoteText"/>
+      </w:pPr>
+      <w:r>
+        <w:rPr>
+          <w:rStyle w:val="EndnoteReference"/>
+        </w:rPr>
+        <w:endnoteRef/>
+      </w:r>
+      <w:r>
+        <w:t xml:space="preserve"> </w:t>
+      </w:r>
+      <w:r>
+        <w:t xml:space="preserve">Ministère des </w:t>
+      </w:r>
+      <w:proofErr w:type="spellStart"/>
+      <w:r>
+        <w:t>Armées</w:t>
+      </w:r>
+      <w:proofErr w:type="spellEnd"/>
+      <w:r>
+        <w:t xml:space="preserve">. </w:t>
+      </w:r>
+      <w:proofErr w:type="spellStart"/>
+      <w:r>
+        <w:rPr>
+          <w:i/>
+          <w:iCs/>
+        </w:rPr>
+        <w:t>Gévaudan</w:t>
+      </w:r>
+      <w:proofErr w:type="spellEnd"/>
+      <w:r>
+        <w:rPr>
+          <w:i/>
+          <w:iCs/>
+        </w:rPr>
+        <w:t xml:space="preserve"> 26 : Les </w:t>
+      </w:r>
+      <w:proofErr w:type="spellStart"/>
+      <w:r>
+        <w:rPr>
+          <w:i/>
+          <w:iCs/>
+        </w:rPr>
+        <w:t>Légionnaires</w:t>
+      </w:r>
+      <w:proofErr w:type="spellEnd"/>
+      <w:r>
+        <w:rPr>
+          <w:i/>
+          <w:iCs/>
+        </w:rPr>
+        <w:t xml:space="preserve"> au Combat</w:t>
+      </w:r>
+      <w:r>
+        <w:t xml:space="preserve">. 25 February 2026. Available at: </w:t>
+      </w:r>
+      <w:hyperlink r:id="rId15" w:tgtFrame="_new" w:history="1">
+        <w:r>
+          <w:rPr>
+            <w:rStyle w:val="Hyperlink"/>
+          </w:rPr>
+          <w:t>https://www.defense.gouv.fr/terre/actualites/gevaudan-26-legionnaires-au-combat</w:t>
+        </w:r>
+      </w:hyperlink>
+      <w:r>
+        <w:t xml:space="preserve"> (accessed 1 April 2026)</w:t>
+      </w:r>
+      <w:r>
+        <w:t xml:space="preserve">; </w:t>
+      </w:r>
+      <w:r>
+        <w:t xml:space="preserve">TF1 INFO. </w:t>
+      </w:r>
+      <w:r>
+        <w:rPr>
+          <w:i/>
+          <w:iCs/>
+        </w:rPr>
+        <w:t xml:space="preserve">Légion </w:t>
+      </w:r>
+      <w:proofErr w:type="spellStart"/>
+      <w:r>
+        <w:rPr>
+          <w:i/>
+          <w:iCs/>
+        </w:rPr>
+        <w:t>étrangère</w:t>
+      </w:r>
+      <w:proofErr w:type="spellEnd"/>
+      <w:r>
+        <w:rPr>
+          <w:i/>
+          <w:iCs/>
+        </w:rPr>
+        <w:t xml:space="preserve"> : Au Coeur d'un </w:t>
+      </w:r>
+      <w:proofErr w:type="spellStart"/>
+      <w:r>
+        <w:rPr>
+          <w:i/>
+          <w:iCs/>
+        </w:rPr>
+        <w:t>Entraînement</w:t>
+      </w:r>
+      <w:proofErr w:type="spellEnd"/>
+      <w:r>
+        <w:rPr>
+          <w:i/>
+          <w:iCs/>
+        </w:rPr>
+        <w:t xml:space="preserve"> Plus Vrai </w:t>
+      </w:r>
+      <w:proofErr w:type="spellStart"/>
+      <w:r>
+        <w:rPr>
+          <w:i/>
+          <w:iCs/>
+        </w:rPr>
+        <w:t>que</w:t>
+      </w:r>
+      <w:proofErr w:type="spellEnd"/>
+      <w:r>
+        <w:rPr>
+          <w:i/>
+          <w:iCs/>
+        </w:rPr>
+        <w:t xml:space="preserve"> Nature</w:t>
+      </w:r>
+      <w:r>
+        <w:t xml:space="preserve">. YouTube video, 21 February 2026. Available at: </w:t>
+      </w:r>
+      <w:hyperlink r:id="rId16" w:tgtFrame="_new" w:history="1">
+        <w:r>
+          <w:rPr>
+            <w:rStyle w:val="Hyperlink"/>
+          </w:rPr>
+          <w:t>https://www.youtube.com/watch?v=fkE1H-jy3NE</w:t>
+        </w:r>
+      </w:hyperlink>
+      <w:r>
+        <w:t xml:space="preserve"> (accessed 1 April 2026)</w:t>
+      </w:r>
+      <w:r>
+        <w:t xml:space="preserve">; </w:t>
+      </w:r>
+      <w:r>
+        <w:t xml:space="preserve">Melchior, J. K. </w:t>
+      </w:r>
+      <w:r>
+        <w:rPr>
+          <w:i/>
+          <w:iCs/>
+        </w:rPr>
+        <w:t>NATO Has Seen the Future and Is Unprepared</w:t>
+      </w:r>
+      <w:r>
+        <w:t xml:space="preserve">. </w:t>
+      </w:r>
+      <w:r>
+        <w:rPr>
+          <w:i/>
+          <w:iCs/>
+        </w:rPr>
+        <w:t>Wall Street Journal</w:t>
+      </w:r>
+      <w:r>
+        <w:t xml:space="preserve">, 2020. Available at: </w:t>
+      </w:r>
+      <w:hyperlink r:id="rId17" w:tgtFrame="_new" w:history="1">
+        <w:r>
+          <w:rPr>
+            <w:rStyle w:val="Hyperlink"/>
+          </w:rPr>
+          <w:t>https://www.wsj.com/opinion/nato-has-seen-the-future-and-is-unprepared-887eaf0f</w:t>
+        </w:r>
+      </w:hyperlink>
+      <w:r>
+        <w:t xml:space="preserve"> (accessed 13 February 2026).</w:t>
+      </w:r>
+    </w:p>
+  </w:endnote>
+  <w:endnote w:id="18">
+    <w:p>
+      <w:pPr>
+        <w:pStyle w:val="FootnoteText"/>
+      </w:pPr>
+      <w:r>
+        <w:rPr>
+          <w:rStyle w:val="EndnoteReference"/>
+        </w:rPr>
+        <w:endnoteRef/>
+      </w:r>
+      <w:r>
+        <w:t xml:space="preserve"> </w:t>
+      </w:r>
+      <w:r>
+        <w:t xml:space="preserve">Molloy, O. </w:t>
+      </w:r>
+      <w:r>
+        <w:rPr>
+          <w:i/>
+          <w:iCs/>
+        </w:rPr>
+        <w:t>Drones in Modern Warfare: Lessons Learnt from the War in Ukraine</w:t>
+      </w:r>
+      <w:r>
+        <w:t xml:space="preserve">. Australian Army Occasional Paper, no. 29. Canberra: Australian Army Research Centre, 2024, p. </w:t>
+      </w:r>
+      <w:r>
+        <w:t>78</w:t>
+      </w:r>
+      <w:r>
+        <w:t xml:space="preserve">. DOI: 10.61451/267513. Available at: </w:t>
+      </w:r>
+      <w:hyperlink r:id="rId18" w:history="1">
+        <w:r>
+          <w:rPr>
+            <w:rStyle w:val="Hyperlink"/>
+          </w:rPr>
+          <w:t>https://researchcentre.army.gov.au/sites/default/files/241104-Occasional-Paper-29-Lessons-Learnt-from-Ukraine.pdf.pdf</w:t>
+        </w:r>
+      </w:hyperlink>
+      <w:r>
+        <w:t xml:space="preserve"> (accessed 2 November 2025).</w:t>
+      </w:r>
+    </w:p>
+    <w:p>
+      <w:pPr>
+        <w:pStyle w:val="EndnoteText"/>
+      </w:pPr>
+    </w:p>
+  </w:endnote>
+  <w:endnote w:id="19">
+    <w:p>
+      <w:pPr>
+        <w:pStyle w:val="EndnoteText"/>
+      </w:pPr>
+      <w:r>
+        <w:rPr>
+          <w:rStyle w:val="EndnoteReference"/>
+        </w:rPr>
+        <w:endnoteRef/>
+      </w:r>
+      <w:r>
+        <w:t xml:space="preserve"> </w:t>
+      </w:r>
+      <w:r>
+        <w:t xml:space="preserve">Lanchester, F. W. </w:t>
+      </w:r>
+      <w:r>
+        <w:rPr>
+          <w:i/>
+          <w:iCs/>
+        </w:rPr>
+        <w:t>Aircraft in Warfare: The Dawn of the Fourth Arm</w:t>
+      </w:r>
+      <w:r>
+        <w:t>. London: Constable and Company Limited, 1916.</w:t>
+      </w:r>
+    </w:p>
+  </w:endnote>
+  <w:endnote w:id="20">
+    <w:p>
+      <w:pPr>
+        <w:pStyle w:val="EndnoteText"/>
+      </w:pPr>
+      <w:r>
+        <w:rPr>
+          <w:rStyle w:val="EndnoteReference"/>
+        </w:rPr>
+        <w:endnoteRef/>
+      </w:r>
+      <w:r>
+        <w:t xml:space="preserve"> </w:t>
+      </w:r>
+      <w:r>
+        <w:t xml:space="preserve">Mearsheimer, J. J. </w:t>
+      </w:r>
+      <w:r>
+        <w:rPr>
+          <w:i/>
+          <w:iCs/>
+        </w:rPr>
+        <w:t>Assessing the Conventional Balance: The 3:1 Rule and Its Critics</w:t>
+      </w:r>
+      <w:r>
+        <w:t xml:space="preserve">. </w:t>
+      </w:r>
+      <w:r>
+        <w:rPr>
+          <w:i/>
+          <w:iCs/>
+        </w:rPr>
+        <w:t>International Security</w:t>
+      </w:r>
+      <w:r>
+        <w:t xml:space="preserve">, 13(4), 1989, pp. 54–89. Available at: </w:t>
+      </w:r>
+      <w:hyperlink r:id="rId19" w:tgtFrame="_new" w:history="1">
+        <w:r>
+          <w:rPr>
+            <w:rStyle w:val="Hyperlink"/>
+          </w:rPr>
+          <w:t>https://www.jstor.org/stable/2538780</w:t>
+        </w:r>
+      </w:hyperlink>
+      <w:r>
+        <w:t xml:space="preserve"> (accessed 29 March 2025).</w:t>
+      </w:r>
+    </w:p>
+  </w:endnote>
+  <w:endnote w:id="21">
+    <w:p>
+      <w:pPr>
+        <w:pStyle w:val="EndnoteText"/>
+      </w:pPr>
+      <w:r>
+        <w:rPr>
+          <w:rStyle w:val="EndnoteReference"/>
+        </w:rPr>
+        <w:endnoteRef/>
+      </w:r>
+      <w:r>
+        <w:t xml:space="preserve"> </w:t>
+      </w:r>
+      <w:r>
+        <w:t xml:space="preserve">Beatty, A. </w:t>
+      </w:r>
+      <w:r>
+        <w:rPr>
+          <w:i/>
+          <w:iCs/>
+        </w:rPr>
+        <w:t>Movement as Exposure: Uncrewed Systems and the Transformation of Light Infantry Tactics: From Tactical Adaptation to Force Design and Deterrence-by-Denial in a Small State Context</w:t>
+      </w:r>
+      <w:r>
+        <w:t>. MA thesis, Maynooth University, 2026. Available from the Defence Forces Library.</w:t>
+      </w:r>
+      <w:r>
+        <w:t xml:space="preserve"> </w:t>
+      </w:r>
+      <w:r>
+        <w:t xml:space="preserve">The salvo column estimates the number and cost of effectors required to defeat an armoured company. </w:t>
+      </w:r>
+      <w:r>
+        <w:t>Effect is normalised to delivered shaped-charge mass, not raw payload:</w:t>
+      </w:r>
+      <w:r>
+        <w:t xml:space="preserve"> </w:t>
+      </w:r>
+      <w:r>
+        <w:t>OWADs are calculated against the 100</w:t>
+      </w:r>
+      <w:r>
+        <w:t>-</w:t>
+      </w:r>
+      <w:r>
+        <w:t>k</w:t>
+      </w:r>
+      <w:r>
+        <w:t>ilogram</w:t>
+      </w:r>
+      <w:r>
+        <w:t xml:space="preserve"> shaped-charge requirement in Bronk and Watling; Javelin is calculated as six missiles at assumed 100 percent kill probability against the 40–60 per cent immobilisation threshold – an assumption</w:t>
+      </w:r>
+      <w:r>
+        <w:t xml:space="preserve"> which</w:t>
+      </w:r>
+      <w:r>
+        <w:t xml:space="preserve"> flatters Javelin and therefore understates the drone advantage. Bronk, J. and Watling, J. </w:t>
+      </w:r>
+      <w:r>
+        <w:rPr>
+          <w:i/>
+          <w:iCs/>
+        </w:rPr>
+        <w:t>Mass Precision Strike: Designing UAV Complexes for Land Forces</w:t>
+      </w:r>
+      <w:r>
+        <w:t xml:space="preserve">. London: Royal United Services Institute for Defence and Security Studies, 2024. Available at: </w:t>
+      </w:r>
+      <w:hyperlink r:id="rId20" w:history="1">
+        <w:r>
+          <w:rPr>
+            <w:rStyle w:val="Hyperlink"/>
+          </w:rPr>
+          <w:t>https://static.rusi.org/mass-precision-strike-final.pdf</w:t>
+        </w:r>
+      </w:hyperlink>
+      <w:r>
+        <w:t xml:space="preserve"> (accessed 16 December 2025).</w:t>
+      </w:r>
+    </w:p>
+  </w:endnote>
 </w:endnotes>
 </file>
 
@@ -1460,703 +2783,6 @@
       </w:pPr>
       <w:r>
         <w:continuationSeparator/>
-      </w:r>
-    </w:p>
-  </w:footnote>
-  <w:footnote w:id="1">
-    <w:p>
-      <w:pPr>
-        <w:pStyle w:val="FootnoteText"/>
-      </w:pPr>
-      <w:r>
-        <w:rPr>
-          <w:rStyle w:val="FootnoteReference"/>
-        </w:rPr>
-        <w:footnoteRef/>
-      </w:r>
-      <w:r>
-        <w:t xml:space="preserve"> </w:t>
-      </w:r>
-      <w:r>
-        <w:t>Government of Ireland. Defence Policy Review 2024: Adjusting and Affirming Our Defence Policy in an Era of Change. Dublin: Department of Defence, 2024. Available at: https://assets.gov.ie/static/documents/defence-policy-review-2024.pdf (accessed 20 June 2026).</w:t>
-      </w:r>
-    </w:p>
-  </w:footnote>
-  <w:footnote w:id="2">
-    <w:p>
-      <w:pPr>
-        <w:pStyle w:val="FootnoteText"/>
-      </w:pPr>
-      <w:r>
-        <w:rPr>
-          <w:rStyle w:val="FootnoteReference"/>
-        </w:rPr>
-        <w:footnoteRef/>
-      </w:r>
-      <w:r>
-        <w:t xml:space="preserve"> </w:t>
-      </w:r>
-      <w:r>
-        <w:t xml:space="preserve">Government of Ireland. </w:t>
-      </w:r>
-      <w:r>
-        <w:rPr>
-          <w:i/>
-          <w:iCs/>
-        </w:rPr>
-        <w:t>White Paper on Defence</w:t>
-      </w:r>
-      <w:r>
-        <w:t xml:space="preserve">. Dublin: Department of Defence, 2015. Available at: </w:t>
-      </w:r>
-      <w:r>
-        <w:t>https://assets.gov.ie/static/documents/white-paper-on-defence-august-2015.pdf</w:t>
-      </w:r>
-      <w:r>
-        <w:t xml:space="preserve"> (accessed 20 June 2026).</w:t>
-      </w:r>
-    </w:p>
-  </w:footnote>
-  <w:footnote w:id="3">
-    <w:p>
-      <w:pPr>
-        <w:pStyle w:val="FootnoteText"/>
-      </w:pPr>
-      <w:r>
-        <w:rPr>
-          <w:rStyle w:val="FootnoteReference"/>
-        </w:rPr>
-        <w:footnoteRef/>
-      </w:r>
-      <w:r>
-        <w:t xml:space="preserve"> United States Congress (2025). Congressional record: Proceedings and debates of the 119th Congress, first session. US Government Publishing Office. [online]. Available at: https://www.congress.gov/119/crec/2025/03/04/171/41/CREC-2025-03-04.pdf (accessed 1 April 2026).</w:t>
-      </w:r>
-    </w:p>
-  </w:footnote>
-  <w:footnote w:id="4">
-    <w:p>
-      <w:pPr>
-        <w:pStyle w:val="FootnoteText"/>
-      </w:pPr>
-      <w:r>
-        <w:rPr>
-          <w:rStyle w:val="FootnoteReference"/>
-        </w:rPr>
-        <w:footnoteRef/>
-      </w:r>
-      <w:r>
-        <w:t xml:space="preserve"> Statsministeriet (2026). Fællesudtalelse om Grønland [online]. Available at: https://s</w:t>
-      </w:r>
-    </w:p>
-    <w:p>
-      <w:pPr>
-        <w:pStyle w:val="FootnoteText"/>
-      </w:pPr>
-      <w:r>
-        <w:t>tm.dk/media/qo2dyzxy/erklaering-gl.pdf (accessed 1 April 2026).</w:t>
-      </w:r>
-    </w:p>
-  </w:footnote>
-  <w:footnote w:id="5">
-    <w:p>
-      <w:pPr>
-        <w:pStyle w:val="FootnoteText"/>
-      </w:pPr>
-      <w:r>
-        <w:rPr>
-          <w:rStyle w:val="FootnoteReference"/>
-        </w:rPr>
-        <w:footnoteRef/>
-      </w:r>
-      <w:r>
-        <w:t xml:space="preserve"> </w:t>
-      </w:r>
-      <w:r>
-        <w:t xml:space="preserve">European Defence Agency. </w:t>
-      </w:r>
-      <w:r>
-        <w:rPr>
-          <w:i/>
-          <w:iCs/>
-        </w:rPr>
-        <w:t>The 2023 EU Capability Development Priorities: To Be Ready</w:t>
-      </w:r>
-      <w:r>
-        <w:t xml:space="preserve">. Brussels: European Defence Agency, 2023. Available at: </w:t>
-      </w:r>
-      <w:hyperlink r:id="rId1" w:history="1">
-        <w:r>
-          <w:rPr>
-            <w:rStyle w:val="Hyperlink"/>
-          </w:rPr>
-          <w:t>https://eda.europa.eu/docs/default-source/eda-publications/2023-eu-capability-development-priorities.pdf</w:t>
-        </w:r>
-      </w:hyperlink>
-      <w:r>
-        <w:t xml:space="preserve"> (accessed 22 June 2026).</w:t>
-      </w:r>
-    </w:p>
-  </w:footnote>
-  <w:footnote w:id="6">
-    <w:p>
-      <w:pPr>
-        <w:pStyle w:val="FootnoteText"/>
-      </w:pPr>
-      <w:r>
-        <w:rPr>
-          <w:rStyle w:val="FootnoteReference"/>
-        </w:rPr>
-        <w:footnoteRef/>
-      </w:r>
-      <w:r>
-        <w:t xml:space="preserve"> </w:t>
-      </w:r>
-      <w:r>
-        <w:t xml:space="preserve">NATO Allied Command Transformation. </w:t>
-      </w:r>
-      <w:r>
-        <w:rPr>
-          <w:i/>
-          <w:iCs/>
-        </w:rPr>
-        <w:t>NATO CD&amp;E Handbook: A Concept Developer's Toolbox</w:t>
-      </w:r>
-      <w:r>
-        <w:t xml:space="preserve">. Norfolk, VA: Allied Command Transformation, 2023. Available at: </w:t>
-      </w:r>
-      <w:hyperlink r:id="rId2" w:history="1">
-        <w:r>
-          <w:rPr>
-            <w:rStyle w:val="Hyperlink"/>
-          </w:rPr>
-          <w:t>https://www.act.nato.int/wp-content/uploads/2023/05/NATO-ACT-CDE-Handbook_A_Concept_Developers_Toolbox.pdf</w:t>
-        </w:r>
-      </w:hyperlink>
-      <w:r>
-        <w:t xml:space="preserve"> (accessed 22 June 2026).</w:t>
-      </w:r>
-    </w:p>
-  </w:footnote>
-  <w:footnote w:id="7">
-    <w:p>
-      <w:pPr>
-        <w:pStyle w:val="FootnoteText"/>
-      </w:pPr>
-      <w:r>
-        <w:rPr>
-          <w:rStyle w:val="FootnoteReference"/>
-        </w:rPr>
-        <w:footnoteRef/>
-      </w:r>
-      <w:r>
-        <w:t xml:space="preserve"> TM 201</w:t>
-      </w:r>
-    </w:p>
-  </w:footnote>
-  <w:footnote w:id="8">
-    <w:p>
-      <w:pPr>
-        <w:pStyle w:val="FootnoteText"/>
-      </w:pPr>
-      <w:r>
-        <w:rPr>
-          <w:rStyle w:val="FootnoteReference"/>
-        </w:rPr>
-        <w:footnoteRef/>
-      </w:r>
-      <w:r>
-        <w:t xml:space="preserve"> </w:t>
-      </w:r>
-      <w:r>
-        <w:t xml:space="preserve">O'Connor, N. </w:t>
-      </w:r>
-      <w:r>
-        <w:rPr>
-          <w:i/>
-          <w:iCs/>
-        </w:rPr>
-        <w:t>Ireland Could Be About to Sign €600m Armoured Vehicles Deal, French Arms Firm Says</w:t>
-      </w:r>
-      <w:r>
-        <w:t xml:space="preserve">. </w:t>
-      </w:r>
-      <w:r>
-        <w:rPr>
-          <w:i/>
-          <w:iCs/>
-        </w:rPr>
-        <w:t>The Journal</w:t>
-      </w:r>
-      <w:r>
-        <w:t xml:space="preserve">, 2025. Available at: </w:t>
-      </w:r>
-      <w:hyperlink r:id="rId3" w:tgtFrame="_new" w:history="1">
-        <w:r>
-          <w:rPr>
-            <w:rStyle w:val="Hyperlink"/>
-          </w:rPr>
-          <w:t>https://www.thejournal.ie/new-apc-vehicles-maybe-coming-from-france-6623112-Feb2025/</w:t>
-        </w:r>
-      </w:hyperlink>
-      <w:r>
-        <w:t xml:space="preserve"> (accessed 24 February 2026).</w:t>
-      </w:r>
-    </w:p>
-  </w:footnote>
-  <w:footnote w:id="9">
-    <w:p>
-      <w:pPr>
-        <w:pStyle w:val="FootnoteText"/>
-      </w:pPr>
-      <w:r>
-        <w:rPr>
-          <w:rStyle w:val="FootnoteReference"/>
-        </w:rPr>
-        <w:footnoteRef/>
-      </w:r>
-      <w:r>
-        <w:t xml:space="preserve"> </w:t>
-      </w:r>
-      <w:r>
-        <w:t xml:space="preserve">Lopez, C. </w:t>
-      </w:r>
-      <w:r>
-        <w:rPr>
-          <w:i/>
-          <w:iCs/>
-        </w:rPr>
-        <w:t>The Ultra-Light Tactical Vehicle: How Working with Industry and the FMF Can Result in a Swiss Army Knife for Future Lethality</w:t>
-      </w:r>
-      <w:r>
-        <w:t xml:space="preserve">. </w:t>
-      </w:r>
-      <w:r>
-        <w:rPr>
-          <w:i/>
-          <w:iCs/>
-        </w:rPr>
-        <w:t>Marine Corps Gazette</w:t>
-      </w:r>
-      <w:r>
-        <w:t xml:space="preserve">, August 2021. Available at: </w:t>
-      </w:r>
-      <w:hyperlink r:id="rId4" w:history="1">
-        <w:r>
-          <w:rPr>
-            <w:rStyle w:val="Hyperlink"/>
-          </w:rPr>
-          <w:t>https://www.mca-marines.org/wp-content/uploads/23-The-Ultra-Light.pdf</w:t>
-        </w:r>
-      </w:hyperlink>
-      <w:r>
-        <w:t xml:space="preserve"> (accessed 21 June 2026).</w:t>
-      </w:r>
-    </w:p>
-  </w:footnote>
-  <w:footnote w:id="10">
-    <w:p>
-      <w:pPr>
-        <w:pStyle w:val="FootnoteText"/>
-      </w:pPr>
-      <w:r>
-        <w:rPr>
-          <w:rStyle w:val="FootnoteReference"/>
-        </w:rPr>
-        <w:footnoteRef/>
-      </w:r>
-      <w:r>
-        <w:t xml:space="preserve"> </w:t>
-      </w:r>
-      <w:r>
-        <w:t>Joret, G. “What Specialization of the Infantry in Armored Combat Operations?”, Fantassins, no. 52, Spring–Summer 2024, pp. 125–130, pp. 129–130; Bouffard, J. “The Infantry Regiment Model 2030”, Fantassins, no. 52, Spring–Summer 2024, pp. 15–20, p. 18.</w:t>
-      </w:r>
-    </w:p>
-  </w:footnote>
-  <w:footnote w:id="11">
-    <w:p>
-      <w:pPr>
-        <w:pStyle w:val="FootnoteText"/>
-      </w:pPr>
-      <w:r>
-        <w:rPr>
-          <w:rStyle w:val="FootnoteReference"/>
-        </w:rPr>
-        <w:footnoteRef/>
-      </w:r>
-      <w:r>
-        <w:t xml:space="preserve"> </w:t>
-      </w:r>
-      <w:r>
-        <w:t xml:space="preserve">UK Ministry of Defence and Defence Science and Technology Laboratory. </w:t>
-      </w:r>
-      <w:r>
-        <w:rPr>
-          <w:i/>
-          <w:iCs/>
-        </w:rPr>
-        <w:t>British Army Experiments with Dstl Study on Urban Combat</w:t>
-      </w:r>
-      <w:r>
-        <w:t xml:space="preserve">. GOV.UK News Story, 30 March 2023. Available at: </w:t>
-      </w:r>
-      <w:hyperlink r:id="rId5" w:history="1">
-        <w:r>
-          <w:rPr>
-            <w:rStyle w:val="Hyperlink"/>
-          </w:rPr>
-          <w:t>https://www.gov.uk/government/news/british-army-experiments-with-dstl-study-on-urban-combat</w:t>
-        </w:r>
-      </w:hyperlink>
-      <w:r>
-        <w:t xml:space="preserve"> (accessed 22 June 2026)</w:t>
-      </w:r>
-      <w:r>
-        <w:t xml:space="preserve">; </w:t>
-      </w:r>
-      <w:r>
-        <w:t xml:space="preserve">Spencer, J. </w:t>
-      </w:r>
-      <w:r>
-        <w:rPr>
-          <w:i/>
-          <w:iCs/>
-        </w:rPr>
-        <w:t>Creating a Unit Optimized for Urban Warfare</w:t>
-      </w:r>
-      <w:r>
-        <w:t xml:space="preserve">. </w:t>
-      </w:r>
-      <w:r>
-        <w:rPr>
-          <w:i/>
-          <w:iCs/>
-        </w:rPr>
-        <w:t>Modern War Institute at West Point</w:t>
-      </w:r>
-      <w:r>
-        <w:t xml:space="preserve">, 18 August 2023. Available at: </w:t>
-      </w:r>
-      <w:hyperlink r:id="rId6" w:history="1">
-        <w:r>
-          <w:rPr>
-            <w:rStyle w:val="Hyperlink"/>
-          </w:rPr>
-          <w:t>https://mwi.westpoint.edu/creating-a-unit-optimized-for-urban-warfare/</w:t>
-        </w:r>
-      </w:hyperlink>
-      <w:r>
-        <w:t xml:space="preserve"> (accessed 22 June 2026).</w:t>
-      </w:r>
-    </w:p>
-  </w:footnote>
-  <w:footnote w:id="12">
-    <w:p>
-      <w:pPr>
-        <w:pStyle w:val="FootnoteText"/>
-      </w:pPr>
-      <w:r>
-        <w:rPr>
-          <w:rStyle w:val="FootnoteReference"/>
-        </w:rPr>
-        <w:footnoteRef/>
-      </w:r>
-      <w:r>
-        <w:t xml:space="preserve"> </w:t>
-      </w:r>
-      <w:r>
-        <w:t xml:space="preserve">Ministère des Armées. </w:t>
-      </w:r>
-      <w:r>
-        <w:rPr>
-          <w:i/>
-          <w:iCs/>
-        </w:rPr>
-        <w:t xml:space="preserve">Gévaudan </w:t>
-      </w:r>
-      <w:proofErr w:type="gramStart"/>
-      <w:r>
-        <w:rPr>
-          <w:i/>
-          <w:iCs/>
-        </w:rPr>
-        <w:t>26 :</w:t>
-      </w:r>
-      <w:proofErr w:type="gramEnd"/>
-      <w:r>
-        <w:rPr>
-          <w:i/>
-          <w:iCs/>
-        </w:rPr>
-        <w:t xml:space="preserve"> Les Légionnaires au Combat</w:t>
-      </w:r>
-      <w:r>
-        <w:t xml:space="preserve">. 25 February 2026. Available at: </w:t>
-      </w:r>
-      <w:hyperlink r:id="rId7" w:tgtFrame="_new" w:history="1">
-        <w:r>
-          <w:rPr>
-            <w:rStyle w:val="Hyperlink"/>
-          </w:rPr>
-          <w:t>https://www.defense.gouv.fr/terre/actualites/gevaudan-26-legionnaires-au-combat</w:t>
-        </w:r>
-      </w:hyperlink>
-      <w:r>
-        <w:t xml:space="preserve"> (accessed 1 April 2026)</w:t>
-      </w:r>
-      <w:r>
-        <w:t xml:space="preserve">; </w:t>
-      </w:r>
-      <w:r>
-        <w:t xml:space="preserve">TF1 INFO. </w:t>
-      </w:r>
-      <w:r>
-        <w:rPr>
-          <w:i/>
-          <w:iCs/>
-        </w:rPr>
-        <w:t xml:space="preserve">Légion </w:t>
-      </w:r>
-      <w:proofErr w:type="gramStart"/>
-      <w:r>
-        <w:rPr>
-          <w:i/>
-          <w:iCs/>
-        </w:rPr>
-        <w:t>étrangère :</w:t>
-      </w:r>
-      <w:proofErr w:type="gramEnd"/>
-      <w:r>
-        <w:rPr>
-          <w:i/>
-          <w:iCs/>
-        </w:rPr>
-        <w:t xml:space="preserve"> Au Coeur d'un Entraînement Plus Vrai que Nature</w:t>
-      </w:r>
-      <w:r>
-        <w:t xml:space="preserve">. YouTube video, 21 February 2026. Available at: </w:t>
-      </w:r>
-      <w:hyperlink r:id="rId8" w:tgtFrame="_new" w:history="1">
-        <w:r>
-          <w:rPr>
-            <w:rStyle w:val="Hyperlink"/>
-          </w:rPr>
-          <w:t>https://www.youtube.com/watch?v=fkE1H-jy3NE</w:t>
-        </w:r>
-      </w:hyperlink>
-      <w:r>
-        <w:t xml:space="preserve"> (accessed 1 April 2026)</w:t>
-      </w:r>
-      <w:r>
-        <w:t xml:space="preserve">; </w:t>
-      </w:r>
-      <w:r>
-        <w:t xml:space="preserve">Melchior, J. K. </w:t>
-      </w:r>
-      <w:r>
-        <w:rPr>
-          <w:i/>
-          <w:iCs/>
-        </w:rPr>
-        <w:t>NATO Has Seen the Future and Is Unprepared</w:t>
-      </w:r>
-      <w:r>
-        <w:t xml:space="preserve">. </w:t>
-      </w:r>
-      <w:r>
-        <w:rPr>
-          <w:i/>
-          <w:iCs/>
-        </w:rPr>
-        <w:t>Wall Street Journal</w:t>
-      </w:r>
-      <w:r>
-        <w:t xml:space="preserve">, 2020. Available at: </w:t>
-      </w:r>
-      <w:hyperlink r:id="rId9" w:tgtFrame="_new" w:history="1">
-        <w:r>
-          <w:rPr>
-            <w:rStyle w:val="Hyperlink"/>
-          </w:rPr>
-          <w:t>https://www.wsj.com/opinion/nato-has-seen-the-future-and-is-unprepared-887eaf0f</w:t>
-        </w:r>
-      </w:hyperlink>
-      <w:r>
-        <w:t xml:space="preserve"> (accessed 13 February 2026).</w:t>
-      </w:r>
-    </w:p>
-  </w:footnote>
-  <w:footnote w:id="13">
-    <w:p>
-      <w:pPr>
-        <w:pStyle w:val="FootnoteText"/>
-      </w:pPr>
-      <w:r>
-        <w:rPr>
-          <w:rStyle w:val="FootnoteReference"/>
-        </w:rPr>
-        <w:footnoteRef/>
-      </w:r>
-      <w:r>
-        <w:t xml:space="preserve"> </w:t>
-      </w:r>
-      <w:r>
-        <w:t xml:space="preserve">Lanchester, F. W. </w:t>
-      </w:r>
-      <w:r>
-        <w:rPr>
-          <w:i/>
-          <w:iCs/>
-        </w:rPr>
-        <w:t>Aircraft in Warfare: The Dawn of the Fourth Arm</w:t>
-      </w:r>
-      <w:r>
-        <w:t>. London: Constable and Company Limited, 1916.</w:t>
-      </w:r>
-    </w:p>
-  </w:footnote>
-  <w:footnote w:id="14">
-    <w:p>
-      <w:pPr>
-        <w:pStyle w:val="FootnoteText"/>
-      </w:pPr>
-      <w:r>
-        <w:rPr>
-          <w:rStyle w:val="FootnoteReference"/>
-        </w:rPr>
-        <w:footnoteRef/>
-      </w:r>
-      <w:r>
-        <w:t xml:space="preserve"> </w:t>
-      </w:r>
-      <w:r>
-        <w:t xml:space="preserve">Mearsheimer, J. J. </w:t>
-      </w:r>
-      <w:r>
-        <w:rPr>
-          <w:i/>
-          <w:iCs/>
-        </w:rPr>
-        <w:t>Assessing the Conventional Balance: The 3:1 Rule and Its Critics</w:t>
-      </w:r>
-      <w:r>
-        <w:t xml:space="preserve">. </w:t>
-      </w:r>
-      <w:r>
-        <w:rPr>
-          <w:i/>
-          <w:iCs/>
-        </w:rPr>
-        <w:t>International Security</w:t>
-      </w:r>
-      <w:r>
-        <w:t xml:space="preserve">, 13(4), 1989, pp. 54–89. Available at: </w:t>
-      </w:r>
-      <w:hyperlink r:id="rId10" w:tgtFrame="_new" w:history="1">
-        <w:r>
-          <w:rPr>
-            <w:rStyle w:val="Hyperlink"/>
-          </w:rPr>
-          <w:t>https://www.jstor.org/stable/2538780</w:t>
-        </w:r>
-      </w:hyperlink>
-      <w:r>
-        <w:t xml:space="preserve"> (accessed 29 March 2025).</w:t>
-      </w:r>
-    </w:p>
-  </w:footnote>
-  <w:footnote w:id="15">
-    <w:p>
-      <w:pPr>
-        <w:pStyle w:val="FootnoteText"/>
-      </w:pPr>
-      <w:r>
-        <w:rPr>
-          <w:rStyle w:val="FootnoteReference"/>
-        </w:rPr>
-        <w:footnoteRef/>
-      </w:r>
-      <w:r>
-        <w:t xml:space="preserve"> </w:t>
-      </w:r>
-      <w:r>
-        <w:t xml:space="preserve">Beatty, A. </w:t>
-      </w:r>
-      <w:r>
-        <w:rPr>
-          <w:i/>
-          <w:iCs/>
-        </w:rPr>
-        <w:t>Movement as Exposure: Uncrewed Systems and the Transformation of Light Infantry Tactics: From Tactical Adaptation to Force Design and Deterrence-by-Denial in a Small State Context</w:t>
-      </w:r>
-      <w:r>
-        <w:t>. MA thesis, Maynooth University, 2026. Available from the Defence Forces Library.</w:t>
-      </w:r>
-    </w:p>
-  </w:footnote>
-  <w:footnote w:id="16">
-    <w:p>
-      <w:pPr>
-        <w:pStyle w:val="FootnoteText"/>
-      </w:pPr>
-      <w:r>
-        <w:rPr>
-          <w:rStyle w:val="FootnoteReference"/>
-        </w:rPr>
-        <w:footnoteRef/>
-      </w:r>
-      <w:r>
-        <w:t xml:space="preserve"> </w:t>
-      </w:r>
-      <w:r>
-        <w:t xml:space="preserve">The salvo column estimates the number and cost of effectors required to defeat an armoured company. </w:t>
-      </w:r>
-      <w:r>
-        <w:t>Effect is normalised to delivered shaped-charge mass, not raw payload:</w:t>
-      </w:r>
-      <w:r>
-        <w:t xml:space="preserve"> </w:t>
-      </w:r>
-      <w:r>
-        <w:t>OWADs are calculated against the 100</w:t>
-      </w:r>
-      <w:r>
-        <w:t>-</w:t>
-      </w:r>
-      <w:r>
-        <w:t>k</w:t>
-      </w:r>
-      <w:r>
-        <w:t>ilogram</w:t>
-      </w:r>
-      <w:r>
-        <w:t xml:space="preserve"> shaped-charge requirement in Bronk and Watling; Javelin is calculated as six missiles at assumed 100 percent kill probability against the 40–60 per cent immobilisation threshold – an assumption</w:t>
-      </w:r>
-      <w:r>
-        <w:t xml:space="preserve"> which</w:t>
-      </w:r>
-      <w:r>
-        <w:t xml:space="preserve"> flatters Javelin and therefore understates the drone advantage. Bronk, J. and Watling, J. </w:t>
-      </w:r>
-      <w:r>
-        <w:rPr>
-          <w:i/>
-          <w:iCs/>
-        </w:rPr>
-        <w:t>Mass Precision Strike: Designing UAV Complexes for Land Forces</w:t>
-      </w:r>
-      <w:r>
-        <w:t xml:space="preserve">. London: Royal United Services Institute for Defence and Security Studies, 2024. Available at: </w:t>
-      </w:r>
-      <w:hyperlink r:id="rId11" w:history="1">
-        <w:r>
-          <w:rPr>
-            <w:rStyle w:val="Hyperlink"/>
-          </w:rPr>
-          <w:t>https://static.rusi.org/mass-precision-strike-final.pdf</w:t>
-        </w:r>
-      </w:hyperlink>
-      <w:r>
-        <w:t xml:space="preserve"> (accessed 16 December 2025).</w:t>
       </w:r>
     </w:p>
   </w:footnote>
@@ -4112,6 +4738,45 @@
       <w:spacing w:after="0" w:line="240" w:lineRule="auto"/>
     </w:pPr>
   </w:style>
+  <w:style w:type="paragraph" w:styleId="EndnoteText">
+    <w:name w:val="endnote text"/>
+    <w:basedOn w:val="Normal"/>
+    <w:link w:val="EndnoteTextChar"/>
+    <w:uiPriority w:val="99"/>
+    <w:semiHidden/>
+    <w:unhideWhenUsed/>
+    <w:rsid w:val="00613717"/>
+    <w:pPr>
+      <w:spacing w:after="0" w:line="240" w:lineRule="auto"/>
+    </w:pPr>
+    <w:rPr>
+      <w:sz w:val="20"/>
+      <w:szCs w:val="20"/>
+    </w:rPr>
+  </w:style>
+  <w:style w:type="character" w:customStyle="1" w:styleId="EndnoteTextChar">
+    <w:name w:val="Endnote Text Char"/>
+    <w:basedOn w:val="DefaultParagraphFont"/>
+    <w:link w:val="EndnoteText"/>
+    <w:uiPriority w:val="99"/>
+    <w:semiHidden/>
+    <w:rsid w:val="00613717"/>
+    <w:rPr>
+      <w:sz w:val="20"/>
+      <w:szCs w:val="20"/>
+    </w:rPr>
+  </w:style>
+  <w:style w:type="character" w:styleId="EndnoteReference">
+    <w:name w:val="endnote reference"/>
+    <w:basedOn w:val="DefaultParagraphFont"/>
+    <w:uiPriority w:val="99"/>
+    <w:semiHidden/>
+    <w:unhideWhenUsed/>
+    <w:rsid w:val="00613717"/>
+    <w:rPr>
+      <w:vertAlign w:val="superscript"/>
+    </w:rPr>
+  </w:style>
 </w:styles>
 </file>
 

--- a/Essays/DF_Review_Article_Adams_Part.docx
+++ b/Essays/DF_Review_Article_Adams_Part.docx
@@ -13,7 +13,7 @@
         <w:t>1</w:t>
       </w:r>
       <w:r>
-        <w:t>667</w:t>
+        <w:t>959</w:t>
       </w:r>
       <w:r>
         <w:t xml:space="preserve"> WORDS</w:t>
@@ -68,6 +68,15 @@
       </w:r>
       <w:r>
         <w:rPr>
+          <w:rFonts w:asciiTheme="minorHAnsi" w:eastAsiaTheme="minorHAnsi" w:hAnsiTheme="minorHAnsi" w:cstheme="minorBidi"/>
+          <w:color w:val="auto"/>
+          <w:sz w:val="24"/>
+          <w:szCs w:val="24"/>
+        </w:rPr>
+        <w:t>.</w:t>
+      </w:r>
+      <w:r>
+        <w:rPr>
           <w:rStyle w:val="EndnoteReference"/>
           <w:rFonts w:asciiTheme="minorHAnsi" w:eastAsiaTheme="minorHAnsi" w:hAnsiTheme="minorHAnsi" w:cstheme="minorBidi"/>
           <w:color w:val="auto"/>
@@ -83,7 +92,7 @@
           <w:sz w:val="24"/>
           <w:szCs w:val="24"/>
         </w:rPr>
-        <w:t xml:space="preserve">. </w:t>
+        <w:t xml:space="preserve"> </w:t>
       </w:r>
       <w:r>
         <w:rPr>
@@ -574,27 +583,7 @@
           <w:sz w:val="24"/>
           <w:szCs w:val="24"/>
         </w:rPr>
-        <w:t xml:space="preserve">Threat perception is a poor guide to future risk. Without </w:t>
-      </w:r>
-      <w:proofErr w:type="spellStart"/>
-      <w:r>
-        <w:rPr>
-          <w:rFonts w:asciiTheme="minorHAnsi" w:eastAsiaTheme="minorHAnsi" w:hAnsiTheme="minorHAnsi" w:cstheme="minorBidi"/>
-          <w:color w:val="auto"/>
-          <w:sz w:val="24"/>
-          <w:szCs w:val="24"/>
-        </w:rPr>
-        <w:t>UxS</w:t>
-      </w:r>
-      <w:proofErr w:type="spellEnd"/>
-      <w:r>
-        <w:rPr>
-          <w:rFonts w:asciiTheme="minorHAnsi" w:eastAsiaTheme="minorHAnsi" w:hAnsiTheme="minorHAnsi" w:cstheme="minorBidi"/>
-          <w:color w:val="auto"/>
-          <w:sz w:val="24"/>
-          <w:szCs w:val="24"/>
-        </w:rPr>
-        <w:t xml:space="preserve"> adaptation, Ireland risks preserving yesterday’s force without a credible theory of victory for </w:t>
+        <w:t xml:space="preserve">Threat perception is a poor guide to future risk. Without UxS adaptation, Ireland risks preserving yesterday’s force without a credible theory of victory for </w:t>
       </w:r>
       <w:r>
         <w:rPr>
@@ -668,6 +657,12 @@
     <w:p>
       <w:r>
         <w:lastRenderedPageBreak/>
+        <w:t>Ireland’s light infantry section is not an equipment problem; it is a structure overtaken by the threat.</w:t>
+      </w:r>
+      <w:r>
+        <w:t xml:space="preserve"> </w:t>
+      </w:r>
+      <w:r>
         <w:t>Capability is sometimes reduced to equipment, but it is better understood as the synthesis described by DOTMLPF-I</w:t>
       </w:r>
       <w:r>
@@ -683,12 +678,6 @@
         <w:t xml:space="preserve"> </w:t>
       </w:r>
       <w:r>
-        <w:t>Ireland’s light infantry section is not an equipment problem; it is a structure overtaken by the threat.</w:t>
-      </w:r>
-      <w:r>
-        <w:t xml:space="preserve"> </w:t>
-      </w:r>
-      <w:r>
         <w:t>O</w:t>
       </w:r>
       <w:r>
@@ -698,25 +687,31 @@
         <w:t>,</w:t>
       </w:r>
       <w:r>
-        <w:t xml:space="preserve"> the section fails against nearly every line. Its doctrine</w:t>
+        <w:t xml:space="preserve"> the section fails against nearly every line. Its doctrine remains that of a foot-mobile light infantry section, </w:t>
+      </w:r>
+      <w:r>
+        <w:rPr>
+          <w:highlight w:val="yellow"/>
+        </w:rPr>
+        <w:t>never reconciled with the vehicles now built to carry it</w:t>
+      </w:r>
+      <w:r>
+        <w:t>.</w:t>
       </w:r>
       <w:r>
         <w:rPr>
           <w:rStyle w:val="EndnoteReference"/>
         </w:rPr>
+        <w:t xml:space="preserve"> </w:t>
+      </w:r>
+      <w:r>
+        <w:rPr>
+          <w:rStyle w:val="EndnoteReference"/>
+        </w:rPr>
         <w:endnoteReference w:id="11"/>
       </w:r>
       <w:r>
-        <w:t xml:space="preserve"> remains that of a foot-mobile light infantry section, </w:t>
-      </w:r>
-      <w:r>
-        <w:rPr>
-          <w:highlight w:val="yellow"/>
-        </w:rPr>
-        <w:t>never reconciled with the vehicles now built to carry it</w:t>
-      </w:r>
-      <w:r>
-        <w:t>. Its organisation may now be rebuilt around vehicle capacity,</w:t>
+        <w:t xml:space="preserve"> Its organisation may now be rebuilt around vehicle capacity,</w:t>
       </w:r>
       <w:r>
         <w:rPr>
@@ -827,16 +822,25 @@
         <w:t xml:space="preserve"> dispersion, </w:t>
       </w:r>
       <w:r>
-        <w:t>“infobesity” — the cognitive burden of sensor-rich combat</w:t>
+        <w:t>“infobesity”</w:t>
       </w:r>
       <w:r>
         <w:rPr>
           <w:rStyle w:val="EndnoteReference"/>
         </w:rPr>
+        <w:t xml:space="preserve"> </w:t>
+      </w:r>
+      <w:r>
+        <w:rPr>
+          <w:rStyle w:val="EndnoteReference"/>
+        </w:rPr>
         <w:endnoteReference w:id="14"/>
       </w:r>
       <w:r>
-        <w:t xml:space="preserve"> —</w:t>
+        <w:t xml:space="preserve"> </w:t>
+      </w:r>
+      <w:r>
+        <w:t xml:space="preserve"> — the cognitive burden of sensor-rich combat—</w:t>
       </w:r>
       <w:r>
         <w:t xml:space="preserve"> </w:t>
@@ -857,7 +861,15 @@
         <w:t>It fields</w:t>
       </w:r>
       <w:r>
-        <w:t xml:space="preserve"> too few soldiers to carry the cognitive load, operate the new systems and remain cohesive once dispersed. Adding drones changes none of that. </w:t>
+        <w:t xml:space="preserve"> too few soldiers to carry the cognitive load, operate the new systems and remain cohesive once dispersed. Adding </w:t>
+      </w:r>
+      <w:proofErr w:type="gramStart"/>
+      <w:r>
+        <w:t>drones</w:t>
+      </w:r>
+      <w:proofErr w:type="gramEnd"/>
+      <w:r>
+        <w:t xml:space="preserve"> changes none of that. </w:t>
       </w:r>
     </w:p>
     <w:p>
@@ -958,21 +970,12 @@
       <w:r>
         <w:t xml:space="preserve"> points in the same direction from a different angle. Yet adaptation remains uneven. Exercises such as </w:t>
       </w:r>
-      <w:proofErr w:type="spellStart"/>
       <w:r>
         <w:rPr>
           <w:i/>
           <w:iCs/>
         </w:rPr>
-        <w:t>Gévaudan</w:t>
-      </w:r>
-      <w:proofErr w:type="spellEnd"/>
-      <w:r>
-        <w:rPr>
-          <w:i/>
-          <w:iCs/>
-        </w:rPr>
-        <w:t xml:space="preserve"> 26</w:t>
+        <w:t>Gévaudan 26</w:t>
       </w:r>
       <w:r>
         <w:t xml:space="preserve"> </w:t>
@@ -1005,7 +1008,15 @@
         <w:t>to the implications of</w:t>
       </w:r>
       <w:r>
-        <w:t xml:space="preserve"> persistent observation. The challenge is therefore not acquiring uncrewed systems, but redesigning the infantry section around the battlefield they have created.</w:t>
+        <w:t xml:space="preserve"> persistent observation. The challenge is therefore not acquiring uncrewed </w:t>
+      </w:r>
+      <w:proofErr w:type="gramStart"/>
+      <w:r>
+        <w:t>systems, but</w:t>
+      </w:r>
+      <w:proofErr w:type="gramEnd"/>
+      <w:r>
+        <w:t xml:space="preserve"> redesigning the infantry section around the battlefield they have created.</w:t>
       </w:r>
       <w:r>
         <w:rPr>
@@ -1298,7 +1309,19 @@
         <w:t xml:space="preserve"> </w:t>
       </w:r>
       <w:r>
-        <w:t xml:space="preserve">shows that FPV-OWADs cannot be dismissed as cheap substitutes for Javelin. The operational comparison is the telling one: defeating an armoured company costs roughly €1.13 million in Javelins, compared with under €85,000 in FPV-OWADs – more than an order of magnitude less for the same task, on assumptions generous to Javelin. Ireland's recent Javelin-only procurement buys 44 missiles; the same budget fields thousands of FPV-OWADs. Javelin remains the higher-confidence kill mechanism, and FPV-OWADs may require several strikes to destroy armour, </w:t>
+        <w:t>shows that FPV-OWADs cannot be dismissed as cheap substitutes for Javelin.</w:t>
+      </w:r>
+      <w:r>
+        <w:rPr>
+          <w:rStyle w:val="EndnoteReference"/>
+        </w:rPr>
+        <w:endnoteReference w:id="21"/>
+      </w:r>
+      <w:r>
+        <w:t xml:space="preserve"> </w:t>
+      </w:r>
+      <w:r>
+        <w:t xml:space="preserve">The operational comparison is the telling one: defeating an armoured company costs roughly €1.13 million in Javelins, compared with under €85,000 in FPV-OWADs – more than an order of magnitude less for the same task, on assumptions generous to Javelin. Ireland's recent Javelin-only procurement buys 44 missiles; the same budget fields thousands of FPV-OWADs. Javelin remains the higher-confidence kill mechanism, and FPV-OWADs may require several strikes to destroy armour, </w:t>
       </w:r>
       <w:r>
         <w:t>but they can immobilise it for follow-on fires and reach more than an order of magnitude further.</w:t>
@@ -1308,12 +1331,6 @@
       </w:r>
       <w:r>
         <w:t>.</w:t>
-      </w:r>
-      <w:r>
-        <w:rPr>
-          <w:rStyle w:val="EndnoteReference"/>
-        </w:rPr>
-        <w:endnoteReference w:id="21"/>
       </w:r>
     </w:p>
     <w:p>
@@ -1420,27 +1437,7 @@
           <w:szCs w:val="24"/>
         </w:rPr>
         <w:lastRenderedPageBreak/>
-        <w:t xml:space="preserve">Ireland has long treated serious territorial defence as financially unreachable, because credibility was assumed to require conventional mass. </w:t>
-      </w:r>
-      <w:proofErr w:type="spellStart"/>
-      <w:r>
-        <w:rPr>
-          <w:rFonts w:asciiTheme="minorHAnsi" w:eastAsiaTheme="minorHAnsi" w:hAnsiTheme="minorHAnsi" w:cstheme="minorBidi"/>
-          <w:color w:val="auto"/>
-          <w:sz w:val="24"/>
-          <w:szCs w:val="24"/>
-        </w:rPr>
-        <w:t>UxS</w:t>
-      </w:r>
-      <w:proofErr w:type="spellEnd"/>
-      <w:r>
-        <w:rPr>
-          <w:rFonts w:asciiTheme="minorHAnsi" w:eastAsiaTheme="minorHAnsi" w:hAnsiTheme="minorHAnsi" w:cstheme="minorBidi"/>
-          <w:color w:val="auto"/>
-          <w:sz w:val="24"/>
-          <w:szCs w:val="24"/>
-        </w:rPr>
-        <w:t xml:space="preserve"> break that premise: if cheap precision systems can make lodgement, movement and sustainment costly, the constraint shifts from money to organisation. For an island state, any hostile ground force must first arrive by sea or air, concentrating at a predictable point of entry – where exposure is highest and cheap precision strike most punishing.</w:t>
+        <w:t>Ireland has long treated serious territorial defence as financially unreachable, because credibility was assumed to require conventional mass. UxS break that premise: if cheap precision systems can make lodgement, movement and sustainment costly, the constraint shifts from money to organisation. For an island state, any hostile ground force must first arrive by sea or air, concentrating at a predictable point of entry – where exposure is highest and cheap precision strike most punishing.</w:t>
       </w:r>
     </w:p>
     <w:p>
@@ -1512,7 +1509,15 @@
         <w:t xml:space="preserve"> </w:t>
       </w:r>
       <w:r>
-        <w:t xml:space="preserve">it drives lift, sustainment, command and tactical mobility and cannot be dismissed. But it need not come first. The threat defines force protection and force protection drives </w:t>
+        <w:t xml:space="preserve">it drives lift, sustainment, command and tactical mobility and cannot be dismissed. But it need not come first. The threat defines force </w:t>
+      </w:r>
+      <w:proofErr w:type="gramStart"/>
+      <w:r>
+        <w:t>protection</w:t>
+      </w:r>
+      <w:proofErr w:type="gramEnd"/>
+      <w:r>
+        <w:t xml:space="preserve"> and force protection drives </w:t>
       </w:r>
       <w:r>
         <w:t>capability development</w:t>
@@ -1754,23 +1759,7 @@
           <w:i/>
           <w:iCs/>
         </w:rPr>
-        <w:t xml:space="preserve">Drones Won't Save Us: Learning the Wrong Lessons from Ukraine Will Cost the US Army Its Edge in </w:t>
-      </w:r>
-      <w:proofErr w:type="spellStart"/>
-      <w:r>
-        <w:rPr>
-          <w:i/>
-          <w:iCs/>
-        </w:rPr>
-        <w:t>Maneuver</w:t>
-      </w:r>
-      <w:proofErr w:type="spellEnd"/>
-      <w:r>
-        <w:rPr>
-          <w:i/>
-          <w:iCs/>
-        </w:rPr>
-        <w:t xml:space="preserve"> Warfare</w:t>
+        <w:t>Drones Won't Save Us: Learning the Wrong Lessons from Ukraine Will Cost the US Army Its Edge in Maneuver Warfare</w:t>
       </w:r>
       <w:r>
         <w:t xml:space="preserve">. </w:t>
@@ -1952,6 +1941,9 @@
     <w:p>
       <w:pPr>
         <w:pStyle w:val="FootnoteText"/>
+        <w:rPr>
+          <w:rStyle w:val="Hyperlink"/>
+        </w:rPr>
       </w:pPr>
       <w:r>
         <w:rPr>
@@ -1962,29 +1954,23 @@
       <w:r>
         <w:t xml:space="preserve"> </w:t>
       </w:r>
-      <w:proofErr w:type="spellStart"/>
-      <w:r>
-        <w:t>Statsministeriet</w:t>
-      </w:r>
-      <w:proofErr w:type="spellEnd"/>
-      <w:r>
-        <w:t xml:space="preserve"> (2026). </w:t>
-      </w:r>
-      <w:proofErr w:type="spellStart"/>
-      <w:r>
-        <w:t>Fællesudtalelse</w:t>
-      </w:r>
-      <w:proofErr w:type="spellEnd"/>
-      <w:r>
-        <w:t xml:space="preserve"> om </w:t>
-      </w:r>
-      <w:proofErr w:type="spellStart"/>
-      <w:r>
-        <w:t>Grønland</w:t>
-      </w:r>
-      <w:proofErr w:type="spellEnd"/>
-      <w:r>
-        <w:t xml:space="preserve"> [online]. Available at: https://s</w:t>
+      <w:r>
+        <w:t xml:space="preserve">Statsministeriet (2026). Fællesudtalelse om Grønland [online]. Available at: </w:t>
+      </w:r>
+      <w:r>
+        <w:fldChar w:fldCharType="begin"/>
+      </w:r>
+      <w:r>
+        <w:instrText>HYPERLINK "https://stm.dk/media/qo2dyzxy/erklaering-gl.pdf"</w:instrText>
+      </w:r>
+      <w:r>
+        <w:fldChar w:fldCharType="separate"/>
+      </w:r>
+      <w:r>
+        <w:rPr>
+          <w:rStyle w:val="Hyperlink"/>
+        </w:rPr>
+        <w:t>https://s</w:t>
       </w:r>
     </w:p>
     <w:p>
@@ -1992,7 +1978,16 @@
         <w:pStyle w:val="EndnoteText"/>
       </w:pPr>
       <w:r>
-        <w:t>tm.dk/media/qo2dyzxy/erklaering-gl.pdf (accessed 1 April 2026).</w:t>
+        <w:rPr>
+          <w:rStyle w:val="Hyperlink"/>
+        </w:rPr>
+        <w:t>tm.dk/media/qo2dyzxy/erklaering-gl.pdf</w:t>
+      </w:r>
+      <w:r>
+        <w:fldChar w:fldCharType="end"/>
+      </w:r>
+      <w:r>
+        <w:t xml:space="preserve"> (accessed 1 April 2026).</w:t>
       </w:r>
     </w:p>
   </w:endnote>
@@ -2075,10 +2070,7 @@
         <w:endnoteRef/>
       </w:r>
       <w:r>
-        <w:t xml:space="preserve"> </w:t>
-      </w:r>
-      <w:r>
-        <w:t>TM 201</w:t>
+        <w:t xml:space="preserve"> TM 201</w:t>
       </w:r>
     </w:p>
   </w:endnote>
@@ -2196,13 +2188,8 @@
       <w:r>
         <w:t xml:space="preserve"> </w:t>
       </w:r>
-      <w:proofErr w:type="spellStart"/>
-      <w:r>
-        <w:t>Néron</w:t>
-      </w:r>
-      <w:proofErr w:type="spellEnd"/>
-      <w:r>
-        <w:t xml:space="preserve">-Bancel, P. and Garnier, G. </w:t>
+      <w:r>
+        <w:t xml:space="preserve">Néron-Bancel, P. and Garnier, G. </w:t>
       </w:r>
       <w:r>
         <w:rPr>
@@ -2212,23 +2199,7 @@
         <w:t>At the Other Side of the Hill: The Benefits and False Promises of Battlefield Transparency</w:t>
       </w:r>
       <w:r>
-        <w:t xml:space="preserve">. Paris: </w:t>
-      </w:r>
-      <w:proofErr w:type="spellStart"/>
-      <w:r>
-        <w:t>Institut</w:t>
-      </w:r>
-      <w:proofErr w:type="spellEnd"/>
-      <w:r>
-        <w:t xml:space="preserve"> français des relations </w:t>
-      </w:r>
-      <w:proofErr w:type="spellStart"/>
-      <w:r>
-        <w:t>internationales</w:t>
-      </w:r>
-      <w:proofErr w:type="spellEnd"/>
-      <w:r>
-        <w:t xml:space="preserve"> (IFRI), 27 May 2024, p. 45. Available at: </w:t>
+        <w:t xml:space="preserve">. Paris: Institut français des relations internationales (IFRI), 27 May 2024, p. 45. Available at: </w:t>
       </w:r>
       <w:hyperlink r:id="rId12" w:tgtFrame="_new" w:history="1">
         <w:r>
@@ -2258,31 +2229,7 @@
         <w:t xml:space="preserve"> </w:t>
       </w:r>
       <w:r>
-        <w:t xml:space="preserve">Joret, G. “What Specialization of the Infantry in </w:t>
-      </w:r>
-      <w:proofErr w:type="spellStart"/>
-      <w:r>
-        <w:t>Armored</w:t>
-      </w:r>
-      <w:proofErr w:type="spellEnd"/>
-      <w:r>
-        <w:t xml:space="preserve"> Combat Operations?”, </w:t>
-      </w:r>
-      <w:proofErr w:type="spellStart"/>
-      <w:r>
-        <w:t>Fantassins</w:t>
-      </w:r>
-      <w:proofErr w:type="spellEnd"/>
-      <w:r>
-        <w:t xml:space="preserve">, no. 52, Spring–Summer 2024, pp. 125–130, pp. 129–130; Bouffard, J. “The Infantry Regiment Model 2030”, </w:t>
-      </w:r>
-      <w:proofErr w:type="spellStart"/>
-      <w:r>
-        <w:t>Fantassins</w:t>
-      </w:r>
-      <w:proofErr w:type="spellEnd"/>
-      <w:r>
-        <w:t>, no. 52, Spring–Summer 2024, pp. 15–20, p. 18.</w:t>
+        <w:t>Joret, G. “What Specialization of the Infantry in Armored Combat Operations?”, Fantassins, no. 52, Spring–Summer 2024, pp. 125–130, pp. 129–130; Bouffard, J. “The Infantry Regiment Model 2030”, Fantassins, no. 52, Spring–Summer 2024, pp. 15–20, p. 18.</w:t>
       </w:r>
     </w:p>
   </w:endnote>
@@ -2378,47 +2325,30 @@
         <w:t xml:space="preserve"> </w:t>
       </w:r>
       <w:r>
-        <w:t xml:space="preserve">Ministère des </w:t>
-      </w:r>
-      <w:proofErr w:type="spellStart"/>
-      <w:r>
-        <w:t>Armées</w:t>
-      </w:r>
-      <w:proofErr w:type="spellEnd"/>
-      <w:r>
-        <w:t xml:space="preserve">. </w:t>
-      </w:r>
-      <w:proofErr w:type="spellStart"/>
+        <w:t xml:space="preserve">Ministère des Armées. </w:t>
+      </w:r>
       <w:r>
         <w:rPr>
           <w:i/>
           <w:iCs/>
         </w:rPr>
-        <w:t>Gévaudan</w:t>
-      </w:r>
-      <w:proofErr w:type="spellEnd"/>
+        <w:t xml:space="preserve">Gévaudan </w:t>
+      </w:r>
+      <w:proofErr w:type="gramStart"/>
       <w:r>
         <w:rPr>
           <w:i/>
           <w:iCs/>
         </w:rPr>
-        <w:t xml:space="preserve"> 26 : Les </w:t>
-      </w:r>
-      <w:proofErr w:type="spellStart"/>
+        <w:t>26 :</w:t>
+      </w:r>
+      <w:proofErr w:type="gramEnd"/>
       <w:r>
         <w:rPr>
           <w:i/>
           <w:iCs/>
         </w:rPr>
-        <w:t>Légionnaires</w:t>
-      </w:r>
-      <w:proofErr w:type="spellEnd"/>
-      <w:r>
-        <w:rPr>
-          <w:i/>
-          <w:iCs/>
-        </w:rPr>
-        <w:t xml:space="preserve"> au Combat</w:t>
+        <w:t xml:space="preserve"> Les Légionnaires au Combat</w:t>
       </w:r>
       <w:r>
         <w:t xml:space="preserve">. 25 February 2026. Available at: </w:t>
@@ -2447,53 +2377,21 @@
         </w:rPr>
         <w:t xml:space="preserve">Légion </w:t>
       </w:r>
-      <w:proofErr w:type="spellStart"/>
+      <w:proofErr w:type="gramStart"/>
       <w:r>
         <w:rPr>
           <w:i/>
           <w:iCs/>
         </w:rPr>
-        <w:t>étrangère</w:t>
-      </w:r>
-      <w:proofErr w:type="spellEnd"/>
+        <w:t>étrangère :</w:t>
+      </w:r>
+      <w:proofErr w:type="gramEnd"/>
       <w:r>
         <w:rPr>
           <w:i/>
           <w:iCs/>
         </w:rPr>
-        <w:t xml:space="preserve"> : Au Coeur d'un </w:t>
-      </w:r>
-      <w:proofErr w:type="spellStart"/>
-      <w:r>
-        <w:rPr>
-          <w:i/>
-          <w:iCs/>
-        </w:rPr>
-        <w:t>Entraînement</w:t>
-      </w:r>
-      <w:proofErr w:type="spellEnd"/>
-      <w:r>
-        <w:rPr>
-          <w:i/>
-          <w:iCs/>
-        </w:rPr>
-        <w:t xml:space="preserve"> Plus Vrai </w:t>
-      </w:r>
-      <w:proofErr w:type="spellStart"/>
-      <w:r>
-        <w:rPr>
-          <w:i/>
-          <w:iCs/>
-        </w:rPr>
-        <w:t>que</w:t>
-      </w:r>
-      <w:proofErr w:type="spellEnd"/>
-      <w:r>
-        <w:rPr>
-          <w:i/>
-          <w:iCs/>
-        </w:rPr>
-        <w:t xml:space="preserve"> Nature</w:t>
+        <w:t xml:space="preserve"> Au Coeur d'un Entraînement Plus Vrai que Nature</w:t>
       </w:r>
       <w:r>
         <w:t xml:space="preserve">. YouTube video, 21 February 2026. Available at: </w:t>

--- a/Essays/DF_Review_Article_Adams_Part.docx
+++ b/Essays/DF_Review_Article_Adams_Part.docx
@@ -13,7 +13,10 @@
         <w:t>1</w:t>
       </w:r>
       <w:r>
-        <w:t>959</w:t>
+        <w:t>9</w:t>
+      </w:r>
+      <w:r>
+        <w:t>60</w:t>
       </w:r>
       <w:r>
         <w:t xml:space="preserve"> WORDS</w:t>
@@ -419,12 +422,6 @@
     <w:p>
       <w:pPr>
         <w:pStyle w:val="Heading2"/>
-        <w:rPr>
-          <w:rFonts w:asciiTheme="minorHAnsi" w:eastAsiaTheme="minorHAnsi" w:hAnsiTheme="minorHAnsi" w:cstheme="minorBidi"/>
-          <w:color w:val="auto"/>
-          <w:sz w:val="24"/>
-          <w:szCs w:val="24"/>
-        </w:rPr>
       </w:pPr>
       <w:r>
         <w:rPr>
@@ -583,7 +580,27 @@
           <w:sz w:val="24"/>
           <w:szCs w:val="24"/>
         </w:rPr>
-        <w:t xml:space="preserve">Threat perception is a poor guide to future risk. Without UxS adaptation, Ireland risks preserving yesterday’s force without a credible theory of victory for </w:t>
+        <w:t xml:space="preserve">Threat perception is a poor guide to future risk. Without </w:t>
+      </w:r>
+      <w:proofErr w:type="spellStart"/>
+      <w:r>
+        <w:rPr>
+          <w:rFonts w:asciiTheme="minorHAnsi" w:eastAsiaTheme="minorHAnsi" w:hAnsiTheme="minorHAnsi" w:cstheme="minorBidi"/>
+          <w:color w:val="auto"/>
+          <w:sz w:val="24"/>
+          <w:szCs w:val="24"/>
+        </w:rPr>
+        <w:t>UxS</w:t>
+      </w:r>
+      <w:proofErr w:type="spellEnd"/>
+      <w:r>
+        <w:rPr>
+          <w:rFonts w:asciiTheme="minorHAnsi" w:eastAsiaTheme="minorHAnsi" w:hAnsiTheme="minorHAnsi" w:cstheme="minorBidi"/>
+          <w:color w:val="auto"/>
+          <w:sz w:val="24"/>
+          <w:szCs w:val="24"/>
+        </w:rPr>
+        <w:t xml:space="preserve"> adaptation, Ireland risks preserving yesterday’s force without a credible theory of victory for </w:t>
       </w:r>
       <w:r>
         <w:rPr>
@@ -651,229 +668,221 @@
     </w:p>
     <w:p>
       <w:r>
-        <w:br w:type="page"/>
+        <w:t>Ireland’s light infantry section is not an equipment problem; it is a structure overtaken by the threat.</w:t>
+      </w:r>
+      <w:r>
+        <w:t xml:space="preserve"> </w:t>
+      </w:r>
+      <w:r>
+        <w:t>Capability is sometimes reduced to equipment, but it is better understood as the synthesis described by DOTMLPF-I</w:t>
+      </w:r>
+      <w:r>
+        <w:t>.</w:t>
+      </w:r>
+      <w:r>
+        <w:rPr>
+          <w:rStyle w:val="EndnoteReference"/>
+        </w:rPr>
+        <w:endnoteReference w:id="10"/>
+      </w:r>
+      <w:r>
+        <w:t xml:space="preserve"> </w:t>
+      </w:r>
+      <w:r>
+        <w:t>O</w:t>
+      </w:r>
+      <w:r>
+        <w:t>n that basis</w:t>
+      </w:r>
+      <w:r>
+        <w:t>,</w:t>
+      </w:r>
+      <w:r>
+        <w:t xml:space="preserve"> the section fails against nearly every line. Its doctrine remains that of a foot-mobil</w:t>
+      </w:r>
+      <w:r>
+        <w:t>e light infantry section, never reconciled with the vehicles now built to carry it</w:t>
+      </w:r>
+      <w:r>
+        <w:t>.</w:t>
+      </w:r>
+      <w:r>
+        <w:rPr>
+          <w:rStyle w:val="EndnoteReference"/>
+        </w:rPr>
+        <w:t xml:space="preserve"> </w:t>
+      </w:r>
+      <w:r>
+        <w:rPr>
+          <w:rStyle w:val="EndnoteReference"/>
+        </w:rPr>
+        <w:endnoteReference w:id="11"/>
+      </w:r>
+      <w:r>
+        <w:t xml:space="preserve"> Its organisation may now be rebuilt around vehicle capacity,</w:t>
+      </w:r>
+      <w:r>
+        <w:rPr>
+          <w:rStyle w:val="EndnoteReference"/>
+        </w:rPr>
+        <w:endnoteReference w:id="12"/>
+      </w:r>
+      <w:r>
+        <w:rPr>
+          <w:rStyle w:val="FootnoteReference"/>
+        </w:rPr>
+        <w:t xml:space="preserve"> </w:t>
+      </w:r>
+      <w:r>
+        <w:t xml:space="preserve">on </w:t>
+      </w:r>
+      <w:r>
+        <w:t>the constraint</w:t>
+      </w:r>
+      <w:r>
+        <w:t xml:space="preserve"> that one section must fit one carrier</w:t>
+      </w:r>
+      <w:r>
+        <w:t xml:space="preserve">. </w:t>
+      </w:r>
+      <w:r>
+        <w:t>It</w:t>
+      </w:r>
+      <w:r>
+        <w:t xml:space="preserve"> should</w:t>
+      </w:r>
+      <w:r>
+        <w:t xml:space="preserve"> not bind light infantry, which </w:t>
+      </w:r>
+      <w:r>
+        <w:t>can move</w:t>
+      </w:r>
+      <w:r>
+        <w:t xml:space="preserve"> on foot or in soft-skin vehicles, increasingly all-terrain </w:t>
+      </w:r>
+      <w:r>
+        <w:t>vehicles</w:t>
+      </w:r>
+      <w:r>
+        <w:t xml:space="preserve"> </w:t>
+      </w:r>
+      <w:r>
+        <w:t>such as the ULTV.</w:t>
+      </w:r>
+      <w:r>
+        <w:rPr>
+          <w:rStyle w:val="EndnoteReference"/>
+        </w:rPr>
+        <w:endnoteReference w:id="13"/>
+      </w:r>
+      <w:r>
+        <w:rPr>
+          <w:rStyle w:val="FootnoteReference"/>
+        </w:rPr>
+        <w:t xml:space="preserve"> </w:t>
+      </w:r>
+      <w:r>
+        <w:rPr>
+          <w:rStyle w:val="FootnoteReference"/>
+        </w:rPr>
+        <w:t xml:space="preserve"> </w:t>
+      </w:r>
+      <w:r>
+        <w:t>I</w:t>
+      </w:r>
+      <w:r>
+        <w:t>t</w:t>
+      </w:r>
+      <w:r>
+        <w:t xml:space="preserve"> still trains </w:t>
+      </w:r>
+      <w:r>
+        <w:t>20</w:t>
+      </w:r>
+      <w:r>
+        <w:rPr>
+          <w:vertAlign w:val="superscript"/>
+        </w:rPr>
+        <w:t>th</w:t>
+      </w:r>
+      <w:r>
+        <w:t xml:space="preserve"> century </w:t>
+      </w:r>
+      <w:r>
+        <w:t xml:space="preserve">conventional </w:t>
+      </w:r>
+      <w:r>
+        <w:t>tactics</w:t>
+      </w:r>
+      <w:r>
+        <w:t xml:space="preserve"> and </w:t>
+      </w:r>
+      <w:r>
+        <w:t xml:space="preserve">for </w:t>
+      </w:r>
+      <w:r>
+        <w:t xml:space="preserve">the peace-support tasks of the decades since. </w:t>
+      </w:r>
+      <w:r>
+        <w:t>It neglects</w:t>
+      </w:r>
+      <w:r>
+        <w:t xml:space="preserve"> dispersion, </w:t>
+      </w:r>
+      <w:r>
+        <w:t>“infobesity”</w:t>
+      </w:r>
+      <w:r>
+        <w:rPr>
+          <w:rStyle w:val="EndnoteReference"/>
+        </w:rPr>
+        <w:t xml:space="preserve"> </w:t>
+      </w:r>
+      <w:r>
+        <w:rPr>
+          <w:rStyle w:val="EndnoteReference"/>
+        </w:rPr>
+        <w:endnoteReference w:id="14"/>
+      </w:r>
+      <w:r>
+        <w:t xml:space="preserve"> </w:t>
+      </w:r>
+      <w:r>
+        <w:t xml:space="preserve"> — the cognitive burden of sensor-rich combat—</w:t>
+      </w:r>
+      <w:r>
+        <w:t xml:space="preserve"> </w:t>
+      </w:r>
+      <w:r>
+        <w:t>and</w:t>
+      </w:r>
+      <w:r>
+        <w:t xml:space="preserve"> the</w:t>
+      </w:r>
+      <w:r>
+        <w:t xml:space="preserve"> exposure of a section that can be found and struck on a checkpoint or logistics convoy as readily as in battle, without higher-echelon cover. </w:t>
+      </w:r>
+      <w:r>
+        <w:t xml:space="preserve">Its materiel reflects a Cold War mentality. Its leadership is not configured for mission command under persistent observation. </w:t>
+      </w:r>
+      <w:r>
+        <w:t>It fields</w:t>
+      </w:r>
+      <w:r>
+        <w:t xml:space="preserve"> too few soldiers to carry the cognitive load, operate the new systems and remain cohesive once dispersed. Adding </w:t>
+      </w:r>
+      <w:proofErr w:type="gramStart"/>
+      <w:r>
+        <w:t>drones</w:t>
+      </w:r>
+      <w:proofErr w:type="gramEnd"/>
+      <w:r>
+        <w:t xml:space="preserve"> changes none of that. </w:t>
       </w:r>
     </w:p>
     <w:p>
       <w:r>
         <w:lastRenderedPageBreak/>
-        <w:t>Ireland’s light infantry section is not an equipment problem; it is a structure overtaken by the threat.</w:t>
-      </w:r>
-      <w:r>
-        <w:t xml:space="preserve"> </w:t>
-      </w:r>
-      <w:r>
-        <w:t>Capability is sometimes reduced to equipment, but it is better understood as the synthesis described by DOTMLPF-I</w:t>
-      </w:r>
-      <w:r>
-        <w:t>.</w:t>
-      </w:r>
-      <w:r>
-        <w:rPr>
-          <w:rStyle w:val="EndnoteReference"/>
-        </w:rPr>
-        <w:endnoteReference w:id="10"/>
-      </w:r>
-      <w:r>
-        <w:t xml:space="preserve"> </w:t>
-      </w:r>
-      <w:r>
-        <w:t>O</w:t>
-      </w:r>
-      <w:r>
-        <w:t>n that basis</w:t>
-      </w:r>
-      <w:r>
-        <w:t>,</w:t>
-      </w:r>
-      <w:r>
-        <w:t xml:space="preserve"> the section fails against nearly every line. Its doctrine remains that of a foot-mobile light infantry section, </w:t>
-      </w:r>
-      <w:r>
-        <w:rPr>
-          <w:highlight w:val="yellow"/>
-        </w:rPr>
-        <w:t>never reconciled with the vehicles now built to carry it</w:t>
-      </w:r>
-      <w:r>
-        <w:t>.</w:t>
-      </w:r>
-      <w:r>
-        <w:rPr>
-          <w:rStyle w:val="EndnoteReference"/>
-        </w:rPr>
-        <w:t xml:space="preserve"> </w:t>
-      </w:r>
-      <w:r>
-        <w:rPr>
-          <w:rStyle w:val="EndnoteReference"/>
-        </w:rPr>
-        <w:endnoteReference w:id="11"/>
-      </w:r>
-      <w:r>
-        <w:t xml:space="preserve"> Its organisation may now be rebuilt around vehicle capacity,</w:t>
-      </w:r>
-      <w:r>
-        <w:rPr>
-          <w:rStyle w:val="EndnoteReference"/>
-        </w:rPr>
-        <w:endnoteReference w:id="12"/>
-      </w:r>
-      <w:r>
-        <w:rPr>
-          <w:rStyle w:val="FootnoteReference"/>
-        </w:rPr>
-        <w:t xml:space="preserve"> </w:t>
-      </w:r>
-      <w:r>
-        <w:t xml:space="preserve">on the assumption that one section must fit one carrier </w:t>
-      </w:r>
-      <w:r>
-        <w:rPr>
-          <w:strike/>
-        </w:rPr>
-        <w:t>— a constraint more appropriate for mechanised and armoured formations</w:t>
-      </w:r>
-      <w:r>
-        <w:t xml:space="preserve">. </w:t>
-      </w:r>
-      <w:r>
-        <w:t>It</w:t>
-      </w:r>
-      <w:r>
-        <w:t xml:space="preserve"> should</w:t>
-      </w:r>
-      <w:r>
-        <w:t xml:space="preserve"> not bind light infantry, which </w:t>
-      </w:r>
-      <w:r>
-        <w:t>can move</w:t>
-      </w:r>
-      <w:r>
-        <w:t xml:space="preserve"> on foot or in soft-skin vehicles, increasingly all-terrain </w:t>
-      </w:r>
-      <w:r>
-        <w:t>vehicles</w:t>
-      </w:r>
-      <w:r>
-        <w:t xml:space="preserve"> </w:t>
-      </w:r>
-      <w:r>
-        <w:t>such as the ULTV.</w:t>
-      </w:r>
-      <w:r>
-        <w:rPr>
-          <w:rStyle w:val="EndnoteReference"/>
-        </w:rPr>
-        <w:endnoteReference w:id="13"/>
-      </w:r>
-      <w:r>
-        <w:rPr>
-          <w:rStyle w:val="FootnoteReference"/>
-        </w:rPr>
-        <w:t xml:space="preserve"> </w:t>
-      </w:r>
-      <w:r>
-        <w:rPr>
-          <w:rStyle w:val="FootnoteReference"/>
-        </w:rPr>
-        <w:t xml:space="preserve"> </w:t>
-      </w:r>
-      <w:r>
-        <w:t>I</w:t>
-      </w:r>
-      <w:r>
-        <w:t>t</w:t>
-      </w:r>
-      <w:r>
-        <w:t xml:space="preserve"> still trains </w:t>
-      </w:r>
-      <w:r>
-        <w:t>20</w:t>
-      </w:r>
-      <w:r>
-        <w:rPr>
-          <w:vertAlign w:val="superscript"/>
-        </w:rPr>
-        <w:t>th</w:t>
-      </w:r>
-      <w:r>
-        <w:t xml:space="preserve"> century </w:t>
-      </w:r>
-      <w:r>
-        <w:t xml:space="preserve">conventional </w:t>
-      </w:r>
-      <w:r>
-        <w:t>tactics</w:t>
-      </w:r>
-      <w:r>
-        <w:t xml:space="preserve"> and </w:t>
-      </w:r>
-      <w:r>
-        <w:t xml:space="preserve">for </w:t>
-      </w:r>
-      <w:r>
-        <w:t xml:space="preserve">the peace-support tasks of the decades since. </w:t>
-      </w:r>
-      <w:r>
-        <w:t>It neglects</w:t>
-      </w:r>
-      <w:r>
-        <w:t xml:space="preserve"> dispersion, </w:t>
-      </w:r>
-      <w:r>
-        <w:t>“infobesity”</w:t>
-      </w:r>
-      <w:r>
-        <w:rPr>
-          <w:rStyle w:val="EndnoteReference"/>
-        </w:rPr>
-        <w:t xml:space="preserve"> </w:t>
-      </w:r>
-      <w:r>
-        <w:rPr>
-          <w:rStyle w:val="EndnoteReference"/>
-        </w:rPr>
-        <w:endnoteReference w:id="14"/>
-      </w:r>
-      <w:r>
-        <w:t xml:space="preserve"> </w:t>
-      </w:r>
-      <w:r>
-        <w:t xml:space="preserve"> — the cognitive burden of sensor-rich combat—</w:t>
-      </w:r>
-      <w:r>
-        <w:t xml:space="preserve"> </w:t>
-      </w:r>
-      <w:r>
-        <w:t>and</w:t>
-      </w:r>
-      <w:r>
-        <w:t xml:space="preserve"> the</w:t>
-      </w:r>
-      <w:r>
-        <w:t xml:space="preserve"> exposure of a section that can be found and struck on a checkpoint or logistics convoy as readily as in battle, without higher-echelon cover. </w:t>
-      </w:r>
-      <w:r>
-        <w:t xml:space="preserve">Its materiel reflects a Cold War mentality. Its leadership is not configured for mission command under persistent observation. </w:t>
-      </w:r>
-      <w:r>
-        <w:t>It fields</w:t>
-      </w:r>
-      <w:r>
-        <w:t xml:space="preserve"> too few soldiers to carry the cognitive load, operate the new systems and remain cohesive once dispersed. Adding </w:t>
-      </w:r>
-      <w:proofErr w:type="gramStart"/>
-      <w:r>
-        <w:t>drones</w:t>
-      </w:r>
-      <w:proofErr w:type="gramEnd"/>
-      <w:r>
-        <w:t xml:space="preserve"> changes none of that. </w:t>
-      </w:r>
-    </w:p>
-    <w:p>
-      <w:r>
         <w:t xml:space="preserve">These are not uniquely Irish problems. Section design, vehicle capacity, organic support weapons and UAS integration are being reconsidered elsewhere. French RI 2030 reform shows one mechanised </w:t>
       </w:r>
       <w:r>
@@ -970,12 +979,21 @@
       <w:r>
         <w:t xml:space="preserve"> points in the same direction from a different angle. Yet adaptation remains uneven. Exercises such as </w:t>
       </w:r>
+      <w:proofErr w:type="spellStart"/>
       <w:r>
         <w:rPr>
           <w:i/>
           <w:iCs/>
         </w:rPr>
-        <w:t>Gévaudan 26</w:t>
+        <w:t>Gévaudan</w:t>
+      </w:r>
+      <w:proofErr w:type="spellEnd"/>
+      <w:r>
+        <w:rPr>
+          <w:i/>
+          <w:iCs/>
+        </w:rPr>
+        <w:t xml:space="preserve"> 26</w:t>
       </w:r>
       <w:r>
         <w:t xml:space="preserve"> </w:t>
@@ -1028,324 +1046,236 @@
         <w:t xml:space="preserve"> </w:t>
       </w:r>
     </w:p>
-    <w:p/>
     <w:p>
       <w:pPr>
-        <w:rPr>
-          <w:highlight w:val="yellow"/>
-        </w:rPr>
-      </w:pPr>
-      <w:r>
-        <w:rPr>
-          <w:highlight w:val="yellow"/>
-        </w:rPr>
-        <w:t>Need access to this janes article</w:t>
-      </w:r>
-      <w:r>
-        <w:rPr>
-          <w:highlight w:val="yellow"/>
-        </w:rPr>
-        <w:t xml:space="preserve">: </w:t>
-      </w:r>
-      <w:hyperlink r:id="rId8" w:history="1">
-        <w:r>
-          <w:rPr>
-            <w:rStyle w:val="Hyperlink"/>
-            <w:highlight w:val="yellow"/>
-          </w:rPr>
-          <w:t>https://www.janes.com/defence-intelligence-insights/defence-news/air/french-army-restructures-its-infantry-battalions</w:t>
-        </w:r>
-      </w:hyperlink>
+        <w:pStyle w:val="Heading2"/>
+        <w:rPr>
+          <w:rFonts w:asciiTheme="minorHAnsi" w:eastAsiaTheme="minorHAnsi" w:hAnsiTheme="minorHAnsi" w:cstheme="minorBidi"/>
+          <w:color w:val="auto"/>
+          <w:sz w:val="24"/>
+          <w:szCs w:val="24"/>
+        </w:rPr>
+      </w:pPr>
+      <w:r>
+        <w:rPr>
+          <w:rFonts w:asciiTheme="minorHAnsi" w:eastAsiaTheme="minorHAnsi" w:hAnsiTheme="minorHAnsi" w:cstheme="minorBidi"/>
+          <w:color w:val="auto"/>
+          <w:sz w:val="24"/>
+          <w:szCs w:val="24"/>
+        </w:rPr>
+        <w:t xml:space="preserve">Relative combat power </w:t>
+      </w:r>
+      <w:r>
+        <w:rPr>
+          <w:rFonts w:asciiTheme="minorHAnsi" w:eastAsiaTheme="minorHAnsi" w:hAnsiTheme="minorHAnsi" w:cstheme="minorBidi"/>
+          <w:color w:val="auto"/>
+          <w:sz w:val="24"/>
+          <w:szCs w:val="24"/>
+        </w:rPr>
+        <w:t>rewards</w:t>
+      </w:r>
+      <w:r>
+        <w:rPr>
+          <w:rFonts w:asciiTheme="minorHAnsi" w:eastAsiaTheme="minorHAnsi" w:hAnsiTheme="minorHAnsi" w:cstheme="minorBidi"/>
+          <w:color w:val="auto"/>
+          <w:sz w:val="24"/>
+          <w:szCs w:val="24"/>
+        </w:rPr>
+        <w:t xml:space="preserve"> the side </w:t>
+      </w:r>
+      <w:r>
+        <w:rPr>
+          <w:rFonts w:asciiTheme="minorHAnsi" w:eastAsiaTheme="minorHAnsi" w:hAnsiTheme="minorHAnsi" w:cstheme="minorBidi"/>
+          <w:color w:val="auto"/>
+          <w:sz w:val="24"/>
+          <w:szCs w:val="24"/>
+        </w:rPr>
+        <w:t>which</w:t>
+      </w:r>
+      <w:r>
+        <w:rPr>
+          <w:rFonts w:asciiTheme="minorHAnsi" w:eastAsiaTheme="minorHAnsi" w:hAnsiTheme="minorHAnsi" w:cstheme="minorBidi"/>
+          <w:color w:val="auto"/>
+          <w:sz w:val="24"/>
+          <w:szCs w:val="24"/>
+        </w:rPr>
+        <w:t xml:space="preserve"> can mass force and absorb loss</w:t>
+      </w:r>
+      <w:r>
+        <w:rPr>
+          <w:rFonts w:asciiTheme="minorHAnsi" w:eastAsiaTheme="minorHAnsi" w:hAnsiTheme="minorHAnsi" w:cstheme="minorBidi"/>
+          <w:color w:val="auto"/>
+          <w:sz w:val="24"/>
+          <w:szCs w:val="24"/>
+        </w:rPr>
+        <w:t>.</w:t>
+      </w:r>
+      <w:r>
+        <w:rPr>
+          <w:rFonts w:asciiTheme="minorHAnsi" w:eastAsiaTheme="minorHAnsi" w:hAnsiTheme="minorHAnsi" w:cstheme="minorBidi"/>
+          <w:color w:val="auto"/>
+          <w:sz w:val="24"/>
+          <w:szCs w:val="24"/>
+        </w:rPr>
+        <w:t xml:space="preserve"> </w:t>
+      </w:r>
+      <w:r>
+        <w:rPr>
+          <w:rFonts w:asciiTheme="minorHAnsi" w:eastAsiaTheme="minorHAnsi" w:hAnsiTheme="minorHAnsi" w:cstheme="minorBidi"/>
+          <w:color w:val="auto"/>
+          <w:sz w:val="24"/>
+          <w:szCs w:val="24"/>
+        </w:rPr>
+        <w:t>Low-cost uncrewed systems disturb that arithmetic, a shift which</w:t>
+      </w:r>
+      <w:r>
+        <w:rPr>
+          <w:rFonts w:asciiTheme="minorHAnsi" w:eastAsiaTheme="minorHAnsi" w:hAnsiTheme="minorHAnsi" w:cstheme="minorBidi"/>
+          <w:color w:val="auto"/>
+          <w:sz w:val="24"/>
+          <w:szCs w:val="24"/>
+        </w:rPr>
+        <w:t xml:space="preserve"> the</w:t>
+      </w:r>
+      <w:r>
+        <w:rPr>
+          <w:rFonts w:asciiTheme="minorHAnsi" w:eastAsiaTheme="minorHAnsi" w:hAnsiTheme="minorHAnsi" w:cstheme="minorBidi"/>
+          <w:color w:val="auto"/>
+          <w:sz w:val="24"/>
+          <w:szCs w:val="24"/>
+        </w:rPr>
+        <w:t xml:space="preserve"> Lanchester Force Equations</w:t>
+      </w:r>
+      <w:r>
+        <w:rPr>
+          <w:rStyle w:val="EndnoteReference"/>
+          <w:rFonts w:asciiTheme="minorHAnsi" w:eastAsiaTheme="minorHAnsi" w:hAnsiTheme="minorHAnsi" w:cstheme="minorBidi"/>
+          <w:color w:val="auto"/>
+          <w:sz w:val="24"/>
+          <w:szCs w:val="24"/>
+        </w:rPr>
+        <w:endnoteReference w:id="19"/>
+      </w:r>
+      <w:r>
+        <w:rPr>
+          <w:rFonts w:asciiTheme="minorHAnsi" w:eastAsiaTheme="minorHAnsi" w:hAnsiTheme="minorHAnsi" w:cstheme="minorBidi"/>
+          <w:color w:val="auto"/>
+          <w:sz w:val="24"/>
+          <w:szCs w:val="24"/>
+        </w:rPr>
+        <w:t xml:space="preserve"> and the 3:1 heuristic</w:t>
+      </w:r>
+      <w:r>
+        <w:rPr>
+          <w:rStyle w:val="EndnoteReference"/>
+          <w:rFonts w:asciiTheme="minorHAnsi" w:eastAsiaTheme="minorHAnsi" w:hAnsiTheme="minorHAnsi" w:cstheme="minorBidi"/>
+          <w:color w:val="auto"/>
+          <w:sz w:val="24"/>
+          <w:szCs w:val="24"/>
+        </w:rPr>
+        <w:endnoteReference w:id="20"/>
+      </w:r>
+      <w:r>
+        <w:rPr>
+          <w:rFonts w:asciiTheme="minorHAnsi" w:eastAsiaTheme="minorHAnsi" w:hAnsiTheme="minorHAnsi" w:cstheme="minorBidi"/>
+          <w:color w:val="auto"/>
+          <w:sz w:val="24"/>
+          <w:szCs w:val="24"/>
+        </w:rPr>
+        <w:t xml:space="preserve"> </w:t>
+      </w:r>
+      <w:r>
+        <w:rPr>
+          <w:rFonts w:asciiTheme="minorHAnsi" w:eastAsiaTheme="minorHAnsi" w:hAnsiTheme="minorHAnsi" w:cstheme="minorBidi"/>
+          <w:color w:val="auto"/>
+          <w:sz w:val="24"/>
+          <w:szCs w:val="24"/>
+        </w:rPr>
+        <w:t>help frame but cannot fully capture.</w:t>
+      </w:r>
+      <w:r>
+        <w:rPr>
+          <w:rFonts w:asciiTheme="minorHAnsi" w:eastAsiaTheme="minorHAnsi" w:hAnsiTheme="minorHAnsi" w:cstheme="minorBidi"/>
+          <w:color w:val="auto"/>
+          <w:sz w:val="24"/>
+          <w:szCs w:val="24"/>
+        </w:rPr>
+        <w:t xml:space="preserve"> </w:t>
+      </w:r>
+      <w:r>
+        <w:rPr>
+          <w:rFonts w:asciiTheme="minorHAnsi" w:eastAsiaTheme="minorHAnsi" w:hAnsiTheme="minorHAnsi" w:cstheme="minorBidi"/>
+          <w:color w:val="auto"/>
+          <w:sz w:val="24"/>
+          <w:szCs w:val="24"/>
+        </w:rPr>
+        <w:t xml:space="preserve">They drive down the price of finding the enemy, striking them precisely and sustaining the force. A defender who can see, strike at range and attrit an attacker with systems costing hundreds rather than millions need not match him platform-for-platform. The asymmetry is structural: the attacker must still mass to break through, yet massing is exactly what persistent observation punishes most. </w:t>
+      </w:r>
     </w:p>
     <w:p>
       <w:r>
-        <w:rPr>
-          <w:highlight w:val="yellow"/>
-        </w:rPr>
-        <w:t xml:space="preserve">need access to this janes article: </w:t>
-      </w:r>
-      <w:r>
-        <w:rPr>
-          <w:highlight w:val="yellow"/>
-        </w:rPr>
-        <w:t>https://www.janes.com/defence-intelligence-insights/defence-news/weapons/italian-army-improves-infantry-equipment-restructures-units</w:t>
+        <w:fldChar w:fldCharType="begin"/>
+      </w:r>
+      <w:r>
+        <w:instrText xml:space="preserve"> REF _Ref233053446 \h </w:instrText>
+      </w:r>
+      <w:r>
+        <w:fldChar w:fldCharType="separate"/>
+      </w:r>
+      <w:r>
+        <w:t xml:space="preserve">Table </w:t>
+      </w:r>
+      <w:r>
+        <w:rPr>
+          <w:noProof/>
+        </w:rPr>
+        <w:t>1</w:t>
+      </w:r>
+      <w:r>
+        <w:fldChar w:fldCharType="end"/>
+      </w:r>
+      <w:r>
+        <w:t xml:space="preserve"> </w:t>
+      </w:r>
+      <w:r>
+        <w:t>shows that FPV-OWADs cannot be dismissed as cheap substitutes for Javelin.</w:t>
+      </w:r>
+      <w:r>
+        <w:rPr>
+          <w:rStyle w:val="EndnoteReference"/>
+        </w:rPr>
+        <w:endnoteReference w:id="21"/>
+      </w:r>
+      <w:r>
+        <w:t xml:space="preserve"> </w:t>
+      </w:r>
+      <w:r>
+        <w:t xml:space="preserve">The operational comparison is the telling one: defeating an armoured company costs roughly €1.13 million in Javelins, compared with under €85,000 in FPV-OWADs – more than an order of magnitude less for the same task, on assumptions generous to Javelin. Ireland's recent Javelin-only procurement buys 44 missiles; the same budget fields thousands of FPV-OWADs. Javelin remains the higher-confidence kill mechanism, and FPV-OWADs may require several strikes to destroy armour, </w:t>
+      </w:r>
+      <w:r>
+        <w:t>but they can immobilise it for follow-on fires and reach more than an order of magnitude further.</w:t>
+      </w:r>
+      <w:r>
+        <w:t xml:space="preserve"> The direction is unambiguous: FPV-OWADs do not replace ATGMs, but they change the defensive arithmetic and can no longer be ignored</w:t>
+      </w:r>
+      <w:r>
+        <w:t>.</w:t>
+      </w:r>
+      <w:r>
+        <w:t xml:space="preserve"> </w:t>
       </w:r>
     </w:p>
     <w:p>
-      <w:r>
-        <w:rPr>
-          <w:highlight w:val="yellow"/>
-        </w:rPr>
-        <w:t xml:space="preserve"> I will reference TM 201 as proof that doctrine hasn’t changed. However, I think I want to cite paragraph 0202 “The fundamental role of the infantry man/woman has changed little over recent centuries: their tasks are still to close with and destroy the enemy or force them to surrender, to seize and hold terrain, to dominate and control close </w:t>
-      </w:r>
-      <w:r>
-        <w:rPr>
-          <w:highlight w:val="yellow"/>
-        </w:rPr>
-        <w:lastRenderedPageBreak/>
-        <w:t>country and finally, to carry out close surveillance”. Then we can say that the first task – their most important – cannot be achieved without substantial review of the doctrine, organisation, training, leadership, materiel,</w:t>
-      </w:r>
-      <w:r>
-        <w:t xml:space="preserve"> </w:t>
-      </w:r>
-    </w:p>
-    <w:p/>
-    <w:p>
-      <w:pPr>
-        <w:pStyle w:val="Heading2"/>
-        <w:rPr>
-          <w:rFonts w:asciiTheme="minorHAnsi" w:eastAsiaTheme="minorHAnsi" w:hAnsiTheme="minorHAnsi" w:cstheme="minorBidi"/>
-          <w:color w:val="auto"/>
-          <w:sz w:val="24"/>
-          <w:szCs w:val="24"/>
-        </w:rPr>
-      </w:pPr>
-      <w:r>
-        <w:rPr>
-          <w:rFonts w:asciiTheme="minorHAnsi" w:eastAsiaTheme="minorHAnsi" w:hAnsiTheme="minorHAnsi" w:cstheme="minorBidi"/>
-          <w:color w:val="auto"/>
-          <w:sz w:val="24"/>
-          <w:szCs w:val="24"/>
-        </w:rPr>
-        <w:t xml:space="preserve">Relative combat power </w:t>
-      </w:r>
-      <w:r>
-        <w:rPr>
-          <w:rFonts w:asciiTheme="minorHAnsi" w:eastAsiaTheme="minorHAnsi" w:hAnsiTheme="minorHAnsi" w:cstheme="minorBidi"/>
-          <w:color w:val="auto"/>
-          <w:sz w:val="24"/>
-          <w:szCs w:val="24"/>
-        </w:rPr>
-        <w:t>rewards</w:t>
-      </w:r>
-      <w:r>
-        <w:rPr>
-          <w:rFonts w:asciiTheme="minorHAnsi" w:eastAsiaTheme="minorHAnsi" w:hAnsiTheme="minorHAnsi" w:cstheme="minorBidi"/>
-          <w:color w:val="auto"/>
-          <w:sz w:val="24"/>
-          <w:szCs w:val="24"/>
-        </w:rPr>
-        <w:t xml:space="preserve"> the side </w:t>
-      </w:r>
-      <w:r>
-        <w:rPr>
-          <w:rFonts w:asciiTheme="minorHAnsi" w:eastAsiaTheme="minorHAnsi" w:hAnsiTheme="minorHAnsi" w:cstheme="minorBidi"/>
-          <w:color w:val="auto"/>
-          <w:sz w:val="24"/>
-          <w:szCs w:val="24"/>
-        </w:rPr>
-        <w:t>which</w:t>
-      </w:r>
-      <w:r>
-        <w:rPr>
-          <w:rFonts w:asciiTheme="minorHAnsi" w:eastAsiaTheme="minorHAnsi" w:hAnsiTheme="minorHAnsi" w:cstheme="minorBidi"/>
-          <w:color w:val="auto"/>
-          <w:sz w:val="24"/>
-          <w:szCs w:val="24"/>
-        </w:rPr>
-        <w:t xml:space="preserve"> can mass force and absorb loss</w:t>
-      </w:r>
-      <w:r>
-        <w:rPr>
-          <w:rFonts w:asciiTheme="minorHAnsi" w:eastAsiaTheme="minorHAnsi" w:hAnsiTheme="minorHAnsi" w:cstheme="minorBidi"/>
-          <w:color w:val="auto"/>
-          <w:sz w:val="24"/>
-          <w:szCs w:val="24"/>
-        </w:rPr>
-        <w:t>.</w:t>
-      </w:r>
-      <w:r>
-        <w:rPr>
-          <w:rFonts w:asciiTheme="minorHAnsi" w:eastAsiaTheme="minorHAnsi" w:hAnsiTheme="minorHAnsi" w:cstheme="minorBidi"/>
-          <w:color w:val="auto"/>
-          <w:sz w:val="24"/>
-          <w:szCs w:val="24"/>
-        </w:rPr>
-        <w:t xml:space="preserve"> </w:t>
-      </w:r>
-      <w:r>
-        <w:rPr>
-          <w:rFonts w:asciiTheme="minorHAnsi" w:eastAsiaTheme="minorHAnsi" w:hAnsiTheme="minorHAnsi" w:cstheme="minorBidi"/>
-          <w:color w:val="auto"/>
-          <w:sz w:val="24"/>
-          <w:szCs w:val="24"/>
-        </w:rPr>
-        <w:t>Low-cost uncrewed systems disturb that arithmetic, a shift which</w:t>
-      </w:r>
-      <w:r>
-        <w:rPr>
-          <w:rFonts w:asciiTheme="minorHAnsi" w:eastAsiaTheme="minorHAnsi" w:hAnsiTheme="minorHAnsi" w:cstheme="minorBidi"/>
-          <w:color w:val="auto"/>
-          <w:sz w:val="24"/>
-          <w:szCs w:val="24"/>
-        </w:rPr>
-        <w:t xml:space="preserve"> the</w:t>
-      </w:r>
-      <w:r>
-        <w:rPr>
-          <w:rFonts w:asciiTheme="minorHAnsi" w:eastAsiaTheme="minorHAnsi" w:hAnsiTheme="minorHAnsi" w:cstheme="minorBidi"/>
-          <w:color w:val="auto"/>
-          <w:sz w:val="24"/>
-          <w:szCs w:val="24"/>
-        </w:rPr>
-        <w:t xml:space="preserve"> Lanchester Force Equations</w:t>
-      </w:r>
-      <w:r>
-        <w:rPr>
-          <w:rStyle w:val="EndnoteReference"/>
-          <w:rFonts w:asciiTheme="minorHAnsi" w:eastAsiaTheme="minorHAnsi" w:hAnsiTheme="minorHAnsi" w:cstheme="minorBidi"/>
-          <w:color w:val="auto"/>
-          <w:sz w:val="24"/>
-          <w:szCs w:val="24"/>
-        </w:rPr>
-        <w:endnoteReference w:id="19"/>
-      </w:r>
-      <w:r>
-        <w:rPr>
-          <w:rFonts w:asciiTheme="minorHAnsi" w:eastAsiaTheme="minorHAnsi" w:hAnsiTheme="minorHAnsi" w:cstheme="minorBidi"/>
-          <w:color w:val="auto"/>
-          <w:sz w:val="24"/>
-          <w:szCs w:val="24"/>
-        </w:rPr>
-        <w:t xml:space="preserve"> and the 3:1 heuristic</w:t>
-      </w:r>
-      <w:r>
-        <w:rPr>
-          <w:rStyle w:val="EndnoteReference"/>
-          <w:rFonts w:asciiTheme="minorHAnsi" w:eastAsiaTheme="minorHAnsi" w:hAnsiTheme="minorHAnsi" w:cstheme="minorBidi"/>
-          <w:color w:val="auto"/>
-          <w:sz w:val="24"/>
-          <w:szCs w:val="24"/>
-        </w:rPr>
-        <w:endnoteReference w:id="20"/>
-      </w:r>
-      <w:r>
-        <w:rPr>
-          <w:rFonts w:asciiTheme="minorHAnsi" w:eastAsiaTheme="minorHAnsi" w:hAnsiTheme="minorHAnsi" w:cstheme="minorBidi"/>
-          <w:color w:val="auto"/>
-          <w:sz w:val="24"/>
-          <w:szCs w:val="24"/>
-        </w:rPr>
-        <w:t xml:space="preserve"> </w:t>
-      </w:r>
-      <w:r>
-        <w:rPr>
-          <w:rFonts w:asciiTheme="minorHAnsi" w:eastAsiaTheme="minorHAnsi" w:hAnsiTheme="minorHAnsi" w:cstheme="minorBidi"/>
-          <w:color w:val="auto"/>
-          <w:sz w:val="24"/>
-          <w:szCs w:val="24"/>
-        </w:rPr>
-        <w:t>help frame but cannot fully capture.</w:t>
-      </w:r>
-      <w:r>
-        <w:rPr>
-          <w:rFonts w:asciiTheme="minorHAnsi" w:eastAsiaTheme="minorHAnsi" w:hAnsiTheme="minorHAnsi" w:cstheme="minorBidi"/>
-          <w:color w:val="auto"/>
-          <w:sz w:val="24"/>
-          <w:szCs w:val="24"/>
-        </w:rPr>
-        <w:t xml:space="preserve"> </w:t>
-      </w:r>
-      <w:r>
-        <w:rPr>
-          <w:rFonts w:asciiTheme="minorHAnsi" w:eastAsiaTheme="minorHAnsi" w:hAnsiTheme="minorHAnsi" w:cstheme="minorBidi"/>
-          <w:color w:val="auto"/>
-          <w:sz w:val="24"/>
-          <w:szCs w:val="24"/>
-        </w:rPr>
-        <w:t xml:space="preserve">They drive down the price of finding the enemy, striking them precisely and sustaining the force. A defender who can see, strike at range and attrit an attacker with systems costing hundreds rather than millions need not match him platform-for-platform. The asymmetry is structural: the attacker must still mass to break through, yet massing is exactly what persistent observation punishes most. For a state </w:t>
-      </w:r>
-      <w:r>
-        <w:rPr>
-          <w:rFonts w:asciiTheme="minorHAnsi" w:eastAsiaTheme="minorHAnsi" w:hAnsiTheme="minorHAnsi" w:cstheme="minorBidi"/>
-          <w:color w:val="auto"/>
-          <w:sz w:val="24"/>
-          <w:szCs w:val="24"/>
-        </w:rPr>
-        <w:t>which</w:t>
-      </w:r>
-      <w:r>
-        <w:rPr>
-          <w:rFonts w:asciiTheme="minorHAnsi" w:eastAsiaTheme="minorHAnsi" w:hAnsiTheme="minorHAnsi" w:cstheme="minorBidi"/>
-          <w:color w:val="auto"/>
-          <w:sz w:val="24"/>
-          <w:szCs w:val="24"/>
-        </w:rPr>
-        <w:t xml:space="preserve"> cannot buy conventional scale, this is how scarcity stops being </w:t>
-      </w:r>
-      <w:r>
-        <w:rPr>
-          <w:rFonts w:asciiTheme="minorHAnsi" w:eastAsiaTheme="minorHAnsi" w:hAnsiTheme="minorHAnsi" w:cstheme="minorBidi"/>
-          <w:color w:val="auto"/>
-          <w:sz w:val="24"/>
-          <w:szCs w:val="24"/>
-        </w:rPr>
-        <w:t>decisive.</w:t>
-      </w:r>
-    </w:p>
-    <w:p>
-      <w:r>
-        <w:fldChar w:fldCharType="begin"/>
-      </w:r>
-      <w:r>
-        <w:instrText xml:space="preserve"> REF _Ref233053446 \h </w:instrText>
-      </w:r>
-      <w:r>
-        <w:fldChar w:fldCharType="separate"/>
-      </w:r>
-      <w:r>
-        <w:t xml:space="preserve">Table </w:t>
-      </w:r>
-      <w:r>
-        <w:rPr>
-          <w:noProof/>
-        </w:rPr>
-        <w:t>1</w:t>
-      </w:r>
-      <w:r>
-        <w:fldChar w:fldCharType="end"/>
-      </w:r>
-      <w:r>
-        <w:t xml:space="preserve"> </w:t>
-      </w:r>
-      <w:r>
-        <w:t>shows that FPV-OWADs cannot be dismissed as cheap substitutes for Javelin.</w:t>
-      </w:r>
-      <w:r>
-        <w:rPr>
-          <w:rStyle w:val="EndnoteReference"/>
-        </w:rPr>
-        <w:endnoteReference w:id="21"/>
-      </w:r>
-      <w:r>
-        <w:t xml:space="preserve"> </w:t>
-      </w:r>
-      <w:r>
-        <w:t xml:space="preserve">The operational comparison is the telling one: defeating an armoured company costs roughly €1.13 million in Javelins, compared with under €85,000 in FPV-OWADs – more than an order of magnitude less for the same task, on assumptions generous to Javelin. Ireland's recent Javelin-only procurement buys 44 missiles; the same budget fields thousands of FPV-OWADs. Javelin remains the higher-confidence kill mechanism, and FPV-OWADs may require several strikes to destroy armour, </w:t>
-      </w:r>
-      <w:r>
-        <w:t>but they can immobilise it for follow-on fires and reach more than an order of magnitude further.</w:t>
-      </w:r>
-      <w:r>
-        <w:t xml:space="preserve"> The direction is unambiguous: FPV-OWADs do not replace ATGMs, but they change the defensive arithmetic and can no longer be ignored</w:t>
-      </w:r>
-      <w:r>
-        <w:t>.</w:t>
-      </w:r>
-    </w:p>
-    <w:p>
       <w:pPr>
         <w:keepNext/>
-      </w:pPr>
-      <w:r>
-        <w:rPr>
-          <w:noProof/>
-        </w:rPr>
+        <w:jc w:val="center"/>
+      </w:pPr>
+      <w:r>
         <w:drawing>
-          <wp:inline distT="0" distB="0" distL="0" distR="0" wp14:anchorId="1ED79B76" wp14:editId="6CD40A73">
-            <wp:extent cx="5731510" cy="1757045"/>
-            <wp:effectExtent l="0" t="0" r="2540" b="0"/>
-            <wp:docPr id="177895998" name="Picture 1"/>
+          <wp:inline distT="0" distB="0" distL="0" distR="0" wp14:anchorId="543CDCF1" wp14:editId="2B834D39">
+            <wp:extent cx="3514476" cy="1444961"/>
+            <wp:effectExtent l="0" t="0" r="0" b="3175"/>
+            <wp:docPr id="1813620549" name="Picture 1"/>
             <wp:cNvGraphicFramePr>
               <a:graphicFrameLocks xmlns:a="http://schemas.openxmlformats.org/drawingml/2006/main" noChangeAspect="1"/>
             </wp:cNvGraphicFramePr>
@@ -1353,11 +1283,11 @@
               <a:graphicData uri="http://schemas.openxmlformats.org/drawingml/2006/picture">
                 <pic:pic xmlns:pic="http://schemas.openxmlformats.org/drawingml/2006/picture">
                   <pic:nvPicPr>
-                    <pic:cNvPr id="177895998" name=""/>
+                    <pic:cNvPr id="1813620549" name=""/>
                     <pic:cNvPicPr/>
                   </pic:nvPicPr>
                   <pic:blipFill>
-                    <a:blip r:embed="rId9"/>
+                    <a:blip r:embed="rId8"/>
                     <a:stretch>
                       <a:fillRect/>
                     </a:stretch>
@@ -1365,7 +1295,7 @@
                   <pic:spPr>
                     <a:xfrm>
                       <a:off x="0" y="0"/>
-                      <a:ext cx="5731510" cy="1757045"/>
+                      <a:ext cx="3521470" cy="1447837"/>
                     </a:xfrm>
                     <a:prstGeom prst="rect">
                       <a:avLst/>
@@ -1420,62 +1350,37 @@
       </w:r>
     </w:p>
     <w:p>
-      <w:pPr>
-        <w:pStyle w:val="Heading2"/>
-        <w:rPr>
-          <w:rFonts w:asciiTheme="minorHAnsi" w:eastAsiaTheme="minorHAnsi" w:hAnsiTheme="minorHAnsi" w:cstheme="minorBidi"/>
-          <w:color w:val="auto"/>
-          <w:sz w:val="24"/>
-          <w:szCs w:val="24"/>
-        </w:rPr>
-      </w:pPr>
-      <w:r>
-        <w:rPr>
-          <w:rFonts w:asciiTheme="minorHAnsi" w:eastAsiaTheme="minorHAnsi" w:hAnsiTheme="minorHAnsi" w:cstheme="minorBidi"/>
-          <w:color w:val="auto"/>
-          <w:sz w:val="24"/>
-          <w:szCs w:val="24"/>
-        </w:rPr>
+      <w:r>
         <w:lastRenderedPageBreak/>
-        <w:t>Ireland has long treated serious territorial defence as financially unreachable, because credibility was assumed to require conventional mass. UxS break that premise: if cheap precision systems can make lodgement, movement and sustainment costly, the constraint shifts from money to organisation. For an island state, any hostile ground force must first arrive by sea or air, concentrating at a predictable point of entry – where exposure is highest and cheap precision strike most punishing.</w:t>
+        <w:t>Ireland has long approached territorial defence through efficiency and restraint, not sustained increases in defence spending.</w:t>
+      </w:r>
+      <w:r>
+        <w:rPr>
+          <w:rStyle w:val="EndnoteReference"/>
+        </w:rPr>
+        <w:endnoteReference w:id="22"/>
+      </w:r>
+      <w:r>
+        <w:t xml:space="preserve"> </w:t>
+      </w:r>
+      <w:proofErr w:type="spellStart"/>
+      <w:r>
+        <w:t>UxS</w:t>
+      </w:r>
+      <w:proofErr w:type="spellEnd"/>
+      <w:r>
+        <w:t xml:space="preserve"> change what that premise can buy: if cheap precision systems can make lodgement, movement and sustainment costly, the constraint shifts from money to organisation.</w:t>
+      </w:r>
+      <w:r>
+        <w:t xml:space="preserve"> </w:t>
+      </w:r>
+      <w:r>
+        <w:t>Deterrence-by-denial here means one thing: making an attacker doubt that victory will be quick or cheap. A defender need not win. They need only impose enough delay, attrition and uncertainty that the operation’s price climbs past what the aggressor is willing to pay.</w:t>
       </w:r>
     </w:p>
     <w:p>
-      <w:pPr>
-        <w:pStyle w:val="Heading2"/>
-        <w:rPr>
-          <w:rFonts w:asciiTheme="minorHAnsi" w:eastAsiaTheme="minorHAnsi" w:hAnsiTheme="minorHAnsi" w:cstheme="minorBidi"/>
-          <w:color w:val="auto"/>
-          <w:sz w:val="24"/>
-          <w:szCs w:val="24"/>
-        </w:rPr>
-      </w:pPr>
-      <w:r>
-        <w:rPr>
-          <w:rFonts w:asciiTheme="minorHAnsi" w:eastAsiaTheme="minorHAnsi" w:hAnsiTheme="minorHAnsi" w:cstheme="minorBidi"/>
-          <w:color w:val="auto"/>
-          <w:sz w:val="24"/>
-          <w:szCs w:val="24"/>
-        </w:rPr>
-        <w:t xml:space="preserve">Deterrence-by-denial here means one thing: making an attacker doubt that victory will be quick or cheap. A defender need not win. </w:t>
-      </w:r>
-      <w:r>
-        <w:rPr>
-          <w:rFonts w:asciiTheme="minorHAnsi" w:eastAsiaTheme="minorHAnsi" w:hAnsiTheme="minorHAnsi" w:cstheme="minorBidi"/>
-          <w:color w:val="auto"/>
-          <w:sz w:val="24"/>
-          <w:szCs w:val="24"/>
-        </w:rPr>
-        <w:t>They</w:t>
-      </w:r>
-      <w:r>
-        <w:rPr>
-          <w:rFonts w:asciiTheme="minorHAnsi" w:eastAsiaTheme="minorHAnsi" w:hAnsiTheme="minorHAnsi" w:cstheme="minorBidi"/>
-          <w:color w:val="auto"/>
-          <w:sz w:val="24"/>
-          <w:szCs w:val="24"/>
-        </w:rPr>
-        <w:t xml:space="preserve"> need only to impose enough delay, attrition and uncertainty that the operation's price climbs past what the aggressor will pay. It does not stop an attack; it makes the attack expensive, slow and uncertain of success. </w:t>
+      <w:r>
+        <w:t>The pace of change is uncertain and programmes are mid-stream, but that is not a reason to stand still. Vehicle capacity matters: it shapes lift, sustainment, command and mobility. But the threat should come first for light infantry. Threat defines force protection; force protection should inform capability. Light infantry does not need armour. It can move on foot or in commercial 4x4s already in service. A survivable light section is not waiting on a vehicle programme. It is available now, held back by a constraint borrowed from another kind of infantry.</w:t>
       </w:r>
     </w:p>
     <w:p>
@@ -1487,53 +1392,6 @@
           <w:szCs w:val="32"/>
         </w:rPr>
       </w:pPr>
-      <w:r>
-        <w:t xml:space="preserve">The pace of change is uncertain and programmes are mid-stream </w:t>
-      </w:r>
-      <w:r>
-        <w:t>—</w:t>
-      </w:r>
-      <w:r>
-        <w:t xml:space="preserve"> so reopening the section design now looks premature. Each clause is true. Neither is a reason to stand still. The deeper objection is that force design must fit the platform: the carrier defines the section, the section sets the </w:t>
-      </w:r>
-      <w:r>
-        <w:t>capability</w:t>
-      </w:r>
-      <w:r>
-        <w:t xml:space="preserve">. Vehicle capacity is a real constraint </w:t>
-      </w:r>
-      <w:r>
-        <w:t>—</w:t>
-      </w:r>
-      <w:r>
-        <w:t xml:space="preserve"> </w:t>
-      </w:r>
-      <w:r>
-        <w:t xml:space="preserve">it drives lift, sustainment, command and tactical mobility and cannot be dismissed. But it need not come first. The threat defines force </w:t>
-      </w:r>
-      <w:proofErr w:type="gramStart"/>
-      <w:r>
-        <w:t>protection</w:t>
-      </w:r>
-      <w:proofErr w:type="gramEnd"/>
-      <w:r>
-        <w:t xml:space="preserve"> and force protection drives </w:t>
-      </w:r>
-      <w:r>
-        <w:t>capability development</w:t>
-      </w:r>
-      <w:r>
-        <w:t xml:space="preserve">. Light infantry may not have this problem at all: it needs no armour, moving on foot or in commercial 4x4s already in Defence Forces service. A survivable light section is not an expensive structure waiting on a vehicle programme. It is a cheap one, available now </w:t>
-      </w:r>
-      <w:r>
-        <w:t>—</w:t>
-      </w:r>
-      <w:r>
-        <w:t xml:space="preserve"> </w:t>
-      </w:r>
-      <w:r>
-        <w:t>held back only by a constraint borrowed from a different kind of infantry.</w:t>
-      </w:r>
       <w:r>
         <w:br w:type="page"/>
       </w:r>
@@ -1759,7 +1617,23 @@
           <w:i/>
           <w:iCs/>
         </w:rPr>
-        <w:t>Drones Won't Save Us: Learning the Wrong Lessons from Ukraine Will Cost the US Army Its Edge in Maneuver Warfare</w:t>
+        <w:t xml:space="preserve">Drones Won't Save Us: Learning the Wrong Lessons from Ukraine Will Cost the US Army Its Edge in </w:t>
+      </w:r>
+      <w:proofErr w:type="spellStart"/>
+      <w:r>
+        <w:rPr>
+          <w:i/>
+          <w:iCs/>
+        </w:rPr>
+        <w:t>Maneuver</w:t>
+      </w:r>
+      <w:proofErr w:type="spellEnd"/>
+      <w:r>
+        <w:rPr>
+          <w:i/>
+          <w:iCs/>
+        </w:rPr>
+        <w:t xml:space="preserve"> Warfare</w:t>
       </w:r>
       <w:r>
         <w:t xml:space="preserve">. </w:t>
@@ -1930,10 +1804,7 @@
         <w:endnoteRef/>
       </w:r>
       <w:r>
-        <w:t xml:space="preserve"> </w:t>
-      </w:r>
-      <w:r>
-        <w:t>United States Congress (2025). Congressional record: Proceedings and debates of the 119th Congress, first session. US Government Publishing Office. [online]. Available at: https://www.congress.gov/119/crec/2025/03/04/171/41/CREC-2025-03-04.pdf (accessed 1 April 2026).</w:t>
+        <w:t xml:space="preserve"> United States Congress (2025). Congressional record: Proceedings and debates of the 119th Congress, first session. US Government Publishing Office. [online]. Available at: https://www.congress.gov/119/crec/2025/03/04/171/41/CREC-2025-03-04.pdf (accessed 1 April 2026).</w:t>
       </w:r>
     </w:p>
   </w:endnote>
@@ -1954,8 +1825,29 @@
       <w:r>
         <w:t xml:space="preserve"> </w:t>
       </w:r>
-      <w:r>
-        <w:t xml:space="preserve">Statsministeriet (2026). Fællesudtalelse om Grønland [online]. Available at: </w:t>
+      <w:proofErr w:type="spellStart"/>
+      <w:r>
+        <w:t>Statsministeriet</w:t>
+      </w:r>
+      <w:proofErr w:type="spellEnd"/>
+      <w:r>
+        <w:t xml:space="preserve"> (2026). </w:t>
+      </w:r>
+      <w:proofErr w:type="spellStart"/>
+      <w:r>
+        <w:t>Fællesudtalelse</w:t>
+      </w:r>
+      <w:proofErr w:type="spellEnd"/>
+      <w:r>
+        <w:t xml:space="preserve"> om </w:t>
+      </w:r>
+      <w:proofErr w:type="spellStart"/>
+      <w:r>
+        <w:t>Grønland</w:t>
+      </w:r>
+      <w:proofErr w:type="spellEnd"/>
+      <w:r>
+        <w:t xml:space="preserve"> [online]. Available at: </w:t>
       </w:r>
       <w:r>
         <w:fldChar w:fldCharType="begin"/>
@@ -2188,8 +2080,13 @@
       <w:r>
         <w:t xml:space="preserve"> </w:t>
       </w:r>
-      <w:r>
-        <w:t xml:space="preserve">Néron-Bancel, P. and Garnier, G. </w:t>
+      <w:proofErr w:type="spellStart"/>
+      <w:r>
+        <w:t>Néron</w:t>
+      </w:r>
+      <w:proofErr w:type="spellEnd"/>
+      <w:r>
+        <w:t xml:space="preserve">-Bancel, P. and Garnier, G. </w:t>
       </w:r>
       <w:r>
         <w:rPr>
@@ -2199,7 +2096,23 @@
         <w:t>At the Other Side of the Hill: The Benefits and False Promises of Battlefield Transparency</w:t>
       </w:r>
       <w:r>
-        <w:t xml:space="preserve">. Paris: Institut français des relations internationales (IFRI), 27 May 2024, p. 45. Available at: </w:t>
+        <w:t xml:space="preserve">. Paris: </w:t>
+      </w:r>
+      <w:proofErr w:type="spellStart"/>
+      <w:r>
+        <w:t>Institut</w:t>
+      </w:r>
+      <w:proofErr w:type="spellEnd"/>
+      <w:r>
+        <w:t xml:space="preserve"> français des relations </w:t>
+      </w:r>
+      <w:proofErr w:type="spellStart"/>
+      <w:r>
+        <w:t>internationales</w:t>
+      </w:r>
+      <w:proofErr w:type="spellEnd"/>
+      <w:r>
+        <w:t xml:space="preserve"> (IFRI), 27 May 2024, p. 45. Available at: </w:t>
       </w:r>
       <w:hyperlink r:id="rId12" w:tgtFrame="_new" w:history="1">
         <w:r>
@@ -2229,7 +2142,31 @@
         <w:t xml:space="preserve"> </w:t>
       </w:r>
       <w:r>
-        <w:t>Joret, G. “What Specialization of the Infantry in Armored Combat Operations?”, Fantassins, no. 52, Spring–Summer 2024, pp. 125–130, pp. 129–130; Bouffard, J. “The Infantry Regiment Model 2030”, Fantassins, no. 52, Spring–Summer 2024, pp. 15–20, p. 18.</w:t>
+        <w:t xml:space="preserve">Joret, G. “What Specialization of the Infantry in </w:t>
+      </w:r>
+      <w:proofErr w:type="spellStart"/>
+      <w:r>
+        <w:t>Armored</w:t>
+      </w:r>
+      <w:proofErr w:type="spellEnd"/>
+      <w:r>
+        <w:t xml:space="preserve"> Combat Operations?”, </w:t>
+      </w:r>
+      <w:proofErr w:type="spellStart"/>
+      <w:r>
+        <w:t>Fantassins</w:t>
+      </w:r>
+      <w:proofErr w:type="spellEnd"/>
+      <w:r>
+        <w:t xml:space="preserve">, no. 52, Spring–Summer 2024, pp. 125–130, pp. 129–130; Bouffard, J. “The Infantry Regiment Model 2030”, </w:t>
+      </w:r>
+      <w:proofErr w:type="spellStart"/>
+      <w:r>
+        <w:t>Fantassins</w:t>
+      </w:r>
+      <w:proofErr w:type="spellEnd"/>
+      <w:r>
+        <w:t>, no. 52, Spring–Summer 2024, pp. 15–20, p. 18.</w:t>
       </w:r>
     </w:p>
   </w:endnote>
@@ -2325,30 +2262,63 @@
         <w:t xml:space="preserve"> </w:t>
       </w:r>
       <w:r>
-        <w:t xml:space="preserve">Ministère des Armées. </w:t>
-      </w:r>
+        <w:t xml:space="preserve">Ministère des </w:t>
+      </w:r>
+      <w:proofErr w:type="spellStart"/>
+      <w:r>
+        <w:t>Armées</w:t>
+      </w:r>
+      <w:proofErr w:type="spellEnd"/>
+      <w:r>
+        <w:t xml:space="preserve">. </w:t>
+      </w:r>
+      <w:proofErr w:type="spellStart"/>
       <w:r>
         <w:rPr>
           <w:i/>
           <w:iCs/>
         </w:rPr>
-        <w:t xml:space="preserve">Gévaudan </w:t>
-      </w:r>
-      <w:proofErr w:type="gramStart"/>
+        <w:t>Gévaudan</w:t>
+      </w:r>
+      <w:proofErr w:type="spellEnd"/>
       <w:r>
         <w:rPr>
           <w:i/>
           <w:iCs/>
         </w:rPr>
-        <w:t>26 :</w:t>
-      </w:r>
-      <w:proofErr w:type="gramEnd"/>
+        <w:t xml:space="preserve"> </w:t>
+      </w:r>
+      <w:proofErr w:type="gramStart"/>
       <w:r>
         <w:rPr>
           <w:i/>
           <w:iCs/>
         </w:rPr>
-        <w:t xml:space="preserve"> Les Légionnaires au Combat</w:t>
+        <w:t>26 :</w:t>
+      </w:r>
+      <w:proofErr w:type="gramEnd"/>
+      <w:r>
+        <w:rPr>
+          <w:i/>
+          <w:iCs/>
+        </w:rPr>
+        <w:t xml:space="preserve"> Les </w:t>
+      </w:r>
+      <w:proofErr w:type="spellStart"/>
+      <w:r>
+        <w:rPr>
+          <w:i/>
+          <w:iCs/>
+        </w:rPr>
+        <w:t>Légionnaires</w:t>
+      </w:r>
+      <w:proofErr w:type="spellEnd"/>
+      <w:r>
+        <w:rPr>
+          <w:i/>
+          <w:iCs/>
+        </w:rPr>
+        <w:t xml:space="preserve"> au Combat</w:t>
       </w:r>
       <w:r>
         <w:t xml:space="preserve">. 25 February 2026. Available at: </w:t>
@@ -2377,21 +2347,62 @@
         </w:rPr>
         <w:t xml:space="preserve">Légion </w:t>
       </w:r>
+      <w:proofErr w:type="spellStart"/>
       <w:proofErr w:type="gramStart"/>
       <w:r>
         <w:rPr>
           <w:i/>
           <w:iCs/>
         </w:rPr>
-        <w:t>étrangère :</w:t>
-      </w:r>
-      <w:proofErr w:type="gramEnd"/>
+        <w:t>étrangère</w:t>
+      </w:r>
+      <w:proofErr w:type="spellEnd"/>
       <w:r>
         <w:rPr>
           <w:i/>
           <w:iCs/>
         </w:rPr>
-        <w:t xml:space="preserve"> Au Coeur d'un Entraînement Plus Vrai que Nature</w:t>
+        <w:t xml:space="preserve"> :</w:t>
+      </w:r>
+      <w:proofErr w:type="gramEnd"/>
+      <w:r>
+        <w:rPr>
+          <w:i/>
+          <w:iCs/>
+        </w:rPr>
+        <w:t xml:space="preserve"> Au Coeur d'un </w:t>
+      </w:r>
+      <w:proofErr w:type="spellStart"/>
+      <w:r>
+        <w:rPr>
+          <w:i/>
+          <w:iCs/>
+        </w:rPr>
+        <w:t>Entraînement</w:t>
+      </w:r>
+      <w:proofErr w:type="spellEnd"/>
+      <w:r>
+        <w:rPr>
+          <w:i/>
+          <w:iCs/>
+        </w:rPr>
+        <w:t xml:space="preserve"> Plus Vrai </w:t>
+      </w:r>
+      <w:proofErr w:type="spellStart"/>
+      <w:r>
+        <w:rPr>
+          <w:i/>
+          <w:iCs/>
+        </w:rPr>
+        <w:t>que</w:t>
+      </w:r>
+      <w:proofErr w:type="spellEnd"/>
+      <w:r>
+        <w:rPr>
+          <w:i/>
+          <w:iCs/>
+        </w:rPr>
+        <w:t xml:space="preserve"> Nature</w:t>
       </w:r>
       <w:r>
         <w:t xml:space="preserve">. YouTube video, 21 February 2026. Available at: </w:t>
@@ -2657,6 +2668,127 @@
       <w:r>
         <w:t xml:space="preserve"> (accessed 16 December 2025).</w:t>
       </w:r>
+    </w:p>
+  </w:endnote>
+  <w:endnote w:id="22">
+    <w:p>
+      <w:pPr>
+        <w:pStyle w:val="EndnoteText"/>
+      </w:pPr>
+      <w:r>
+        <w:rPr>
+          <w:rStyle w:val="EndnoteReference"/>
+        </w:rPr>
+        <w:endnoteRef/>
+      </w:r>
+      <w:r>
+        <w:t xml:space="preserve"> </w:t>
+      </w:r>
+      <w:r>
+        <w:t xml:space="preserve">Houses of the Oireachtas. </w:t>
+      </w:r>
+      <w:r>
+        <w:rPr>
+          <w:i/>
+          <w:iCs/>
+        </w:rPr>
+        <w:t>Dáil Éireann Debate – Thursday, 29 September 2005: Written Answers</w:t>
+      </w:r>
+      <w:r>
+        <w:t xml:space="preserve">. Vol. 606, No. 2. Dublin: Houses of the Oireachtas, 2005. Available at: </w:t>
+      </w:r>
+      <w:hyperlink r:id="rId21" w:history="1">
+        <w:r>
+          <w:rPr>
+            <w:rStyle w:val="Hyperlink"/>
+          </w:rPr>
+          <w:t>https://www.oireachtas.ie/en/debates/debate/dail/2005-09-29/37/</w:t>
+        </w:r>
+      </w:hyperlink>
+      <w:r>
+        <w:t xml:space="preserve"> (accessed 24 June 2026).</w:t>
+      </w:r>
+    </w:p>
+    <w:p>
+      <w:pPr>
+        <w:pStyle w:val="EndnoteText"/>
+      </w:pPr>
+    </w:p>
+    <w:p>
+      <w:pPr>
+        <w:pStyle w:val="EndnoteText"/>
+      </w:pPr>
+    </w:p>
+    <w:p>
+      <w:pPr>
+        <w:pStyle w:val="EndnoteText"/>
+      </w:pPr>
+    </w:p>
+    <w:p>
+      <w:pPr>
+        <w:pStyle w:val="EndnoteText"/>
+      </w:pPr>
+    </w:p>
+    <w:p>
+      <w:pPr>
+        <w:pStyle w:val="EndnoteText"/>
+      </w:pPr>
+    </w:p>
+    <w:p>
+      <w:pPr>
+        <w:pStyle w:val="EndnoteText"/>
+      </w:pPr>
+    </w:p>
+    <w:p>
+      <w:pPr>
+        <w:pStyle w:val="EndnoteText"/>
+      </w:pPr>
+    </w:p>
+    <w:p>
+      <w:pPr>
+        <w:rPr>
+          <w:highlight w:val="yellow"/>
+        </w:rPr>
+      </w:pPr>
+      <w:r>
+        <w:rPr>
+          <w:highlight w:val="yellow"/>
+        </w:rPr>
+        <w:t xml:space="preserve">Need access to this janes article: </w:t>
+      </w:r>
+      <w:hyperlink r:id="rId22" w:history="1">
+        <w:r>
+          <w:rPr>
+            <w:rStyle w:val="Hyperlink"/>
+            <w:highlight w:val="yellow"/>
+          </w:rPr>
+          <w:t>https://www.janes.com/defence-intelligence-insights/defence-news/air/french-army-restructures-its-infantry-battalions</w:t>
+        </w:r>
+      </w:hyperlink>
+    </w:p>
+    <w:p>
+      <w:r>
+        <w:rPr>
+          <w:highlight w:val="yellow"/>
+        </w:rPr>
+        <w:t>need access to this janes article: https://www.janes.com/defence-intelligence-insights/defence-news/weapons/italian-army-improves-infantry-equipment-restructures-units</w:t>
+      </w:r>
+    </w:p>
+    <w:p>
+      <w:r>
+        <w:rPr>
+          <w:highlight w:val="yellow"/>
+        </w:rPr>
+        <w:t xml:space="preserve"> I will reference TM 201 as proof that doctrine hasn’t changed. However, I think I want to cite paragraph 0202 “The fundamental role of the infantry man/woman has changed little over recent centuries: their tasks are still to close with and destroy the enemy or force them to surrender, to seize and hold terrain, to dominate and control close country and finally, to carry out close surveillance”. Then we can say that the first task – their most important – cannot be achieved without substantial review of the doctrine, organisation, training, leadership, materiel,</w:t>
+      </w:r>
+      <w:r>
+        <w:t xml:space="preserve"> </w:t>
+      </w:r>
+    </w:p>
+    <w:p>
+      <w:pPr>
+        <w:pStyle w:val="EndnoteText"/>
+      </w:pPr>
     </w:p>
   </w:endnote>
 </w:endnotes>

--- a/Essays/DF_Review_Article_Adams_Part.docx
+++ b/Essays/DF_Review_Article_Adams_Part.docx
@@ -430,7 +430,26 @@
           <w:sz w:val="24"/>
           <w:szCs w:val="24"/>
         </w:rPr>
-        <w:t>Territorial defence is no longer implausible. It remains politically constrained and under-resourced, but force design cannot assume Europe’s post-1945 “long peace”</w:t>
+        <w:t>Territorial defence is no longer implausible. It remains politically constrained</w:t>
+      </w:r>
+      <w:r>
+        <w:rPr>
+          <w:rStyle w:val="FootnoteReference"/>
+          <w:rFonts w:asciiTheme="minorHAnsi" w:eastAsiaTheme="minorHAnsi" w:hAnsiTheme="minorHAnsi" w:cstheme="minorBidi"/>
+          <w:color w:val="auto"/>
+          <w:sz w:val="24"/>
+          <w:szCs w:val="24"/>
+        </w:rPr>
+        <w:footnoteReference w:id="1"/>
+      </w:r>
+      <w:r>
+        <w:rPr>
+          <w:rFonts w:asciiTheme="minorHAnsi" w:eastAsiaTheme="minorHAnsi" w:hAnsiTheme="minorHAnsi" w:cstheme="minorBidi"/>
+          <w:color w:val="auto"/>
+          <w:sz w:val="24"/>
+          <w:szCs w:val="24"/>
+        </w:rPr>
+        <w:t xml:space="preserve"> and under-resourced, but force design cannot assume Europe’s post-1945 “long peace”</w:t>
       </w:r>
       <w:r>
         <w:rPr>
@@ -580,27 +599,7 @@
           <w:sz w:val="24"/>
           <w:szCs w:val="24"/>
         </w:rPr>
-        <w:t xml:space="preserve">Threat perception is a poor guide to future risk. Without </w:t>
-      </w:r>
-      <w:proofErr w:type="spellStart"/>
-      <w:r>
-        <w:rPr>
-          <w:rFonts w:asciiTheme="minorHAnsi" w:eastAsiaTheme="minorHAnsi" w:hAnsiTheme="minorHAnsi" w:cstheme="minorBidi"/>
-          <w:color w:val="auto"/>
-          <w:sz w:val="24"/>
-          <w:szCs w:val="24"/>
-        </w:rPr>
-        <w:t>UxS</w:t>
-      </w:r>
-      <w:proofErr w:type="spellEnd"/>
-      <w:r>
-        <w:rPr>
-          <w:rFonts w:asciiTheme="minorHAnsi" w:eastAsiaTheme="minorHAnsi" w:hAnsiTheme="minorHAnsi" w:cstheme="minorBidi"/>
-          <w:color w:val="auto"/>
-          <w:sz w:val="24"/>
-          <w:szCs w:val="24"/>
-        </w:rPr>
-        <w:t xml:space="preserve"> adaptation, Ireland risks preserving yesterday’s force without a credible theory of victory for </w:t>
+        <w:t xml:space="preserve">Threat perception is a poor guide to future risk. Without UxS adaptation, Ireland risks preserving yesterday’s force without a credible theory of victory for </w:t>
       </w:r>
       <w:r>
         <w:rPr>
@@ -863,26 +862,21 @@
         <w:t xml:space="preserve"> exposure of a section that can be found and struck on a checkpoint or logistics convoy as readily as in battle, without higher-echelon cover. </w:t>
       </w:r>
       <w:r>
-        <w:t xml:space="preserve">Its materiel reflects a Cold War mentality. Its leadership is not configured for mission command under persistent observation. </w:t>
+        <w:t xml:space="preserve">Its materiel reflects a Cold War mentality. Its leadership is not configured for mission command under persistent </w:t>
+      </w:r>
+      <w:r>
+        <w:lastRenderedPageBreak/>
+        <w:t xml:space="preserve">observation. </w:t>
       </w:r>
       <w:r>
         <w:t>It fields</w:t>
       </w:r>
       <w:r>
-        <w:t xml:space="preserve"> too few soldiers to carry the cognitive load, operate the new systems and remain cohesive once dispersed. Adding </w:t>
-      </w:r>
-      <w:proofErr w:type="gramStart"/>
-      <w:r>
-        <w:t>drones</w:t>
-      </w:r>
-      <w:proofErr w:type="gramEnd"/>
-      <w:r>
-        <w:t xml:space="preserve"> changes none of that. </w:t>
-      </w:r>
-    </w:p>
-    <w:p>
-      <w:r>
-        <w:lastRenderedPageBreak/>
+        <w:t xml:space="preserve"> too few soldiers to carry the cognitive load, operate the new systems and remain cohesive once dispersed. Adding drones changes none of that. </w:t>
+      </w:r>
+    </w:p>
+    <w:p>
+      <w:r>
         <w:t xml:space="preserve">These are not uniquely Irish problems. Section design, vehicle capacity, organic support weapons and UAS integration are being reconsidered elsewhere. French RI 2030 reform shows one mechanised </w:t>
       </w:r>
       <w:r>
@@ -979,21 +973,12 @@
       <w:r>
         <w:t xml:space="preserve"> points in the same direction from a different angle. Yet adaptation remains uneven. Exercises such as </w:t>
       </w:r>
-      <w:proofErr w:type="spellStart"/>
       <w:r>
         <w:rPr>
           <w:i/>
           <w:iCs/>
         </w:rPr>
-        <w:t>Gévaudan</w:t>
-      </w:r>
-      <w:proofErr w:type="spellEnd"/>
-      <w:r>
-        <w:rPr>
-          <w:i/>
-          <w:iCs/>
-        </w:rPr>
-        <w:t xml:space="preserve"> 26</w:t>
+        <w:t>Gévaudan 26</w:t>
       </w:r>
       <w:r>
         <w:t xml:space="preserve"> </w:t>
@@ -1026,15 +1011,7 @@
         <w:t>to the implications of</w:t>
       </w:r>
       <w:r>
-        <w:t xml:space="preserve"> persistent observation. The challenge is therefore not acquiring uncrewed </w:t>
-      </w:r>
-      <w:proofErr w:type="gramStart"/>
-      <w:r>
-        <w:t>systems, but</w:t>
-      </w:r>
-      <w:proofErr w:type="gramEnd"/>
-      <w:r>
-        <w:t xml:space="preserve"> redesigning the infantry section around the battlefield they have created.</w:t>
+        <w:t xml:space="preserve"> persistent observation. The challenge is therefore not acquiring uncrewed systems, but redesigning the infantry section around the battlefield they have created.</w:t>
       </w:r>
       <w:r>
         <w:rPr>
@@ -1271,6 +1248,10 @@
         <w:jc w:val="center"/>
       </w:pPr>
       <w:r>
+        <w:rPr>
+          <w:noProof/>
+        </w:rPr>
+        <w:lastRenderedPageBreak/>
         <w:drawing>
           <wp:inline distT="0" distB="0" distL="0" distR="0" wp14:anchorId="543CDCF1" wp14:editId="2B834D39">
             <wp:extent cx="3514476" cy="1444961"/>
@@ -1351,7 +1332,6 @@
     </w:p>
     <w:p>
       <w:r>
-        <w:lastRenderedPageBreak/>
         <w:t>Ireland has long approached territorial defence through efficiency and restraint, not sustained increases in defence spending.</w:t>
       </w:r>
       <w:r>
@@ -1363,13 +1343,8 @@
       <w:r>
         <w:t xml:space="preserve"> </w:t>
       </w:r>
-      <w:proofErr w:type="spellStart"/>
-      <w:r>
-        <w:t>UxS</w:t>
-      </w:r>
-      <w:proofErr w:type="spellEnd"/>
-      <w:r>
-        <w:t xml:space="preserve"> change what that premise can buy: if cheap precision systems can make lodgement, movement and sustainment costly, the constraint shifts from money to organisation.</w:t>
+      <w:r>
+        <w:t>UxS change what that premise can buy: if cheap precision systems can make lodgement, movement and sustainment costly, the constraint shifts from money to organisation.</w:t>
       </w:r>
       <w:r>
         <w:t xml:space="preserve"> </w:t>
@@ -1617,23 +1592,7 @@
           <w:i/>
           <w:iCs/>
         </w:rPr>
-        <w:t xml:space="preserve">Drones Won't Save Us: Learning the Wrong Lessons from Ukraine Will Cost the US Army Its Edge in </w:t>
-      </w:r>
-      <w:proofErr w:type="spellStart"/>
-      <w:r>
-        <w:rPr>
-          <w:i/>
-          <w:iCs/>
-        </w:rPr>
-        <w:t>Maneuver</w:t>
-      </w:r>
-      <w:proofErr w:type="spellEnd"/>
-      <w:r>
-        <w:rPr>
-          <w:i/>
-          <w:iCs/>
-        </w:rPr>
-        <w:t xml:space="preserve"> Warfare</w:t>
+        <w:t>Drones Won't Save Us: Learning the Wrong Lessons from Ukraine Will Cost the US Army Its Edge in Maneuver Warfare</w:t>
       </w:r>
       <w:r>
         <w:t xml:space="preserve">. </w:t>
@@ -1823,31 +1782,7 @@
         <w:endnoteRef/>
       </w:r>
       <w:r>
-        <w:t xml:space="preserve"> </w:t>
-      </w:r>
-      <w:proofErr w:type="spellStart"/>
-      <w:r>
-        <w:t>Statsministeriet</w:t>
-      </w:r>
-      <w:proofErr w:type="spellEnd"/>
-      <w:r>
-        <w:t xml:space="preserve"> (2026). </w:t>
-      </w:r>
-      <w:proofErr w:type="spellStart"/>
-      <w:r>
-        <w:t>Fællesudtalelse</w:t>
-      </w:r>
-      <w:proofErr w:type="spellEnd"/>
-      <w:r>
-        <w:t xml:space="preserve"> om </w:t>
-      </w:r>
-      <w:proofErr w:type="spellStart"/>
-      <w:r>
-        <w:t>Grønland</w:t>
-      </w:r>
-      <w:proofErr w:type="spellEnd"/>
-      <w:r>
-        <w:t xml:space="preserve"> [online]. Available at: </w:t>
+        <w:t xml:space="preserve"> Statsministeriet (2026). Fællesudtalelse om Grønland [online]. Available at: </w:t>
       </w:r>
       <w:r>
         <w:fldChar w:fldCharType="begin"/>
@@ -2080,13 +2015,8 @@
       <w:r>
         <w:t xml:space="preserve"> </w:t>
       </w:r>
-      <w:proofErr w:type="spellStart"/>
-      <w:r>
-        <w:t>Néron</w:t>
-      </w:r>
-      <w:proofErr w:type="spellEnd"/>
-      <w:r>
-        <w:t xml:space="preserve">-Bancel, P. and Garnier, G. </w:t>
+      <w:r>
+        <w:t xml:space="preserve">Néron-Bancel, P. and Garnier, G. </w:t>
       </w:r>
       <w:r>
         <w:rPr>
@@ -2096,23 +2026,7 @@
         <w:t>At the Other Side of the Hill: The Benefits and False Promises of Battlefield Transparency</w:t>
       </w:r>
       <w:r>
-        <w:t xml:space="preserve">. Paris: </w:t>
-      </w:r>
-      <w:proofErr w:type="spellStart"/>
-      <w:r>
-        <w:t>Institut</w:t>
-      </w:r>
-      <w:proofErr w:type="spellEnd"/>
-      <w:r>
-        <w:t xml:space="preserve"> français des relations </w:t>
-      </w:r>
-      <w:proofErr w:type="spellStart"/>
-      <w:r>
-        <w:t>internationales</w:t>
-      </w:r>
-      <w:proofErr w:type="spellEnd"/>
-      <w:r>
-        <w:t xml:space="preserve"> (IFRI), 27 May 2024, p. 45. Available at: </w:t>
+        <w:t xml:space="preserve">. Paris: Institut français des relations internationales (IFRI), 27 May 2024, p. 45. Available at: </w:t>
       </w:r>
       <w:hyperlink r:id="rId12" w:tgtFrame="_new" w:history="1">
         <w:r>
@@ -2142,31 +2056,7 @@
         <w:t xml:space="preserve"> </w:t>
       </w:r>
       <w:r>
-        <w:t xml:space="preserve">Joret, G. “What Specialization of the Infantry in </w:t>
-      </w:r>
-      <w:proofErr w:type="spellStart"/>
-      <w:r>
-        <w:t>Armored</w:t>
-      </w:r>
-      <w:proofErr w:type="spellEnd"/>
-      <w:r>
-        <w:t xml:space="preserve"> Combat Operations?”, </w:t>
-      </w:r>
-      <w:proofErr w:type="spellStart"/>
-      <w:r>
-        <w:t>Fantassins</w:t>
-      </w:r>
-      <w:proofErr w:type="spellEnd"/>
-      <w:r>
-        <w:t xml:space="preserve">, no. 52, Spring–Summer 2024, pp. 125–130, pp. 129–130; Bouffard, J. “The Infantry Regiment Model 2030”, </w:t>
-      </w:r>
-      <w:proofErr w:type="spellStart"/>
-      <w:r>
-        <w:t>Fantassins</w:t>
-      </w:r>
-      <w:proofErr w:type="spellEnd"/>
-      <w:r>
-        <w:t>, no. 52, Spring–Summer 2024, pp. 15–20, p. 18.</w:t>
+        <w:t>Joret, G. “What Specialization of the Infantry in Armored Combat Operations?”, Fantassins, no. 52, Spring–Summer 2024, pp. 125–130, pp. 129–130; Bouffard, J. “The Infantry Regiment Model 2030”, Fantassins, no. 52, Spring–Summer 2024, pp. 15–20, p. 18.</w:t>
       </w:r>
     </w:p>
   </w:endnote>
@@ -2262,63 +2152,14 @@
         <w:t xml:space="preserve"> </w:t>
       </w:r>
       <w:r>
-        <w:t xml:space="preserve">Ministère des </w:t>
-      </w:r>
-      <w:proofErr w:type="spellStart"/>
-      <w:r>
-        <w:t>Armées</w:t>
-      </w:r>
-      <w:proofErr w:type="spellEnd"/>
-      <w:r>
-        <w:t xml:space="preserve">. </w:t>
-      </w:r>
-      <w:proofErr w:type="spellStart"/>
+        <w:t xml:space="preserve">Ministère des Armées. </w:t>
+      </w:r>
       <w:r>
         <w:rPr>
           <w:i/>
           <w:iCs/>
         </w:rPr>
-        <w:t>Gévaudan</w:t>
-      </w:r>
-      <w:proofErr w:type="spellEnd"/>
-      <w:r>
-        <w:rPr>
-          <w:i/>
-          <w:iCs/>
-        </w:rPr>
-        <w:t xml:space="preserve"> </w:t>
-      </w:r>
-      <w:proofErr w:type="gramStart"/>
-      <w:r>
-        <w:rPr>
-          <w:i/>
-          <w:iCs/>
-        </w:rPr>
-        <w:t>26 :</w:t>
-      </w:r>
-      <w:proofErr w:type="gramEnd"/>
-      <w:r>
-        <w:rPr>
-          <w:i/>
-          <w:iCs/>
-        </w:rPr>
-        <w:t xml:space="preserve"> Les </w:t>
-      </w:r>
-      <w:proofErr w:type="spellStart"/>
-      <w:r>
-        <w:rPr>
-          <w:i/>
-          <w:iCs/>
-        </w:rPr>
-        <w:t>Légionnaires</w:t>
-      </w:r>
-      <w:proofErr w:type="spellEnd"/>
-      <w:r>
-        <w:rPr>
-          <w:i/>
-          <w:iCs/>
-        </w:rPr>
-        <w:t xml:space="preserve"> au Combat</w:t>
+        <w:t>Gévaudan 26 : Les Légionnaires au Combat</w:t>
       </w:r>
       <w:r>
         <w:t xml:space="preserve">. 25 February 2026. Available at: </w:t>
@@ -2345,64 +2186,7 @@
           <w:i/>
           <w:iCs/>
         </w:rPr>
-        <w:t xml:space="preserve">Légion </w:t>
-      </w:r>
-      <w:proofErr w:type="spellStart"/>
-      <w:proofErr w:type="gramStart"/>
-      <w:r>
-        <w:rPr>
-          <w:i/>
-          <w:iCs/>
-        </w:rPr>
-        <w:t>étrangère</w:t>
-      </w:r>
-      <w:proofErr w:type="spellEnd"/>
-      <w:r>
-        <w:rPr>
-          <w:i/>
-          <w:iCs/>
-        </w:rPr>
-        <w:t xml:space="preserve"> :</w:t>
-      </w:r>
-      <w:proofErr w:type="gramEnd"/>
-      <w:r>
-        <w:rPr>
-          <w:i/>
-          <w:iCs/>
-        </w:rPr>
-        <w:t xml:space="preserve"> Au Coeur d'un </w:t>
-      </w:r>
-      <w:proofErr w:type="spellStart"/>
-      <w:r>
-        <w:rPr>
-          <w:i/>
-          <w:iCs/>
-        </w:rPr>
-        <w:t>Entraînement</w:t>
-      </w:r>
-      <w:proofErr w:type="spellEnd"/>
-      <w:r>
-        <w:rPr>
-          <w:i/>
-          <w:iCs/>
-        </w:rPr>
-        <w:t xml:space="preserve"> Plus Vrai </w:t>
-      </w:r>
-      <w:proofErr w:type="spellStart"/>
-      <w:r>
-        <w:rPr>
-          <w:i/>
-          <w:iCs/>
-        </w:rPr>
-        <w:t>que</w:t>
-      </w:r>
-      <w:proofErr w:type="spellEnd"/>
-      <w:r>
-        <w:rPr>
-          <w:i/>
-          <w:iCs/>
-        </w:rPr>
-        <w:t xml:space="preserve"> Nature</w:t>
+        <w:t>Légion étrangère : Au Coeur d'un Entraînement Plus Vrai que Nature</w:t>
       </w:r>
       <w:r>
         <w:t xml:space="preserve">. YouTube video, 21 February 2026. Available at: </w:t>
@@ -2502,11 +2286,6 @@
         <w:t xml:space="preserve"> (accessed 2 November 2025).</w:t>
       </w:r>
     </w:p>
-    <w:p>
-      <w:pPr>
-        <w:pStyle w:val="EndnoteText"/>
-      </w:pPr>
-    </w:p>
   </w:endnote>
   <w:endnote w:id="19">
     <w:p>
@@ -2685,78 +2464,52 @@
         <w:t xml:space="preserve"> </w:t>
       </w:r>
       <w:r>
-        <w:t xml:space="preserve">Houses of the Oireachtas. </w:t>
-      </w:r>
-      <w:r>
-        <w:rPr>
-          <w:i/>
-          <w:iCs/>
-        </w:rPr>
-        <w:t>Dáil Éireann Debate – Thursday, 29 September 2005: Written Answers</w:t>
-      </w:r>
-      <w:r>
-        <w:t xml:space="preserve">. Vol. 606, No. 2. Dublin: Houses of the Oireachtas, 2005. Available at: </w:t>
+        <w:t>O'Dea, W. (Minister for Defence). Contribution to Written Answers. Dáil Éireann Debates, Vol. 606, No. 2, 29 September 2005. Dublin: Houses of the Oireachtas, 2005. Available at: https://www.oireachtas.ie/en/debates/debate/dail/2005-09-29/37/ (accessed 24 June 2026).</w:t>
+      </w:r>
+    </w:p>
+    <w:p>
+      <w:pPr>
+        <w:pStyle w:val="EndnoteText"/>
+      </w:pPr>
+    </w:p>
+    <w:p>
+      <w:pPr>
+        <w:pStyle w:val="EndnoteText"/>
+      </w:pPr>
+    </w:p>
+    <w:p>
+      <w:pPr>
+        <w:pStyle w:val="EndnoteText"/>
+      </w:pPr>
+    </w:p>
+    <w:p>
+      <w:pPr>
+        <w:pStyle w:val="EndnoteText"/>
+      </w:pPr>
+    </w:p>
+    <w:p>
+      <w:pPr>
+        <w:pStyle w:val="EndnoteText"/>
+      </w:pPr>
+    </w:p>
+    <w:p>
+      <w:pPr>
+        <w:pStyle w:val="EndnoteText"/>
+      </w:pPr>
+    </w:p>
+    <w:p>
+      <w:pPr>
+        <w:rPr>
+          <w:highlight w:val="yellow"/>
+        </w:rPr>
+      </w:pPr>
+      <w:r>
+        <w:rPr>
+          <w:highlight w:val="yellow"/>
+        </w:rPr>
+        <w:t xml:space="preserve">Need access to this janes article: </w:t>
       </w:r>
       <w:hyperlink r:id="rId21" w:history="1">
-        <w:r>
-          <w:rPr>
-            <w:rStyle w:val="Hyperlink"/>
-          </w:rPr>
-          <w:t>https://www.oireachtas.ie/en/debates/debate/dail/2005-09-29/37/</w:t>
-        </w:r>
-      </w:hyperlink>
-      <w:r>
-        <w:t xml:space="preserve"> (accessed 24 June 2026).</w:t>
-      </w:r>
-    </w:p>
-    <w:p>
-      <w:pPr>
-        <w:pStyle w:val="EndnoteText"/>
-      </w:pPr>
-    </w:p>
-    <w:p>
-      <w:pPr>
-        <w:pStyle w:val="EndnoteText"/>
-      </w:pPr>
-    </w:p>
-    <w:p>
-      <w:pPr>
-        <w:pStyle w:val="EndnoteText"/>
-      </w:pPr>
-    </w:p>
-    <w:p>
-      <w:pPr>
-        <w:pStyle w:val="EndnoteText"/>
-      </w:pPr>
-    </w:p>
-    <w:p>
-      <w:pPr>
-        <w:pStyle w:val="EndnoteText"/>
-      </w:pPr>
-    </w:p>
-    <w:p>
-      <w:pPr>
-        <w:pStyle w:val="EndnoteText"/>
-      </w:pPr>
-    </w:p>
-    <w:p>
-      <w:pPr>
-        <w:pStyle w:val="EndnoteText"/>
-      </w:pPr>
-    </w:p>
-    <w:p>
-      <w:pPr>
-        <w:rPr>
-          <w:highlight w:val="yellow"/>
-        </w:rPr>
-      </w:pPr>
-      <w:r>
-        <w:rPr>
-          <w:highlight w:val="yellow"/>
-        </w:rPr>
-        <w:t xml:space="preserve">Need access to this janes article: </w:t>
-      </w:r>
-      <w:hyperlink r:id="rId22" w:history="1">
         <w:r>
           <w:rPr>
             <w:rStyle w:val="Hyperlink"/>
@@ -2813,6 +2566,59 @@
       </w:pPr>
       <w:r>
         <w:continuationSeparator/>
+      </w:r>
+    </w:p>
+  </w:footnote>
+  <w:footnote w:id="1">
+    <w:p>
+      <w:pPr>
+        <w:pStyle w:val="FootnoteText"/>
+      </w:pPr>
+      <w:r>
+        <w:rPr>
+          <w:rStyle w:val="FootnoteReference"/>
+        </w:rPr>
+        <w:footnoteRef/>
+      </w:r>
+      <w:r>
+        <w:t xml:space="preserve"> </w:t>
+      </w:r>
+      <w:r>
+        <w:t xml:space="preserve">Connolly, C. Contribution to </w:t>
+      </w:r>
+      <w:r>
+        <w:rPr>
+          <w:i/>
+          <w:iCs/>
+        </w:rPr>
+        <w:t>Defence (Amendment) Bill 2024: Second Stage</w:t>
+      </w:r>
+      <w:r>
+        <w:t xml:space="preserve">. </w:t>
+      </w:r>
+      <w:r>
+        <w:rPr>
+          <w:i/>
+          <w:iCs/>
+        </w:rPr>
+        <w:t>Dáil Éireann Debates</w:t>
+      </w:r>
+      <w:r>
+        <w:t xml:space="preserve">, Vol. 1053, No. 4, 2 May 2024. Available at: </w:t>
+      </w:r>
+      <w:hyperlink r:id="rId1" w:history="1">
+        <w:r>
+          <w:rPr>
+            <w:rStyle w:val="Hyperlink"/>
+          </w:rPr>
+          <w:t>https://www.oireachtas.ie/en/debates/debate/dail/2024-05-02/32/</w:t>
+        </w:r>
+      </w:hyperlink>
+      <w:r>
+        <w:t xml:space="preserve"> </w:t>
+      </w:r>
+      <w:r>
+        <w:t xml:space="preserve"> (accessed 24 June 2026).</w:t>
       </w:r>
     </w:p>
   </w:footnote>
@@ -4672,7 +4478,6 @@
     <w:basedOn w:val="Normal"/>
     <w:link w:val="FootnoteTextChar"/>
     <w:uiPriority w:val="99"/>
-    <w:semiHidden/>
     <w:unhideWhenUsed/>
     <w:rsid w:val="008F41DA"/>
     <w:pPr>
@@ -4688,7 +4493,6 @@
     <w:basedOn w:val="DefaultParagraphFont"/>
     <w:link w:val="FootnoteText"/>
     <w:uiPriority w:val="99"/>
-    <w:semiHidden/>
     <w:rsid w:val="008F41DA"/>
     <w:rPr>
       <w:sz w:val="20"/>

--- a/Essays/DF_Review_Article_Adams_Part.docx
+++ b/Essays/DF_Review_Article_Adams_Part.docx
@@ -16,7 +16,7 @@
         <w:t>9</w:t>
       </w:r>
       <w:r>
-        <w:t>60</w:t>
+        <w:t>47</w:t>
       </w:r>
       <w:r>
         <w:t xml:space="preserve"> WORDS</w:t>
@@ -58,7 +58,7 @@
           <w:sz w:val="24"/>
           <w:szCs w:val="24"/>
         </w:rPr>
-        <w:endnoteReference w:id="1"/>
+        <w:footnoteReference w:id="1"/>
       </w:r>
       <w:r>
         <w:rPr>
@@ -86,7 +86,7 @@
           <w:sz w:val="24"/>
           <w:szCs w:val="24"/>
         </w:rPr>
-        <w:endnoteReference w:id="2"/>
+        <w:footnoteReference w:id="2"/>
       </w:r>
       <w:r>
         <w:rPr>
@@ -132,7 +132,7 @@
           <w:sz w:val="24"/>
           <w:szCs w:val="24"/>
         </w:rPr>
-        <w:endnoteReference w:id="3"/>
+        <w:footnoteReference w:id="3"/>
       </w:r>
       <w:r>
         <w:rPr>
@@ -178,7 +178,7 @@
           <w:sz w:val="24"/>
           <w:szCs w:val="24"/>
         </w:rPr>
-        <w:endnoteReference w:id="4"/>
+        <w:footnoteReference w:id="4"/>
       </w:r>
       <w:r>
         <w:rPr>
@@ -235,7 +235,7 @@
           <w:sz w:val="24"/>
           <w:szCs w:val="24"/>
         </w:rPr>
-        <w:endnoteReference w:id="5"/>
+        <w:footnoteReference w:id="5"/>
       </w:r>
       <w:r>
         <w:rPr>
@@ -263,7 +263,7 @@
           <w:sz w:val="24"/>
           <w:szCs w:val="24"/>
         </w:rPr>
-        <w:endnoteReference w:id="6"/>
+        <w:footnoteReference w:id="6"/>
       </w:r>
       <w:r>
         <w:rPr>
@@ -440,7 +440,7 @@
           <w:sz w:val="24"/>
           <w:szCs w:val="24"/>
         </w:rPr>
-        <w:footnoteReference w:id="1"/>
+        <w:footnoteReference w:id="7"/>
       </w:r>
       <w:r>
         <w:rPr>
@@ -459,7 +459,7 @@
           <w:sz w:val="24"/>
           <w:szCs w:val="24"/>
         </w:rPr>
-        <w:endnoteReference w:id="7"/>
+        <w:footnoteReference w:id="8"/>
       </w:r>
       <w:r>
         <w:rPr>
@@ -532,7 +532,7 @@
           <w:sz w:val="24"/>
           <w:szCs w:val="24"/>
         </w:rPr>
-        <w:endnoteReference w:id="8"/>
+        <w:footnoteReference w:id="9"/>
       </w:r>
       <w:r>
         <w:rPr>
@@ -551,7 +551,7 @@
           <w:sz w:val="24"/>
           <w:szCs w:val="24"/>
         </w:rPr>
-        <w:endnoteReference w:id="9"/>
+        <w:footnoteReference w:id="10"/>
       </w:r>
       <w:r>
         <w:rPr>
@@ -569,16 +569,16 @@
           <w:sz w:val="24"/>
           <w:szCs w:val="24"/>
         </w:rPr>
-        <w:t>show how quickly strategically marginal scenarios can become plausible</w:t>
-      </w:r>
-      <w:r>
-        <w:rPr>
-          <w:rFonts w:asciiTheme="minorHAnsi" w:eastAsiaTheme="minorHAnsi" w:hAnsiTheme="minorHAnsi" w:cstheme="minorBidi"/>
-          <w:color w:val="auto"/>
-          <w:sz w:val="24"/>
-          <w:szCs w:val="24"/>
-        </w:rPr>
-        <w:t xml:space="preserve"> planning problems</w:t>
+        <w:t xml:space="preserve">show how quickly strategically marginal scenarios can become </w:t>
+      </w:r>
+      <w:r>
+        <w:rPr>
+          <w:rFonts w:asciiTheme="minorHAnsi" w:eastAsiaTheme="minorHAnsi" w:hAnsiTheme="minorHAnsi" w:cstheme="minorBidi"/>
+          <w:color w:val="auto"/>
+          <w:sz w:val="24"/>
+          <w:szCs w:val="24"/>
+        </w:rPr>
+        <w:t>real</w:t>
       </w:r>
       <w:r>
         <w:rPr>
@@ -599,7 +599,27 @@
           <w:sz w:val="24"/>
           <w:szCs w:val="24"/>
         </w:rPr>
-        <w:t xml:space="preserve">Threat perception is a poor guide to future risk. Without UxS adaptation, Ireland risks preserving yesterday’s force without a credible theory of victory for </w:t>
+        <w:t xml:space="preserve">Threat perception is a poor guide to future risk. Without </w:t>
+      </w:r>
+      <w:proofErr w:type="spellStart"/>
+      <w:r>
+        <w:rPr>
+          <w:rFonts w:asciiTheme="minorHAnsi" w:eastAsiaTheme="minorHAnsi" w:hAnsiTheme="minorHAnsi" w:cstheme="minorBidi"/>
+          <w:color w:val="auto"/>
+          <w:sz w:val="24"/>
+          <w:szCs w:val="24"/>
+        </w:rPr>
+        <w:t>UxS</w:t>
+      </w:r>
+      <w:proofErr w:type="spellEnd"/>
+      <w:r>
+        <w:rPr>
+          <w:rFonts w:asciiTheme="minorHAnsi" w:eastAsiaTheme="minorHAnsi" w:hAnsiTheme="minorHAnsi" w:cstheme="minorBidi"/>
+          <w:color w:val="auto"/>
+          <w:sz w:val="24"/>
+          <w:szCs w:val="24"/>
+        </w:rPr>
+        <w:t xml:space="preserve"> adaptation, Ireland risks preserving yesterday’s force without a credible theory of victory for </w:t>
       </w:r>
       <w:r>
         <w:rPr>
@@ -667,13 +687,32 @@
     </w:p>
     <w:p>
       <w:r>
-        <w:t>Ireland’s light infantry section is not an equipment problem; it is a structure overtaken by the threat.</w:t>
-      </w:r>
-      <w:r>
-        <w:t xml:space="preserve"> </w:t>
-      </w:r>
-      <w:r>
-        <w:t>Capability is sometimes reduced to equipment, but it is better understood as the synthesis described by DOTMLPF-I</w:t>
+        <w:t>A force design problem exists because</w:t>
+      </w:r>
+      <w:r>
+        <w:t xml:space="preserve"> structure </w:t>
+      </w:r>
+      <w:r>
+        <w:t xml:space="preserve">is being </w:t>
+      </w:r>
+      <w:r>
+        <w:t>overtaken by the threat.</w:t>
+      </w:r>
+      <w:r>
+        <w:t xml:space="preserve"> </w:t>
+      </w:r>
+      <w:r>
+        <w:t>Capability is sometimes reduced to equipment</w:t>
+      </w:r>
+      <w:r>
+        <w:t>. It</w:t>
+      </w:r>
+      <w:r>
+        <w:t xml:space="preserve"> is better understood as the synthesis </w:t>
+      </w:r>
+      <w:r>
+        <w:lastRenderedPageBreak/>
+        <w:t>described by DOTMLPF-I</w:t>
       </w:r>
       <w:r>
         <w:t>.</w:t>
@@ -682,7 +721,7 @@
         <w:rPr>
           <w:rStyle w:val="EndnoteReference"/>
         </w:rPr>
-        <w:endnoteReference w:id="10"/>
+        <w:footnoteReference w:id="11"/>
       </w:r>
       <w:r>
         <w:t xml:space="preserve"> </w:t>
@@ -700,7 +739,10 @@
         <w:t xml:space="preserve"> the section fails against nearly every line. Its doctrine remains that of a foot-mobil</w:t>
       </w:r>
       <w:r>
-        <w:t>e light infantry section, never reconciled with the vehicles now built to carry it</w:t>
+        <w:t xml:space="preserve">e light infantry section, never reconciled with </w:t>
+      </w:r>
+      <w:r>
+        <w:t>the APC</w:t>
       </w:r>
       <w:r>
         <w:t>.</w:t>
@@ -715,7 +757,7 @@
         <w:rPr>
           <w:rStyle w:val="EndnoteReference"/>
         </w:rPr>
-        <w:endnoteReference w:id="11"/>
+        <w:footnoteReference w:id="12"/>
       </w:r>
       <w:r>
         <w:t xml:space="preserve"> Its organisation may now be rebuilt around vehicle capacity,</w:t>
@@ -724,7 +766,7 @@
         <w:rPr>
           <w:rStyle w:val="EndnoteReference"/>
         </w:rPr>
-        <w:endnoteReference w:id="12"/>
+        <w:footnoteReference w:id="13"/>
       </w:r>
       <w:r>
         <w:rPr>
@@ -772,7 +814,7 @@
         <w:rPr>
           <w:rStyle w:val="EndnoteReference"/>
         </w:rPr>
-        <w:endnoteReference w:id="13"/>
+        <w:footnoteReference w:id="14"/>
       </w:r>
       <w:r>
         <w:rPr>
@@ -841,13 +883,19 @@
         <w:rPr>
           <w:rStyle w:val="EndnoteReference"/>
         </w:rPr>
-        <w:endnoteReference w:id="14"/>
-      </w:r>
-      <w:r>
-        <w:t xml:space="preserve"> </w:t>
-      </w:r>
-      <w:r>
-        <w:t xml:space="preserve"> — the cognitive burden of sensor-rich combat—</w:t>
+        <w:footnoteReference w:id="15"/>
+      </w:r>
+      <w:r>
+        <w:t xml:space="preserve"> </w:t>
+      </w:r>
+      <w:r>
+        <w:t xml:space="preserve"> — the cognitive burden of sensor-rich combat</w:t>
+      </w:r>
+      <w:r>
+        <w:t xml:space="preserve"> </w:t>
+      </w:r>
+      <w:r>
+        <w:t>—</w:t>
       </w:r>
       <w:r>
         <w:t xml:space="preserve"> </w:t>
@@ -862,46 +910,66 @@
         <w:t xml:space="preserve"> exposure of a section that can be found and struck on a checkpoint or logistics convoy as readily as in battle, without higher-echelon cover. </w:t>
       </w:r>
       <w:r>
-        <w:t xml:space="preserve">Its materiel reflects a Cold War mentality. Its leadership is not configured for mission command under persistent </w:t>
-      </w:r>
-      <w:r>
-        <w:lastRenderedPageBreak/>
-        <w:t xml:space="preserve">observation. </w:t>
+        <w:t>Its materiel</w:t>
+      </w:r>
+      <w:r>
+        <w:t xml:space="preserve"> largely</w:t>
+      </w:r>
+      <w:r>
+        <w:t xml:space="preserve"> reflects a Cold War mentality. Its leadership is not configured for mission command under persistent observation. </w:t>
       </w:r>
       <w:r>
         <w:t>It fields</w:t>
       </w:r>
       <w:r>
-        <w:t xml:space="preserve"> too few soldiers to carry the cognitive load, operate the new systems and remain cohesive once dispersed. Adding drones changes none of that. </w:t>
+        <w:t xml:space="preserve"> too few soldiers to carry the cognitive load, operate the new systems and remain cohesive once dispersed. Adding </w:t>
+      </w:r>
+      <w:proofErr w:type="gramStart"/>
+      <w:r>
+        <w:t>drones</w:t>
+      </w:r>
+      <w:proofErr w:type="gramEnd"/>
+      <w:r>
+        <w:t xml:space="preserve"> changes none of that. </w:t>
       </w:r>
     </w:p>
     <w:p>
       <w:r>
-        <w:t xml:space="preserve">These are not uniquely Irish problems. Section design, vehicle capacity, organic support weapons and UAS integration are being reconsidered elsewhere. French RI 2030 reform shows one mechanised </w:t>
+        <w:lastRenderedPageBreak/>
+        <w:t>These are not uniquely Irish problems</w:t>
+      </w:r>
+      <w:r>
+        <w:t xml:space="preserve"> and </w:t>
+      </w:r>
+      <w:r>
+        <w:t xml:space="preserve">are being reconsidered elsewhere. French </w:t>
+      </w:r>
+      <w:r>
+        <w:t>r</w:t>
+      </w:r>
+      <w:r>
+        <w:t xml:space="preserve">eform shows one mechanised </w:t>
       </w:r>
       <w:r>
         <w:t>solution</w:t>
       </w:r>
       <w:r>
-        <w:t>: the vehicle acts as a mission-configurable “weapons store”, anti-armour is distributed across combat groups</w:t>
-      </w:r>
-      <w:r>
-        <w:t xml:space="preserve"> and</w:t>
-      </w:r>
-      <w:r>
-        <w:t xml:space="preserve"> platoon</w:t>
-      </w:r>
-      <w:r>
-        <w:t>-</w:t>
-      </w:r>
-      <w:r>
-        <w:t>level</w:t>
-      </w:r>
-      <w:r>
-        <w:t xml:space="preserve"> UAS while</w:t>
-      </w:r>
-      <w:r>
-        <w:t xml:space="preserve"> heavier UAS, EW and robotic effects remain </w:t>
+        <w:t xml:space="preserve">: the vehicle acts as a mission-configurable “weapons store”, </w:t>
+      </w:r>
+      <w:r>
+        <w:t xml:space="preserve">UAS is held at the platoon, </w:t>
+      </w:r>
+      <w:r>
+        <w:t xml:space="preserve">anti-armour is </w:t>
+      </w:r>
+      <w:r>
+        <w:t>decentralised</w:t>
+      </w:r>
+      <w:r>
+        <w:t xml:space="preserve"> while</w:t>
+      </w:r>
+      <w:r>
+        <w:t xml:space="preserve"> heavier UAS, EW and robotic remain </w:t>
       </w:r>
       <w:r>
         <w:t>separate</w:t>
@@ -913,7 +981,7 @@
         <w:rPr>
           <w:rStyle w:val="EndnoteReference"/>
         </w:rPr>
-        <w:endnoteReference w:id="15"/>
+        <w:footnoteReference w:id="16"/>
       </w:r>
       <w:r>
         <w:t xml:space="preserve"> </w:t>
@@ -968,17 +1036,26 @@
         <w:rPr>
           <w:rStyle w:val="EndnoteReference"/>
         </w:rPr>
-        <w:endnoteReference w:id="16"/>
-      </w:r>
-      <w:r>
-        <w:t xml:space="preserve"> points in the same direction from a different angle. Yet adaptation remains uneven. Exercises such as </w:t>
-      </w:r>
+        <w:footnoteReference w:id="17"/>
+      </w:r>
+      <w:r>
+        <w:t xml:space="preserve"> points in the same direction. Yet adaptation remains uneven. Exercises such as </w:t>
+      </w:r>
+      <w:proofErr w:type="spellStart"/>
       <w:r>
         <w:rPr>
           <w:i/>
           <w:iCs/>
         </w:rPr>
-        <w:t>Gévaudan 26</w:t>
+        <w:t>Gévaudan</w:t>
+      </w:r>
+      <w:proofErr w:type="spellEnd"/>
+      <w:r>
+        <w:rPr>
+          <w:i/>
+          <w:iCs/>
+        </w:rPr>
+        <w:t xml:space="preserve"> 26</w:t>
       </w:r>
       <w:r>
         <w:t xml:space="preserve"> </w:t>
@@ -999,7 +1076,7 @@
           <w:i/>
           <w:iCs/>
         </w:rPr>
-        <w:endnoteReference w:id="17"/>
+        <w:footnoteReference w:id="18"/>
       </w:r>
       <w:r>
         <w:t xml:space="preserve"> </w:t>
@@ -1011,13 +1088,25 @@
         <w:t>to the implications of</w:t>
       </w:r>
       <w:r>
-        <w:t xml:space="preserve"> persistent observation. The challenge is therefore not acquiring uncrewed systems, but redesigning the infantry section around the battlefield they have created.</w:t>
+        <w:t xml:space="preserve"> persistent observation. The challenge is </w:t>
+      </w:r>
+      <w:r>
+        <w:t>to redesign</w:t>
+      </w:r>
+      <w:r>
+        <w:t xml:space="preserve"> the infantry section around the</w:t>
+      </w:r>
+      <w:r>
+        <w:t xml:space="preserve"> modern battlespace</w:t>
+      </w:r>
+      <w:r>
+        <w:t>.</w:t>
       </w:r>
       <w:r>
         <w:rPr>
           <w:rStyle w:val="EndnoteReference"/>
         </w:rPr>
-        <w:endnoteReference w:id="18"/>
+        <w:footnoteReference w:id="19"/>
       </w:r>
       <w:r>
         <w:t xml:space="preserve"> </w:t>
@@ -1131,7 +1220,7 @@
           <w:sz w:val="24"/>
           <w:szCs w:val="24"/>
         </w:rPr>
-        <w:endnoteReference w:id="19"/>
+        <w:footnoteReference w:id="20"/>
       </w:r>
       <w:r>
         <w:rPr>
@@ -1150,7 +1239,7 @@
           <w:sz w:val="24"/>
           <w:szCs w:val="24"/>
         </w:rPr>
-        <w:endnoteReference w:id="20"/>
+        <w:footnoteReference w:id="21"/>
       </w:r>
       <w:r>
         <w:rPr>
@@ -1221,19 +1310,32 @@
         <w:rPr>
           <w:rStyle w:val="EndnoteReference"/>
         </w:rPr>
-        <w:endnoteReference w:id="21"/>
-      </w:r>
-      <w:r>
-        <w:t xml:space="preserve"> </w:t>
-      </w:r>
-      <w:r>
-        <w:t xml:space="preserve">The operational comparison is the telling one: defeating an armoured company costs roughly €1.13 million in Javelins, compared with under €85,000 in FPV-OWADs – more than an order of magnitude less for the same task, on assumptions generous to Javelin. Ireland's recent Javelin-only procurement buys 44 missiles; the same budget fields thousands of FPV-OWADs. Javelin remains the higher-confidence kill mechanism, and FPV-OWADs may require several strikes to destroy armour, </w:t>
+        <w:footnoteReference w:id="22"/>
+      </w:r>
+      <w:r>
+        <w:t xml:space="preserve"> </w:t>
+      </w:r>
+      <w:r>
+        <w:t>D</w:t>
+      </w:r>
+      <w:r>
+        <w:t xml:space="preserve">efeating an armoured company costs roughly €1.13 million in Javelins, compared with </w:t>
+      </w:r>
+      <w:r>
+        <w:lastRenderedPageBreak/>
+        <w:t xml:space="preserve">under €85,000 in FPV-OWADs </w:t>
+      </w:r>
+      <w:r>
+        <w:t xml:space="preserve">— </w:t>
+      </w:r>
+      <w:r>
+        <w:t xml:space="preserve">more than an order of magnitude less for the same task, on assumptions generous to Javelin. Ireland's recent Javelin-only procurement buys 44 missiles; the same budget fields thousands of FPV-OWADs. Javelin remains the higher-confidence kill mechanism, and FPV-OWADs may require several strikes to destroy armour, </w:t>
       </w:r>
       <w:r>
         <w:t>but they can immobilise it for follow-on fires and reach more than an order of magnitude further.</w:t>
       </w:r>
       <w:r>
-        <w:t xml:space="preserve"> The direction is unambiguous: FPV-OWADs do not replace ATGMs, but they change the defensive arithmetic and can no longer be ignored</w:t>
+        <w:t xml:space="preserve"> The direction is unambiguous: FPV-OWADs change the defensive arithmetic and can no longer be ignored</w:t>
       </w:r>
       <w:r>
         <w:t>.</w:t>
@@ -1251,7 +1353,6 @@
         <w:rPr>
           <w:noProof/>
         </w:rPr>
-        <w:lastRenderedPageBreak/>
         <w:drawing>
           <wp:inline distT="0" distB="0" distL="0" distR="0" wp14:anchorId="543CDCF1" wp14:editId="2B834D39">
             <wp:extent cx="3514476" cy="1444961"/>
@@ -1298,27 +1399,14 @@
       <w:r>
         <w:t xml:space="preserve">Table </w:t>
       </w:r>
-      <w:r>
-        <w:fldChar w:fldCharType="begin"/>
-      </w:r>
-      <w:r>
-        <w:instrText xml:space="preserve"> SEQ Table \* ARABIC </w:instrText>
-      </w:r>
-      <w:r>
-        <w:fldChar w:fldCharType="separate"/>
-      </w:r>
-      <w:r>
-        <w:rPr>
-          <w:noProof/>
-        </w:rPr>
-        <w:t>1</w:t>
-      </w:r>
-      <w:r>
-        <w:rPr>
-          <w:noProof/>
-        </w:rPr>
-        <w:fldChar w:fldCharType="end"/>
-      </w:r>
+      <w:fldSimple w:instr=" SEQ Table \* ARABIC ">
+        <w:r>
+          <w:rPr>
+            <w:noProof/>
+          </w:rPr>
+          <w:t>1</w:t>
+        </w:r>
+      </w:fldSimple>
       <w:bookmarkEnd w:id="0"/>
       <w:r>
         <w:t xml:space="preserve">. </w:t>
@@ -1338,13 +1426,22 @@
         <w:rPr>
           <w:rStyle w:val="EndnoteReference"/>
         </w:rPr>
-        <w:endnoteReference w:id="22"/>
-      </w:r>
-      <w:r>
-        <w:t xml:space="preserve"> </w:t>
-      </w:r>
-      <w:r>
-        <w:t>UxS change what that premise can buy: if cheap precision systems can make lodgement, movement and sustainment costly, the constraint shifts from money to organisation.</w:t>
+        <w:footnoteReference w:id="23"/>
+      </w:r>
+      <w:r>
+        <w:t xml:space="preserve"> </w:t>
+      </w:r>
+      <w:proofErr w:type="spellStart"/>
+      <w:r>
+        <w:t>UxS</w:t>
+      </w:r>
+      <w:proofErr w:type="spellEnd"/>
+      <w:r>
+        <w:t xml:space="preserve"> change what that premise can buy: if </w:t>
+      </w:r>
+      <w:r>
+        <w:lastRenderedPageBreak/>
+        <w:t>cheap precision systems can make lodgement, movement and sustainment costly, the constraint shifts from money to organisation.</w:t>
       </w:r>
       <w:r>
         <w:t xml:space="preserve"> </w:t>
@@ -1355,7 +1452,13 @@
     </w:p>
     <w:p>
       <w:r>
-        <w:t>The pace of change is uncertain and programmes are mid-stream, but that is not a reason to stand still. Vehicle capacity matters: it shapes lift, sustainment, command and mobility. But the threat should come first for light infantry. Threat defines force protection; force protection should inform capability. Light infantry does not need armour. It can move on foot or in commercial 4x4s already in service. A survivable light section is not waiting on a vehicle programme. It is available now, held back by a constraint borrowed from another kind of infantry.</w:t>
+        <w:t xml:space="preserve">The pace of change is uncertain and programmes are mid-stream, but that is not a reason to stand still. Vehicle capacity matters: it shapes lift, sustainment, command and mobility. But the threat should come first for light infantry. Light infantry </w:t>
+      </w:r>
+      <w:r>
+        <w:t>may</w:t>
+      </w:r>
+      <w:r>
+        <w:t xml:space="preserve"> not need armour. It can move on foot or in commercial 4x4s already in service. A survivable light section is not waiting on a vehicle programme. It is available now, held back by a constraint borrowed from another kind of infantry.</w:t>
       </w:r>
     </w:p>
     <w:p>
@@ -1403,16 +1506,41 @@
       </w:r>
     </w:p>
   </w:endnote>
-  <w:endnote w:id="1">
+</w:endnotes>
+</file>
+
+<file path=word/footnotes.xml><?xml version="1.0" encoding="utf-8"?>
+<w:footnotes xmlns:wpc="http://schemas.microsoft.com/office/word/2010/wordprocessingCanvas" xmlns:cx="http://schemas.microsoft.com/office/drawing/2014/chartex" xmlns:cx1="http://schemas.microsoft.com/office/drawing/2015/9/8/chartex" xmlns:cx2="http://schemas.microsoft.com/office/drawing/2015/10/21/chartex" xmlns:cx3="http://schemas.microsoft.com/office/drawing/2016/5/9/chartex" xmlns:cx4="http://schemas.microsoft.com/office/drawing/2016/5/10/chartex" xmlns:cx5="http://schemas.microsoft.com/office/drawing/2016/5/11/chartex" xmlns:cx6="http://schemas.microsoft.com/office/drawing/2016/5/12/chartex" xmlns:cx7="http://schemas.microsoft.com/office/drawing/2016/5/13/chartex" xmlns:cx8="http://schemas.microsoft.com/office/drawing/2016/5/14/chartex" xmlns:mc="http://schemas.openxmlformats.org/markup-compatibility/2006" xmlns:aink="http://schemas.microsoft.com/office/drawing/2016/ink" xmlns:am3d="http://schemas.microsoft.com/office/drawing/2017/model3d" xmlns:o="urn:schemas-microsoft-com:office:office" xmlns:oel="http://schemas.microsoft.com/office/2019/extlst" xmlns:r="http://schemas.openxmlformats.org/officeDocument/2006/relationships" xmlns:m="http://schemas.openxmlformats.org/officeDocument/2006/math" xmlns:v="urn:schemas-microsoft-com:vml" xmlns:wp14="http://schemas.microsoft.com/office/word/2010/wordprocessingDrawing" xmlns:wp="http://schemas.openxmlformats.org/drawingml/2006/wordprocessingDrawing" xmlns:w10="urn:schemas-microsoft-com:office:word" xmlns:w="http://schemas.openxmlformats.org/wordprocessingml/2006/main" xmlns:w14="http://schemas.microsoft.com/office/word/2010/wordml" xmlns:w15="http://schemas.microsoft.com/office/word/2012/wordml" xmlns:w16cex="http://schemas.microsoft.com/office/word/2018/wordml/cex" xmlns:w16cid="http://schemas.microsoft.com/office/word/2016/wordml/cid" xmlns:w16="http://schemas.microsoft.com/office/word/2018/wordml" xmlns:w16du="http://schemas.microsoft.com/office/word/2023/wordml/word16du" xmlns:w16sdtdh="http://schemas.microsoft.com/office/word/2020/wordml/sdtdatahash" xmlns:w16sdtfl="http://schemas.microsoft.com/office/word/2024/wordml/sdtformatlock" xmlns:w16se="http://schemas.microsoft.com/office/word/2015/wordml/symex" xmlns:wpg="http://schemas.microsoft.com/office/word/2010/wordprocessingGroup" xmlns:wpi="http://schemas.microsoft.com/office/word/2010/wordprocessingInk" xmlns:wne="http://schemas.microsoft.com/office/word/2006/wordml" xmlns:wps="http://schemas.microsoft.com/office/word/2010/wordprocessingShape" mc:Ignorable="w14 w15 w16se w16cid w16 w16cex w16sdtdh w16sdtfl w16du wp14">
+  <w:footnote w:type="separator" w:id="-1">
     <w:p>
       <w:pPr>
-        <w:pStyle w:val="EndnoteText"/>
-      </w:pPr>
-      <w:r>
-        <w:rPr>
-          <w:rStyle w:val="EndnoteReference"/>
-        </w:rPr>
-        <w:endnoteRef/>
+        <w:spacing w:after="0" w:line="240" w:lineRule="auto"/>
+      </w:pPr>
+      <w:r>
+        <w:separator/>
+      </w:r>
+    </w:p>
+  </w:footnote>
+  <w:footnote w:type="continuationSeparator" w:id="0">
+    <w:p>
+      <w:pPr>
+        <w:spacing w:after="0" w:line="240" w:lineRule="auto"/>
+      </w:pPr>
+      <w:r>
+        <w:continuationSeparator/>
+      </w:r>
+    </w:p>
+  </w:footnote>
+  <w:footnote w:id="1">
+    <w:p>
+      <w:pPr>
+        <w:pStyle w:val="FootnoteText"/>
+      </w:pPr>
+      <w:r>
+        <w:rPr>
+          <w:rStyle w:val="FootnoteReference"/>
+        </w:rPr>
+        <w:footnoteRef/>
       </w:r>
       <w:r>
         <w:t xml:space="preserve"> </w:t>
@@ -1442,17 +1570,17 @@
         <w:t xml:space="preserve"> (accessed 11 December 2025).</w:t>
       </w:r>
     </w:p>
-  </w:endnote>
-  <w:endnote w:id="2">
+  </w:footnote>
+  <w:footnote w:id="2">
     <w:p>
       <w:pPr>
-        <w:pStyle w:val="EndnoteText"/>
-      </w:pPr>
-      <w:r>
-        <w:rPr>
-          <w:rStyle w:val="EndnoteReference"/>
-        </w:rPr>
-        <w:endnoteRef/>
+        <w:pStyle w:val="FootnoteText"/>
+      </w:pPr>
+      <w:r>
+        <w:rPr>
+          <w:rStyle w:val="FootnoteReference"/>
+        </w:rPr>
+        <w:footnoteRef/>
       </w:r>
       <w:r>
         <w:t xml:space="preserve"> </w:t>
@@ -1482,17 +1610,17 @@
         <w:t xml:space="preserve"> (accessed 2 November 2025).</w:t>
       </w:r>
     </w:p>
-  </w:endnote>
-  <w:endnote w:id="3">
+  </w:footnote>
+  <w:footnote w:id="3">
     <w:p>
       <w:pPr>
-        <w:pStyle w:val="EndnoteText"/>
-      </w:pPr>
-      <w:r>
-        <w:rPr>
-          <w:rStyle w:val="EndnoteReference"/>
-        </w:rPr>
-        <w:endnoteRef/>
+        <w:pStyle w:val="FootnoteText"/>
+      </w:pPr>
+      <w:r>
+        <w:rPr>
+          <w:rStyle w:val="FootnoteReference"/>
+        </w:rPr>
+        <w:footnoteRef/>
       </w:r>
       <w:r>
         <w:t xml:space="preserve"> </w:t>
@@ -1532,17 +1660,17 @@
         <w:t xml:space="preserve"> (accessed 17 February 2026).</w:t>
       </w:r>
     </w:p>
-  </w:endnote>
-  <w:endnote w:id="4">
+  </w:footnote>
+  <w:footnote w:id="4">
     <w:p>
       <w:pPr>
-        <w:pStyle w:val="EndnoteText"/>
-      </w:pPr>
-      <w:r>
-        <w:rPr>
-          <w:rStyle w:val="EndnoteReference"/>
-        </w:rPr>
-        <w:endnoteRef/>
+        <w:pStyle w:val="FootnoteText"/>
+      </w:pPr>
+      <w:r>
+        <w:rPr>
+          <w:rStyle w:val="FootnoteReference"/>
+        </w:rPr>
+        <w:footnoteRef/>
       </w:r>
       <w:r>
         <w:t xml:space="preserve"> </w:t>
@@ -1592,7 +1720,23 @@
           <w:i/>
           <w:iCs/>
         </w:rPr>
-        <w:t>Drones Won't Save Us: Learning the Wrong Lessons from Ukraine Will Cost the US Army Its Edge in Maneuver Warfare</w:t>
+        <w:t xml:space="preserve">Drones Won't Save Us: Learning the Wrong Lessons from Ukraine Will Cost the US Army Its Edge in </w:t>
+      </w:r>
+      <w:proofErr w:type="spellStart"/>
+      <w:r>
+        <w:rPr>
+          <w:i/>
+          <w:iCs/>
+        </w:rPr>
+        <w:t>Maneuver</w:t>
+      </w:r>
+      <w:proofErr w:type="spellEnd"/>
+      <w:r>
+        <w:rPr>
+          <w:i/>
+          <w:iCs/>
+        </w:rPr>
+        <w:t xml:space="preserve"> Warfare</w:t>
       </w:r>
       <w:r>
         <w:t xml:space="preserve">. </w:t>
@@ -1646,17 +1790,17 @@
         <w:t xml:space="preserve"> (accessed 11 December 2025).</w:t>
       </w:r>
     </w:p>
-  </w:endnote>
-  <w:endnote w:id="5">
+  </w:footnote>
+  <w:footnote w:id="5">
     <w:p>
       <w:pPr>
-        <w:pStyle w:val="EndnoteText"/>
-      </w:pPr>
-      <w:r>
-        <w:rPr>
-          <w:rStyle w:val="EndnoteReference"/>
-        </w:rPr>
-        <w:endnoteRef/>
+        <w:pStyle w:val="FootnoteText"/>
+      </w:pPr>
+      <w:r>
+        <w:rPr>
+          <w:rStyle w:val="FootnoteReference"/>
+        </w:rPr>
+        <w:footnoteRef/>
       </w:r>
       <w:r>
         <w:t xml:space="preserve"> </w:t>
@@ -1665,17 +1809,17 @@
         <w:t>Government of Ireland. Defence Policy Review 2024: Adjusting and Affirming Our Defence Policy in an Era of Change. Dublin: Department of Defence, 2024. Available at: https://assets.gov.ie/static/documents/defence-policy-review-2024.pdf (accessed 20 June 2026).</w:t>
       </w:r>
     </w:p>
-  </w:endnote>
-  <w:endnote w:id="6">
+  </w:footnote>
+  <w:footnote w:id="6">
     <w:p>
       <w:pPr>
-        <w:pStyle w:val="EndnoteText"/>
-      </w:pPr>
-      <w:r>
-        <w:rPr>
-          <w:rStyle w:val="EndnoteReference"/>
-        </w:rPr>
-        <w:endnoteRef/>
+        <w:pStyle w:val="FootnoteText"/>
+      </w:pPr>
+      <w:r>
+        <w:rPr>
+          <w:rStyle w:val="FootnoteReference"/>
+        </w:rPr>
+        <w:footnoteRef/>
       </w:r>
       <w:r>
         <w:t xml:space="preserve"> </w:t>
@@ -1700,30 +1844,30 @@
         <w:t xml:space="preserve"> (accessed 20 June 2026).</w:t>
       </w:r>
     </w:p>
-  </w:endnote>
-  <w:endnote w:id="7">
+  </w:footnote>
+  <w:footnote w:id="7">
     <w:p>
       <w:pPr>
-        <w:pStyle w:val="EndnoteText"/>
-      </w:pPr>
-      <w:r>
-        <w:rPr>
-          <w:rStyle w:val="EndnoteReference"/>
-        </w:rPr>
-        <w:endnoteRef/>
-      </w:r>
-      <w:r>
-        <w:t xml:space="preserve"> </w:t>
-      </w:r>
-      <w:r>
-        <w:t xml:space="preserve">Mearsheimer, J. J. </w:t>
+        <w:pStyle w:val="FootnoteText"/>
+      </w:pPr>
+      <w:r>
+        <w:rPr>
+          <w:rStyle w:val="FootnoteReference"/>
+        </w:rPr>
+        <w:footnoteRef/>
+      </w:r>
+      <w:r>
+        <w:t xml:space="preserve"> </w:t>
+      </w:r>
+      <w:r>
+        <w:t xml:space="preserve">Connolly, C. Contribution to </w:t>
       </w:r>
       <w:r>
         <w:rPr>
           <w:i/>
           <w:iCs/>
         </w:rPr>
-        <w:t>Back to the Future: Instability in Europe After the Cold War</w:t>
+        <w:t>Defence (Amendment) Bill 2024: Second Stage</w:t>
       </w:r>
       <w:r>
         <w:t xml:space="preserve">. </w:t>
@@ -1733,12 +1877,65 @@
           <w:i/>
           <w:iCs/>
         </w:rPr>
+        <w:t>Dáil Éireann Debates</w:t>
+      </w:r>
+      <w:r>
+        <w:t xml:space="preserve">, Vol. 1053, No. 4, 2 May 2024. Available at: </w:t>
+      </w:r>
+      <w:hyperlink r:id="rId7" w:history="1">
+        <w:r>
+          <w:rPr>
+            <w:rStyle w:val="Hyperlink"/>
+          </w:rPr>
+          <w:t>https://www.oireachtas.ie/en/debates/debate/dail/2024-05-02/32/</w:t>
+        </w:r>
+      </w:hyperlink>
+      <w:r>
+        <w:t xml:space="preserve"> </w:t>
+      </w:r>
+      <w:r>
+        <w:t xml:space="preserve"> (accessed 24 June 2026).</w:t>
+      </w:r>
+    </w:p>
+  </w:footnote>
+  <w:footnote w:id="8">
+    <w:p>
+      <w:pPr>
+        <w:pStyle w:val="FootnoteText"/>
+      </w:pPr>
+      <w:r>
+        <w:rPr>
+          <w:rStyle w:val="FootnoteReference"/>
+        </w:rPr>
+        <w:footnoteRef/>
+      </w:r>
+      <w:r>
+        <w:t xml:space="preserve"> </w:t>
+      </w:r>
+      <w:r>
+        <w:t xml:space="preserve">Mearsheimer, J. J. </w:t>
+      </w:r>
+      <w:r>
+        <w:rPr>
+          <w:i/>
+          <w:iCs/>
+        </w:rPr>
+        <w:t>Back to the Future: Instability in Europe After the Cold War</w:t>
+      </w:r>
+      <w:r>
+        <w:t xml:space="preserve">. </w:t>
+      </w:r>
+      <w:r>
+        <w:rPr>
+          <w:i/>
+          <w:iCs/>
+        </w:rPr>
         <w:t>International Security</w:t>
       </w:r>
       <w:r>
         <w:t xml:space="preserve">, 15(1), 1990, pp. 5–56. Available at: </w:t>
       </w:r>
-      <w:hyperlink r:id="rId7" w:history="1">
+      <w:hyperlink r:id="rId8" w:history="1">
         <w:r>
           <w:rPr>
             <w:rStyle w:val="Hyperlink"/>
@@ -1750,24 +1947,24 @@
         <w:t xml:space="preserve"> (accessed 29 November 2025).</w:t>
       </w:r>
     </w:p>
-  </w:endnote>
-  <w:endnote w:id="8">
+  </w:footnote>
+  <w:footnote w:id="9">
     <w:p>
       <w:pPr>
-        <w:pStyle w:val="EndnoteText"/>
-      </w:pPr>
-      <w:r>
-        <w:rPr>
-          <w:rStyle w:val="EndnoteReference"/>
-        </w:rPr>
-        <w:endnoteRef/>
+        <w:pStyle w:val="FootnoteText"/>
+      </w:pPr>
+      <w:r>
+        <w:rPr>
+          <w:rStyle w:val="FootnoteReference"/>
+        </w:rPr>
+        <w:footnoteRef/>
       </w:r>
       <w:r>
         <w:t xml:space="preserve"> United States Congress (2025). Congressional record: Proceedings and debates of the 119th Congress, first session. US Government Publishing Office. [online]. Available at: https://www.congress.gov/119/crec/2025/03/04/171/41/CREC-2025-03-04.pdf (accessed 1 April 2026).</w:t>
       </w:r>
     </w:p>
-  </w:endnote>
-  <w:endnote w:id="9">
+  </w:footnote>
+  <w:footnote w:id="10">
     <w:p>
       <w:pPr>
         <w:pStyle w:val="FootnoteText"/>
@@ -1777,12 +1974,36 @@
       </w:pPr>
       <w:r>
         <w:rPr>
-          <w:rStyle w:val="EndnoteReference"/>
-        </w:rPr>
-        <w:endnoteRef/>
-      </w:r>
-      <w:r>
-        <w:t xml:space="preserve"> Statsministeriet (2026). Fællesudtalelse om Grønland [online]. Available at: </w:t>
+          <w:rStyle w:val="FootnoteReference"/>
+        </w:rPr>
+        <w:footnoteRef/>
+      </w:r>
+      <w:r>
+        <w:t xml:space="preserve"> </w:t>
+      </w:r>
+      <w:proofErr w:type="spellStart"/>
+      <w:r>
+        <w:t>Statsministeriet</w:t>
+      </w:r>
+      <w:proofErr w:type="spellEnd"/>
+      <w:r>
+        <w:t xml:space="preserve"> (2026). </w:t>
+      </w:r>
+      <w:proofErr w:type="spellStart"/>
+      <w:r>
+        <w:t>Fællesudtalelse</w:t>
+      </w:r>
+      <w:proofErr w:type="spellEnd"/>
+      <w:r>
+        <w:t xml:space="preserve"> om </w:t>
+      </w:r>
+      <w:proofErr w:type="spellStart"/>
+      <w:r>
+        <w:t>Grønland</w:t>
+      </w:r>
+      <w:proofErr w:type="spellEnd"/>
+      <w:r>
+        <w:t xml:space="preserve"> [online]. Available at: </w:t>
       </w:r>
       <w:r>
         <w:fldChar w:fldCharType="begin"/>
@@ -1802,7 +2023,7 @@
     </w:p>
     <w:p>
       <w:pPr>
-        <w:pStyle w:val="EndnoteText"/>
+        <w:pStyle w:val="FootnoteText"/>
       </w:pPr>
       <w:r>
         <w:rPr>
@@ -1817,17 +2038,17 @@
         <w:t xml:space="preserve"> (accessed 1 April 2026).</w:t>
       </w:r>
     </w:p>
-  </w:endnote>
-  <w:endnote w:id="10">
+  </w:footnote>
+  <w:footnote w:id="11">
     <w:p>
       <w:pPr>
-        <w:pStyle w:val="EndnoteText"/>
-      </w:pPr>
-      <w:r>
-        <w:rPr>
-          <w:rStyle w:val="EndnoteReference"/>
-        </w:rPr>
-        <w:endnoteRef/>
+        <w:pStyle w:val="FootnoteText"/>
+      </w:pPr>
+      <w:r>
+        <w:rPr>
+          <w:rStyle w:val="FootnoteReference"/>
+        </w:rPr>
+        <w:footnoteRef/>
       </w:r>
       <w:r>
         <w:t xml:space="preserve"> </w:t>
@@ -1845,7 +2066,7 @@
       <w:r>
         <w:t xml:space="preserve">. Brussels: European Defence Agency, 2023. Available at: </w:t>
       </w:r>
-      <w:hyperlink r:id="rId8" w:history="1">
+      <w:hyperlink r:id="rId9" w:history="1">
         <w:r>
           <w:rPr>
             <w:rStyle w:val="Hyperlink"/>
@@ -1872,7 +2093,7 @@
       <w:r>
         <w:t xml:space="preserve">. Norfolk, VA: Allied Command Transformation, 2023. Available at: </w:t>
       </w:r>
-      <w:hyperlink r:id="rId9" w:history="1">
+      <w:hyperlink r:id="rId10" w:history="1">
         <w:r>
           <w:rPr>
             <w:rStyle w:val="Hyperlink"/>
@@ -1884,33 +2105,33 @@
         <w:t xml:space="preserve"> (accessed 22 June 2026).</w:t>
       </w:r>
     </w:p>
-  </w:endnote>
-  <w:endnote w:id="11">
+  </w:footnote>
+  <w:footnote w:id="12">
     <w:p>
       <w:pPr>
-        <w:pStyle w:val="EndnoteText"/>
-      </w:pPr>
-      <w:r>
-        <w:rPr>
-          <w:rStyle w:val="EndnoteReference"/>
-        </w:rPr>
-        <w:endnoteRef/>
+        <w:pStyle w:val="FootnoteText"/>
+      </w:pPr>
+      <w:r>
+        <w:rPr>
+          <w:rStyle w:val="FootnoteReference"/>
+        </w:rPr>
+        <w:footnoteRef/>
       </w:r>
       <w:r>
         <w:t xml:space="preserve"> TM 201</w:t>
       </w:r>
     </w:p>
-  </w:endnote>
-  <w:endnote w:id="12">
+  </w:footnote>
+  <w:footnote w:id="13">
     <w:p>
       <w:pPr>
-        <w:pStyle w:val="EndnoteText"/>
-      </w:pPr>
-      <w:r>
-        <w:rPr>
-          <w:rStyle w:val="EndnoteReference"/>
-        </w:rPr>
-        <w:endnoteRef/>
+        <w:pStyle w:val="FootnoteText"/>
+      </w:pPr>
+      <w:r>
+        <w:rPr>
+          <w:rStyle w:val="FootnoteReference"/>
+        </w:rPr>
+        <w:footnoteRef/>
       </w:r>
       <w:r>
         <w:t xml:space="preserve"> </w:t>
@@ -1938,7 +2159,7 @@
       <w:r>
         <w:t xml:space="preserve">, 2025. Available at: </w:t>
       </w:r>
-      <w:hyperlink r:id="rId10" w:tgtFrame="_new" w:history="1">
+      <w:hyperlink r:id="rId11" w:tgtFrame="_new" w:history="1">
         <w:r>
           <w:rPr>
             <w:rStyle w:val="Hyperlink"/>
@@ -1950,17 +2171,17 @@
         <w:t xml:space="preserve"> (accessed 24 February 2026).</w:t>
       </w:r>
     </w:p>
-  </w:endnote>
-  <w:endnote w:id="13">
+  </w:footnote>
+  <w:footnote w:id="14">
     <w:p>
       <w:pPr>
-        <w:pStyle w:val="EndnoteText"/>
-      </w:pPr>
-      <w:r>
-        <w:rPr>
-          <w:rStyle w:val="EndnoteReference"/>
-        </w:rPr>
-        <w:endnoteRef/>
+        <w:pStyle w:val="FootnoteText"/>
+      </w:pPr>
+      <w:r>
+        <w:rPr>
+          <w:rStyle w:val="FootnoteReference"/>
+        </w:rPr>
+        <w:footnoteRef/>
       </w:r>
       <w:r>
         <w:t xml:space="preserve"> </w:t>
@@ -1988,7 +2209,7 @@
       <w:r>
         <w:t xml:space="preserve">, August 2021. Available at: </w:t>
       </w:r>
-      <w:hyperlink r:id="rId11" w:history="1">
+      <w:hyperlink r:id="rId12" w:history="1">
         <w:r>
           <w:rPr>
             <w:rStyle w:val="Hyperlink"/>
@@ -2000,23 +2221,28 @@
         <w:t xml:space="preserve"> (accessed 21 June 2026).</w:t>
       </w:r>
     </w:p>
-  </w:endnote>
-  <w:endnote w:id="14">
+  </w:footnote>
+  <w:footnote w:id="15">
     <w:p>
       <w:pPr>
-        <w:pStyle w:val="EndnoteText"/>
-      </w:pPr>
-      <w:r>
-        <w:rPr>
-          <w:rStyle w:val="EndnoteReference"/>
-        </w:rPr>
-        <w:endnoteRef/>
-      </w:r>
-      <w:r>
-        <w:t xml:space="preserve"> </w:t>
-      </w:r>
-      <w:r>
-        <w:t xml:space="preserve">Néron-Bancel, P. and Garnier, G. </w:t>
+        <w:pStyle w:val="FootnoteText"/>
+      </w:pPr>
+      <w:r>
+        <w:rPr>
+          <w:rStyle w:val="FootnoteReference"/>
+        </w:rPr>
+        <w:footnoteRef/>
+      </w:r>
+      <w:r>
+        <w:t xml:space="preserve"> </w:t>
+      </w:r>
+      <w:proofErr w:type="spellStart"/>
+      <w:r>
+        <w:t>Néron</w:t>
+      </w:r>
+      <w:proofErr w:type="spellEnd"/>
+      <w:r>
+        <w:t xml:space="preserve">-Bancel, P. and Garnier, G. </w:t>
       </w:r>
       <w:r>
         <w:rPr>
@@ -2026,9 +2252,25 @@
         <w:t>At the Other Side of the Hill: The Benefits and False Promises of Battlefield Transparency</w:t>
       </w:r>
       <w:r>
-        <w:t xml:space="preserve">. Paris: Institut français des relations internationales (IFRI), 27 May 2024, p. 45. Available at: </w:t>
-      </w:r>
-      <w:hyperlink r:id="rId12" w:tgtFrame="_new" w:history="1">
+        <w:t xml:space="preserve">. Paris: </w:t>
+      </w:r>
+      <w:proofErr w:type="spellStart"/>
+      <w:r>
+        <w:t>Institut</w:t>
+      </w:r>
+      <w:proofErr w:type="spellEnd"/>
+      <w:r>
+        <w:t xml:space="preserve"> français des relations </w:t>
+      </w:r>
+      <w:proofErr w:type="spellStart"/>
+      <w:r>
+        <w:t>internationales</w:t>
+      </w:r>
+      <w:proofErr w:type="spellEnd"/>
+      <w:r>
+        <w:t xml:space="preserve"> (IFRI), 27 May 2024, p. 45. Available at: </w:t>
+      </w:r>
+      <w:hyperlink r:id="rId13" w:tgtFrame="_new" w:history="1">
         <w:r>
           <w:rPr>
             <w:rStyle w:val="Hyperlink"/>
@@ -2040,36 +2282,60 @@
         <w:t xml:space="preserve"> (accessed 17 March 2026).</w:t>
       </w:r>
     </w:p>
-  </w:endnote>
-  <w:endnote w:id="15">
+  </w:footnote>
+  <w:footnote w:id="16">
     <w:p>
       <w:pPr>
-        <w:pStyle w:val="EndnoteText"/>
-      </w:pPr>
-      <w:r>
-        <w:rPr>
-          <w:rStyle w:val="EndnoteReference"/>
-        </w:rPr>
-        <w:endnoteRef/>
-      </w:r>
-      <w:r>
-        <w:t xml:space="preserve"> </w:t>
-      </w:r>
-      <w:r>
-        <w:t>Joret, G. “What Specialization of the Infantry in Armored Combat Operations?”, Fantassins, no. 52, Spring–Summer 2024, pp. 125–130, pp. 129–130; Bouffard, J. “The Infantry Regiment Model 2030”, Fantassins, no. 52, Spring–Summer 2024, pp. 15–20, p. 18.</w:t>
+        <w:pStyle w:val="FootnoteText"/>
+      </w:pPr>
+      <w:r>
+        <w:rPr>
+          <w:rStyle w:val="FootnoteReference"/>
+        </w:rPr>
+        <w:footnoteRef/>
+      </w:r>
+      <w:r>
+        <w:t xml:space="preserve"> </w:t>
+      </w:r>
+      <w:r>
+        <w:t xml:space="preserve">Joret, G. “What Specialization of the Infantry in </w:t>
+      </w:r>
+      <w:proofErr w:type="spellStart"/>
+      <w:r>
+        <w:t>Armored</w:t>
+      </w:r>
+      <w:proofErr w:type="spellEnd"/>
+      <w:r>
+        <w:t xml:space="preserve"> Combat Operations?”, </w:t>
+      </w:r>
+      <w:proofErr w:type="spellStart"/>
+      <w:r>
+        <w:t>Fantassins</w:t>
+      </w:r>
+      <w:proofErr w:type="spellEnd"/>
+      <w:r>
+        <w:t xml:space="preserve">, no. 52, Spring–Summer 2024, pp. 125–130, pp. 129–130; Bouffard, J. “The Infantry Regiment Model 2030”, </w:t>
+      </w:r>
+      <w:proofErr w:type="spellStart"/>
+      <w:r>
+        <w:t>Fantassins</w:t>
+      </w:r>
+      <w:proofErr w:type="spellEnd"/>
+      <w:r>
+        <w:t>, no. 52, Spring–Summer 2024, pp. 15–20, p. 18.</w:t>
       </w:r>
     </w:p>
-  </w:endnote>
-  <w:endnote w:id="16">
+  </w:footnote>
+  <w:footnote w:id="17">
     <w:p>
       <w:pPr>
-        <w:pStyle w:val="EndnoteText"/>
-      </w:pPr>
-      <w:r>
-        <w:rPr>
-          <w:rStyle w:val="EndnoteReference"/>
-        </w:rPr>
-        <w:endnoteRef/>
+        <w:pStyle w:val="FootnoteText"/>
+      </w:pPr>
+      <w:r>
+        <w:rPr>
+          <w:rStyle w:val="FootnoteReference"/>
+        </w:rPr>
+        <w:footnoteRef/>
       </w:r>
       <w:r>
         <w:t xml:space="preserve"> </w:t>
@@ -2087,7 +2353,7 @@
       <w:r>
         <w:t xml:space="preserve">. GOV.UK News Story, 30 March 2023. Available at: </w:t>
       </w:r>
-      <w:hyperlink r:id="rId13" w:history="1">
+      <w:hyperlink r:id="rId14" w:history="1">
         <w:r>
           <w:rPr>
             <w:rStyle w:val="Hyperlink"/>
@@ -2124,7 +2390,7 @@
       <w:r>
         <w:t xml:space="preserve">, 18 August 2023. Available at: </w:t>
       </w:r>
-      <w:hyperlink r:id="rId14" w:history="1">
+      <w:hyperlink r:id="rId15" w:history="1">
         <w:r>
           <w:rPr>
             <w:rStyle w:val="Hyperlink"/>
@@ -2136,35 +2402,84 @@
         <w:t xml:space="preserve"> (accessed 22 June 2026).</w:t>
       </w:r>
     </w:p>
-  </w:endnote>
-  <w:endnote w:id="17">
+  </w:footnote>
+  <w:footnote w:id="18">
     <w:p>
       <w:pPr>
-        <w:pStyle w:val="EndnoteText"/>
-      </w:pPr>
-      <w:r>
-        <w:rPr>
-          <w:rStyle w:val="EndnoteReference"/>
-        </w:rPr>
-        <w:endnoteRef/>
-      </w:r>
-      <w:r>
-        <w:t xml:space="preserve"> </w:t>
-      </w:r>
-      <w:r>
-        <w:t xml:space="preserve">Ministère des Armées. </w:t>
-      </w:r>
+        <w:pStyle w:val="FootnoteText"/>
+      </w:pPr>
+      <w:r>
+        <w:rPr>
+          <w:rStyle w:val="FootnoteReference"/>
+        </w:rPr>
+        <w:footnoteRef/>
+      </w:r>
+      <w:r>
+        <w:t xml:space="preserve"> </w:t>
+      </w:r>
+      <w:r>
+        <w:t xml:space="preserve">Ministère des </w:t>
+      </w:r>
+      <w:proofErr w:type="spellStart"/>
+      <w:r>
+        <w:t>Armées</w:t>
+      </w:r>
+      <w:proofErr w:type="spellEnd"/>
+      <w:r>
+        <w:t xml:space="preserve">. </w:t>
+      </w:r>
+      <w:proofErr w:type="spellStart"/>
       <w:r>
         <w:rPr>
           <w:i/>
           <w:iCs/>
         </w:rPr>
-        <w:t>Gévaudan 26 : Les Légionnaires au Combat</w:t>
+        <w:t>Gévaudan</w:t>
+      </w:r>
+      <w:proofErr w:type="spellEnd"/>
+      <w:r>
+        <w:rPr>
+          <w:i/>
+          <w:iCs/>
+        </w:rPr>
+        <w:t xml:space="preserve"> </w:t>
+      </w:r>
+      <w:proofErr w:type="gramStart"/>
+      <w:r>
+        <w:rPr>
+          <w:i/>
+          <w:iCs/>
+        </w:rPr>
+        <w:t>26 :</w:t>
+      </w:r>
+      <w:proofErr w:type="gramEnd"/>
+      <w:r>
+        <w:rPr>
+          <w:i/>
+          <w:iCs/>
+        </w:rPr>
+        <w:t xml:space="preserve"> Les </w:t>
+      </w:r>
+      <w:proofErr w:type="spellStart"/>
+      <w:r>
+        <w:rPr>
+          <w:i/>
+          <w:iCs/>
+        </w:rPr>
+        <w:t>Légionnaires</w:t>
+      </w:r>
+      <w:proofErr w:type="spellEnd"/>
+      <w:r>
+        <w:rPr>
+          <w:i/>
+          <w:iCs/>
+        </w:rPr>
+        <w:t xml:space="preserve"> au Combat</w:t>
       </w:r>
       <w:r>
         <w:t xml:space="preserve">. 25 February 2026. Available at: </w:t>
       </w:r>
-      <w:hyperlink r:id="rId15" w:tgtFrame="_new" w:history="1">
+      <w:hyperlink r:id="rId16" w:tgtFrame="_new" w:history="1">
         <w:r>
           <w:rPr>
             <w:rStyle w:val="Hyperlink"/>
@@ -2186,12 +2501,69 @@
           <w:i/>
           <w:iCs/>
         </w:rPr>
-        <w:t>Légion étrangère : Au Coeur d'un Entraînement Plus Vrai que Nature</w:t>
+        <w:t xml:space="preserve">Légion </w:t>
+      </w:r>
+      <w:proofErr w:type="spellStart"/>
+      <w:proofErr w:type="gramStart"/>
+      <w:r>
+        <w:rPr>
+          <w:i/>
+          <w:iCs/>
+        </w:rPr>
+        <w:t>étrangère</w:t>
+      </w:r>
+      <w:proofErr w:type="spellEnd"/>
+      <w:r>
+        <w:rPr>
+          <w:i/>
+          <w:iCs/>
+        </w:rPr>
+        <w:t xml:space="preserve"> :</w:t>
+      </w:r>
+      <w:proofErr w:type="gramEnd"/>
+      <w:r>
+        <w:rPr>
+          <w:i/>
+          <w:iCs/>
+        </w:rPr>
+        <w:t xml:space="preserve"> Au Coeur d'un </w:t>
+      </w:r>
+      <w:proofErr w:type="spellStart"/>
+      <w:r>
+        <w:rPr>
+          <w:i/>
+          <w:iCs/>
+        </w:rPr>
+        <w:t>Entraînement</w:t>
+      </w:r>
+      <w:proofErr w:type="spellEnd"/>
+      <w:r>
+        <w:rPr>
+          <w:i/>
+          <w:iCs/>
+        </w:rPr>
+        <w:t xml:space="preserve"> Plus Vrai </w:t>
+      </w:r>
+      <w:proofErr w:type="spellStart"/>
+      <w:r>
+        <w:rPr>
+          <w:i/>
+          <w:iCs/>
+        </w:rPr>
+        <w:t>que</w:t>
+      </w:r>
+      <w:proofErr w:type="spellEnd"/>
+      <w:r>
+        <w:rPr>
+          <w:i/>
+          <w:iCs/>
+        </w:rPr>
+        <w:t xml:space="preserve"> Nature</w:t>
       </w:r>
       <w:r>
         <w:t xml:space="preserve">. YouTube video, 21 February 2026. Available at: </w:t>
       </w:r>
-      <w:hyperlink r:id="rId16" w:tgtFrame="_new" w:history="1">
+      <w:hyperlink r:id="rId17" w:tgtFrame="_new" w:history="1">
         <w:r>
           <w:rPr>
             <w:rStyle w:val="Hyperlink"/>
@@ -2228,7 +2600,7 @@
       <w:r>
         <w:t xml:space="preserve">, 2020. Available at: </w:t>
       </w:r>
-      <w:hyperlink r:id="rId17" w:tgtFrame="_new" w:history="1">
+      <w:hyperlink r:id="rId18" w:tgtFrame="_new" w:history="1">
         <w:r>
           <w:rPr>
             <w:rStyle w:val="Hyperlink"/>
@@ -2240,17 +2612,17 @@
         <w:t xml:space="preserve"> (accessed 13 February 2026).</w:t>
       </w:r>
     </w:p>
-  </w:endnote>
-  <w:endnote w:id="18">
+  </w:footnote>
+  <w:footnote w:id="19">
     <w:p>
       <w:pPr>
         <w:pStyle w:val="FootnoteText"/>
       </w:pPr>
       <w:r>
         <w:rPr>
-          <w:rStyle w:val="EndnoteReference"/>
-        </w:rPr>
-        <w:endnoteRef/>
+          <w:rStyle w:val="FootnoteReference"/>
+        </w:rPr>
+        <w:footnoteRef/>
       </w:r>
       <w:r>
         <w:t xml:space="preserve"> </w:t>
@@ -2274,7 +2646,7 @@
       <w:r>
         <w:t xml:space="preserve">. DOI: 10.61451/267513. Available at: </w:t>
       </w:r>
-      <w:hyperlink r:id="rId18" w:history="1">
+      <w:hyperlink r:id="rId19" w:history="1">
         <w:r>
           <w:rPr>
             <w:rStyle w:val="Hyperlink"/>
@@ -2286,17 +2658,17 @@
         <w:t xml:space="preserve"> (accessed 2 November 2025).</w:t>
       </w:r>
     </w:p>
-  </w:endnote>
-  <w:endnote w:id="19">
+  </w:footnote>
+  <w:footnote w:id="20">
     <w:p>
       <w:pPr>
-        <w:pStyle w:val="EndnoteText"/>
-      </w:pPr>
-      <w:r>
-        <w:rPr>
-          <w:rStyle w:val="EndnoteReference"/>
-        </w:rPr>
-        <w:endnoteRef/>
+        <w:pStyle w:val="FootnoteText"/>
+      </w:pPr>
+      <w:r>
+        <w:rPr>
+          <w:rStyle w:val="FootnoteReference"/>
+        </w:rPr>
+        <w:footnoteRef/>
       </w:r>
       <w:r>
         <w:t xml:space="preserve"> </w:t>
@@ -2315,17 +2687,17 @@
         <w:t>. London: Constable and Company Limited, 1916.</w:t>
       </w:r>
     </w:p>
-  </w:endnote>
-  <w:endnote w:id="20">
+  </w:footnote>
+  <w:footnote w:id="21">
     <w:p>
       <w:pPr>
-        <w:pStyle w:val="EndnoteText"/>
-      </w:pPr>
-      <w:r>
-        <w:rPr>
-          <w:rStyle w:val="EndnoteReference"/>
-        </w:rPr>
-        <w:endnoteRef/>
+        <w:pStyle w:val="FootnoteText"/>
+      </w:pPr>
+      <w:r>
+        <w:rPr>
+          <w:rStyle w:val="FootnoteReference"/>
+        </w:rPr>
+        <w:footnoteRef/>
       </w:r>
       <w:r>
         <w:t xml:space="preserve"> </w:t>
@@ -2353,7 +2725,7 @@
       <w:r>
         <w:t xml:space="preserve">, 13(4), 1989, pp. 54–89. Available at: </w:t>
       </w:r>
-      <w:hyperlink r:id="rId19" w:tgtFrame="_new" w:history="1">
+      <w:hyperlink r:id="rId20" w:tgtFrame="_new" w:history="1">
         <w:r>
           <w:rPr>
             <w:rStyle w:val="Hyperlink"/>
@@ -2365,17 +2737,17 @@
         <w:t xml:space="preserve"> (accessed 29 March 2025).</w:t>
       </w:r>
     </w:p>
-  </w:endnote>
-  <w:endnote w:id="21">
+  </w:footnote>
+  <w:footnote w:id="22">
     <w:p>
       <w:pPr>
-        <w:pStyle w:val="EndnoteText"/>
-      </w:pPr>
-      <w:r>
-        <w:rPr>
-          <w:rStyle w:val="EndnoteReference"/>
-        </w:rPr>
-        <w:endnoteRef/>
+        <w:pStyle w:val="FootnoteText"/>
+      </w:pPr>
+      <w:r>
+        <w:rPr>
+          <w:rStyle w:val="FootnoteReference"/>
+        </w:rPr>
+        <w:footnoteRef/>
       </w:r>
       <w:r>
         <w:t xml:space="preserve"> </w:t>
@@ -2436,7 +2808,7 @@
       <w:r>
         <w:t xml:space="preserve">. London: Royal United Services Institute for Defence and Security Studies, 2024. Available at: </w:t>
       </w:r>
-      <w:hyperlink r:id="rId20" w:history="1">
+      <w:hyperlink r:id="rId21" w:history="1">
         <w:r>
           <w:rPr>
             <w:rStyle w:val="Hyperlink"/>
@@ -2448,17 +2820,17 @@
         <w:t xml:space="preserve"> (accessed 16 December 2025).</w:t>
       </w:r>
     </w:p>
-  </w:endnote>
-  <w:endnote w:id="22">
+  </w:footnote>
+  <w:footnote w:id="23">
     <w:p>
       <w:pPr>
-        <w:pStyle w:val="EndnoteText"/>
-      </w:pPr>
-      <w:r>
-        <w:rPr>
-          <w:rStyle w:val="EndnoteReference"/>
-        </w:rPr>
-        <w:endnoteRef/>
+        <w:pStyle w:val="FootnoteText"/>
+      </w:pPr>
+      <w:r>
+        <w:rPr>
+          <w:rStyle w:val="FootnoteReference"/>
+        </w:rPr>
+        <w:footnoteRef/>
       </w:r>
       <w:r>
         <w:t xml:space="preserve"> </w:t>
@@ -2469,32 +2841,32 @@
     </w:p>
     <w:p>
       <w:pPr>
-        <w:pStyle w:val="EndnoteText"/>
+        <w:pStyle w:val="FootnoteText"/>
       </w:pPr>
     </w:p>
     <w:p>
       <w:pPr>
-        <w:pStyle w:val="EndnoteText"/>
+        <w:pStyle w:val="FootnoteText"/>
       </w:pPr>
     </w:p>
     <w:p>
       <w:pPr>
-        <w:pStyle w:val="EndnoteText"/>
+        <w:pStyle w:val="FootnoteText"/>
       </w:pPr>
     </w:p>
     <w:p>
       <w:pPr>
-        <w:pStyle w:val="EndnoteText"/>
+        <w:pStyle w:val="FootnoteText"/>
       </w:pPr>
     </w:p>
     <w:p>
       <w:pPr>
-        <w:pStyle w:val="EndnoteText"/>
+        <w:pStyle w:val="FootnoteText"/>
       </w:pPr>
     </w:p>
     <w:p>
       <w:pPr>
-        <w:pStyle w:val="EndnoteText"/>
+        <w:pStyle w:val="FootnoteText"/>
       </w:pPr>
     </w:p>
     <w:p>
@@ -2509,7 +2881,7 @@
         </w:rPr>
         <w:t xml:space="preserve">Need access to this janes article: </w:t>
       </w:r>
-      <w:hyperlink r:id="rId21" w:history="1">
+      <w:hyperlink r:id="rId22" w:history="1">
         <w:r>
           <w:rPr>
             <w:rStyle w:val="Hyperlink"/>
@@ -2540,86 +2912,8 @@
     </w:p>
     <w:p>
       <w:pPr>
-        <w:pStyle w:val="EndnoteText"/>
-      </w:pPr>
-    </w:p>
-  </w:endnote>
-</w:endnotes>
-</file>
-
-<file path=word/footnotes.xml><?xml version="1.0" encoding="utf-8"?>
-<w:footnotes xmlns:wpc="http://schemas.microsoft.com/office/word/2010/wordprocessingCanvas" xmlns:cx="http://schemas.microsoft.com/office/drawing/2014/chartex" xmlns:cx1="http://schemas.microsoft.com/office/drawing/2015/9/8/chartex" xmlns:cx2="http://schemas.microsoft.com/office/drawing/2015/10/21/chartex" xmlns:cx3="http://schemas.microsoft.com/office/drawing/2016/5/9/chartex" xmlns:cx4="http://schemas.microsoft.com/office/drawing/2016/5/10/chartex" xmlns:cx5="http://schemas.microsoft.com/office/drawing/2016/5/11/chartex" xmlns:cx6="http://schemas.microsoft.com/office/drawing/2016/5/12/chartex" xmlns:cx7="http://schemas.microsoft.com/office/drawing/2016/5/13/chartex" xmlns:cx8="http://schemas.microsoft.com/office/drawing/2016/5/14/chartex" xmlns:mc="http://schemas.openxmlformats.org/markup-compatibility/2006" xmlns:aink="http://schemas.microsoft.com/office/drawing/2016/ink" xmlns:am3d="http://schemas.microsoft.com/office/drawing/2017/model3d" xmlns:o="urn:schemas-microsoft-com:office:office" xmlns:oel="http://schemas.microsoft.com/office/2019/extlst" xmlns:r="http://schemas.openxmlformats.org/officeDocument/2006/relationships" xmlns:m="http://schemas.openxmlformats.org/officeDocument/2006/math" xmlns:v="urn:schemas-microsoft-com:vml" xmlns:wp14="http://schemas.microsoft.com/office/word/2010/wordprocessingDrawing" xmlns:wp="http://schemas.openxmlformats.org/drawingml/2006/wordprocessingDrawing" xmlns:w10="urn:schemas-microsoft-com:office:word" xmlns:w="http://schemas.openxmlformats.org/wordprocessingml/2006/main" xmlns:w14="http://schemas.microsoft.com/office/word/2010/wordml" xmlns:w15="http://schemas.microsoft.com/office/word/2012/wordml" xmlns:w16cex="http://schemas.microsoft.com/office/word/2018/wordml/cex" xmlns:w16cid="http://schemas.microsoft.com/office/word/2016/wordml/cid" xmlns:w16="http://schemas.microsoft.com/office/word/2018/wordml" xmlns:w16du="http://schemas.microsoft.com/office/word/2023/wordml/word16du" xmlns:w16sdtdh="http://schemas.microsoft.com/office/word/2020/wordml/sdtdatahash" xmlns:w16sdtfl="http://schemas.microsoft.com/office/word/2024/wordml/sdtformatlock" xmlns:w16se="http://schemas.microsoft.com/office/word/2015/wordml/symex" xmlns:wpg="http://schemas.microsoft.com/office/word/2010/wordprocessingGroup" xmlns:wpi="http://schemas.microsoft.com/office/word/2010/wordprocessingInk" xmlns:wne="http://schemas.microsoft.com/office/word/2006/wordml" xmlns:wps="http://schemas.microsoft.com/office/word/2010/wordprocessingShape" mc:Ignorable="w14 w15 w16se w16cid w16 w16cex w16sdtdh w16sdtfl w16du wp14">
-  <w:footnote w:type="separator" w:id="-1">
-    <w:p>
-      <w:pPr>
-        <w:spacing w:after="0" w:line="240" w:lineRule="auto"/>
-      </w:pPr>
-      <w:r>
-        <w:separator/>
-      </w:r>
-    </w:p>
-  </w:footnote>
-  <w:footnote w:type="continuationSeparator" w:id="0">
-    <w:p>
-      <w:pPr>
-        <w:spacing w:after="0" w:line="240" w:lineRule="auto"/>
-      </w:pPr>
-      <w:r>
-        <w:continuationSeparator/>
-      </w:r>
-    </w:p>
-  </w:footnote>
-  <w:footnote w:id="1">
-    <w:p>
-      <w:pPr>
         <w:pStyle w:val="FootnoteText"/>
       </w:pPr>
-      <w:r>
-        <w:rPr>
-          <w:rStyle w:val="FootnoteReference"/>
-        </w:rPr>
-        <w:footnoteRef/>
-      </w:r>
-      <w:r>
-        <w:t xml:space="preserve"> </w:t>
-      </w:r>
-      <w:r>
-        <w:t xml:space="preserve">Connolly, C. Contribution to </w:t>
-      </w:r>
-      <w:r>
-        <w:rPr>
-          <w:i/>
-          <w:iCs/>
-        </w:rPr>
-        <w:t>Defence (Amendment) Bill 2024: Second Stage</w:t>
-      </w:r>
-      <w:r>
-        <w:t xml:space="preserve">. </w:t>
-      </w:r>
-      <w:r>
-        <w:rPr>
-          <w:i/>
-          <w:iCs/>
-        </w:rPr>
-        <w:t>Dáil Éireann Debates</w:t>
-      </w:r>
-      <w:r>
-        <w:t xml:space="preserve">, Vol. 1053, No. 4, 2 May 2024. Available at: </w:t>
-      </w:r>
-      <w:hyperlink r:id="rId1" w:history="1">
-        <w:r>
-          <w:rPr>
-            <w:rStyle w:val="Hyperlink"/>
-          </w:rPr>
-          <w:t>https://www.oireachtas.ie/en/debates/debate/dail/2024-05-02/32/</w:t>
-        </w:r>
-      </w:hyperlink>
-      <w:r>
-        <w:t xml:space="preserve"> </w:t>
-      </w:r>
-      <w:r>
-        <w:t xml:space="preserve"> (accessed 24 June 2026).</w:t>
-      </w:r>
     </w:p>
   </w:footnote>
 </w:footnotes>
@@ -4161,6 +4455,7 @@
   <w:style w:type="character" w:default="1" w:styleId="DefaultParagraphFont">
     <w:name w:val="Default Paragraph Font"/>
     <w:uiPriority w:val="1"/>
+    <w:semiHidden/>
     <w:unhideWhenUsed/>
   </w:style>
   <w:style w:type="table" w:default="1" w:styleId="TableNormal">
